--- a/Vizsgaremek_elvaras_minta.docx
+++ b/Vizsgaremek_elvaras_minta.docx
@@ -112,7 +112,6 @@
         </w:docPartObj>
       </w:sdtPr>
       <w:sdtContent>
-        <w:bookmarkStart w:id="0" w:name="_GoBack" w:displacedByCustomXml="prev"/>
         <w:p>
           <w:pPr>
             <w:pStyle w:val="Tartalomjegyzkcmsora"/>
@@ -215,10 +214,6 @@
         <w:p>
           <w:pPr>
             <w:pStyle w:val="TJ2"/>
-            <w:tabs>
-              <w:tab w:val="left" w:pos="1100"/>
-              <w:tab w:val="right" w:leader="dot" w:pos="8720"/>
-            </w:tabs>
             <w:rPr>
               <w:noProof/>
             </w:rPr>
@@ -297,10 +292,6 @@
         <w:p>
           <w:pPr>
             <w:pStyle w:val="TJ2"/>
-            <w:tabs>
-              <w:tab w:val="left" w:pos="1100"/>
-              <w:tab w:val="right" w:leader="dot" w:pos="8720"/>
-            </w:tabs>
             <w:rPr>
               <w:noProof/>
             </w:rPr>
@@ -379,10 +370,6 @@
         <w:p>
           <w:pPr>
             <w:pStyle w:val="TJ2"/>
-            <w:tabs>
-              <w:tab w:val="left" w:pos="1100"/>
-              <w:tab w:val="right" w:leader="dot" w:pos="8720"/>
-            </w:tabs>
             <w:rPr>
               <w:noProof/>
             </w:rPr>
@@ -407,6 +394,90 @@
                 <w:noProof/>
               </w:rPr>
               <w:t>Felhasznált szoftverek</w:t>
+            </w:r>
+            <w:r>
+              <w:rPr>
+                <w:noProof/>
+                <w:webHidden/>
+              </w:rPr>
+              <w:tab/>
+            </w:r>
+            <w:r>
+              <w:rPr>
+                <w:noProof/>
+                <w:webHidden/>
+              </w:rPr>
+              <w:fldChar w:fldCharType="begin"/>
+            </w:r>
+            <w:r>
+              <w:rPr>
+                <w:noProof/>
+                <w:webHidden/>
+              </w:rPr>
+              <w:instrText xml:space="preserve"> PAGEREF _Toc225243213 \h </w:instrText>
+            </w:r>
+            <w:r>
+              <w:rPr>
+                <w:noProof/>
+                <w:webHidden/>
+              </w:rPr>
+            </w:r>
+            <w:r>
+              <w:rPr>
+                <w:noProof/>
+                <w:webHidden/>
+              </w:rPr>
+              <w:fldChar w:fldCharType="separate"/>
+            </w:r>
+            <w:r>
+              <w:rPr>
+                <w:noProof/>
+                <w:webHidden/>
+              </w:rPr>
+              <w:t>1</w:t>
+            </w:r>
+            <w:r>
+              <w:rPr>
+                <w:noProof/>
+                <w:webHidden/>
+              </w:rPr>
+              <w:fldChar w:fldCharType="end"/>
+            </w:r>
+          </w:hyperlink>
+        </w:p>
+        <w:p>
+          <w:pPr>
+            <w:pStyle w:val="TJ2"/>
+            <w:rPr>
+              <w:noProof/>
+            </w:rPr>
+          </w:pPr>
+          <w:hyperlink w:anchor="_Toc225243213" w:history="1">
+            <w:r>
+              <w:rPr>
+                <w:rStyle w:val="Hiperhivatkozs"/>
+                <w:noProof/>
+              </w:rPr>
+              <w:t>1.</w:t>
+            </w:r>
+            <w:r>
+              <w:rPr>
+                <w:rStyle w:val="Hiperhivatkozs"/>
+                <w:noProof/>
+              </w:rPr>
+              <w:t>4</w:t>
+            </w:r>
+            <w:r>
+              <w:rPr>
+                <w:noProof/>
+              </w:rPr>
+              <w:tab/>
+            </w:r>
+            <w:r>
+              <w:rPr>
+                <w:noProof/>
+              </w:rPr>
+              <w:t>Rendeltetésszerű használat</w:t>
             </w:r>
             <w:r>
               <w:rPr>
@@ -488,7 +559,7 @@
                 <w:rStyle w:val="Hiperhivatkozs"/>
                 <w:noProof/>
               </w:rPr>
-              <w:t>Követelményelemzés</w:t>
+              <w:t>A program általános leírása</w:t>
             </w:r>
             <w:r>
               <w:rPr>
@@ -543,10 +614,6 @@
         <w:p>
           <w:pPr>
             <w:pStyle w:val="TJ2"/>
-            <w:tabs>
-              <w:tab w:val="left" w:pos="1100"/>
-              <w:tab w:val="right" w:leader="dot" w:pos="8720"/>
-            </w:tabs>
             <w:rPr>
               <w:noProof/>
             </w:rPr>
@@ -625,10 +692,6 @@
         <w:p>
           <w:pPr>
             <w:pStyle w:val="TJ2"/>
-            <w:tabs>
-              <w:tab w:val="left" w:pos="1100"/>
-              <w:tab w:val="right" w:leader="dot" w:pos="8720"/>
-            </w:tabs>
             <w:rPr>
               <w:noProof/>
             </w:rPr>
@@ -707,10 +770,6 @@
         <w:p>
           <w:pPr>
             <w:pStyle w:val="TJ2"/>
-            <w:tabs>
-              <w:tab w:val="left" w:pos="1100"/>
-              <w:tab w:val="right" w:leader="dot" w:pos="8720"/>
-            </w:tabs>
             <w:rPr>
               <w:noProof/>
             </w:rPr>
@@ -788,22 +847,18 @@
         </w:p>
         <w:p>
           <w:pPr>
-            <w:pStyle w:val="TJ1"/>
-            <w:tabs>
-              <w:tab w:val="left" w:pos="880"/>
-              <w:tab w:val="right" w:leader="dot" w:pos="8720"/>
-            </w:tabs>
+            <w:pStyle w:val="TJ2"/>
             <w:rPr>
               <w:noProof/>
             </w:rPr>
           </w:pPr>
-          <w:hyperlink w:anchor="_Toc225243218" w:history="1">
+          <w:hyperlink w:anchor="_Toc225243217" w:history="1">
             <w:r>
               <w:rPr>
                 <w:rStyle w:val="Hiperhivatkozs"/>
                 <w:noProof/>
               </w:rPr>
-              <w:t>3</w:t>
+              <w:t>2.3</w:t>
             </w:r>
             <w:r>
               <w:rPr>
@@ -837,7 +892,7 @@
                 <w:noProof/>
                 <w:webHidden/>
               </w:rPr>
-              <w:instrText xml:space="preserve"> PAGEREF _Toc225243218 \h </w:instrText>
+              <w:instrText xml:space="preserve"> PAGEREF _Toc225243217 \h </w:instrText>
             </w:r>
             <w:r>
               <w:rPr>
@@ -857,7 +912,7 @@
                 <w:noProof/>
                 <w:webHidden/>
               </w:rPr>
-              <w:t>3</w:t>
+              <w:t>2</w:t>
             </w:r>
             <w:r>
               <w:rPr>
@@ -871,10 +926,6 @@
         <w:p>
           <w:pPr>
             <w:pStyle w:val="TJ2"/>
-            <w:tabs>
-              <w:tab w:val="left" w:pos="1100"/>
-              <w:tab w:val="right" w:leader="dot" w:pos="8720"/>
-            </w:tabs>
             <w:rPr>
               <w:noProof/>
             </w:rPr>
@@ -885,13 +936,7 @@
                 <w:rStyle w:val="Hiperhivatkozs"/>
                 <w:noProof/>
               </w:rPr>
-              <w:t>3.1</w:t>
-            </w:r>
-            <w:r>
-              <w:rPr>
-                <w:noProof/>
-              </w:rPr>
-              <w:tab/>
+              <w:t xml:space="preserve">2.3.1           </w:t>
             </w:r>
             <w:r>
               <w:rPr>
@@ -953,10 +998,6 @@
         <w:p>
           <w:pPr>
             <w:pStyle w:val="TJ2"/>
-            <w:tabs>
-              <w:tab w:val="left" w:pos="1100"/>
-              <w:tab w:val="right" w:leader="dot" w:pos="8720"/>
-            </w:tabs>
             <w:rPr>
               <w:noProof/>
             </w:rPr>
@@ -967,7 +1008,7 @@
                 <w:rStyle w:val="Hiperhivatkozs"/>
                 <w:noProof/>
               </w:rPr>
-              <w:t>3.2</w:t>
+              <w:t>2.3.2</w:t>
             </w:r>
             <w:r>
               <w:rPr>
@@ -1035,10 +1076,6 @@
         <w:p>
           <w:pPr>
             <w:pStyle w:val="TJ2"/>
-            <w:tabs>
-              <w:tab w:val="left" w:pos="1100"/>
-              <w:tab w:val="right" w:leader="dot" w:pos="8720"/>
-            </w:tabs>
             <w:rPr>
               <w:noProof/>
             </w:rPr>
@@ -1049,7 +1086,7 @@
                 <w:rStyle w:val="Hiperhivatkozs"/>
                 <w:noProof/>
               </w:rPr>
-              <w:t>3.3</w:t>
+              <w:t>2.3.3</w:t>
             </w:r>
             <w:r>
               <w:rPr>
@@ -1059,10 +1096,95 @@
             </w:r>
             <w:r>
               <w:rPr>
+                <w:noProof/>
+              </w:rPr>
+              <w:t xml:space="preserve"> </w:t>
+            </w:r>
+            <w:r>
+              <w:rPr>
                 <w:rStyle w:val="Hiperhivatkozs"/>
                 <w:noProof/>
               </w:rPr>
-              <w:t>ER diagram készítése</w:t>
+              <w:t>ER diagram</w:t>
+            </w:r>
+            <w:r>
+              <w:rPr>
+                <w:noProof/>
+                <w:webHidden/>
+              </w:rPr>
+              <w:tab/>
+            </w:r>
+            <w:r>
+              <w:rPr>
+                <w:noProof/>
+                <w:webHidden/>
+              </w:rPr>
+              <w:fldChar w:fldCharType="begin"/>
+            </w:r>
+            <w:r>
+              <w:rPr>
+                <w:noProof/>
+                <w:webHidden/>
+              </w:rPr>
+              <w:instrText xml:space="preserve"> PAGEREF _Toc225243221 \h </w:instrText>
+            </w:r>
+            <w:r>
+              <w:rPr>
+                <w:noProof/>
+                <w:webHidden/>
+              </w:rPr>
+            </w:r>
+            <w:r>
+              <w:rPr>
+                <w:noProof/>
+                <w:webHidden/>
+              </w:rPr>
+              <w:fldChar w:fldCharType="separate"/>
+            </w:r>
+            <w:r>
+              <w:rPr>
+                <w:noProof/>
+                <w:webHidden/>
+              </w:rPr>
+              <w:t>3</w:t>
+            </w:r>
+            <w:r>
+              <w:rPr>
+                <w:noProof/>
+                <w:webHidden/>
+              </w:rPr>
+              <w:fldChar w:fldCharType="end"/>
+            </w:r>
+          </w:hyperlink>
+        </w:p>
+        <w:p>
+          <w:pPr>
+            <w:pStyle w:val="TJ2"/>
+            <w:rPr>
+              <w:noProof/>
+            </w:rPr>
+          </w:pPr>
+          <w:hyperlink w:anchor="_Toc225243221" w:history="1">
+            <w:r>
+              <w:rPr>
+                <w:rStyle w:val="Hiperhivatkozs"/>
+                <w:noProof/>
+              </w:rPr>
+              <w:t>2.3.3</w:t>
+            </w:r>
+            <w:r>
+              <w:rPr>
+                <w:noProof/>
+              </w:rPr>
+              <w:tab/>
+              <w:t xml:space="preserve"> </w:t>
+            </w:r>
+            <w:r>
+              <w:rPr>
+                <w:rStyle w:val="Hiperhivatkozs"/>
+                <w:noProof/>
+              </w:rPr>
+              <w:t>Relációs adatmodell</w:t>
             </w:r>
             <w:r>
               <w:rPr>
@@ -1131,7 +1253,7 @@
                 <w:rStyle w:val="Hiperhivatkozs"/>
                 <w:noProof/>
               </w:rPr>
-              <w:t>4</w:t>
+              <w:t>3</w:t>
             </w:r>
             <w:r>
               <w:rPr>
@@ -1141,10 +1263,9 @@
             </w:r>
             <w:r>
               <w:rPr>
-                <w:rStyle w:val="Hiperhivatkozs"/>
-                <w:noProof/>
-              </w:rPr>
-              <w:t>Backend fejlesztés (REST API)</w:t>
+                <w:noProof/>
+              </w:rPr>
+              <w:t>A program működése</w:t>
             </w:r>
             <w:r>
               <w:rPr>
@@ -1198,22 +1319,100 @@
         </w:p>
         <w:p>
           <w:pPr>
-            <w:pStyle w:val="TJ2"/>
+            <w:pStyle w:val="TJ1"/>
             <w:tabs>
-              <w:tab w:val="left" w:pos="1100"/>
+              <w:tab w:val="left" w:pos="880"/>
               <w:tab w:val="right" w:leader="dot" w:pos="8720"/>
             </w:tabs>
             <w:rPr>
               <w:noProof/>
             </w:rPr>
           </w:pPr>
+          <w:hyperlink w:anchor="_Toc225243222" w:history="1">
+            <w:r>
+              <w:rPr>
+                <w:rStyle w:val="Hiperhivatkozs"/>
+                <w:noProof/>
+              </w:rPr>
+              <w:t>3.1</w:t>
+            </w:r>
+            <w:r>
+              <w:rPr>
+                <w:noProof/>
+              </w:rPr>
+              <w:tab/>
+            </w:r>
+            <w:r>
+              <w:rPr>
+                <w:rStyle w:val="Hiperhivatkozs"/>
+                <w:noProof/>
+              </w:rPr>
+              <w:t>Backend fejlesztés (REST API)</w:t>
+            </w:r>
+            <w:r>
+              <w:rPr>
+                <w:noProof/>
+                <w:webHidden/>
+              </w:rPr>
+              <w:tab/>
+            </w:r>
+            <w:r>
+              <w:rPr>
+                <w:noProof/>
+                <w:webHidden/>
+              </w:rPr>
+              <w:fldChar w:fldCharType="begin"/>
+            </w:r>
+            <w:r>
+              <w:rPr>
+                <w:noProof/>
+                <w:webHidden/>
+              </w:rPr>
+              <w:instrText xml:space="preserve"> PAGEREF _Toc225243222 \h </w:instrText>
+            </w:r>
+            <w:r>
+              <w:rPr>
+                <w:noProof/>
+                <w:webHidden/>
+              </w:rPr>
+            </w:r>
+            <w:r>
+              <w:rPr>
+                <w:noProof/>
+                <w:webHidden/>
+              </w:rPr>
+              <w:fldChar w:fldCharType="separate"/>
+            </w:r>
+            <w:r>
+              <w:rPr>
+                <w:noProof/>
+                <w:webHidden/>
+              </w:rPr>
+              <w:t>4</w:t>
+            </w:r>
+            <w:r>
+              <w:rPr>
+                <w:noProof/>
+                <w:webHidden/>
+              </w:rPr>
+              <w:fldChar w:fldCharType="end"/>
+            </w:r>
+          </w:hyperlink>
+        </w:p>
+        <w:p>
+          <w:pPr>
+            <w:pStyle w:val="TJ2"/>
+            <w:rPr>
+              <w:noProof/>
+            </w:rPr>
+          </w:pPr>
           <w:hyperlink w:anchor="_Toc225243223" w:history="1">
             <w:r>
               <w:rPr>
                 <w:rStyle w:val="Hiperhivatkozs"/>
                 <w:noProof/>
               </w:rPr>
-              <w:t>4.1</w:t>
+              <w:t>3.1.1</w:t>
             </w:r>
             <w:r>
               <w:rPr>
@@ -1295,7 +1494,21 @@
                 <w:rStyle w:val="Hiperhivatkozs"/>
                 <w:noProof/>
               </w:rPr>
-              <w:t>4.1.1</w:t>
+              <w:t>3</w:t>
+            </w:r>
+            <w:r>
+              <w:rPr>
+                <w:rStyle w:val="Hiperhivatkozs"/>
+                <w:noProof/>
+              </w:rPr>
+              <w:t>.1.1</w:t>
+            </w:r>
+            <w:r>
+              <w:rPr>
+                <w:rStyle w:val="Hiperhivatkozs"/>
+                <w:noProof/>
+              </w:rPr>
+              <w:t>.1</w:t>
             </w:r>
             <w:r>
               <w:rPr>
@@ -1377,7 +1590,21 @@
                 <w:rStyle w:val="Hiperhivatkozs"/>
                 <w:noProof/>
               </w:rPr>
-              <w:t>4.1.2</w:t>
+              <w:t>3</w:t>
+            </w:r>
+            <w:r>
+              <w:rPr>
+                <w:rStyle w:val="Hiperhivatkozs"/>
+                <w:noProof/>
+              </w:rPr>
+              <w:t>.1.</w:t>
+            </w:r>
+            <w:r>
+              <w:rPr>
+                <w:rStyle w:val="Hiperhivatkozs"/>
+                <w:noProof/>
+              </w:rPr>
+              <w:t>1.2</w:t>
             </w:r>
             <w:r>
               <w:rPr>
@@ -1412,6 +1639,91 @@
                 <w:webHidden/>
               </w:rPr>
               <w:instrText xml:space="preserve"> PAGEREF _Toc225243225 \h </w:instrText>
+            </w:r>
+            <w:r>
+              <w:rPr>
+                <w:noProof/>
+                <w:webHidden/>
+              </w:rPr>
+            </w:r>
+            <w:r>
+              <w:rPr>
+                <w:noProof/>
+                <w:webHidden/>
+              </w:rPr>
+              <w:fldChar w:fldCharType="separate"/>
+            </w:r>
+            <w:r>
+              <w:rPr>
+                <w:noProof/>
+                <w:webHidden/>
+              </w:rPr>
+              <w:t>4</w:t>
+            </w:r>
+            <w:r>
+              <w:rPr>
+                <w:noProof/>
+                <w:webHidden/>
+              </w:rPr>
+              <w:fldChar w:fldCharType="end"/>
+            </w:r>
+          </w:hyperlink>
+        </w:p>
+        <w:p>
+          <w:pPr>
+            <w:pStyle w:val="TJ2"/>
+            <w:rPr>
+              <w:noProof/>
+            </w:rPr>
+          </w:pPr>
+          <w:hyperlink w:anchor="_Toc225243223" w:history="1">
+            <w:r>
+              <w:rPr>
+                <w:rStyle w:val="Hiperhivatkozs"/>
+                <w:noProof/>
+              </w:rPr>
+              <w:t>3.1.</w:t>
+            </w:r>
+            <w:r>
+              <w:rPr>
+                <w:rStyle w:val="Hiperhivatkozs"/>
+                <w:noProof/>
+              </w:rPr>
+              <w:t>2</w:t>
+            </w:r>
+            <w:r>
+              <w:rPr>
+                <w:noProof/>
+              </w:rPr>
+              <w:tab/>
+            </w:r>
+            <w:r>
+              <w:rPr>
+                <w:rStyle w:val="Hiperhivatkozs"/>
+                <w:noProof/>
+              </w:rPr>
+              <w:t>Alkalmazott fejlesztői eszközök</w:t>
+            </w:r>
+            <w:r>
+              <w:rPr>
+                <w:noProof/>
+                <w:webHidden/>
+              </w:rPr>
+              <w:tab/>
+            </w:r>
+            <w:r>
+              <w:rPr>
+                <w:noProof/>
+                <w:webHidden/>
+              </w:rPr>
+              <w:fldChar w:fldCharType="begin"/>
+            </w:r>
+            <w:r>
+              <w:rPr>
+                <w:noProof/>
+                <w:webHidden/>
+              </w:rPr>
+              <w:instrText xml:space="preserve"> PAGEREF _Toc225243223 \h </w:instrText>
             </w:r>
             <w:r>
               <w:rPr>
@@ -1459,7 +1771,7 @@
                 <w:rStyle w:val="Hiperhivatkozs"/>
                 <w:noProof/>
               </w:rPr>
-              <w:t>5</w:t>
+              <w:t>3.2</w:t>
             </w:r>
             <w:r>
               <w:rPr>
@@ -1527,10 +1839,6 @@
         <w:p>
           <w:pPr>
             <w:pStyle w:val="TJ2"/>
-            <w:tabs>
-              <w:tab w:val="left" w:pos="1100"/>
-              <w:tab w:val="right" w:leader="dot" w:pos="8720"/>
-            </w:tabs>
             <w:rPr>
               <w:noProof/>
             </w:rPr>
@@ -1541,7 +1849,28 @@
                 <w:rStyle w:val="Hiperhivatkozs"/>
                 <w:noProof/>
               </w:rPr>
-              <w:t>5.1</w:t>
+              <w:t>3</w:t>
+            </w:r>
+            <w:r>
+              <w:rPr>
+                <w:rStyle w:val="Hiperhivatkozs"/>
+                <w:noProof/>
+              </w:rPr>
+              <w:t>.</w:t>
+            </w:r>
+            <w:r>
+              <w:rPr>
+                <w:rStyle w:val="Hiperhivatkozs"/>
+                <w:noProof/>
+              </w:rPr>
+              <w:t>2.</w:t>
+            </w:r>
+            <w:r>
+              <w:rPr>
+                <w:rStyle w:val="Hiperhivatkozs"/>
+                <w:noProof/>
+              </w:rPr>
+              <w:t>1</w:t>
             </w:r>
             <w:r>
               <w:rPr>
@@ -1608,10 +1937,6 @@
         <w:p>
           <w:pPr>
             <w:pStyle w:val="TJ2"/>
-            <w:tabs>
-              <w:tab w:val="left" w:pos="1100"/>
-              <w:tab w:val="right" w:leader="dot" w:pos="8720"/>
-            </w:tabs>
             <w:rPr>
               <w:noProof/>
             </w:rPr>
@@ -1622,7 +1947,28 @@
                 <w:rStyle w:val="Hiperhivatkozs"/>
                 <w:noProof/>
               </w:rPr>
-              <w:t>5.2</w:t>
+              <w:t>3</w:t>
+            </w:r>
+            <w:r>
+              <w:rPr>
+                <w:rStyle w:val="Hiperhivatkozs"/>
+                <w:noProof/>
+              </w:rPr>
+              <w:t>.</w:t>
+            </w:r>
+            <w:r>
+              <w:rPr>
+                <w:rStyle w:val="Hiperhivatkozs"/>
+                <w:noProof/>
+              </w:rPr>
+              <w:t>2.</w:t>
+            </w:r>
+            <w:r>
+              <w:rPr>
+                <w:rStyle w:val="Hiperhivatkozs"/>
+                <w:noProof/>
+              </w:rPr>
+              <w:t>2</w:t>
             </w:r>
             <w:r>
               <w:rPr>
@@ -1689,10 +2035,6 @@
         <w:p>
           <w:pPr>
             <w:pStyle w:val="TJ2"/>
-            <w:tabs>
-              <w:tab w:val="left" w:pos="1100"/>
-              <w:tab w:val="right" w:leader="dot" w:pos="8720"/>
-            </w:tabs>
             <w:rPr>
               <w:noProof/>
             </w:rPr>
@@ -1703,7 +2045,28 @@
                 <w:rStyle w:val="Hiperhivatkozs"/>
                 <w:noProof/>
               </w:rPr>
-              <w:t>5.3</w:t>
+              <w:t>3</w:t>
+            </w:r>
+            <w:r>
+              <w:rPr>
+                <w:rStyle w:val="Hiperhivatkozs"/>
+                <w:noProof/>
+              </w:rPr>
+              <w:t>.</w:t>
+            </w:r>
+            <w:r>
+              <w:rPr>
+                <w:rStyle w:val="Hiperhivatkozs"/>
+                <w:noProof/>
+              </w:rPr>
+              <w:t>2.</w:t>
+            </w:r>
+            <w:r>
+              <w:rPr>
+                <w:rStyle w:val="Hiperhivatkozs"/>
+                <w:noProof/>
+              </w:rPr>
+              <w:t>3</w:t>
             </w:r>
             <w:r>
               <w:rPr>
@@ -1758,6 +2121,91 @@
                 <w:webHidden/>
               </w:rPr>
               <w:t>5</w:t>
+            </w:r>
+            <w:r>
+              <w:rPr>
+                <w:noProof/>
+                <w:webHidden/>
+              </w:rPr>
+              <w:fldChar w:fldCharType="end"/>
+            </w:r>
+          </w:hyperlink>
+        </w:p>
+        <w:p>
+          <w:pPr>
+            <w:pStyle w:val="TJ2"/>
+            <w:rPr>
+              <w:noProof/>
+            </w:rPr>
+          </w:pPr>
+          <w:hyperlink w:anchor="_Toc225243223" w:history="1">
+            <w:r>
+              <w:rPr>
+                <w:rStyle w:val="Hiperhivatkozs"/>
+                <w:noProof/>
+              </w:rPr>
+              <w:t>3.</w:t>
+            </w:r>
+            <w:r>
+              <w:rPr>
+                <w:rStyle w:val="Hiperhivatkozs"/>
+                <w:noProof/>
+              </w:rPr>
+              <w:t>2.4</w:t>
+            </w:r>
+            <w:r>
+              <w:rPr>
+                <w:noProof/>
+              </w:rPr>
+              <w:tab/>
+            </w:r>
+            <w:r>
+              <w:rPr>
+                <w:rStyle w:val="Hiperhivatkozs"/>
+                <w:noProof/>
+              </w:rPr>
+              <w:t>Alkalmazott fejlesztői eszközök</w:t>
+            </w:r>
+            <w:r>
+              <w:rPr>
+                <w:noProof/>
+                <w:webHidden/>
+              </w:rPr>
+              <w:tab/>
+            </w:r>
+            <w:r>
+              <w:rPr>
+                <w:noProof/>
+                <w:webHidden/>
+              </w:rPr>
+              <w:fldChar w:fldCharType="begin"/>
+            </w:r>
+            <w:r>
+              <w:rPr>
+                <w:noProof/>
+                <w:webHidden/>
+              </w:rPr>
+              <w:instrText xml:space="preserve"> PAGEREF _Toc225243223 \h </w:instrText>
+            </w:r>
+            <w:r>
+              <w:rPr>
+                <w:noProof/>
+                <w:webHidden/>
+              </w:rPr>
+            </w:r>
+            <w:r>
+              <w:rPr>
+                <w:noProof/>
+                <w:webHidden/>
+              </w:rPr>
+              <w:fldChar w:fldCharType="separate"/>
+            </w:r>
+            <w:r>
+              <w:rPr>
+                <w:noProof/>
+                <w:webHidden/>
+              </w:rPr>
+              <w:t>4</w:t>
             </w:r>
             <w:r>
               <w:rPr>
@@ -1785,7 +2233,7 @@
                 <w:rStyle w:val="Hiperhivatkozs"/>
                 <w:noProof/>
               </w:rPr>
-              <w:t>6</w:t>
+              <w:t>5</w:t>
             </w:r>
             <w:r>
               <w:rPr>
@@ -1853,10 +2301,6 @@
         <w:p>
           <w:pPr>
             <w:pStyle w:val="TJ2"/>
-            <w:tabs>
-              <w:tab w:val="left" w:pos="1100"/>
-              <w:tab w:val="right" w:leader="dot" w:pos="8720"/>
-            </w:tabs>
             <w:rPr>
               <w:noProof/>
             </w:rPr>
@@ -1867,7 +2311,14 @@
                 <w:rStyle w:val="Hiperhivatkozs"/>
                 <w:noProof/>
               </w:rPr>
-              <w:t>6.1</w:t>
+              <w:t>5</w:t>
+            </w:r>
+            <w:r>
+              <w:rPr>
+                <w:rStyle w:val="Hiperhivatkozs"/>
+                <w:noProof/>
+              </w:rPr>
+              <w:t>.1</w:t>
             </w:r>
             <w:r>
               <w:rPr>
@@ -1949,7 +2400,14 @@
                 <w:rStyle w:val="Hiperhivatkozs"/>
                 <w:noProof/>
               </w:rPr>
-              <w:t>6.1.1</w:t>
+              <w:t>5</w:t>
+            </w:r>
+            <w:r>
+              <w:rPr>
+                <w:rStyle w:val="Hiperhivatkozs"/>
+                <w:noProof/>
+              </w:rPr>
+              <w:t>.1.1</w:t>
             </w:r>
             <w:r>
               <w:rPr>
@@ -2017,10 +2475,6 @@
         <w:p>
           <w:pPr>
             <w:pStyle w:val="TJ2"/>
-            <w:tabs>
-              <w:tab w:val="left" w:pos="1100"/>
-              <w:tab w:val="right" w:leader="dot" w:pos="8720"/>
-            </w:tabs>
             <w:rPr>
               <w:noProof/>
             </w:rPr>
@@ -2031,7 +2485,7 @@
                 <w:rStyle w:val="Hiperhivatkozs"/>
                 <w:noProof/>
               </w:rPr>
-              <w:t>6</w:t>
+              <w:t>5</w:t>
             </w:r>
             <w:r>
               <w:rPr>
@@ -2113,10 +2567,6 @@
         <w:p>
           <w:pPr>
             <w:pStyle w:val="TJ2"/>
-            <w:tabs>
-              <w:tab w:val="left" w:pos="1100"/>
-              <w:tab w:val="right" w:leader="dot" w:pos="8720"/>
-            </w:tabs>
             <w:rPr>
               <w:noProof/>
             </w:rPr>
@@ -2127,7 +2577,14 @@
                 <w:rStyle w:val="Hiperhivatkozs"/>
                 <w:noProof/>
               </w:rPr>
-              <w:t>7.</w:t>
+              <w:t>5</w:t>
+            </w:r>
+            <w:r>
+              <w:rPr>
+                <w:rStyle w:val="Hiperhivatkozs"/>
+                <w:noProof/>
+              </w:rPr>
+              <w:t>.</w:t>
             </w:r>
             <w:r>
               <w:rPr>
@@ -2216,1619 +2673,61 @@
                 <w:rStyle w:val="Hiperhivatkozs"/>
                 <w:noProof/>
               </w:rPr>
+              <w:t>6</w:t>
+            </w:r>
+            <w:r>
+              <w:rPr>
+                <w:noProof/>
+              </w:rPr>
+              <w:tab/>
+            </w:r>
+            <w:r>
+              <w:rPr>
+                <w:rStyle w:val="Hiperhivatkozs"/>
+                <w:noProof/>
+              </w:rPr>
+              <w:t>Kockázatelemzés</w:t>
+            </w:r>
+            <w:r>
+              <w:rPr>
+                <w:noProof/>
+                <w:webHidden/>
+              </w:rPr>
+              <w:tab/>
+            </w:r>
+            <w:r>
+              <w:rPr>
+                <w:noProof/>
+                <w:webHidden/>
+              </w:rPr>
+              <w:fldChar w:fldCharType="begin"/>
+            </w:r>
+            <w:r>
+              <w:rPr>
+                <w:noProof/>
+                <w:webHidden/>
+              </w:rPr>
+              <w:instrText xml:space="preserve"> PAGEREF _Toc225243238 \h </w:instrText>
+            </w:r>
+            <w:r>
+              <w:rPr>
+                <w:noProof/>
+                <w:webHidden/>
+              </w:rPr>
+            </w:r>
+            <w:r>
+              <w:rPr>
+                <w:noProof/>
+                <w:webHidden/>
+              </w:rPr>
+              <w:fldChar w:fldCharType="separate"/>
+            </w:r>
+            <w:r>
+              <w:rPr>
+                <w:noProof/>
+                <w:webHidden/>
+              </w:rPr>
               <w:t>8</w:t>
-            </w:r>
-            <w:r>
-              <w:rPr>
-                <w:noProof/>
-              </w:rPr>
-              <w:tab/>
-            </w:r>
-            <w:r>
-              <w:rPr>
-                <w:rStyle w:val="Hiperhivatkozs"/>
-                <w:noProof/>
-              </w:rPr>
-              <w:t>Kockázatelemzés</w:t>
-            </w:r>
-            <w:r>
-              <w:rPr>
-                <w:noProof/>
-                <w:webHidden/>
-              </w:rPr>
-              <w:tab/>
-            </w:r>
-            <w:r>
-              <w:rPr>
-                <w:noProof/>
-                <w:webHidden/>
-              </w:rPr>
-              <w:fldChar w:fldCharType="begin"/>
-            </w:r>
-            <w:r>
-              <w:rPr>
-                <w:noProof/>
-                <w:webHidden/>
-              </w:rPr>
-              <w:instrText xml:space="preserve"> PAGEREF _Toc225243238 \h </w:instrText>
-            </w:r>
-            <w:r>
-              <w:rPr>
-                <w:noProof/>
-                <w:webHidden/>
-              </w:rPr>
-            </w:r>
-            <w:r>
-              <w:rPr>
-                <w:noProof/>
-                <w:webHidden/>
-              </w:rPr>
-              <w:fldChar w:fldCharType="separate"/>
-            </w:r>
-            <w:r>
-              <w:rPr>
-                <w:noProof/>
-                <w:webHidden/>
-              </w:rPr>
-              <w:t>8</w:t>
-            </w:r>
-            <w:r>
-              <w:rPr>
-                <w:noProof/>
-                <w:webHidden/>
-              </w:rPr>
-              <w:fldChar w:fldCharType="end"/>
-            </w:r>
-          </w:hyperlink>
-        </w:p>
-        <w:p>
-          <w:pPr>
-            <w:pStyle w:val="TJ1"/>
-            <w:tabs>
-              <w:tab w:val="left" w:pos="880"/>
-              <w:tab w:val="right" w:leader="dot" w:pos="8720"/>
-            </w:tabs>
-            <w:rPr>
-              <w:noProof/>
-            </w:rPr>
-          </w:pPr>
-          <w:hyperlink w:anchor="_Toc225243239" w:history="1">
-            <w:r>
-              <w:rPr>
-                <w:rStyle w:val="Hiperhivatkozs"/>
-                <w:noProof/>
-              </w:rPr>
-              <w:t>10</w:t>
-            </w:r>
-            <w:r>
-              <w:rPr>
-                <w:noProof/>
-              </w:rPr>
-              <w:tab/>
-            </w:r>
-            <w:r>
-              <w:rPr>
-                <w:rStyle w:val="Hiperhivatkozs"/>
-                <w:noProof/>
-              </w:rPr>
-              <w:t>Fejlesztői dokumentáció</w:t>
-            </w:r>
-            <w:r>
-              <w:rPr>
-                <w:noProof/>
-                <w:webHidden/>
-              </w:rPr>
-              <w:tab/>
-            </w:r>
-            <w:r>
-              <w:rPr>
-                <w:noProof/>
-                <w:webHidden/>
-              </w:rPr>
-              <w:fldChar w:fldCharType="begin"/>
-            </w:r>
-            <w:r>
-              <w:rPr>
-                <w:noProof/>
-                <w:webHidden/>
-              </w:rPr>
-              <w:instrText xml:space="preserve"> PAGEREF _Toc225243239 \h </w:instrText>
-            </w:r>
-            <w:r>
-              <w:rPr>
-                <w:noProof/>
-                <w:webHidden/>
-              </w:rPr>
-            </w:r>
-            <w:r>
-              <w:rPr>
-                <w:noProof/>
-                <w:webHidden/>
-              </w:rPr>
-              <w:fldChar w:fldCharType="separate"/>
-            </w:r>
-            <w:r>
-              <w:rPr>
-                <w:noProof/>
-                <w:webHidden/>
-              </w:rPr>
-              <w:t>9</w:t>
-            </w:r>
-            <w:r>
-              <w:rPr>
-                <w:noProof/>
-                <w:webHidden/>
-              </w:rPr>
-              <w:fldChar w:fldCharType="end"/>
-            </w:r>
-          </w:hyperlink>
-        </w:p>
-        <w:p>
-          <w:pPr>
-            <w:pStyle w:val="TJ2"/>
-            <w:tabs>
-              <w:tab w:val="left" w:pos="1320"/>
-              <w:tab w:val="right" w:leader="dot" w:pos="8720"/>
-            </w:tabs>
-            <w:rPr>
-              <w:noProof/>
-            </w:rPr>
-          </w:pPr>
-          <w:hyperlink w:anchor="_Toc225243240" w:history="1">
-            <w:r>
-              <w:rPr>
-                <w:rStyle w:val="Hiperhivatkozs"/>
-                <w:noProof/>
-              </w:rPr>
-              <w:t>10.1</w:t>
-            </w:r>
-            <w:r>
-              <w:rPr>
-                <w:noProof/>
-              </w:rPr>
-              <w:tab/>
-            </w:r>
-            <w:r>
-              <w:rPr>
-                <w:rStyle w:val="Hiperhivatkozs"/>
-                <w:noProof/>
-              </w:rPr>
-              <w:t>Részletes feladatspecifikáció</w:t>
-            </w:r>
-            <w:r>
-              <w:rPr>
-                <w:noProof/>
-                <w:webHidden/>
-              </w:rPr>
-              <w:tab/>
-            </w:r>
-            <w:r>
-              <w:rPr>
-                <w:noProof/>
-                <w:webHidden/>
-              </w:rPr>
-              <w:fldChar w:fldCharType="begin"/>
-            </w:r>
-            <w:r>
-              <w:rPr>
-                <w:noProof/>
-                <w:webHidden/>
-              </w:rPr>
-              <w:instrText xml:space="preserve"> PAGEREF _Toc225243240 \h </w:instrText>
-            </w:r>
-            <w:r>
-              <w:rPr>
-                <w:noProof/>
-                <w:webHidden/>
-              </w:rPr>
-            </w:r>
-            <w:r>
-              <w:rPr>
-                <w:noProof/>
-                <w:webHidden/>
-              </w:rPr>
-              <w:fldChar w:fldCharType="separate"/>
-            </w:r>
-            <w:r>
-              <w:rPr>
-                <w:noProof/>
-                <w:webHidden/>
-              </w:rPr>
-              <w:t>9</w:t>
-            </w:r>
-            <w:r>
-              <w:rPr>
-                <w:noProof/>
-                <w:webHidden/>
-              </w:rPr>
-              <w:fldChar w:fldCharType="end"/>
-            </w:r>
-          </w:hyperlink>
-        </w:p>
-        <w:p>
-          <w:pPr>
-            <w:pStyle w:val="TJ2"/>
-            <w:tabs>
-              <w:tab w:val="left" w:pos="1320"/>
-              <w:tab w:val="right" w:leader="dot" w:pos="8720"/>
-            </w:tabs>
-            <w:rPr>
-              <w:noProof/>
-            </w:rPr>
-          </w:pPr>
-          <w:hyperlink w:anchor="_Toc225243241" w:history="1">
-            <w:r>
-              <w:rPr>
-                <w:rStyle w:val="Hiperhivatkozs"/>
-                <w:noProof/>
-              </w:rPr>
-              <w:t>10.2</w:t>
-            </w:r>
-            <w:r>
-              <w:rPr>
-                <w:noProof/>
-              </w:rPr>
-              <w:tab/>
-            </w:r>
-            <w:r>
-              <w:rPr>
-                <w:rStyle w:val="Hiperhivatkozs"/>
-                <w:noProof/>
-              </w:rPr>
-              <w:t>Entitások leírása</w:t>
-            </w:r>
-            <w:r>
-              <w:rPr>
-                <w:noProof/>
-                <w:webHidden/>
-              </w:rPr>
-              <w:tab/>
-            </w:r>
-            <w:r>
-              <w:rPr>
-                <w:noProof/>
-                <w:webHidden/>
-              </w:rPr>
-              <w:fldChar w:fldCharType="begin"/>
-            </w:r>
-            <w:r>
-              <w:rPr>
-                <w:noProof/>
-                <w:webHidden/>
-              </w:rPr>
-              <w:instrText xml:space="preserve"> PAGEREF _Toc225243241 \h </w:instrText>
-            </w:r>
-            <w:r>
-              <w:rPr>
-                <w:noProof/>
-                <w:webHidden/>
-              </w:rPr>
-            </w:r>
-            <w:r>
-              <w:rPr>
-                <w:noProof/>
-                <w:webHidden/>
-              </w:rPr>
-              <w:fldChar w:fldCharType="separate"/>
-            </w:r>
-            <w:r>
-              <w:rPr>
-                <w:noProof/>
-                <w:webHidden/>
-              </w:rPr>
-              <w:t>9</w:t>
-            </w:r>
-            <w:r>
-              <w:rPr>
-                <w:noProof/>
-                <w:webHidden/>
-              </w:rPr>
-              <w:fldChar w:fldCharType="end"/>
-            </w:r>
-          </w:hyperlink>
-        </w:p>
-        <w:p>
-          <w:pPr>
-            <w:pStyle w:val="TJ3"/>
-            <w:tabs>
-              <w:tab w:val="left" w:pos="1760"/>
-              <w:tab w:val="right" w:leader="dot" w:pos="8720"/>
-            </w:tabs>
-            <w:rPr>
-              <w:noProof/>
-            </w:rPr>
-          </w:pPr>
-          <w:hyperlink w:anchor="_Toc225243242" w:history="1">
-            <w:r>
-              <w:rPr>
-                <w:rStyle w:val="Hiperhivatkozs"/>
-                <w:noProof/>
-              </w:rPr>
-              <w:t>10.2.1</w:t>
-            </w:r>
-            <w:r>
-              <w:rPr>
-                <w:noProof/>
-              </w:rPr>
-              <w:tab/>
-            </w:r>
-            <w:r>
-              <w:rPr>
-                <w:rStyle w:val="Hiperhivatkozs"/>
-                <w:noProof/>
-              </w:rPr>
-              <w:t>Termék entitás</w:t>
-            </w:r>
-            <w:r>
-              <w:rPr>
-                <w:noProof/>
-                <w:webHidden/>
-              </w:rPr>
-              <w:tab/>
-            </w:r>
-            <w:r>
-              <w:rPr>
-                <w:noProof/>
-                <w:webHidden/>
-              </w:rPr>
-              <w:fldChar w:fldCharType="begin"/>
-            </w:r>
-            <w:r>
-              <w:rPr>
-                <w:noProof/>
-                <w:webHidden/>
-              </w:rPr>
-              <w:instrText xml:space="preserve"> PAGEREF _Toc225243242 \h </w:instrText>
-            </w:r>
-            <w:r>
-              <w:rPr>
-                <w:noProof/>
-                <w:webHidden/>
-              </w:rPr>
-            </w:r>
-            <w:r>
-              <w:rPr>
-                <w:noProof/>
-                <w:webHidden/>
-              </w:rPr>
-              <w:fldChar w:fldCharType="separate"/>
-            </w:r>
-            <w:r>
-              <w:rPr>
-                <w:noProof/>
-                <w:webHidden/>
-              </w:rPr>
-              <w:t>10</w:t>
-            </w:r>
-            <w:r>
-              <w:rPr>
-                <w:noProof/>
-                <w:webHidden/>
-              </w:rPr>
-              <w:fldChar w:fldCharType="end"/>
-            </w:r>
-          </w:hyperlink>
-        </w:p>
-        <w:p>
-          <w:pPr>
-            <w:pStyle w:val="TJ3"/>
-            <w:tabs>
-              <w:tab w:val="left" w:pos="1760"/>
-              <w:tab w:val="right" w:leader="dot" w:pos="8720"/>
-            </w:tabs>
-            <w:rPr>
-              <w:noProof/>
-            </w:rPr>
-          </w:pPr>
-          <w:hyperlink w:anchor="_Toc225243243" w:history="1">
-            <w:r>
-              <w:rPr>
-                <w:rStyle w:val="Hiperhivatkozs"/>
-                <w:noProof/>
-              </w:rPr>
-              <w:t>10.2.2</w:t>
-            </w:r>
-            <w:r>
-              <w:rPr>
-                <w:noProof/>
-              </w:rPr>
-              <w:tab/>
-            </w:r>
-            <w:r>
-              <w:rPr>
-                <w:rStyle w:val="Hiperhivatkozs"/>
-                <w:noProof/>
-              </w:rPr>
-              <w:t>Vevő entitás</w:t>
-            </w:r>
-            <w:r>
-              <w:rPr>
-                <w:noProof/>
-                <w:webHidden/>
-              </w:rPr>
-              <w:tab/>
-            </w:r>
-            <w:r>
-              <w:rPr>
-                <w:noProof/>
-                <w:webHidden/>
-              </w:rPr>
-              <w:fldChar w:fldCharType="begin"/>
-            </w:r>
-            <w:r>
-              <w:rPr>
-                <w:noProof/>
-                <w:webHidden/>
-              </w:rPr>
-              <w:instrText xml:space="preserve"> PAGEREF _Toc225243243 \h </w:instrText>
-            </w:r>
-            <w:r>
-              <w:rPr>
-                <w:noProof/>
-                <w:webHidden/>
-              </w:rPr>
-            </w:r>
-            <w:r>
-              <w:rPr>
-                <w:noProof/>
-                <w:webHidden/>
-              </w:rPr>
-              <w:fldChar w:fldCharType="separate"/>
-            </w:r>
-            <w:r>
-              <w:rPr>
-                <w:noProof/>
-                <w:webHidden/>
-              </w:rPr>
-              <w:t>10</w:t>
-            </w:r>
-            <w:r>
-              <w:rPr>
-                <w:noProof/>
-                <w:webHidden/>
-              </w:rPr>
-              <w:fldChar w:fldCharType="end"/>
-            </w:r>
-          </w:hyperlink>
-        </w:p>
-        <w:p>
-          <w:pPr>
-            <w:pStyle w:val="TJ3"/>
-            <w:tabs>
-              <w:tab w:val="left" w:pos="1760"/>
-              <w:tab w:val="right" w:leader="dot" w:pos="8720"/>
-            </w:tabs>
-            <w:rPr>
-              <w:noProof/>
-            </w:rPr>
-          </w:pPr>
-          <w:hyperlink w:anchor="_Toc225243244" w:history="1">
-            <w:r>
-              <w:rPr>
-                <w:rStyle w:val="Hiperhivatkozs"/>
-                <w:noProof/>
-              </w:rPr>
-              <w:t>10.2.3</w:t>
-            </w:r>
-            <w:r>
-              <w:rPr>
-                <w:noProof/>
-              </w:rPr>
-              <w:tab/>
-            </w:r>
-            <w:r>
-              <w:rPr>
-                <w:rStyle w:val="Hiperhivatkozs"/>
-                <w:noProof/>
-              </w:rPr>
-              <w:t>Kapcsolat az entitások között</w:t>
-            </w:r>
-            <w:r>
-              <w:rPr>
-                <w:noProof/>
-                <w:webHidden/>
-              </w:rPr>
-              <w:tab/>
-            </w:r>
-            <w:r>
-              <w:rPr>
-                <w:noProof/>
-                <w:webHidden/>
-              </w:rPr>
-              <w:fldChar w:fldCharType="begin"/>
-            </w:r>
-            <w:r>
-              <w:rPr>
-                <w:noProof/>
-                <w:webHidden/>
-              </w:rPr>
-              <w:instrText xml:space="preserve"> PAGEREF _Toc225243244 \h </w:instrText>
-            </w:r>
-            <w:r>
-              <w:rPr>
-                <w:noProof/>
-                <w:webHidden/>
-              </w:rPr>
-            </w:r>
-            <w:r>
-              <w:rPr>
-                <w:noProof/>
-                <w:webHidden/>
-              </w:rPr>
-              <w:fldChar w:fldCharType="separate"/>
-            </w:r>
-            <w:r>
-              <w:rPr>
-                <w:noProof/>
-                <w:webHidden/>
-              </w:rPr>
-              <w:t>10</w:t>
-            </w:r>
-            <w:r>
-              <w:rPr>
-                <w:noProof/>
-                <w:webHidden/>
-              </w:rPr>
-              <w:fldChar w:fldCharType="end"/>
-            </w:r>
-          </w:hyperlink>
-        </w:p>
-        <w:p>
-          <w:pPr>
-            <w:pStyle w:val="TJ2"/>
-            <w:tabs>
-              <w:tab w:val="left" w:pos="1320"/>
-              <w:tab w:val="right" w:leader="dot" w:pos="8720"/>
-            </w:tabs>
-            <w:rPr>
-              <w:noProof/>
-            </w:rPr>
-          </w:pPr>
-          <w:hyperlink w:anchor="_Toc225243245" w:history="1">
-            <w:r>
-              <w:rPr>
-                <w:rStyle w:val="Hiperhivatkozs"/>
-                <w:noProof/>
-              </w:rPr>
-              <w:t>10.3</w:t>
-            </w:r>
-            <w:r>
-              <w:rPr>
-                <w:noProof/>
-              </w:rPr>
-              <w:tab/>
-            </w:r>
-            <w:r>
-              <w:rPr>
-                <w:rStyle w:val="Hiperhivatkozs"/>
-                <w:noProof/>
-              </w:rPr>
-              <w:t>Használati esetek (use-case)</w:t>
-            </w:r>
-            <w:r>
-              <w:rPr>
-                <w:noProof/>
-                <w:webHidden/>
-              </w:rPr>
-              <w:tab/>
-            </w:r>
-            <w:r>
-              <w:rPr>
-                <w:noProof/>
-                <w:webHidden/>
-              </w:rPr>
-              <w:fldChar w:fldCharType="begin"/>
-            </w:r>
-            <w:r>
-              <w:rPr>
-                <w:noProof/>
-                <w:webHidden/>
-              </w:rPr>
-              <w:instrText xml:space="preserve"> PAGEREF _Toc225243245 \h </w:instrText>
-            </w:r>
-            <w:r>
-              <w:rPr>
-                <w:noProof/>
-                <w:webHidden/>
-              </w:rPr>
-            </w:r>
-            <w:r>
-              <w:rPr>
-                <w:noProof/>
-                <w:webHidden/>
-              </w:rPr>
-              <w:fldChar w:fldCharType="separate"/>
-            </w:r>
-            <w:r>
-              <w:rPr>
-                <w:noProof/>
-                <w:webHidden/>
-              </w:rPr>
-              <w:t>11</w:t>
-            </w:r>
-            <w:r>
-              <w:rPr>
-                <w:noProof/>
-                <w:webHidden/>
-              </w:rPr>
-              <w:fldChar w:fldCharType="end"/>
-            </w:r>
-          </w:hyperlink>
-        </w:p>
-        <w:p>
-          <w:pPr>
-            <w:pStyle w:val="TJ3"/>
-            <w:tabs>
-              <w:tab w:val="left" w:pos="1760"/>
-              <w:tab w:val="right" w:leader="dot" w:pos="8720"/>
-            </w:tabs>
-            <w:rPr>
-              <w:noProof/>
-            </w:rPr>
-          </w:pPr>
-          <w:hyperlink w:anchor="_Toc225243246" w:history="1">
-            <w:r>
-              <w:rPr>
-                <w:rStyle w:val="Hiperhivatkozs"/>
-                <w:noProof/>
-              </w:rPr>
-              <w:t>10.3.1</w:t>
-            </w:r>
-            <w:r>
-              <w:rPr>
-                <w:noProof/>
-              </w:rPr>
-              <w:tab/>
-            </w:r>
-            <w:r>
-              <w:rPr>
-                <w:rStyle w:val="Hiperhivatkozs"/>
-                <w:noProof/>
-              </w:rPr>
-              <w:t>Vendég</w:t>
-            </w:r>
-            <w:r>
-              <w:rPr>
-                <w:noProof/>
-                <w:webHidden/>
-              </w:rPr>
-              <w:tab/>
-            </w:r>
-            <w:r>
-              <w:rPr>
-                <w:noProof/>
-                <w:webHidden/>
-              </w:rPr>
-              <w:fldChar w:fldCharType="begin"/>
-            </w:r>
-            <w:r>
-              <w:rPr>
-                <w:noProof/>
-                <w:webHidden/>
-              </w:rPr>
-              <w:instrText xml:space="preserve"> PAGEREF _Toc225243246 \h </w:instrText>
-            </w:r>
-            <w:r>
-              <w:rPr>
-                <w:noProof/>
-                <w:webHidden/>
-              </w:rPr>
-            </w:r>
-            <w:r>
-              <w:rPr>
-                <w:noProof/>
-                <w:webHidden/>
-              </w:rPr>
-              <w:fldChar w:fldCharType="separate"/>
-            </w:r>
-            <w:r>
-              <w:rPr>
-                <w:noProof/>
-                <w:webHidden/>
-              </w:rPr>
-              <w:t>12</w:t>
-            </w:r>
-            <w:r>
-              <w:rPr>
-                <w:noProof/>
-                <w:webHidden/>
-              </w:rPr>
-              <w:fldChar w:fldCharType="end"/>
-            </w:r>
-          </w:hyperlink>
-        </w:p>
-        <w:p>
-          <w:pPr>
-            <w:pStyle w:val="TJ3"/>
-            <w:tabs>
-              <w:tab w:val="left" w:pos="1760"/>
-              <w:tab w:val="right" w:leader="dot" w:pos="8720"/>
-            </w:tabs>
-            <w:rPr>
-              <w:noProof/>
-            </w:rPr>
-          </w:pPr>
-          <w:hyperlink w:anchor="_Toc225243247" w:history="1">
-            <w:r>
-              <w:rPr>
-                <w:rStyle w:val="Hiperhivatkozs"/>
-                <w:noProof/>
-              </w:rPr>
-              <w:t>10.3.2</w:t>
-            </w:r>
-            <w:r>
-              <w:rPr>
-                <w:noProof/>
-              </w:rPr>
-              <w:tab/>
-            </w:r>
-            <w:r>
-              <w:rPr>
-                <w:rStyle w:val="Hiperhivatkozs"/>
-                <w:noProof/>
-              </w:rPr>
-              <w:t>Vevő</w:t>
-            </w:r>
-            <w:r>
-              <w:rPr>
-                <w:noProof/>
-                <w:webHidden/>
-              </w:rPr>
-              <w:tab/>
-            </w:r>
-            <w:r>
-              <w:rPr>
-                <w:noProof/>
-                <w:webHidden/>
-              </w:rPr>
-              <w:fldChar w:fldCharType="begin"/>
-            </w:r>
-            <w:r>
-              <w:rPr>
-                <w:noProof/>
-                <w:webHidden/>
-              </w:rPr>
-              <w:instrText xml:space="preserve"> PAGEREF _Toc225243247 \h </w:instrText>
-            </w:r>
-            <w:r>
-              <w:rPr>
-                <w:noProof/>
-                <w:webHidden/>
-              </w:rPr>
-            </w:r>
-            <w:r>
-              <w:rPr>
-                <w:noProof/>
-                <w:webHidden/>
-              </w:rPr>
-              <w:fldChar w:fldCharType="separate"/>
-            </w:r>
-            <w:r>
-              <w:rPr>
-                <w:noProof/>
-                <w:webHidden/>
-              </w:rPr>
-              <w:t>12</w:t>
-            </w:r>
-            <w:r>
-              <w:rPr>
-                <w:noProof/>
-                <w:webHidden/>
-              </w:rPr>
-              <w:fldChar w:fldCharType="end"/>
-            </w:r>
-          </w:hyperlink>
-        </w:p>
-        <w:p>
-          <w:pPr>
-            <w:pStyle w:val="TJ3"/>
-            <w:tabs>
-              <w:tab w:val="left" w:pos="1760"/>
-              <w:tab w:val="right" w:leader="dot" w:pos="8720"/>
-            </w:tabs>
-            <w:rPr>
-              <w:noProof/>
-            </w:rPr>
-          </w:pPr>
-          <w:hyperlink w:anchor="_Toc225243248" w:history="1">
-            <w:r>
-              <w:rPr>
-                <w:rStyle w:val="Hiperhivatkozs"/>
-                <w:noProof/>
-              </w:rPr>
-              <w:t>10.3.3</w:t>
-            </w:r>
-            <w:r>
-              <w:rPr>
-                <w:noProof/>
-              </w:rPr>
-              <w:tab/>
-            </w:r>
-            <w:r>
-              <w:rPr>
-                <w:rStyle w:val="Hiperhivatkozs"/>
-                <w:noProof/>
-              </w:rPr>
-              <w:t>Termék</w:t>
-            </w:r>
-            <w:r>
-              <w:rPr>
-                <w:noProof/>
-                <w:webHidden/>
-              </w:rPr>
-              <w:tab/>
-            </w:r>
-            <w:r>
-              <w:rPr>
-                <w:noProof/>
-                <w:webHidden/>
-              </w:rPr>
-              <w:fldChar w:fldCharType="begin"/>
-            </w:r>
-            <w:r>
-              <w:rPr>
-                <w:noProof/>
-                <w:webHidden/>
-              </w:rPr>
-              <w:instrText xml:space="preserve"> PAGEREF _Toc225243248 \h </w:instrText>
-            </w:r>
-            <w:r>
-              <w:rPr>
-                <w:noProof/>
-                <w:webHidden/>
-              </w:rPr>
-            </w:r>
-            <w:r>
-              <w:rPr>
-                <w:noProof/>
-                <w:webHidden/>
-              </w:rPr>
-              <w:fldChar w:fldCharType="separate"/>
-            </w:r>
-            <w:r>
-              <w:rPr>
-                <w:noProof/>
-                <w:webHidden/>
-              </w:rPr>
-              <w:t>12</w:t>
-            </w:r>
-            <w:r>
-              <w:rPr>
-                <w:noProof/>
-                <w:webHidden/>
-              </w:rPr>
-              <w:fldChar w:fldCharType="end"/>
-            </w:r>
-          </w:hyperlink>
-        </w:p>
-        <w:p>
-          <w:pPr>
-            <w:pStyle w:val="TJ2"/>
-            <w:tabs>
-              <w:tab w:val="left" w:pos="1320"/>
-              <w:tab w:val="right" w:leader="dot" w:pos="8720"/>
-            </w:tabs>
-            <w:rPr>
-              <w:noProof/>
-            </w:rPr>
-          </w:pPr>
-          <w:hyperlink w:anchor="_Toc225243249" w:history="1">
-            <w:r>
-              <w:rPr>
-                <w:rStyle w:val="Hiperhivatkozs"/>
-                <w:noProof/>
-              </w:rPr>
-              <w:t>10.4</w:t>
-            </w:r>
-            <w:r>
-              <w:rPr>
-                <w:noProof/>
-              </w:rPr>
-              <w:tab/>
-            </w:r>
-            <w:r>
-              <w:rPr>
-                <w:rStyle w:val="Hiperhivatkozs"/>
-                <w:noProof/>
-              </w:rPr>
-              <w:t>Nézetek</w:t>
-            </w:r>
-            <w:r>
-              <w:rPr>
-                <w:noProof/>
-                <w:webHidden/>
-              </w:rPr>
-              <w:tab/>
-            </w:r>
-            <w:r>
-              <w:rPr>
-                <w:noProof/>
-                <w:webHidden/>
-              </w:rPr>
-              <w:fldChar w:fldCharType="begin"/>
-            </w:r>
-            <w:r>
-              <w:rPr>
-                <w:noProof/>
-                <w:webHidden/>
-              </w:rPr>
-              <w:instrText xml:space="preserve"> PAGEREF _Toc225243249 \h </w:instrText>
-            </w:r>
-            <w:r>
-              <w:rPr>
-                <w:noProof/>
-                <w:webHidden/>
-              </w:rPr>
-            </w:r>
-            <w:r>
-              <w:rPr>
-                <w:noProof/>
-                <w:webHidden/>
-              </w:rPr>
-              <w:fldChar w:fldCharType="separate"/>
-            </w:r>
-            <w:r>
-              <w:rPr>
-                <w:noProof/>
-                <w:webHidden/>
-              </w:rPr>
-              <w:t>13</w:t>
-            </w:r>
-            <w:r>
-              <w:rPr>
-                <w:noProof/>
-                <w:webHidden/>
-              </w:rPr>
-              <w:fldChar w:fldCharType="end"/>
-            </w:r>
-          </w:hyperlink>
-        </w:p>
-        <w:p>
-          <w:pPr>
-            <w:pStyle w:val="TJ2"/>
-            <w:tabs>
-              <w:tab w:val="left" w:pos="1320"/>
-              <w:tab w:val="right" w:leader="dot" w:pos="8720"/>
-            </w:tabs>
-            <w:rPr>
-              <w:noProof/>
-            </w:rPr>
-          </w:pPr>
-          <w:hyperlink w:anchor="_Toc225243250" w:history="1">
-            <w:r>
-              <w:rPr>
-                <w:rStyle w:val="Hiperhivatkozs"/>
-                <w:noProof/>
-              </w:rPr>
-              <w:t>10.5</w:t>
-            </w:r>
-            <w:r>
-              <w:rPr>
-                <w:noProof/>
-              </w:rPr>
-              <w:tab/>
-            </w:r>
-            <w:r>
-              <w:rPr>
-                <w:rStyle w:val="Hiperhivatkozs"/>
-                <w:noProof/>
-              </w:rPr>
-              <w:t>API végpontok meghatározása</w:t>
-            </w:r>
-            <w:r>
-              <w:rPr>
-                <w:noProof/>
-                <w:webHidden/>
-              </w:rPr>
-              <w:tab/>
-            </w:r>
-            <w:r>
-              <w:rPr>
-                <w:noProof/>
-                <w:webHidden/>
-              </w:rPr>
-              <w:fldChar w:fldCharType="begin"/>
-            </w:r>
-            <w:r>
-              <w:rPr>
-                <w:noProof/>
-                <w:webHidden/>
-              </w:rPr>
-              <w:instrText xml:space="preserve"> PAGEREF _Toc225243250 \h </w:instrText>
-            </w:r>
-            <w:r>
-              <w:rPr>
-                <w:noProof/>
-                <w:webHidden/>
-              </w:rPr>
-            </w:r>
-            <w:r>
-              <w:rPr>
-                <w:noProof/>
-                <w:webHidden/>
-              </w:rPr>
-              <w:fldChar w:fldCharType="separate"/>
-            </w:r>
-            <w:r>
-              <w:rPr>
-                <w:noProof/>
-                <w:webHidden/>
-              </w:rPr>
-              <w:t>13</w:t>
-            </w:r>
-            <w:r>
-              <w:rPr>
-                <w:noProof/>
-                <w:webHidden/>
-              </w:rPr>
-              <w:fldChar w:fldCharType="end"/>
-            </w:r>
-          </w:hyperlink>
-        </w:p>
-        <w:p>
-          <w:pPr>
-            <w:pStyle w:val="TJ2"/>
-            <w:tabs>
-              <w:tab w:val="left" w:pos="1320"/>
-              <w:tab w:val="right" w:leader="dot" w:pos="8720"/>
-            </w:tabs>
-            <w:rPr>
-              <w:noProof/>
-            </w:rPr>
-          </w:pPr>
-          <w:hyperlink w:anchor="_Toc225243251" w:history="1">
-            <w:r>
-              <w:rPr>
-                <w:rStyle w:val="Hiperhivatkozs"/>
-                <w:noProof/>
-              </w:rPr>
-              <w:t>10.6</w:t>
-            </w:r>
-            <w:r>
-              <w:rPr>
-                <w:noProof/>
-              </w:rPr>
-              <w:tab/>
-            </w:r>
-            <w:r>
-              <w:rPr>
-                <w:rStyle w:val="Hiperhivatkozs"/>
-                <w:noProof/>
-              </w:rPr>
-              <w:t>Részletes feladatspecifikáció, algoritmusok</w:t>
-            </w:r>
-            <w:r>
-              <w:rPr>
-                <w:noProof/>
-                <w:webHidden/>
-              </w:rPr>
-              <w:tab/>
-            </w:r>
-            <w:r>
-              <w:rPr>
-                <w:noProof/>
-                <w:webHidden/>
-              </w:rPr>
-              <w:fldChar w:fldCharType="begin"/>
-            </w:r>
-            <w:r>
-              <w:rPr>
-                <w:noProof/>
-                <w:webHidden/>
-              </w:rPr>
-              <w:instrText xml:space="preserve"> PAGEREF _Toc225243251 \h </w:instrText>
-            </w:r>
-            <w:r>
-              <w:rPr>
-                <w:noProof/>
-                <w:webHidden/>
-              </w:rPr>
-            </w:r>
-            <w:r>
-              <w:rPr>
-                <w:noProof/>
-                <w:webHidden/>
-              </w:rPr>
-              <w:fldChar w:fldCharType="separate"/>
-            </w:r>
-            <w:r>
-              <w:rPr>
-                <w:noProof/>
-                <w:webHidden/>
-              </w:rPr>
-              <w:t>14</w:t>
-            </w:r>
-            <w:r>
-              <w:rPr>
-                <w:noProof/>
-                <w:webHidden/>
-              </w:rPr>
-              <w:fldChar w:fldCharType="end"/>
-            </w:r>
-          </w:hyperlink>
-        </w:p>
-        <w:p>
-          <w:pPr>
-            <w:pStyle w:val="TJ2"/>
-            <w:tabs>
-              <w:tab w:val="left" w:pos="1320"/>
-              <w:tab w:val="right" w:leader="dot" w:pos="8720"/>
-            </w:tabs>
-            <w:rPr>
-              <w:noProof/>
-            </w:rPr>
-          </w:pPr>
-          <w:hyperlink w:anchor="_Toc225243252" w:history="1">
-            <w:r>
-              <w:rPr>
-                <w:rStyle w:val="Hiperhivatkozs"/>
-                <w:noProof/>
-              </w:rPr>
-              <w:t>10.7</w:t>
-            </w:r>
-            <w:r>
-              <w:rPr>
-                <w:noProof/>
-              </w:rPr>
-              <w:tab/>
-            </w:r>
-            <w:r>
-              <w:rPr>
-                <w:rStyle w:val="Hiperhivatkozs"/>
-                <w:noProof/>
-              </w:rPr>
-              <w:t>Az alkalmazott fejlesztői eszközök</w:t>
-            </w:r>
-            <w:r>
-              <w:rPr>
-                <w:noProof/>
-                <w:webHidden/>
-              </w:rPr>
-              <w:tab/>
-            </w:r>
-            <w:r>
-              <w:rPr>
-                <w:noProof/>
-                <w:webHidden/>
-              </w:rPr>
-              <w:fldChar w:fldCharType="begin"/>
-            </w:r>
-            <w:r>
-              <w:rPr>
-                <w:noProof/>
-                <w:webHidden/>
-              </w:rPr>
-              <w:instrText xml:space="preserve"> PAGEREF _Toc225243252 \h </w:instrText>
-            </w:r>
-            <w:r>
-              <w:rPr>
-                <w:noProof/>
-                <w:webHidden/>
-              </w:rPr>
-            </w:r>
-            <w:r>
-              <w:rPr>
-                <w:noProof/>
-                <w:webHidden/>
-              </w:rPr>
-              <w:fldChar w:fldCharType="separate"/>
-            </w:r>
-            <w:r>
-              <w:rPr>
-                <w:noProof/>
-                <w:webHidden/>
-              </w:rPr>
-              <w:t>14</w:t>
-            </w:r>
-            <w:r>
-              <w:rPr>
-                <w:noProof/>
-                <w:webHidden/>
-              </w:rPr>
-              <w:fldChar w:fldCharType="end"/>
-            </w:r>
-          </w:hyperlink>
-        </w:p>
-        <w:p>
-          <w:pPr>
-            <w:pStyle w:val="TJ3"/>
-            <w:tabs>
-              <w:tab w:val="left" w:pos="1760"/>
-              <w:tab w:val="right" w:leader="dot" w:pos="8720"/>
-            </w:tabs>
-            <w:rPr>
-              <w:noProof/>
-            </w:rPr>
-          </w:pPr>
-          <w:hyperlink w:anchor="_Toc225243253" w:history="1">
-            <w:r>
-              <w:rPr>
-                <w:rStyle w:val="Hiperhivatkozs"/>
-                <w:noProof/>
-              </w:rPr>
-              <w:t>10.7.1</w:t>
-            </w:r>
-            <w:r>
-              <w:rPr>
-                <w:noProof/>
-              </w:rPr>
-              <w:tab/>
-            </w:r>
-            <w:r>
-              <w:rPr>
-                <w:rStyle w:val="Hiperhivatkozs"/>
-                <w:noProof/>
-              </w:rPr>
-              <w:t>programozási nyelv</w:t>
-            </w:r>
-            <w:r>
-              <w:rPr>
-                <w:noProof/>
-                <w:webHidden/>
-              </w:rPr>
-              <w:tab/>
-            </w:r>
-            <w:r>
-              <w:rPr>
-                <w:noProof/>
-                <w:webHidden/>
-              </w:rPr>
-              <w:fldChar w:fldCharType="begin"/>
-            </w:r>
-            <w:r>
-              <w:rPr>
-                <w:noProof/>
-                <w:webHidden/>
-              </w:rPr>
-              <w:instrText xml:space="preserve"> PAGEREF _Toc225243253 \h </w:instrText>
-            </w:r>
-            <w:r>
-              <w:rPr>
-                <w:noProof/>
-                <w:webHidden/>
-              </w:rPr>
-            </w:r>
-            <w:r>
-              <w:rPr>
-                <w:noProof/>
-                <w:webHidden/>
-              </w:rPr>
-              <w:fldChar w:fldCharType="separate"/>
-            </w:r>
-            <w:r>
-              <w:rPr>
-                <w:noProof/>
-                <w:webHidden/>
-              </w:rPr>
-              <w:t>14</w:t>
-            </w:r>
-            <w:r>
-              <w:rPr>
-                <w:noProof/>
-                <w:webHidden/>
-              </w:rPr>
-              <w:fldChar w:fldCharType="end"/>
-            </w:r>
-          </w:hyperlink>
-        </w:p>
-        <w:p>
-          <w:pPr>
-            <w:pStyle w:val="TJ3"/>
-            <w:tabs>
-              <w:tab w:val="left" w:pos="1760"/>
-              <w:tab w:val="right" w:leader="dot" w:pos="8720"/>
-            </w:tabs>
-            <w:rPr>
-              <w:noProof/>
-            </w:rPr>
-          </w:pPr>
-          <w:hyperlink w:anchor="_Toc225243254" w:history="1">
-            <w:r>
-              <w:rPr>
-                <w:rStyle w:val="Hiperhivatkozs"/>
-                <w:noProof/>
-              </w:rPr>
-              <w:t>10.7.2</w:t>
-            </w:r>
-            <w:r>
-              <w:rPr>
-                <w:noProof/>
-              </w:rPr>
-              <w:tab/>
-            </w:r>
-            <w:r>
-              <w:rPr>
-                <w:rStyle w:val="Hiperhivatkozs"/>
-                <w:noProof/>
-              </w:rPr>
-              <w:t>Mások által készített keretrendszerek és modulok</w:t>
-            </w:r>
-            <w:r>
-              <w:rPr>
-                <w:noProof/>
-                <w:webHidden/>
-              </w:rPr>
-              <w:tab/>
-            </w:r>
-            <w:r>
-              <w:rPr>
-                <w:noProof/>
-                <w:webHidden/>
-              </w:rPr>
-              <w:fldChar w:fldCharType="begin"/>
-            </w:r>
-            <w:r>
-              <w:rPr>
-                <w:noProof/>
-                <w:webHidden/>
-              </w:rPr>
-              <w:instrText xml:space="preserve"> PAGEREF _Toc225243254 \h </w:instrText>
-            </w:r>
-            <w:r>
-              <w:rPr>
-                <w:noProof/>
-                <w:webHidden/>
-              </w:rPr>
-            </w:r>
-            <w:r>
-              <w:rPr>
-                <w:noProof/>
-                <w:webHidden/>
-              </w:rPr>
-              <w:fldChar w:fldCharType="separate"/>
-            </w:r>
-            <w:r>
-              <w:rPr>
-                <w:noProof/>
-                <w:webHidden/>
-              </w:rPr>
-              <w:t>14</w:t>
-            </w:r>
-            <w:r>
-              <w:rPr>
-                <w:noProof/>
-                <w:webHidden/>
-              </w:rPr>
-              <w:fldChar w:fldCharType="end"/>
-            </w:r>
-          </w:hyperlink>
-        </w:p>
-        <w:p>
-          <w:pPr>
-            <w:pStyle w:val="TJ3"/>
-            <w:tabs>
-              <w:tab w:val="left" w:pos="1760"/>
-              <w:tab w:val="right" w:leader="dot" w:pos="8720"/>
-            </w:tabs>
-            <w:rPr>
-              <w:noProof/>
-            </w:rPr>
-          </w:pPr>
-          <w:hyperlink w:anchor="_Toc225243255" w:history="1">
-            <w:r>
-              <w:rPr>
-                <w:rStyle w:val="Hiperhivatkozs"/>
-                <w:noProof/>
-              </w:rPr>
-              <w:t>10.7.3</w:t>
-            </w:r>
-            <w:r>
-              <w:rPr>
-                <w:noProof/>
-              </w:rPr>
-              <w:tab/>
-            </w:r>
-            <w:r>
-              <w:rPr>
-                <w:rStyle w:val="Hiperhivatkozs"/>
-                <w:noProof/>
-              </w:rPr>
-              <w:t>Fejlesztő környezet</w:t>
-            </w:r>
-            <w:r>
-              <w:rPr>
-                <w:noProof/>
-                <w:webHidden/>
-              </w:rPr>
-              <w:tab/>
-            </w:r>
-            <w:r>
-              <w:rPr>
-                <w:noProof/>
-                <w:webHidden/>
-              </w:rPr>
-              <w:fldChar w:fldCharType="begin"/>
-            </w:r>
-            <w:r>
-              <w:rPr>
-                <w:noProof/>
-                <w:webHidden/>
-              </w:rPr>
-              <w:instrText xml:space="preserve"> PAGEREF _Toc225243255 \h </w:instrText>
-            </w:r>
-            <w:r>
-              <w:rPr>
-                <w:noProof/>
-                <w:webHidden/>
-              </w:rPr>
-            </w:r>
-            <w:r>
-              <w:rPr>
-                <w:noProof/>
-                <w:webHidden/>
-              </w:rPr>
-              <w:fldChar w:fldCharType="separate"/>
-            </w:r>
-            <w:r>
-              <w:rPr>
-                <w:noProof/>
-                <w:webHidden/>
-              </w:rPr>
-              <w:t>14</w:t>
-            </w:r>
-            <w:r>
-              <w:rPr>
-                <w:noProof/>
-                <w:webHidden/>
-              </w:rPr>
-              <w:fldChar w:fldCharType="end"/>
-            </w:r>
-          </w:hyperlink>
-        </w:p>
-        <w:p>
-          <w:pPr>
-            <w:pStyle w:val="TJ3"/>
-            <w:tabs>
-              <w:tab w:val="left" w:pos="1760"/>
-              <w:tab w:val="right" w:leader="dot" w:pos="8720"/>
-            </w:tabs>
-            <w:rPr>
-              <w:noProof/>
-            </w:rPr>
-          </w:pPr>
-          <w:hyperlink w:anchor="_Toc225243256" w:history="1">
-            <w:r>
-              <w:rPr>
-                <w:rStyle w:val="Hiperhivatkozs"/>
-                <w:noProof/>
-              </w:rPr>
-              <w:t>10.7.4</w:t>
-            </w:r>
-            <w:r>
-              <w:rPr>
-                <w:noProof/>
-              </w:rPr>
-              <w:tab/>
-            </w:r>
-            <w:r>
-              <w:rPr>
-                <w:rStyle w:val="Hiperhivatkozs"/>
-                <w:noProof/>
-              </w:rPr>
-              <w:t>adatbázis-kezelő rendszer</w:t>
-            </w:r>
-            <w:r>
-              <w:rPr>
-                <w:noProof/>
-                <w:webHidden/>
-              </w:rPr>
-              <w:tab/>
-            </w:r>
-            <w:r>
-              <w:rPr>
-                <w:noProof/>
-                <w:webHidden/>
-              </w:rPr>
-              <w:fldChar w:fldCharType="begin"/>
-            </w:r>
-            <w:r>
-              <w:rPr>
-                <w:noProof/>
-                <w:webHidden/>
-              </w:rPr>
-              <w:instrText xml:space="preserve"> PAGEREF _Toc225243256 \h </w:instrText>
-            </w:r>
-            <w:r>
-              <w:rPr>
-                <w:noProof/>
-                <w:webHidden/>
-              </w:rPr>
-            </w:r>
-            <w:r>
-              <w:rPr>
-                <w:noProof/>
-                <w:webHidden/>
-              </w:rPr>
-              <w:fldChar w:fldCharType="separate"/>
-            </w:r>
-            <w:r>
-              <w:rPr>
-                <w:noProof/>
-                <w:webHidden/>
-              </w:rPr>
-              <w:t>15</w:t>
-            </w:r>
-            <w:r>
-              <w:rPr>
-                <w:noProof/>
-                <w:webHidden/>
-              </w:rPr>
-              <w:fldChar w:fldCharType="end"/>
-            </w:r>
-          </w:hyperlink>
-        </w:p>
-        <w:p>
-          <w:pPr>
-            <w:pStyle w:val="TJ3"/>
-            <w:tabs>
-              <w:tab w:val="left" w:pos="1760"/>
-              <w:tab w:val="right" w:leader="dot" w:pos="8720"/>
-            </w:tabs>
-            <w:rPr>
-              <w:noProof/>
-            </w:rPr>
-          </w:pPr>
-          <w:hyperlink w:anchor="_Toc225243257" w:history="1">
-            <w:r>
-              <w:rPr>
-                <w:rStyle w:val="Hiperhivatkozs"/>
-                <w:noProof/>
-              </w:rPr>
-              <w:t>10.7.5</w:t>
-            </w:r>
-            <w:r>
-              <w:rPr>
-                <w:noProof/>
-              </w:rPr>
-              <w:tab/>
-            </w:r>
-            <w:r>
-              <w:rPr>
-                <w:rStyle w:val="Hiperhivatkozs"/>
-                <w:noProof/>
-              </w:rPr>
-              <w:t>kép-, szöveg-, zeneszerkesztő program</w:t>
-            </w:r>
-            <w:r>
-              <w:rPr>
-                <w:noProof/>
-                <w:webHidden/>
-              </w:rPr>
-              <w:tab/>
-            </w:r>
-            <w:r>
-              <w:rPr>
-                <w:noProof/>
-                <w:webHidden/>
-              </w:rPr>
-              <w:fldChar w:fldCharType="begin"/>
-            </w:r>
-            <w:r>
-              <w:rPr>
-                <w:noProof/>
-                <w:webHidden/>
-              </w:rPr>
-              <w:instrText xml:space="preserve"> PAGEREF _Toc225243257 \h </w:instrText>
-            </w:r>
-            <w:r>
-              <w:rPr>
-                <w:noProof/>
-                <w:webHidden/>
-              </w:rPr>
-            </w:r>
-            <w:r>
-              <w:rPr>
-                <w:noProof/>
-                <w:webHidden/>
-              </w:rPr>
-              <w:fldChar w:fldCharType="separate"/>
-            </w:r>
-            <w:r>
-              <w:rPr>
-                <w:noProof/>
-                <w:webHidden/>
-              </w:rPr>
-              <w:t>15</w:t>
             </w:r>
             <w:r>
               <w:rPr>
@@ -3924,10 +2823,6 @@
         <w:p>
           <w:pPr>
             <w:pStyle w:val="TJ2"/>
-            <w:tabs>
-              <w:tab w:val="left" w:pos="1320"/>
-              <w:tab w:val="right" w:leader="dot" w:pos="8720"/>
-            </w:tabs>
             <w:rPr>
               <w:noProof/>
             </w:rPr>
@@ -4334,10 +3229,6 @@
         <w:p>
           <w:pPr>
             <w:pStyle w:val="TJ2"/>
-            <w:tabs>
-              <w:tab w:val="left" w:pos="1320"/>
-              <w:tab w:val="right" w:leader="dot" w:pos="8720"/>
-            </w:tabs>
             <w:rPr>
               <w:noProof/>
             </w:rPr>
@@ -4416,10 +3307,6 @@
         <w:p>
           <w:pPr>
             <w:pStyle w:val="TJ2"/>
-            <w:tabs>
-              <w:tab w:val="left" w:pos="1320"/>
-              <w:tab w:val="right" w:leader="dot" w:pos="8720"/>
-            </w:tabs>
             <w:rPr>
               <w:noProof/>
             </w:rPr>
@@ -4580,10 +3467,6 @@
         <w:p>
           <w:pPr>
             <w:pStyle w:val="TJ2"/>
-            <w:tabs>
-              <w:tab w:val="left" w:pos="1320"/>
-              <w:tab w:val="right" w:leader="dot" w:pos="8720"/>
-            </w:tabs>
             <w:rPr>
               <w:noProof/>
             </w:rPr>
@@ -4744,10 +3627,6 @@
         <w:p>
           <w:pPr>
             <w:pStyle w:val="TJ2"/>
-            <w:tabs>
-              <w:tab w:val="left" w:pos="1320"/>
-              <w:tab w:val="right" w:leader="dot" w:pos="8720"/>
-            </w:tabs>
             <w:rPr>
               <w:noProof/>
             </w:rPr>
@@ -4826,10 +3705,6 @@
         <w:p>
           <w:pPr>
             <w:pStyle w:val="TJ2"/>
-            <w:tabs>
-              <w:tab w:val="left" w:pos="1320"/>
-              <w:tab w:val="right" w:leader="dot" w:pos="8720"/>
-            </w:tabs>
             <w:rPr>
               <w:noProof/>
             </w:rPr>
@@ -5072,10 +3947,6 @@
         <w:p>
           <w:pPr>
             <w:pStyle w:val="TJ2"/>
-            <w:tabs>
-              <w:tab w:val="left" w:pos="1320"/>
-              <w:tab w:val="right" w:leader="dot" w:pos="8720"/>
-            </w:tabs>
             <w:rPr>
               <w:noProof/>
             </w:rPr>
@@ -5236,10 +4107,6 @@
         <w:p>
           <w:pPr>
             <w:pStyle w:val="TJ2"/>
-            <w:tabs>
-              <w:tab w:val="left" w:pos="1320"/>
-              <w:tab w:val="right" w:leader="dot" w:pos="8720"/>
-            </w:tabs>
             <w:rPr>
               <w:noProof/>
             </w:rPr>
@@ -5413,7 +4280,6 @@
             <w:fldChar w:fldCharType="end"/>
           </w:r>
         </w:p>
-        <w:bookmarkEnd w:id="0" w:displacedByCustomXml="next"/>
       </w:sdtContent>
     </w:sdt>
     <w:p>
@@ -5435,269 +4301,307 @@
           <w:docGrid w:linePitch="360"/>
         </w:sectPr>
       </w:pPr>
-      <w:bookmarkStart w:id="1" w:name="_Toc473730742"/>
+      <w:bookmarkStart w:id="0" w:name="_Toc473730742"/>
     </w:p>
     <w:p>
       <w:pPr>
         <w:pStyle w:val="Cmsor1"/>
       </w:pPr>
-      <w:bookmarkStart w:id="2" w:name="_Toc225243210"/>
+      <w:bookmarkStart w:id="1" w:name="_Toc225243210"/>
       <w:r>
         <w:lastRenderedPageBreak/>
         <w:t>Bevezetés</w:t>
       </w:r>
+      <w:bookmarkEnd w:id="0"/>
       <w:bookmarkEnd w:id="1"/>
+    </w:p>
+    <w:p>
+      <w:pPr>
+        <w:pStyle w:val="Cmsor2"/>
+      </w:pPr>
+      <w:bookmarkStart w:id="2" w:name="_Toc473730743"/>
+      <w:bookmarkStart w:id="3" w:name="_Toc225243211"/>
+      <w:r>
+        <w:t>Feladat leírás</w:t>
+      </w:r>
       <w:bookmarkEnd w:id="2"/>
+      <w:bookmarkEnd w:id="3"/>
+    </w:p>
+    <w:p>
+      <w:pPr>
+        <w:rPr>
+          <w:color w:val="FF0000"/>
+        </w:rPr>
+      </w:pPr>
+      <w:r>
+        <w:rPr>
+          <w:color w:val="FF0000"/>
+        </w:rPr>
+        <w:t>Írd le röviden, milyen problémára, milyen célra készítetted a programot. Milyen feladatok megoldásában kiknek nyújt segítséget a használata.</w:t>
+      </w:r>
     </w:p>
     <w:p>
       <w:pPr>
         <w:pStyle w:val="Cmsor2"/>
       </w:pPr>
-      <w:bookmarkStart w:id="3" w:name="_Toc473730743"/>
-      <w:bookmarkStart w:id="4" w:name="_Toc225243211"/>
-      <w:r>
-        <w:t>Feladat leírás</w:t>
-      </w:r>
-      <w:bookmarkEnd w:id="3"/>
+      <w:bookmarkStart w:id="4" w:name="_Toc225243212"/>
+      <w:r>
+        <w:t xml:space="preserve">Felhasznált </w:t>
+      </w:r>
+      <w:proofErr w:type="spellStart"/>
+      <w:r>
+        <w:t>ismereket</w:t>
+      </w:r>
       <w:bookmarkEnd w:id="4"/>
-    </w:p>
-    <w:p>
-      <w:pPr>
-        <w:rPr>
-          <w:color w:val="FF0000"/>
-        </w:rPr>
-      </w:pPr>
-      <w:r>
-        <w:rPr>
-          <w:color w:val="FF0000"/>
-        </w:rPr>
-        <w:t>Írd le röviden, milyen problémára, milyen célra készítetted a programot. Milyen feladatok megoldásában kiknek nyújt segítséget a használata.</w:t>
-      </w:r>
+      <w:proofErr w:type="spellEnd"/>
     </w:p>
     <w:p>
       <w:pPr>
         <w:pStyle w:val="Cmsor2"/>
       </w:pPr>
-      <w:bookmarkStart w:id="5" w:name="_Toc225243212"/>
-      <w:r>
-        <w:t xml:space="preserve">Felhasznált </w:t>
+      <w:bookmarkStart w:id="5" w:name="_Toc225243213"/>
+      <w:r>
+        <w:t>Felhasznált szoftverek</w:t>
+      </w:r>
+      <w:bookmarkEnd w:id="5"/>
+    </w:p>
+    <w:p>
+      <w:pPr>
+        <w:pStyle w:val="Cmsor2"/>
+      </w:pPr>
+      <w:r>
+        <w:t>Rendeltetésszerű használat</w:t>
+      </w:r>
+    </w:p>
+    <w:p>
+      <w:pPr>
+        <w:pStyle w:val="Cmsor1"/>
+      </w:pPr>
+      <w:r>
+        <w:lastRenderedPageBreak/>
+        <w:t>A program általános leírása</w:t>
+      </w:r>
+    </w:p>
+    <w:p>
+      <w:pPr>
+        <w:pStyle w:val="Cmsor2"/>
+      </w:pPr>
+      <w:bookmarkStart w:id="6" w:name="_Toc225243215"/>
+      <w:r>
+        <w:t>Felhasználói szerepkörök</w:t>
+      </w:r>
+      <w:bookmarkEnd w:id="6"/>
+      <w:r>
+        <w:t xml:space="preserve"> </w:t>
+      </w:r>
+    </w:p>
+    <w:p>
+      <w:r>
+        <w:t xml:space="preserve">(pl. </w:t>
       </w:r>
       <w:proofErr w:type="spellStart"/>
       <w:r>
-        <w:t>ismereket</w:t>
-      </w:r>
-      <w:bookmarkEnd w:id="5"/>
+        <w:t>admin</w:t>
+      </w:r>
       <w:proofErr w:type="spellEnd"/>
+      <w:r>
+        <w:t xml:space="preserve">, </w:t>
+      </w:r>
+      <w:proofErr w:type="spellStart"/>
+      <w:r>
+        <w:t>user</w:t>
+      </w:r>
+      <w:proofErr w:type="spellEnd"/>
+      <w:r>
+        <w:t>)</w:t>
+      </w:r>
     </w:p>
     <w:p>
       <w:pPr>
         <w:pStyle w:val="Cmsor2"/>
       </w:pPr>
-      <w:bookmarkStart w:id="6" w:name="_Toc225243213"/>
-      <w:r>
-        <w:t>Felhasznált szoftverek</w:t>
-      </w:r>
-      <w:bookmarkEnd w:id="6"/>
-    </w:p>
+      <w:bookmarkStart w:id="7" w:name="_Toc225243216"/>
+      <w:r>
+        <w:t>Működés</w:t>
+      </w:r>
+      <w:bookmarkEnd w:id="7"/>
+      <w:r>
+        <w:t xml:space="preserve"> műszaki feltételei</w:t>
+      </w:r>
+    </w:p>
+    <w:p>
+      <w:r>
+        <w:t>Bontsd fel apróbb lépésekre a feladatot! (pl. bejelentkezés, időpontfoglalás, email küldés, jegy nyomtatás)</w:t>
+      </w:r>
+    </w:p>
+    <w:p>
+      <w:pPr>
+        <w:pStyle w:val="Cmsor2"/>
+      </w:pPr>
+      <w:bookmarkStart w:id="8" w:name="_Toc225243217"/>
+      <w:r>
+        <w:t>Felhasználói felület vázlatai (</w:t>
+      </w:r>
+      <w:proofErr w:type="spellStart"/>
+      <w:r>
+        <w:t>wireframe</w:t>
+      </w:r>
+      <w:proofErr w:type="spellEnd"/>
+      <w:r>
+        <w:t>)</w:t>
+      </w:r>
+      <w:bookmarkEnd w:id="8"/>
+    </w:p>
+    <w:p>
+      <w:pPr>
+        <w:pStyle w:val="Cmsor2"/>
+      </w:pPr>
+      <w:r>
+        <w:t>Adatbázisterv</w:t>
+      </w:r>
+    </w:p>
+    <w:p>
+      <w:pPr>
+        <w:pStyle w:val="Cmsor3"/>
+      </w:pPr>
+      <w:r>
+        <w:t>Entitások, kapcsolatok</w:t>
+      </w:r>
+    </w:p>
+    <w:p>
+      <w:pPr>
+        <w:pStyle w:val="Cmsor3"/>
+      </w:pPr>
+      <w:r>
+        <w:t>Adattípusok, kulcsok, kapcsolat-táblák, validációk</w:t>
+      </w:r>
+    </w:p>
+    <w:p>
+      <w:pPr>
+        <w:pStyle w:val="Cmsor3"/>
+      </w:pPr>
+      <w:bookmarkStart w:id="9" w:name="_GoBack"/>
+      <w:bookmarkEnd w:id="9"/>
+    </w:p>
+    <w:p/>
     <w:p>
       <w:pPr>
         <w:pStyle w:val="Cmsor1"/>
       </w:pPr>
-      <w:bookmarkStart w:id="7" w:name="_Toc225243214"/>
-      <w:r>
-        <w:lastRenderedPageBreak/>
-        <w:t>Követelményelemzés</w:t>
-      </w:r>
-      <w:bookmarkEnd w:id="7"/>
-    </w:p>
-    <w:p>
-      <w:pPr>
-        <w:pStyle w:val="Cmsor2"/>
-      </w:pPr>
-      <w:bookmarkStart w:id="8" w:name="_Toc225243215"/>
-      <w:r>
-        <w:t>Felhasználói szerepkörök</w:t>
-      </w:r>
-      <w:bookmarkEnd w:id="8"/>
-      <w:r>
-        <w:t xml:space="preserve"> </w:t>
-      </w:r>
-    </w:p>
-    <w:p>
-      <w:r>
-        <w:t xml:space="preserve">(pl. </w:t>
-      </w:r>
-      <w:proofErr w:type="spellStart"/>
-      <w:r>
-        <w:t>admin</w:t>
-      </w:r>
-      <w:proofErr w:type="spellEnd"/>
-      <w:r>
-        <w:t xml:space="preserve">, </w:t>
-      </w:r>
-      <w:proofErr w:type="spellStart"/>
-      <w:r>
-        <w:t>user</w:t>
-      </w:r>
-      <w:proofErr w:type="spellEnd"/>
-      <w:r>
-        <w:t>)</w:t>
-      </w:r>
-    </w:p>
-    <w:p>
-      <w:pPr>
-        <w:pStyle w:val="Cmsor2"/>
-      </w:pPr>
-      <w:bookmarkStart w:id="9" w:name="_Toc225243216"/>
-      <w:r>
-        <w:t>Működés</w:t>
-      </w:r>
-      <w:bookmarkEnd w:id="9"/>
-      <w:r>
-        <w:t xml:space="preserve"> műszaki feltételei</w:t>
-      </w:r>
-    </w:p>
-    <w:p>
-      <w:r>
-        <w:t>Bontsd fel apróbb lépésekre a feladatot! (pl. bejelentkezés, időpontfoglalás, email küldés, jegy nyomtatás)</w:t>
-      </w:r>
-    </w:p>
-    <w:p>
-      <w:pPr>
-        <w:pStyle w:val="Cmsor2"/>
-      </w:pPr>
-      <w:bookmarkStart w:id="10" w:name="_Toc225243217"/>
-      <w:r>
-        <w:t>Felhasználói felület vázlatai (</w:t>
-      </w:r>
-      <w:proofErr w:type="spellStart"/>
-      <w:r>
-        <w:t>wireframe</w:t>
-      </w:r>
-      <w:proofErr w:type="spellEnd"/>
-      <w:r>
-        <w:t>)</w:t>
-      </w:r>
-      <w:bookmarkEnd w:id="10"/>
-    </w:p>
-    <w:p>
-      <w:pPr>
-        <w:pStyle w:val="Cmsor1"/>
-      </w:pPr>
-      <w:bookmarkStart w:id="11" w:name="_Toc225243218"/>
+      <w:bookmarkStart w:id="10" w:name="_Toc225243218"/>
       <w:r>
         <w:lastRenderedPageBreak/>
         <w:t>Adatbázisterv</w:t>
       </w:r>
+      <w:bookmarkEnd w:id="10"/>
+    </w:p>
+    <w:p>
+      <w:pPr>
+        <w:pStyle w:val="Cmsor2"/>
+      </w:pPr>
+      <w:r>
+        <w:t xml:space="preserve"> </w:t>
+      </w:r>
+      <w:bookmarkStart w:id="11" w:name="_Toc225243219"/>
+      <w:r>
+        <w:t>Entitások, kapcsolatok</w:t>
+      </w:r>
       <w:bookmarkEnd w:id="11"/>
+      <w:r>
+        <w:t xml:space="preserve"> </w:t>
+      </w:r>
+    </w:p>
+    <w:p>
+      <w:r>
+        <w:t xml:space="preserve">(pl. </w:t>
+      </w:r>
+      <w:proofErr w:type="spellStart"/>
+      <w:r>
+        <w:t>Users</w:t>
+      </w:r>
+      <w:proofErr w:type="spellEnd"/>
+      <w:r>
+        <w:t xml:space="preserve">, </w:t>
+      </w:r>
+      <w:proofErr w:type="spellStart"/>
+      <w:r>
+        <w:t>Appointments</w:t>
+      </w:r>
+      <w:proofErr w:type="spellEnd"/>
+      <w:r>
+        <w:t xml:space="preserve">, </w:t>
+      </w:r>
+      <w:proofErr w:type="spellStart"/>
+      <w:r>
+        <w:t>Events</w:t>
+      </w:r>
+      <w:proofErr w:type="spellEnd"/>
+      <w:r>
+        <w:t>)</w:t>
+      </w:r>
     </w:p>
     <w:p>
       <w:pPr>
         <w:pStyle w:val="Cmsor2"/>
       </w:pPr>
-      <w:r>
-        <w:t xml:space="preserve"> </w:t>
-      </w:r>
-      <w:bookmarkStart w:id="12" w:name="_Toc225243219"/>
-      <w:r>
-        <w:t>Entitások, kapcsolatok</w:t>
+      <w:bookmarkStart w:id="12" w:name="_Toc225243220"/>
+      <w:r>
+        <w:t>Adattípusok, kulcsok, kapcsolat-táblák</w:t>
+      </w:r>
+      <w:r>
+        <w:t xml:space="preserve">, </w:t>
+      </w:r>
+      <w:r>
+        <w:t>Validáció</w:t>
+      </w:r>
+      <w:r>
+        <w:t>k</w:t>
       </w:r>
       <w:bookmarkEnd w:id="12"/>
-      <w:r>
-        <w:t xml:space="preserve"> </w:t>
-      </w:r>
-    </w:p>
-    <w:p>
-      <w:r>
-        <w:t xml:space="preserve">(pl. </w:t>
-      </w:r>
-      <w:proofErr w:type="spellStart"/>
-      <w:r>
-        <w:t>Users</w:t>
-      </w:r>
-      <w:proofErr w:type="spellEnd"/>
-      <w:r>
-        <w:t xml:space="preserve">, </w:t>
-      </w:r>
-      <w:proofErr w:type="spellStart"/>
-      <w:r>
-        <w:t>Appointments</w:t>
-      </w:r>
-      <w:proofErr w:type="spellEnd"/>
-      <w:r>
-        <w:t xml:space="preserve">, </w:t>
-      </w:r>
-      <w:proofErr w:type="spellStart"/>
-      <w:r>
-        <w:t>Events</w:t>
-      </w:r>
-      <w:proofErr w:type="spellEnd"/>
-      <w:r>
-        <w:t>)</w:t>
-      </w:r>
     </w:p>
     <w:p>
       <w:pPr>
         <w:pStyle w:val="Cmsor2"/>
       </w:pPr>
-      <w:bookmarkStart w:id="13" w:name="_Toc225243220"/>
-      <w:r>
-        <w:t>Adattípusok, kulcsok, kapcsolat-táblák</w:t>
-      </w:r>
-      <w:r>
-        <w:t xml:space="preserve">, </w:t>
-      </w:r>
-      <w:r>
-        <w:t>Validáció</w:t>
-      </w:r>
-      <w:r>
-        <w:t>k</w:t>
+      <w:bookmarkStart w:id="13" w:name="_Toc225243221"/>
+      <w:r>
+        <w:t>ER diagram készítése</w:t>
       </w:r>
       <w:bookmarkEnd w:id="13"/>
     </w:p>
     <w:p>
       <w:pPr>
-        <w:pStyle w:val="Cmsor2"/>
-      </w:pPr>
-      <w:bookmarkStart w:id="14" w:name="_Toc225243221"/>
-      <w:r>
-        <w:t>ER diagram készítése</w:t>
-      </w:r>
-      <w:bookmarkEnd w:id="14"/>
-    </w:p>
-    <w:p>
-      <w:pPr>
         <w:pStyle w:val="Cmsor1"/>
       </w:pPr>
-      <w:bookmarkStart w:id="15" w:name="_Toc225243222"/>
+      <w:bookmarkStart w:id="14" w:name="_Toc225243222"/>
       <w:r>
         <w:lastRenderedPageBreak/>
         <w:t>Backend fejlesztés (REST API)</w:t>
       </w:r>
+      <w:bookmarkEnd w:id="14"/>
+    </w:p>
+    <w:p>
+      <w:pPr>
+        <w:pStyle w:val="Cmsor2"/>
+      </w:pPr>
+      <w:bookmarkStart w:id="15" w:name="_Toc225243223"/>
+      <w:r>
+        <w:t>REST API végpontok</w:t>
+      </w:r>
       <w:bookmarkEnd w:id="15"/>
-    </w:p>
-    <w:p>
-      <w:pPr>
-        <w:pStyle w:val="Cmsor2"/>
-      </w:pPr>
-      <w:bookmarkStart w:id="16" w:name="_Toc225243223"/>
-      <w:r>
-        <w:t>REST API végpontok</w:t>
+      <w:r>
+        <w:t xml:space="preserve"> </w:t>
+      </w:r>
+    </w:p>
+    <w:p>
+      <w:pPr>
+        <w:pStyle w:val="Cmsor3"/>
+      </w:pPr>
+      <w:bookmarkStart w:id="16" w:name="_Toc225243224"/>
+      <w:r>
+        <w:t>Technológia választás</w:t>
       </w:r>
       <w:bookmarkEnd w:id="16"/>
-      <w:r>
-        <w:t xml:space="preserve"> </w:t>
-      </w:r>
-    </w:p>
-    <w:p>
-      <w:pPr>
-        <w:pStyle w:val="Cmsor3"/>
-      </w:pPr>
-      <w:bookmarkStart w:id="17" w:name="_Toc225243224"/>
-      <w:r>
-        <w:t>Technológia választás</w:t>
-      </w:r>
-      <w:bookmarkEnd w:id="17"/>
     </w:p>
     <w:p>
       <w:pPr>
@@ -5774,11 +4678,11 @@
       <w:pPr>
         <w:pStyle w:val="Cmsor3"/>
       </w:pPr>
-      <w:bookmarkStart w:id="18" w:name="_Toc225243225"/>
+      <w:bookmarkStart w:id="17" w:name="_Toc225243225"/>
       <w:r>
         <w:t>Végpontok listája</w:t>
       </w:r>
-      <w:bookmarkEnd w:id="18"/>
+      <w:bookmarkEnd w:id="17"/>
     </w:p>
     <w:tbl>
       <w:tblPr>
@@ -6142,50 +5046,50 @@
       <w:pPr>
         <w:pStyle w:val="Cmsor2"/>
       </w:pPr>
-      <w:bookmarkStart w:id="19" w:name="_Toc473730745"/>
-      <w:bookmarkStart w:id="20" w:name="_Toc225243226"/>
+      <w:bookmarkStart w:id="18" w:name="_Toc473730745"/>
+      <w:bookmarkStart w:id="19" w:name="_Toc225243226"/>
       <w:r>
         <w:t>A felhasznált ismeretek</w:t>
       </w:r>
+      <w:bookmarkEnd w:id="18"/>
       <w:bookmarkEnd w:id="19"/>
+    </w:p>
+    <w:p>
+      <w:pPr>
+        <w:rPr>
+          <w:color w:val="FF0000"/>
+        </w:rPr>
+      </w:pPr>
+      <w:r>
+        <w:rPr>
+          <w:color w:val="FF0000"/>
+        </w:rPr>
+        <w:t>Milyen tantárgyakból, témakörökből hasznosítottál tudást? (pl. OOP, SQL, HTML/</w:t>
+      </w:r>
+      <w:proofErr w:type="gramStart"/>
+      <w:r>
+        <w:rPr>
+          <w:color w:val="FF0000"/>
+        </w:rPr>
+        <w:t>CSS,</w:t>
+      </w:r>
+      <w:proofErr w:type="gramEnd"/>
+      <w:r>
+        <w:rPr>
+          <w:color w:val="FF0000"/>
+        </w:rPr>
+        <w:t xml:space="preserve"> stb.)</w:t>
+      </w:r>
+    </w:p>
+    <w:p>
+      <w:pPr>
+        <w:pStyle w:val="Cmsor2"/>
+      </w:pPr>
+      <w:bookmarkStart w:id="20" w:name="_Toc225243227"/>
+      <w:r>
+        <w:t>A felhasznált szoftverek</w:t>
+      </w:r>
       <w:bookmarkEnd w:id="20"/>
-    </w:p>
-    <w:p>
-      <w:pPr>
-        <w:rPr>
-          <w:color w:val="FF0000"/>
-        </w:rPr>
-      </w:pPr>
-      <w:r>
-        <w:rPr>
-          <w:color w:val="FF0000"/>
-        </w:rPr>
-        <w:t>Milyen tantárgyakból, témakörökből hasznosítottál tudást? (pl. OOP, SQL, HTML/</w:t>
-      </w:r>
-      <w:proofErr w:type="gramStart"/>
-      <w:r>
-        <w:rPr>
-          <w:color w:val="FF0000"/>
-        </w:rPr>
-        <w:t>CSS,</w:t>
-      </w:r>
-      <w:proofErr w:type="gramEnd"/>
-      <w:r>
-        <w:rPr>
-          <w:color w:val="FF0000"/>
-        </w:rPr>
-        <w:t xml:space="preserve"> stb.)</w:t>
-      </w:r>
-    </w:p>
-    <w:p>
-      <w:pPr>
-        <w:pStyle w:val="Cmsor2"/>
-      </w:pPr>
-      <w:bookmarkStart w:id="21" w:name="_Toc225243227"/>
-      <w:r>
-        <w:t>A felhasznált szoftverek</w:t>
-      </w:r>
-      <w:bookmarkEnd w:id="21"/>
     </w:p>
     <w:p>
       <w:pPr>
@@ -6255,22 +5159,22 @@
       <w:pPr>
         <w:pStyle w:val="Cmsor1"/>
       </w:pPr>
-      <w:bookmarkStart w:id="22" w:name="_Toc225243228"/>
+      <w:bookmarkStart w:id="21" w:name="_Toc225243228"/>
       <w:r>
         <w:lastRenderedPageBreak/>
         <w:t>Frontend fejlesztés</w:t>
       </w:r>
+      <w:bookmarkEnd w:id="21"/>
+    </w:p>
+    <w:p>
+      <w:pPr>
+        <w:pStyle w:val="Cmsor2"/>
+      </w:pPr>
+      <w:bookmarkStart w:id="22" w:name="_Toc225243229"/>
+      <w:r>
+        <w:t>Webes kliens</w:t>
+      </w:r>
       <w:bookmarkEnd w:id="22"/>
-    </w:p>
-    <w:p>
-      <w:pPr>
-        <w:pStyle w:val="Cmsor2"/>
-      </w:pPr>
-      <w:bookmarkStart w:id="23" w:name="_Toc225243229"/>
-      <w:r>
-        <w:t>Webes kliens</w:t>
-      </w:r>
-      <w:bookmarkEnd w:id="23"/>
     </w:p>
     <w:p>
       <w:pPr>
@@ -6322,11 +5226,11 @@
       <w:pPr>
         <w:pStyle w:val="Cmsor2"/>
       </w:pPr>
-      <w:bookmarkStart w:id="24" w:name="_Toc225243230"/>
+      <w:bookmarkStart w:id="23" w:name="_Toc225243230"/>
       <w:r>
         <w:t>Mobil kliens (opcionális):</w:t>
       </w:r>
-      <w:bookmarkEnd w:id="24"/>
+      <w:bookmarkEnd w:id="23"/>
     </w:p>
     <w:p>
       <w:pPr>
@@ -6375,11 +5279,11 @@
       <w:pPr>
         <w:pStyle w:val="Cmsor2"/>
       </w:pPr>
-      <w:bookmarkStart w:id="25" w:name="_Toc225243231"/>
+      <w:bookmarkStart w:id="24" w:name="_Toc225243231"/>
       <w:r>
         <w:t>Asztali kliens (opcionális):</w:t>
       </w:r>
-      <w:bookmarkEnd w:id="25"/>
+      <w:bookmarkEnd w:id="24"/>
     </w:p>
     <w:p>
       <w:pPr>
@@ -6429,35 +5333,35 @@
       <w:pPr>
         <w:pStyle w:val="Cmsor1"/>
       </w:pPr>
-      <w:bookmarkStart w:id="26" w:name="_Toc225243232"/>
+      <w:bookmarkStart w:id="25" w:name="_Toc225243232"/>
       <w:r>
         <w:lastRenderedPageBreak/>
         <w:t>Projektmenedzsment</w:t>
       </w:r>
+      <w:bookmarkEnd w:id="25"/>
+      <w:r>
+        <w:t xml:space="preserve"> </w:t>
+      </w:r>
+    </w:p>
+    <w:p>
+      <w:pPr>
+        <w:pStyle w:val="Cmsor2"/>
+      </w:pPr>
+      <w:bookmarkStart w:id="26" w:name="_Toc225243233"/>
+      <w:r>
+        <w:t>Projekttervezés</w:t>
+      </w:r>
       <w:bookmarkEnd w:id="26"/>
-      <w:r>
-        <w:t xml:space="preserve"> </w:t>
-      </w:r>
-    </w:p>
-    <w:p>
-      <w:pPr>
-        <w:pStyle w:val="Cmsor2"/>
-      </w:pPr>
-      <w:bookmarkStart w:id="27" w:name="_Toc225243233"/>
-      <w:r>
-        <w:t>Projekttervezés</w:t>
+    </w:p>
+    <w:p>
+      <w:pPr>
+        <w:pStyle w:val="Cmsor3"/>
+      </w:pPr>
+      <w:bookmarkStart w:id="27" w:name="_Toc225243234"/>
+      <w:r>
+        <w:t>Célkitűzések és határidők</w:t>
       </w:r>
       <w:bookmarkEnd w:id="27"/>
-    </w:p>
-    <w:p>
-      <w:pPr>
-        <w:pStyle w:val="Cmsor3"/>
-      </w:pPr>
-      <w:bookmarkStart w:id="28" w:name="_Toc225243234"/>
-      <w:r>
-        <w:t>Célkitűzések és határidők</w:t>
-      </w:r>
-      <w:bookmarkEnd w:id="28"/>
     </w:p>
     <w:p>
       <w:r>
@@ -6542,22 +5446,22 @@
       <w:pPr>
         <w:pStyle w:val="Cmsor1"/>
       </w:pPr>
-      <w:bookmarkStart w:id="29" w:name="_Toc225243235"/>
+      <w:bookmarkStart w:id="28" w:name="_Toc225243235"/>
       <w:r>
         <w:lastRenderedPageBreak/>
         <w:t>Csapatmunka és verziókövetés</w:t>
       </w:r>
+      <w:bookmarkEnd w:id="28"/>
+    </w:p>
+    <w:p>
+      <w:pPr>
+        <w:pStyle w:val="Cmsor2"/>
+      </w:pPr>
+      <w:bookmarkStart w:id="29" w:name="_Toc225243236"/>
+      <w:r>
+        <w:t>Feladatmegosztás</w:t>
+      </w:r>
       <w:bookmarkEnd w:id="29"/>
-    </w:p>
-    <w:p>
-      <w:pPr>
-        <w:pStyle w:val="Cmsor2"/>
-      </w:pPr>
-      <w:bookmarkStart w:id="30" w:name="_Toc225243236"/>
-      <w:r>
-        <w:t>Feladatmegosztás</w:t>
-      </w:r>
-      <w:bookmarkEnd w:id="30"/>
     </w:p>
     <w:p>
       <w:pPr>
@@ -6625,11 +5529,11 @@
       <w:pPr>
         <w:pStyle w:val="Cmsor2"/>
       </w:pPr>
-      <w:bookmarkStart w:id="31" w:name="_Toc225243237"/>
+      <w:bookmarkStart w:id="30" w:name="_Toc225243237"/>
       <w:r>
         <w:t>Verziókövetés</w:t>
       </w:r>
-      <w:bookmarkEnd w:id="31"/>
+      <w:bookmarkEnd w:id="30"/>
     </w:p>
     <w:p>
       <w:r>
@@ -6728,12 +5632,12 @@
       <w:pPr>
         <w:pStyle w:val="Cmsor1"/>
       </w:pPr>
-      <w:bookmarkStart w:id="32" w:name="_Toc225243238"/>
+      <w:bookmarkStart w:id="31" w:name="_Toc225243238"/>
       <w:r>
         <w:lastRenderedPageBreak/>
         <w:t>Kockázatelemzés</w:t>
       </w:r>
-      <w:bookmarkEnd w:id="32"/>
+      <w:bookmarkEnd w:id="31"/>
     </w:p>
     <w:p>
       <w:pPr>
@@ -6979,62 +5883,62 @@
       <w:pPr>
         <w:pStyle w:val="Cmsor1"/>
       </w:pPr>
-      <w:bookmarkStart w:id="33" w:name="_Toc473730749"/>
-      <w:bookmarkStart w:id="34" w:name="_Toc225243239"/>
+      <w:bookmarkStart w:id="32" w:name="_Toc473730749"/>
+      <w:bookmarkStart w:id="33" w:name="_Toc225243239"/>
       <w:r>
         <w:lastRenderedPageBreak/>
         <w:t>Fejlesztői dokumentáció</w:t>
       </w:r>
+      <w:bookmarkEnd w:id="32"/>
       <w:bookmarkEnd w:id="33"/>
+    </w:p>
+    <w:p>
+      <w:pPr>
+        <w:jc w:val="both"/>
+      </w:pPr>
+      <w:r>
+        <w:t>A fejlesztői dokumentáció célja, hogy a segítse program logikájának, illetve a program kódjának a megértését, illetve a program továbbfejlesztését.  Szakemberek számára készül, elvárás tehát a pontosság és a szakmai jellegű stílus.</w:t>
+      </w:r>
+    </w:p>
+    <w:p>
+      <w:pPr>
+        <w:rPr>
+          <w:color w:val="FF0000"/>
+        </w:rPr>
+      </w:pPr>
+      <w:r>
+        <w:rPr>
+          <w:color w:val="FF0000"/>
+        </w:rPr>
+        <w:t>Ajánlott terjedelem: a feladat jellegétől függően 5</w:t>
+      </w:r>
+      <w:r>
+        <w:rPr>
+          <w:color w:val="FF0000"/>
+        </w:rPr>
+        <w:t>-10 oldal</w:t>
+      </w:r>
+      <w:r>
+        <w:rPr>
+          <w:color w:val="FF0000"/>
+        </w:rPr>
+        <w:t>.</w:t>
+      </w:r>
+    </w:p>
+    <w:p>
+      <w:pPr>
+        <w:jc w:val="both"/>
+      </w:pPr>
+    </w:p>
+    <w:p>
+      <w:pPr>
+        <w:pStyle w:val="Cmsor2"/>
+      </w:pPr>
+      <w:bookmarkStart w:id="34" w:name="_Toc225243240"/>
+      <w:r>
+        <w:t>Részletes feladatspecifikáció</w:t>
+      </w:r>
       <w:bookmarkEnd w:id="34"/>
-    </w:p>
-    <w:p>
-      <w:pPr>
-        <w:jc w:val="both"/>
-      </w:pPr>
-      <w:r>
-        <w:t>A fejlesztői dokumentáció célja, hogy a segítse program logikájának, illetve a program kódjának a megértését, illetve a program továbbfejlesztését.  Szakemberek számára készül, elvárás tehát a pontosság és a szakmai jellegű stílus.</w:t>
-      </w:r>
-    </w:p>
-    <w:p>
-      <w:pPr>
-        <w:rPr>
-          <w:color w:val="FF0000"/>
-        </w:rPr>
-      </w:pPr>
-      <w:r>
-        <w:rPr>
-          <w:color w:val="FF0000"/>
-        </w:rPr>
-        <w:t>Ajánlott terjedelem: a feladat jellegétől függően 5</w:t>
-      </w:r>
-      <w:r>
-        <w:rPr>
-          <w:color w:val="FF0000"/>
-        </w:rPr>
-        <w:t>-10 oldal</w:t>
-      </w:r>
-      <w:r>
-        <w:rPr>
-          <w:color w:val="FF0000"/>
-        </w:rPr>
-        <w:t>.</w:t>
-      </w:r>
-    </w:p>
-    <w:p>
-      <w:pPr>
-        <w:jc w:val="both"/>
-      </w:pPr>
-    </w:p>
-    <w:p>
-      <w:pPr>
-        <w:pStyle w:val="Cmsor2"/>
-      </w:pPr>
-      <w:bookmarkStart w:id="35" w:name="_Toc225243240"/>
-      <w:r>
-        <w:t>Részletes feladatspecifikáció</w:t>
-      </w:r>
-      <w:bookmarkEnd w:id="35"/>
     </w:p>
     <w:p>
       <w:pPr>
@@ -7131,14 +6035,14 @@
       <w:pPr>
         <w:pStyle w:val="Cmsor2"/>
       </w:pPr>
-      <w:bookmarkStart w:id="36" w:name="_Toc225243241"/>
+      <w:bookmarkStart w:id="35" w:name="_Toc225243241"/>
       <w:r>
         <w:t>Entitások</w:t>
       </w:r>
       <w:r>
         <w:t xml:space="preserve"> leírása</w:t>
       </w:r>
-      <w:bookmarkEnd w:id="36"/>
+      <w:bookmarkEnd w:id="35"/>
     </w:p>
     <w:p>
       <w:pPr>
@@ -7197,12 +6101,12 @@
       <w:pPr>
         <w:pStyle w:val="Cmsor3"/>
       </w:pPr>
-      <w:bookmarkStart w:id="37" w:name="_Toc225243242"/>
+      <w:bookmarkStart w:id="36" w:name="_Toc225243242"/>
       <w:r>
         <w:lastRenderedPageBreak/>
         <w:t>Termék entitás</w:t>
       </w:r>
-      <w:bookmarkEnd w:id="37"/>
+      <w:bookmarkEnd w:id="36"/>
     </w:p>
     <w:tbl>
       <w:tblPr>
@@ -7536,11 +6440,11 @@
       <w:pPr>
         <w:pStyle w:val="Cmsor3"/>
       </w:pPr>
-      <w:bookmarkStart w:id="38" w:name="_Toc225243243"/>
+      <w:bookmarkStart w:id="37" w:name="_Toc225243243"/>
       <w:r>
         <w:t>Vevő entitás</w:t>
       </w:r>
-      <w:bookmarkEnd w:id="38"/>
+      <w:bookmarkEnd w:id="37"/>
     </w:p>
     <w:tbl>
       <w:tblPr>
@@ -7900,11 +6804,11 @@
       <w:pPr>
         <w:pStyle w:val="Cmsor3"/>
       </w:pPr>
-      <w:bookmarkStart w:id="39" w:name="_Toc225243244"/>
+      <w:bookmarkStart w:id="38" w:name="_Toc225243244"/>
       <w:r>
         <w:t>Kapcsolat az entitások között</w:t>
       </w:r>
-      <w:bookmarkEnd w:id="39"/>
+      <w:bookmarkEnd w:id="38"/>
     </w:p>
     <w:p>
       <w:r>
@@ -7976,14 +6880,27 @@
         <w:pStyle w:val="Kpalrs"/>
         <w:jc w:val="center"/>
       </w:pPr>
-      <w:fldSimple w:instr=" SEQ ábra \* ARABIC ">
-        <w:r>
-          <w:rPr>
-            <w:noProof/>
-          </w:rPr>
-          <w:t>1</w:t>
-        </w:r>
-      </w:fldSimple>
+      <w:r>
+        <w:fldChar w:fldCharType="begin"/>
+      </w:r>
+      <w:r>
+        <w:instrText xml:space="preserve"> SEQ ábra \* ARABIC </w:instrText>
+      </w:r>
+      <w:r>
+        <w:fldChar w:fldCharType="separate"/>
+      </w:r>
+      <w:r>
+        <w:rPr>
+          <w:noProof/>
+        </w:rPr>
+        <w:t>1</w:t>
+      </w:r>
+      <w:r>
+        <w:rPr>
+          <w:noProof/>
+        </w:rPr>
+        <w:fldChar w:fldCharType="end"/>
+      </w:r>
       <w:r>
         <w:t xml:space="preserve">. ábra </w:t>
       </w:r>
@@ -7996,7 +6913,7 @@
       <w:pPr>
         <w:pStyle w:val="Cmsor2"/>
       </w:pPr>
-      <w:bookmarkStart w:id="40" w:name="_Toc225243245"/>
+      <w:bookmarkStart w:id="39" w:name="_Toc225243245"/>
       <w:r>
         <w:t>Használati esetek (</w:t>
       </w:r>
@@ -8008,7 +6925,7 @@
       <w:r>
         <w:t>)</w:t>
       </w:r>
-      <w:bookmarkEnd w:id="40"/>
+      <w:bookmarkEnd w:id="39"/>
     </w:p>
     <w:p>
       <w:pPr>
@@ -8104,14 +7021,27 @@
         <w:pStyle w:val="Kpalrs"/>
         <w:jc w:val="center"/>
       </w:pPr>
-      <w:fldSimple w:instr=" SEQ ábra \* ARABIC ">
-        <w:r>
-          <w:rPr>
-            <w:noProof/>
-          </w:rPr>
-          <w:t>2</w:t>
-        </w:r>
-      </w:fldSimple>
+      <w:r>
+        <w:fldChar w:fldCharType="begin"/>
+      </w:r>
+      <w:r>
+        <w:instrText xml:space="preserve"> SEQ ábra \* ARABIC </w:instrText>
+      </w:r>
+      <w:r>
+        <w:fldChar w:fldCharType="separate"/>
+      </w:r>
+      <w:r>
+        <w:rPr>
+          <w:noProof/>
+        </w:rPr>
+        <w:t>2</w:t>
+      </w:r>
+      <w:r>
+        <w:rPr>
+          <w:noProof/>
+        </w:rPr>
+        <w:fldChar w:fldCharType="end"/>
+      </w:r>
       <w:r>
         <w:t xml:space="preserve">. ábra Online vásárlás </w:t>
       </w:r>
@@ -8129,14 +7059,14 @@
       <w:pPr>
         <w:pStyle w:val="Cmsor3"/>
       </w:pPr>
-      <w:bookmarkStart w:id="41" w:name="_Toc225243246"/>
+      <w:bookmarkStart w:id="40" w:name="_Toc225243246"/>
       <w:r>
         <w:t>V</w:t>
       </w:r>
       <w:r>
         <w:t>endég</w:t>
       </w:r>
-      <w:bookmarkEnd w:id="41"/>
+      <w:bookmarkEnd w:id="40"/>
     </w:p>
     <w:p>
       <w:pPr>
@@ -8204,34 +7134,34 @@
       <w:pPr>
         <w:pStyle w:val="Cmsor3"/>
       </w:pPr>
-      <w:bookmarkStart w:id="42" w:name="_Toc225243247"/>
+      <w:bookmarkStart w:id="41" w:name="_Toc225243247"/>
       <w:r>
         <w:t>Vevő</w:t>
       </w:r>
+      <w:bookmarkEnd w:id="41"/>
+    </w:p>
+    <w:p/>
+    <w:p>
+      <w:pPr>
+        <w:pStyle w:val="Cmsor3"/>
+      </w:pPr>
+      <w:bookmarkStart w:id="42" w:name="_Toc225243248"/>
+      <w:r>
+        <w:t>Termék</w:t>
+      </w:r>
       <w:bookmarkEnd w:id="42"/>
     </w:p>
     <w:p/>
     <w:p>
       <w:pPr>
-        <w:pStyle w:val="Cmsor3"/>
-      </w:pPr>
-      <w:bookmarkStart w:id="43" w:name="_Toc225243248"/>
-      <w:r>
-        <w:t>Termék</w:t>
-      </w:r>
-      <w:bookmarkEnd w:id="43"/>
-    </w:p>
-    <w:p/>
-    <w:p>
-      <w:pPr>
         <w:pStyle w:val="Cmsor2"/>
       </w:pPr>
-      <w:bookmarkStart w:id="44" w:name="_Toc225243249"/>
+      <w:bookmarkStart w:id="43" w:name="_Toc225243249"/>
       <w:r>
         <w:lastRenderedPageBreak/>
         <w:t>Nézetek</w:t>
       </w:r>
-      <w:bookmarkEnd w:id="44"/>
+      <w:bookmarkEnd w:id="43"/>
     </w:p>
     <w:p>
       <w:pPr>
@@ -8440,14 +7370,27 @@
         <w:pStyle w:val="Kpalrs"/>
         <w:jc w:val="center"/>
       </w:pPr>
-      <w:fldSimple w:instr=" SEQ ábra \* ARABIC ">
-        <w:r>
-          <w:rPr>
-            <w:noProof/>
-          </w:rPr>
-          <w:t>3</w:t>
-        </w:r>
-      </w:fldSimple>
+      <w:r>
+        <w:fldChar w:fldCharType="begin"/>
+      </w:r>
+      <w:r>
+        <w:instrText xml:space="preserve"> SEQ ábra \* ARABIC </w:instrText>
+      </w:r>
+      <w:r>
+        <w:fldChar w:fldCharType="separate"/>
+      </w:r>
+      <w:r>
+        <w:rPr>
+          <w:noProof/>
+        </w:rPr>
+        <w:t>3</w:t>
+      </w:r>
+      <w:r>
+        <w:rPr>
+          <w:noProof/>
+        </w:rPr>
+        <w:fldChar w:fldCharType="end"/>
+      </w:r>
       <w:r>
         <w:t xml:space="preserve">. ábra </w:t>
       </w:r>
@@ -8463,11 +7406,11 @@
       <w:pPr>
         <w:pStyle w:val="Cmsor2"/>
       </w:pPr>
-      <w:bookmarkStart w:id="45" w:name="_Toc225243250"/>
+      <w:bookmarkStart w:id="44" w:name="_Toc225243250"/>
       <w:r>
         <w:t>API végpontok meghatározása</w:t>
       </w:r>
-      <w:bookmarkEnd w:id="45"/>
+      <w:bookmarkEnd w:id="44"/>
     </w:p>
     <w:p>
       <w:r>
@@ -8649,70 +7592,70 @@
       <w:pPr>
         <w:pStyle w:val="Cmsor2"/>
       </w:pPr>
-      <w:bookmarkStart w:id="46" w:name="_Toc225243251"/>
+      <w:bookmarkStart w:id="45" w:name="_Toc225243251"/>
       <w:r>
         <w:lastRenderedPageBreak/>
         <w:t>Részletes feladatspecifikáció, algoritmusok</w:t>
       </w:r>
+      <w:bookmarkEnd w:id="45"/>
+    </w:p>
+    <w:p>
+      <w:r>
+        <w:t>A program lényeges függvényeinek, az osztályok metódusainak a specifikációja (mit valósít meg az adott függvény, illetve metódus, milyen paraméterei vannak, mi a visszatérési érték) Az algoritmizálható részek leírása valamilyen algoritmus-leíró eszközzel (</w:t>
+      </w:r>
+      <w:proofErr w:type="spellStart"/>
+      <w:r>
+        <w:t>struktogram</w:t>
+      </w:r>
+      <w:proofErr w:type="spellEnd"/>
+      <w:r>
+        <w:t xml:space="preserve">, </w:t>
+      </w:r>
+      <w:proofErr w:type="spellStart"/>
+      <w:r>
+        <w:t>pszeudo</w:t>
+      </w:r>
+      <w:proofErr w:type="spellEnd"/>
+      <w:r>
+        <w:t xml:space="preserve">-kód, esetleg UML aktivitás-diagram) Ajánlott terjedelem: a feladat jellegétől függően 2-5 oldal. 5. Forráskód </w:t>
+      </w:r>
+      <w:r>
+        <w:t xml:space="preserve"> A teljes forráskódot a nyomtatott dokumentációba nem kell beletenni! </w:t>
+      </w:r>
+      <w:r>
+        <w:t xml:space="preserve"> Lehet viszont a nyomtatott dokumentációban a fontosabb kódrészeket magyarázattal szerepeltetni </w:t>
+      </w:r>
+    </w:p>
+    <w:p>
+      <w:pPr>
+        <w:pStyle w:val="Cmsor2"/>
+      </w:pPr>
+      <w:bookmarkStart w:id="46" w:name="_Toc225243252"/>
+      <w:r>
+        <w:t>Az alkalmazott fejlesztői eszközök</w:t>
+      </w:r>
       <w:bookmarkEnd w:id="46"/>
     </w:p>
     <w:p>
       <w:r>
-        <w:t>A program lényeges függvényeinek, az osztályok metódusainak a specifikációja (mit valósít meg az adott függvény, illetve metódus, milyen paraméterei vannak, mi a visszatérési érték) Az algoritmizálható részek leírása valamilyen algoritmus-leíró eszközzel (</w:t>
-      </w:r>
-      <w:proofErr w:type="spellStart"/>
-      <w:r>
-        <w:t>struktogram</w:t>
-      </w:r>
-      <w:proofErr w:type="spellEnd"/>
-      <w:r>
-        <w:t xml:space="preserve">, </w:t>
-      </w:r>
-      <w:proofErr w:type="spellStart"/>
-      <w:r>
-        <w:t>pszeudo</w:t>
-      </w:r>
-      <w:proofErr w:type="spellEnd"/>
-      <w:r>
-        <w:t xml:space="preserve">-kód, esetleg UML aktivitás-diagram) Ajánlott terjedelem: a feladat jellegétől függően 2-5 oldal. 5. Forráskód </w:t>
-      </w:r>
-      <w:r>
-        <w:t xml:space="preserve"> A teljes forráskódot a nyomtatott dokumentációba nem kell beletenni! </w:t>
-      </w:r>
-      <w:r>
-        <w:t xml:space="preserve"> Lehet viszont a nyomtatott dokumentációban a fontosabb kódrészeket magyarázattal szerepeltetni </w:t>
-      </w:r>
-    </w:p>
-    <w:p>
-      <w:pPr>
-        <w:pStyle w:val="Cmsor2"/>
-      </w:pPr>
-      <w:bookmarkStart w:id="47" w:name="_Toc225243252"/>
-      <w:r>
-        <w:t>Az alkalmazott fejlesztői eszközök</w:t>
+        <w:t xml:space="preserve">Fel kell sorolnod az összes olyan szoftver </w:t>
+      </w:r>
+      <w:r>
+        <w:t>eszközt,</w:t>
+      </w:r>
+      <w:r>
+        <w:t xml:space="preserve"> amelyet a program fejlesztéséhez, illetve a dokumentáció készítéséhez felhasználtál. </w:t>
+      </w:r>
+    </w:p>
+    <w:p>
+      <w:pPr>
+        <w:pStyle w:val="Cmsor3"/>
+      </w:pPr>
+      <w:bookmarkStart w:id="47" w:name="_Toc225243253"/>
+      <w:r>
+        <w:t>programozási nyelv</w:t>
       </w:r>
       <w:bookmarkEnd w:id="47"/>
-    </w:p>
-    <w:p>
-      <w:r>
-        <w:t xml:space="preserve">Fel kell sorolnod az összes olyan szoftver </w:t>
-      </w:r>
-      <w:r>
-        <w:t>eszközt,</w:t>
-      </w:r>
-      <w:r>
-        <w:t xml:space="preserve"> amelyet a program fejlesztéséhez, illetve a dokumentáció készítéséhez felhasználtál. </w:t>
-      </w:r>
-    </w:p>
-    <w:p>
-      <w:pPr>
-        <w:pStyle w:val="Cmsor3"/>
-      </w:pPr>
-      <w:bookmarkStart w:id="48" w:name="_Toc225243253"/>
-      <w:r>
-        <w:t>programozási nyelv</w:t>
-      </w:r>
-      <w:bookmarkEnd w:id="48"/>
     </w:p>
     <w:p>
       <w:pPr>
@@ -8818,11 +7761,11 @@
       <w:pPr>
         <w:pStyle w:val="Cmsor3"/>
       </w:pPr>
-      <w:bookmarkStart w:id="49" w:name="_Toc225243254"/>
+      <w:bookmarkStart w:id="48" w:name="_Toc225243254"/>
       <w:r>
         <w:t>Mások által készített keretrendszerek és modulok</w:t>
       </w:r>
-      <w:bookmarkEnd w:id="49"/>
+      <w:bookmarkEnd w:id="48"/>
     </w:p>
     <w:p>
       <w:pPr>
@@ -9045,11 +7988,11 @@
       <w:pPr>
         <w:pStyle w:val="Cmsor3"/>
       </w:pPr>
-      <w:bookmarkStart w:id="50" w:name="_Toc225243255"/>
+      <w:bookmarkStart w:id="49" w:name="_Toc225243255"/>
       <w:r>
         <w:t>Fejlesztő környezet</w:t>
       </w:r>
-      <w:bookmarkEnd w:id="50"/>
+      <w:bookmarkEnd w:id="49"/>
     </w:p>
     <w:p>
       <w:pPr>
@@ -9157,40 +8100,40 @@
       <w:pPr>
         <w:pStyle w:val="Cmsor3"/>
       </w:pPr>
-      <w:bookmarkStart w:id="51" w:name="_Toc225243256"/>
+      <w:bookmarkStart w:id="50" w:name="_Toc225243256"/>
       <w:r>
         <w:t>adatbázis-kezelő rendszer</w:t>
       </w:r>
+      <w:bookmarkEnd w:id="50"/>
+    </w:p>
+    <w:p>
+      <w:r>
+        <w:t xml:space="preserve">Ár és teljesítmény </w:t>
+      </w:r>
+      <w:r>
+        <w:t xml:space="preserve">alapján a </w:t>
+      </w:r>
+      <w:proofErr w:type="spellStart"/>
+      <w:r>
+        <w:t>MySQL</w:t>
+      </w:r>
+      <w:proofErr w:type="spellEnd"/>
+      <w:r>
+        <w:t xml:space="preserve"> adatbázis kezelő rendszert választottam</w:t>
+      </w:r>
+      <w:r>
+        <w:t>.</w:t>
+      </w:r>
+    </w:p>
+    <w:p>
+      <w:pPr>
+        <w:pStyle w:val="Cmsor3"/>
+      </w:pPr>
+      <w:bookmarkStart w:id="51" w:name="_Toc225243257"/>
+      <w:r>
+        <w:t>kép-, szöveg-, zeneszerkesztő program</w:t>
+      </w:r>
       <w:bookmarkEnd w:id="51"/>
-    </w:p>
-    <w:p>
-      <w:r>
-        <w:t xml:space="preserve">Ár és teljesítmény </w:t>
-      </w:r>
-      <w:r>
-        <w:t xml:space="preserve">alapján a </w:t>
-      </w:r>
-      <w:proofErr w:type="spellStart"/>
-      <w:r>
-        <w:t>MySQL</w:t>
-      </w:r>
-      <w:proofErr w:type="spellEnd"/>
-      <w:r>
-        <w:t xml:space="preserve"> adatbázis kezelő rendszert választottam</w:t>
-      </w:r>
-      <w:r>
-        <w:t>.</w:t>
-      </w:r>
-    </w:p>
-    <w:p>
-      <w:pPr>
-        <w:pStyle w:val="Cmsor3"/>
-      </w:pPr>
-      <w:bookmarkStart w:id="52" w:name="_Toc225243257"/>
-      <w:r>
-        <w:t>kép-, szöveg-, zeneszerkesztő program</w:t>
-      </w:r>
-      <w:bookmarkEnd w:id="52"/>
     </w:p>
     <w:p>
       <w:pPr>
@@ -9235,12 +8178,12 @@
       <w:pPr>
         <w:pStyle w:val="Cmsor1"/>
       </w:pPr>
-      <w:bookmarkStart w:id="53" w:name="_Toc225243258"/>
+      <w:bookmarkStart w:id="52" w:name="_Toc225243258"/>
       <w:r>
         <w:lastRenderedPageBreak/>
         <w:t>Tesztelési dokumentáció</w:t>
       </w:r>
-      <w:bookmarkEnd w:id="53"/>
+      <w:bookmarkEnd w:id="52"/>
     </w:p>
     <w:p>
       <w:r>
@@ -9369,21 +8312,21 @@
       <w:pPr>
         <w:pStyle w:val="Cmsor2"/>
       </w:pPr>
-      <w:bookmarkStart w:id="54" w:name="_Toc225243259"/>
+      <w:bookmarkStart w:id="53" w:name="_Toc225243259"/>
       <w:r>
         <w:t>Tesztesetek</w:t>
       </w:r>
+      <w:bookmarkEnd w:id="53"/>
+    </w:p>
+    <w:p>
+      <w:pPr>
+        <w:pStyle w:val="Cmsor3"/>
+      </w:pPr>
+      <w:bookmarkStart w:id="54" w:name="_Toc225243260"/>
+      <w:r>
+        <w:t>Normál használat – Bejelentkezés</w:t>
+      </w:r>
       <w:bookmarkEnd w:id="54"/>
-    </w:p>
-    <w:p>
-      <w:pPr>
-        <w:pStyle w:val="Cmsor3"/>
-      </w:pPr>
-      <w:bookmarkStart w:id="55" w:name="_Toc225243260"/>
-      <w:r>
-        <w:t>Normál használat – Bejelentkezés</w:t>
-      </w:r>
-      <w:bookmarkEnd w:id="55"/>
     </w:p>
     <w:p>
       <w:pPr>
@@ -9529,11 +8472,11 @@
       <w:pPr>
         <w:pStyle w:val="Cmsor3"/>
       </w:pPr>
-      <w:bookmarkStart w:id="56" w:name="_Toc225243261"/>
+      <w:bookmarkStart w:id="55" w:name="_Toc225243261"/>
       <w:r>
         <w:t>Extrém eset – Üres mezők</w:t>
       </w:r>
-      <w:bookmarkEnd w:id="56"/>
+      <w:bookmarkEnd w:id="55"/>
     </w:p>
     <w:p>
       <w:pPr>
@@ -9680,11 +8623,11 @@
       <w:pPr>
         <w:pStyle w:val="Cmsor3"/>
       </w:pPr>
-      <w:bookmarkStart w:id="57" w:name="_Toc225243262"/>
+      <w:bookmarkStart w:id="56" w:name="_Toc225243262"/>
       <w:r>
         <w:t>Helytelen adat – Hibás jelszó</w:t>
       </w:r>
-      <w:bookmarkEnd w:id="57"/>
+      <w:bookmarkEnd w:id="56"/>
     </w:p>
     <w:p>
       <w:pPr>
@@ -9822,11 +8765,11 @@
       <w:pPr>
         <w:pStyle w:val="Cmsor3"/>
       </w:pPr>
-      <w:bookmarkStart w:id="58" w:name="_Toc225243263"/>
+      <w:bookmarkStart w:id="57" w:name="_Toc225243263"/>
       <w:r>
         <w:t>4. Bolondbiztos teszt – Hosszú bemenet</w:t>
       </w:r>
-      <w:bookmarkEnd w:id="58"/>
+      <w:bookmarkEnd w:id="57"/>
     </w:p>
     <w:p>
       <w:pPr>
@@ -9981,11 +8924,11 @@
       <w:r>
         <w:t xml:space="preserve"> </w:t>
       </w:r>
-      <w:bookmarkStart w:id="59" w:name="_Toc225243264"/>
+      <w:bookmarkStart w:id="58" w:name="_Toc225243264"/>
       <w:r>
         <w:t>Talált hibák</w:t>
       </w:r>
-      <w:bookmarkEnd w:id="59"/>
+      <w:bookmarkEnd w:id="58"/>
     </w:p>
     <w:p>
       <w:pPr>
@@ -10079,7 +9022,7 @@
       <w:pPr>
         <w:pStyle w:val="Cmsor2"/>
       </w:pPr>
-      <w:bookmarkStart w:id="60" w:name="_Toc225243265"/>
+      <w:bookmarkStart w:id="59" w:name="_Toc225243265"/>
       <w:r>
         <w:rPr>
           <w:rStyle w:val="Kiemels2"/>
@@ -10088,25 +9031,25 @@
         </w:rPr>
         <w:t>Automatizált tesztelés</w:t>
       </w:r>
+      <w:bookmarkEnd w:id="59"/>
+    </w:p>
+    <w:p>
+      <w:pPr>
+        <w:pStyle w:val="Cmsor3"/>
+      </w:pPr>
+      <w:bookmarkStart w:id="60" w:name="_Toc225243266"/>
+      <w:r>
+        <w:t>Egységtesztek (</w:t>
+      </w:r>
+      <w:proofErr w:type="spellStart"/>
+      <w:r>
+        <w:t>Jest</w:t>
+      </w:r>
+      <w:proofErr w:type="spellEnd"/>
+      <w:r>
+        <w:t>)</w:t>
+      </w:r>
       <w:bookmarkEnd w:id="60"/>
-    </w:p>
-    <w:p>
-      <w:pPr>
-        <w:pStyle w:val="Cmsor3"/>
-      </w:pPr>
-      <w:bookmarkStart w:id="61" w:name="_Toc225243266"/>
-      <w:r>
-        <w:t>Egységtesztek (</w:t>
-      </w:r>
-      <w:proofErr w:type="spellStart"/>
-      <w:r>
-        <w:t>Jest</w:t>
-      </w:r>
-      <w:proofErr w:type="spellEnd"/>
-      <w:r>
-        <w:t>)</w:t>
-      </w:r>
-      <w:bookmarkEnd w:id="61"/>
     </w:p>
     <w:p>
       <w:pPr>
@@ -10857,12 +9800,12 @@
       <w:pPr>
         <w:pStyle w:val="Cmsor2"/>
       </w:pPr>
-      <w:bookmarkStart w:id="62" w:name="_Toc225243267"/>
+      <w:bookmarkStart w:id="61" w:name="_Toc225243267"/>
       <w:r>
         <w:lastRenderedPageBreak/>
         <w:t>Tesztelési környezet</w:t>
       </w:r>
-      <w:bookmarkEnd w:id="62"/>
+      <w:bookmarkEnd w:id="61"/>
     </w:p>
     <w:p>
       <w:pPr>
@@ -10945,13 +9888,37 @@
       <w:pPr>
         <w:pStyle w:val="Cmsor1"/>
       </w:pPr>
-      <w:bookmarkStart w:id="63" w:name="_Toc473730746"/>
-      <w:bookmarkStart w:id="64" w:name="_Toc225243268"/>
+      <w:bookmarkStart w:id="62" w:name="_Toc473730746"/>
+      <w:bookmarkStart w:id="63" w:name="_Toc225243268"/>
       <w:r>
         <w:lastRenderedPageBreak/>
         <w:t>Felhasználói dokumentáció</w:t>
       </w:r>
+      <w:bookmarkEnd w:id="62"/>
       <w:bookmarkEnd w:id="63"/>
+    </w:p>
+    <w:p>
+      <w:pPr>
+        <w:rPr>
+          <w:color w:val="FF0000"/>
+        </w:rPr>
+      </w:pPr>
+      <w:r>
+        <w:rPr>
+          <w:color w:val="FF0000"/>
+        </w:rPr>
+        <w:t>A felhasználói dokumentáció célja, hogy segítséget adjon a leendő felhasználónak a programmal telepítésével és használatával kapcsolatos minden probléma megoldásában, segítse a program kezelésének az elsajátítását.</w:t>
+      </w:r>
+    </w:p>
+    <w:p/>
+    <w:p>
+      <w:pPr>
+        <w:pStyle w:val="Cmsor2"/>
+      </w:pPr>
+      <w:bookmarkStart w:id="64" w:name="_Toc225243269"/>
+      <w:r>
+        <w:t>A program általános specifikációja</w:t>
+      </w:r>
       <w:bookmarkEnd w:id="64"/>
     </w:p>
     <w:p>
@@ -10964,7 +9931,45 @@
         <w:rPr>
           <w:color w:val="FF0000"/>
         </w:rPr>
-        <w:t>A felhasználói dokumentáció célja, hogy segítséget adjon a leendő felhasználónak a programmal telepítésével és használatával kapcsolatos minden probléma megoldásában, segítse a program kezelésének az elsajátítását.</w:t>
+        <w:t xml:space="preserve">Ez a rész a program fontosabb jellemzőit és funkcióit tartalmazza. A cél, hogy a leendő felhasználó ezt a fejezetet elolvasva el tudja dönteni, hogy a program megfelelő-e a számára. </w:t>
+      </w:r>
+    </w:p>
+    <w:p>
+      <w:pPr>
+        <w:rPr>
+          <w:color w:val="FF0000"/>
+        </w:rPr>
+      </w:pPr>
+      <w:r>
+        <w:rPr>
+          <w:color w:val="FF0000"/>
+        </w:rPr>
+        <w:t xml:space="preserve"> </w:t>
+      </w:r>
+    </w:p>
+    <w:p>
+      <w:pPr>
+        <w:rPr>
+          <w:color w:val="FF0000"/>
+        </w:rPr>
+      </w:pPr>
+      <w:r>
+        <w:rPr>
+          <w:color w:val="FF0000"/>
+        </w:rPr>
+        <w:t xml:space="preserve">Ajánlott terjedelem: </w:t>
+      </w:r>
+      <w:r>
+        <w:rPr>
+          <w:color w:val="FF0000"/>
+        </w:rPr>
+        <w:t>0,5</w:t>
+      </w:r>
+      <w:r>
+        <w:rPr>
+          <w:color w:val="FF0000"/>
+        </w:rPr>
+        <w:t xml:space="preserve"> oldal. </w:t>
       </w:r>
     </w:p>
     <w:p/>
@@ -10972,11 +9977,26 @@
       <w:pPr>
         <w:pStyle w:val="Cmsor2"/>
       </w:pPr>
-      <w:bookmarkStart w:id="65" w:name="_Toc225243269"/>
-      <w:r>
-        <w:t>A program általános specifikációja</w:t>
+      <w:bookmarkStart w:id="65" w:name="_Toc473730747"/>
+      <w:bookmarkStart w:id="66" w:name="_Toc225243270"/>
+      <w:r>
+        <w:t>Rendszerkövetelmények</w:t>
       </w:r>
       <w:bookmarkEnd w:id="65"/>
+      <w:bookmarkEnd w:id="66"/>
+    </w:p>
+    <w:p>
+      <w:pPr>
+        <w:pStyle w:val="Cmsor3"/>
+      </w:pPr>
+      <w:bookmarkStart w:id="67" w:name="_Toc225243271"/>
+      <w:r>
+        <w:t>Hardver követelmények</w:t>
+      </w:r>
+      <w:bookmarkEnd w:id="67"/>
+      <w:r>
+        <w:t xml:space="preserve"> </w:t>
+      </w:r>
     </w:p>
     <w:p>
       <w:pPr>
@@ -10988,19 +10008,31 @@
         <w:rPr>
           <w:color w:val="FF0000"/>
         </w:rPr>
-        <w:t xml:space="preserve">Ez a rész a program fontosabb jellemzőit és funkcióit tartalmazza. A cél, hogy a leendő felhasználó ezt a fejezetet elolvasva el tudja dönteni, hogy a program megfelelő-e a számára. </w:t>
-      </w:r>
-    </w:p>
-    <w:p>
-      <w:pPr>
+        <w:t>Ebben a részben kell leírni a minimális és ajánlott hardver konfigurációt, amely a program futtatásához szükséges. Pontos paramétereket kell megadni, még akkor is, ha a program amúgy minden gépen lefut.</w:t>
+      </w:r>
+      <w:r>
         <w:rPr>
           <w:color w:val="FF0000"/>
         </w:rPr>
-      </w:pPr>
+        <w:t xml:space="preserve"> </w:t>
+      </w:r>
       <w:r>
         <w:rPr>
           <w:color w:val="FF0000"/>
         </w:rPr>
+        <w:t>Minimum gépigény (pl. RAM, CPU, tárhely).</w:t>
+      </w:r>
+    </w:p>
+    <w:p>
+      <w:pPr>
+        <w:pStyle w:val="Cmsor3"/>
+      </w:pPr>
+      <w:bookmarkStart w:id="68" w:name="_Toc225243272"/>
+      <w:r>
+        <w:t>Szoftver követelmények</w:t>
+      </w:r>
+      <w:bookmarkEnd w:id="68"/>
+      <w:r>
         <w:t xml:space="preserve"> </w:t>
       </w:r>
     </w:p>
@@ -11014,176 +10046,87 @@
         <w:rPr>
           <w:color w:val="FF0000"/>
         </w:rPr>
-        <w:t xml:space="preserve">Ajánlott terjedelem: </w:t>
-      </w:r>
+        <w:t>Le kell írni, hogy mely operációs rendszere(</w:t>
+      </w:r>
+      <w:proofErr w:type="spellStart"/>
       <w:r>
         <w:rPr>
           <w:color w:val="FF0000"/>
         </w:rPr>
-        <w:t>0,5</w:t>
-      </w:r>
+        <w:t>ke</w:t>
+      </w:r>
+      <w:proofErr w:type="spellEnd"/>
       <w:r>
         <w:rPr>
           <w:color w:val="FF0000"/>
         </w:rPr>
-        <w:t xml:space="preserve"> oldal. </w:t>
-      </w:r>
-    </w:p>
-    <w:p/>
+        <w:t xml:space="preserve">)n fut a program, és milyen egyéb szoftver komponensek szükségesek a működéshez (pl. .NET, </w:t>
+      </w:r>
+      <w:proofErr w:type="spellStart"/>
+      <w:r>
+        <w:rPr>
+          <w:color w:val="FF0000"/>
+        </w:rPr>
+        <w:t>DirectX</w:t>
+      </w:r>
+      <w:proofErr w:type="spellEnd"/>
+      <w:r>
+        <w:rPr>
+          <w:color w:val="FF0000"/>
+        </w:rPr>
+        <w:t>, esetleg adatbázis-szerver és adatbázis-</w:t>
+      </w:r>
+      <w:proofErr w:type="gramStart"/>
+      <w:r>
+        <w:rPr>
+          <w:color w:val="FF0000"/>
+        </w:rPr>
+        <w:t>állományok,</w:t>
+      </w:r>
+      <w:proofErr w:type="gramEnd"/>
+      <w:r>
+        <w:rPr>
+          <w:color w:val="FF0000"/>
+        </w:rPr>
+        <w:t xml:space="preserve"> stb.)</w:t>
+      </w:r>
+    </w:p>
+    <w:p>
+      <w:pPr>
+        <w:rPr>
+          <w:color w:val="FF0000"/>
+        </w:rPr>
+      </w:pPr>
+      <w:r>
+        <w:rPr>
+          <w:color w:val="FF0000"/>
+        </w:rPr>
+        <w:t xml:space="preserve">Ajánlott terjedelem: ½ -1 oldal, </w:t>
+      </w:r>
+      <w:proofErr w:type="spellStart"/>
+      <w:r>
+        <w:rPr>
+          <w:color w:val="FF0000"/>
+        </w:rPr>
+        <w:t>felsorolásszerűen</w:t>
+      </w:r>
+      <w:proofErr w:type="spellEnd"/>
+      <w:r>
+        <w:rPr>
+          <w:color w:val="FF0000"/>
+        </w:rPr>
+        <w:t xml:space="preserve"> leírva </w:t>
+      </w:r>
+    </w:p>
     <w:p>
       <w:pPr>
         <w:pStyle w:val="Cmsor2"/>
       </w:pPr>
-      <w:bookmarkStart w:id="66" w:name="_Toc473730747"/>
-      <w:bookmarkStart w:id="67" w:name="_Toc225243270"/>
-      <w:r>
-        <w:t>Rendszerkövetelmények</w:t>
-      </w:r>
-      <w:bookmarkEnd w:id="66"/>
-      <w:bookmarkEnd w:id="67"/>
-    </w:p>
-    <w:p>
-      <w:pPr>
-        <w:pStyle w:val="Cmsor3"/>
-      </w:pPr>
-      <w:bookmarkStart w:id="68" w:name="_Toc225243271"/>
-      <w:r>
-        <w:t>Hardver követelmények</w:t>
-      </w:r>
-      <w:bookmarkEnd w:id="68"/>
-      <w:r>
-        <w:t xml:space="preserve"> </w:t>
-      </w:r>
-    </w:p>
-    <w:p>
-      <w:pPr>
-        <w:rPr>
-          <w:color w:val="FF0000"/>
-        </w:rPr>
-      </w:pPr>
-      <w:r>
-        <w:rPr>
-          <w:color w:val="FF0000"/>
-        </w:rPr>
-        <w:t>Ebben a részben kell leírni a minimális és ajánlott hardver konfigurációt, amely a program futtatásához szükséges. Pontos paramétereket kell megadni, még akkor is, ha a program amúgy minden gépen lefut.</w:t>
-      </w:r>
-      <w:r>
-        <w:rPr>
-          <w:color w:val="FF0000"/>
-        </w:rPr>
-        <w:t xml:space="preserve"> </w:t>
-      </w:r>
-      <w:r>
-        <w:rPr>
-          <w:color w:val="FF0000"/>
-        </w:rPr>
-        <w:t>Minimum gépigény (pl. RAM, CPU, tárhely).</w:t>
-      </w:r>
-    </w:p>
-    <w:p>
-      <w:pPr>
-        <w:pStyle w:val="Cmsor3"/>
-      </w:pPr>
-      <w:bookmarkStart w:id="69" w:name="_Toc225243272"/>
-      <w:r>
-        <w:t>Szoftver követelmények</w:t>
+      <w:bookmarkStart w:id="69" w:name="_Toc225243273"/>
+      <w:r>
+        <w:t>A program telepítése</w:t>
       </w:r>
       <w:bookmarkEnd w:id="69"/>
-      <w:r>
-        <w:t xml:space="preserve"> </w:t>
-      </w:r>
-    </w:p>
-    <w:p>
-      <w:pPr>
-        <w:rPr>
-          <w:color w:val="FF0000"/>
-        </w:rPr>
-      </w:pPr>
-      <w:r>
-        <w:rPr>
-          <w:color w:val="FF0000"/>
-        </w:rPr>
-        <w:t>Le kell írni, hogy mely operációs rendszere(</w:t>
-      </w:r>
-      <w:proofErr w:type="spellStart"/>
-      <w:r>
-        <w:rPr>
-          <w:color w:val="FF0000"/>
-        </w:rPr>
-        <w:t>ke</w:t>
-      </w:r>
-      <w:proofErr w:type="spellEnd"/>
-      <w:r>
-        <w:rPr>
-          <w:color w:val="FF0000"/>
-        </w:rPr>
-        <w:t xml:space="preserve">)n fut a program, és milyen egyéb szoftver komponensek szükségesek a működéshez (pl. .NET, </w:t>
-      </w:r>
-      <w:proofErr w:type="spellStart"/>
-      <w:r>
-        <w:rPr>
-          <w:color w:val="FF0000"/>
-        </w:rPr>
-        <w:t>DirectX</w:t>
-      </w:r>
-      <w:proofErr w:type="spellEnd"/>
-      <w:r>
-        <w:rPr>
-          <w:color w:val="FF0000"/>
-        </w:rPr>
-        <w:t>, esetleg adatbázis-szerver és adatbázis-</w:t>
-      </w:r>
-      <w:proofErr w:type="gramStart"/>
-      <w:r>
-        <w:rPr>
-          <w:color w:val="FF0000"/>
-        </w:rPr>
-        <w:t>állományok,</w:t>
-      </w:r>
-      <w:proofErr w:type="gramEnd"/>
-      <w:r>
-        <w:rPr>
-          <w:color w:val="FF0000"/>
-        </w:rPr>
-        <w:t xml:space="preserve"> stb.)</w:t>
-      </w:r>
-    </w:p>
-    <w:p>
-      <w:pPr>
-        <w:rPr>
-          <w:color w:val="FF0000"/>
-        </w:rPr>
-      </w:pPr>
-      <w:r>
-        <w:rPr>
-          <w:color w:val="FF0000"/>
-        </w:rPr>
-        <w:t xml:space="preserve">Ajánlott terjedelem: ½ -1 oldal, </w:t>
-      </w:r>
-      <w:proofErr w:type="spellStart"/>
-      <w:r>
-        <w:rPr>
-          <w:color w:val="FF0000"/>
-        </w:rPr>
-        <w:t>felsorolásszerűen</w:t>
-      </w:r>
-      <w:proofErr w:type="spellEnd"/>
-      <w:r>
-        <w:rPr>
-          <w:color w:val="FF0000"/>
-        </w:rPr>
-        <w:t xml:space="preserve"> leírva </w:t>
-      </w:r>
-    </w:p>
-    <w:p>
-      <w:pPr>
-        <w:pStyle w:val="Cmsor2"/>
-      </w:pPr>
-      <w:bookmarkStart w:id="70" w:name="_Toc225243273"/>
-      <w:r>
-        <w:t>A program telepítése</w:t>
-      </w:r>
-      <w:bookmarkEnd w:id="70"/>
       <w:r>
         <w:t xml:space="preserve"> </w:t>
       </w:r>
@@ -11332,8 +10275,8 @@
         </w:rPr>
         <w:fldChar w:fldCharType="separate"/>
       </w:r>
-      <w:bookmarkStart w:id="71" w:name="_Toc63249969"/>
-      <w:bookmarkStart w:id="72" w:name="_Toc63250394"/>
+      <w:bookmarkStart w:id="70" w:name="_Toc63249969"/>
+      <w:bookmarkStart w:id="71" w:name="_Toc63250394"/>
       <w:r>
         <w:rPr>
           <w:noProof/>
@@ -11354,14 +10297,14 @@
         </w:rPr>
         <w:t>. kép Ez a módosító ablak</w:t>
       </w:r>
+      <w:bookmarkEnd w:id="70"/>
+      <w:r>
+        <w:rPr>
+          <w:color w:val="FF0000"/>
+        </w:rPr>
+        <w:t xml:space="preserve"> a programban</w:t>
+      </w:r>
       <w:bookmarkEnd w:id="71"/>
-      <w:r>
-        <w:rPr>
-          <w:color w:val="FF0000"/>
-        </w:rPr>
-        <w:t xml:space="preserve"> a programban</w:t>
-      </w:r>
-      <w:bookmarkEnd w:id="72"/>
     </w:p>
     <w:p>
       <w:pPr>
@@ -11384,11 +10327,11 @@
       <w:pPr>
         <w:pStyle w:val="Cmsor2"/>
       </w:pPr>
-      <w:bookmarkStart w:id="73" w:name="_Toc225243274"/>
+      <w:bookmarkStart w:id="72" w:name="_Toc225243274"/>
       <w:r>
         <w:t>A program használatának a részletes leírása</w:t>
       </w:r>
-      <w:bookmarkEnd w:id="73"/>
+      <w:bookmarkEnd w:id="72"/>
     </w:p>
     <w:p>
       <w:pPr>
@@ -11555,7 +10498,7 @@
           <w:rFonts w:eastAsiaTheme="minorHAnsi"/>
         </w:rPr>
       </w:pPr>
-      <w:bookmarkStart w:id="74" w:name="_Toc225243275"/>
+      <w:bookmarkStart w:id="73" w:name="_Toc225243275"/>
       <w:r>
         <w:rPr>
           <w:rFonts w:eastAsiaTheme="minorHAnsi"/>
@@ -11631,7 +10574,7 @@
         </w:rPr>
         <w:t>)</w:t>
       </w:r>
-      <w:bookmarkEnd w:id="74"/>
+      <w:bookmarkEnd w:id="73"/>
     </w:p>
     <w:p>
       <w:r>
@@ -11661,116 +10604,116 @@
       <w:pPr>
         <w:pStyle w:val="Cmsor1"/>
       </w:pPr>
-      <w:bookmarkStart w:id="75" w:name="_Toc225243276"/>
+      <w:bookmarkStart w:id="74" w:name="_Toc225243276"/>
       <w:r>
         <w:lastRenderedPageBreak/>
         <w:t>Összefoglalás</w:t>
       </w:r>
+      <w:bookmarkEnd w:id="74"/>
+    </w:p>
+    <w:p>
+      <w:pPr>
+        <w:pStyle w:val="Cmsor2"/>
+      </w:pPr>
+      <w:bookmarkStart w:id="75" w:name="_Toc225243277"/>
+      <w:r>
+        <w:t>Önértékelés</w:t>
+      </w:r>
       <w:bookmarkEnd w:id="75"/>
     </w:p>
     <w:p>
       <w:pPr>
+        <w:rPr>
+          <w:color w:val="FF0000"/>
+        </w:rPr>
+      </w:pPr>
+      <w:r>
+        <w:rPr>
+          <w:color w:val="FF0000"/>
+        </w:rPr>
+        <w:t>A kitűzött célok elérése, a felmerült problémák és megoldásuk felsorolása.</w:t>
+      </w:r>
+    </w:p>
+    <w:p>
+      <w:pPr>
+        <w:rPr>
+          <w:color w:val="FF0000"/>
+        </w:rPr>
+      </w:pPr>
+      <w:r>
+        <w:rPr>
+          <w:color w:val="FF0000"/>
+        </w:rPr>
+        <w:t>A saját fejlődés bemutatása (mit tanult meg, hogyan alkalmazta…)</w:t>
+      </w:r>
+    </w:p>
+    <w:p>
+      <w:pPr>
+        <w:rPr>
+          <w:color w:val="FF0000"/>
+        </w:rPr>
+      </w:pPr>
+      <w:r>
+        <w:rPr>
+          <w:color w:val="FF0000"/>
+        </w:rPr>
+        <w:t>pl.:</w:t>
+      </w:r>
+    </w:p>
+    <w:p>
+      <w:pPr>
+        <w:ind w:left="360" w:firstLine="0"/>
+      </w:pPr>
+      <w:r>
+        <w:t xml:space="preserve">A projekt során sikerült elmélyíteni a tudásunkat a front-end és back-end fejlesztésben, valamint az adatbázis-kezelésben. A legnagyobb kihívást a [pl. </w:t>
+      </w:r>
+      <w:proofErr w:type="spellStart"/>
+      <w:r>
+        <w:t>autentikáció</w:t>
+      </w:r>
+      <w:proofErr w:type="spellEnd"/>
+      <w:r>
+        <w:t xml:space="preserve">, </w:t>
+      </w:r>
+      <w:proofErr w:type="spellStart"/>
+      <w:r>
+        <w:t>adatvalidálás</w:t>
+      </w:r>
+      <w:proofErr w:type="spellEnd"/>
+      <w:r>
+        <w:t>, aszinkron kommunikáció] megvalósítása jelentette. Ezeket közös munkával és konzultációval sikerült megoldani.</w:t>
+      </w:r>
+    </w:p>
+    <w:p>
+      <w:pPr>
+        <w:ind w:left="360" w:firstLine="0"/>
+      </w:pPr>
+      <w:r>
+        <w:t>Fejlődtünk a verziókezelés, csapatmunka és dokumentációs technikák területén is.</w:t>
+      </w:r>
+    </w:p>
+    <w:p>
+      <w:pPr>
+        <w:rPr>
+          <w:color w:val="FF0000"/>
+        </w:rPr>
+      </w:pPr>
+      <w:r>
+        <w:rPr>
+          <w:color w:val="FF0000"/>
+        </w:rPr>
+        <w:t>Ajánlott terjedelem: 0,5-1 oldal</w:t>
+      </w:r>
+    </w:p>
+    <w:p>
+      <w:pPr>
         <w:pStyle w:val="Cmsor2"/>
       </w:pPr>
-      <w:bookmarkStart w:id="76" w:name="_Toc225243277"/>
-      <w:r>
-        <w:t>Önértékelés</w:t>
+      <w:bookmarkStart w:id="76" w:name="_Toc225243278"/>
+      <w:r>
+        <w:t>Továbbfejlesztési lehetőségek</w:t>
       </w:r>
       <w:bookmarkEnd w:id="76"/>
-    </w:p>
-    <w:p>
-      <w:pPr>
-        <w:rPr>
-          <w:color w:val="FF0000"/>
-        </w:rPr>
-      </w:pPr>
-      <w:r>
-        <w:rPr>
-          <w:color w:val="FF0000"/>
-        </w:rPr>
-        <w:t>A kitűzött célok elérése, a felmerült problémák és megoldásuk felsorolása.</w:t>
-      </w:r>
-    </w:p>
-    <w:p>
-      <w:pPr>
-        <w:rPr>
-          <w:color w:val="FF0000"/>
-        </w:rPr>
-      </w:pPr>
-      <w:r>
-        <w:rPr>
-          <w:color w:val="FF0000"/>
-        </w:rPr>
-        <w:t>A saját fejlődés bemutatása (mit tanult meg, hogyan alkalmazta…)</w:t>
-      </w:r>
-    </w:p>
-    <w:p>
-      <w:pPr>
-        <w:rPr>
-          <w:color w:val="FF0000"/>
-        </w:rPr>
-      </w:pPr>
-      <w:r>
-        <w:rPr>
-          <w:color w:val="FF0000"/>
-        </w:rPr>
-        <w:t>pl.:</w:t>
-      </w:r>
-    </w:p>
-    <w:p>
-      <w:pPr>
-        <w:ind w:left="360" w:firstLine="0"/>
-      </w:pPr>
-      <w:r>
-        <w:t xml:space="preserve">A projekt során sikerült elmélyíteni a tudásunkat a front-end és back-end fejlesztésben, valamint az adatbázis-kezelésben. A legnagyobb kihívást a [pl. </w:t>
-      </w:r>
-      <w:proofErr w:type="spellStart"/>
-      <w:r>
-        <w:t>autentikáció</w:t>
-      </w:r>
-      <w:proofErr w:type="spellEnd"/>
-      <w:r>
-        <w:t xml:space="preserve">, </w:t>
-      </w:r>
-      <w:proofErr w:type="spellStart"/>
-      <w:r>
-        <w:t>adatvalidálás</w:t>
-      </w:r>
-      <w:proofErr w:type="spellEnd"/>
-      <w:r>
-        <w:t>, aszinkron kommunikáció] megvalósítása jelentette. Ezeket közös munkával és konzultációval sikerült megoldani.</w:t>
-      </w:r>
-    </w:p>
-    <w:p>
-      <w:pPr>
-        <w:ind w:left="360" w:firstLine="0"/>
-      </w:pPr>
-      <w:r>
-        <w:t>Fejlődtünk a verziókezelés, csapatmunka és dokumentációs technikák területén is.</w:t>
-      </w:r>
-    </w:p>
-    <w:p>
-      <w:pPr>
-        <w:rPr>
-          <w:color w:val="FF0000"/>
-        </w:rPr>
-      </w:pPr>
-      <w:r>
-        <w:rPr>
-          <w:color w:val="FF0000"/>
-        </w:rPr>
-        <w:t>Ajánlott terjedelem: 0,5-1 oldal</w:t>
-      </w:r>
-    </w:p>
-    <w:p>
-      <w:pPr>
-        <w:pStyle w:val="Cmsor2"/>
-      </w:pPr>
-      <w:bookmarkStart w:id="77" w:name="_Toc225243278"/>
-      <w:r>
-        <w:t>Továbbfejlesztési lehetőségek</w:t>
-      </w:r>
-      <w:bookmarkEnd w:id="77"/>
     </w:p>
     <w:p>
       <w:pPr>
@@ -11938,14 +10881,14 @@
       <w:pPr>
         <w:pStyle w:val="Cmsor1"/>
       </w:pPr>
-      <w:bookmarkStart w:id="78" w:name="_Toc473730753"/>
-      <w:bookmarkStart w:id="79" w:name="_Toc225243279"/>
+      <w:bookmarkStart w:id="77" w:name="_Toc473730753"/>
+      <w:bookmarkStart w:id="78" w:name="_Toc225243279"/>
       <w:r>
         <w:lastRenderedPageBreak/>
         <w:t>Felhasznált irodalom</w:t>
       </w:r>
+      <w:bookmarkEnd w:id="77"/>
       <w:bookmarkEnd w:id="78"/>
-      <w:bookmarkEnd w:id="79"/>
     </w:p>
     <w:p>
       <w:pPr>
@@ -12050,11 +10993,11 @@
       <w:pPr>
         <w:pStyle w:val="Cmsor2"/>
       </w:pPr>
-      <w:bookmarkStart w:id="80" w:name="_Toc225243280"/>
+      <w:bookmarkStart w:id="79" w:name="_Toc225243280"/>
       <w:r>
         <w:t>Nyomtatott könyv</w:t>
       </w:r>
-      <w:bookmarkEnd w:id="80"/>
+      <w:bookmarkEnd w:id="79"/>
     </w:p>
     <w:p>
       <w:r>
@@ -12180,11 +11123,11 @@
       <w:pPr>
         <w:pStyle w:val="Cmsor2"/>
       </w:pPr>
-      <w:bookmarkStart w:id="81" w:name="_Toc225243281"/>
+      <w:bookmarkStart w:id="80" w:name="_Toc225243281"/>
       <w:r>
         <w:t>Internetes forrás (weboldal, blog, dokumentáció)</w:t>
       </w:r>
-      <w:bookmarkEnd w:id="81"/>
+      <w:bookmarkEnd w:id="80"/>
     </w:p>
     <w:p>
       <w:r>
@@ -12320,7 +11263,7 @@
       <w:pPr>
         <w:pStyle w:val="Cmsor2"/>
       </w:pPr>
-      <w:bookmarkStart w:id="82" w:name="_Toc225243282"/>
+      <w:bookmarkStart w:id="81" w:name="_Toc225243282"/>
       <w:r>
         <w:t xml:space="preserve">Elektronikus dokumentum </w:t>
       </w:r>
@@ -12331,7 +11274,7 @@
         </w:rPr>
         <w:t>(PDF, tananyag, prezentáció stb.)</w:t>
       </w:r>
-      <w:bookmarkEnd w:id="82"/>
+      <w:bookmarkEnd w:id="81"/>
     </w:p>
     <w:p>
       <w:r>
@@ -12448,12 +11391,12 @@
       <w:pPr>
         <w:pStyle w:val="Cmsor1"/>
       </w:pPr>
-      <w:bookmarkStart w:id="83" w:name="_Toc225243283"/>
+      <w:bookmarkStart w:id="82" w:name="_Toc225243283"/>
       <w:r>
         <w:lastRenderedPageBreak/>
         <w:t>Ábrajegyzék</w:t>
       </w:r>
-      <w:bookmarkEnd w:id="83"/>
+      <w:bookmarkEnd w:id="82"/>
     </w:p>
     <w:p>
       <w:pPr>
@@ -12590,7 +11533,7 @@
         <w:rPr>
           <w:noProof/>
         </w:rPr>
-        <w:t>2026. 03. 24.</w:t>
+        <w:t>2026. 03. 30.</w:t>
       </w:r>
     </w:fldSimple>
     <w:r>
@@ -14920,6 +13863,92 @@
     </w:lvl>
   </w:abstractNum>
   <w:abstractNum w:abstractNumId="18" w15:restartNumberingAfterBreak="0">
+    <w:nsid w:val="35511D4C"/>
+    <w:multiLevelType w:val="multilevel"/>
+    <w:tmpl w:val="040E001F"/>
+    <w:lvl w:ilvl="0">
+      <w:start w:val="1"/>
+      <w:numFmt w:val="decimal"/>
+      <w:lvlText w:val="%1."/>
+      <w:lvlJc w:val="left"/>
+      <w:pPr>
+        <w:ind w:left="360" w:hanging="360"/>
+      </w:pPr>
+    </w:lvl>
+    <w:lvl w:ilvl="1">
+      <w:start w:val="1"/>
+      <w:numFmt w:val="decimal"/>
+      <w:lvlText w:val="%1.%2."/>
+      <w:lvlJc w:val="left"/>
+      <w:pPr>
+        <w:ind w:left="792" w:hanging="432"/>
+      </w:pPr>
+    </w:lvl>
+    <w:lvl w:ilvl="2">
+      <w:start w:val="1"/>
+      <w:numFmt w:val="decimal"/>
+      <w:lvlText w:val="%1.%2.%3."/>
+      <w:lvlJc w:val="left"/>
+      <w:pPr>
+        <w:ind w:left="1224" w:hanging="504"/>
+      </w:pPr>
+    </w:lvl>
+    <w:lvl w:ilvl="3">
+      <w:start w:val="1"/>
+      <w:numFmt w:val="decimal"/>
+      <w:lvlText w:val="%1.%2.%3.%4."/>
+      <w:lvlJc w:val="left"/>
+      <w:pPr>
+        <w:ind w:left="1728" w:hanging="648"/>
+      </w:pPr>
+    </w:lvl>
+    <w:lvl w:ilvl="4">
+      <w:start w:val="1"/>
+      <w:numFmt w:val="decimal"/>
+      <w:lvlText w:val="%1.%2.%3.%4.%5."/>
+      <w:lvlJc w:val="left"/>
+      <w:pPr>
+        <w:ind w:left="2232" w:hanging="792"/>
+      </w:pPr>
+    </w:lvl>
+    <w:lvl w:ilvl="5">
+      <w:start w:val="1"/>
+      <w:numFmt w:val="decimal"/>
+      <w:lvlText w:val="%1.%2.%3.%4.%5.%6."/>
+      <w:lvlJc w:val="left"/>
+      <w:pPr>
+        <w:ind w:left="2736" w:hanging="936"/>
+      </w:pPr>
+    </w:lvl>
+    <w:lvl w:ilvl="6">
+      <w:start w:val="1"/>
+      <w:numFmt w:val="decimal"/>
+      <w:lvlText w:val="%1.%2.%3.%4.%5.%6.%7."/>
+      <w:lvlJc w:val="left"/>
+      <w:pPr>
+        <w:ind w:left="3240" w:hanging="1080"/>
+      </w:pPr>
+    </w:lvl>
+    <w:lvl w:ilvl="7">
+      <w:start w:val="1"/>
+      <w:numFmt w:val="decimal"/>
+      <w:lvlText w:val="%1.%2.%3.%4.%5.%6.%7.%8."/>
+      <w:lvlJc w:val="left"/>
+      <w:pPr>
+        <w:ind w:left="3744" w:hanging="1224"/>
+      </w:pPr>
+    </w:lvl>
+    <w:lvl w:ilvl="8">
+      <w:start w:val="1"/>
+      <w:numFmt w:val="decimal"/>
+      <w:lvlText w:val="%1.%2.%3.%4.%5.%6.%7.%8.%9."/>
+      <w:lvlJc w:val="left"/>
+      <w:pPr>
+        <w:ind w:left="4320" w:hanging="1440"/>
+      </w:pPr>
+    </w:lvl>
+  </w:abstractNum>
+  <w:abstractNum w:abstractNumId="19" w15:restartNumberingAfterBreak="0">
     <w:nsid w:val="3A494250"/>
     <w:multiLevelType w:val="multilevel"/>
     <w:tmpl w:val="AC9C5B84"/>
@@ -15068,7 +14097,7 @@
       </w:rPr>
     </w:lvl>
   </w:abstractNum>
-  <w:abstractNum w:abstractNumId="19" w15:restartNumberingAfterBreak="0">
+  <w:abstractNum w:abstractNumId="20" w15:restartNumberingAfterBreak="0">
     <w:nsid w:val="3C990162"/>
     <w:multiLevelType w:val="hybridMultilevel"/>
     <w:tmpl w:val="71AEA9B6"/>
@@ -15154,7 +14183,7 @@
       </w:pPr>
     </w:lvl>
   </w:abstractNum>
-  <w:abstractNum w:abstractNumId="20" w15:restartNumberingAfterBreak="0">
+  <w:abstractNum w:abstractNumId="21" w15:restartNumberingAfterBreak="0">
     <w:nsid w:val="3E132F09"/>
     <w:multiLevelType w:val="multilevel"/>
     <w:tmpl w:val="AC9C5B84"/>
@@ -15303,7 +14332,7 @@
       </w:rPr>
     </w:lvl>
   </w:abstractNum>
-  <w:abstractNum w:abstractNumId="21" w15:restartNumberingAfterBreak="0">
+  <w:abstractNum w:abstractNumId="22" w15:restartNumberingAfterBreak="0">
     <w:nsid w:val="43393022"/>
     <w:multiLevelType w:val="multilevel"/>
     <w:tmpl w:val="ACFE3742"/>
@@ -15452,7 +14481,7 @@
       </w:rPr>
     </w:lvl>
   </w:abstractNum>
-  <w:abstractNum w:abstractNumId="22" w15:restartNumberingAfterBreak="0">
+  <w:abstractNum w:abstractNumId="23" w15:restartNumberingAfterBreak="0">
     <w:nsid w:val="44634563"/>
     <w:multiLevelType w:val="hybridMultilevel"/>
     <w:tmpl w:val="3E780C16"/>
@@ -15565,7 +14594,7 @@
       </w:rPr>
     </w:lvl>
   </w:abstractNum>
-  <w:abstractNum w:abstractNumId="23" w15:restartNumberingAfterBreak="0">
+  <w:abstractNum w:abstractNumId="24" w15:restartNumberingAfterBreak="0">
     <w:nsid w:val="45C30297"/>
     <w:multiLevelType w:val="hybridMultilevel"/>
     <w:tmpl w:val="01D23B5E"/>
@@ -15678,7 +14707,7 @@
       </w:rPr>
     </w:lvl>
   </w:abstractNum>
-  <w:abstractNum w:abstractNumId="24" w15:restartNumberingAfterBreak="0">
+  <w:abstractNum w:abstractNumId="25" w15:restartNumberingAfterBreak="0">
     <w:nsid w:val="46DD4EDE"/>
     <w:multiLevelType w:val="multilevel"/>
     <w:tmpl w:val="AC9C5B84"/>
@@ -15827,7 +14856,7 @@
       </w:rPr>
     </w:lvl>
   </w:abstractNum>
-  <w:abstractNum w:abstractNumId="25" w15:restartNumberingAfterBreak="0">
+  <w:abstractNum w:abstractNumId="26" w15:restartNumberingAfterBreak="0">
     <w:nsid w:val="470306DE"/>
     <w:multiLevelType w:val="multilevel"/>
     <w:tmpl w:val="27CADCCA"/>
@@ -15976,7 +15005,7 @@
       </w:rPr>
     </w:lvl>
   </w:abstractNum>
-  <w:abstractNum w:abstractNumId="26" w15:restartNumberingAfterBreak="0">
+  <w:abstractNum w:abstractNumId="27" w15:restartNumberingAfterBreak="0">
     <w:nsid w:val="532A36A3"/>
     <w:multiLevelType w:val="hybridMultilevel"/>
     <w:tmpl w:val="82A475FE"/>
@@ -16062,7 +15091,7 @@
       </w:pPr>
     </w:lvl>
   </w:abstractNum>
-  <w:abstractNum w:abstractNumId="27" w15:restartNumberingAfterBreak="0">
+  <w:abstractNum w:abstractNumId="28" w15:restartNumberingAfterBreak="0">
     <w:nsid w:val="57F22669"/>
     <w:multiLevelType w:val="multilevel"/>
     <w:tmpl w:val="E084C2F2"/>
@@ -16157,7 +15186,7 @@
       </w:pPr>
     </w:lvl>
   </w:abstractNum>
-  <w:abstractNum w:abstractNumId="28" w15:restartNumberingAfterBreak="0">
+  <w:abstractNum w:abstractNumId="29" w15:restartNumberingAfterBreak="0">
     <w:nsid w:val="58C2601B"/>
     <w:multiLevelType w:val="multilevel"/>
     <w:tmpl w:val="57D2699E"/>
@@ -16306,7 +15335,7 @@
       </w:rPr>
     </w:lvl>
   </w:abstractNum>
-  <w:abstractNum w:abstractNumId="29" w15:restartNumberingAfterBreak="0">
+  <w:abstractNum w:abstractNumId="30" w15:restartNumberingAfterBreak="0">
     <w:nsid w:val="5ECF757E"/>
     <w:multiLevelType w:val="hybridMultilevel"/>
     <w:tmpl w:val="7B946CD2"/>
@@ -16419,7 +15448,7 @@
       </w:rPr>
     </w:lvl>
   </w:abstractNum>
-  <w:abstractNum w:abstractNumId="30" w15:restartNumberingAfterBreak="0">
+  <w:abstractNum w:abstractNumId="31" w15:restartNumberingAfterBreak="0">
     <w:nsid w:val="5EF82D8B"/>
     <w:multiLevelType w:val="hybridMultilevel"/>
     <w:tmpl w:val="D80CDE0E"/>
@@ -16532,7 +15561,7 @@
       </w:rPr>
     </w:lvl>
   </w:abstractNum>
-  <w:abstractNum w:abstractNumId="31" w15:restartNumberingAfterBreak="0">
+  <w:abstractNum w:abstractNumId="32" w15:restartNumberingAfterBreak="0">
     <w:nsid w:val="5F2E42AC"/>
     <w:multiLevelType w:val="multilevel"/>
     <w:tmpl w:val="2CA65CB0"/>
@@ -16645,7 +15674,7 @@
       </w:rPr>
     </w:lvl>
   </w:abstractNum>
-  <w:abstractNum w:abstractNumId="32" w15:restartNumberingAfterBreak="0">
+  <w:abstractNum w:abstractNumId="33" w15:restartNumberingAfterBreak="0">
     <w:nsid w:val="61387FBF"/>
     <w:multiLevelType w:val="multilevel"/>
     <w:tmpl w:val="2CC28CAA"/>
@@ -16794,7 +15823,7 @@
       </w:rPr>
     </w:lvl>
   </w:abstractNum>
-  <w:abstractNum w:abstractNumId="33" w15:restartNumberingAfterBreak="0">
+  <w:abstractNum w:abstractNumId="34" w15:restartNumberingAfterBreak="0">
     <w:nsid w:val="628015E3"/>
     <w:multiLevelType w:val="multilevel"/>
     <w:tmpl w:val="9072C8CE"/>
@@ -16943,7 +15972,7 @@
       </w:rPr>
     </w:lvl>
   </w:abstractNum>
-  <w:abstractNum w:abstractNumId="34" w15:restartNumberingAfterBreak="0">
+  <w:abstractNum w:abstractNumId="35" w15:restartNumberingAfterBreak="0">
     <w:nsid w:val="65ED76F4"/>
     <w:multiLevelType w:val="hybridMultilevel"/>
     <w:tmpl w:val="A358DD44"/>
@@ -17056,7 +16085,7 @@
       </w:rPr>
     </w:lvl>
   </w:abstractNum>
-  <w:abstractNum w:abstractNumId="35" w15:restartNumberingAfterBreak="0">
+  <w:abstractNum w:abstractNumId="36" w15:restartNumberingAfterBreak="0">
     <w:nsid w:val="68D04F4F"/>
     <w:multiLevelType w:val="multilevel"/>
     <w:tmpl w:val="9E269C78"/>
@@ -17205,7 +16234,7 @@
       </w:rPr>
     </w:lvl>
   </w:abstractNum>
-  <w:abstractNum w:abstractNumId="36" w15:restartNumberingAfterBreak="0">
+  <w:abstractNum w:abstractNumId="37" w15:restartNumberingAfterBreak="0">
     <w:nsid w:val="6EB90897"/>
     <w:multiLevelType w:val="multilevel"/>
     <w:tmpl w:val="5428F26E"/>
@@ -17354,7 +16383,7 @@
       </w:rPr>
     </w:lvl>
   </w:abstractNum>
-  <w:abstractNum w:abstractNumId="37" w15:restartNumberingAfterBreak="0">
+  <w:abstractNum w:abstractNumId="38" w15:restartNumberingAfterBreak="0">
     <w:nsid w:val="6EF61993"/>
     <w:multiLevelType w:val="multilevel"/>
     <w:tmpl w:val="BE0AF814"/>
@@ -17503,7 +16532,7 @@
       </w:rPr>
     </w:lvl>
   </w:abstractNum>
-  <w:abstractNum w:abstractNumId="38" w15:restartNumberingAfterBreak="0">
+  <w:abstractNum w:abstractNumId="39" w15:restartNumberingAfterBreak="0">
     <w:nsid w:val="732C20E7"/>
     <w:multiLevelType w:val="multilevel"/>
     <w:tmpl w:val="AC9C5B84"/>
@@ -17652,7 +16681,7 @@
       </w:rPr>
     </w:lvl>
   </w:abstractNum>
-  <w:abstractNum w:abstractNumId="39" w15:restartNumberingAfterBreak="0">
+  <w:abstractNum w:abstractNumId="40" w15:restartNumberingAfterBreak="0">
     <w:nsid w:val="77042127"/>
     <w:multiLevelType w:val="hybridMultilevel"/>
     <w:tmpl w:val="3752D1CC"/>
@@ -17765,7 +16794,7 @@
       </w:rPr>
     </w:lvl>
   </w:abstractNum>
-  <w:abstractNum w:abstractNumId="40" w15:restartNumberingAfterBreak="0">
+  <w:abstractNum w:abstractNumId="41" w15:restartNumberingAfterBreak="0">
     <w:nsid w:val="7CE9583D"/>
     <w:multiLevelType w:val="multilevel"/>
     <w:tmpl w:val="BC686CFC"/>
@@ -17918,13 +16947,13 @@
     <w:abstractNumId w:val="12"/>
   </w:num>
   <w:num w:numId="2">
-    <w:abstractNumId w:val="31"/>
+    <w:abstractNumId w:val="32"/>
   </w:num>
   <w:num w:numId="3">
     <w:abstractNumId w:val="12"/>
   </w:num>
   <w:num w:numId="4">
-    <w:abstractNumId w:val="27"/>
+    <w:abstractNumId w:val="28"/>
   </w:num>
   <w:num w:numId="5">
     <w:abstractNumId w:val="10"/>
@@ -17933,7 +16962,7 @@
     <w:abstractNumId w:val="3"/>
   </w:num>
   <w:num w:numId="7">
-    <w:abstractNumId w:val="30"/>
+    <w:abstractNumId w:val="31"/>
   </w:num>
   <w:num w:numId="8">
     <w:abstractNumId w:val="7"/>
@@ -17942,49 +16971,49 @@
     <w:abstractNumId w:val="6"/>
   </w:num>
   <w:num w:numId="10">
-    <w:abstractNumId w:val="26"/>
+    <w:abstractNumId w:val="27"/>
   </w:num>
   <w:num w:numId="11">
     <w:abstractNumId w:val="9"/>
   </w:num>
   <w:num w:numId="12">
-    <w:abstractNumId w:val="27"/>
+    <w:abstractNumId w:val="28"/>
   </w:num>
   <w:num w:numId="13">
     <w:abstractNumId w:val="17"/>
   </w:num>
   <w:num w:numId="14">
-    <w:abstractNumId w:val="21"/>
+    <w:abstractNumId w:val="22"/>
   </w:num>
   <w:num w:numId="15">
     <w:abstractNumId w:val="14"/>
   </w:num>
   <w:num w:numId="16">
-    <w:abstractNumId w:val="32"/>
+    <w:abstractNumId w:val="33"/>
   </w:num>
   <w:num w:numId="17">
-    <w:abstractNumId w:val="33"/>
+    <w:abstractNumId w:val="34"/>
   </w:num>
   <w:num w:numId="18">
-    <w:abstractNumId w:val="23"/>
+    <w:abstractNumId w:val="24"/>
   </w:num>
   <w:num w:numId="19">
     <w:abstractNumId w:val="5"/>
   </w:num>
   <w:num w:numId="20">
-    <w:abstractNumId w:val="29"/>
+    <w:abstractNumId w:val="30"/>
   </w:num>
   <w:num w:numId="21">
     <w:abstractNumId w:val="15"/>
   </w:num>
   <w:num w:numId="22">
-    <w:abstractNumId w:val="35"/>
+    <w:abstractNumId w:val="36"/>
   </w:num>
   <w:num w:numId="23">
-    <w:abstractNumId w:val="28"/>
+    <w:abstractNumId w:val="29"/>
   </w:num>
   <w:num w:numId="24">
-    <w:abstractNumId w:val="37"/>
+    <w:abstractNumId w:val="38"/>
   </w:num>
   <w:num w:numId="25">
     <w:abstractNumId w:val="4"/>
@@ -17993,22 +17022,22 @@
     <w:abstractNumId w:val="13"/>
   </w:num>
   <w:num w:numId="27">
-    <w:abstractNumId w:val="22"/>
+    <w:abstractNumId w:val="23"/>
   </w:num>
   <w:num w:numId="28">
     <w:abstractNumId w:val="0"/>
   </w:num>
   <w:num w:numId="29">
-    <w:abstractNumId w:val="34"/>
+    <w:abstractNumId w:val="35"/>
   </w:num>
   <w:num w:numId="30">
     <w:abstractNumId w:val="16"/>
   </w:num>
   <w:num w:numId="31">
-    <w:abstractNumId w:val="40"/>
+    <w:abstractNumId w:val="41"/>
   </w:num>
   <w:num w:numId="32">
-    <w:abstractNumId w:val="39"/>
+    <w:abstractNumId w:val="40"/>
   </w:num>
   <w:num w:numId="33">
     <w:abstractNumId w:val="11"/>
@@ -18017,22 +17046,22 @@
     <w:abstractNumId w:val="2"/>
   </w:num>
   <w:num w:numId="35">
-    <w:abstractNumId w:val="19"/>
+    <w:abstractNumId w:val="20"/>
   </w:num>
   <w:num w:numId="36">
-    <w:abstractNumId w:val="24"/>
+    <w:abstractNumId w:val="25"/>
   </w:num>
   <w:num w:numId="37">
-    <w:abstractNumId w:val="36"/>
+    <w:abstractNumId w:val="37"/>
   </w:num>
   <w:num w:numId="38">
-    <w:abstractNumId w:val="20"/>
+    <w:abstractNumId w:val="21"/>
   </w:num>
   <w:num w:numId="39">
-    <w:abstractNumId w:val="38"/>
+    <w:abstractNumId w:val="39"/>
   </w:num>
   <w:num w:numId="40">
-    <w:abstractNumId w:val="18"/>
+    <w:abstractNumId w:val="19"/>
   </w:num>
   <w:num w:numId="41">
     <w:abstractNumId w:val="1"/>
@@ -18041,7 +17070,10 @@
     <w:abstractNumId w:val="8"/>
   </w:num>
   <w:num w:numId="43">
-    <w:abstractNumId w:val="25"/>
+    <w:abstractNumId w:val="26"/>
+  </w:num>
+  <w:num w:numId="44">
+    <w:abstractNumId w:val="18"/>
   </w:num>
 </w:numbering>
 </file>
@@ -18690,6 +17722,7 @@
   <w:style w:type="character" w:default="1" w:styleId="Bekezdsalapbettpusa">
     <w:name w:val="Default Paragraph Font"/>
     <w:uiPriority w:val="1"/>
+    <w:semiHidden/>
     <w:unhideWhenUsed/>
   </w:style>
   <w:style w:type="table" w:default="1" w:styleId="Normltblzat">
@@ -18828,10 +17861,14 @@
     <w:uiPriority w:val="39"/>
     <w:unhideWhenUsed/>
     <w:qFormat/>
-    <w:rsid w:val="00571013"/>
+    <w:rsid w:val="00E86591"/>
     <w:pPr>
+      <w:tabs>
+        <w:tab w:val="left" w:pos="1560"/>
+        <w:tab w:val="right" w:leader="dot" w:pos="8720"/>
+      </w:tabs>
       <w:spacing w:after="100" w:line="276" w:lineRule="auto"/>
-      <w:ind w:left="220"/>
+      <w:ind w:left="221" w:firstLine="346"/>
     </w:pPr>
     <w:rPr>
       <w:rFonts w:asciiTheme="minorHAnsi" w:eastAsiaTheme="minorEastAsia" w:hAnsiTheme="minorHAnsi" w:cstheme="minorBidi"/>
@@ -19522,15 +18559,6 @@
 </file>
 
 <file path=customXml/item1.xml><?xml version="1.0" encoding="utf-8"?>
-<?mso-contentType ?>
-<FormTemplates xmlns="http://schemas.microsoft.com/sharepoint/v3/contenttype/forms">
-  <Display>DocumentLibraryForm</Display>
-  <Edit>DocumentLibraryForm</Edit>
-  <New>DocumentLibraryForm</New>
-</FormTemplates>
-</file>
-
-<file path=customXml/item2.xml><?xml version="1.0" encoding="utf-8"?>
 <ct:contentTypeSchema xmlns:ct="http://schemas.microsoft.com/office/2006/metadata/contentType" xmlns:ma="http://schemas.microsoft.com/office/2006/metadata/properties/metaAttributes" ct:_="" ma:_="" ma:contentTypeName="Dokumentum" ma:contentTypeID="0x010100D3B91EDF72E14E4CB455A7CDA503C0EE" ma:contentTypeVersion="13" ma:contentTypeDescription="Új dokumentum létrehozása." ma:contentTypeScope="" ma:versionID="b4280526ac685c11215013c77eeea0ab">
   <xsd:schema xmlns:xsd="http://www.w3.org/2001/XMLSchema" xmlns:xs="http://www.w3.org/2001/XMLSchema" xmlns:p="http://schemas.microsoft.com/office/2006/metadata/properties" xmlns:ns2="37c60eec-9cb3-400a-9334-3ebf97be2876" xmlns:ns3="7664362d-1707-476c-9a7a-9cf02496d35a" targetNamespace="http://schemas.microsoft.com/office/2006/metadata/properties" ma:root="true" ma:fieldsID="19d471ee8269f5e0eca01839194d6bbb" ns2:_="" ns3:_="">
     <xsd:import namespace="37c60eec-9cb3-400a-9334-3ebf97be2876"/>
@@ -19737,6 +18765,15 @@
 </ct:contentTypeSchema>
 </file>
 
+<file path=customXml/item2.xml><?xml version="1.0" encoding="utf-8"?>
+<?mso-contentType ?>
+<FormTemplates xmlns="http://schemas.microsoft.com/sharepoint/v3/contenttype/forms">
+  <Display>DocumentLibraryForm</Display>
+  <Edit>DocumentLibraryForm</Edit>
+  <New>DocumentLibraryForm</New>
+</FormTemplates>
+</file>
+
 <file path=customXml/item3.xml><?xml version="1.0" encoding="utf-8"?>
 <p:properties xmlns:p="http://schemas.microsoft.com/office/2006/metadata/properties" xmlns:xsi="http://www.w3.org/2001/XMLSchema-instance" xmlns:pc="http://schemas.microsoft.com/office/infopath/2007/PartnerControls">
   <documentManagement>
@@ -19753,14 +18790,6 @@
 </file>
 
 <file path=customXml/itemProps1.xml><?xml version="1.0" encoding="utf-8"?>
-<ds:datastoreItem xmlns:ds="http://schemas.openxmlformats.org/officeDocument/2006/customXml" ds:itemID="{49E9CE2F-4863-430F-A73B-CD3063AB172E}">
-  <ds:schemaRefs>
-    <ds:schemaRef ds:uri="http://schemas.microsoft.com/sharepoint/v3/contenttype/forms"/>
-  </ds:schemaRefs>
-</ds:datastoreItem>
-</file>
-
-<file path=customXml/itemProps2.xml><?xml version="1.0" encoding="utf-8"?>
 <ds:datastoreItem xmlns:ds="http://schemas.openxmlformats.org/officeDocument/2006/customXml" ds:itemID="{0F6A0A84-3C61-4C91-A7A8-65F7DADC2505}">
   <ds:schemaRefs>
     <ds:schemaRef ds:uri="http://schemas.microsoft.com/office/2006/metadata/contentType"/>
@@ -19779,6 +18808,14 @@
 </ds:datastoreItem>
 </file>
 
+<file path=customXml/itemProps2.xml><?xml version="1.0" encoding="utf-8"?>
+<ds:datastoreItem xmlns:ds="http://schemas.openxmlformats.org/officeDocument/2006/customXml" ds:itemID="{49E9CE2F-4863-430F-A73B-CD3063AB172E}">
+  <ds:schemaRefs>
+    <ds:schemaRef ds:uri="http://schemas.microsoft.com/sharepoint/v3/contenttype/forms"/>
+  </ds:schemaRefs>
+</ds:datastoreItem>
+</file>
+
 <file path=customXml/itemProps3.xml><?xml version="1.0" encoding="utf-8"?>
 <ds:datastoreItem xmlns:ds="http://schemas.openxmlformats.org/officeDocument/2006/customXml" ds:itemID="{4683CF39-CBC1-469A-88EA-F31417A0D119}">
   <ds:schemaRefs>
@@ -19791,7 +18828,7 @@
 </file>
 
 <file path=customXml/itemProps4.xml><?xml version="1.0" encoding="utf-8"?>
-<ds:datastoreItem xmlns:ds="http://schemas.openxmlformats.org/officeDocument/2006/customXml" ds:itemID="{02667F68-ED0C-45E2-A486-03A3DB9758A3}">
+<ds:datastoreItem xmlns:ds="http://schemas.openxmlformats.org/officeDocument/2006/customXml" ds:itemID="{2963D81C-8D76-4C17-9D89-6390090908DF}">
   <ds:schemaRefs>
     <ds:schemaRef ds:uri="http://schemas.openxmlformats.org/officeDocument/2006/bibliography"/>
   </ds:schemaRefs>

--- a/Vizsgaremek_elvaras_minta.docx
+++ b/Vizsgaremek_elvaras_minta.docx
@@ -98,6 +98,8 @@
       <w:sdtPr>
         <w:rPr>
           <w:rFonts w:ascii="Times New Roman" w:eastAsiaTheme="minorHAnsi" w:hAnsi="Times New Roman" w:cstheme="minorHAnsi"/>
+          <w:b w:val="0"/>
+          <w:bCs w:val="0"/>
           <w:color w:val="auto"/>
           <w:sz w:val="24"/>
           <w:szCs w:val="22"/>
@@ -109,12 +111,7 @@
           <w:docPartUnique/>
         </w:docPartObj>
       </w:sdtPr>
-      <w:sdtEndPr>
-        <w:rPr>
-          <w:b w:val="0"/>
-          <w:bCs w:val="0"/>
-        </w:rPr>
-      </w:sdtEndPr>
+      <w:sdtEndPr/>
       <w:sdtContent>
         <w:p>
           <w:pPr>
@@ -144,13 +141,138 @@
           <w:r>
             <w:fldChar w:fldCharType="separate"/>
           </w:r>
-          <w:hyperlink w:anchor="_Toc225765992" w:history="1">
+          <w:bookmarkStart w:id="0" w:name="_GoBack"/>
+          <w:bookmarkEnd w:id="0"/>
+          <w:r>
+            <w:rPr>
+              <w:rStyle w:val="Hiperhivatkozs"/>
+              <w:noProof/>
+            </w:rPr>
+            <w:fldChar w:fldCharType="begin"/>
+          </w:r>
+          <w:r>
+            <w:rPr>
+              <w:rStyle w:val="Hiperhivatkozs"/>
+              <w:noProof/>
+            </w:rPr>
+            <w:instrText xml:space="preserve"> </w:instrText>
+          </w:r>
+          <w:r>
+            <w:rPr>
+              <w:noProof/>
+            </w:rPr>
+            <w:instrText>HYPERLINK \l "_Toc225847143"</w:instrText>
+          </w:r>
+          <w:r>
+            <w:rPr>
+              <w:rStyle w:val="Hiperhivatkozs"/>
+              <w:noProof/>
+            </w:rPr>
+            <w:instrText xml:space="preserve"> </w:instrText>
+          </w:r>
+          <w:r>
+            <w:rPr>
+              <w:rStyle w:val="Hiperhivatkozs"/>
+              <w:noProof/>
+            </w:rPr>
+          </w:r>
+          <w:r>
+            <w:rPr>
+              <w:rStyle w:val="Hiperhivatkozs"/>
+              <w:noProof/>
+            </w:rPr>
+            <w:fldChar w:fldCharType="separate"/>
+          </w:r>
+          <w:r>
+            <w:rPr>
+              <w:rStyle w:val="Hiperhivatkozs"/>
+              <w:noProof/>
+            </w:rPr>
+            <w:t>1</w:t>
+          </w:r>
+          <w:r>
+            <w:rPr>
+              <w:noProof/>
+            </w:rPr>
+            <w:tab/>
+          </w:r>
+          <w:r>
+            <w:rPr>
+              <w:rStyle w:val="Hiperhivatkozs"/>
+              <w:noProof/>
+            </w:rPr>
+            <w:t>Bevezetés</w:t>
+          </w:r>
+          <w:r>
+            <w:rPr>
+              <w:noProof/>
+              <w:webHidden/>
+            </w:rPr>
+            <w:tab/>
+          </w:r>
+          <w:r>
+            <w:rPr>
+              <w:noProof/>
+              <w:webHidden/>
+            </w:rPr>
+            <w:fldChar w:fldCharType="begin"/>
+          </w:r>
+          <w:r>
+            <w:rPr>
+              <w:noProof/>
+              <w:webHidden/>
+            </w:rPr>
+            <w:instrText xml:space="preserve"> PAGEREF _Toc225847143 \h </w:instrText>
+          </w:r>
+          <w:r>
+            <w:rPr>
+              <w:noProof/>
+              <w:webHidden/>
+            </w:rPr>
+          </w:r>
+          <w:r>
+            <w:rPr>
+              <w:noProof/>
+              <w:webHidden/>
+            </w:rPr>
+            <w:fldChar w:fldCharType="separate"/>
+          </w:r>
+          <w:r>
+            <w:rPr>
+              <w:noProof/>
+              <w:webHidden/>
+            </w:rPr>
+            <w:t>1</w:t>
+          </w:r>
+          <w:r>
+            <w:rPr>
+              <w:noProof/>
+              <w:webHidden/>
+            </w:rPr>
+            <w:fldChar w:fldCharType="end"/>
+          </w:r>
+          <w:r>
+            <w:rPr>
+              <w:rStyle w:val="Hiperhivatkozs"/>
+              <w:noProof/>
+            </w:rPr>
+            <w:fldChar w:fldCharType="end"/>
+          </w:r>
+        </w:p>
+        <w:p>
+          <w:pPr>
+            <w:pStyle w:val="TJ2"/>
+            <w:rPr>
+              <w:noProof/>
+            </w:rPr>
+          </w:pPr>
+          <w:hyperlink w:anchor="_Toc225847144" w:history="1">
             <w:r>
               <w:rPr>
                 <w:rStyle w:val="Hiperhivatkozs"/>
                 <w:noProof/>
               </w:rPr>
-              <w:t>1</w:t>
+              <w:t>1.1</w:t>
             </w:r>
             <w:r>
               <w:rPr>
@@ -163,7 +285,7 @@
                 <w:rStyle w:val="Hiperhivatkozs"/>
                 <w:noProof/>
               </w:rPr>
-              <w:t>Bevezetés</w:t>
+              <w:t>Feladat leírás</w:t>
             </w:r>
             <w:r>
               <w:rPr>
@@ -184,7 +306,7 @@
                 <w:noProof/>
                 <w:webHidden/>
               </w:rPr>
-              <w:instrText xml:space="preserve"> PAGEREF _Toc225765992 \h </w:instrText>
+              <w:instrText xml:space="preserve"> PAGEREF _Toc225847144 \h </w:instrText>
             </w:r>
             <w:r>
               <w:rPr>
@@ -222,13 +344,13 @@
               <w:noProof/>
             </w:rPr>
           </w:pPr>
-          <w:hyperlink w:anchor="_Toc225765993" w:history="1">
+          <w:hyperlink w:anchor="_Toc225847145" w:history="1">
             <w:r>
               <w:rPr>
                 <w:rStyle w:val="Hiperhivatkozs"/>
                 <w:noProof/>
               </w:rPr>
-              <w:t>1.1</w:t>
+              <w:t>1.2</w:t>
             </w:r>
             <w:r>
               <w:rPr>
@@ -241,7 +363,7 @@
                 <w:rStyle w:val="Hiperhivatkozs"/>
                 <w:noProof/>
               </w:rPr>
-              <w:t>Feladat leírás</w:t>
+              <w:t>Felhasznált ismereket</w:t>
             </w:r>
             <w:r>
               <w:rPr>
@@ -262,7 +384,7 @@
                 <w:noProof/>
                 <w:webHidden/>
               </w:rPr>
-              <w:instrText xml:space="preserve"> PAGEREF _Toc225765993 \h </w:instrText>
+              <w:instrText xml:space="preserve"> PAGEREF _Toc225847145 \h </w:instrText>
             </w:r>
             <w:r>
               <w:rPr>
@@ -300,13 +422,13 @@
               <w:noProof/>
             </w:rPr>
           </w:pPr>
-          <w:hyperlink w:anchor="_Toc225765994" w:history="1">
+          <w:hyperlink w:anchor="_Toc225847146" w:history="1">
             <w:r>
               <w:rPr>
                 <w:rStyle w:val="Hiperhivatkozs"/>
                 <w:noProof/>
               </w:rPr>
-              <w:t>1.2</w:t>
+              <w:t>1.3</w:t>
             </w:r>
             <w:r>
               <w:rPr>
@@ -319,7 +441,7 @@
                 <w:rStyle w:val="Hiperhivatkozs"/>
                 <w:noProof/>
               </w:rPr>
-              <w:t>Felhasznált ismereket</w:t>
+              <w:t>Felhasznált szoftverek</w:t>
             </w:r>
             <w:r>
               <w:rPr>
@@ -340,7 +462,7 @@
                 <w:noProof/>
                 <w:webHidden/>
               </w:rPr>
-              <w:instrText xml:space="preserve"> PAGEREF _Toc225765994 \h </w:instrText>
+              <w:instrText xml:space="preserve"> PAGEREF _Toc225847146 \h </w:instrText>
             </w:r>
             <w:r>
               <w:rPr>
@@ -378,13 +500,13 @@
               <w:noProof/>
             </w:rPr>
           </w:pPr>
-          <w:hyperlink w:anchor="_Toc225765995" w:history="1">
+          <w:hyperlink w:anchor="_Toc225847147" w:history="1">
             <w:r>
               <w:rPr>
                 <w:rStyle w:val="Hiperhivatkozs"/>
                 <w:noProof/>
               </w:rPr>
-              <w:t>1.3</w:t>
+              <w:t>1.4</w:t>
             </w:r>
             <w:r>
               <w:rPr>
@@ -397,7 +519,7 @@
                 <w:rStyle w:val="Hiperhivatkozs"/>
                 <w:noProof/>
               </w:rPr>
-              <w:t>Felhasznált szoftverek</w:t>
+              <w:t>Rendeltetésszerű használat</w:t>
             </w:r>
             <w:r>
               <w:rPr>
@@ -418,85 +540,7 @@
                 <w:noProof/>
                 <w:webHidden/>
               </w:rPr>
-              <w:instrText xml:space="preserve"> PAGEREF _Toc225765995 \h </w:instrText>
-            </w:r>
-            <w:r>
-              <w:rPr>
-                <w:noProof/>
-                <w:webHidden/>
-              </w:rPr>
-            </w:r>
-            <w:r>
-              <w:rPr>
-                <w:noProof/>
-                <w:webHidden/>
-              </w:rPr>
-              <w:fldChar w:fldCharType="separate"/>
-            </w:r>
-            <w:r>
-              <w:rPr>
-                <w:noProof/>
-                <w:webHidden/>
-              </w:rPr>
-              <w:t>1</w:t>
-            </w:r>
-            <w:r>
-              <w:rPr>
-                <w:noProof/>
-                <w:webHidden/>
-              </w:rPr>
-              <w:fldChar w:fldCharType="end"/>
-            </w:r>
-          </w:hyperlink>
-        </w:p>
-        <w:p>
-          <w:pPr>
-            <w:pStyle w:val="TJ2"/>
-            <w:rPr>
-              <w:noProof/>
-            </w:rPr>
-          </w:pPr>
-          <w:hyperlink w:anchor="_Toc225765996" w:history="1">
-            <w:r>
-              <w:rPr>
-                <w:rStyle w:val="Hiperhivatkozs"/>
-                <w:noProof/>
-              </w:rPr>
-              <w:t>1.4</w:t>
-            </w:r>
-            <w:r>
-              <w:rPr>
-                <w:noProof/>
-              </w:rPr>
-              <w:tab/>
-            </w:r>
-            <w:r>
-              <w:rPr>
-                <w:rStyle w:val="Hiperhivatkozs"/>
-                <w:noProof/>
-              </w:rPr>
-              <w:t>Rendeltetésszerű használat</w:t>
-            </w:r>
-            <w:r>
-              <w:rPr>
-                <w:noProof/>
-                <w:webHidden/>
-              </w:rPr>
-              <w:tab/>
-            </w:r>
-            <w:r>
-              <w:rPr>
-                <w:noProof/>
-                <w:webHidden/>
-              </w:rPr>
-              <w:fldChar w:fldCharType="begin"/>
-            </w:r>
-            <w:r>
-              <w:rPr>
-                <w:noProof/>
-                <w:webHidden/>
-              </w:rPr>
-              <w:instrText xml:space="preserve"> PAGEREF _Toc225765996 \h </w:instrText>
+              <w:instrText xml:space="preserve"> PAGEREF _Toc225847147 \h </w:instrText>
             </w:r>
             <w:r>
               <w:rPr>
@@ -538,7 +582,7 @@
               <w:noProof/>
             </w:rPr>
           </w:pPr>
-          <w:hyperlink w:anchor="_Toc225765997" w:history="1">
+          <w:hyperlink w:anchor="_Toc225847148" w:history="1">
             <w:r>
               <w:rPr>
                 <w:rStyle w:val="Hiperhivatkozs"/>
@@ -578,7 +622,7 @@
                 <w:noProof/>
                 <w:webHidden/>
               </w:rPr>
-              <w:instrText xml:space="preserve"> PAGEREF _Toc225765997 \h </w:instrText>
+              <w:instrText xml:space="preserve"> PAGEREF _Toc225847148 \h </w:instrText>
             </w:r>
             <w:r>
               <w:rPr>
@@ -616,7 +660,7 @@
               <w:noProof/>
             </w:rPr>
           </w:pPr>
-          <w:hyperlink w:anchor="_Toc225765998" w:history="1">
+          <w:hyperlink w:anchor="_Toc225847149" w:history="1">
             <w:r>
               <w:rPr>
                 <w:rStyle w:val="Hiperhivatkozs"/>
@@ -656,7 +700,7 @@
                 <w:noProof/>
                 <w:webHidden/>
               </w:rPr>
-              <w:instrText xml:space="preserve"> PAGEREF _Toc225765998 \h </w:instrText>
+              <w:instrText xml:space="preserve"> PAGEREF _Toc225847149 \h </w:instrText>
             </w:r>
             <w:r>
               <w:rPr>
@@ -694,7 +738,7 @@
               <w:noProof/>
             </w:rPr>
           </w:pPr>
-          <w:hyperlink w:anchor="_Toc225765999" w:history="1">
+          <w:hyperlink w:anchor="_Toc225847150" w:history="1">
             <w:r>
               <w:rPr>
                 <w:rStyle w:val="Hiperhivatkozs"/>
@@ -734,7 +778,7 @@
                 <w:noProof/>
                 <w:webHidden/>
               </w:rPr>
-              <w:instrText xml:space="preserve"> PAGEREF _Toc225765999 \h </w:instrText>
+              <w:instrText xml:space="preserve"> PAGEREF _Toc225847150 \h </w:instrText>
             </w:r>
             <w:r>
               <w:rPr>
@@ -772,7 +816,7 @@
               <w:noProof/>
             </w:rPr>
           </w:pPr>
-          <w:hyperlink w:anchor="_Toc225766000" w:history="1">
+          <w:hyperlink w:anchor="_Toc225847151" w:history="1">
             <w:r>
               <w:rPr>
                 <w:rStyle w:val="Hiperhivatkozs"/>
@@ -812,7 +856,7 @@
                 <w:noProof/>
                 <w:webHidden/>
               </w:rPr>
-              <w:instrText xml:space="preserve"> PAGEREF _Toc225766000 \h </w:instrText>
+              <w:instrText xml:space="preserve"> PAGEREF _Toc225847151 \h </w:instrText>
             </w:r>
             <w:r>
               <w:rPr>
@@ -850,7 +894,7 @@
               <w:noProof/>
             </w:rPr>
           </w:pPr>
-          <w:hyperlink w:anchor="_Toc225766001" w:history="1">
+          <w:hyperlink w:anchor="_Toc225847152" w:history="1">
             <w:r>
               <w:rPr>
                 <w:rStyle w:val="Hiperhivatkozs"/>
@@ -890,7 +934,7 @@
                 <w:noProof/>
                 <w:webHidden/>
               </w:rPr>
-              <w:instrText xml:space="preserve"> PAGEREF _Toc225766001 \h </w:instrText>
+              <w:instrText xml:space="preserve"> PAGEREF _Toc225847152 \h </w:instrText>
             </w:r>
             <w:r>
               <w:rPr>
@@ -932,7 +976,7 @@
               <w:noProof/>
             </w:rPr>
           </w:pPr>
-          <w:hyperlink w:anchor="_Toc225766002" w:history="1">
+          <w:hyperlink w:anchor="_Toc225847153" w:history="1">
             <w:r>
               <w:rPr>
                 <w:rStyle w:val="Hiperhivatkozs"/>
@@ -972,7 +1016,7 @@
                 <w:noProof/>
                 <w:webHidden/>
               </w:rPr>
-              <w:instrText xml:space="preserve"> PAGEREF _Toc225766002 \h </w:instrText>
+              <w:instrText xml:space="preserve"> PAGEREF _Toc225847153 \h </w:instrText>
             </w:r>
             <w:r>
               <w:rPr>
@@ -1014,7 +1058,7 @@
               <w:noProof/>
             </w:rPr>
           </w:pPr>
-          <w:hyperlink w:anchor="_Toc225766003" w:history="1">
+          <w:hyperlink w:anchor="_Toc225847154" w:history="1">
             <w:r>
               <w:rPr>
                 <w:rStyle w:val="Hiperhivatkozs"/>
@@ -1054,7 +1098,7 @@
                 <w:noProof/>
                 <w:webHidden/>
               </w:rPr>
-              <w:instrText xml:space="preserve"> PAGEREF _Toc225766003 \h </w:instrText>
+              <w:instrText xml:space="preserve"> PAGEREF _Toc225847154 \h </w:instrText>
             </w:r>
             <w:r>
               <w:rPr>
@@ -1096,7 +1140,7 @@
               <w:noProof/>
             </w:rPr>
           </w:pPr>
-          <w:hyperlink w:anchor="_Toc225766004" w:history="1">
+          <w:hyperlink w:anchor="_Toc225847155" w:history="1">
             <w:r>
               <w:rPr>
                 <w:rStyle w:val="Hiperhivatkozs"/>
@@ -1136,7 +1180,7 @@
                 <w:noProof/>
                 <w:webHidden/>
               </w:rPr>
-              <w:instrText xml:space="preserve"> PAGEREF _Toc225766004 \h </w:instrText>
+              <w:instrText xml:space="preserve"> PAGEREF _Toc225847155 \h </w:instrText>
             </w:r>
             <w:r>
               <w:rPr>
@@ -1178,7 +1222,7 @@
               <w:noProof/>
             </w:rPr>
           </w:pPr>
-          <w:hyperlink w:anchor="_Toc225766005" w:history="1">
+          <w:hyperlink w:anchor="_Toc225847156" w:history="1">
             <w:r>
               <w:rPr>
                 <w:rStyle w:val="Hiperhivatkozs"/>
@@ -1218,7 +1262,7 @@
                 <w:noProof/>
                 <w:webHidden/>
               </w:rPr>
-              <w:instrText xml:space="preserve"> PAGEREF _Toc225766005 \h </w:instrText>
+              <w:instrText xml:space="preserve"> PAGEREF _Toc225847156 \h </w:instrText>
             </w:r>
             <w:r>
               <w:rPr>
@@ -1260,7 +1304,7 @@
               <w:noProof/>
             </w:rPr>
           </w:pPr>
-          <w:hyperlink w:anchor="_Toc225766006" w:history="1">
+          <w:hyperlink w:anchor="_Toc225847157" w:history="1">
             <w:r>
               <w:rPr>
                 <w:rStyle w:val="Hiperhivatkozs"/>
@@ -1300,7 +1344,7 @@
                 <w:noProof/>
                 <w:webHidden/>
               </w:rPr>
-              <w:instrText xml:space="preserve"> PAGEREF _Toc225766006 \h </w:instrText>
+              <w:instrText xml:space="preserve"> PAGEREF _Toc225847157 \h </w:instrText>
             </w:r>
             <w:r>
               <w:rPr>
@@ -1338,7 +1382,7 @@
               <w:noProof/>
             </w:rPr>
           </w:pPr>
-          <w:hyperlink w:anchor="_Toc225766007" w:history="1">
+          <w:hyperlink w:anchor="_Toc225847158" w:history="1">
             <w:r>
               <w:rPr>
                 <w:rStyle w:val="Hiperhivatkozs"/>
@@ -1378,7 +1422,7 @@
                 <w:noProof/>
                 <w:webHidden/>
               </w:rPr>
-              <w:instrText xml:space="preserve"> PAGEREF _Toc225766007 \h </w:instrText>
+              <w:instrText xml:space="preserve"> PAGEREF _Toc225847158 \h </w:instrText>
             </w:r>
             <w:r>
               <w:rPr>
@@ -1420,7 +1464,7 @@
               <w:noProof/>
             </w:rPr>
           </w:pPr>
-          <w:hyperlink w:anchor="_Toc225766008" w:history="1">
+          <w:hyperlink w:anchor="_Toc225847159" w:history="1">
             <w:r>
               <w:rPr>
                 <w:rStyle w:val="Hiperhivatkozs"/>
@@ -1460,7 +1504,7 @@
                 <w:noProof/>
                 <w:webHidden/>
               </w:rPr>
-              <w:instrText xml:space="preserve"> PAGEREF _Toc225766008 \h </w:instrText>
+              <w:instrText xml:space="preserve"> PAGEREF _Toc225847159 \h </w:instrText>
             </w:r>
             <w:r>
               <w:rPr>
@@ -1502,7 +1546,7 @@
               <w:noProof/>
             </w:rPr>
           </w:pPr>
-          <w:hyperlink w:anchor="_Toc225766009" w:history="1">
+          <w:hyperlink w:anchor="_Toc225847160" w:history="1">
             <w:r>
               <w:rPr>
                 <w:rStyle w:val="Hiperhivatkozs"/>
@@ -1542,7 +1586,7 @@
                 <w:noProof/>
                 <w:webHidden/>
               </w:rPr>
-              <w:instrText xml:space="preserve"> PAGEREF _Toc225766009 \h </w:instrText>
+              <w:instrText xml:space="preserve"> PAGEREF _Toc225847160 \h </w:instrText>
             </w:r>
             <w:r>
               <w:rPr>
@@ -1580,7 +1624,7 @@
               <w:noProof/>
             </w:rPr>
           </w:pPr>
-          <w:hyperlink w:anchor="_Toc225766010" w:history="1">
+          <w:hyperlink w:anchor="_Toc225847161" w:history="1">
             <w:r>
               <w:rPr>
                 <w:rStyle w:val="Hiperhivatkozs"/>
@@ -1620,7 +1664,7 @@
                 <w:noProof/>
                 <w:webHidden/>
               </w:rPr>
-              <w:instrText xml:space="preserve"> PAGEREF _Toc225766010 \h </w:instrText>
+              <w:instrText xml:space="preserve"> PAGEREF _Toc225847161 \h </w:instrText>
             </w:r>
             <w:r>
               <w:rPr>
@@ -1662,7 +1706,7 @@
               <w:noProof/>
             </w:rPr>
           </w:pPr>
-          <w:hyperlink w:anchor="_Toc225766011" w:history="1">
+          <w:hyperlink w:anchor="_Toc225847162" w:history="1">
             <w:r>
               <w:rPr>
                 <w:rStyle w:val="Hiperhivatkozs"/>
@@ -1702,7 +1746,7 @@
                 <w:noProof/>
                 <w:webHidden/>
               </w:rPr>
-              <w:instrText xml:space="preserve"> PAGEREF _Toc225766011 \h </w:instrText>
+              <w:instrText xml:space="preserve"> PAGEREF _Toc225847162 \h </w:instrText>
             </w:r>
             <w:r>
               <w:rPr>
@@ -1744,7 +1788,7 @@
               <w:noProof/>
             </w:rPr>
           </w:pPr>
-          <w:hyperlink w:anchor="_Toc225766012" w:history="1">
+          <w:hyperlink w:anchor="_Toc225847163" w:history="1">
             <w:r>
               <w:rPr>
                 <w:rStyle w:val="Hiperhivatkozs"/>
@@ -1784,7 +1828,7 @@
                 <w:noProof/>
                 <w:webHidden/>
               </w:rPr>
-              <w:instrText xml:space="preserve"> PAGEREF _Toc225766012 \h </w:instrText>
+              <w:instrText xml:space="preserve"> PAGEREF _Toc225847163 \h </w:instrText>
             </w:r>
             <w:r>
               <w:rPr>
@@ -1826,7 +1870,7 @@
               <w:noProof/>
             </w:rPr>
           </w:pPr>
-          <w:hyperlink w:anchor="_Toc225766013" w:history="1">
+          <w:hyperlink w:anchor="_Toc225847164" w:history="1">
             <w:r>
               <w:rPr>
                 <w:rStyle w:val="Hiperhivatkozs"/>
@@ -1866,7 +1910,7 @@
                 <w:noProof/>
                 <w:webHidden/>
               </w:rPr>
-              <w:instrText xml:space="preserve"> PAGEREF _Toc225766013 \h </w:instrText>
+              <w:instrText xml:space="preserve"> PAGEREF _Toc225847164 \h </w:instrText>
             </w:r>
             <w:r>
               <w:rPr>
@@ -1908,7 +1952,7 @@
               <w:noProof/>
             </w:rPr>
           </w:pPr>
-          <w:hyperlink w:anchor="_Toc225766014" w:history="1">
+          <w:hyperlink w:anchor="_Toc225847165" w:history="1">
             <w:r>
               <w:rPr>
                 <w:rStyle w:val="Hiperhivatkozs"/>
@@ -1948,7 +1992,7 @@
                 <w:noProof/>
                 <w:webHidden/>
               </w:rPr>
-              <w:instrText xml:space="preserve"> PAGEREF _Toc225766014 \h </w:instrText>
+              <w:instrText xml:space="preserve"> PAGEREF _Toc225847165 \h </w:instrText>
             </w:r>
             <w:r>
               <w:rPr>
@@ -1990,7 +2034,7 @@
               <w:noProof/>
             </w:rPr>
           </w:pPr>
-          <w:hyperlink w:anchor="_Toc225766015" w:history="1">
+          <w:hyperlink w:anchor="_Toc225847166" w:history="1">
             <w:r>
               <w:rPr>
                 <w:rStyle w:val="Hiperhivatkozs"/>
@@ -2030,7 +2074,7 @@
                 <w:noProof/>
                 <w:webHidden/>
               </w:rPr>
-              <w:instrText xml:space="preserve"> PAGEREF _Toc225766015 \h </w:instrText>
+              <w:instrText xml:space="preserve"> PAGEREF _Toc225847166 \h </w:instrText>
             </w:r>
             <w:r>
               <w:rPr>
@@ -2068,7 +2112,7 @@
               <w:noProof/>
             </w:rPr>
           </w:pPr>
-          <w:hyperlink w:anchor="_Toc225766016" w:history="1">
+          <w:hyperlink w:anchor="_Toc225847167" w:history="1">
             <w:r>
               <w:rPr>
                 <w:rStyle w:val="Hiperhivatkozs"/>
@@ -2108,7 +2152,7 @@
                 <w:noProof/>
                 <w:webHidden/>
               </w:rPr>
-              <w:instrText xml:space="preserve"> PAGEREF _Toc225766016 \h </w:instrText>
+              <w:instrText xml:space="preserve"> PAGEREF _Toc225847167 \h </w:instrText>
             </w:r>
             <w:r>
               <w:rPr>
@@ -2150,7 +2194,7 @@
               <w:noProof/>
             </w:rPr>
           </w:pPr>
-          <w:hyperlink w:anchor="_Toc225766017" w:history="1">
+          <w:hyperlink w:anchor="_Toc225847168" w:history="1">
             <w:r>
               <w:rPr>
                 <w:rStyle w:val="Hiperhivatkozs"/>
@@ -2190,7 +2234,7 @@
                 <w:noProof/>
                 <w:webHidden/>
               </w:rPr>
-              <w:instrText xml:space="preserve"> PAGEREF _Toc225766017 \h </w:instrText>
+              <w:instrText xml:space="preserve"> PAGEREF _Toc225847168 \h </w:instrText>
             </w:r>
             <w:r>
               <w:rPr>
@@ -2228,7 +2272,7 @@
               <w:noProof/>
             </w:rPr>
           </w:pPr>
-          <w:hyperlink w:anchor="_Toc225766018" w:history="1">
+          <w:hyperlink w:anchor="_Toc225847169" w:history="1">
             <w:r>
               <w:rPr>
                 <w:rStyle w:val="Hiperhivatkozs"/>
@@ -2268,7 +2312,7 @@
                 <w:noProof/>
                 <w:webHidden/>
               </w:rPr>
-              <w:instrText xml:space="preserve"> PAGEREF _Toc225766018 \h </w:instrText>
+              <w:instrText xml:space="preserve"> PAGEREF _Toc225847169 \h </w:instrText>
             </w:r>
             <w:r>
               <w:rPr>
@@ -2306,7 +2350,7 @@
               <w:noProof/>
             </w:rPr>
           </w:pPr>
-          <w:hyperlink w:anchor="_Toc225766019" w:history="1">
+          <w:hyperlink w:anchor="_Toc225847170" w:history="1">
             <w:r>
               <w:rPr>
                 <w:rStyle w:val="Hiperhivatkozs"/>
@@ -2346,7 +2390,7 @@
                 <w:noProof/>
                 <w:webHidden/>
               </w:rPr>
-              <w:instrText xml:space="preserve"> PAGEREF _Toc225766019 \h </w:instrText>
+              <w:instrText xml:space="preserve"> PAGEREF _Toc225847170 \h </w:instrText>
             </w:r>
             <w:r>
               <w:rPr>
@@ -2388,7 +2432,7 @@
               <w:noProof/>
             </w:rPr>
           </w:pPr>
-          <w:hyperlink w:anchor="_Toc225766020" w:history="1">
+          <w:hyperlink w:anchor="_Toc225847171" w:history="1">
             <w:r>
               <w:rPr>
                 <w:rStyle w:val="Hiperhivatkozs"/>
@@ -2428,7 +2472,7 @@
                 <w:noProof/>
                 <w:webHidden/>
               </w:rPr>
-              <w:instrText xml:space="preserve"> PAGEREF _Toc225766020 \h </w:instrText>
+              <w:instrText xml:space="preserve"> PAGEREF _Toc225847171 \h </w:instrText>
             </w:r>
             <w:r>
               <w:rPr>
@@ -2466,7 +2510,7 @@
               <w:noProof/>
             </w:rPr>
           </w:pPr>
-          <w:hyperlink w:anchor="_Toc225766021" w:history="1">
+          <w:hyperlink w:anchor="_Toc225847172" w:history="1">
             <w:r>
               <w:rPr>
                 <w:rStyle w:val="Hiperhivatkozs"/>
@@ -2485,7 +2529,7 @@
                 <w:rStyle w:val="Hiperhivatkozs"/>
                 <w:noProof/>
               </w:rPr>
-              <w:t>Kockázatok és enyhítésük</w:t>
+              <w:t>Kockázatok és kezelésük</w:t>
             </w:r>
             <w:r>
               <w:rPr>
@@ -2506,7 +2550,7 @@
                 <w:noProof/>
                 <w:webHidden/>
               </w:rPr>
-              <w:instrText xml:space="preserve"> PAGEREF _Toc225766021 \h </w:instrText>
+              <w:instrText xml:space="preserve"> PAGEREF _Toc225847172 \h </w:instrText>
             </w:r>
             <w:r>
               <w:rPr>
@@ -2548,7 +2592,7 @@
               <w:noProof/>
             </w:rPr>
           </w:pPr>
-          <w:hyperlink w:anchor="_Toc225766022" w:history="1">
+          <w:hyperlink w:anchor="_Toc225847173" w:history="1">
             <w:r>
               <w:rPr>
                 <w:rStyle w:val="Hiperhivatkozs"/>
@@ -2588,7 +2632,7 @@
                 <w:noProof/>
                 <w:webHidden/>
               </w:rPr>
-              <w:instrText xml:space="preserve"> PAGEREF _Toc225766022 \h </w:instrText>
+              <w:instrText xml:space="preserve"> PAGEREF _Toc225847173 \h </w:instrText>
             </w:r>
             <w:r>
               <w:rPr>
@@ -2626,7 +2670,7 @@
               <w:noProof/>
             </w:rPr>
           </w:pPr>
-          <w:hyperlink w:anchor="_Toc225766023" w:history="1">
+          <w:hyperlink w:anchor="_Toc225847174" w:history="1">
             <w:r>
               <w:rPr>
                 <w:rStyle w:val="Hiperhivatkozs"/>
@@ -2666,7 +2710,7 @@
                 <w:noProof/>
                 <w:webHidden/>
               </w:rPr>
-              <w:instrText xml:space="preserve"> PAGEREF _Toc225766023 \h </w:instrText>
+              <w:instrText xml:space="preserve"> PAGEREF _Toc225847174 \h </w:instrText>
             </w:r>
             <w:r>
               <w:rPr>
@@ -2708,7 +2752,7 @@
               <w:noProof/>
             </w:rPr>
           </w:pPr>
-          <w:hyperlink w:anchor="_Toc225766024" w:history="1">
+          <w:hyperlink w:anchor="_Toc225847175" w:history="1">
             <w:r>
               <w:rPr>
                 <w:rStyle w:val="Hiperhivatkozs"/>
@@ -2748,7 +2792,7 @@
                 <w:noProof/>
                 <w:webHidden/>
               </w:rPr>
-              <w:instrText xml:space="preserve"> PAGEREF _Toc225766024 \h </w:instrText>
+              <w:instrText xml:space="preserve"> PAGEREF _Toc225847175 \h </w:instrText>
             </w:r>
             <w:r>
               <w:rPr>
@@ -2790,7 +2834,7 @@
               <w:noProof/>
             </w:rPr>
           </w:pPr>
-          <w:hyperlink w:anchor="_Toc225766025" w:history="1">
+          <w:hyperlink w:anchor="_Toc225847176" w:history="1">
             <w:r>
               <w:rPr>
                 <w:rStyle w:val="Hiperhivatkozs"/>
@@ -2830,7 +2874,7 @@
                 <w:noProof/>
                 <w:webHidden/>
               </w:rPr>
-              <w:instrText xml:space="preserve"> PAGEREF _Toc225766025 \h </w:instrText>
+              <w:instrText xml:space="preserve"> PAGEREF _Toc225847176 \h </w:instrText>
             </w:r>
             <w:r>
               <w:rPr>
@@ -2872,7 +2916,7 @@
               <w:noProof/>
             </w:rPr>
           </w:pPr>
-          <w:hyperlink w:anchor="_Toc225766026" w:history="1">
+          <w:hyperlink w:anchor="_Toc225847177" w:history="1">
             <w:r>
               <w:rPr>
                 <w:rStyle w:val="Hiperhivatkozs"/>
@@ -2912,7 +2956,7 @@
                 <w:noProof/>
                 <w:webHidden/>
               </w:rPr>
-              <w:instrText xml:space="preserve"> PAGEREF _Toc225766026 \h </w:instrText>
+              <w:instrText xml:space="preserve"> PAGEREF _Toc225847177 \h </w:instrText>
             </w:r>
             <w:r>
               <w:rPr>
@@ -2954,7 +2998,7 @@
               <w:noProof/>
             </w:rPr>
           </w:pPr>
-          <w:hyperlink w:anchor="_Toc225766027" w:history="1">
+          <w:hyperlink w:anchor="_Toc225847178" w:history="1">
             <w:r>
               <w:rPr>
                 <w:rStyle w:val="Hiperhivatkozs"/>
@@ -2994,7 +3038,7 @@
                 <w:noProof/>
                 <w:webHidden/>
               </w:rPr>
-              <w:instrText xml:space="preserve"> PAGEREF _Toc225766027 \h </w:instrText>
+              <w:instrText xml:space="preserve"> PAGEREF _Toc225847178 \h </w:instrText>
             </w:r>
             <w:r>
               <w:rPr>
@@ -3032,7 +3076,7 @@
               <w:noProof/>
             </w:rPr>
           </w:pPr>
-          <w:hyperlink w:anchor="_Toc225766028" w:history="1">
+          <w:hyperlink w:anchor="_Toc225847179" w:history="1">
             <w:r>
               <w:rPr>
                 <w:rStyle w:val="Hiperhivatkozs"/>
@@ -3072,7 +3116,7 @@
                 <w:noProof/>
                 <w:webHidden/>
               </w:rPr>
-              <w:instrText xml:space="preserve"> PAGEREF _Toc225766028 \h </w:instrText>
+              <w:instrText xml:space="preserve"> PAGEREF _Toc225847179 \h </w:instrText>
             </w:r>
             <w:r>
               <w:rPr>
@@ -3110,7 +3154,7 @@
               <w:noProof/>
             </w:rPr>
           </w:pPr>
-          <w:hyperlink w:anchor="_Toc225766029" w:history="1">
+          <w:hyperlink w:anchor="_Toc225847180" w:history="1">
             <w:r>
               <w:rPr>
                 <w:rStyle w:val="Hiperhivatkozs"/>
@@ -3150,7 +3194,7 @@
                 <w:noProof/>
                 <w:webHidden/>
               </w:rPr>
-              <w:instrText xml:space="preserve"> PAGEREF _Toc225766029 \h </w:instrText>
+              <w:instrText xml:space="preserve"> PAGEREF _Toc225847180 \h </w:instrText>
             </w:r>
             <w:r>
               <w:rPr>
@@ -3192,7 +3236,7 @@
               <w:noProof/>
             </w:rPr>
           </w:pPr>
-          <w:hyperlink w:anchor="_Toc225766030" w:history="1">
+          <w:hyperlink w:anchor="_Toc225847181" w:history="1">
             <w:r>
               <w:rPr>
                 <w:rStyle w:val="Hiperhivatkozs"/>
@@ -3232,7 +3276,7 @@
                 <w:noProof/>
                 <w:webHidden/>
               </w:rPr>
-              <w:instrText xml:space="preserve"> PAGEREF _Toc225766030 \h </w:instrText>
+              <w:instrText xml:space="preserve"> PAGEREF _Toc225847181 \h </w:instrText>
             </w:r>
             <w:r>
               <w:rPr>
@@ -3270,7 +3314,7 @@
               <w:noProof/>
             </w:rPr>
           </w:pPr>
-          <w:hyperlink w:anchor="_Toc225766031" w:history="1">
+          <w:hyperlink w:anchor="_Toc225847182" w:history="1">
             <w:r>
               <w:rPr>
                 <w:rStyle w:val="Hiperhivatkozs"/>
@@ -3310,7 +3354,7 @@
                 <w:noProof/>
                 <w:webHidden/>
               </w:rPr>
-              <w:instrText xml:space="preserve"> PAGEREF _Toc225766031 \h </w:instrText>
+              <w:instrText xml:space="preserve"> PAGEREF _Toc225847182 \h </w:instrText>
             </w:r>
             <w:r>
               <w:rPr>
@@ -3352,7 +3396,7 @@
               <w:noProof/>
             </w:rPr>
           </w:pPr>
-          <w:hyperlink w:anchor="_Toc225766032" w:history="1">
+          <w:hyperlink w:anchor="_Toc225847183" w:history="1">
             <w:r>
               <w:rPr>
                 <w:rStyle w:val="Hiperhivatkozs"/>
@@ -3392,7 +3436,7 @@
                 <w:noProof/>
                 <w:webHidden/>
               </w:rPr>
-              <w:instrText xml:space="preserve"> PAGEREF _Toc225766032 \h </w:instrText>
+              <w:instrText xml:space="preserve"> PAGEREF _Toc225847183 \h </w:instrText>
             </w:r>
             <w:r>
               <w:rPr>
@@ -3430,7 +3474,7 @@
               <w:noProof/>
             </w:rPr>
           </w:pPr>
-          <w:hyperlink w:anchor="_Toc225766033" w:history="1">
+          <w:hyperlink w:anchor="_Toc225847184" w:history="1">
             <w:r>
               <w:rPr>
                 <w:rStyle w:val="Hiperhivatkozs"/>
@@ -3470,7 +3514,7 @@
                 <w:noProof/>
                 <w:webHidden/>
               </w:rPr>
-              <w:instrText xml:space="preserve"> PAGEREF _Toc225766033 \h </w:instrText>
+              <w:instrText xml:space="preserve"> PAGEREF _Toc225847184 \h </w:instrText>
             </w:r>
             <w:r>
               <w:rPr>
@@ -3508,7 +3552,7 @@
               <w:noProof/>
             </w:rPr>
           </w:pPr>
-          <w:hyperlink w:anchor="_Toc225766034" w:history="1">
+          <w:hyperlink w:anchor="_Toc225847185" w:history="1">
             <w:r>
               <w:rPr>
                 <w:rStyle w:val="Hiperhivatkozs"/>
@@ -3548,7 +3592,7 @@
                 <w:noProof/>
                 <w:webHidden/>
               </w:rPr>
-              <w:instrText xml:space="preserve"> PAGEREF _Toc225766034 \h </w:instrText>
+              <w:instrText xml:space="preserve"> PAGEREF _Toc225847185 \h </w:instrText>
             </w:r>
             <w:r>
               <w:rPr>
@@ -3590,7 +3634,7 @@
               <w:noProof/>
             </w:rPr>
           </w:pPr>
-          <w:hyperlink w:anchor="_Toc225766035" w:history="1">
+          <w:hyperlink w:anchor="_Toc225847186" w:history="1">
             <w:r>
               <w:rPr>
                 <w:rStyle w:val="Hiperhivatkozs"/>
@@ -3630,7 +3674,7 @@
                 <w:noProof/>
                 <w:webHidden/>
               </w:rPr>
-              <w:instrText xml:space="preserve"> PAGEREF _Toc225766035 \h </w:instrText>
+              <w:instrText xml:space="preserve"> PAGEREF _Toc225847186 \h </w:instrText>
             </w:r>
             <w:r>
               <w:rPr>
@@ -3672,7 +3716,7 @@
               <w:noProof/>
             </w:rPr>
           </w:pPr>
-          <w:hyperlink w:anchor="_Toc225766036" w:history="1">
+          <w:hyperlink w:anchor="_Toc225847187" w:history="1">
             <w:r>
               <w:rPr>
                 <w:rStyle w:val="Hiperhivatkozs"/>
@@ -3712,7 +3756,7 @@
                 <w:noProof/>
                 <w:webHidden/>
               </w:rPr>
-              <w:instrText xml:space="preserve"> PAGEREF _Toc225766036 \h </w:instrText>
+              <w:instrText xml:space="preserve"> PAGEREF _Toc225847187 \h </w:instrText>
             </w:r>
             <w:r>
               <w:rPr>
@@ -3750,7 +3794,7 @@
               <w:noProof/>
             </w:rPr>
           </w:pPr>
-          <w:hyperlink w:anchor="_Toc225766037" w:history="1">
+          <w:hyperlink w:anchor="_Toc225847188" w:history="1">
             <w:r>
               <w:rPr>
                 <w:rStyle w:val="Hiperhivatkozs"/>
@@ -3790,7 +3834,7 @@
                 <w:noProof/>
                 <w:webHidden/>
               </w:rPr>
-              <w:instrText xml:space="preserve"> PAGEREF _Toc225766037 \h </w:instrText>
+              <w:instrText xml:space="preserve"> PAGEREF _Toc225847188 \h </w:instrText>
             </w:r>
             <w:r>
               <w:rPr>
@@ -3832,7 +3876,7 @@
               <w:noProof/>
             </w:rPr>
           </w:pPr>
-          <w:hyperlink w:anchor="_Toc225766038" w:history="1">
+          <w:hyperlink w:anchor="_Toc225847189" w:history="1">
             <w:r>
               <w:rPr>
                 <w:rStyle w:val="Hiperhivatkozs"/>
@@ -3872,7 +3916,7 @@
                 <w:noProof/>
                 <w:webHidden/>
               </w:rPr>
-              <w:instrText xml:space="preserve"> PAGEREF _Toc225766038 \h </w:instrText>
+              <w:instrText xml:space="preserve"> PAGEREF _Toc225847189 \h </w:instrText>
             </w:r>
             <w:r>
               <w:rPr>
@@ -3914,7 +3958,7 @@
               <w:noProof/>
             </w:rPr>
           </w:pPr>
-          <w:hyperlink w:anchor="_Toc225766039" w:history="1">
+          <w:hyperlink w:anchor="_Toc225847190" w:history="1">
             <w:r>
               <w:rPr>
                 <w:rStyle w:val="Hiperhivatkozs"/>
@@ -3933,7 +3977,7 @@
                 <w:rStyle w:val="Hiperhivatkozs"/>
                 <w:noProof/>
               </w:rPr>
-              <w:t>Összefoglalás</w:t>
+              <w:t>Önértékelés</w:t>
             </w:r>
             <w:r>
               <w:rPr>
@@ -3954,85 +3998,7 @@
                 <w:noProof/>
                 <w:webHidden/>
               </w:rPr>
-              <w:instrText xml:space="preserve"> PAGEREF _Toc225766039 \h </w:instrText>
-            </w:r>
-            <w:r>
-              <w:rPr>
-                <w:noProof/>
-                <w:webHidden/>
-              </w:rPr>
-            </w:r>
-            <w:r>
-              <w:rPr>
-                <w:noProof/>
-                <w:webHidden/>
-              </w:rPr>
-              <w:fldChar w:fldCharType="separate"/>
-            </w:r>
-            <w:r>
-              <w:rPr>
-                <w:noProof/>
-                <w:webHidden/>
-              </w:rPr>
-              <w:t>8</w:t>
-            </w:r>
-            <w:r>
-              <w:rPr>
-                <w:noProof/>
-                <w:webHidden/>
-              </w:rPr>
-              <w:fldChar w:fldCharType="end"/>
-            </w:r>
-          </w:hyperlink>
-        </w:p>
-        <w:p>
-          <w:pPr>
-            <w:pStyle w:val="TJ2"/>
-            <w:rPr>
-              <w:noProof/>
-            </w:rPr>
-          </w:pPr>
-          <w:hyperlink w:anchor="_Toc225766040" w:history="1">
-            <w:r>
-              <w:rPr>
-                <w:rStyle w:val="Hiperhivatkozs"/>
-                <w:noProof/>
-              </w:rPr>
-              <w:t>8.1</w:t>
-            </w:r>
-            <w:r>
-              <w:rPr>
-                <w:noProof/>
-              </w:rPr>
-              <w:tab/>
-            </w:r>
-            <w:r>
-              <w:rPr>
-                <w:rStyle w:val="Hiperhivatkozs"/>
-                <w:noProof/>
-              </w:rPr>
-              <w:t>Továbbfejlesztési lehetőségek</w:t>
-            </w:r>
-            <w:r>
-              <w:rPr>
-                <w:noProof/>
-                <w:webHidden/>
-              </w:rPr>
-              <w:tab/>
-            </w:r>
-            <w:r>
-              <w:rPr>
-                <w:noProof/>
-                <w:webHidden/>
-              </w:rPr>
-              <w:fldChar w:fldCharType="begin"/>
-            </w:r>
-            <w:r>
-              <w:rPr>
-                <w:noProof/>
-                <w:webHidden/>
-              </w:rPr>
-              <w:instrText xml:space="preserve"> PAGEREF _Toc225766040 \h </w:instrText>
+              <w:instrText xml:space="preserve"> PAGEREF _Toc225847190 \h </w:instrText>
             </w:r>
             <w:r>
               <w:rPr>
@@ -4074,7 +4040,7 @@
               <w:noProof/>
             </w:rPr>
           </w:pPr>
-          <w:hyperlink w:anchor="_Toc225766041" w:history="1">
+          <w:hyperlink w:anchor="_Toc225847191" w:history="1">
             <w:r>
               <w:rPr>
                 <w:rStyle w:val="Hiperhivatkozs"/>
@@ -4093,6 +4059,88 @@
                 <w:rStyle w:val="Hiperhivatkozs"/>
                 <w:noProof/>
               </w:rPr>
+              <w:t>Továbbfejlesztési lehetőségek</w:t>
+            </w:r>
+            <w:r>
+              <w:rPr>
+                <w:noProof/>
+                <w:webHidden/>
+              </w:rPr>
+              <w:tab/>
+            </w:r>
+            <w:r>
+              <w:rPr>
+                <w:noProof/>
+                <w:webHidden/>
+              </w:rPr>
+              <w:fldChar w:fldCharType="begin"/>
+            </w:r>
+            <w:r>
+              <w:rPr>
+                <w:noProof/>
+                <w:webHidden/>
+              </w:rPr>
+              <w:instrText xml:space="preserve"> PAGEREF _Toc225847191 \h </w:instrText>
+            </w:r>
+            <w:r>
+              <w:rPr>
+                <w:noProof/>
+                <w:webHidden/>
+              </w:rPr>
+            </w:r>
+            <w:r>
+              <w:rPr>
+                <w:noProof/>
+                <w:webHidden/>
+              </w:rPr>
+              <w:fldChar w:fldCharType="separate"/>
+            </w:r>
+            <w:r>
+              <w:rPr>
+                <w:noProof/>
+                <w:webHidden/>
+              </w:rPr>
+              <w:t>9</w:t>
+            </w:r>
+            <w:r>
+              <w:rPr>
+                <w:noProof/>
+                <w:webHidden/>
+              </w:rPr>
+              <w:fldChar w:fldCharType="end"/>
+            </w:r>
+          </w:hyperlink>
+        </w:p>
+        <w:p>
+          <w:pPr>
+            <w:pStyle w:val="TJ1"/>
+            <w:tabs>
+              <w:tab w:val="left" w:pos="880"/>
+              <w:tab w:val="right" w:leader="dot" w:pos="8720"/>
+            </w:tabs>
+            <w:rPr>
+              <w:noProof/>
+            </w:rPr>
+          </w:pPr>
+          <w:hyperlink w:anchor="_Toc225847192" w:history="1">
+            <w:r>
+              <w:rPr>
+                <w:rStyle w:val="Hiperhivatkozs"/>
+                <w:noProof/>
+              </w:rPr>
+              <w:t>10</w:t>
+            </w:r>
+            <w:r>
+              <w:rPr>
+                <w:noProof/>
+              </w:rPr>
+              <w:tab/>
+            </w:r>
+            <w:r>
+              <w:rPr>
+                <w:rStyle w:val="Hiperhivatkozs"/>
+                <w:noProof/>
+              </w:rPr>
               <w:t>Ábrajegyzék</w:t>
             </w:r>
             <w:r>
@@ -4114,7 +4162,7 @@
                 <w:noProof/>
                 <w:webHidden/>
               </w:rPr>
-              <w:instrText xml:space="preserve"> PAGEREF _Toc225766041 \h </w:instrText>
+              <w:instrText xml:space="preserve"> PAGEREF _Toc225847192 \h </w:instrText>
             </w:r>
             <w:r>
               <w:rPr>
@@ -4134,7 +4182,7 @@
                 <w:noProof/>
                 <w:webHidden/>
               </w:rPr>
-              <w:t>9</w:t>
+              <w:t>10</w:t>
             </w:r>
             <w:r>
               <w:rPr>
@@ -4175,31 +4223,31 @@
           <w:docGrid w:linePitch="360"/>
         </w:sectPr>
       </w:pPr>
-      <w:bookmarkStart w:id="0" w:name="_Toc473730742"/>
+      <w:bookmarkStart w:id="1" w:name="_Toc473730742"/>
     </w:p>
     <w:p>
       <w:pPr>
         <w:pStyle w:val="Cmsor1"/>
       </w:pPr>
-      <w:bookmarkStart w:id="1" w:name="_Toc225765992"/>
+      <w:bookmarkStart w:id="2" w:name="_Toc225847143"/>
       <w:r>
         <w:lastRenderedPageBreak/>
         <w:t>Bevezetés</w:t>
       </w:r>
-      <w:bookmarkEnd w:id="0"/>
       <w:bookmarkEnd w:id="1"/>
+      <w:bookmarkEnd w:id="2"/>
     </w:p>
     <w:p>
       <w:pPr>
         <w:pStyle w:val="Cmsor2"/>
       </w:pPr>
-      <w:bookmarkStart w:id="2" w:name="_Toc473730743"/>
-      <w:bookmarkStart w:id="3" w:name="_Toc225765993"/>
+      <w:bookmarkStart w:id="3" w:name="_Toc473730743"/>
+      <w:bookmarkStart w:id="4" w:name="_Toc225847144"/>
       <w:r>
         <w:t>Feladat leírás</w:t>
       </w:r>
-      <w:bookmarkEnd w:id="2"/>
       <w:bookmarkEnd w:id="3"/>
+      <w:bookmarkEnd w:id="4"/>
     </w:p>
     <w:p>
       <w:pPr>
@@ -4218,7 +4266,7 @@
       <w:pPr>
         <w:pStyle w:val="Cmsor2"/>
       </w:pPr>
-      <w:bookmarkStart w:id="4" w:name="_Toc225765994"/>
+      <w:bookmarkStart w:id="5" w:name="_Toc225847145"/>
       <w:r>
         <w:t xml:space="preserve">Felhasznált </w:t>
       </w:r>
@@ -4226,49 +4274,49 @@
       <w:r>
         <w:t>ismereket</w:t>
       </w:r>
-      <w:bookmarkEnd w:id="4"/>
+      <w:bookmarkEnd w:id="5"/>
       <w:proofErr w:type="spellEnd"/>
     </w:p>
     <w:p>
       <w:pPr>
         <w:pStyle w:val="Cmsor2"/>
       </w:pPr>
-      <w:bookmarkStart w:id="5" w:name="_Toc225765995"/>
+      <w:bookmarkStart w:id="6" w:name="_Toc225847146"/>
       <w:r>
         <w:t>Felhasznált szoftverek</w:t>
-      </w:r>
-      <w:bookmarkEnd w:id="5"/>
-    </w:p>
-    <w:p>
-      <w:pPr>
-        <w:pStyle w:val="Cmsor2"/>
-      </w:pPr>
-      <w:bookmarkStart w:id="6" w:name="_Toc225765996"/>
-      <w:r>
-        <w:t>Rendeltetésszerű használat</w:t>
       </w:r>
       <w:bookmarkEnd w:id="6"/>
     </w:p>
     <w:p>
       <w:pPr>
+        <w:pStyle w:val="Cmsor2"/>
+      </w:pPr>
+      <w:bookmarkStart w:id="7" w:name="_Toc225847147"/>
+      <w:r>
+        <w:t>Rendeltetésszerű használat</w:t>
+      </w:r>
+      <w:bookmarkEnd w:id="7"/>
+    </w:p>
+    <w:p>
+      <w:pPr>
         <w:pStyle w:val="Cmsor1"/>
       </w:pPr>
-      <w:bookmarkStart w:id="7" w:name="_Toc225765997"/>
+      <w:bookmarkStart w:id="8" w:name="_Toc225847148"/>
       <w:r>
         <w:lastRenderedPageBreak/>
         <w:t>A program általános leírása</w:t>
       </w:r>
-      <w:bookmarkEnd w:id="7"/>
+      <w:bookmarkEnd w:id="8"/>
     </w:p>
     <w:p>
       <w:pPr>
         <w:pStyle w:val="Cmsor2"/>
       </w:pPr>
-      <w:bookmarkStart w:id="8" w:name="_Toc225765998"/>
+      <w:bookmarkStart w:id="9" w:name="_Toc225847149"/>
       <w:r>
         <w:t>Felhasználói szerepkörök</w:t>
       </w:r>
-      <w:bookmarkEnd w:id="8"/>
+      <w:bookmarkEnd w:id="9"/>
       <w:r>
         <w:t xml:space="preserve"> </w:t>
       </w:r>
@@ -4298,14 +4346,14 @@
       <w:pPr>
         <w:pStyle w:val="Cmsor2"/>
       </w:pPr>
-      <w:bookmarkStart w:id="9" w:name="_Toc225765999"/>
+      <w:bookmarkStart w:id="10" w:name="_Toc225847150"/>
       <w:r>
         <w:t>Működés</w:t>
       </w:r>
       <w:r>
         <w:t xml:space="preserve"> műszaki feltételei</w:t>
       </w:r>
-      <w:bookmarkEnd w:id="9"/>
+      <w:bookmarkEnd w:id="10"/>
     </w:p>
     <w:p>
       <w:r>
@@ -4316,7 +4364,7 @@
       <w:pPr>
         <w:pStyle w:val="Cmsor2"/>
       </w:pPr>
-      <w:bookmarkStart w:id="10" w:name="_Toc225766000"/>
+      <w:bookmarkStart w:id="11" w:name="_Toc225847151"/>
       <w:r>
         <w:t>Felhasználói felület vázlatai (</w:t>
       </w:r>
@@ -4328,25 +4376,15 @@
       <w:r>
         <w:t>)</w:t>
       </w:r>
-      <w:bookmarkEnd w:id="10"/>
-    </w:p>
-    <w:p>
-      <w:pPr>
-        <w:pStyle w:val="Cmsor2"/>
-      </w:pPr>
-      <w:bookmarkStart w:id="11" w:name="_Toc225766001"/>
-      <w:r>
-        <w:t>Adatbázisterv</w:t>
-      </w:r>
       <w:bookmarkEnd w:id="11"/>
     </w:p>
     <w:p>
       <w:pPr>
-        <w:pStyle w:val="Cmsor3"/>
-      </w:pPr>
-      <w:bookmarkStart w:id="12" w:name="_Toc225766002"/>
+        <w:pStyle w:val="Cmsor2"/>
+      </w:pPr>
+      <w:bookmarkStart w:id="12" w:name="_Toc225847152"/>
       <w:r>
-        <w:t>Entitások, kapcsolatok</w:t>
+        <w:t>Adatbázisterv</w:t>
       </w:r>
       <w:bookmarkEnd w:id="12"/>
     </w:p>
@@ -4354,9 +4392,9 @@
       <w:pPr>
         <w:pStyle w:val="Cmsor3"/>
       </w:pPr>
-      <w:bookmarkStart w:id="13" w:name="_Toc225766003"/>
+      <w:bookmarkStart w:id="13" w:name="_Toc225847153"/>
       <w:r>
-        <w:t>Adattípusok, kulcsok, kapcsolat-táblák, validációk</w:t>
+        <w:t>Entitások, kapcsolatok</w:t>
       </w:r>
       <w:bookmarkEnd w:id="13"/>
     </w:p>
@@ -4364,9 +4402,9 @@
       <w:pPr>
         <w:pStyle w:val="Cmsor3"/>
       </w:pPr>
-      <w:bookmarkStart w:id="14" w:name="_Toc225766004"/>
+      <w:bookmarkStart w:id="14" w:name="_Toc225847154"/>
       <w:r>
-        <w:t>ER-diagram</w:t>
+        <w:t>Adattípusok, kulcsok, kapcsolat-táblák, validációk</w:t>
       </w:r>
       <w:bookmarkEnd w:id="14"/>
     </w:p>
@@ -4374,23 +4412,33 @@
       <w:pPr>
         <w:pStyle w:val="Cmsor3"/>
       </w:pPr>
-      <w:bookmarkStart w:id="15" w:name="_Toc225766005"/>
+      <w:bookmarkStart w:id="15" w:name="_Toc225847155"/>
+      <w:r>
+        <w:t>ER-diagram</w:t>
+      </w:r>
+      <w:bookmarkEnd w:id="15"/>
+    </w:p>
+    <w:p>
+      <w:pPr>
+        <w:pStyle w:val="Cmsor3"/>
+      </w:pPr>
+      <w:bookmarkStart w:id="16" w:name="_Toc225847156"/>
       <w:r>
         <w:t>Relációs adatmodell</w:t>
       </w:r>
-      <w:bookmarkEnd w:id="15"/>
+      <w:bookmarkEnd w:id="16"/>
     </w:p>
     <w:p/>
     <w:p>
       <w:pPr>
         <w:pStyle w:val="Cmsor1"/>
       </w:pPr>
-      <w:bookmarkStart w:id="16" w:name="_Toc225766006"/>
+      <w:bookmarkStart w:id="17" w:name="_Toc225847157"/>
       <w:r>
         <w:lastRenderedPageBreak/>
         <w:t>A program működése</w:t>
       </w:r>
-      <w:bookmarkEnd w:id="16"/>
+      <w:bookmarkEnd w:id="17"/>
     </w:p>
     <w:p>
       <w:pPr>
@@ -4399,11 +4447,11 @@
       <w:r>
         <w:t xml:space="preserve"> </w:t>
       </w:r>
-      <w:bookmarkStart w:id="17" w:name="_Toc225766007"/>
+      <w:bookmarkStart w:id="18" w:name="_Toc225847158"/>
       <w:r>
         <w:t>Backend fejlesztés (REST API)</w:t>
       </w:r>
-      <w:bookmarkEnd w:id="17"/>
+      <w:bookmarkEnd w:id="18"/>
     </w:p>
     <w:p>
       <w:proofErr w:type="spellStart"/>
@@ -4416,11 +4464,11 @@
       <w:pPr>
         <w:pStyle w:val="Cmsor3"/>
       </w:pPr>
-      <w:bookmarkStart w:id="18" w:name="_Toc225766008"/>
+      <w:bookmarkStart w:id="19" w:name="_Toc225847159"/>
       <w:r>
         <w:t>REST API végpontok</w:t>
       </w:r>
-      <w:bookmarkEnd w:id="18"/>
+      <w:bookmarkEnd w:id="19"/>
     </w:p>
     <w:p>
       <w:pPr>
@@ -4505,8 +4553,6 @@
       <w:r>
         <w:t>Végpontok listája</w:t>
       </w:r>
-      <w:bookmarkStart w:id="19" w:name="_GoBack"/>
-      <w:bookmarkEnd w:id="19"/>
     </w:p>
     <w:tbl>
       <w:tblPr>
@@ -4873,7 +4919,7 @@
       <w:pPr>
         <w:pStyle w:val="Cmsor3"/>
       </w:pPr>
-      <w:bookmarkStart w:id="20" w:name="_Toc225766009"/>
+      <w:bookmarkStart w:id="20" w:name="_Toc225847160"/>
       <w:r>
         <w:t>Alkalmazott fejlesztői eszközök</w:t>
       </w:r>
@@ -4883,7 +4929,7 @@
       <w:pPr>
         <w:pStyle w:val="Cmsor2"/>
       </w:pPr>
-      <w:bookmarkStart w:id="21" w:name="_Toc225766010"/>
+      <w:bookmarkStart w:id="21" w:name="_Toc225847161"/>
       <w:r>
         <w:t>Frontend fejlesztés</w:t>
       </w:r>
@@ -4893,7 +4939,7 @@
       <w:pPr>
         <w:pStyle w:val="Cmsor3"/>
       </w:pPr>
-      <w:bookmarkStart w:id="22" w:name="_Toc225766011"/>
+      <w:bookmarkStart w:id="22" w:name="_Toc225847162"/>
       <w:r>
         <w:t>Műszaki feltételek</w:t>
       </w:r>
@@ -4903,7 +4949,7 @@
       <w:pPr>
         <w:pStyle w:val="Cmsor3"/>
       </w:pPr>
-      <w:bookmarkStart w:id="23" w:name="_Toc225766012"/>
+      <w:bookmarkStart w:id="23" w:name="_Toc225847163"/>
       <w:r>
         <w:t>Komponensek technikai leírása</w:t>
       </w:r>
@@ -4913,7 +4959,7 @@
       <w:pPr>
         <w:pStyle w:val="Cmsor3"/>
       </w:pPr>
-      <w:bookmarkStart w:id="24" w:name="_Toc225766013"/>
+      <w:bookmarkStart w:id="24" w:name="_Toc225847164"/>
       <w:r>
         <w:t>Reszponzív kliens</w:t>
       </w:r>
@@ -4923,7 +4969,7 @@
       <w:pPr>
         <w:pStyle w:val="Cmsor3"/>
       </w:pPr>
-      <w:bookmarkStart w:id="25" w:name="_Toc225766014"/>
+      <w:bookmarkStart w:id="25" w:name="_Toc225847165"/>
       <w:r>
         <w:t>Alkalmazott fejlesztői eszközök</w:t>
       </w:r>
@@ -4933,7 +4979,7 @@
       <w:pPr>
         <w:pStyle w:val="Cmsor1"/>
       </w:pPr>
-      <w:bookmarkStart w:id="26" w:name="_Toc225766015"/>
+      <w:bookmarkStart w:id="26" w:name="_Toc225847166"/>
       <w:r>
         <w:lastRenderedPageBreak/>
         <w:t>Projektmenedzsment</w:t>
@@ -4947,7 +4993,7 @@
       <w:pPr>
         <w:pStyle w:val="Cmsor2"/>
       </w:pPr>
-      <w:bookmarkStart w:id="27" w:name="_Toc225766016"/>
+      <w:bookmarkStart w:id="27" w:name="_Toc225847167"/>
       <w:r>
         <w:t>Projekttervezés</w:t>
       </w:r>
@@ -4957,7 +5003,7 @@
       <w:pPr>
         <w:pStyle w:val="Cmsor3"/>
       </w:pPr>
-      <w:bookmarkStart w:id="28" w:name="_Toc225766017"/>
+      <w:bookmarkStart w:id="28" w:name="_Toc225847168"/>
       <w:r>
         <w:t>Célkitűzések és határidők</w:t>
       </w:r>
@@ -5045,7 +5091,7 @@
       <w:pPr>
         <w:pStyle w:val="Cmsor2"/>
       </w:pPr>
-      <w:bookmarkStart w:id="29" w:name="_Toc225766018"/>
+      <w:bookmarkStart w:id="29" w:name="_Toc225847169"/>
       <w:r>
         <w:t>Feladatmegosztás</w:t>
       </w:r>
@@ -5117,7 +5163,7 @@
       <w:pPr>
         <w:pStyle w:val="Cmsor2"/>
       </w:pPr>
-      <w:bookmarkStart w:id="30" w:name="_Toc225766019"/>
+      <w:bookmarkStart w:id="30" w:name="_Toc225847170"/>
       <w:r>
         <w:t>Verziókövetés</w:t>
       </w:r>
@@ -5219,7 +5265,7 @@
       <w:pPr>
         <w:pStyle w:val="Cmsor1"/>
       </w:pPr>
-      <w:bookmarkStart w:id="31" w:name="_Toc225766020"/>
+      <w:bookmarkStart w:id="31" w:name="_Toc225847171"/>
       <w:r>
         <w:lastRenderedPageBreak/>
         <w:t>Kockázatelemzés</w:t>
@@ -5230,9 +5276,12 @@
       <w:pPr>
         <w:pStyle w:val="Cmsor2"/>
       </w:pPr>
-      <w:bookmarkStart w:id="32" w:name="_Toc225766021"/>
+      <w:bookmarkStart w:id="32" w:name="_Toc225847172"/>
       <w:r>
-        <w:t>Kockázatok és enyhítésük</w:t>
+        <w:t xml:space="preserve">Kockázatok és </w:t>
+      </w:r>
+      <w:r>
+        <w:t>kezelésük</w:t>
       </w:r>
       <w:bookmarkEnd w:id="32"/>
     </w:p>
@@ -5465,7 +5514,7 @@
       <w:pPr>
         <w:pStyle w:val="Cmsor1"/>
       </w:pPr>
-      <w:bookmarkStart w:id="33" w:name="_Toc225766022"/>
+      <w:bookmarkStart w:id="33" w:name="_Toc225847173"/>
       <w:r>
         <w:lastRenderedPageBreak/>
         <w:t>Tesztelési dokumentáció</w:t>
@@ -5476,7 +5525,7 @@
       <w:pPr>
         <w:pStyle w:val="Cmsor2"/>
       </w:pPr>
-      <w:bookmarkStart w:id="34" w:name="_Toc225766023"/>
+      <w:bookmarkStart w:id="34" w:name="_Toc225847174"/>
       <w:r>
         <w:t>Tesztesetek</w:t>
       </w:r>
@@ -5486,7 +5535,7 @@
       <w:pPr>
         <w:pStyle w:val="Cmsor3"/>
       </w:pPr>
-      <w:bookmarkStart w:id="35" w:name="_Toc225766024"/>
+      <w:bookmarkStart w:id="35" w:name="_Toc225847175"/>
       <w:r>
         <w:t>Normás használat – bejelentkezés</w:t>
       </w:r>
@@ -5496,7 +5545,7 @@
       <w:pPr>
         <w:pStyle w:val="Cmsor3"/>
       </w:pPr>
-      <w:bookmarkStart w:id="36" w:name="_Toc225766025"/>
+      <w:bookmarkStart w:id="36" w:name="_Toc225847176"/>
       <w:r>
         <w:t>Extrém eset – üres mezők</w:t>
       </w:r>
@@ -5506,7 +5555,7 @@
       <w:pPr>
         <w:pStyle w:val="Cmsor3"/>
       </w:pPr>
-      <w:bookmarkStart w:id="37" w:name="_Toc225766026"/>
+      <w:bookmarkStart w:id="37" w:name="_Toc225847177"/>
       <w:r>
         <w:t>Helytelen adat – hibás jelszó</w:t>
       </w:r>
@@ -5516,7 +5565,7 @@
       <w:pPr>
         <w:pStyle w:val="Cmsor3"/>
       </w:pPr>
-      <w:bookmarkStart w:id="38" w:name="_Toc225766027"/>
+      <w:bookmarkStart w:id="38" w:name="_Toc225847178"/>
       <w:r>
         <w:t>Bolondbiztos teszt – hosszú bemenet</w:t>
       </w:r>
@@ -5526,7 +5575,7 @@
       <w:pPr>
         <w:pStyle w:val="Cmsor2"/>
       </w:pPr>
-      <w:bookmarkStart w:id="39" w:name="_Toc225766028"/>
+      <w:bookmarkStart w:id="39" w:name="_Toc225847179"/>
       <w:r>
         <w:t>Talált hibák</w:t>
       </w:r>
@@ -5536,7 +5585,7 @@
       <w:pPr>
         <w:pStyle w:val="Cmsor2"/>
       </w:pPr>
-      <w:bookmarkStart w:id="40" w:name="_Toc225766029"/>
+      <w:bookmarkStart w:id="40" w:name="_Toc225847180"/>
       <w:r>
         <w:t>Automatizált tesztelés</w:t>
       </w:r>
@@ -5546,7 +5595,7 @@
       <w:pPr>
         <w:pStyle w:val="Cmsor3"/>
       </w:pPr>
-      <w:bookmarkStart w:id="41" w:name="_Toc225766030"/>
+      <w:bookmarkStart w:id="41" w:name="_Toc225847181"/>
       <w:r>
         <w:t>Egységtesztek</w:t>
       </w:r>
@@ -5556,7 +5605,7 @@
       <w:pPr>
         <w:pStyle w:val="Cmsor2"/>
       </w:pPr>
-      <w:bookmarkStart w:id="42" w:name="_Toc225766031"/>
+      <w:bookmarkStart w:id="42" w:name="_Toc225847182"/>
       <w:r>
         <w:t>Tesztelési környezet</w:t>
       </w:r>
@@ -5566,7 +5615,7 @@
       <w:pPr>
         <w:pStyle w:val="Cmsor1"/>
       </w:pPr>
-      <w:bookmarkStart w:id="43" w:name="_Toc225766032"/>
+      <w:bookmarkStart w:id="43" w:name="_Toc225847183"/>
       <w:r>
         <w:lastRenderedPageBreak/>
         <w:t>Felhasználói dokumentáció</w:t>
@@ -5577,7 +5626,7 @@
       <w:pPr>
         <w:pStyle w:val="Cmsor2"/>
       </w:pPr>
-      <w:bookmarkStart w:id="44" w:name="_Toc225766033"/>
+      <w:bookmarkStart w:id="44" w:name="_Toc225847184"/>
       <w:r>
         <w:t>A program általános specifikációja</w:t>
       </w:r>
@@ -5587,7 +5636,7 @@
       <w:pPr>
         <w:pStyle w:val="Cmsor2"/>
       </w:pPr>
-      <w:bookmarkStart w:id="45" w:name="_Toc225766034"/>
+      <w:bookmarkStart w:id="45" w:name="_Toc225847185"/>
       <w:r>
         <w:t>Rendszerkövetelmények</w:t>
       </w:r>
@@ -5597,7 +5646,7 @@
       <w:pPr>
         <w:pStyle w:val="Cmsor3"/>
       </w:pPr>
-      <w:bookmarkStart w:id="46" w:name="_Toc225766035"/>
+      <w:bookmarkStart w:id="46" w:name="_Toc225847186"/>
       <w:r>
         <w:t>Hardver követelmények</w:t>
       </w:r>
@@ -5607,7 +5656,7 @@
       <w:pPr>
         <w:pStyle w:val="Cmsor3"/>
       </w:pPr>
-      <w:bookmarkStart w:id="47" w:name="_Toc225766036"/>
+      <w:bookmarkStart w:id="47" w:name="_Toc225847187"/>
       <w:r>
         <w:t>Szoftver követelmények</w:t>
       </w:r>
@@ -5617,7 +5666,7 @@
       <w:pPr>
         <w:pStyle w:val="Cmsor2"/>
       </w:pPr>
-      <w:bookmarkStart w:id="48" w:name="_Toc225766037"/>
+      <w:bookmarkStart w:id="48" w:name="_Toc225847188"/>
       <w:r>
         <w:t>A program használatának részletes leírása</w:t>
       </w:r>
@@ -5628,7 +5677,7 @@
         <w:pStyle w:val="Cmsor3"/>
       </w:pPr>
       <w:bookmarkStart w:id="49" w:name="_Toc225243244"/>
-      <w:bookmarkStart w:id="50" w:name="_Toc225766038"/>
+      <w:bookmarkStart w:id="50" w:name="_Toc225847189"/>
       <w:r>
         <w:t>Kapcsolat az entitások között</w:t>
       </w:r>
@@ -5639,19 +5688,20 @@
       <w:pPr>
         <w:pStyle w:val="Cmsor1"/>
       </w:pPr>
-      <w:bookmarkStart w:id="51" w:name="_Toc225766039"/>
+      <w:bookmarkStart w:id="51" w:name="_Toc225847190"/>
       <w:r>
         <w:lastRenderedPageBreak/>
-        <w:t>Összefoglalás</w:t>
+        <w:t>Önértékelés</w:t>
       </w:r>
       <w:bookmarkEnd w:id="51"/>
     </w:p>
     <w:p>
       <w:pPr>
-        <w:pStyle w:val="Cmsor2"/>
-      </w:pPr>
-      <w:bookmarkStart w:id="52" w:name="_Toc225766040"/>
+        <w:pStyle w:val="Cmsor1"/>
+      </w:pPr>
+      <w:bookmarkStart w:id="52" w:name="_Toc225847191"/>
       <w:r>
+        <w:lastRenderedPageBreak/>
         <w:t>Továbbfejlesztési lehetőségek</w:t>
       </w:r>
       <w:bookmarkEnd w:id="52"/>
@@ -5660,7 +5710,7 @@
       <w:pPr>
         <w:pStyle w:val="Cmsor1"/>
       </w:pPr>
-      <w:bookmarkStart w:id="53" w:name="_Toc225766041"/>
+      <w:bookmarkStart w:id="53" w:name="_Toc225847192"/>
       <w:r>
         <w:lastRenderedPageBreak/>
         <w:t>Ábrajegyzék</w:t>
@@ -5797,14 +5847,27 @@
     <w:pPr>
       <w:pStyle w:val="llb"/>
     </w:pPr>
-    <w:fldSimple w:instr=" DATE   \* MERGEFORMAT ">
-      <w:r>
-        <w:rPr>
-          <w:noProof/>
-        </w:rPr>
-        <w:t>2026. 03. 30.</w:t>
-      </w:r>
-    </w:fldSimple>
+    <w:r>
+      <w:fldChar w:fldCharType="begin"/>
+    </w:r>
+    <w:r>
+      <w:instrText xml:space="preserve"> DATE   \* MERGEFORMAT </w:instrText>
+    </w:r>
+    <w:r>
+      <w:fldChar w:fldCharType="separate"/>
+    </w:r>
+    <w:r>
+      <w:rPr>
+        <w:noProof/>
+      </w:rPr>
+      <w:t>2026. 03. 31.</w:t>
+    </w:r>
+    <w:r>
+      <w:rPr>
+        <w:noProof/>
+      </w:rPr>
+      <w:fldChar w:fldCharType="end"/>
+    </w:r>
     <w:r>
       <w:tab/>
     </w:r>
@@ -5840,6 +5903,7 @@
         <w:docPartUnique/>
       </w:docPartObj>
     </w:sdtPr>
+    <w:sdtEndPr/>
     <w:sdtContent>
       <w:p>
         <w:pPr>
@@ -5882,6 +5946,7 @@
         <w:docPartUnique/>
       </w:docPartObj>
     </w:sdtPr>
+    <w:sdtEndPr/>
     <w:sdtContent>
       <w:p>
         <w:pPr>
@@ -12826,6 +12891,26 @@
 </file>
 
 <file path=customXml/item1.xml><?xml version="1.0" encoding="utf-8"?>
+<p:properties xmlns:p="http://schemas.microsoft.com/office/2006/metadata/properties" xmlns:xsi="http://www.w3.org/2001/XMLSchema-instance" xmlns:pc="http://schemas.microsoft.com/office/infopath/2007/PartnerControls">
+  <documentManagement>
+    <lcf76f155ced4ddcb4097134ff3c332f xmlns="37c60eec-9cb3-400a-9334-3ebf97be2876">
+      <Terms xmlns="http://schemas.microsoft.com/office/infopath/2007/PartnerControls"/>
+    </lcf76f155ced4ddcb4097134ff3c332f>
+    <TaxCatchAll xmlns="7664362d-1707-476c-9a7a-9cf02496d35a" xsi:nil="true"/>
+  </documentManagement>
+</p:properties>
+</file>
+
+<file path=customXml/item2.xml><?xml version="1.0" encoding="utf-8"?>
+<?mso-contentType ?>
+<FormTemplates xmlns="http://schemas.microsoft.com/sharepoint/v3/contenttype/forms">
+  <Display>DocumentLibraryForm</Display>
+  <Edit>DocumentLibraryForm</Edit>
+  <New>DocumentLibraryForm</New>
+</FormTemplates>
+</file>
+
+<file path=customXml/item3.xml><?xml version="1.0" encoding="utf-8"?>
 <ct:contentTypeSchema xmlns:ct="http://schemas.microsoft.com/office/2006/metadata/contentType" xmlns:ma="http://schemas.microsoft.com/office/2006/metadata/properties/metaAttributes" ct:_="" ma:_="" ma:contentTypeName="Dokumentum" ma:contentTypeID="0x010100D3B91EDF72E14E4CB455A7CDA503C0EE" ma:contentTypeVersion="13" ma:contentTypeDescription="Új dokumentum létrehozása." ma:contentTypeScope="" ma:versionID="b4280526ac685c11215013c77eeea0ab">
   <xsd:schema xmlns:xsd="http://www.w3.org/2001/XMLSchema" xmlns:xs="http://www.w3.org/2001/XMLSchema" xmlns:p="http://schemas.microsoft.com/office/2006/metadata/properties" xmlns:ns2="37c60eec-9cb3-400a-9334-3ebf97be2876" xmlns:ns3="7664362d-1707-476c-9a7a-9cf02496d35a" targetNamespace="http://schemas.microsoft.com/office/2006/metadata/properties" ma:root="true" ma:fieldsID="19d471ee8269f5e0eca01839194d6bbb" ns2:_="" ns3:_="">
     <xsd:import namespace="37c60eec-9cb3-400a-9334-3ebf97be2876"/>
@@ -13032,31 +13117,30 @@
 </ct:contentTypeSchema>
 </file>
 
-<file path=customXml/item2.xml><?xml version="1.0" encoding="utf-8"?>
-<?mso-contentType ?>
-<FormTemplates xmlns="http://schemas.microsoft.com/sharepoint/v3/contenttype/forms">
-  <Display>DocumentLibraryForm</Display>
-  <Edit>DocumentLibraryForm</Edit>
-  <New>DocumentLibraryForm</New>
-</FormTemplates>
-</file>
-
-<file path=customXml/item3.xml><?xml version="1.0" encoding="utf-8"?>
-<p:properties xmlns:p="http://schemas.microsoft.com/office/2006/metadata/properties" xmlns:xsi="http://www.w3.org/2001/XMLSchema-instance" xmlns:pc="http://schemas.microsoft.com/office/infopath/2007/PartnerControls">
-  <documentManagement>
-    <lcf76f155ced4ddcb4097134ff3c332f xmlns="37c60eec-9cb3-400a-9334-3ebf97be2876">
-      <Terms xmlns="http://schemas.microsoft.com/office/infopath/2007/PartnerControls"/>
-    </lcf76f155ced4ddcb4097134ff3c332f>
-    <TaxCatchAll xmlns="7664362d-1707-476c-9a7a-9cf02496d35a" xsi:nil="true"/>
-  </documentManagement>
-</p:properties>
-</file>
-
 <file path=customXml/item4.xml><?xml version="1.0" encoding="utf-8"?>
 <b:Sources xmlns:b="http://schemas.openxmlformats.org/officeDocument/2006/bibliography" xmlns="http://schemas.openxmlformats.org/officeDocument/2006/bibliography" SelectedStyle="\APA.XSL" StyleName="APA"/>
 </file>
 
 <file path=customXml/itemProps1.xml><?xml version="1.0" encoding="utf-8"?>
+<ds:datastoreItem xmlns:ds="http://schemas.openxmlformats.org/officeDocument/2006/customXml" ds:itemID="{4683CF39-CBC1-469A-88EA-F31417A0D119}">
+  <ds:schemaRefs>
+    <ds:schemaRef ds:uri="http://schemas.microsoft.com/office/2006/metadata/properties"/>
+    <ds:schemaRef ds:uri="http://schemas.microsoft.com/office/infopath/2007/PartnerControls"/>
+    <ds:schemaRef ds:uri="37c60eec-9cb3-400a-9334-3ebf97be2876"/>
+    <ds:schemaRef ds:uri="7664362d-1707-476c-9a7a-9cf02496d35a"/>
+  </ds:schemaRefs>
+</ds:datastoreItem>
+</file>
+
+<file path=customXml/itemProps2.xml><?xml version="1.0" encoding="utf-8"?>
+<ds:datastoreItem xmlns:ds="http://schemas.openxmlformats.org/officeDocument/2006/customXml" ds:itemID="{49E9CE2F-4863-430F-A73B-CD3063AB172E}">
+  <ds:schemaRefs>
+    <ds:schemaRef ds:uri="http://schemas.microsoft.com/sharepoint/v3/contenttype/forms"/>
+  </ds:schemaRefs>
+</ds:datastoreItem>
+</file>
+
+<file path=customXml/itemProps3.xml><?xml version="1.0" encoding="utf-8"?>
 <ds:datastoreItem xmlns:ds="http://schemas.openxmlformats.org/officeDocument/2006/customXml" ds:itemID="{0F6A0A84-3C61-4C91-A7A8-65F7DADC2505}">
   <ds:schemaRefs>
     <ds:schemaRef ds:uri="http://schemas.microsoft.com/office/2006/metadata/contentType"/>
@@ -13075,27 +13159,8 @@
 </ds:datastoreItem>
 </file>
 
-<file path=customXml/itemProps2.xml><?xml version="1.0" encoding="utf-8"?>
-<ds:datastoreItem xmlns:ds="http://schemas.openxmlformats.org/officeDocument/2006/customXml" ds:itemID="{49E9CE2F-4863-430F-A73B-CD3063AB172E}">
-  <ds:schemaRefs>
-    <ds:schemaRef ds:uri="http://schemas.microsoft.com/sharepoint/v3/contenttype/forms"/>
-  </ds:schemaRefs>
-</ds:datastoreItem>
-</file>
-
-<file path=customXml/itemProps3.xml><?xml version="1.0" encoding="utf-8"?>
-<ds:datastoreItem xmlns:ds="http://schemas.openxmlformats.org/officeDocument/2006/customXml" ds:itemID="{4683CF39-CBC1-469A-88EA-F31417A0D119}">
-  <ds:schemaRefs>
-    <ds:schemaRef ds:uri="http://schemas.microsoft.com/office/2006/metadata/properties"/>
-    <ds:schemaRef ds:uri="http://schemas.microsoft.com/office/infopath/2007/PartnerControls"/>
-    <ds:schemaRef ds:uri="37c60eec-9cb3-400a-9334-3ebf97be2876"/>
-    <ds:schemaRef ds:uri="7664362d-1707-476c-9a7a-9cf02496d35a"/>
-  </ds:schemaRefs>
-</ds:datastoreItem>
-</file>
-
 <file path=customXml/itemProps4.xml><?xml version="1.0" encoding="utf-8"?>
-<ds:datastoreItem xmlns:ds="http://schemas.openxmlformats.org/officeDocument/2006/customXml" ds:itemID="{BD1B9817-9F00-44C3-8E27-A109263E9C3E}">
+<ds:datastoreItem xmlns:ds="http://schemas.openxmlformats.org/officeDocument/2006/customXml" ds:itemID="{08BAE74F-B592-4E96-A082-117E8069708D}">
   <ds:schemaRefs>
     <ds:schemaRef ds:uri="http://schemas.openxmlformats.org/officeDocument/2006/bibliography"/>
   </ds:schemaRefs>

--- a/Vizsgaremek_elvaras_minta.docx
+++ b/Vizsgaremek_elvaras_minta.docx
@@ -118,7 +118,12 @@
             <w:pStyle w:val="Tartalomjegyzkcmsora"/>
           </w:pPr>
           <w:r>
-            <w:t>Tartalom</w:t>
+            <w:t>Tartalo</w:t>
+          </w:r>
+          <w:bookmarkStart w:id="0" w:name="_GoBack"/>
+          <w:bookmarkEnd w:id="0"/>
+          <w:r>
+            <w:t>m</w:t>
           </w:r>
         </w:p>
         <w:p>
@@ -141,138 +146,13 @@
           <w:r>
             <w:fldChar w:fldCharType="separate"/>
           </w:r>
-          <w:bookmarkStart w:id="0" w:name="_GoBack"/>
-          <w:bookmarkEnd w:id="0"/>
-          <w:r>
-            <w:rPr>
-              <w:rStyle w:val="Hiperhivatkozs"/>
-              <w:noProof/>
-            </w:rPr>
-            <w:fldChar w:fldCharType="begin"/>
-          </w:r>
-          <w:r>
-            <w:rPr>
-              <w:rStyle w:val="Hiperhivatkozs"/>
-              <w:noProof/>
-            </w:rPr>
-            <w:instrText xml:space="preserve"> </w:instrText>
-          </w:r>
-          <w:r>
-            <w:rPr>
-              <w:noProof/>
-            </w:rPr>
-            <w:instrText>HYPERLINK \l "_Toc225847143"</w:instrText>
-          </w:r>
-          <w:r>
-            <w:rPr>
-              <w:rStyle w:val="Hiperhivatkozs"/>
-              <w:noProof/>
-            </w:rPr>
-            <w:instrText xml:space="preserve"> </w:instrText>
-          </w:r>
-          <w:r>
-            <w:rPr>
-              <w:rStyle w:val="Hiperhivatkozs"/>
-              <w:noProof/>
-            </w:rPr>
-          </w:r>
-          <w:r>
-            <w:rPr>
-              <w:rStyle w:val="Hiperhivatkozs"/>
-              <w:noProof/>
-            </w:rPr>
-            <w:fldChar w:fldCharType="separate"/>
-          </w:r>
-          <w:r>
-            <w:rPr>
-              <w:rStyle w:val="Hiperhivatkozs"/>
-              <w:noProof/>
-            </w:rPr>
-            <w:t>1</w:t>
-          </w:r>
-          <w:r>
-            <w:rPr>
-              <w:noProof/>
-            </w:rPr>
-            <w:tab/>
-          </w:r>
-          <w:r>
-            <w:rPr>
-              <w:rStyle w:val="Hiperhivatkozs"/>
-              <w:noProof/>
-            </w:rPr>
-            <w:t>Bevezetés</w:t>
-          </w:r>
-          <w:r>
-            <w:rPr>
-              <w:noProof/>
-              <w:webHidden/>
-            </w:rPr>
-            <w:tab/>
-          </w:r>
-          <w:r>
-            <w:rPr>
-              <w:noProof/>
-              <w:webHidden/>
-            </w:rPr>
-            <w:fldChar w:fldCharType="begin"/>
-          </w:r>
-          <w:r>
-            <w:rPr>
-              <w:noProof/>
-              <w:webHidden/>
-            </w:rPr>
-            <w:instrText xml:space="preserve"> PAGEREF _Toc225847143 \h </w:instrText>
-          </w:r>
-          <w:r>
-            <w:rPr>
-              <w:noProof/>
-              <w:webHidden/>
-            </w:rPr>
-          </w:r>
-          <w:r>
-            <w:rPr>
-              <w:noProof/>
-              <w:webHidden/>
-            </w:rPr>
-            <w:fldChar w:fldCharType="separate"/>
-          </w:r>
-          <w:r>
-            <w:rPr>
-              <w:noProof/>
-              <w:webHidden/>
-            </w:rPr>
-            <w:t>1</w:t>
-          </w:r>
-          <w:r>
-            <w:rPr>
-              <w:noProof/>
-              <w:webHidden/>
-            </w:rPr>
-            <w:fldChar w:fldCharType="end"/>
-          </w:r>
-          <w:r>
-            <w:rPr>
-              <w:rStyle w:val="Hiperhivatkozs"/>
-              <w:noProof/>
-            </w:rPr>
-            <w:fldChar w:fldCharType="end"/>
-          </w:r>
-        </w:p>
-        <w:p>
-          <w:pPr>
-            <w:pStyle w:val="TJ2"/>
-            <w:rPr>
-              <w:noProof/>
-            </w:rPr>
-          </w:pPr>
-          <w:hyperlink w:anchor="_Toc225847144" w:history="1">
+          <w:hyperlink w:anchor="_Toc225848930" w:history="1">
             <w:r>
               <w:rPr>
                 <w:rStyle w:val="Hiperhivatkozs"/>
                 <w:noProof/>
               </w:rPr>
-              <w:t>1.1</w:t>
+              <w:t>1</w:t>
             </w:r>
             <w:r>
               <w:rPr>
@@ -285,7 +165,7 @@
                 <w:rStyle w:val="Hiperhivatkozs"/>
                 <w:noProof/>
               </w:rPr>
-              <w:t>Feladat leírás</w:t>
+              <w:t>Bevezetés</w:t>
             </w:r>
             <w:r>
               <w:rPr>
@@ -306,7 +186,7 @@
                 <w:noProof/>
                 <w:webHidden/>
               </w:rPr>
-              <w:instrText xml:space="preserve"> PAGEREF _Toc225847144 \h </w:instrText>
+              <w:instrText xml:space="preserve"> PAGEREF _Toc225848930 \h </w:instrText>
             </w:r>
             <w:r>
               <w:rPr>
@@ -344,13 +224,13 @@
               <w:noProof/>
             </w:rPr>
           </w:pPr>
-          <w:hyperlink w:anchor="_Toc225847145" w:history="1">
+          <w:hyperlink w:anchor="_Toc225848931" w:history="1">
             <w:r>
               <w:rPr>
                 <w:rStyle w:val="Hiperhivatkozs"/>
                 <w:noProof/>
               </w:rPr>
-              <w:t>1.2</w:t>
+              <w:t>1.1</w:t>
             </w:r>
             <w:r>
               <w:rPr>
@@ -363,7 +243,7 @@
                 <w:rStyle w:val="Hiperhivatkozs"/>
                 <w:noProof/>
               </w:rPr>
-              <w:t>Felhasznált ismereket</w:t>
+              <w:t>Feladat leírás</w:t>
             </w:r>
             <w:r>
               <w:rPr>
@@ -384,7 +264,7 @@
                 <w:noProof/>
                 <w:webHidden/>
               </w:rPr>
-              <w:instrText xml:space="preserve"> PAGEREF _Toc225847145 \h </w:instrText>
+              <w:instrText xml:space="preserve"> PAGEREF _Toc225848931 \h </w:instrText>
             </w:r>
             <w:r>
               <w:rPr>
@@ -422,13 +302,13 @@
               <w:noProof/>
             </w:rPr>
           </w:pPr>
-          <w:hyperlink w:anchor="_Toc225847146" w:history="1">
+          <w:hyperlink w:anchor="_Toc225848932" w:history="1">
             <w:r>
               <w:rPr>
                 <w:rStyle w:val="Hiperhivatkozs"/>
                 <w:noProof/>
               </w:rPr>
-              <w:t>1.3</w:t>
+              <w:t>1.2</w:t>
             </w:r>
             <w:r>
               <w:rPr>
@@ -441,7 +321,7 @@
                 <w:rStyle w:val="Hiperhivatkozs"/>
                 <w:noProof/>
               </w:rPr>
-              <w:t>Felhasznált szoftverek</w:t>
+              <w:t>Felhasznált ismereket</w:t>
             </w:r>
             <w:r>
               <w:rPr>
@@ -462,7 +342,7 @@
                 <w:noProof/>
                 <w:webHidden/>
               </w:rPr>
-              <w:instrText xml:space="preserve"> PAGEREF _Toc225847146 \h </w:instrText>
+              <w:instrText xml:space="preserve"> PAGEREF _Toc225848932 \h </w:instrText>
             </w:r>
             <w:r>
               <w:rPr>
@@ -500,12 +380,90 @@
               <w:noProof/>
             </w:rPr>
           </w:pPr>
-          <w:hyperlink w:anchor="_Toc225847147" w:history="1">
+          <w:hyperlink w:anchor="_Toc225848933" w:history="1">
             <w:r>
               <w:rPr>
                 <w:rStyle w:val="Hiperhivatkozs"/>
                 <w:noProof/>
               </w:rPr>
+              <w:t>1.3</w:t>
+            </w:r>
+            <w:r>
+              <w:rPr>
+                <w:noProof/>
+              </w:rPr>
+              <w:tab/>
+            </w:r>
+            <w:r>
+              <w:rPr>
+                <w:rStyle w:val="Hiperhivatkozs"/>
+                <w:noProof/>
+              </w:rPr>
+              <w:t>Felhasznált szoftverek</w:t>
+            </w:r>
+            <w:r>
+              <w:rPr>
+                <w:noProof/>
+                <w:webHidden/>
+              </w:rPr>
+              <w:tab/>
+            </w:r>
+            <w:r>
+              <w:rPr>
+                <w:noProof/>
+                <w:webHidden/>
+              </w:rPr>
+              <w:fldChar w:fldCharType="begin"/>
+            </w:r>
+            <w:r>
+              <w:rPr>
+                <w:noProof/>
+                <w:webHidden/>
+              </w:rPr>
+              <w:instrText xml:space="preserve"> PAGEREF _Toc225848933 \h </w:instrText>
+            </w:r>
+            <w:r>
+              <w:rPr>
+                <w:noProof/>
+                <w:webHidden/>
+              </w:rPr>
+            </w:r>
+            <w:r>
+              <w:rPr>
+                <w:noProof/>
+                <w:webHidden/>
+              </w:rPr>
+              <w:fldChar w:fldCharType="separate"/>
+            </w:r>
+            <w:r>
+              <w:rPr>
+                <w:noProof/>
+                <w:webHidden/>
+              </w:rPr>
+              <w:t>1</w:t>
+            </w:r>
+            <w:r>
+              <w:rPr>
+                <w:noProof/>
+                <w:webHidden/>
+              </w:rPr>
+              <w:fldChar w:fldCharType="end"/>
+            </w:r>
+          </w:hyperlink>
+        </w:p>
+        <w:p>
+          <w:pPr>
+            <w:pStyle w:val="TJ2"/>
+            <w:rPr>
+              <w:noProof/>
+            </w:rPr>
+          </w:pPr>
+          <w:hyperlink w:anchor="_Toc225848934" w:history="1">
+            <w:r>
+              <w:rPr>
+                <w:rStyle w:val="Hiperhivatkozs"/>
+                <w:noProof/>
+              </w:rPr>
               <w:t>1.4</w:t>
             </w:r>
             <w:r>
@@ -540,7 +498,7 @@
                 <w:noProof/>
                 <w:webHidden/>
               </w:rPr>
-              <w:instrText xml:space="preserve"> PAGEREF _Toc225847147 \h </w:instrText>
+              <w:instrText xml:space="preserve"> PAGEREF _Toc225848934 \h </w:instrText>
             </w:r>
             <w:r>
               <w:rPr>
@@ -582,7 +540,7 @@
               <w:noProof/>
             </w:rPr>
           </w:pPr>
-          <w:hyperlink w:anchor="_Toc225847148" w:history="1">
+          <w:hyperlink w:anchor="_Toc225848935" w:history="1">
             <w:r>
               <w:rPr>
                 <w:rStyle w:val="Hiperhivatkozs"/>
@@ -622,7 +580,7 @@
                 <w:noProof/>
                 <w:webHidden/>
               </w:rPr>
-              <w:instrText xml:space="preserve"> PAGEREF _Toc225847148 \h </w:instrText>
+              <w:instrText xml:space="preserve"> PAGEREF _Toc225848935 \h </w:instrText>
             </w:r>
             <w:r>
               <w:rPr>
@@ -660,7 +618,7 @@
               <w:noProof/>
             </w:rPr>
           </w:pPr>
-          <w:hyperlink w:anchor="_Toc225847149" w:history="1">
+          <w:hyperlink w:anchor="_Toc225848936" w:history="1">
             <w:r>
               <w:rPr>
                 <w:rStyle w:val="Hiperhivatkozs"/>
@@ -700,7 +658,7 @@
                 <w:noProof/>
                 <w:webHidden/>
               </w:rPr>
-              <w:instrText xml:space="preserve"> PAGEREF _Toc225847149 \h </w:instrText>
+              <w:instrText xml:space="preserve"> PAGEREF _Toc225848936 \h </w:instrText>
             </w:r>
             <w:r>
               <w:rPr>
@@ -738,7 +696,7 @@
               <w:noProof/>
             </w:rPr>
           </w:pPr>
-          <w:hyperlink w:anchor="_Toc225847150" w:history="1">
+          <w:hyperlink w:anchor="_Toc225848937" w:history="1">
             <w:r>
               <w:rPr>
                 <w:rStyle w:val="Hiperhivatkozs"/>
@@ -778,7 +736,7 @@
                 <w:noProof/>
                 <w:webHidden/>
               </w:rPr>
-              <w:instrText xml:space="preserve"> PAGEREF _Toc225847150 \h </w:instrText>
+              <w:instrText xml:space="preserve"> PAGEREF _Toc225848937 \h </w:instrText>
             </w:r>
             <w:r>
               <w:rPr>
@@ -816,7 +774,7 @@
               <w:noProof/>
             </w:rPr>
           </w:pPr>
-          <w:hyperlink w:anchor="_Toc225847151" w:history="1">
+          <w:hyperlink w:anchor="_Toc225848938" w:history="1">
             <w:r>
               <w:rPr>
                 <w:rStyle w:val="Hiperhivatkozs"/>
@@ -856,7 +814,7 @@
                 <w:noProof/>
                 <w:webHidden/>
               </w:rPr>
-              <w:instrText xml:space="preserve"> PAGEREF _Toc225847151 \h </w:instrText>
+              <w:instrText xml:space="preserve"> PAGEREF _Toc225848938 \h </w:instrText>
             </w:r>
             <w:r>
               <w:rPr>
@@ -894,7 +852,7 @@
               <w:noProof/>
             </w:rPr>
           </w:pPr>
-          <w:hyperlink w:anchor="_Toc225847152" w:history="1">
+          <w:hyperlink w:anchor="_Toc225848939" w:history="1">
             <w:r>
               <w:rPr>
                 <w:rStyle w:val="Hiperhivatkozs"/>
@@ -934,7 +892,7 @@
                 <w:noProof/>
                 <w:webHidden/>
               </w:rPr>
-              <w:instrText xml:space="preserve"> PAGEREF _Toc225847152 \h </w:instrText>
+              <w:instrText xml:space="preserve"> PAGEREF _Toc225848939 \h </w:instrText>
             </w:r>
             <w:r>
               <w:rPr>
@@ -976,7 +934,7 @@
               <w:noProof/>
             </w:rPr>
           </w:pPr>
-          <w:hyperlink w:anchor="_Toc225847153" w:history="1">
+          <w:hyperlink w:anchor="_Toc225848940" w:history="1">
             <w:r>
               <w:rPr>
                 <w:rStyle w:val="Hiperhivatkozs"/>
@@ -1016,7 +974,7 @@
                 <w:noProof/>
                 <w:webHidden/>
               </w:rPr>
-              <w:instrText xml:space="preserve"> PAGEREF _Toc225847153 \h </w:instrText>
+              <w:instrText xml:space="preserve"> PAGEREF _Toc225848940 \h </w:instrText>
             </w:r>
             <w:r>
               <w:rPr>
@@ -1058,7 +1016,7 @@
               <w:noProof/>
             </w:rPr>
           </w:pPr>
-          <w:hyperlink w:anchor="_Toc225847154" w:history="1">
+          <w:hyperlink w:anchor="_Toc225848941" w:history="1">
             <w:r>
               <w:rPr>
                 <w:rStyle w:val="Hiperhivatkozs"/>
@@ -1098,7 +1056,7 @@
                 <w:noProof/>
                 <w:webHidden/>
               </w:rPr>
-              <w:instrText xml:space="preserve"> PAGEREF _Toc225847154 \h </w:instrText>
+              <w:instrText xml:space="preserve"> PAGEREF _Toc225848941 \h </w:instrText>
             </w:r>
             <w:r>
               <w:rPr>
@@ -1140,7 +1098,7 @@
               <w:noProof/>
             </w:rPr>
           </w:pPr>
-          <w:hyperlink w:anchor="_Toc225847155" w:history="1">
+          <w:hyperlink w:anchor="_Toc225848942" w:history="1">
             <w:r>
               <w:rPr>
                 <w:rStyle w:val="Hiperhivatkozs"/>
@@ -1180,7 +1138,7 @@
                 <w:noProof/>
                 <w:webHidden/>
               </w:rPr>
-              <w:instrText xml:space="preserve"> PAGEREF _Toc225847155 \h </w:instrText>
+              <w:instrText xml:space="preserve"> PAGEREF _Toc225848942 \h </w:instrText>
             </w:r>
             <w:r>
               <w:rPr>
@@ -1222,7 +1180,7 @@
               <w:noProof/>
             </w:rPr>
           </w:pPr>
-          <w:hyperlink w:anchor="_Toc225847156" w:history="1">
+          <w:hyperlink w:anchor="_Toc225848943" w:history="1">
             <w:r>
               <w:rPr>
                 <w:rStyle w:val="Hiperhivatkozs"/>
@@ -1262,7 +1220,7 @@
                 <w:noProof/>
                 <w:webHidden/>
               </w:rPr>
-              <w:instrText xml:space="preserve"> PAGEREF _Toc225847156 \h </w:instrText>
+              <w:instrText xml:space="preserve"> PAGEREF _Toc225848943 \h </w:instrText>
             </w:r>
             <w:r>
               <w:rPr>
@@ -1304,7 +1262,7 @@
               <w:noProof/>
             </w:rPr>
           </w:pPr>
-          <w:hyperlink w:anchor="_Toc225847157" w:history="1">
+          <w:hyperlink w:anchor="_Toc225848944" w:history="1">
             <w:r>
               <w:rPr>
                 <w:rStyle w:val="Hiperhivatkozs"/>
@@ -1344,7 +1302,7 @@
                 <w:noProof/>
                 <w:webHidden/>
               </w:rPr>
-              <w:instrText xml:space="preserve"> PAGEREF _Toc225847157 \h </w:instrText>
+              <w:instrText xml:space="preserve"> PAGEREF _Toc225848944 \h </w:instrText>
             </w:r>
             <w:r>
               <w:rPr>
@@ -1382,7 +1340,7 @@
               <w:noProof/>
             </w:rPr>
           </w:pPr>
-          <w:hyperlink w:anchor="_Toc225847158" w:history="1">
+          <w:hyperlink w:anchor="_Toc225848945" w:history="1">
             <w:r>
               <w:rPr>
                 <w:rStyle w:val="Hiperhivatkozs"/>
@@ -1422,7 +1380,7 @@
                 <w:noProof/>
                 <w:webHidden/>
               </w:rPr>
-              <w:instrText xml:space="preserve"> PAGEREF _Toc225847158 \h </w:instrText>
+              <w:instrText xml:space="preserve"> PAGEREF _Toc225848945 \h </w:instrText>
             </w:r>
             <w:r>
               <w:rPr>
@@ -1464,7 +1422,7 @@
               <w:noProof/>
             </w:rPr>
           </w:pPr>
-          <w:hyperlink w:anchor="_Toc225847159" w:history="1">
+          <w:hyperlink w:anchor="_Toc225848946" w:history="1">
             <w:r>
               <w:rPr>
                 <w:rStyle w:val="Hiperhivatkozs"/>
@@ -1504,7 +1462,7 @@
                 <w:noProof/>
                 <w:webHidden/>
               </w:rPr>
-              <w:instrText xml:space="preserve"> PAGEREF _Toc225847159 \h </w:instrText>
+              <w:instrText xml:space="preserve"> PAGEREF _Toc225848946 \h </w:instrText>
             </w:r>
             <w:r>
               <w:rPr>
@@ -1546,7 +1504,7 @@
               <w:noProof/>
             </w:rPr>
           </w:pPr>
-          <w:hyperlink w:anchor="_Toc225847160" w:history="1">
+          <w:hyperlink w:anchor="_Toc225848947" w:history="1">
             <w:r>
               <w:rPr>
                 <w:rStyle w:val="Hiperhivatkozs"/>
@@ -1586,7 +1544,7 @@
                 <w:noProof/>
                 <w:webHidden/>
               </w:rPr>
-              <w:instrText xml:space="preserve"> PAGEREF _Toc225847160 \h </w:instrText>
+              <w:instrText xml:space="preserve"> PAGEREF _Toc225848947 \h </w:instrText>
             </w:r>
             <w:r>
               <w:rPr>
@@ -1624,7 +1582,7 @@
               <w:noProof/>
             </w:rPr>
           </w:pPr>
-          <w:hyperlink w:anchor="_Toc225847161" w:history="1">
+          <w:hyperlink w:anchor="_Toc225848948" w:history="1">
             <w:r>
               <w:rPr>
                 <w:rStyle w:val="Hiperhivatkozs"/>
@@ -1664,7 +1622,7 @@
                 <w:noProof/>
                 <w:webHidden/>
               </w:rPr>
-              <w:instrText xml:space="preserve"> PAGEREF _Toc225847161 \h </w:instrText>
+              <w:instrText xml:space="preserve"> PAGEREF _Toc225848948 \h </w:instrText>
             </w:r>
             <w:r>
               <w:rPr>
@@ -1706,7 +1664,7 @@
               <w:noProof/>
             </w:rPr>
           </w:pPr>
-          <w:hyperlink w:anchor="_Toc225847162" w:history="1">
+          <w:hyperlink w:anchor="_Toc225848949" w:history="1">
             <w:r>
               <w:rPr>
                 <w:rStyle w:val="Hiperhivatkozs"/>
@@ -1746,7 +1704,7 @@
                 <w:noProof/>
                 <w:webHidden/>
               </w:rPr>
-              <w:instrText xml:space="preserve"> PAGEREF _Toc225847162 \h </w:instrText>
+              <w:instrText xml:space="preserve"> PAGEREF _Toc225848949 \h </w:instrText>
             </w:r>
             <w:r>
               <w:rPr>
@@ -1788,7 +1746,7 @@
               <w:noProof/>
             </w:rPr>
           </w:pPr>
-          <w:hyperlink w:anchor="_Toc225847163" w:history="1">
+          <w:hyperlink w:anchor="_Toc225848950" w:history="1">
             <w:r>
               <w:rPr>
                 <w:rStyle w:val="Hiperhivatkozs"/>
@@ -1828,7 +1786,7 @@
                 <w:noProof/>
                 <w:webHidden/>
               </w:rPr>
-              <w:instrText xml:space="preserve"> PAGEREF _Toc225847163 \h </w:instrText>
+              <w:instrText xml:space="preserve"> PAGEREF _Toc225848950 \h </w:instrText>
             </w:r>
             <w:r>
               <w:rPr>
@@ -1870,7 +1828,7 @@
               <w:noProof/>
             </w:rPr>
           </w:pPr>
-          <w:hyperlink w:anchor="_Toc225847164" w:history="1">
+          <w:hyperlink w:anchor="_Toc225848951" w:history="1">
             <w:r>
               <w:rPr>
                 <w:rStyle w:val="Hiperhivatkozs"/>
@@ -1910,7 +1868,7 @@
                 <w:noProof/>
                 <w:webHidden/>
               </w:rPr>
-              <w:instrText xml:space="preserve"> PAGEREF _Toc225847164 \h </w:instrText>
+              <w:instrText xml:space="preserve"> PAGEREF _Toc225848951 \h </w:instrText>
             </w:r>
             <w:r>
               <w:rPr>
@@ -1952,7 +1910,7 @@
               <w:noProof/>
             </w:rPr>
           </w:pPr>
-          <w:hyperlink w:anchor="_Toc225847165" w:history="1">
+          <w:hyperlink w:anchor="_Toc225848952" w:history="1">
             <w:r>
               <w:rPr>
                 <w:rStyle w:val="Hiperhivatkozs"/>
@@ -1992,7 +1950,7 @@
                 <w:noProof/>
                 <w:webHidden/>
               </w:rPr>
-              <w:instrText xml:space="preserve"> PAGEREF _Toc225847165 \h </w:instrText>
+              <w:instrText xml:space="preserve"> PAGEREF _Toc225848952 \h </w:instrText>
             </w:r>
             <w:r>
               <w:rPr>
@@ -2034,7 +1992,7 @@
               <w:noProof/>
             </w:rPr>
           </w:pPr>
-          <w:hyperlink w:anchor="_Toc225847166" w:history="1">
+          <w:hyperlink w:anchor="_Toc225848953" w:history="1">
             <w:r>
               <w:rPr>
                 <w:rStyle w:val="Hiperhivatkozs"/>
@@ -2074,7 +2032,7 @@
                 <w:noProof/>
                 <w:webHidden/>
               </w:rPr>
-              <w:instrText xml:space="preserve"> PAGEREF _Toc225847166 \h </w:instrText>
+              <w:instrText xml:space="preserve"> PAGEREF _Toc225848953 \h </w:instrText>
             </w:r>
             <w:r>
               <w:rPr>
@@ -2112,7 +2070,7 @@
               <w:noProof/>
             </w:rPr>
           </w:pPr>
-          <w:hyperlink w:anchor="_Toc225847167" w:history="1">
+          <w:hyperlink w:anchor="_Toc225848954" w:history="1">
             <w:r>
               <w:rPr>
                 <w:rStyle w:val="Hiperhivatkozs"/>
@@ -2152,7 +2110,7 @@
                 <w:noProof/>
                 <w:webHidden/>
               </w:rPr>
-              <w:instrText xml:space="preserve"> PAGEREF _Toc225847167 \h </w:instrText>
+              <w:instrText xml:space="preserve"> PAGEREF _Toc225848954 \h </w:instrText>
             </w:r>
             <w:r>
               <w:rPr>
@@ -2194,7 +2152,7 @@
               <w:noProof/>
             </w:rPr>
           </w:pPr>
-          <w:hyperlink w:anchor="_Toc225847168" w:history="1">
+          <w:hyperlink w:anchor="_Toc225848955" w:history="1">
             <w:r>
               <w:rPr>
                 <w:rStyle w:val="Hiperhivatkozs"/>
@@ -2234,7 +2192,7 @@
                 <w:noProof/>
                 <w:webHidden/>
               </w:rPr>
-              <w:instrText xml:space="preserve"> PAGEREF _Toc225847168 \h </w:instrText>
+              <w:instrText xml:space="preserve"> PAGEREF _Toc225848955 \h </w:instrText>
             </w:r>
             <w:r>
               <w:rPr>
@@ -2272,7 +2230,7 @@
               <w:noProof/>
             </w:rPr>
           </w:pPr>
-          <w:hyperlink w:anchor="_Toc225847169" w:history="1">
+          <w:hyperlink w:anchor="_Toc225848956" w:history="1">
             <w:r>
               <w:rPr>
                 <w:rStyle w:val="Hiperhivatkozs"/>
@@ -2312,7 +2270,7 @@
                 <w:noProof/>
                 <w:webHidden/>
               </w:rPr>
-              <w:instrText xml:space="preserve"> PAGEREF _Toc225847169 \h </w:instrText>
+              <w:instrText xml:space="preserve"> PAGEREF _Toc225848956 \h </w:instrText>
             </w:r>
             <w:r>
               <w:rPr>
@@ -2350,7 +2308,7 @@
               <w:noProof/>
             </w:rPr>
           </w:pPr>
-          <w:hyperlink w:anchor="_Toc225847170" w:history="1">
+          <w:hyperlink w:anchor="_Toc225848957" w:history="1">
             <w:r>
               <w:rPr>
                 <w:rStyle w:val="Hiperhivatkozs"/>
@@ -2390,7 +2348,7 @@
                 <w:noProof/>
                 <w:webHidden/>
               </w:rPr>
-              <w:instrText xml:space="preserve"> PAGEREF _Toc225847170 \h </w:instrText>
+              <w:instrText xml:space="preserve"> PAGEREF _Toc225848957 \h </w:instrText>
             </w:r>
             <w:r>
               <w:rPr>
@@ -2432,7 +2390,7 @@
               <w:noProof/>
             </w:rPr>
           </w:pPr>
-          <w:hyperlink w:anchor="_Toc225847171" w:history="1">
+          <w:hyperlink w:anchor="_Toc225848958" w:history="1">
             <w:r>
               <w:rPr>
                 <w:rStyle w:val="Hiperhivatkozs"/>
@@ -2472,7 +2430,7 @@
                 <w:noProof/>
                 <w:webHidden/>
               </w:rPr>
-              <w:instrText xml:space="preserve"> PAGEREF _Toc225847171 \h </w:instrText>
+              <w:instrText xml:space="preserve"> PAGEREF _Toc225848958 \h </w:instrText>
             </w:r>
             <w:r>
               <w:rPr>
@@ -2510,7 +2468,7 @@
               <w:noProof/>
             </w:rPr>
           </w:pPr>
-          <w:hyperlink w:anchor="_Toc225847172" w:history="1">
+          <w:hyperlink w:anchor="_Toc225848959" w:history="1">
             <w:r>
               <w:rPr>
                 <w:rStyle w:val="Hiperhivatkozs"/>
@@ -2550,7 +2508,7 @@
                 <w:noProof/>
                 <w:webHidden/>
               </w:rPr>
-              <w:instrText xml:space="preserve"> PAGEREF _Toc225847172 \h </w:instrText>
+              <w:instrText xml:space="preserve"> PAGEREF _Toc225848959 \h </w:instrText>
             </w:r>
             <w:r>
               <w:rPr>
@@ -2592,7 +2550,7 @@
               <w:noProof/>
             </w:rPr>
           </w:pPr>
-          <w:hyperlink w:anchor="_Toc225847173" w:history="1">
+          <w:hyperlink w:anchor="_Toc225848960" w:history="1">
             <w:r>
               <w:rPr>
                 <w:rStyle w:val="Hiperhivatkozs"/>
@@ -2632,7 +2590,7 @@
                 <w:noProof/>
                 <w:webHidden/>
               </w:rPr>
-              <w:instrText xml:space="preserve"> PAGEREF _Toc225847173 \h </w:instrText>
+              <w:instrText xml:space="preserve"> PAGEREF _Toc225848960 \h </w:instrText>
             </w:r>
             <w:r>
               <w:rPr>
@@ -2670,7 +2628,7 @@
               <w:noProof/>
             </w:rPr>
           </w:pPr>
-          <w:hyperlink w:anchor="_Toc225847174" w:history="1">
+          <w:hyperlink w:anchor="_Toc225848961" w:history="1">
             <w:r>
               <w:rPr>
                 <w:rStyle w:val="Hiperhivatkozs"/>
@@ -2710,7 +2668,7 @@
                 <w:noProof/>
                 <w:webHidden/>
               </w:rPr>
-              <w:instrText xml:space="preserve"> PAGEREF _Toc225847174 \h </w:instrText>
+              <w:instrText xml:space="preserve"> PAGEREF _Toc225848961 \h </w:instrText>
             </w:r>
             <w:r>
               <w:rPr>
@@ -2752,7 +2710,7 @@
               <w:noProof/>
             </w:rPr>
           </w:pPr>
-          <w:hyperlink w:anchor="_Toc225847175" w:history="1">
+          <w:hyperlink w:anchor="_Toc225848962" w:history="1">
             <w:r>
               <w:rPr>
                 <w:rStyle w:val="Hiperhivatkozs"/>
@@ -2792,7 +2750,7 @@
                 <w:noProof/>
                 <w:webHidden/>
               </w:rPr>
-              <w:instrText xml:space="preserve"> PAGEREF _Toc225847175 \h </w:instrText>
+              <w:instrText xml:space="preserve"> PAGEREF _Toc225848962 \h </w:instrText>
             </w:r>
             <w:r>
               <w:rPr>
@@ -2834,7 +2792,7 @@
               <w:noProof/>
             </w:rPr>
           </w:pPr>
-          <w:hyperlink w:anchor="_Toc225847176" w:history="1">
+          <w:hyperlink w:anchor="_Toc225848963" w:history="1">
             <w:r>
               <w:rPr>
                 <w:rStyle w:val="Hiperhivatkozs"/>
@@ -2874,7 +2832,7 @@
                 <w:noProof/>
                 <w:webHidden/>
               </w:rPr>
-              <w:instrText xml:space="preserve"> PAGEREF _Toc225847176 \h </w:instrText>
+              <w:instrText xml:space="preserve"> PAGEREF _Toc225848963 \h </w:instrText>
             </w:r>
             <w:r>
               <w:rPr>
@@ -2916,7 +2874,7 @@
               <w:noProof/>
             </w:rPr>
           </w:pPr>
-          <w:hyperlink w:anchor="_Toc225847177" w:history="1">
+          <w:hyperlink w:anchor="_Toc225848964" w:history="1">
             <w:r>
               <w:rPr>
                 <w:rStyle w:val="Hiperhivatkozs"/>
@@ -2956,7 +2914,7 @@
                 <w:noProof/>
                 <w:webHidden/>
               </w:rPr>
-              <w:instrText xml:space="preserve"> PAGEREF _Toc225847177 \h </w:instrText>
+              <w:instrText xml:space="preserve"> PAGEREF _Toc225848964 \h </w:instrText>
             </w:r>
             <w:r>
               <w:rPr>
@@ -2998,7 +2956,7 @@
               <w:noProof/>
             </w:rPr>
           </w:pPr>
-          <w:hyperlink w:anchor="_Toc225847178" w:history="1">
+          <w:hyperlink w:anchor="_Toc225848965" w:history="1">
             <w:r>
               <w:rPr>
                 <w:rStyle w:val="Hiperhivatkozs"/>
@@ -3038,7 +2996,7 @@
                 <w:noProof/>
                 <w:webHidden/>
               </w:rPr>
-              <w:instrText xml:space="preserve"> PAGEREF _Toc225847178 \h </w:instrText>
+              <w:instrText xml:space="preserve"> PAGEREF _Toc225848965 \h </w:instrText>
             </w:r>
             <w:r>
               <w:rPr>
@@ -3076,7 +3034,7 @@
               <w:noProof/>
             </w:rPr>
           </w:pPr>
-          <w:hyperlink w:anchor="_Toc225847179" w:history="1">
+          <w:hyperlink w:anchor="_Toc225848966" w:history="1">
             <w:r>
               <w:rPr>
                 <w:rStyle w:val="Hiperhivatkozs"/>
@@ -3116,7 +3074,7 @@
                 <w:noProof/>
                 <w:webHidden/>
               </w:rPr>
-              <w:instrText xml:space="preserve"> PAGEREF _Toc225847179 \h </w:instrText>
+              <w:instrText xml:space="preserve"> PAGEREF _Toc225848966 \h </w:instrText>
             </w:r>
             <w:r>
               <w:rPr>
@@ -3154,7 +3112,7 @@
               <w:noProof/>
             </w:rPr>
           </w:pPr>
-          <w:hyperlink w:anchor="_Toc225847180" w:history="1">
+          <w:hyperlink w:anchor="_Toc225848967" w:history="1">
             <w:r>
               <w:rPr>
                 <w:rStyle w:val="Hiperhivatkozs"/>
@@ -3194,7 +3152,7 @@
                 <w:noProof/>
                 <w:webHidden/>
               </w:rPr>
-              <w:instrText xml:space="preserve"> PAGEREF _Toc225847180 \h </w:instrText>
+              <w:instrText xml:space="preserve"> PAGEREF _Toc225848967 \h </w:instrText>
             </w:r>
             <w:r>
               <w:rPr>
@@ -3236,7 +3194,7 @@
               <w:noProof/>
             </w:rPr>
           </w:pPr>
-          <w:hyperlink w:anchor="_Toc225847181" w:history="1">
+          <w:hyperlink w:anchor="_Toc225848968" w:history="1">
             <w:r>
               <w:rPr>
                 <w:rStyle w:val="Hiperhivatkozs"/>
@@ -3276,7 +3234,7 @@
                 <w:noProof/>
                 <w:webHidden/>
               </w:rPr>
-              <w:instrText xml:space="preserve"> PAGEREF _Toc225847181 \h </w:instrText>
+              <w:instrText xml:space="preserve"> PAGEREF _Toc225848968 \h </w:instrText>
             </w:r>
             <w:r>
               <w:rPr>
@@ -3314,7 +3272,7 @@
               <w:noProof/>
             </w:rPr>
           </w:pPr>
-          <w:hyperlink w:anchor="_Toc225847182" w:history="1">
+          <w:hyperlink w:anchor="_Toc225848969" w:history="1">
             <w:r>
               <w:rPr>
                 <w:rStyle w:val="Hiperhivatkozs"/>
@@ -3354,7 +3312,7 @@
                 <w:noProof/>
                 <w:webHidden/>
               </w:rPr>
-              <w:instrText xml:space="preserve"> PAGEREF _Toc225847182 \h </w:instrText>
+              <w:instrText xml:space="preserve"> PAGEREF _Toc225848969 \h </w:instrText>
             </w:r>
             <w:r>
               <w:rPr>
@@ -3396,7 +3354,7 @@
               <w:noProof/>
             </w:rPr>
           </w:pPr>
-          <w:hyperlink w:anchor="_Toc225847183" w:history="1">
+          <w:hyperlink w:anchor="_Toc225848970" w:history="1">
             <w:r>
               <w:rPr>
                 <w:rStyle w:val="Hiperhivatkozs"/>
@@ -3436,7 +3394,7 @@
                 <w:noProof/>
                 <w:webHidden/>
               </w:rPr>
-              <w:instrText xml:space="preserve"> PAGEREF _Toc225847183 \h </w:instrText>
+              <w:instrText xml:space="preserve"> PAGEREF _Toc225848970 \h </w:instrText>
             </w:r>
             <w:r>
               <w:rPr>
@@ -3474,7 +3432,7 @@
               <w:noProof/>
             </w:rPr>
           </w:pPr>
-          <w:hyperlink w:anchor="_Toc225847184" w:history="1">
+          <w:hyperlink w:anchor="_Toc225848971" w:history="1">
             <w:r>
               <w:rPr>
                 <w:rStyle w:val="Hiperhivatkozs"/>
@@ -3514,7 +3472,7 @@
                 <w:noProof/>
                 <w:webHidden/>
               </w:rPr>
-              <w:instrText xml:space="preserve"> PAGEREF _Toc225847184 \h </w:instrText>
+              <w:instrText xml:space="preserve"> PAGEREF _Toc225848971 \h </w:instrText>
             </w:r>
             <w:r>
               <w:rPr>
@@ -3552,7 +3510,7 @@
               <w:noProof/>
             </w:rPr>
           </w:pPr>
-          <w:hyperlink w:anchor="_Toc225847185" w:history="1">
+          <w:hyperlink w:anchor="_Toc225848972" w:history="1">
             <w:r>
               <w:rPr>
                 <w:rStyle w:val="Hiperhivatkozs"/>
@@ -3592,7 +3550,7 @@
                 <w:noProof/>
                 <w:webHidden/>
               </w:rPr>
-              <w:instrText xml:space="preserve"> PAGEREF _Toc225847185 \h </w:instrText>
+              <w:instrText xml:space="preserve"> PAGEREF _Toc225848972 \h </w:instrText>
             </w:r>
             <w:r>
               <w:rPr>
@@ -3634,7 +3592,7 @@
               <w:noProof/>
             </w:rPr>
           </w:pPr>
-          <w:hyperlink w:anchor="_Toc225847186" w:history="1">
+          <w:hyperlink w:anchor="_Toc225848973" w:history="1">
             <w:r>
               <w:rPr>
                 <w:rStyle w:val="Hiperhivatkozs"/>
@@ -3674,7 +3632,7 @@
                 <w:noProof/>
                 <w:webHidden/>
               </w:rPr>
-              <w:instrText xml:space="preserve"> PAGEREF _Toc225847186 \h </w:instrText>
+              <w:instrText xml:space="preserve"> PAGEREF _Toc225848973 \h </w:instrText>
             </w:r>
             <w:r>
               <w:rPr>
@@ -3716,7 +3674,7 @@
               <w:noProof/>
             </w:rPr>
           </w:pPr>
-          <w:hyperlink w:anchor="_Toc225847187" w:history="1">
+          <w:hyperlink w:anchor="_Toc225848974" w:history="1">
             <w:r>
               <w:rPr>
                 <w:rStyle w:val="Hiperhivatkozs"/>
@@ -3756,7 +3714,7 @@
                 <w:noProof/>
                 <w:webHidden/>
               </w:rPr>
-              <w:instrText xml:space="preserve"> PAGEREF _Toc225847187 \h </w:instrText>
+              <w:instrText xml:space="preserve"> PAGEREF _Toc225848974 \h </w:instrText>
             </w:r>
             <w:r>
               <w:rPr>
@@ -3794,7 +3752,7 @@
               <w:noProof/>
             </w:rPr>
           </w:pPr>
-          <w:hyperlink w:anchor="_Toc225847188" w:history="1">
+          <w:hyperlink w:anchor="_Toc225848975" w:history="1">
             <w:r>
               <w:rPr>
                 <w:rStyle w:val="Hiperhivatkozs"/>
@@ -3834,89 +3792,7 @@
                 <w:noProof/>
                 <w:webHidden/>
               </w:rPr>
-              <w:instrText xml:space="preserve"> PAGEREF _Toc225847188 \h </w:instrText>
-            </w:r>
-            <w:r>
-              <w:rPr>
-                <w:noProof/>
-                <w:webHidden/>
-              </w:rPr>
-            </w:r>
-            <w:r>
-              <w:rPr>
-                <w:noProof/>
-                <w:webHidden/>
-              </w:rPr>
-              <w:fldChar w:fldCharType="separate"/>
-            </w:r>
-            <w:r>
-              <w:rPr>
-                <w:noProof/>
-                <w:webHidden/>
-              </w:rPr>
-              <w:t>7</w:t>
-            </w:r>
-            <w:r>
-              <w:rPr>
-                <w:noProof/>
-                <w:webHidden/>
-              </w:rPr>
-              <w:fldChar w:fldCharType="end"/>
-            </w:r>
-          </w:hyperlink>
-        </w:p>
-        <w:p>
-          <w:pPr>
-            <w:pStyle w:val="TJ3"/>
-            <w:tabs>
-              <w:tab w:val="left" w:pos="1540"/>
-              <w:tab w:val="right" w:leader="dot" w:pos="8720"/>
-            </w:tabs>
-            <w:rPr>
-              <w:noProof/>
-            </w:rPr>
-          </w:pPr>
-          <w:hyperlink w:anchor="_Toc225847189" w:history="1">
-            <w:r>
-              <w:rPr>
-                <w:rStyle w:val="Hiperhivatkozs"/>
-                <w:noProof/>
-              </w:rPr>
-              <w:t>7.3.1</w:t>
-            </w:r>
-            <w:r>
-              <w:rPr>
-                <w:noProof/>
-              </w:rPr>
-              <w:tab/>
-            </w:r>
-            <w:r>
-              <w:rPr>
-                <w:rStyle w:val="Hiperhivatkozs"/>
-                <w:noProof/>
-              </w:rPr>
-              <w:t>Kapcsolat az entitások között</w:t>
-            </w:r>
-            <w:r>
-              <w:rPr>
-                <w:noProof/>
-                <w:webHidden/>
-              </w:rPr>
-              <w:tab/>
-            </w:r>
-            <w:r>
-              <w:rPr>
-                <w:noProof/>
-                <w:webHidden/>
-              </w:rPr>
-              <w:fldChar w:fldCharType="begin"/>
-            </w:r>
-            <w:r>
-              <w:rPr>
-                <w:noProof/>
-                <w:webHidden/>
-              </w:rPr>
-              <w:instrText xml:space="preserve"> PAGEREF _Toc225847189 \h </w:instrText>
+              <w:instrText xml:space="preserve"> PAGEREF _Toc225848975 \h </w:instrText>
             </w:r>
             <w:r>
               <w:rPr>
@@ -3958,7 +3834,7 @@
               <w:noProof/>
             </w:rPr>
           </w:pPr>
-          <w:hyperlink w:anchor="_Toc225847190" w:history="1">
+          <w:hyperlink w:anchor="_Toc225848976" w:history="1">
             <w:r>
               <w:rPr>
                 <w:rStyle w:val="Hiperhivatkozs"/>
@@ -3998,7 +3874,7 @@
                 <w:noProof/>
                 <w:webHidden/>
               </w:rPr>
-              <w:instrText xml:space="preserve"> PAGEREF _Toc225847190 \h </w:instrText>
+              <w:instrText xml:space="preserve"> PAGEREF _Toc225848976 \h </w:instrText>
             </w:r>
             <w:r>
               <w:rPr>
@@ -4040,7 +3916,7 @@
               <w:noProof/>
             </w:rPr>
           </w:pPr>
-          <w:hyperlink w:anchor="_Toc225847191" w:history="1">
+          <w:hyperlink w:anchor="_Toc225848977" w:history="1">
             <w:r>
               <w:rPr>
                 <w:rStyle w:val="Hiperhivatkozs"/>
@@ -4080,7 +3956,7 @@
                 <w:noProof/>
                 <w:webHidden/>
               </w:rPr>
-              <w:instrText xml:space="preserve"> PAGEREF _Toc225847191 \h </w:instrText>
+              <w:instrText xml:space="preserve"> PAGEREF _Toc225848977 \h </w:instrText>
             </w:r>
             <w:r>
               <w:rPr>
@@ -4122,7 +3998,7 @@
               <w:noProof/>
             </w:rPr>
           </w:pPr>
-          <w:hyperlink w:anchor="_Toc225847192" w:history="1">
+          <w:hyperlink w:anchor="_Toc225848978" w:history="1">
             <w:r>
               <w:rPr>
                 <w:rStyle w:val="Hiperhivatkozs"/>
@@ -4162,7 +4038,7 @@
                 <w:noProof/>
                 <w:webHidden/>
               </w:rPr>
-              <w:instrText xml:space="preserve"> PAGEREF _Toc225847192 \h </w:instrText>
+              <w:instrText xml:space="preserve"> PAGEREF _Toc225848978 \h </w:instrText>
             </w:r>
             <w:r>
               <w:rPr>
@@ -4229,7 +4105,7 @@
       <w:pPr>
         <w:pStyle w:val="Cmsor1"/>
       </w:pPr>
-      <w:bookmarkStart w:id="2" w:name="_Toc225847143"/>
+      <w:bookmarkStart w:id="2" w:name="_Toc225848930"/>
       <w:r>
         <w:lastRenderedPageBreak/>
         <w:t>Bevezetés</w:t>
@@ -4242,7 +4118,7 @@
         <w:pStyle w:val="Cmsor2"/>
       </w:pPr>
       <w:bookmarkStart w:id="3" w:name="_Toc473730743"/>
-      <w:bookmarkStart w:id="4" w:name="_Toc225847144"/>
+      <w:bookmarkStart w:id="4" w:name="_Toc225848931"/>
       <w:r>
         <w:t>Feladat leírás</w:t>
       </w:r>
@@ -4266,7 +4142,7 @@
       <w:pPr>
         <w:pStyle w:val="Cmsor2"/>
       </w:pPr>
-      <w:bookmarkStart w:id="5" w:name="_Toc225847145"/>
+      <w:bookmarkStart w:id="5" w:name="_Toc225848932"/>
       <w:r>
         <w:t xml:space="preserve">Felhasznált </w:t>
       </w:r>
@@ -4281,7 +4157,7 @@
       <w:pPr>
         <w:pStyle w:val="Cmsor2"/>
       </w:pPr>
-      <w:bookmarkStart w:id="6" w:name="_Toc225847146"/>
+      <w:bookmarkStart w:id="6" w:name="_Toc225848933"/>
       <w:r>
         <w:t>Felhasznált szoftverek</w:t>
       </w:r>
@@ -4291,7 +4167,7 @@
       <w:pPr>
         <w:pStyle w:val="Cmsor2"/>
       </w:pPr>
-      <w:bookmarkStart w:id="7" w:name="_Toc225847147"/>
+      <w:bookmarkStart w:id="7" w:name="_Toc225848934"/>
       <w:r>
         <w:t>Rendeltetésszerű használat</w:t>
       </w:r>
@@ -4301,7 +4177,7 @@
       <w:pPr>
         <w:pStyle w:val="Cmsor1"/>
       </w:pPr>
-      <w:bookmarkStart w:id="8" w:name="_Toc225847148"/>
+      <w:bookmarkStart w:id="8" w:name="_Toc225848935"/>
       <w:r>
         <w:lastRenderedPageBreak/>
         <w:t>A program általános leírása</w:t>
@@ -4312,7 +4188,7 @@
       <w:pPr>
         <w:pStyle w:val="Cmsor2"/>
       </w:pPr>
-      <w:bookmarkStart w:id="9" w:name="_Toc225847149"/>
+      <w:bookmarkStart w:id="9" w:name="_Toc225848936"/>
       <w:r>
         <w:t>Felhasználói szerepkörök</w:t>
       </w:r>
@@ -4346,7 +4222,7 @@
       <w:pPr>
         <w:pStyle w:val="Cmsor2"/>
       </w:pPr>
-      <w:bookmarkStart w:id="10" w:name="_Toc225847150"/>
+      <w:bookmarkStart w:id="10" w:name="_Toc225848937"/>
       <w:r>
         <w:t>Működés</w:t>
       </w:r>
@@ -4364,7 +4240,7 @@
       <w:pPr>
         <w:pStyle w:val="Cmsor2"/>
       </w:pPr>
-      <w:bookmarkStart w:id="11" w:name="_Toc225847151"/>
+      <w:bookmarkStart w:id="11" w:name="_Toc225848938"/>
       <w:r>
         <w:t>Felhasználói felület vázlatai (</w:t>
       </w:r>
@@ -4382,7 +4258,7 @@
       <w:pPr>
         <w:pStyle w:val="Cmsor2"/>
       </w:pPr>
-      <w:bookmarkStart w:id="12" w:name="_Toc225847152"/>
+      <w:bookmarkStart w:id="12" w:name="_Toc225848939"/>
       <w:r>
         <w:t>Adatbázisterv</w:t>
       </w:r>
@@ -4392,7 +4268,7 @@
       <w:pPr>
         <w:pStyle w:val="Cmsor3"/>
       </w:pPr>
-      <w:bookmarkStart w:id="13" w:name="_Toc225847153"/>
+      <w:bookmarkStart w:id="13" w:name="_Toc225848940"/>
       <w:r>
         <w:t>Entitások, kapcsolatok</w:t>
       </w:r>
@@ -4402,7 +4278,7 @@
       <w:pPr>
         <w:pStyle w:val="Cmsor3"/>
       </w:pPr>
-      <w:bookmarkStart w:id="14" w:name="_Toc225847154"/>
+      <w:bookmarkStart w:id="14" w:name="_Toc225848941"/>
       <w:r>
         <w:t>Adattípusok, kulcsok, kapcsolat-táblák, validációk</w:t>
       </w:r>
@@ -4412,7 +4288,7 @@
       <w:pPr>
         <w:pStyle w:val="Cmsor3"/>
       </w:pPr>
-      <w:bookmarkStart w:id="15" w:name="_Toc225847155"/>
+      <w:bookmarkStart w:id="15" w:name="_Toc225848942"/>
       <w:r>
         <w:t>ER-diagram</w:t>
       </w:r>
@@ -4422,7 +4298,7 @@
       <w:pPr>
         <w:pStyle w:val="Cmsor3"/>
       </w:pPr>
-      <w:bookmarkStart w:id="16" w:name="_Toc225847156"/>
+      <w:bookmarkStart w:id="16" w:name="_Toc225848943"/>
       <w:r>
         <w:t>Relációs adatmodell</w:t>
       </w:r>
@@ -4433,7 +4309,7 @@
       <w:pPr>
         <w:pStyle w:val="Cmsor1"/>
       </w:pPr>
-      <w:bookmarkStart w:id="17" w:name="_Toc225847157"/>
+      <w:bookmarkStart w:id="17" w:name="_Toc225848944"/>
       <w:r>
         <w:lastRenderedPageBreak/>
         <w:t>A program működése</w:t>
@@ -4447,7 +4323,7 @@
       <w:r>
         <w:t xml:space="preserve"> </w:t>
       </w:r>
-      <w:bookmarkStart w:id="18" w:name="_Toc225847158"/>
+      <w:bookmarkStart w:id="18" w:name="_Toc225848945"/>
       <w:r>
         <w:t>Backend fejlesztés (REST API)</w:t>
       </w:r>
@@ -4464,7 +4340,7 @@
       <w:pPr>
         <w:pStyle w:val="Cmsor3"/>
       </w:pPr>
-      <w:bookmarkStart w:id="19" w:name="_Toc225847159"/>
+      <w:bookmarkStart w:id="19" w:name="_Toc225848946"/>
       <w:r>
         <w:t>REST API végpontok</w:t>
       </w:r>
@@ -4919,7 +4795,7 @@
       <w:pPr>
         <w:pStyle w:val="Cmsor3"/>
       </w:pPr>
-      <w:bookmarkStart w:id="20" w:name="_Toc225847160"/>
+      <w:bookmarkStart w:id="20" w:name="_Toc225848947"/>
       <w:r>
         <w:t>Alkalmazott fejlesztői eszközök</w:t>
       </w:r>
@@ -4929,7 +4805,7 @@
       <w:pPr>
         <w:pStyle w:val="Cmsor2"/>
       </w:pPr>
-      <w:bookmarkStart w:id="21" w:name="_Toc225847161"/>
+      <w:bookmarkStart w:id="21" w:name="_Toc225848948"/>
       <w:r>
         <w:t>Frontend fejlesztés</w:t>
       </w:r>
@@ -4939,7 +4815,7 @@
       <w:pPr>
         <w:pStyle w:val="Cmsor3"/>
       </w:pPr>
-      <w:bookmarkStart w:id="22" w:name="_Toc225847162"/>
+      <w:bookmarkStart w:id="22" w:name="_Toc225848949"/>
       <w:r>
         <w:t>Műszaki feltételek</w:t>
       </w:r>
@@ -4949,7 +4825,7 @@
       <w:pPr>
         <w:pStyle w:val="Cmsor3"/>
       </w:pPr>
-      <w:bookmarkStart w:id="23" w:name="_Toc225847163"/>
+      <w:bookmarkStart w:id="23" w:name="_Toc225848950"/>
       <w:r>
         <w:t>Komponensek technikai leírása</w:t>
       </w:r>
@@ -4959,7 +4835,7 @@
       <w:pPr>
         <w:pStyle w:val="Cmsor3"/>
       </w:pPr>
-      <w:bookmarkStart w:id="24" w:name="_Toc225847164"/>
+      <w:bookmarkStart w:id="24" w:name="_Toc225848951"/>
       <w:r>
         <w:t>Reszponzív kliens</w:t>
       </w:r>
@@ -4969,7 +4845,7 @@
       <w:pPr>
         <w:pStyle w:val="Cmsor3"/>
       </w:pPr>
-      <w:bookmarkStart w:id="25" w:name="_Toc225847165"/>
+      <w:bookmarkStart w:id="25" w:name="_Toc225848952"/>
       <w:r>
         <w:t>Alkalmazott fejlesztői eszközök</w:t>
       </w:r>
@@ -4979,7 +4855,7 @@
       <w:pPr>
         <w:pStyle w:val="Cmsor1"/>
       </w:pPr>
-      <w:bookmarkStart w:id="26" w:name="_Toc225847166"/>
+      <w:bookmarkStart w:id="26" w:name="_Toc225848953"/>
       <w:r>
         <w:lastRenderedPageBreak/>
         <w:t>Projektmenedzsment</w:t>
@@ -4993,7 +4869,7 @@
       <w:pPr>
         <w:pStyle w:val="Cmsor2"/>
       </w:pPr>
-      <w:bookmarkStart w:id="27" w:name="_Toc225847167"/>
+      <w:bookmarkStart w:id="27" w:name="_Toc225848954"/>
       <w:r>
         <w:t>Projekttervezés</w:t>
       </w:r>
@@ -5003,7 +4879,7 @@
       <w:pPr>
         <w:pStyle w:val="Cmsor3"/>
       </w:pPr>
-      <w:bookmarkStart w:id="28" w:name="_Toc225847168"/>
+      <w:bookmarkStart w:id="28" w:name="_Toc225848955"/>
       <w:r>
         <w:t>Célkitűzések és határidők</w:t>
       </w:r>
@@ -5091,7 +4967,7 @@
       <w:pPr>
         <w:pStyle w:val="Cmsor2"/>
       </w:pPr>
-      <w:bookmarkStart w:id="29" w:name="_Toc225847169"/>
+      <w:bookmarkStart w:id="29" w:name="_Toc225848956"/>
       <w:r>
         <w:t>Feladatmegosztás</w:t>
       </w:r>
@@ -5163,7 +5039,7 @@
       <w:pPr>
         <w:pStyle w:val="Cmsor2"/>
       </w:pPr>
-      <w:bookmarkStart w:id="30" w:name="_Toc225847170"/>
+      <w:bookmarkStart w:id="30" w:name="_Toc225848957"/>
       <w:r>
         <w:t>Verziókövetés</w:t>
       </w:r>
@@ -5265,7 +5141,7 @@
       <w:pPr>
         <w:pStyle w:val="Cmsor1"/>
       </w:pPr>
-      <w:bookmarkStart w:id="31" w:name="_Toc225847171"/>
+      <w:bookmarkStart w:id="31" w:name="_Toc225848958"/>
       <w:r>
         <w:lastRenderedPageBreak/>
         <w:t>Kockázatelemzés</w:t>
@@ -5276,7 +5152,7 @@
       <w:pPr>
         <w:pStyle w:val="Cmsor2"/>
       </w:pPr>
-      <w:bookmarkStart w:id="32" w:name="_Toc225847172"/>
+      <w:bookmarkStart w:id="32" w:name="_Toc225848959"/>
       <w:r>
         <w:t xml:space="preserve">Kockázatok és </w:t>
       </w:r>
@@ -5514,7 +5390,7 @@
       <w:pPr>
         <w:pStyle w:val="Cmsor1"/>
       </w:pPr>
-      <w:bookmarkStart w:id="33" w:name="_Toc225847173"/>
+      <w:bookmarkStart w:id="33" w:name="_Toc225848960"/>
       <w:r>
         <w:lastRenderedPageBreak/>
         <w:t>Tesztelési dokumentáció</w:t>
@@ -5525,7 +5401,7 @@
       <w:pPr>
         <w:pStyle w:val="Cmsor2"/>
       </w:pPr>
-      <w:bookmarkStart w:id="34" w:name="_Toc225847174"/>
+      <w:bookmarkStart w:id="34" w:name="_Toc225848961"/>
       <w:r>
         <w:t>Tesztesetek</w:t>
       </w:r>
@@ -5535,7 +5411,7 @@
       <w:pPr>
         <w:pStyle w:val="Cmsor3"/>
       </w:pPr>
-      <w:bookmarkStart w:id="35" w:name="_Toc225847175"/>
+      <w:bookmarkStart w:id="35" w:name="_Toc225848962"/>
       <w:r>
         <w:t>Normás használat – bejelentkezés</w:t>
       </w:r>
@@ -5545,7 +5421,7 @@
       <w:pPr>
         <w:pStyle w:val="Cmsor3"/>
       </w:pPr>
-      <w:bookmarkStart w:id="36" w:name="_Toc225847176"/>
+      <w:bookmarkStart w:id="36" w:name="_Toc225848963"/>
       <w:r>
         <w:t>Extrém eset – üres mezők</w:t>
       </w:r>
@@ -5555,7 +5431,7 @@
       <w:pPr>
         <w:pStyle w:val="Cmsor3"/>
       </w:pPr>
-      <w:bookmarkStart w:id="37" w:name="_Toc225847177"/>
+      <w:bookmarkStart w:id="37" w:name="_Toc225848964"/>
       <w:r>
         <w:t>Helytelen adat – hibás jelszó</w:t>
       </w:r>
@@ -5565,7 +5441,7 @@
       <w:pPr>
         <w:pStyle w:val="Cmsor3"/>
       </w:pPr>
-      <w:bookmarkStart w:id="38" w:name="_Toc225847178"/>
+      <w:bookmarkStart w:id="38" w:name="_Toc225848965"/>
       <w:r>
         <w:t>Bolondbiztos teszt – hosszú bemenet</w:t>
       </w:r>
@@ -5575,7 +5451,7 @@
       <w:pPr>
         <w:pStyle w:val="Cmsor2"/>
       </w:pPr>
-      <w:bookmarkStart w:id="39" w:name="_Toc225847179"/>
+      <w:bookmarkStart w:id="39" w:name="_Toc225848966"/>
       <w:r>
         <w:t>Talált hibák</w:t>
       </w:r>
@@ -5585,7 +5461,7 @@
       <w:pPr>
         <w:pStyle w:val="Cmsor2"/>
       </w:pPr>
-      <w:bookmarkStart w:id="40" w:name="_Toc225847180"/>
+      <w:bookmarkStart w:id="40" w:name="_Toc225848967"/>
       <w:r>
         <w:t>Automatizált tesztelés</w:t>
       </w:r>
@@ -5595,7 +5471,7 @@
       <w:pPr>
         <w:pStyle w:val="Cmsor3"/>
       </w:pPr>
-      <w:bookmarkStart w:id="41" w:name="_Toc225847181"/>
+      <w:bookmarkStart w:id="41" w:name="_Toc225848968"/>
       <w:r>
         <w:t>Egységtesztek</w:t>
       </w:r>
@@ -5605,7 +5481,7 @@
       <w:pPr>
         <w:pStyle w:val="Cmsor2"/>
       </w:pPr>
-      <w:bookmarkStart w:id="42" w:name="_Toc225847182"/>
+      <w:bookmarkStart w:id="42" w:name="_Toc225848969"/>
       <w:r>
         <w:t>Tesztelési környezet</w:t>
       </w:r>
@@ -5615,7 +5491,7 @@
       <w:pPr>
         <w:pStyle w:val="Cmsor1"/>
       </w:pPr>
-      <w:bookmarkStart w:id="43" w:name="_Toc225847183"/>
+      <w:bookmarkStart w:id="43" w:name="_Toc225848970"/>
       <w:r>
         <w:lastRenderedPageBreak/>
         <w:t>Felhasználói dokumentáció</w:t>
@@ -5626,7 +5502,7 @@
       <w:pPr>
         <w:pStyle w:val="Cmsor2"/>
       </w:pPr>
-      <w:bookmarkStart w:id="44" w:name="_Toc225847184"/>
+      <w:bookmarkStart w:id="44" w:name="_Toc225848971"/>
       <w:r>
         <w:t>A program általános specifikációja</w:t>
       </w:r>
@@ -5636,7 +5512,7 @@
       <w:pPr>
         <w:pStyle w:val="Cmsor2"/>
       </w:pPr>
-      <w:bookmarkStart w:id="45" w:name="_Toc225847185"/>
+      <w:bookmarkStart w:id="45" w:name="_Toc225848972"/>
       <w:r>
         <w:t>Rendszerkövetelmények</w:t>
       </w:r>
@@ -5646,7 +5522,7 @@
       <w:pPr>
         <w:pStyle w:val="Cmsor3"/>
       </w:pPr>
-      <w:bookmarkStart w:id="46" w:name="_Toc225847186"/>
+      <w:bookmarkStart w:id="46" w:name="_Toc225848973"/>
       <w:r>
         <w:t>Hardver követelmények</w:t>
       </w:r>
@@ -5656,7 +5532,7 @@
       <w:pPr>
         <w:pStyle w:val="Cmsor3"/>
       </w:pPr>
-      <w:bookmarkStart w:id="47" w:name="_Toc225847187"/>
+      <w:bookmarkStart w:id="47" w:name="_Toc225848974"/>
       <w:r>
         <w:t>Szoftver követelmények</w:t>
       </w:r>
@@ -5666,7 +5542,7 @@
       <w:pPr>
         <w:pStyle w:val="Cmsor2"/>
       </w:pPr>
-      <w:bookmarkStart w:id="48" w:name="_Toc225847188"/>
+      <w:bookmarkStart w:id="48" w:name="_Toc225848975"/>
       <w:r>
         <w:t>A program használatának részletes leírása</w:t>
       </w:r>
@@ -5674,48 +5550,36 @@
     </w:p>
     <w:p>
       <w:pPr>
-        <w:pStyle w:val="Cmsor3"/>
-      </w:pPr>
-      <w:bookmarkStart w:id="49" w:name="_Toc225243244"/>
-      <w:bookmarkStart w:id="50" w:name="_Toc225847189"/>
-      <w:r>
-        <w:t>Kapcsolat az entitások között</w:t>
-      </w:r>
-      <w:bookmarkEnd w:id="49"/>
-      <w:bookmarkEnd w:id="50"/>
-    </w:p>
-    <w:p>
-      <w:pPr>
         <w:pStyle w:val="Cmsor1"/>
       </w:pPr>
-      <w:bookmarkStart w:id="51" w:name="_Toc225847190"/>
+      <w:bookmarkStart w:id="49" w:name="_Toc225848976"/>
       <w:r>
         <w:lastRenderedPageBreak/>
         <w:t>Önértékelés</w:t>
       </w:r>
-      <w:bookmarkEnd w:id="51"/>
+      <w:bookmarkEnd w:id="49"/>
     </w:p>
     <w:p>
       <w:pPr>
         <w:pStyle w:val="Cmsor1"/>
       </w:pPr>
-      <w:bookmarkStart w:id="52" w:name="_Toc225847191"/>
+      <w:bookmarkStart w:id="50" w:name="_Toc225848977"/>
       <w:r>
         <w:lastRenderedPageBreak/>
         <w:t>Továbbfejlesztési lehetőségek</w:t>
       </w:r>
-      <w:bookmarkEnd w:id="52"/>
+      <w:bookmarkEnd w:id="50"/>
     </w:p>
     <w:p>
       <w:pPr>
         <w:pStyle w:val="Cmsor1"/>
       </w:pPr>
-      <w:bookmarkStart w:id="53" w:name="_Toc225847192"/>
+      <w:bookmarkStart w:id="51" w:name="_Toc225848978"/>
       <w:r>
         <w:lastRenderedPageBreak/>
         <w:t>Ábrajegyzék</w:t>
       </w:r>
-      <w:bookmarkEnd w:id="53"/>
+      <w:bookmarkEnd w:id="51"/>
     </w:p>
     <w:p>
       <w:pPr>
@@ -5847,27 +5711,14 @@
     <w:pPr>
       <w:pStyle w:val="llb"/>
     </w:pPr>
-    <w:r>
-      <w:fldChar w:fldCharType="begin"/>
-    </w:r>
-    <w:r>
-      <w:instrText xml:space="preserve"> DATE   \* MERGEFORMAT </w:instrText>
-    </w:r>
-    <w:r>
-      <w:fldChar w:fldCharType="separate"/>
-    </w:r>
-    <w:r>
-      <w:rPr>
-        <w:noProof/>
-      </w:rPr>
-      <w:t>2026. 03. 31.</w:t>
-    </w:r>
-    <w:r>
-      <w:rPr>
-        <w:noProof/>
-      </w:rPr>
-      <w:fldChar w:fldCharType="end"/>
-    </w:r>
+    <w:fldSimple w:instr=" DATE   \* MERGEFORMAT ">
+      <w:r>
+        <w:rPr>
+          <w:noProof/>
+        </w:rPr>
+        <w:t>2026. 03. 31.</w:t>
+      </w:r>
+    </w:fldSimple>
     <w:r>
       <w:tab/>
     </w:r>
@@ -12891,26 +12742,6 @@
 </file>
 
 <file path=customXml/item1.xml><?xml version="1.0" encoding="utf-8"?>
-<p:properties xmlns:p="http://schemas.microsoft.com/office/2006/metadata/properties" xmlns:xsi="http://www.w3.org/2001/XMLSchema-instance" xmlns:pc="http://schemas.microsoft.com/office/infopath/2007/PartnerControls">
-  <documentManagement>
-    <lcf76f155ced4ddcb4097134ff3c332f xmlns="37c60eec-9cb3-400a-9334-3ebf97be2876">
-      <Terms xmlns="http://schemas.microsoft.com/office/infopath/2007/PartnerControls"/>
-    </lcf76f155ced4ddcb4097134ff3c332f>
-    <TaxCatchAll xmlns="7664362d-1707-476c-9a7a-9cf02496d35a" xsi:nil="true"/>
-  </documentManagement>
-</p:properties>
-</file>
-
-<file path=customXml/item2.xml><?xml version="1.0" encoding="utf-8"?>
-<?mso-contentType ?>
-<FormTemplates xmlns="http://schemas.microsoft.com/sharepoint/v3/contenttype/forms">
-  <Display>DocumentLibraryForm</Display>
-  <Edit>DocumentLibraryForm</Edit>
-  <New>DocumentLibraryForm</New>
-</FormTemplates>
-</file>
-
-<file path=customXml/item3.xml><?xml version="1.0" encoding="utf-8"?>
 <ct:contentTypeSchema xmlns:ct="http://schemas.microsoft.com/office/2006/metadata/contentType" xmlns:ma="http://schemas.microsoft.com/office/2006/metadata/properties/metaAttributes" ct:_="" ma:_="" ma:contentTypeName="Dokumentum" ma:contentTypeID="0x010100D3B91EDF72E14E4CB455A7CDA503C0EE" ma:contentTypeVersion="13" ma:contentTypeDescription="Új dokumentum létrehozása." ma:contentTypeScope="" ma:versionID="b4280526ac685c11215013c77eeea0ab">
   <xsd:schema xmlns:xsd="http://www.w3.org/2001/XMLSchema" xmlns:xs="http://www.w3.org/2001/XMLSchema" xmlns:p="http://schemas.microsoft.com/office/2006/metadata/properties" xmlns:ns2="37c60eec-9cb3-400a-9334-3ebf97be2876" xmlns:ns3="7664362d-1707-476c-9a7a-9cf02496d35a" targetNamespace="http://schemas.microsoft.com/office/2006/metadata/properties" ma:root="true" ma:fieldsID="19d471ee8269f5e0eca01839194d6bbb" ns2:_="" ns3:_="">
     <xsd:import namespace="37c60eec-9cb3-400a-9334-3ebf97be2876"/>
@@ -13117,30 +12948,31 @@
 </ct:contentTypeSchema>
 </file>
 
+<file path=customXml/item2.xml><?xml version="1.0" encoding="utf-8"?>
+<?mso-contentType ?>
+<FormTemplates xmlns="http://schemas.microsoft.com/sharepoint/v3/contenttype/forms">
+  <Display>DocumentLibraryForm</Display>
+  <Edit>DocumentLibraryForm</Edit>
+  <New>DocumentLibraryForm</New>
+</FormTemplates>
+</file>
+
+<file path=customXml/item3.xml><?xml version="1.0" encoding="utf-8"?>
+<p:properties xmlns:p="http://schemas.microsoft.com/office/2006/metadata/properties" xmlns:xsi="http://www.w3.org/2001/XMLSchema-instance" xmlns:pc="http://schemas.microsoft.com/office/infopath/2007/PartnerControls">
+  <documentManagement>
+    <lcf76f155ced4ddcb4097134ff3c332f xmlns="37c60eec-9cb3-400a-9334-3ebf97be2876">
+      <Terms xmlns="http://schemas.microsoft.com/office/infopath/2007/PartnerControls"/>
+    </lcf76f155ced4ddcb4097134ff3c332f>
+    <TaxCatchAll xmlns="7664362d-1707-476c-9a7a-9cf02496d35a" xsi:nil="true"/>
+  </documentManagement>
+</p:properties>
+</file>
+
 <file path=customXml/item4.xml><?xml version="1.0" encoding="utf-8"?>
 <b:Sources xmlns:b="http://schemas.openxmlformats.org/officeDocument/2006/bibliography" xmlns="http://schemas.openxmlformats.org/officeDocument/2006/bibliography" SelectedStyle="\APA.XSL" StyleName="APA"/>
 </file>
 
 <file path=customXml/itemProps1.xml><?xml version="1.0" encoding="utf-8"?>
-<ds:datastoreItem xmlns:ds="http://schemas.openxmlformats.org/officeDocument/2006/customXml" ds:itemID="{4683CF39-CBC1-469A-88EA-F31417A0D119}">
-  <ds:schemaRefs>
-    <ds:schemaRef ds:uri="http://schemas.microsoft.com/office/2006/metadata/properties"/>
-    <ds:schemaRef ds:uri="http://schemas.microsoft.com/office/infopath/2007/PartnerControls"/>
-    <ds:schemaRef ds:uri="37c60eec-9cb3-400a-9334-3ebf97be2876"/>
-    <ds:schemaRef ds:uri="7664362d-1707-476c-9a7a-9cf02496d35a"/>
-  </ds:schemaRefs>
-</ds:datastoreItem>
-</file>
-
-<file path=customXml/itemProps2.xml><?xml version="1.0" encoding="utf-8"?>
-<ds:datastoreItem xmlns:ds="http://schemas.openxmlformats.org/officeDocument/2006/customXml" ds:itemID="{49E9CE2F-4863-430F-A73B-CD3063AB172E}">
-  <ds:schemaRefs>
-    <ds:schemaRef ds:uri="http://schemas.microsoft.com/sharepoint/v3/contenttype/forms"/>
-  </ds:schemaRefs>
-</ds:datastoreItem>
-</file>
-
-<file path=customXml/itemProps3.xml><?xml version="1.0" encoding="utf-8"?>
 <ds:datastoreItem xmlns:ds="http://schemas.openxmlformats.org/officeDocument/2006/customXml" ds:itemID="{0F6A0A84-3C61-4C91-A7A8-65F7DADC2505}">
   <ds:schemaRefs>
     <ds:schemaRef ds:uri="http://schemas.microsoft.com/office/2006/metadata/contentType"/>
@@ -13159,8 +12991,27 @@
 </ds:datastoreItem>
 </file>
 
+<file path=customXml/itemProps2.xml><?xml version="1.0" encoding="utf-8"?>
+<ds:datastoreItem xmlns:ds="http://schemas.openxmlformats.org/officeDocument/2006/customXml" ds:itemID="{49E9CE2F-4863-430F-A73B-CD3063AB172E}">
+  <ds:schemaRefs>
+    <ds:schemaRef ds:uri="http://schemas.microsoft.com/sharepoint/v3/contenttype/forms"/>
+  </ds:schemaRefs>
+</ds:datastoreItem>
+</file>
+
+<file path=customXml/itemProps3.xml><?xml version="1.0" encoding="utf-8"?>
+<ds:datastoreItem xmlns:ds="http://schemas.openxmlformats.org/officeDocument/2006/customXml" ds:itemID="{4683CF39-CBC1-469A-88EA-F31417A0D119}">
+  <ds:schemaRefs>
+    <ds:schemaRef ds:uri="http://schemas.microsoft.com/office/2006/metadata/properties"/>
+    <ds:schemaRef ds:uri="http://schemas.microsoft.com/office/infopath/2007/PartnerControls"/>
+    <ds:schemaRef ds:uri="37c60eec-9cb3-400a-9334-3ebf97be2876"/>
+    <ds:schemaRef ds:uri="7664362d-1707-476c-9a7a-9cf02496d35a"/>
+  </ds:schemaRefs>
+</ds:datastoreItem>
+</file>
+
 <file path=customXml/itemProps4.xml><?xml version="1.0" encoding="utf-8"?>
-<ds:datastoreItem xmlns:ds="http://schemas.openxmlformats.org/officeDocument/2006/customXml" ds:itemID="{08BAE74F-B592-4E96-A082-117E8069708D}">
+<ds:datastoreItem xmlns:ds="http://schemas.openxmlformats.org/officeDocument/2006/customXml" ds:itemID="{5B5DE3F8-EE46-4086-9AE9-D8D7D2F3DF66}">
   <ds:schemaRefs>
     <ds:schemaRef ds:uri="http://schemas.openxmlformats.org/officeDocument/2006/bibliography"/>
   </ds:schemaRefs>

--- a/Vizsgaremek_elvaras_minta.docx
+++ b/Vizsgaremek_elvaras_minta.docx
@@ -1,103 +1,324 @@
 
 <file path=word/document.xml><?xml version="1.0" encoding="utf-8"?>
-<w:document xmlns:wpc="http://schemas.microsoft.com/office/word/2010/wordprocessingCanvas" xmlns:cx="http://schemas.microsoft.com/office/drawing/2014/chartex" xmlns:cx1="http://schemas.microsoft.com/office/drawing/2015/9/8/chartex" xmlns:cx2="http://schemas.microsoft.com/office/drawing/2015/10/21/chartex" xmlns:cx3="http://schemas.microsoft.com/office/drawing/2016/5/9/chartex" xmlns:cx4="http://schemas.microsoft.com/office/drawing/2016/5/10/chartex" xmlns:cx5="http://schemas.microsoft.com/office/drawing/2016/5/11/chartex" xmlns:cx6="http://schemas.microsoft.com/office/drawing/2016/5/12/chartex" xmlns:cx7="http://schemas.microsoft.com/office/drawing/2016/5/13/chartex" xmlns:cx8="http://schemas.microsoft.com/office/drawing/2016/5/14/chartex" xmlns:mc="http://schemas.openxmlformats.org/markup-compatibility/2006" xmlns:aink="http://schemas.microsoft.com/office/drawing/2016/ink" xmlns:am3d="http://schemas.microsoft.com/office/drawing/2017/model3d" xmlns:o="urn:schemas-microsoft-com:office:office" xmlns:r="http://schemas.openxmlformats.org/officeDocument/2006/relationships" xmlns:m="http://schemas.openxmlformats.org/officeDocument/2006/math" xmlns:v="urn:schemas-microsoft-com:vml" xmlns:wp14="http://schemas.microsoft.com/office/word/2010/wordprocessingDrawing" xmlns:wp="http://schemas.openxmlformats.org/drawingml/2006/wordprocessingDrawing" xmlns:w10="urn:schemas-microsoft-com:office:word" xmlns:w="http://schemas.openxmlformats.org/wordprocessingml/2006/main" xmlns:w14="http://schemas.microsoft.com/office/word/2010/wordml" xmlns:w15="http://schemas.microsoft.com/office/word/2012/wordml" xmlns:w16cid="http://schemas.microsoft.com/office/word/2016/wordml/cid" xmlns:w16se="http://schemas.microsoft.com/office/word/2015/wordml/symex" xmlns:wpg="http://schemas.microsoft.com/office/word/2010/wordprocessingGroup" xmlns:wpi="http://schemas.microsoft.com/office/word/2010/wordprocessingInk" xmlns:wne="http://schemas.microsoft.com/office/word/2006/wordml" xmlns:wps="http://schemas.microsoft.com/office/word/2010/wordprocessingShape" mc:Ignorable="w14 w15 w16se w16cid wp14">
+<w:document xmlns:wpc="http://schemas.microsoft.com/office/word/2010/wordprocessingCanvas" xmlns:cx="http://schemas.microsoft.com/office/drawing/2014/chartex" xmlns:cx1="http://schemas.microsoft.com/office/drawing/2015/9/8/chartex" xmlns:cx2="http://schemas.microsoft.com/office/drawing/2015/10/21/chartex" xmlns:cx3="http://schemas.microsoft.com/office/drawing/2016/5/9/chartex" xmlns:cx4="http://schemas.microsoft.com/office/drawing/2016/5/10/chartex" xmlns:cx5="http://schemas.microsoft.com/office/drawing/2016/5/11/chartex" xmlns:cx6="http://schemas.microsoft.com/office/drawing/2016/5/12/chartex" xmlns:cx7="http://schemas.microsoft.com/office/drawing/2016/5/13/chartex" xmlns:cx8="http://schemas.microsoft.com/office/drawing/2016/5/14/chartex" xmlns:mc="http://schemas.openxmlformats.org/markup-compatibility/2006" xmlns:aink="http://schemas.microsoft.com/office/drawing/2016/ink" xmlns:am3d="http://schemas.microsoft.com/office/drawing/2017/model3d" xmlns:o="urn:schemas-microsoft-com:office:office" xmlns:oel="http://schemas.microsoft.com/office/2019/extlst" xmlns:r="http://schemas.openxmlformats.org/officeDocument/2006/relationships" xmlns:m="http://schemas.openxmlformats.org/officeDocument/2006/math" xmlns:v="urn:schemas-microsoft-com:vml" xmlns:wp14="http://schemas.microsoft.com/office/word/2010/wordprocessingDrawing" xmlns:wp="http://schemas.openxmlformats.org/drawingml/2006/wordprocessingDrawing" xmlns:w10="urn:schemas-microsoft-com:office:word" xmlns:w="http://schemas.openxmlformats.org/wordprocessingml/2006/main" xmlns:w14="http://schemas.microsoft.com/office/word/2010/wordml" xmlns:w15="http://schemas.microsoft.com/office/word/2012/wordml" xmlns:w16cex="http://schemas.microsoft.com/office/word/2018/wordml/cex" xmlns:w16cid="http://schemas.microsoft.com/office/word/2016/wordml/cid" xmlns:w16="http://schemas.microsoft.com/office/word/2018/wordml" xmlns:w16du="http://schemas.microsoft.com/office/word/2023/wordml/word16du" xmlns:w16sdtdh="http://schemas.microsoft.com/office/word/2020/wordml/sdtdatahash" xmlns:w16sdtfl="http://schemas.microsoft.com/office/word/2024/wordml/sdtformatlock" xmlns:w16se="http://schemas.microsoft.com/office/word/2015/wordml/symex" xmlns:wpg="http://schemas.microsoft.com/office/word/2010/wordprocessingGroup" xmlns:wpi="http://schemas.microsoft.com/office/word/2010/wordprocessingInk" xmlns:wne="http://schemas.microsoft.com/office/word/2006/wordml" xmlns:wps="http://schemas.microsoft.com/office/word/2010/wordprocessingShape" mc:Ignorable="w14 w15 w16se w16cid w16 w16cex w16sdtdh w16sdtfl w16du wp14">
   <w:body>
     <w:p>
       <w:pPr>
+        <w:tabs>
+          <w:tab w:val="left" w:pos="5247"/>
+        </w:tabs>
+        <w:spacing w:after="240"/>
+        <w:ind w:firstLine="0"/>
         <w:jc w:val="center"/>
-      </w:pPr>
-      <w:r>
-        <w:t>Képző intézmény</w:t>
+        <w:rPr>
+          <w:rFonts w:ascii="Times New Roman CE" w:hAnsi="Times New Roman CE" w:cs="Times New Roman"/>
+          <w:noProof/>
+        </w:rPr>
+      </w:pPr>
+      <w:r>
+        <w:rPr>
+          <w:rFonts w:ascii="Times New Roman CE" w:hAnsi="Times New Roman CE" w:cs="Times New Roman"/>
+          <w:noProof/>
+        </w:rPr>
+        <w:drawing>
+          <wp:inline distT="0" distB="0" distL="0" distR="0" wp14:anchorId="14653A24" wp14:editId="12A78EC0">
+            <wp:extent cx="1171575" cy="723900"/>
+            <wp:effectExtent l="0" t="0" r="9525" b="0"/>
+            <wp:docPr id="842787021" name="Kép 6"/>
+            <wp:cNvGraphicFramePr>
+              <a:graphicFrameLocks xmlns:a="http://schemas.openxmlformats.org/drawingml/2006/main" noChangeAspect="1"/>
+            </wp:cNvGraphicFramePr>
+            <a:graphic xmlns:a="http://schemas.openxmlformats.org/drawingml/2006/main">
+              <a:graphicData uri="http://schemas.openxmlformats.org/drawingml/2006/picture">
+                <pic:pic xmlns:pic="http://schemas.openxmlformats.org/drawingml/2006/picture">
+                  <pic:nvPicPr>
+                    <pic:cNvPr id="0" name="Kép 1"/>
+                    <pic:cNvPicPr>
+                      <a:picLocks noChangeAspect="1" noChangeArrowheads="1"/>
+                    </pic:cNvPicPr>
+                  </pic:nvPicPr>
+                  <pic:blipFill>
+                    <a:blip r:embed="rId11" cstate="print">
+                      <a:extLst>
+                        <a:ext uri="{28A0092B-C50C-407E-A947-70E740481C1C}">
+                          <a14:useLocalDpi xmlns:a14="http://schemas.microsoft.com/office/drawing/2010/main" val="0"/>
+                        </a:ext>
+                      </a:extLst>
+                    </a:blip>
+                    <a:srcRect/>
+                    <a:stretch>
+                      <a:fillRect/>
+                    </a:stretch>
+                  </pic:blipFill>
+                  <pic:spPr bwMode="auto">
+                    <a:xfrm>
+                      <a:off x="0" y="0"/>
+                      <a:ext cx="1171575" cy="723900"/>
+                    </a:xfrm>
+                    <a:prstGeom prst="rect">
+                      <a:avLst/>
+                    </a:prstGeom>
+                    <a:noFill/>
+                    <a:ln>
+                      <a:noFill/>
+                    </a:ln>
+                  </pic:spPr>
+                </pic:pic>
+              </a:graphicData>
+            </a:graphic>
+          </wp:inline>
+        </w:drawing>
       </w:r>
     </w:p>
     <w:p>
       <w:pPr>
+        <w:spacing w:after="240"/>
+        <w:ind w:firstLine="0"/>
         <w:jc w:val="center"/>
-      </w:pPr>
-      <w:r>
-        <w:t>Postai cím</w:t>
+        <w:rPr>
+          <w:rFonts w:ascii="Times New Roman CE" w:hAnsi="Times New Roman CE" w:cs="Times New Roman"/>
+          <w:caps/>
+          <w:sz w:val="32"/>
+          <w:szCs w:val="24"/>
+        </w:rPr>
+      </w:pPr>
+      <w:r>
+        <w:rPr>
+          <w:rFonts w:ascii="Times New Roman CE" w:hAnsi="Times New Roman CE" w:cs="Times New Roman"/>
+          <w:caps/>
+          <w:sz w:val="32"/>
+          <w:szCs w:val="24"/>
+        </w:rPr>
+        <w:t>Vas VÁRMegyei Szakképzési Centrum</w:t>
+      </w:r>
+      <w:r>
+        <w:rPr>
+          <w:rFonts w:ascii="Times New Roman CE" w:hAnsi="Times New Roman CE" w:cs="Times New Roman"/>
+          <w:caps/>
+          <w:sz w:val="32"/>
+          <w:szCs w:val="24"/>
+        </w:rPr>
+        <w:br/>
+        <w:t xml:space="preserve">Horváth Boldizsár </w:t>
+      </w:r>
+      <w:r>
+        <w:rPr>
+          <w:rFonts w:ascii="Times New Roman CE" w:hAnsi="Times New Roman CE" w:cs="Times New Roman"/>
+          <w:caps/>
+          <w:sz w:val="32"/>
+          <w:szCs w:val="24"/>
+        </w:rPr>
+        <w:br/>
+        <w:t>Közgazdasági és Informatikai</w:t>
+      </w:r>
+      <w:r>
+        <w:rPr>
+          <w:rFonts w:ascii="Times New Roman CE" w:hAnsi="Times New Roman CE" w:cs="Times New Roman"/>
+          <w:caps/>
+          <w:sz w:val="32"/>
+          <w:szCs w:val="24"/>
+        </w:rPr>
+        <w:br/>
+        <w:t>TECHNIKUM</w:t>
       </w:r>
     </w:p>
     <w:p>
       <w:pPr>
-        <w:pStyle w:val="Cm"/>
-        <w:numPr>
-          <w:ilvl w:val="0"/>
-          <w:numId w:val="0"/>
-        </w:numPr>
-        <w:ind w:right="83"/>
-      </w:pPr>
-      <w:r>
-        <w:t>Vizsgaremek</w:t>
+        <w:tabs>
+          <w:tab w:val="left" w:pos="5247"/>
+        </w:tabs>
+        <w:spacing w:after="240"/>
+        <w:ind w:firstLine="0"/>
+        <w:jc w:val="center"/>
+        <w:rPr>
+          <w:rFonts w:ascii="Times New Roman CE" w:hAnsi="Times New Roman CE" w:cs="Times New Roman"/>
+          <w:noProof/>
+        </w:rPr>
+      </w:pPr>
+      <w:r>
+        <w:rPr>
+          <w:rFonts w:ascii="Times New Roman CE" w:hAnsi="Times New Roman CE" w:cs="Times New Roman"/>
+          <w:noProof/>
+        </w:rPr>
+        <w:t>A 5 0613 12 03 számú Szoftverfejlesztő és –tesztelő vizsgaremek</w:t>
       </w:r>
     </w:p>
     <w:p>
       <w:pPr>
-        <w:pStyle w:val="Alcm"/>
-      </w:pPr>
-      <w:r>
-        <w:t>A programom címe</w:t>
+        <w:spacing w:after="40"/>
+        <w:ind w:firstLine="0"/>
+        <w:jc w:val="center"/>
+        <w:rPr>
+          <w:rFonts w:ascii="Times New Roman CE" w:hAnsi="Times New Roman CE" w:cs="Times New Roman"/>
+          <w:b/>
+          <w:sz w:val="40"/>
+          <w:szCs w:val="40"/>
+        </w:rPr>
+      </w:pPr>
+      <w:r>
+        <w:rPr>
+          <w:rFonts w:ascii="Times New Roman CE" w:hAnsi="Times New Roman CE" w:cs="Times New Roman"/>
+          <w:b/>
+          <w:sz w:val="40"/>
+          <w:szCs w:val="40"/>
+        </w:rPr>
+        <w:t>A szoftveralkalmazás dokumentációja</w:t>
       </w:r>
     </w:p>
     <w:p>
       <w:pPr>
         <w:tabs>
-          <w:tab w:val="left" w:pos="5103"/>
-        </w:tabs>
-      </w:pPr>
-      <w:r>
-        <w:t>Készített</w:t>
-      </w:r>
-      <w:r>
-        <w:t>ék</w:t>
-      </w:r>
-      <w:r>
-        <w:t>:</w:t>
-      </w:r>
+          <w:tab w:val="left" w:pos="5247"/>
+        </w:tabs>
+        <w:spacing w:after="240"/>
+        <w:ind w:firstLine="0"/>
+        <w:jc w:val="center"/>
+        <w:rPr>
+          <w:rFonts w:ascii="Times New Roman CE" w:hAnsi="Times New Roman CE" w:cs="Times New Roman"/>
+          <w:noProof/>
+        </w:rPr>
+      </w:pPr>
     </w:p>
     <w:p>
       <w:pPr>
-        <w:pStyle w:val="Listaszerbekezds"/>
-        <w:numPr>
-          <w:ilvl w:val="0"/>
-          <w:numId w:val="13"/>
-        </w:numPr>
-      </w:pPr>
-      <w:r>
-        <w:t>név</w:t>
-      </w:r>
-      <w:r>
-        <w:t>1</w:t>
+        <w:spacing w:after="0"/>
+        <w:ind w:right="1982" w:firstLine="0"/>
+        <w:jc w:val="right"/>
+        <w:rPr>
+          <w:rFonts w:ascii="Times New Roman CE" w:hAnsi="Times New Roman CE" w:cs="Times New Roman"/>
+          <w:szCs w:val="24"/>
+        </w:rPr>
+      </w:pPr>
+      <w:r>
+        <w:rPr>
+          <w:rFonts w:ascii="Times New Roman CE" w:hAnsi="Times New Roman CE" w:cs="Times New Roman"/>
+          <w:szCs w:val="24"/>
+        </w:rPr>
+        <w:t>Készítették:</w:t>
       </w:r>
     </w:p>
     <w:p>
       <w:pPr>
-        <w:pStyle w:val="Listaszerbekezds"/>
-        <w:numPr>
-          <w:ilvl w:val="0"/>
-          <w:numId w:val="13"/>
-        </w:numPr>
-      </w:pPr>
-      <w:r>
-        <w:t>név2</w:t>
+        <w:spacing w:after="0"/>
+        <w:ind w:right="1982" w:firstLine="0"/>
+        <w:jc w:val="right"/>
+        <w:rPr>
+          <w:rFonts w:ascii="Times New Roman CE" w:hAnsi="Times New Roman CE" w:cs="Times New Roman"/>
+          <w:szCs w:val="24"/>
+        </w:rPr>
+      </w:pPr>
+      <w:r>
+        <w:rPr>
+          <w:rFonts w:ascii="Times New Roman CE" w:hAnsi="Times New Roman CE" w:cs="Times New Roman"/>
+          <w:szCs w:val="24"/>
+        </w:rPr>
+        <w:t>Németh Balázs</w:t>
       </w:r>
     </w:p>
     <w:p>
       <w:pPr>
-        <w:pStyle w:val="Listaszerbekezds"/>
-        <w:numPr>
-          <w:ilvl w:val="0"/>
-          <w:numId w:val="13"/>
-        </w:numPr>
-      </w:pPr>
-      <w:r>
-        <w:t>név3</w:t>
+        <w:spacing w:after="0"/>
+        <w:ind w:right="1982" w:firstLine="0"/>
+        <w:jc w:val="right"/>
+        <w:rPr>
+          <w:rFonts w:ascii="Times New Roman CE" w:hAnsi="Times New Roman CE" w:cs="Times New Roman"/>
+          <w:szCs w:val="24"/>
+        </w:rPr>
+      </w:pPr>
+      <w:proofErr w:type="spellStart"/>
+      <w:r>
+        <w:rPr>
+          <w:rFonts w:ascii="Times New Roman CE" w:hAnsi="Times New Roman CE" w:cs="Times New Roman"/>
+          <w:szCs w:val="24"/>
+        </w:rPr>
+        <w:t>Czibók</w:t>
+      </w:r>
+      <w:proofErr w:type="spellEnd"/>
+      <w:r>
+        <w:rPr>
+          <w:rFonts w:ascii="Times New Roman CE" w:hAnsi="Times New Roman CE" w:cs="Times New Roman"/>
+          <w:szCs w:val="24"/>
+        </w:rPr>
+        <w:t xml:space="preserve"> Bence</w:t>
+      </w:r>
+    </w:p>
+    <w:p>
+      <w:pPr>
+        <w:spacing w:after="0"/>
+        <w:ind w:right="1982" w:firstLine="0"/>
+        <w:jc w:val="right"/>
+        <w:rPr>
+          <w:rFonts w:ascii="Times New Roman CE" w:hAnsi="Times New Roman CE" w:cs="Times New Roman"/>
+          <w:szCs w:val="24"/>
+        </w:rPr>
+      </w:pPr>
+      <w:r>
+        <w:rPr>
+          <w:rFonts w:ascii="Times New Roman CE" w:hAnsi="Times New Roman CE" w:cs="Times New Roman"/>
+          <w:szCs w:val="24"/>
+        </w:rPr>
+        <w:t>Simon Dominik</w:t>
+      </w:r>
+    </w:p>
+    <w:p>
+      <w:pPr>
+        <w:spacing w:after="200"/>
+        <w:ind w:firstLine="0"/>
+        <w:jc w:val="center"/>
+        <w:rPr>
+          <w:rFonts w:ascii="Times New Roman CE" w:hAnsi="Times New Roman CE" w:cs="Times New Roman"/>
+          <w:b/>
+          <w:caps/>
+          <w:sz w:val="28"/>
+          <w:szCs w:val="24"/>
+        </w:rPr>
+      </w:pPr>
+      <w:r>
+        <w:rPr>
+          <w:rFonts w:ascii="Times New Roman CE" w:hAnsi="Times New Roman CE" w:cs="Times New Roman"/>
+          <w:b/>
+          <w:caps/>
+          <w:sz w:val="28"/>
+          <w:szCs w:val="24"/>
+        </w:rPr>
+        <w:t>Szombathely</w:t>
+      </w:r>
+    </w:p>
+    <w:p>
+      <w:pPr>
+        <w:spacing w:after="200"/>
+        <w:ind w:firstLine="0"/>
+        <w:jc w:val="center"/>
+        <w:rPr>
+          <w:rFonts w:ascii="Times New Roman CE" w:hAnsi="Times New Roman CE" w:cs="Times New Roman"/>
+          <w:b/>
+          <w:caps/>
+          <w:sz w:val="28"/>
+          <w:szCs w:val="24"/>
+        </w:rPr>
+        <w:sectPr>
+          <w:headerReference w:type="default" r:id="rId12"/>
+          <w:pgSz w:w="11906" w:h="16838"/>
+          <w:pgMar w:top="1418" w:right="1418" w:bottom="1418" w:left="1418" w:header="709" w:footer="709" w:gutter="284"/>
+          <w:pgNumType w:start="0"/>
+          <w:cols w:space="708"/>
+        </w:sectPr>
+      </w:pPr>
+      <w:r>
+        <w:rPr>
+          <w:rFonts w:ascii="Times New Roman CE" w:hAnsi="Times New Roman CE" w:cs="Times New Roman"/>
+          <w:b/>
+          <w:caps/>
+          <w:sz w:val="28"/>
+          <w:szCs w:val="24"/>
+        </w:rPr>
+        <w:t>2025</w:t>
       </w:r>
     </w:p>
     <w:sdt>
       <w:sdtPr>
         <w:rPr>
-          <w:rFonts w:ascii="Times New Roman" w:eastAsiaTheme="minorHAnsi" w:hAnsi="Times New Roman" w:cstheme="minorHAnsi"/>
+          <w:rFonts w:ascii="Times New Roman CE" w:eastAsiaTheme="minorHAnsi" w:hAnsi="Times New Roman CE" w:cs="Times New Roman"/>
           <w:b w:val="0"/>
           <w:bCs w:val="0"/>
           <w:color w:val="auto"/>
@@ -111,19 +332,21 @@
           <w:docPartUnique/>
         </w:docPartObj>
       </w:sdtPr>
-      <w:sdtEndPr/>
       <w:sdtContent>
         <w:p>
           <w:pPr>
             <w:pStyle w:val="Tartalomjegyzkcmsora"/>
+            <w:spacing w:line="360" w:lineRule="auto"/>
+            <w:jc w:val="both"/>
+            <w:rPr>
+              <w:rFonts w:ascii="Times New Roman CE" w:hAnsi="Times New Roman CE" w:cs="Times New Roman"/>
+            </w:rPr>
           </w:pPr>
           <w:r>
-            <w:t>Tartalo</w:t>
-          </w:r>
-          <w:bookmarkStart w:id="0" w:name="_GoBack"/>
-          <w:bookmarkEnd w:id="0"/>
-          <w:r>
-            <w:t>m</w:t>
+            <w:rPr>
+              <w:rFonts w:ascii="Times New Roman CE" w:hAnsi="Times New Roman CE" w:cs="Times New Roman"/>
+            </w:rPr>
+            <w:t>Tartalom</w:t>
           </w:r>
         </w:p>
         <w:p>
@@ -133,29 +356,43 @@
               <w:tab w:val="left" w:pos="880"/>
               <w:tab w:val="right" w:leader="dot" w:pos="8720"/>
             </w:tabs>
+            <w:spacing w:line="360" w:lineRule="auto"/>
+            <w:jc w:val="both"/>
             <w:rPr>
+              <w:rFonts w:ascii="Times New Roman CE" w:hAnsi="Times New Roman CE" w:cs="Times New Roman"/>
               <w:noProof/>
             </w:rPr>
           </w:pPr>
           <w:r>
+            <w:rPr>
+              <w:rFonts w:ascii="Times New Roman CE" w:hAnsi="Times New Roman CE" w:cs="Times New Roman"/>
+            </w:rPr>
             <w:fldChar w:fldCharType="begin"/>
           </w:r>
           <w:r>
+            <w:rPr>
+              <w:rFonts w:ascii="Times New Roman CE" w:hAnsi="Times New Roman CE" w:cs="Times New Roman"/>
+            </w:rPr>
             <w:instrText xml:space="preserve"> TOC \o "1-3" \h \z \u </w:instrText>
           </w:r>
           <w:r>
+            <w:rPr>
+              <w:rFonts w:ascii="Times New Roman CE" w:hAnsi="Times New Roman CE" w:cs="Times New Roman"/>
+            </w:rPr>
             <w:fldChar w:fldCharType="separate"/>
           </w:r>
           <w:hyperlink w:anchor="_Toc225848930" w:history="1">
             <w:r>
               <w:rPr>
                 <w:rStyle w:val="Hiperhivatkozs"/>
+                <w:rFonts w:ascii="Times New Roman CE" w:hAnsi="Times New Roman CE" w:cs="Times New Roman"/>
                 <w:noProof/>
               </w:rPr>
               <w:t>1</w:t>
             </w:r>
             <w:r>
               <w:rPr>
+                <w:rFonts w:ascii="Times New Roman CE" w:hAnsi="Times New Roman CE" w:cs="Times New Roman"/>
                 <w:noProof/>
               </w:rPr>
               <w:tab/>
@@ -163,12 +400,14 @@
             <w:r>
               <w:rPr>
                 <w:rStyle w:val="Hiperhivatkozs"/>
+                <w:rFonts w:ascii="Times New Roman CE" w:hAnsi="Times New Roman CE" w:cs="Times New Roman"/>
                 <w:noProof/>
               </w:rPr>
               <w:t>Bevezetés</w:t>
             </w:r>
             <w:r>
               <w:rPr>
+                <w:rFonts w:ascii="Times New Roman CE" w:hAnsi="Times New Roman CE" w:cs="Times New Roman"/>
                 <w:noProof/>
                 <w:webHidden/>
               </w:rPr>
@@ -176,6 +415,7 @@
             </w:r>
             <w:r>
               <w:rPr>
+                <w:rFonts w:ascii="Times New Roman CE" w:hAnsi="Times New Roman CE" w:cs="Times New Roman"/>
                 <w:noProof/>
                 <w:webHidden/>
               </w:rPr>
@@ -183,6 +423,7 @@
             </w:r>
             <w:r>
               <w:rPr>
+                <w:rFonts w:ascii="Times New Roman CE" w:hAnsi="Times New Roman CE" w:cs="Times New Roman"/>
                 <w:noProof/>
                 <w:webHidden/>
               </w:rPr>
@@ -190,12 +431,14 @@
             </w:r>
             <w:r>
               <w:rPr>
-                <w:noProof/>
-                <w:webHidden/>
-              </w:rPr>
-            </w:r>
-            <w:r>
-              <w:rPr>
+                <w:rFonts w:ascii="Times New Roman CE" w:hAnsi="Times New Roman CE" w:cs="Times New Roman"/>
+                <w:noProof/>
+                <w:webHidden/>
+              </w:rPr>
+            </w:r>
+            <w:r>
+              <w:rPr>
+                <w:rFonts w:ascii="Times New Roman CE" w:hAnsi="Times New Roman CE" w:cs="Times New Roman"/>
                 <w:noProof/>
                 <w:webHidden/>
               </w:rPr>
@@ -203,6 +446,7 @@
             </w:r>
             <w:r>
               <w:rPr>
+                <w:rFonts w:ascii="Times New Roman CE" w:hAnsi="Times New Roman CE" w:cs="Times New Roman"/>
                 <w:noProof/>
                 <w:webHidden/>
               </w:rPr>
@@ -210,6 +454,7 @@
             </w:r>
             <w:r>
               <w:rPr>
+                <w:rFonts w:ascii="Times New Roman CE" w:hAnsi="Times New Roman CE" w:cs="Times New Roman"/>
                 <w:noProof/>
                 <w:webHidden/>
               </w:rPr>
@@ -220,7 +465,10 @@
         <w:p>
           <w:pPr>
             <w:pStyle w:val="TJ2"/>
+            <w:spacing w:line="360" w:lineRule="auto"/>
+            <w:jc w:val="both"/>
             <w:rPr>
+              <w:rFonts w:ascii="Times New Roman CE" w:hAnsi="Times New Roman CE" w:cs="Times New Roman"/>
               <w:noProof/>
             </w:rPr>
           </w:pPr>
@@ -228,12 +476,14 @@
             <w:r>
               <w:rPr>
                 <w:rStyle w:val="Hiperhivatkozs"/>
+                <w:rFonts w:ascii="Times New Roman CE" w:hAnsi="Times New Roman CE" w:cs="Times New Roman"/>
                 <w:noProof/>
               </w:rPr>
               <w:t>1.1</w:t>
             </w:r>
             <w:r>
               <w:rPr>
+                <w:rFonts w:ascii="Times New Roman CE" w:hAnsi="Times New Roman CE" w:cs="Times New Roman"/>
                 <w:noProof/>
               </w:rPr>
               <w:tab/>
@@ -241,12 +491,14 @@
             <w:r>
               <w:rPr>
                 <w:rStyle w:val="Hiperhivatkozs"/>
+                <w:rFonts w:ascii="Times New Roman CE" w:hAnsi="Times New Roman CE" w:cs="Times New Roman"/>
                 <w:noProof/>
               </w:rPr>
               <w:t>Feladat leírás</w:t>
             </w:r>
             <w:r>
               <w:rPr>
+                <w:rFonts w:ascii="Times New Roman CE" w:hAnsi="Times New Roman CE" w:cs="Times New Roman"/>
                 <w:noProof/>
                 <w:webHidden/>
               </w:rPr>
@@ -254,6 +506,7 @@
             </w:r>
             <w:r>
               <w:rPr>
+                <w:rFonts w:ascii="Times New Roman CE" w:hAnsi="Times New Roman CE" w:cs="Times New Roman"/>
                 <w:noProof/>
                 <w:webHidden/>
               </w:rPr>
@@ -261,6 +514,7 @@
             </w:r>
             <w:r>
               <w:rPr>
+                <w:rFonts w:ascii="Times New Roman CE" w:hAnsi="Times New Roman CE" w:cs="Times New Roman"/>
                 <w:noProof/>
                 <w:webHidden/>
               </w:rPr>
@@ -268,12 +522,14 @@
             </w:r>
             <w:r>
               <w:rPr>
-                <w:noProof/>
-                <w:webHidden/>
-              </w:rPr>
-            </w:r>
-            <w:r>
-              <w:rPr>
+                <w:rFonts w:ascii="Times New Roman CE" w:hAnsi="Times New Roman CE" w:cs="Times New Roman"/>
+                <w:noProof/>
+                <w:webHidden/>
+              </w:rPr>
+            </w:r>
+            <w:r>
+              <w:rPr>
+                <w:rFonts w:ascii="Times New Roman CE" w:hAnsi="Times New Roman CE" w:cs="Times New Roman"/>
                 <w:noProof/>
                 <w:webHidden/>
               </w:rPr>
@@ -281,6 +537,7 @@
             </w:r>
             <w:r>
               <w:rPr>
+                <w:rFonts w:ascii="Times New Roman CE" w:hAnsi="Times New Roman CE" w:cs="Times New Roman"/>
                 <w:noProof/>
                 <w:webHidden/>
               </w:rPr>
@@ -288,6 +545,7 @@
             </w:r>
             <w:r>
               <w:rPr>
+                <w:rFonts w:ascii="Times New Roman CE" w:hAnsi="Times New Roman CE" w:cs="Times New Roman"/>
                 <w:noProof/>
                 <w:webHidden/>
               </w:rPr>
@@ -298,7 +556,10 @@
         <w:p>
           <w:pPr>
             <w:pStyle w:val="TJ2"/>
+            <w:spacing w:line="360" w:lineRule="auto"/>
+            <w:jc w:val="both"/>
             <w:rPr>
+              <w:rFonts w:ascii="Times New Roman CE" w:hAnsi="Times New Roman CE" w:cs="Times New Roman"/>
               <w:noProof/>
             </w:rPr>
           </w:pPr>
@@ -306,12 +567,14 @@
             <w:r>
               <w:rPr>
                 <w:rStyle w:val="Hiperhivatkozs"/>
+                <w:rFonts w:ascii="Times New Roman CE" w:hAnsi="Times New Roman CE" w:cs="Times New Roman"/>
                 <w:noProof/>
               </w:rPr>
               <w:t>1.2</w:t>
             </w:r>
             <w:r>
               <w:rPr>
+                <w:rFonts w:ascii="Times New Roman CE" w:hAnsi="Times New Roman CE" w:cs="Times New Roman"/>
                 <w:noProof/>
               </w:rPr>
               <w:tab/>
@@ -319,12 +582,14 @@
             <w:r>
               <w:rPr>
                 <w:rStyle w:val="Hiperhivatkozs"/>
+                <w:rFonts w:ascii="Times New Roman CE" w:hAnsi="Times New Roman CE" w:cs="Times New Roman"/>
                 <w:noProof/>
               </w:rPr>
               <w:t>Felhasznált ismereket</w:t>
             </w:r>
             <w:r>
               <w:rPr>
+                <w:rFonts w:ascii="Times New Roman CE" w:hAnsi="Times New Roman CE" w:cs="Times New Roman"/>
                 <w:noProof/>
                 <w:webHidden/>
               </w:rPr>
@@ -332,6 +597,7 @@
             </w:r>
             <w:r>
               <w:rPr>
+                <w:rFonts w:ascii="Times New Roman CE" w:hAnsi="Times New Roman CE" w:cs="Times New Roman"/>
                 <w:noProof/>
                 <w:webHidden/>
               </w:rPr>
@@ -339,6 +605,7 @@
             </w:r>
             <w:r>
               <w:rPr>
+                <w:rFonts w:ascii="Times New Roman CE" w:hAnsi="Times New Roman CE" w:cs="Times New Roman"/>
                 <w:noProof/>
                 <w:webHidden/>
               </w:rPr>
@@ -346,12 +613,14 @@
             </w:r>
             <w:r>
               <w:rPr>
-                <w:noProof/>
-                <w:webHidden/>
-              </w:rPr>
-            </w:r>
-            <w:r>
-              <w:rPr>
+                <w:rFonts w:ascii="Times New Roman CE" w:hAnsi="Times New Roman CE" w:cs="Times New Roman"/>
+                <w:noProof/>
+                <w:webHidden/>
+              </w:rPr>
+            </w:r>
+            <w:r>
+              <w:rPr>
+                <w:rFonts w:ascii="Times New Roman CE" w:hAnsi="Times New Roman CE" w:cs="Times New Roman"/>
                 <w:noProof/>
                 <w:webHidden/>
               </w:rPr>
@@ -359,6 +628,7 @@
             </w:r>
             <w:r>
               <w:rPr>
+                <w:rFonts w:ascii="Times New Roman CE" w:hAnsi="Times New Roman CE" w:cs="Times New Roman"/>
                 <w:noProof/>
                 <w:webHidden/>
               </w:rPr>
@@ -366,6 +636,7 @@
             </w:r>
             <w:r>
               <w:rPr>
+                <w:rFonts w:ascii="Times New Roman CE" w:hAnsi="Times New Roman CE" w:cs="Times New Roman"/>
                 <w:noProof/>
                 <w:webHidden/>
               </w:rPr>
@@ -376,7 +647,10 @@
         <w:p>
           <w:pPr>
             <w:pStyle w:val="TJ2"/>
+            <w:spacing w:line="360" w:lineRule="auto"/>
+            <w:jc w:val="both"/>
             <w:rPr>
+              <w:rFonts w:ascii="Times New Roman CE" w:hAnsi="Times New Roman CE" w:cs="Times New Roman"/>
               <w:noProof/>
             </w:rPr>
           </w:pPr>
@@ -384,12 +658,14 @@
             <w:r>
               <w:rPr>
                 <w:rStyle w:val="Hiperhivatkozs"/>
+                <w:rFonts w:ascii="Times New Roman CE" w:hAnsi="Times New Roman CE" w:cs="Times New Roman"/>
                 <w:noProof/>
               </w:rPr>
               <w:t>1.3</w:t>
             </w:r>
             <w:r>
               <w:rPr>
+                <w:rFonts w:ascii="Times New Roman CE" w:hAnsi="Times New Roman CE" w:cs="Times New Roman"/>
                 <w:noProof/>
               </w:rPr>
               <w:tab/>
@@ -397,12 +673,14 @@
             <w:r>
               <w:rPr>
                 <w:rStyle w:val="Hiperhivatkozs"/>
+                <w:rFonts w:ascii="Times New Roman CE" w:hAnsi="Times New Roman CE" w:cs="Times New Roman"/>
                 <w:noProof/>
               </w:rPr>
               <w:t>Felhasznált szoftverek</w:t>
             </w:r>
             <w:r>
               <w:rPr>
+                <w:rFonts w:ascii="Times New Roman CE" w:hAnsi="Times New Roman CE" w:cs="Times New Roman"/>
                 <w:noProof/>
                 <w:webHidden/>
               </w:rPr>
@@ -410,6 +688,7 @@
             </w:r>
             <w:r>
               <w:rPr>
+                <w:rFonts w:ascii="Times New Roman CE" w:hAnsi="Times New Roman CE" w:cs="Times New Roman"/>
                 <w:noProof/>
                 <w:webHidden/>
               </w:rPr>
@@ -417,6 +696,7 @@
             </w:r>
             <w:r>
               <w:rPr>
+                <w:rFonts w:ascii="Times New Roman CE" w:hAnsi="Times New Roman CE" w:cs="Times New Roman"/>
                 <w:noProof/>
                 <w:webHidden/>
               </w:rPr>
@@ -424,12 +704,14 @@
             </w:r>
             <w:r>
               <w:rPr>
-                <w:noProof/>
-                <w:webHidden/>
-              </w:rPr>
-            </w:r>
-            <w:r>
-              <w:rPr>
+                <w:rFonts w:ascii="Times New Roman CE" w:hAnsi="Times New Roman CE" w:cs="Times New Roman"/>
+                <w:noProof/>
+                <w:webHidden/>
+              </w:rPr>
+            </w:r>
+            <w:r>
+              <w:rPr>
+                <w:rFonts w:ascii="Times New Roman CE" w:hAnsi="Times New Roman CE" w:cs="Times New Roman"/>
                 <w:noProof/>
                 <w:webHidden/>
               </w:rPr>
@@ -437,6 +719,7 @@
             </w:r>
             <w:r>
               <w:rPr>
+                <w:rFonts w:ascii="Times New Roman CE" w:hAnsi="Times New Roman CE" w:cs="Times New Roman"/>
                 <w:noProof/>
                 <w:webHidden/>
               </w:rPr>
@@ -444,6 +727,7 @@
             </w:r>
             <w:r>
               <w:rPr>
+                <w:rFonts w:ascii="Times New Roman CE" w:hAnsi="Times New Roman CE" w:cs="Times New Roman"/>
                 <w:noProof/>
                 <w:webHidden/>
               </w:rPr>
@@ -454,7 +738,10 @@
         <w:p>
           <w:pPr>
             <w:pStyle w:val="TJ2"/>
+            <w:spacing w:line="360" w:lineRule="auto"/>
+            <w:jc w:val="both"/>
             <w:rPr>
+              <w:rFonts w:ascii="Times New Roman CE" w:hAnsi="Times New Roman CE" w:cs="Times New Roman"/>
               <w:noProof/>
             </w:rPr>
           </w:pPr>
@@ -462,12 +749,14 @@
             <w:r>
               <w:rPr>
                 <w:rStyle w:val="Hiperhivatkozs"/>
+                <w:rFonts w:ascii="Times New Roman CE" w:hAnsi="Times New Roman CE" w:cs="Times New Roman"/>
                 <w:noProof/>
               </w:rPr>
               <w:t>1.4</w:t>
             </w:r>
             <w:r>
               <w:rPr>
+                <w:rFonts w:ascii="Times New Roman CE" w:hAnsi="Times New Roman CE" w:cs="Times New Roman"/>
                 <w:noProof/>
               </w:rPr>
               <w:tab/>
@@ -475,12 +764,14 @@
             <w:r>
               <w:rPr>
                 <w:rStyle w:val="Hiperhivatkozs"/>
+                <w:rFonts w:ascii="Times New Roman CE" w:hAnsi="Times New Roman CE" w:cs="Times New Roman"/>
                 <w:noProof/>
               </w:rPr>
               <w:t>Rendeltetésszerű használat</w:t>
             </w:r>
             <w:r>
               <w:rPr>
+                <w:rFonts w:ascii="Times New Roman CE" w:hAnsi="Times New Roman CE" w:cs="Times New Roman"/>
                 <w:noProof/>
                 <w:webHidden/>
               </w:rPr>
@@ -488,6 +779,7 @@
             </w:r>
             <w:r>
               <w:rPr>
+                <w:rFonts w:ascii="Times New Roman CE" w:hAnsi="Times New Roman CE" w:cs="Times New Roman"/>
                 <w:noProof/>
                 <w:webHidden/>
               </w:rPr>
@@ -495,6 +787,7 @@
             </w:r>
             <w:r>
               <w:rPr>
+                <w:rFonts w:ascii="Times New Roman CE" w:hAnsi="Times New Roman CE" w:cs="Times New Roman"/>
                 <w:noProof/>
                 <w:webHidden/>
               </w:rPr>
@@ -502,12 +795,14 @@
             </w:r>
             <w:r>
               <w:rPr>
-                <w:noProof/>
-                <w:webHidden/>
-              </w:rPr>
-            </w:r>
-            <w:r>
-              <w:rPr>
+                <w:rFonts w:ascii="Times New Roman CE" w:hAnsi="Times New Roman CE" w:cs="Times New Roman"/>
+                <w:noProof/>
+                <w:webHidden/>
+              </w:rPr>
+            </w:r>
+            <w:r>
+              <w:rPr>
+                <w:rFonts w:ascii="Times New Roman CE" w:hAnsi="Times New Roman CE" w:cs="Times New Roman"/>
                 <w:noProof/>
                 <w:webHidden/>
               </w:rPr>
@@ -515,6 +810,7 @@
             </w:r>
             <w:r>
               <w:rPr>
+                <w:rFonts w:ascii="Times New Roman CE" w:hAnsi="Times New Roman CE" w:cs="Times New Roman"/>
                 <w:noProof/>
                 <w:webHidden/>
               </w:rPr>
@@ -522,6 +818,7 @@
             </w:r>
             <w:r>
               <w:rPr>
+                <w:rFonts w:ascii="Times New Roman CE" w:hAnsi="Times New Roman CE" w:cs="Times New Roman"/>
                 <w:noProof/>
                 <w:webHidden/>
               </w:rPr>
@@ -536,7 +833,10 @@
               <w:tab w:val="left" w:pos="880"/>
               <w:tab w:val="right" w:leader="dot" w:pos="8720"/>
             </w:tabs>
+            <w:spacing w:line="360" w:lineRule="auto"/>
+            <w:jc w:val="both"/>
             <w:rPr>
+              <w:rFonts w:ascii="Times New Roman CE" w:hAnsi="Times New Roman CE" w:cs="Times New Roman"/>
               <w:noProof/>
             </w:rPr>
           </w:pPr>
@@ -544,12 +844,14 @@
             <w:r>
               <w:rPr>
                 <w:rStyle w:val="Hiperhivatkozs"/>
+                <w:rFonts w:ascii="Times New Roman CE" w:hAnsi="Times New Roman CE" w:cs="Times New Roman"/>
                 <w:noProof/>
               </w:rPr>
               <w:t>2</w:t>
             </w:r>
             <w:r>
               <w:rPr>
+                <w:rFonts w:ascii="Times New Roman CE" w:hAnsi="Times New Roman CE" w:cs="Times New Roman"/>
                 <w:noProof/>
               </w:rPr>
               <w:tab/>
@@ -557,12 +859,14 @@
             <w:r>
               <w:rPr>
                 <w:rStyle w:val="Hiperhivatkozs"/>
+                <w:rFonts w:ascii="Times New Roman CE" w:hAnsi="Times New Roman CE" w:cs="Times New Roman"/>
                 <w:noProof/>
               </w:rPr>
               <w:t>A program általános leírása</w:t>
             </w:r>
             <w:r>
               <w:rPr>
+                <w:rFonts w:ascii="Times New Roman CE" w:hAnsi="Times New Roman CE" w:cs="Times New Roman"/>
                 <w:noProof/>
                 <w:webHidden/>
               </w:rPr>
@@ -570,6 +874,7 @@
             </w:r>
             <w:r>
               <w:rPr>
+                <w:rFonts w:ascii="Times New Roman CE" w:hAnsi="Times New Roman CE" w:cs="Times New Roman"/>
                 <w:noProof/>
                 <w:webHidden/>
               </w:rPr>
@@ -577,6 +882,7 @@
             </w:r>
             <w:r>
               <w:rPr>
+                <w:rFonts w:ascii="Times New Roman CE" w:hAnsi="Times New Roman CE" w:cs="Times New Roman"/>
                 <w:noProof/>
                 <w:webHidden/>
               </w:rPr>
@@ -584,12 +890,14 @@
             </w:r>
             <w:r>
               <w:rPr>
-                <w:noProof/>
-                <w:webHidden/>
-              </w:rPr>
-            </w:r>
-            <w:r>
-              <w:rPr>
+                <w:rFonts w:ascii="Times New Roman CE" w:hAnsi="Times New Roman CE" w:cs="Times New Roman"/>
+                <w:noProof/>
+                <w:webHidden/>
+              </w:rPr>
+            </w:r>
+            <w:r>
+              <w:rPr>
+                <w:rFonts w:ascii="Times New Roman CE" w:hAnsi="Times New Roman CE" w:cs="Times New Roman"/>
                 <w:noProof/>
                 <w:webHidden/>
               </w:rPr>
@@ -597,6 +905,7 @@
             </w:r>
             <w:r>
               <w:rPr>
+                <w:rFonts w:ascii="Times New Roman CE" w:hAnsi="Times New Roman CE" w:cs="Times New Roman"/>
                 <w:noProof/>
                 <w:webHidden/>
               </w:rPr>
@@ -604,6 +913,7 @@
             </w:r>
             <w:r>
               <w:rPr>
+                <w:rFonts w:ascii="Times New Roman CE" w:hAnsi="Times New Roman CE" w:cs="Times New Roman"/>
                 <w:noProof/>
                 <w:webHidden/>
               </w:rPr>
@@ -614,7 +924,10 @@
         <w:p>
           <w:pPr>
             <w:pStyle w:val="TJ2"/>
+            <w:spacing w:line="360" w:lineRule="auto"/>
+            <w:jc w:val="both"/>
             <w:rPr>
+              <w:rFonts w:ascii="Times New Roman CE" w:hAnsi="Times New Roman CE" w:cs="Times New Roman"/>
               <w:noProof/>
             </w:rPr>
           </w:pPr>
@@ -622,12 +935,14 @@
             <w:r>
               <w:rPr>
                 <w:rStyle w:val="Hiperhivatkozs"/>
+                <w:rFonts w:ascii="Times New Roman CE" w:hAnsi="Times New Roman CE" w:cs="Times New Roman"/>
                 <w:noProof/>
               </w:rPr>
               <w:t>2.1</w:t>
             </w:r>
             <w:r>
               <w:rPr>
+                <w:rFonts w:ascii="Times New Roman CE" w:hAnsi="Times New Roman CE" w:cs="Times New Roman"/>
                 <w:noProof/>
               </w:rPr>
               <w:tab/>
@@ -635,12 +950,14 @@
             <w:r>
               <w:rPr>
                 <w:rStyle w:val="Hiperhivatkozs"/>
+                <w:rFonts w:ascii="Times New Roman CE" w:hAnsi="Times New Roman CE" w:cs="Times New Roman"/>
                 <w:noProof/>
               </w:rPr>
               <w:t>Felhasználói szerepkörök</w:t>
             </w:r>
             <w:r>
               <w:rPr>
+                <w:rFonts w:ascii="Times New Roman CE" w:hAnsi="Times New Roman CE" w:cs="Times New Roman"/>
                 <w:noProof/>
                 <w:webHidden/>
               </w:rPr>
@@ -648,6 +965,7 @@
             </w:r>
             <w:r>
               <w:rPr>
+                <w:rFonts w:ascii="Times New Roman CE" w:hAnsi="Times New Roman CE" w:cs="Times New Roman"/>
                 <w:noProof/>
                 <w:webHidden/>
               </w:rPr>
@@ -655,6 +973,7 @@
             </w:r>
             <w:r>
               <w:rPr>
+                <w:rFonts w:ascii="Times New Roman CE" w:hAnsi="Times New Roman CE" w:cs="Times New Roman"/>
                 <w:noProof/>
                 <w:webHidden/>
               </w:rPr>
@@ -662,12 +981,14 @@
             </w:r>
             <w:r>
               <w:rPr>
-                <w:noProof/>
-                <w:webHidden/>
-              </w:rPr>
-            </w:r>
-            <w:r>
-              <w:rPr>
+                <w:rFonts w:ascii="Times New Roman CE" w:hAnsi="Times New Roman CE" w:cs="Times New Roman"/>
+                <w:noProof/>
+                <w:webHidden/>
+              </w:rPr>
+            </w:r>
+            <w:r>
+              <w:rPr>
+                <w:rFonts w:ascii="Times New Roman CE" w:hAnsi="Times New Roman CE" w:cs="Times New Roman"/>
                 <w:noProof/>
                 <w:webHidden/>
               </w:rPr>
@@ -675,6 +996,7 @@
             </w:r>
             <w:r>
               <w:rPr>
+                <w:rFonts w:ascii="Times New Roman CE" w:hAnsi="Times New Roman CE" w:cs="Times New Roman"/>
                 <w:noProof/>
                 <w:webHidden/>
               </w:rPr>
@@ -682,6 +1004,7 @@
             </w:r>
             <w:r>
               <w:rPr>
+                <w:rFonts w:ascii="Times New Roman CE" w:hAnsi="Times New Roman CE" w:cs="Times New Roman"/>
                 <w:noProof/>
                 <w:webHidden/>
               </w:rPr>
@@ -692,7 +1015,10 @@
         <w:p>
           <w:pPr>
             <w:pStyle w:val="TJ2"/>
+            <w:spacing w:line="360" w:lineRule="auto"/>
+            <w:jc w:val="both"/>
             <w:rPr>
+              <w:rFonts w:ascii="Times New Roman CE" w:hAnsi="Times New Roman CE" w:cs="Times New Roman"/>
               <w:noProof/>
             </w:rPr>
           </w:pPr>
@@ -700,12 +1026,14 @@
             <w:r>
               <w:rPr>
                 <w:rStyle w:val="Hiperhivatkozs"/>
+                <w:rFonts w:ascii="Times New Roman CE" w:hAnsi="Times New Roman CE" w:cs="Times New Roman"/>
                 <w:noProof/>
               </w:rPr>
               <w:t>2.2</w:t>
             </w:r>
             <w:r>
               <w:rPr>
+                <w:rFonts w:ascii="Times New Roman CE" w:hAnsi="Times New Roman CE" w:cs="Times New Roman"/>
                 <w:noProof/>
               </w:rPr>
               <w:tab/>
@@ -713,12 +1041,14 @@
             <w:r>
               <w:rPr>
                 <w:rStyle w:val="Hiperhivatkozs"/>
+                <w:rFonts w:ascii="Times New Roman CE" w:hAnsi="Times New Roman CE" w:cs="Times New Roman"/>
                 <w:noProof/>
               </w:rPr>
               <w:t>Működés műszaki feltételei</w:t>
             </w:r>
             <w:r>
               <w:rPr>
+                <w:rFonts w:ascii="Times New Roman CE" w:hAnsi="Times New Roman CE" w:cs="Times New Roman"/>
                 <w:noProof/>
                 <w:webHidden/>
               </w:rPr>
@@ -726,6 +1056,7 @@
             </w:r>
             <w:r>
               <w:rPr>
+                <w:rFonts w:ascii="Times New Roman CE" w:hAnsi="Times New Roman CE" w:cs="Times New Roman"/>
                 <w:noProof/>
                 <w:webHidden/>
               </w:rPr>
@@ -733,6 +1064,7 @@
             </w:r>
             <w:r>
               <w:rPr>
+                <w:rFonts w:ascii="Times New Roman CE" w:hAnsi="Times New Roman CE" w:cs="Times New Roman"/>
                 <w:noProof/>
                 <w:webHidden/>
               </w:rPr>
@@ -740,12 +1072,14 @@
             </w:r>
             <w:r>
               <w:rPr>
-                <w:noProof/>
-                <w:webHidden/>
-              </w:rPr>
-            </w:r>
-            <w:r>
-              <w:rPr>
+                <w:rFonts w:ascii="Times New Roman CE" w:hAnsi="Times New Roman CE" w:cs="Times New Roman"/>
+                <w:noProof/>
+                <w:webHidden/>
+              </w:rPr>
+            </w:r>
+            <w:r>
+              <w:rPr>
+                <w:rFonts w:ascii="Times New Roman CE" w:hAnsi="Times New Roman CE" w:cs="Times New Roman"/>
                 <w:noProof/>
                 <w:webHidden/>
               </w:rPr>
@@ -753,6 +1087,7 @@
             </w:r>
             <w:r>
               <w:rPr>
+                <w:rFonts w:ascii="Times New Roman CE" w:hAnsi="Times New Roman CE" w:cs="Times New Roman"/>
                 <w:noProof/>
                 <w:webHidden/>
               </w:rPr>
@@ -760,6 +1095,7 @@
             </w:r>
             <w:r>
               <w:rPr>
+                <w:rFonts w:ascii="Times New Roman CE" w:hAnsi="Times New Roman CE" w:cs="Times New Roman"/>
                 <w:noProof/>
                 <w:webHidden/>
               </w:rPr>
@@ -770,7 +1106,10 @@
         <w:p>
           <w:pPr>
             <w:pStyle w:val="TJ2"/>
+            <w:spacing w:line="360" w:lineRule="auto"/>
+            <w:jc w:val="both"/>
             <w:rPr>
+              <w:rFonts w:ascii="Times New Roman CE" w:hAnsi="Times New Roman CE" w:cs="Times New Roman"/>
               <w:noProof/>
             </w:rPr>
           </w:pPr>
@@ -778,12 +1117,14 @@
             <w:r>
               <w:rPr>
                 <w:rStyle w:val="Hiperhivatkozs"/>
+                <w:rFonts w:ascii="Times New Roman CE" w:hAnsi="Times New Roman CE" w:cs="Times New Roman"/>
                 <w:noProof/>
               </w:rPr>
               <w:t>2.3</w:t>
             </w:r>
             <w:r>
               <w:rPr>
+                <w:rFonts w:ascii="Times New Roman CE" w:hAnsi="Times New Roman CE" w:cs="Times New Roman"/>
                 <w:noProof/>
               </w:rPr>
               <w:tab/>
@@ -791,12 +1132,14 @@
             <w:r>
               <w:rPr>
                 <w:rStyle w:val="Hiperhivatkozs"/>
+                <w:rFonts w:ascii="Times New Roman CE" w:hAnsi="Times New Roman CE" w:cs="Times New Roman"/>
                 <w:noProof/>
               </w:rPr>
               <w:t>Felhasználói felület vázlatai (wireframe)</w:t>
             </w:r>
             <w:r>
               <w:rPr>
+                <w:rFonts w:ascii="Times New Roman CE" w:hAnsi="Times New Roman CE" w:cs="Times New Roman"/>
                 <w:noProof/>
                 <w:webHidden/>
               </w:rPr>
@@ -804,6 +1147,7 @@
             </w:r>
             <w:r>
               <w:rPr>
+                <w:rFonts w:ascii="Times New Roman CE" w:hAnsi="Times New Roman CE" w:cs="Times New Roman"/>
                 <w:noProof/>
                 <w:webHidden/>
               </w:rPr>
@@ -811,6 +1155,7 @@
             </w:r>
             <w:r>
               <w:rPr>
+                <w:rFonts w:ascii="Times New Roman CE" w:hAnsi="Times New Roman CE" w:cs="Times New Roman"/>
                 <w:noProof/>
                 <w:webHidden/>
               </w:rPr>
@@ -818,12 +1163,14 @@
             </w:r>
             <w:r>
               <w:rPr>
-                <w:noProof/>
-                <w:webHidden/>
-              </w:rPr>
-            </w:r>
-            <w:r>
-              <w:rPr>
+                <w:rFonts w:ascii="Times New Roman CE" w:hAnsi="Times New Roman CE" w:cs="Times New Roman"/>
+                <w:noProof/>
+                <w:webHidden/>
+              </w:rPr>
+            </w:r>
+            <w:r>
+              <w:rPr>
+                <w:rFonts w:ascii="Times New Roman CE" w:hAnsi="Times New Roman CE" w:cs="Times New Roman"/>
                 <w:noProof/>
                 <w:webHidden/>
               </w:rPr>
@@ -831,6 +1178,7 @@
             </w:r>
             <w:r>
               <w:rPr>
+                <w:rFonts w:ascii="Times New Roman CE" w:hAnsi="Times New Roman CE" w:cs="Times New Roman"/>
                 <w:noProof/>
                 <w:webHidden/>
               </w:rPr>
@@ -838,6 +1186,7 @@
             </w:r>
             <w:r>
               <w:rPr>
+                <w:rFonts w:ascii="Times New Roman CE" w:hAnsi="Times New Roman CE" w:cs="Times New Roman"/>
                 <w:noProof/>
                 <w:webHidden/>
               </w:rPr>
@@ -848,7 +1197,10 @@
         <w:p>
           <w:pPr>
             <w:pStyle w:val="TJ2"/>
+            <w:spacing w:line="360" w:lineRule="auto"/>
+            <w:jc w:val="both"/>
             <w:rPr>
+              <w:rFonts w:ascii="Times New Roman CE" w:hAnsi="Times New Roman CE" w:cs="Times New Roman"/>
               <w:noProof/>
             </w:rPr>
           </w:pPr>
@@ -856,12 +1208,14 @@
             <w:r>
               <w:rPr>
                 <w:rStyle w:val="Hiperhivatkozs"/>
+                <w:rFonts w:ascii="Times New Roman CE" w:hAnsi="Times New Roman CE" w:cs="Times New Roman"/>
                 <w:noProof/>
               </w:rPr>
               <w:t>2.4</w:t>
             </w:r>
             <w:r>
               <w:rPr>
+                <w:rFonts w:ascii="Times New Roman CE" w:hAnsi="Times New Roman CE" w:cs="Times New Roman"/>
                 <w:noProof/>
               </w:rPr>
               <w:tab/>
@@ -869,12 +1223,14 @@
             <w:r>
               <w:rPr>
                 <w:rStyle w:val="Hiperhivatkozs"/>
+                <w:rFonts w:ascii="Times New Roman CE" w:hAnsi="Times New Roman CE" w:cs="Times New Roman"/>
                 <w:noProof/>
               </w:rPr>
               <w:t>Adatbázisterv</w:t>
             </w:r>
             <w:r>
               <w:rPr>
+                <w:rFonts w:ascii="Times New Roman CE" w:hAnsi="Times New Roman CE" w:cs="Times New Roman"/>
                 <w:noProof/>
                 <w:webHidden/>
               </w:rPr>
@@ -882,6 +1238,7 @@
             </w:r>
             <w:r>
               <w:rPr>
+                <w:rFonts w:ascii="Times New Roman CE" w:hAnsi="Times New Roman CE" w:cs="Times New Roman"/>
                 <w:noProof/>
                 <w:webHidden/>
               </w:rPr>
@@ -889,6 +1246,7 @@
             </w:r>
             <w:r>
               <w:rPr>
+                <w:rFonts w:ascii="Times New Roman CE" w:hAnsi="Times New Roman CE" w:cs="Times New Roman"/>
                 <w:noProof/>
                 <w:webHidden/>
               </w:rPr>
@@ -896,12 +1254,14 @@
             </w:r>
             <w:r>
               <w:rPr>
-                <w:noProof/>
-                <w:webHidden/>
-              </w:rPr>
-            </w:r>
-            <w:r>
-              <w:rPr>
+                <w:rFonts w:ascii="Times New Roman CE" w:hAnsi="Times New Roman CE" w:cs="Times New Roman"/>
+                <w:noProof/>
+                <w:webHidden/>
+              </w:rPr>
+            </w:r>
+            <w:r>
+              <w:rPr>
+                <w:rFonts w:ascii="Times New Roman CE" w:hAnsi="Times New Roman CE" w:cs="Times New Roman"/>
                 <w:noProof/>
                 <w:webHidden/>
               </w:rPr>
@@ -909,6 +1269,7 @@
             </w:r>
             <w:r>
               <w:rPr>
+                <w:rFonts w:ascii="Times New Roman CE" w:hAnsi="Times New Roman CE" w:cs="Times New Roman"/>
                 <w:noProof/>
                 <w:webHidden/>
               </w:rPr>
@@ -916,6 +1277,7 @@
             </w:r>
             <w:r>
               <w:rPr>
+                <w:rFonts w:ascii="Times New Roman CE" w:hAnsi="Times New Roman CE" w:cs="Times New Roman"/>
                 <w:noProof/>
                 <w:webHidden/>
               </w:rPr>
@@ -930,7 +1292,10 @@
               <w:tab w:val="left" w:pos="1540"/>
               <w:tab w:val="right" w:leader="dot" w:pos="8720"/>
             </w:tabs>
+            <w:spacing w:line="360" w:lineRule="auto"/>
+            <w:jc w:val="both"/>
             <w:rPr>
+              <w:rFonts w:ascii="Times New Roman CE" w:hAnsi="Times New Roman CE" w:cs="Times New Roman"/>
               <w:noProof/>
             </w:rPr>
           </w:pPr>
@@ -938,12 +1303,14 @@
             <w:r>
               <w:rPr>
                 <w:rStyle w:val="Hiperhivatkozs"/>
+                <w:rFonts w:ascii="Times New Roman CE" w:hAnsi="Times New Roman CE" w:cs="Times New Roman"/>
                 <w:noProof/>
               </w:rPr>
               <w:t>2.4.1</w:t>
             </w:r>
             <w:r>
               <w:rPr>
+                <w:rFonts w:ascii="Times New Roman CE" w:hAnsi="Times New Roman CE" w:cs="Times New Roman"/>
                 <w:noProof/>
               </w:rPr>
               <w:tab/>
@@ -951,12 +1318,14 @@
             <w:r>
               <w:rPr>
                 <w:rStyle w:val="Hiperhivatkozs"/>
+                <w:rFonts w:ascii="Times New Roman CE" w:hAnsi="Times New Roman CE" w:cs="Times New Roman"/>
                 <w:noProof/>
               </w:rPr>
               <w:t>Entitások, kapcsolatok</w:t>
             </w:r>
             <w:r>
               <w:rPr>
+                <w:rFonts w:ascii="Times New Roman CE" w:hAnsi="Times New Roman CE" w:cs="Times New Roman"/>
                 <w:noProof/>
                 <w:webHidden/>
               </w:rPr>
@@ -964,6 +1333,7 @@
             </w:r>
             <w:r>
               <w:rPr>
+                <w:rFonts w:ascii="Times New Roman CE" w:hAnsi="Times New Roman CE" w:cs="Times New Roman"/>
                 <w:noProof/>
                 <w:webHidden/>
               </w:rPr>
@@ -971,6 +1341,7 @@
             </w:r>
             <w:r>
               <w:rPr>
+                <w:rFonts w:ascii="Times New Roman CE" w:hAnsi="Times New Roman CE" w:cs="Times New Roman"/>
                 <w:noProof/>
                 <w:webHidden/>
               </w:rPr>
@@ -978,12 +1349,14 @@
             </w:r>
             <w:r>
               <w:rPr>
-                <w:noProof/>
-                <w:webHidden/>
-              </w:rPr>
-            </w:r>
-            <w:r>
-              <w:rPr>
+                <w:rFonts w:ascii="Times New Roman CE" w:hAnsi="Times New Roman CE" w:cs="Times New Roman"/>
+                <w:noProof/>
+                <w:webHidden/>
+              </w:rPr>
+            </w:r>
+            <w:r>
+              <w:rPr>
+                <w:rFonts w:ascii="Times New Roman CE" w:hAnsi="Times New Roman CE" w:cs="Times New Roman"/>
                 <w:noProof/>
                 <w:webHidden/>
               </w:rPr>
@@ -991,6 +1364,7 @@
             </w:r>
             <w:r>
               <w:rPr>
+                <w:rFonts w:ascii="Times New Roman CE" w:hAnsi="Times New Roman CE" w:cs="Times New Roman"/>
                 <w:noProof/>
                 <w:webHidden/>
               </w:rPr>
@@ -998,6 +1372,7 @@
             </w:r>
             <w:r>
               <w:rPr>
+                <w:rFonts w:ascii="Times New Roman CE" w:hAnsi="Times New Roman CE" w:cs="Times New Roman"/>
                 <w:noProof/>
                 <w:webHidden/>
               </w:rPr>
@@ -1012,7 +1387,10 @@
               <w:tab w:val="left" w:pos="1540"/>
               <w:tab w:val="right" w:leader="dot" w:pos="8720"/>
             </w:tabs>
+            <w:spacing w:line="360" w:lineRule="auto"/>
+            <w:jc w:val="both"/>
             <w:rPr>
+              <w:rFonts w:ascii="Times New Roman CE" w:hAnsi="Times New Roman CE" w:cs="Times New Roman"/>
               <w:noProof/>
             </w:rPr>
           </w:pPr>
@@ -1020,12 +1398,14 @@
             <w:r>
               <w:rPr>
                 <w:rStyle w:val="Hiperhivatkozs"/>
+                <w:rFonts w:ascii="Times New Roman CE" w:hAnsi="Times New Roman CE" w:cs="Times New Roman"/>
                 <w:noProof/>
               </w:rPr>
               <w:t>2.4.2</w:t>
             </w:r>
             <w:r>
               <w:rPr>
+                <w:rFonts w:ascii="Times New Roman CE" w:hAnsi="Times New Roman CE" w:cs="Times New Roman"/>
                 <w:noProof/>
               </w:rPr>
               <w:tab/>
@@ -1033,12 +1413,14 @@
             <w:r>
               <w:rPr>
                 <w:rStyle w:val="Hiperhivatkozs"/>
+                <w:rFonts w:ascii="Times New Roman CE" w:hAnsi="Times New Roman CE" w:cs="Times New Roman"/>
                 <w:noProof/>
               </w:rPr>
               <w:t>Adattípusok, kulcsok, kapcsolat-táblák, validációk</w:t>
             </w:r>
             <w:r>
               <w:rPr>
+                <w:rFonts w:ascii="Times New Roman CE" w:hAnsi="Times New Roman CE" w:cs="Times New Roman"/>
                 <w:noProof/>
                 <w:webHidden/>
               </w:rPr>
@@ -1046,6 +1428,7 @@
             </w:r>
             <w:r>
               <w:rPr>
+                <w:rFonts w:ascii="Times New Roman CE" w:hAnsi="Times New Roman CE" w:cs="Times New Roman"/>
                 <w:noProof/>
                 <w:webHidden/>
               </w:rPr>
@@ -1053,6 +1436,7 @@
             </w:r>
             <w:r>
               <w:rPr>
+                <w:rFonts w:ascii="Times New Roman CE" w:hAnsi="Times New Roman CE" w:cs="Times New Roman"/>
                 <w:noProof/>
                 <w:webHidden/>
               </w:rPr>
@@ -1060,12 +1444,14 @@
             </w:r>
             <w:r>
               <w:rPr>
-                <w:noProof/>
-                <w:webHidden/>
-              </w:rPr>
-            </w:r>
-            <w:r>
-              <w:rPr>
+                <w:rFonts w:ascii="Times New Roman CE" w:hAnsi="Times New Roman CE" w:cs="Times New Roman"/>
+                <w:noProof/>
+                <w:webHidden/>
+              </w:rPr>
+            </w:r>
+            <w:r>
+              <w:rPr>
+                <w:rFonts w:ascii="Times New Roman CE" w:hAnsi="Times New Roman CE" w:cs="Times New Roman"/>
                 <w:noProof/>
                 <w:webHidden/>
               </w:rPr>
@@ -1073,6 +1459,7 @@
             </w:r>
             <w:r>
               <w:rPr>
+                <w:rFonts w:ascii="Times New Roman CE" w:hAnsi="Times New Roman CE" w:cs="Times New Roman"/>
                 <w:noProof/>
                 <w:webHidden/>
               </w:rPr>
@@ -1080,6 +1467,7 @@
             </w:r>
             <w:r>
               <w:rPr>
+                <w:rFonts w:ascii="Times New Roman CE" w:hAnsi="Times New Roman CE" w:cs="Times New Roman"/>
                 <w:noProof/>
                 <w:webHidden/>
               </w:rPr>
@@ -1094,7 +1482,10 @@
               <w:tab w:val="left" w:pos="1540"/>
               <w:tab w:val="right" w:leader="dot" w:pos="8720"/>
             </w:tabs>
+            <w:spacing w:line="360" w:lineRule="auto"/>
+            <w:jc w:val="both"/>
             <w:rPr>
+              <w:rFonts w:ascii="Times New Roman CE" w:hAnsi="Times New Roman CE" w:cs="Times New Roman"/>
               <w:noProof/>
             </w:rPr>
           </w:pPr>
@@ -1102,12 +1493,14 @@
             <w:r>
               <w:rPr>
                 <w:rStyle w:val="Hiperhivatkozs"/>
+                <w:rFonts w:ascii="Times New Roman CE" w:hAnsi="Times New Roman CE" w:cs="Times New Roman"/>
                 <w:noProof/>
               </w:rPr>
               <w:t>2.4.3</w:t>
             </w:r>
             <w:r>
               <w:rPr>
+                <w:rFonts w:ascii="Times New Roman CE" w:hAnsi="Times New Roman CE" w:cs="Times New Roman"/>
                 <w:noProof/>
               </w:rPr>
               <w:tab/>
@@ -1115,12 +1508,14 @@
             <w:r>
               <w:rPr>
                 <w:rStyle w:val="Hiperhivatkozs"/>
+                <w:rFonts w:ascii="Times New Roman CE" w:hAnsi="Times New Roman CE" w:cs="Times New Roman"/>
                 <w:noProof/>
               </w:rPr>
               <w:t>ER-diagram</w:t>
             </w:r>
             <w:r>
               <w:rPr>
+                <w:rFonts w:ascii="Times New Roman CE" w:hAnsi="Times New Roman CE" w:cs="Times New Roman"/>
                 <w:noProof/>
                 <w:webHidden/>
               </w:rPr>
@@ -1128,6 +1523,7 @@
             </w:r>
             <w:r>
               <w:rPr>
+                <w:rFonts w:ascii="Times New Roman CE" w:hAnsi="Times New Roman CE" w:cs="Times New Roman"/>
                 <w:noProof/>
                 <w:webHidden/>
               </w:rPr>
@@ -1135,6 +1531,7 @@
             </w:r>
             <w:r>
               <w:rPr>
+                <w:rFonts w:ascii="Times New Roman CE" w:hAnsi="Times New Roman CE" w:cs="Times New Roman"/>
                 <w:noProof/>
                 <w:webHidden/>
               </w:rPr>
@@ -1142,12 +1539,14 @@
             </w:r>
             <w:r>
               <w:rPr>
-                <w:noProof/>
-                <w:webHidden/>
-              </w:rPr>
-            </w:r>
-            <w:r>
-              <w:rPr>
+                <w:rFonts w:ascii="Times New Roman CE" w:hAnsi="Times New Roman CE" w:cs="Times New Roman"/>
+                <w:noProof/>
+                <w:webHidden/>
+              </w:rPr>
+            </w:r>
+            <w:r>
+              <w:rPr>
+                <w:rFonts w:ascii="Times New Roman CE" w:hAnsi="Times New Roman CE" w:cs="Times New Roman"/>
                 <w:noProof/>
                 <w:webHidden/>
               </w:rPr>
@@ -1155,6 +1554,7 @@
             </w:r>
             <w:r>
               <w:rPr>
+                <w:rFonts w:ascii="Times New Roman CE" w:hAnsi="Times New Roman CE" w:cs="Times New Roman"/>
                 <w:noProof/>
                 <w:webHidden/>
               </w:rPr>
@@ -1162,6 +1562,7 @@
             </w:r>
             <w:r>
               <w:rPr>
+                <w:rFonts w:ascii="Times New Roman CE" w:hAnsi="Times New Roman CE" w:cs="Times New Roman"/>
                 <w:noProof/>
                 <w:webHidden/>
               </w:rPr>
@@ -1176,7 +1577,10 @@
               <w:tab w:val="left" w:pos="1540"/>
               <w:tab w:val="right" w:leader="dot" w:pos="8720"/>
             </w:tabs>
+            <w:spacing w:line="360" w:lineRule="auto"/>
+            <w:jc w:val="both"/>
             <w:rPr>
+              <w:rFonts w:ascii="Times New Roman CE" w:hAnsi="Times New Roman CE" w:cs="Times New Roman"/>
               <w:noProof/>
             </w:rPr>
           </w:pPr>
@@ -1184,12 +1588,14 @@
             <w:r>
               <w:rPr>
                 <w:rStyle w:val="Hiperhivatkozs"/>
+                <w:rFonts w:ascii="Times New Roman CE" w:hAnsi="Times New Roman CE" w:cs="Times New Roman"/>
                 <w:noProof/>
               </w:rPr>
               <w:t>2.4.4</w:t>
             </w:r>
             <w:r>
               <w:rPr>
+                <w:rFonts w:ascii="Times New Roman CE" w:hAnsi="Times New Roman CE" w:cs="Times New Roman"/>
                 <w:noProof/>
               </w:rPr>
               <w:tab/>
@@ -1197,12 +1603,14 @@
             <w:r>
               <w:rPr>
                 <w:rStyle w:val="Hiperhivatkozs"/>
+                <w:rFonts w:ascii="Times New Roman CE" w:hAnsi="Times New Roman CE" w:cs="Times New Roman"/>
                 <w:noProof/>
               </w:rPr>
               <w:t>Relációs adatmodell</w:t>
             </w:r>
             <w:r>
               <w:rPr>
+                <w:rFonts w:ascii="Times New Roman CE" w:hAnsi="Times New Roman CE" w:cs="Times New Roman"/>
                 <w:noProof/>
                 <w:webHidden/>
               </w:rPr>
@@ -1210,6 +1618,7 @@
             </w:r>
             <w:r>
               <w:rPr>
+                <w:rFonts w:ascii="Times New Roman CE" w:hAnsi="Times New Roman CE" w:cs="Times New Roman"/>
                 <w:noProof/>
                 <w:webHidden/>
               </w:rPr>
@@ -1217,6 +1626,7 @@
             </w:r>
             <w:r>
               <w:rPr>
+                <w:rFonts w:ascii="Times New Roman CE" w:hAnsi="Times New Roman CE" w:cs="Times New Roman"/>
                 <w:noProof/>
                 <w:webHidden/>
               </w:rPr>
@@ -1224,12 +1634,14 @@
             </w:r>
             <w:r>
               <w:rPr>
-                <w:noProof/>
-                <w:webHidden/>
-              </w:rPr>
-            </w:r>
-            <w:r>
-              <w:rPr>
+                <w:rFonts w:ascii="Times New Roman CE" w:hAnsi="Times New Roman CE" w:cs="Times New Roman"/>
+                <w:noProof/>
+                <w:webHidden/>
+              </w:rPr>
+            </w:r>
+            <w:r>
+              <w:rPr>
+                <w:rFonts w:ascii="Times New Roman CE" w:hAnsi="Times New Roman CE" w:cs="Times New Roman"/>
                 <w:noProof/>
                 <w:webHidden/>
               </w:rPr>
@@ -1237,6 +1649,7 @@
             </w:r>
             <w:r>
               <w:rPr>
+                <w:rFonts w:ascii="Times New Roman CE" w:hAnsi="Times New Roman CE" w:cs="Times New Roman"/>
                 <w:noProof/>
                 <w:webHidden/>
               </w:rPr>
@@ -1244,6 +1657,7 @@
             </w:r>
             <w:r>
               <w:rPr>
+                <w:rFonts w:ascii="Times New Roman CE" w:hAnsi="Times New Roman CE" w:cs="Times New Roman"/>
                 <w:noProof/>
                 <w:webHidden/>
               </w:rPr>
@@ -1258,7 +1672,10 @@
               <w:tab w:val="left" w:pos="880"/>
               <w:tab w:val="right" w:leader="dot" w:pos="8720"/>
             </w:tabs>
+            <w:spacing w:line="360" w:lineRule="auto"/>
+            <w:jc w:val="both"/>
             <w:rPr>
+              <w:rFonts w:ascii="Times New Roman CE" w:hAnsi="Times New Roman CE" w:cs="Times New Roman"/>
               <w:noProof/>
             </w:rPr>
           </w:pPr>
@@ -1266,12 +1683,14 @@
             <w:r>
               <w:rPr>
                 <w:rStyle w:val="Hiperhivatkozs"/>
+                <w:rFonts w:ascii="Times New Roman CE" w:hAnsi="Times New Roman CE" w:cs="Times New Roman"/>
                 <w:noProof/>
               </w:rPr>
               <w:t>3</w:t>
             </w:r>
             <w:r>
               <w:rPr>
+                <w:rFonts w:ascii="Times New Roman CE" w:hAnsi="Times New Roman CE" w:cs="Times New Roman"/>
                 <w:noProof/>
               </w:rPr>
               <w:tab/>
@@ -1279,12 +1698,14 @@
             <w:r>
               <w:rPr>
                 <w:rStyle w:val="Hiperhivatkozs"/>
+                <w:rFonts w:ascii="Times New Roman CE" w:hAnsi="Times New Roman CE" w:cs="Times New Roman"/>
                 <w:noProof/>
               </w:rPr>
               <w:t>A program működése</w:t>
             </w:r>
             <w:r>
               <w:rPr>
+                <w:rFonts w:ascii="Times New Roman CE" w:hAnsi="Times New Roman CE" w:cs="Times New Roman"/>
                 <w:noProof/>
                 <w:webHidden/>
               </w:rPr>
@@ -1292,6 +1713,7 @@
             </w:r>
             <w:r>
               <w:rPr>
+                <w:rFonts w:ascii="Times New Roman CE" w:hAnsi="Times New Roman CE" w:cs="Times New Roman"/>
                 <w:noProof/>
                 <w:webHidden/>
               </w:rPr>
@@ -1299,6 +1721,7 @@
             </w:r>
             <w:r>
               <w:rPr>
+                <w:rFonts w:ascii="Times New Roman CE" w:hAnsi="Times New Roman CE" w:cs="Times New Roman"/>
                 <w:noProof/>
                 <w:webHidden/>
               </w:rPr>
@@ -1306,12 +1729,14 @@
             </w:r>
             <w:r>
               <w:rPr>
-                <w:noProof/>
-                <w:webHidden/>
-              </w:rPr>
-            </w:r>
-            <w:r>
-              <w:rPr>
+                <w:rFonts w:ascii="Times New Roman CE" w:hAnsi="Times New Roman CE" w:cs="Times New Roman"/>
+                <w:noProof/>
+                <w:webHidden/>
+              </w:rPr>
+            </w:r>
+            <w:r>
+              <w:rPr>
+                <w:rFonts w:ascii="Times New Roman CE" w:hAnsi="Times New Roman CE" w:cs="Times New Roman"/>
                 <w:noProof/>
                 <w:webHidden/>
               </w:rPr>
@@ -1319,6 +1744,7 @@
             </w:r>
             <w:r>
               <w:rPr>
+                <w:rFonts w:ascii="Times New Roman CE" w:hAnsi="Times New Roman CE" w:cs="Times New Roman"/>
                 <w:noProof/>
                 <w:webHidden/>
               </w:rPr>
@@ -1326,6 +1752,7 @@
             </w:r>
             <w:r>
               <w:rPr>
+                <w:rFonts w:ascii="Times New Roman CE" w:hAnsi="Times New Roman CE" w:cs="Times New Roman"/>
                 <w:noProof/>
                 <w:webHidden/>
               </w:rPr>
@@ -1336,7 +1763,10 @@
         <w:p>
           <w:pPr>
             <w:pStyle w:val="TJ2"/>
+            <w:spacing w:line="360" w:lineRule="auto"/>
+            <w:jc w:val="both"/>
             <w:rPr>
+              <w:rFonts w:ascii="Times New Roman CE" w:hAnsi="Times New Roman CE" w:cs="Times New Roman"/>
               <w:noProof/>
             </w:rPr>
           </w:pPr>
@@ -1344,12 +1774,14 @@
             <w:r>
               <w:rPr>
                 <w:rStyle w:val="Hiperhivatkozs"/>
+                <w:rFonts w:ascii="Times New Roman CE" w:hAnsi="Times New Roman CE" w:cs="Times New Roman"/>
                 <w:noProof/>
               </w:rPr>
               <w:t>3.1</w:t>
             </w:r>
             <w:r>
               <w:rPr>
+                <w:rFonts w:ascii="Times New Roman CE" w:hAnsi="Times New Roman CE" w:cs="Times New Roman"/>
                 <w:noProof/>
               </w:rPr>
               <w:tab/>
@@ -1357,12 +1789,14 @@
             <w:r>
               <w:rPr>
                 <w:rStyle w:val="Hiperhivatkozs"/>
+                <w:rFonts w:ascii="Times New Roman CE" w:hAnsi="Times New Roman CE" w:cs="Times New Roman"/>
                 <w:noProof/>
               </w:rPr>
               <w:t>Backend fejlesztés (REST API)</w:t>
             </w:r>
             <w:r>
               <w:rPr>
+                <w:rFonts w:ascii="Times New Roman CE" w:hAnsi="Times New Roman CE" w:cs="Times New Roman"/>
                 <w:noProof/>
                 <w:webHidden/>
               </w:rPr>
@@ -1370,6 +1804,7 @@
             </w:r>
             <w:r>
               <w:rPr>
+                <w:rFonts w:ascii="Times New Roman CE" w:hAnsi="Times New Roman CE" w:cs="Times New Roman"/>
                 <w:noProof/>
                 <w:webHidden/>
               </w:rPr>
@@ -1377,6 +1812,7 @@
             </w:r>
             <w:r>
               <w:rPr>
+                <w:rFonts w:ascii="Times New Roman CE" w:hAnsi="Times New Roman CE" w:cs="Times New Roman"/>
                 <w:noProof/>
                 <w:webHidden/>
               </w:rPr>
@@ -1384,12 +1820,14 @@
             </w:r>
             <w:r>
               <w:rPr>
-                <w:noProof/>
-                <w:webHidden/>
-              </w:rPr>
-            </w:r>
-            <w:r>
-              <w:rPr>
+                <w:rFonts w:ascii="Times New Roman CE" w:hAnsi="Times New Roman CE" w:cs="Times New Roman"/>
+                <w:noProof/>
+                <w:webHidden/>
+              </w:rPr>
+            </w:r>
+            <w:r>
+              <w:rPr>
+                <w:rFonts w:ascii="Times New Roman CE" w:hAnsi="Times New Roman CE" w:cs="Times New Roman"/>
                 <w:noProof/>
                 <w:webHidden/>
               </w:rPr>
@@ -1397,6 +1835,7 @@
             </w:r>
             <w:r>
               <w:rPr>
+                <w:rFonts w:ascii="Times New Roman CE" w:hAnsi="Times New Roman CE" w:cs="Times New Roman"/>
                 <w:noProof/>
                 <w:webHidden/>
               </w:rPr>
@@ -1404,6 +1843,7 @@
             </w:r>
             <w:r>
               <w:rPr>
+                <w:rFonts w:ascii="Times New Roman CE" w:hAnsi="Times New Roman CE" w:cs="Times New Roman"/>
                 <w:noProof/>
                 <w:webHidden/>
               </w:rPr>
@@ -1418,7 +1858,10 @@
               <w:tab w:val="left" w:pos="1540"/>
               <w:tab w:val="right" w:leader="dot" w:pos="8720"/>
             </w:tabs>
+            <w:spacing w:line="360" w:lineRule="auto"/>
+            <w:jc w:val="both"/>
             <w:rPr>
+              <w:rFonts w:ascii="Times New Roman CE" w:hAnsi="Times New Roman CE" w:cs="Times New Roman"/>
               <w:noProof/>
             </w:rPr>
           </w:pPr>
@@ -1426,12 +1869,14 @@
             <w:r>
               <w:rPr>
                 <w:rStyle w:val="Hiperhivatkozs"/>
+                <w:rFonts w:ascii="Times New Roman CE" w:hAnsi="Times New Roman CE" w:cs="Times New Roman"/>
                 <w:noProof/>
               </w:rPr>
               <w:t>3.1.1</w:t>
             </w:r>
             <w:r>
               <w:rPr>
+                <w:rFonts w:ascii="Times New Roman CE" w:hAnsi="Times New Roman CE" w:cs="Times New Roman"/>
                 <w:noProof/>
               </w:rPr>
               <w:tab/>
@@ -1439,12 +1884,14 @@
             <w:r>
               <w:rPr>
                 <w:rStyle w:val="Hiperhivatkozs"/>
+                <w:rFonts w:ascii="Times New Roman CE" w:hAnsi="Times New Roman CE" w:cs="Times New Roman"/>
                 <w:noProof/>
               </w:rPr>
               <w:t>REST API végpontok</w:t>
             </w:r>
             <w:r>
               <w:rPr>
+                <w:rFonts w:ascii="Times New Roman CE" w:hAnsi="Times New Roman CE" w:cs="Times New Roman"/>
                 <w:noProof/>
                 <w:webHidden/>
               </w:rPr>
@@ -1452,6 +1899,7 @@
             </w:r>
             <w:r>
               <w:rPr>
+                <w:rFonts w:ascii="Times New Roman CE" w:hAnsi="Times New Roman CE" w:cs="Times New Roman"/>
                 <w:noProof/>
                 <w:webHidden/>
               </w:rPr>
@@ -1459,6 +1907,7 @@
             </w:r>
             <w:r>
               <w:rPr>
+                <w:rFonts w:ascii="Times New Roman CE" w:hAnsi="Times New Roman CE" w:cs="Times New Roman"/>
                 <w:noProof/>
                 <w:webHidden/>
               </w:rPr>
@@ -1466,12 +1915,14 @@
             </w:r>
             <w:r>
               <w:rPr>
-                <w:noProof/>
-                <w:webHidden/>
-              </w:rPr>
-            </w:r>
-            <w:r>
-              <w:rPr>
+                <w:rFonts w:ascii="Times New Roman CE" w:hAnsi="Times New Roman CE" w:cs="Times New Roman"/>
+                <w:noProof/>
+                <w:webHidden/>
+              </w:rPr>
+            </w:r>
+            <w:r>
+              <w:rPr>
+                <w:rFonts w:ascii="Times New Roman CE" w:hAnsi="Times New Roman CE" w:cs="Times New Roman"/>
                 <w:noProof/>
                 <w:webHidden/>
               </w:rPr>
@@ -1479,6 +1930,7 @@
             </w:r>
             <w:r>
               <w:rPr>
+                <w:rFonts w:ascii="Times New Roman CE" w:hAnsi="Times New Roman CE" w:cs="Times New Roman"/>
                 <w:noProof/>
                 <w:webHidden/>
               </w:rPr>
@@ -1486,6 +1938,7 @@
             </w:r>
             <w:r>
               <w:rPr>
+                <w:rFonts w:ascii="Times New Roman CE" w:hAnsi="Times New Roman CE" w:cs="Times New Roman"/>
                 <w:noProof/>
                 <w:webHidden/>
               </w:rPr>
@@ -1500,7 +1953,10 @@
               <w:tab w:val="left" w:pos="1540"/>
               <w:tab w:val="right" w:leader="dot" w:pos="8720"/>
             </w:tabs>
+            <w:spacing w:line="360" w:lineRule="auto"/>
+            <w:jc w:val="both"/>
             <w:rPr>
+              <w:rFonts w:ascii="Times New Roman CE" w:hAnsi="Times New Roman CE" w:cs="Times New Roman"/>
               <w:noProof/>
             </w:rPr>
           </w:pPr>
@@ -1508,12 +1964,14 @@
             <w:r>
               <w:rPr>
                 <w:rStyle w:val="Hiperhivatkozs"/>
+                <w:rFonts w:ascii="Times New Roman CE" w:hAnsi="Times New Roman CE" w:cs="Times New Roman"/>
                 <w:noProof/>
               </w:rPr>
               <w:t>3.1.2</w:t>
             </w:r>
             <w:r>
               <w:rPr>
+                <w:rFonts w:ascii="Times New Roman CE" w:hAnsi="Times New Roman CE" w:cs="Times New Roman"/>
                 <w:noProof/>
               </w:rPr>
               <w:tab/>
@@ -1521,12 +1979,14 @@
             <w:r>
               <w:rPr>
                 <w:rStyle w:val="Hiperhivatkozs"/>
+                <w:rFonts w:ascii="Times New Roman CE" w:hAnsi="Times New Roman CE" w:cs="Times New Roman"/>
                 <w:noProof/>
               </w:rPr>
               <w:t>Alkalmazott fejlesztői eszközök</w:t>
             </w:r>
             <w:r>
               <w:rPr>
+                <w:rFonts w:ascii="Times New Roman CE" w:hAnsi="Times New Roman CE" w:cs="Times New Roman"/>
                 <w:noProof/>
                 <w:webHidden/>
               </w:rPr>
@@ -1534,6 +1994,7 @@
             </w:r>
             <w:r>
               <w:rPr>
+                <w:rFonts w:ascii="Times New Roman CE" w:hAnsi="Times New Roman CE" w:cs="Times New Roman"/>
                 <w:noProof/>
                 <w:webHidden/>
               </w:rPr>
@@ -1541,6 +2002,7 @@
             </w:r>
             <w:r>
               <w:rPr>
+                <w:rFonts w:ascii="Times New Roman CE" w:hAnsi="Times New Roman CE" w:cs="Times New Roman"/>
                 <w:noProof/>
                 <w:webHidden/>
               </w:rPr>
@@ -1548,12 +2010,14 @@
             </w:r>
             <w:r>
               <w:rPr>
-                <w:noProof/>
-                <w:webHidden/>
-              </w:rPr>
-            </w:r>
-            <w:r>
-              <w:rPr>
+                <w:rFonts w:ascii="Times New Roman CE" w:hAnsi="Times New Roman CE" w:cs="Times New Roman"/>
+                <w:noProof/>
+                <w:webHidden/>
+              </w:rPr>
+            </w:r>
+            <w:r>
+              <w:rPr>
+                <w:rFonts w:ascii="Times New Roman CE" w:hAnsi="Times New Roman CE" w:cs="Times New Roman"/>
                 <w:noProof/>
                 <w:webHidden/>
               </w:rPr>
@@ -1561,6 +2025,7 @@
             </w:r>
             <w:r>
               <w:rPr>
+                <w:rFonts w:ascii="Times New Roman CE" w:hAnsi="Times New Roman CE" w:cs="Times New Roman"/>
                 <w:noProof/>
                 <w:webHidden/>
               </w:rPr>
@@ -1568,6 +2033,7 @@
             </w:r>
             <w:r>
               <w:rPr>
+                <w:rFonts w:ascii="Times New Roman CE" w:hAnsi="Times New Roman CE" w:cs="Times New Roman"/>
                 <w:noProof/>
                 <w:webHidden/>
               </w:rPr>
@@ -1578,7 +2044,10 @@
         <w:p>
           <w:pPr>
             <w:pStyle w:val="TJ2"/>
+            <w:spacing w:line="360" w:lineRule="auto"/>
+            <w:jc w:val="both"/>
             <w:rPr>
+              <w:rFonts w:ascii="Times New Roman CE" w:hAnsi="Times New Roman CE" w:cs="Times New Roman"/>
               <w:noProof/>
             </w:rPr>
           </w:pPr>
@@ -1586,12 +2055,14 @@
             <w:r>
               <w:rPr>
                 <w:rStyle w:val="Hiperhivatkozs"/>
+                <w:rFonts w:ascii="Times New Roman CE" w:hAnsi="Times New Roman CE" w:cs="Times New Roman"/>
                 <w:noProof/>
               </w:rPr>
               <w:t>3.2</w:t>
             </w:r>
             <w:r>
               <w:rPr>
+                <w:rFonts w:ascii="Times New Roman CE" w:hAnsi="Times New Roman CE" w:cs="Times New Roman"/>
                 <w:noProof/>
               </w:rPr>
               <w:tab/>
@@ -1599,12 +2070,14 @@
             <w:r>
               <w:rPr>
                 <w:rStyle w:val="Hiperhivatkozs"/>
+                <w:rFonts w:ascii="Times New Roman CE" w:hAnsi="Times New Roman CE" w:cs="Times New Roman"/>
                 <w:noProof/>
               </w:rPr>
               <w:t>Frontend fejlesztés</w:t>
             </w:r>
             <w:r>
               <w:rPr>
+                <w:rFonts w:ascii="Times New Roman CE" w:hAnsi="Times New Roman CE" w:cs="Times New Roman"/>
                 <w:noProof/>
                 <w:webHidden/>
               </w:rPr>
@@ -1612,6 +2085,7 @@
             </w:r>
             <w:r>
               <w:rPr>
+                <w:rFonts w:ascii="Times New Roman CE" w:hAnsi="Times New Roman CE" w:cs="Times New Roman"/>
                 <w:noProof/>
                 <w:webHidden/>
               </w:rPr>
@@ -1619,6 +2093,7 @@
             </w:r>
             <w:r>
               <w:rPr>
+                <w:rFonts w:ascii="Times New Roman CE" w:hAnsi="Times New Roman CE" w:cs="Times New Roman"/>
                 <w:noProof/>
                 <w:webHidden/>
               </w:rPr>
@@ -1626,12 +2101,14 @@
             </w:r>
             <w:r>
               <w:rPr>
-                <w:noProof/>
-                <w:webHidden/>
-              </w:rPr>
-            </w:r>
-            <w:r>
-              <w:rPr>
+                <w:rFonts w:ascii="Times New Roman CE" w:hAnsi="Times New Roman CE" w:cs="Times New Roman"/>
+                <w:noProof/>
+                <w:webHidden/>
+              </w:rPr>
+            </w:r>
+            <w:r>
+              <w:rPr>
+                <w:rFonts w:ascii="Times New Roman CE" w:hAnsi="Times New Roman CE" w:cs="Times New Roman"/>
                 <w:noProof/>
                 <w:webHidden/>
               </w:rPr>
@@ -1639,6 +2116,7 @@
             </w:r>
             <w:r>
               <w:rPr>
+                <w:rFonts w:ascii="Times New Roman CE" w:hAnsi="Times New Roman CE" w:cs="Times New Roman"/>
                 <w:noProof/>
                 <w:webHidden/>
               </w:rPr>
@@ -1646,6 +2124,7 @@
             </w:r>
             <w:r>
               <w:rPr>
+                <w:rFonts w:ascii="Times New Roman CE" w:hAnsi="Times New Roman CE" w:cs="Times New Roman"/>
                 <w:noProof/>
                 <w:webHidden/>
               </w:rPr>
@@ -1660,7 +2139,10 @@
               <w:tab w:val="left" w:pos="1540"/>
               <w:tab w:val="right" w:leader="dot" w:pos="8720"/>
             </w:tabs>
+            <w:spacing w:line="360" w:lineRule="auto"/>
+            <w:jc w:val="both"/>
             <w:rPr>
+              <w:rFonts w:ascii="Times New Roman CE" w:hAnsi="Times New Roman CE" w:cs="Times New Roman"/>
               <w:noProof/>
             </w:rPr>
           </w:pPr>
@@ -1668,12 +2150,14 @@
             <w:r>
               <w:rPr>
                 <w:rStyle w:val="Hiperhivatkozs"/>
+                <w:rFonts w:ascii="Times New Roman CE" w:hAnsi="Times New Roman CE" w:cs="Times New Roman"/>
                 <w:noProof/>
               </w:rPr>
               <w:t>3.2.1</w:t>
             </w:r>
             <w:r>
               <w:rPr>
+                <w:rFonts w:ascii="Times New Roman CE" w:hAnsi="Times New Roman CE" w:cs="Times New Roman"/>
                 <w:noProof/>
               </w:rPr>
               <w:tab/>
@@ -1681,12 +2165,14 @@
             <w:r>
               <w:rPr>
                 <w:rStyle w:val="Hiperhivatkozs"/>
+                <w:rFonts w:ascii="Times New Roman CE" w:hAnsi="Times New Roman CE" w:cs="Times New Roman"/>
                 <w:noProof/>
               </w:rPr>
               <w:t>Műszaki feltételek</w:t>
             </w:r>
             <w:r>
               <w:rPr>
+                <w:rFonts w:ascii="Times New Roman CE" w:hAnsi="Times New Roman CE" w:cs="Times New Roman"/>
                 <w:noProof/>
                 <w:webHidden/>
               </w:rPr>
@@ -1694,6 +2180,7 @@
             </w:r>
             <w:r>
               <w:rPr>
+                <w:rFonts w:ascii="Times New Roman CE" w:hAnsi="Times New Roman CE" w:cs="Times New Roman"/>
                 <w:noProof/>
                 <w:webHidden/>
               </w:rPr>
@@ -1701,6 +2188,7 @@
             </w:r>
             <w:r>
               <w:rPr>
+                <w:rFonts w:ascii="Times New Roman CE" w:hAnsi="Times New Roman CE" w:cs="Times New Roman"/>
                 <w:noProof/>
                 <w:webHidden/>
               </w:rPr>
@@ -1708,12 +2196,14 @@
             </w:r>
             <w:r>
               <w:rPr>
-                <w:noProof/>
-                <w:webHidden/>
-              </w:rPr>
-            </w:r>
-            <w:r>
-              <w:rPr>
+                <w:rFonts w:ascii="Times New Roman CE" w:hAnsi="Times New Roman CE" w:cs="Times New Roman"/>
+                <w:noProof/>
+                <w:webHidden/>
+              </w:rPr>
+            </w:r>
+            <w:r>
+              <w:rPr>
+                <w:rFonts w:ascii="Times New Roman CE" w:hAnsi="Times New Roman CE" w:cs="Times New Roman"/>
                 <w:noProof/>
                 <w:webHidden/>
               </w:rPr>
@@ -1721,6 +2211,7 @@
             </w:r>
             <w:r>
               <w:rPr>
+                <w:rFonts w:ascii="Times New Roman CE" w:hAnsi="Times New Roman CE" w:cs="Times New Roman"/>
                 <w:noProof/>
                 <w:webHidden/>
               </w:rPr>
@@ -1728,6 +2219,7 @@
             </w:r>
             <w:r>
               <w:rPr>
+                <w:rFonts w:ascii="Times New Roman CE" w:hAnsi="Times New Roman CE" w:cs="Times New Roman"/>
                 <w:noProof/>
                 <w:webHidden/>
               </w:rPr>
@@ -1742,7 +2234,10 @@
               <w:tab w:val="left" w:pos="1540"/>
               <w:tab w:val="right" w:leader="dot" w:pos="8720"/>
             </w:tabs>
+            <w:spacing w:line="360" w:lineRule="auto"/>
+            <w:jc w:val="both"/>
             <w:rPr>
+              <w:rFonts w:ascii="Times New Roman CE" w:hAnsi="Times New Roman CE" w:cs="Times New Roman"/>
               <w:noProof/>
             </w:rPr>
           </w:pPr>
@@ -1750,12 +2245,14 @@
             <w:r>
               <w:rPr>
                 <w:rStyle w:val="Hiperhivatkozs"/>
+                <w:rFonts w:ascii="Times New Roman CE" w:hAnsi="Times New Roman CE" w:cs="Times New Roman"/>
                 <w:noProof/>
               </w:rPr>
               <w:t>3.2.2</w:t>
             </w:r>
             <w:r>
               <w:rPr>
+                <w:rFonts w:ascii="Times New Roman CE" w:hAnsi="Times New Roman CE" w:cs="Times New Roman"/>
                 <w:noProof/>
               </w:rPr>
               <w:tab/>
@@ -1763,12 +2260,14 @@
             <w:r>
               <w:rPr>
                 <w:rStyle w:val="Hiperhivatkozs"/>
+                <w:rFonts w:ascii="Times New Roman CE" w:hAnsi="Times New Roman CE" w:cs="Times New Roman"/>
                 <w:noProof/>
               </w:rPr>
               <w:t>Komponensek technikai leírása</w:t>
             </w:r>
             <w:r>
               <w:rPr>
+                <w:rFonts w:ascii="Times New Roman CE" w:hAnsi="Times New Roman CE" w:cs="Times New Roman"/>
                 <w:noProof/>
                 <w:webHidden/>
               </w:rPr>
@@ -1776,6 +2275,7 @@
             </w:r>
             <w:r>
               <w:rPr>
+                <w:rFonts w:ascii="Times New Roman CE" w:hAnsi="Times New Roman CE" w:cs="Times New Roman"/>
                 <w:noProof/>
                 <w:webHidden/>
               </w:rPr>
@@ -1783,6 +2283,7 @@
             </w:r>
             <w:r>
               <w:rPr>
+                <w:rFonts w:ascii="Times New Roman CE" w:hAnsi="Times New Roman CE" w:cs="Times New Roman"/>
                 <w:noProof/>
                 <w:webHidden/>
               </w:rPr>
@@ -1790,12 +2291,14 @@
             </w:r>
             <w:r>
               <w:rPr>
-                <w:noProof/>
-                <w:webHidden/>
-              </w:rPr>
-            </w:r>
-            <w:r>
-              <w:rPr>
+                <w:rFonts w:ascii="Times New Roman CE" w:hAnsi="Times New Roman CE" w:cs="Times New Roman"/>
+                <w:noProof/>
+                <w:webHidden/>
+              </w:rPr>
+            </w:r>
+            <w:r>
+              <w:rPr>
+                <w:rFonts w:ascii="Times New Roman CE" w:hAnsi="Times New Roman CE" w:cs="Times New Roman"/>
                 <w:noProof/>
                 <w:webHidden/>
               </w:rPr>
@@ -1803,6 +2306,7 @@
             </w:r>
             <w:r>
               <w:rPr>
+                <w:rFonts w:ascii="Times New Roman CE" w:hAnsi="Times New Roman CE" w:cs="Times New Roman"/>
                 <w:noProof/>
                 <w:webHidden/>
               </w:rPr>
@@ -1810,6 +2314,7 @@
             </w:r>
             <w:r>
               <w:rPr>
+                <w:rFonts w:ascii="Times New Roman CE" w:hAnsi="Times New Roman CE" w:cs="Times New Roman"/>
                 <w:noProof/>
                 <w:webHidden/>
               </w:rPr>
@@ -1824,7 +2329,10 @@
               <w:tab w:val="left" w:pos="1540"/>
               <w:tab w:val="right" w:leader="dot" w:pos="8720"/>
             </w:tabs>
+            <w:spacing w:line="360" w:lineRule="auto"/>
+            <w:jc w:val="both"/>
             <w:rPr>
+              <w:rFonts w:ascii="Times New Roman CE" w:hAnsi="Times New Roman CE" w:cs="Times New Roman"/>
               <w:noProof/>
             </w:rPr>
           </w:pPr>
@@ -1832,12 +2340,14 @@
             <w:r>
               <w:rPr>
                 <w:rStyle w:val="Hiperhivatkozs"/>
+                <w:rFonts w:ascii="Times New Roman CE" w:hAnsi="Times New Roman CE" w:cs="Times New Roman"/>
                 <w:noProof/>
               </w:rPr>
               <w:t>3.2.3</w:t>
             </w:r>
             <w:r>
               <w:rPr>
+                <w:rFonts w:ascii="Times New Roman CE" w:hAnsi="Times New Roman CE" w:cs="Times New Roman"/>
                 <w:noProof/>
               </w:rPr>
               <w:tab/>
@@ -1845,12 +2355,14 @@
             <w:r>
               <w:rPr>
                 <w:rStyle w:val="Hiperhivatkozs"/>
+                <w:rFonts w:ascii="Times New Roman CE" w:hAnsi="Times New Roman CE" w:cs="Times New Roman"/>
                 <w:noProof/>
               </w:rPr>
               <w:t>Reszponzív kliens</w:t>
             </w:r>
             <w:r>
               <w:rPr>
+                <w:rFonts w:ascii="Times New Roman CE" w:hAnsi="Times New Roman CE" w:cs="Times New Roman"/>
                 <w:noProof/>
                 <w:webHidden/>
               </w:rPr>
@@ -1858,6 +2370,7 @@
             </w:r>
             <w:r>
               <w:rPr>
+                <w:rFonts w:ascii="Times New Roman CE" w:hAnsi="Times New Roman CE" w:cs="Times New Roman"/>
                 <w:noProof/>
                 <w:webHidden/>
               </w:rPr>
@@ -1865,6 +2378,7 @@
             </w:r>
             <w:r>
               <w:rPr>
+                <w:rFonts w:ascii="Times New Roman CE" w:hAnsi="Times New Roman CE" w:cs="Times New Roman"/>
                 <w:noProof/>
                 <w:webHidden/>
               </w:rPr>
@@ -1872,12 +2386,14 @@
             </w:r>
             <w:r>
               <w:rPr>
-                <w:noProof/>
-                <w:webHidden/>
-              </w:rPr>
-            </w:r>
-            <w:r>
-              <w:rPr>
+                <w:rFonts w:ascii="Times New Roman CE" w:hAnsi="Times New Roman CE" w:cs="Times New Roman"/>
+                <w:noProof/>
+                <w:webHidden/>
+              </w:rPr>
+            </w:r>
+            <w:r>
+              <w:rPr>
+                <w:rFonts w:ascii="Times New Roman CE" w:hAnsi="Times New Roman CE" w:cs="Times New Roman"/>
                 <w:noProof/>
                 <w:webHidden/>
               </w:rPr>
@@ -1885,6 +2401,7 @@
             </w:r>
             <w:r>
               <w:rPr>
+                <w:rFonts w:ascii="Times New Roman CE" w:hAnsi="Times New Roman CE" w:cs="Times New Roman"/>
                 <w:noProof/>
                 <w:webHidden/>
               </w:rPr>
@@ -1892,6 +2409,7 @@
             </w:r>
             <w:r>
               <w:rPr>
+                <w:rFonts w:ascii="Times New Roman CE" w:hAnsi="Times New Roman CE" w:cs="Times New Roman"/>
                 <w:noProof/>
                 <w:webHidden/>
               </w:rPr>
@@ -1906,7 +2424,10 @@
               <w:tab w:val="left" w:pos="1540"/>
               <w:tab w:val="right" w:leader="dot" w:pos="8720"/>
             </w:tabs>
+            <w:spacing w:line="360" w:lineRule="auto"/>
+            <w:jc w:val="both"/>
             <w:rPr>
+              <w:rFonts w:ascii="Times New Roman CE" w:hAnsi="Times New Roman CE" w:cs="Times New Roman"/>
               <w:noProof/>
             </w:rPr>
           </w:pPr>
@@ -1914,12 +2435,14 @@
             <w:r>
               <w:rPr>
                 <w:rStyle w:val="Hiperhivatkozs"/>
+                <w:rFonts w:ascii="Times New Roman CE" w:hAnsi="Times New Roman CE" w:cs="Times New Roman"/>
                 <w:noProof/>
               </w:rPr>
               <w:t>3.2.4</w:t>
             </w:r>
             <w:r>
               <w:rPr>
+                <w:rFonts w:ascii="Times New Roman CE" w:hAnsi="Times New Roman CE" w:cs="Times New Roman"/>
                 <w:noProof/>
               </w:rPr>
               <w:tab/>
@@ -1927,12 +2450,14 @@
             <w:r>
               <w:rPr>
                 <w:rStyle w:val="Hiperhivatkozs"/>
+                <w:rFonts w:ascii="Times New Roman CE" w:hAnsi="Times New Roman CE" w:cs="Times New Roman"/>
                 <w:noProof/>
               </w:rPr>
               <w:t>Alkalmazott fejlesztői eszközök</w:t>
             </w:r>
             <w:r>
               <w:rPr>
+                <w:rFonts w:ascii="Times New Roman CE" w:hAnsi="Times New Roman CE" w:cs="Times New Roman"/>
                 <w:noProof/>
                 <w:webHidden/>
               </w:rPr>
@@ -1940,6 +2465,7 @@
             </w:r>
             <w:r>
               <w:rPr>
+                <w:rFonts w:ascii="Times New Roman CE" w:hAnsi="Times New Roman CE" w:cs="Times New Roman"/>
                 <w:noProof/>
                 <w:webHidden/>
               </w:rPr>
@@ -1947,6 +2473,7 @@
             </w:r>
             <w:r>
               <w:rPr>
+                <w:rFonts w:ascii="Times New Roman CE" w:hAnsi="Times New Roman CE" w:cs="Times New Roman"/>
                 <w:noProof/>
                 <w:webHidden/>
               </w:rPr>
@@ -1954,12 +2481,14 @@
             </w:r>
             <w:r>
               <w:rPr>
-                <w:noProof/>
-                <w:webHidden/>
-              </w:rPr>
-            </w:r>
-            <w:r>
-              <w:rPr>
+                <w:rFonts w:ascii="Times New Roman CE" w:hAnsi="Times New Roman CE" w:cs="Times New Roman"/>
+                <w:noProof/>
+                <w:webHidden/>
+              </w:rPr>
+            </w:r>
+            <w:r>
+              <w:rPr>
+                <w:rFonts w:ascii="Times New Roman CE" w:hAnsi="Times New Roman CE" w:cs="Times New Roman"/>
                 <w:noProof/>
                 <w:webHidden/>
               </w:rPr>
@@ -1967,6 +2496,7 @@
             </w:r>
             <w:r>
               <w:rPr>
+                <w:rFonts w:ascii="Times New Roman CE" w:hAnsi="Times New Roman CE" w:cs="Times New Roman"/>
                 <w:noProof/>
                 <w:webHidden/>
               </w:rPr>
@@ -1974,6 +2504,7 @@
             </w:r>
             <w:r>
               <w:rPr>
+                <w:rFonts w:ascii="Times New Roman CE" w:hAnsi="Times New Roman CE" w:cs="Times New Roman"/>
                 <w:noProof/>
                 <w:webHidden/>
               </w:rPr>
@@ -1988,7 +2519,10 @@
               <w:tab w:val="left" w:pos="880"/>
               <w:tab w:val="right" w:leader="dot" w:pos="8720"/>
             </w:tabs>
+            <w:spacing w:line="360" w:lineRule="auto"/>
+            <w:jc w:val="both"/>
             <w:rPr>
+              <w:rFonts w:ascii="Times New Roman CE" w:hAnsi="Times New Roman CE" w:cs="Times New Roman"/>
               <w:noProof/>
             </w:rPr>
           </w:pPr>
@@ -1996,12 +2530,14 @@
             <w:r>
               <w:rPr>
                 <w:rStyle w:val="Hiperhivatkozs"/>
+                <w:rFonts w:ascii="Times New Roman CE" w:hAnsi="Times New Roman CE" w:cs="Times New Roman"/>
                 <w:noProof/>
               </w:rPr>
               <w:t>4</w:t>
             </w:r>
             <w:r>
               <w:rPr>
+                <w:rFonts w:ascii="Times New Roman CE" w:hAnsi="Times New Roman CE" w:cs="Times New Roman"/>
                 <w:noProof/>
               </w:rPr>
               <w:tab/>
@@ -2009,12 +2545,14 @@
             <w:r>
               <w:rPr>
                 <w:rStyle w:val="Hiperhivatkozs"/>
+                <w:rFonts w:ascii="Times New Roman CE" w:hAnsi="Times New Roman CE" w:cs="Times New Roman"/>
                 <w:noProof/>
               </w:rPr>
               <w:t>Projektmenedzsment</w:t>
             </w:r>
             <w:r>
               <w:rPr>
+                <w:rFonts w:ascii="Times New Roman CE" w:hAnsi="Times New Roman CE" w:cs="Times New Roman"/>
                 <w:noProof/>
                 <w:webHidden/>
               </w:rPr>
@@ -2022,6 +2560,7 @@
             </w:r>
             <w:r>
               <w:rPr>
+                <w:rFonts w:ascii="Times New Roman CE" w:hAnsi="Times New Roman CE" w:cs="Times New Roman"/>
                 <w:noProof/>
                 <w:webHidden/>
               </w:rPr>
@@ -2029,6 +2568,7 @@
             </w:r>
             <w:r>
               <w:rPr>
+                <w:rFonts w:ascii="Times New Roman CE" w:hAnsi="Times New Roman CE" w:cs="Times New Roman"/>
                 <w:noProof/>
                 <w:webHidden/>
               </w:rPr>
@@ -2036,12 +2576,14 @@
             </w:r>
             <w:r>
               <w:rPr>
-                <w:noProof/>
-                <w:webHidden/>
-              </w:rPr>
-            </w:r>
-            <w:r>
-              <w:rPr>
+                <w:rFonts w:ascii="Times New Roman CE" w:hAnsi="Times New Roman CE" w:cs="Times New Roman"/>
+                <w:noProof/>
+                <w:webHidden/>
+              </w:rPr>
+            </w:r>
+            <w:r>
+              <w:rPr>
+                <w:rFonts w:ascii="Times New Roman CE" w:hAnsi="Times New Roman CE" w:cs="Times New Roman"/>
                 <w:noProof/>
                 <w:webHidden/>
               </w:rPr>
@@ -2049,6 +2591,7 @@
             </w:r>
             <w:r>
               <w:rPr>
+                <w:rFonts w:ascii="Times New Roman CE" w:hAnsi="Times New Roman CE" w:cs="Times New Roman"/>
                 <w:noProof/>
                 <w:webHidden/>
               </w:rPr>
@@ -2056,6 +2599,7 @@
             </w:r>
             <w:r>
               <w:rPr>
+                <w:rFonts w:ascii="Times New Roman CE" w:hAnsi="Times New Roman CE" w:cs="Times New Roman"/>
                 <w:noProof/>
                 <w:webHidden/>
               </w:rPr>
@@ -2066,7 +2610,10 @@
         <w:p>
           <w:pPr>
             <w:pStyle w:val="TJ2"/>
+            <w:spacing w:line="360" w:lineRule="auto"/>
+            <w:jc w:val="both"/>
             <w:rPr>
+              <w:rFonts w:ascii="Times New Roman CE" w:hAnsi="Times New Roman CE" w:cs="Times New Roman"/>
               <w:noProof/>
             </w:rPr>
           </w:pPr>
@@ -2074,12 +2621,14 @@
             <w:r>
               <w:rPr>
                 <w:rStyle w:val="Hiperhivatkozs"/>
+                <w:rFonts w:ascii="Times New Roman CE" w:hAnsi="Times New Roman CE" w:cs="Times New Roman"/>
                 <w:noProof/>
               </w:rPr>
               <w:t>4.1</w:t>
             </w:r>
             <w:r>
               <w:rPr>
+                <w:rFonts w:ascii="Times New Roman CE" w:hAnsi="Times New Roman CE" w:cs="Times New Roman"/>
                 <w:noProof/>
               </w:rPr>
               <w:tab/>
@@ -2087,12 +2636,14 @@
             <w:r>
               <w:rPr>
                 <w:rStyle w:val="Hiperhivatkozs"/>
+                <w:rFonts w:ascii="Times New Roman CE" w:hAnsi="Times New Roman CE" w:cs="Times New Roman"/>
                 <w:noProof/>
               </w:rPr>
               <w:t>Projekttervezés</w:t>
             </w:r>
             <w:r>
               <w:rPr>
+                <w:rFonts w:ascii="Times New Roman CE" w:hAnsi="Times New Roman CE" w:cs="Times New Roman"/>
                 <w:noProof/>
                 <w:webHidden/>
               </w:rPr>
@@ -2100,6 +2651,7 @@
             </w:r>
             <w:r>
               <w:rPr>
+                <w:rFonts w:ascii="Times New Roman CE" w:hAnsi="Times New Roman CE" w:cs="Times New Roman"/>
                 <w:noProof/>
                 <w:webHidden/>
               </w:rPr>
@@ -2107,6 +2659,7 @@
             </w:r>
             <w:r>
               <w:rPr>
+                <w:rFonts w:ascii="Times New Roman CE" w:hAnsi="Times New Roman CE" w:cs="Times New Roman"/>
                 <w:noProof/>
                 <w:webHidden/>
               </w:rPr>
@@ -2114,12 +2667,14 @@
             </w:r>
             <w:r>
               <w:rPr>
-                <w:noProof/>
-                <w:webHidden/>
-              </w:rPr>
-            </w:r>
-            <w:r>
-              <w:rPr>
+                <w:rFonts w:ascii="Times New Roman CE" w:hAnsi="Times New Roman CE" w:cs="Times New Roman"/>
+                <w:noProof/>
+                <w:webHidden/>
+              </w:rPr>
+            </w:r>
+            <w:r>
+              <w:rPr>
+                <w:rFonts w:ascii="Times New Roman CE" w:hAnsi="Times New Roman CE" w:cs="Times New Roman"/>
                 <w:noProof/>
                 <w:webHidden/>
               </w:rPr>
@@ -2127,6 +2682,7 @@
             </w:r>
             <w:r>
               <w:rPr>
+                <w:rFonts w:ascii="Times New Roman CE" w:hAnsi="Times New Roman CE" w:cs="Times New Roman"/>
                 <w:noProof/>
                 <w:webHidden/>
               </w:rPr>
@@ -2134,6 +2690,7 @@
             </w:r>
             <w:r>
               <w:rPr>
+                <w:rFonts w:ascii="Times New Roman CE" w:hAnsi="Times New Roman CE" w:cs="Times New Roman"/>
                 <w:noProof/>
                 <w:webHidden/>
               </w:rPr>
@@ -2148,7 +2705,10 @@
               <w:tab w:val="left" w:pos="1540"/>
               <w:tab w:val="right" w:leader="dot" w:pos="8720"/>
             </w:tabs>
+            <w:spacing w:line="360" w:lineRule="auto"/>
+            <w:jc w:val="both"/>
             <w:rPr>
+              <w:rFonts w:ascii="Times New Roman CE" w:hAnsi="Times New Roman CE" w:cs="Times New Roman"/>
               <w:noProof/>
             </w:rPr>
           </w:pPr>
@@ -2156,12 +2716,14 @@
             <w:r>
               <w:rPr>
                 <w:rStyle w:val="Hiperhivatkozs"/>
+                <w:rFonts w:ascii="Times New Roman CE" w:hAnsi="Times New Roman CE" w:cs="Times New Roman"/>
                 <w:noProof/>
               </w:rPr>
               <w:t>4.1.1</w:t>
             </w:r>
             <w:r>
               <w:rPr>
+                <w:rFonts w:ascii="Times New Roman CE" w:hAnsi="Times New Roman CE" w:cs="Times New Roman"/>
                 <w:noProof/>
               </w:rPr>
               <w:tab/>
@@ -2169,12 +2731,14 @@
             <w:r>
               <w:rPr>
                 <w:rStyle w:val="Hiperhivatkozs"/>
+                <w:rFonts w:ascii="Times New Roman CE" w:hAnsi="Times New Roman CE" w:cs="Times New Roman"/>
                 <w:noProof/>
               </w:rPr>
               <w:t>Célkitűzések és határidők</w:t>
             </w:r>
             <w:r>
               <w:rPr>
+                <w:rFonts w:ascii="Times New Roman CE" w:hAnsi="Times New Roman CE" w:cs="Times New Roman"/>
                 <w:noProof/>
                 <w:webHidden/>
               </w:rPr>
@@ -2182,6 +2746,7 @@
             </w:r>
             <w:r>
               <w:rPr>
+                <w:rFonts w:ascii="Times New Roman CE" w:hAnsi="Times New Roman CE" w:cs="Times New Roman"/>
                 <w:noProof/>
                 <w:webHidden/>
               </w:rPr>
@@ -2189,6 +2754,7 @@
             </w:r>
             <w:r>
               <w:rPr>
+                <w:rFonts w:ascii="Times New Roman CE" w:hAnsi="Times New Roman CE" w:cs="Times New Roman"/>
                 <w:noProof/>
                 <w:webHidden/>
               </w:rPr>
@@ -2196,12 +2762,14 @@
             </w:r>
             <w:r>
               <w:rPr>
-                <w:noProof/>
-                <w:webHidden/>
-              </w:rPr>
-            </w:r>
-            <w:r>
-              <w:rPr>
+                <w:rFonts w:ascii="Times New Roman CE" w:hAnsi="Times New Roman CE" w:cs="Times New Roman"/>
+                <w:noProof/>
+                <w:webHidden/>
+              </w:rPr>
+            </w:r>
+            <w:r>
+              <w:rPr>
+                <w:rFonts w:ascii="Times New Roman CE" w:hAnsi="Times New Roman CE" w:cs="Times New Roman"/>
                 <w:noProof/>
                 <w:webHidden/>
               </w:rPr>
@@ -2209,6 +2777,7 @@
             </w:r>
             <w:r>
               <w:rPr>
+                <w:rFonts w:ascii="Times New Roman CE" w:hAnsi="Times New Roman CE" w:cs="Times New Roman"/>
                 <w:noProof/>
                 <w:webHidden/>
               </w:rPr>
@@ -2216,6 +2785,7 @@
             </w:r>
             <w:r>
               <w:rPr>
+                <w:rFonts w:ascii="Times New Roman CE" w:hAnsi="Times New Roman CE" w:cs="Times New Roman"/>
                 <w:noProof/>
                 <w:webHidden/>
               </w:rPr>
@@ -2226,7 +2796,10 @@
         <w:p>
           <w:pPr>
             <w:pStyle w:val="TJ2"/>
+            <w:spacing w:line="360" w:lineRule="auto"/>
+            <w:jc w:val="both"/>
             <w:rPr>
+              <w:rFonts w:ascii="Times New Roman CE" w:hAnsi="Times New Roman CE" w:cs="Times New Roman"/>
               <w:noProof/>
             </w:rPr>
           </w:pPr>
@@ -2234,12 +2807,14 @@
             <w:r>
               <w:rPr>
                 <w:rStyle w:val="Hiperhivatkozs"/>
+                <w:rFonts w:ascii="Times New Roman CE" w:hAnsi="Times New Roman CE" w:cs="Times New Roman"/>
                 <w:noProof/>
               </w:rPr>
               <w:t>4.2</w:t>
             </w:r>
             <w:r>
               <w:rPr>
+                <w:rFonts w:ascii="Times New Roman CE" w:hAnsi="Times New Roman CE" w:cs="Times New Roman"/>
                 <w:noProof/>
               </w:rPr>
               <w:tab/>
@@ -2247,12 +2822,14 @@
             <w:r>
               <w:rPr>
                 <w:rStyle w:val="Hiperhivatkozs"/>
+                <w:rFonts w:ascii="Times New Roman CE" w:hAnsi="Times New Roman CE" w:cs="Times New Roman"/>
                 <w:noProof/>
               </w:rPr>
               <w:t>Feladatmegosztás</w:t>
             </w:r>
             <w:r>
               <w:rPr>
+                <w:rFonts w:ascii="Times New Roman CE" w:hAnsi="Times New Roman CE" w:cs="Times New Roman"/>
                 <w:noProof/>
                 <w:webHidden/>
               </w:rPr>
@@ -2260,6 +2837,7 @@
             </w:r>
             <w:r>
               <w:rPr>
+                <w:rFonts w:ascii="Times New Roman CE" w:hAnsi="Times New Roman CE" w:cs="Times New Roman"/>
                 <w:noProof/>
                 <w:webHidden/>
               </w:rPr>
@@ -2267,6 +2845,7 @@
             </w:r>
             <w:r>
               <w:rPr>
+                <w:rFonts w:ascii="Times New Roman CE" w:hAnsi="Times New Roman CE" w:cs="Times New Roman"/>
                 <w:noProof/>
                 <w:webHidden/>
               </w:rPr>
@@ -2274,12 +2853,14 @@
             </w:r>
             <w:r>
               <w:rPr>
-                <w:noProof/>
-                <w:webHidden/>
-              </w:rPr>
-            </w:r>
-            <w:r>
-              <w:rPr>
+                <w:rFonts w:ascii="Times New Roman CE" w:hAnsi="Times New Roman CE" w:cs="Times New Roman"/>
+                <w:noProof/>
+                <w:webHidden/>
+              </w:rPr>
+            </w:r>
+            <w:r>
+              <w:rPr>
+                <w:rFonts w:ascii="Times New Roman CE" w:hAnsi="Times New Roman CE" w:cs="Times New Roman"/>
                 <w:noProof/>
                 <w:webHidden/>
               </w:rPr>
@@ -2287,6 +2868,7 @@
             </w:r>
             <w:r>
               <w:rPr>
+                <w:rFonts w:ascii="Times New Roman CE" w:hAnsi="Times New Roman CE" w:cs="Times New Roman"/>
                 <w:noProof/>
                 <w:webHidden/>
               </w:rPr>
@@ -2294,6 +2876,7 @@
             </w:r>
             <w:r>
               <w:rPr>
+                <w:rFonts w:ascii="Times New Roman CE" w:hAnsi="Times New Roman CE" w:cs="Times New Roman"/>
                 <w:noProof/>
                 <w:webHidden/>
               </w:rPr>
@@ -2304,7 +2887,10 @@
         <w:p>
           <w:pPr>
             <w:pStyle w:val="TJ2"/>
+            <w:spacing w:line="360" w:lineRule="auto"/>
+            <w:jc w:val="both"/>
             <w:rPr>
+              <w:rFonts w:ascii="Times New Roman CE" w:hAnsi="Times New Roman CE" w:cs="Times New Roman"/>
               <w:noProof/>
             </w:rPr>
           </w:pPr>
@@ -2312,12 +2898,14 @@
             <w:r>
               <w:rPr>
                 <w:rStyle w:val="Hiperhivatkozs"/>
+                <w:rFonts w:ascii="Times New Roman CE" w:hAnsi="Times New Roman CE" w:cs="Times New Roman"/>
                 <w:noProof/>
               </w:rPr>
               <w:t>4.3</w:t>
             </w:r>
             <w:r>
               <w:rPr>
+                <w:rFonts w:ascii="Times New Roman CE" w:hAnsi="Times New Roman CE" w:cs="Times New Roman"/>
                 <w:noProof/>
               </w:rPr>
               <w:tab/>
@@ -2325,12 +2913,14 @@
             <w:r>
               <w:rPr>
                 <w:rStyle w:val="Hiperhivatkozs"/>
+                <w:rFonts w:ascii="Times New Roman CE" w:hAnsi="Times New Roman CE" w:cs="Times New Roman"/>
                 <w:noProof/>
               </w:rPr>
               <w:t>Verziókövetés</w:t>
             </w:r>
             <w:r>
               <w:rPr>
+                <w:rFonts w:ascii="Times New Roman CE" w:hAnsi="Times New Roman CE" w:cs="Times New Roman"/>
                 <w:noProof/>
                 <w:webHidden/>
               </w:rPr>
@@ -2338,6 +2928,7 @@
             </w:r>
             <w:r>
               <w:rPr>
+                <w:rFonts w:ascii="Times New Roman CE" w:hAnsi="Times New Roman CE" w:cs="Times New Roman"/>
                 <w:noProof/>
                 <w:webHidden/>
               </w:rPr>
@@ -2345,6 +2936,7 @@
             </w:r>
             <w:r>
               <w:rPr>
+                <w:rFonts w:ascii="Times New Roman CE" w:hAnsi="Times New Roman CE" w:cs="Times New Roman"/>
                 <w:noProof/>
                 <w:webHidden/>
               </w:rPr>
@@ -2352,12 +2944,14 @@
             </w:r>
             <w:r>
               <w:rPr>
-                <w:noProof/>
-                <w:webHidden/>
-              </w:rPr>
-            </w:r>
-            <w:r>
-              <w:rPr>
+                <w:rFonts w:ascii="Times New Roman CE" w:hAnsi="Times New Roman CE" w:cs="Times New Roman"/>
+                <w:noProof/>
+                <w:webHidden/>
+              </w:rPr>
+            </w:r>
+            <w:r>
+              <w:rPr>
+                <w:rFonts w:ascii="Times New Roman CE" w:hAnsi="Times New Roman CE" w:cs="Times New Roman"/>
                 <w:noProof/>
                 <w:webHidden/>
               </w:rPr>
@@ -2365,6 +2959,7 @@
             </w:r>
             <w:r>
               <w:rPr>
+                <w:rFonts w:ascii="Times New Roman CE" w:hAnsi="Times New Roman CE" w:cs="Times New Roman"/>
                 <w:noProof/>
                 <w:webHidden/>
               </w:rPr>
@@ -2372,6 +2967,7 @@
             </w:r>
             <w:r>
               <w:rPr>
+                <w:rFonts w:ascii="Times New Roman CE" w:hAnsi="Times New Roman CE" w:cs="Times New Roman"/>
                 <w:noProof/>
                 <w:webHidden/>
               </w:rPr>
@@ -2386,7 +2982,10 @@
               <w:tab w:val="left" w:pos="880"/>
               <w:tab w:val="right" w:leader="dot" w:pos="8720"/>
             </w:tabs>
+            <w:spacing w:line="360" w:lineRule="auto"/>
+            <w:jc w:val="both"/>
             <w:rPr>
+              <w:rFonts w:ascii="Times New Roman CE" w:hAnsi="Times New Roman CE" w:cs="Times New Roman"/>
               <w:noProof/>
             </w:rPr>
           </w:pPr>
@@ -2394,12 +2993,14 @@
             <w:r>
               <w:rPr>
                 <w:rStyle w:val="Hiperhivatkozs"/>
+                <w:rFonts w:ascii="Times New Roman CE" w:hAnsi="Times New Roman CE" w:cs="Times New Roman"/>
                 <w:noProof/>
               </w:rPr>
               <w:t>5</w:t>
             </w:r>
             <w:r>
               <w:rPr>
+                <w:rFonts w:ascii="Times New Roman CE" w:hAnsi="Times New Roman CE" w:cs="Times New Roman"/>
                 <w:noProof/>
               </w:rPr>
               <w:tab/>
@@ -2407,12 +3008,14 @@
             <w:r>
               <w:rPr>
                 <w:rStyle w:val="Hiperhivatkozs"/>
+                <w:rFonts w:ascii="Times New Roman CE" w:hAnsi="Times New Roman CE" w:cs="Times New Roman"/>
                 <w:noProof/>
               </w:rPr>
               <w:t>Kockázatelemzés</w:t>
             </w:r>
             <w:r>
               <w:rPr>
+                <w:rFonts w:ascii="Times New Roman CE" w:hAnsi="Times New Roman CE" w:cs="Times New Roman"/>
                 <w:noProof/>
                 <w:webHidden/>
               </w:rPr>
@@ -2420,6 +3023,7 @@
             </w:r>
             <w:r>
               <w:rPr>
+                <w:rFonts w:ascii="Times New Roman CE" w:hAnsi="Times New Roman CE" w:cs="Times New Roman"/>
                 <w:noProof/>
                 <w:webHidden/>
               </w:rPr>
@@ -2427,6 +3031,7 @@
             </w:r>
             <w:r>
               <w:rPr>
+                <w:rFonts w:ascii="Times New Roman CE" w:hAnsi="Times New Roman CE" w:cs="Times New Roman"/>
                 <w:noProof/>
                 <w:webHidden/>
               </w:rPr>
@@ -2434,12 +3039,14 @@
             </w:r>
             <w:r>
               <w:rPr>
-                <w:noProof/>
-                <w:webHidden/>
-              </w:rPr>
-            </w:r>
-            <w:r>
-              <w:rPr>
+                <w:rFonts w:ascii="Times New Roman CE" w:hAnsi="Times New Roman CE" w:cs="Times New Roman"/>
+                <w:noProof/>
+                <w:webHidden/>
+              </w:rPr>
+            </w:r>
+            <w:r>
+              <w:rPr>
+                <w:rFonts w:ascii="Times New Roman CE" w:hAnsi="Times New Roman CE" w:cs="Times New Roman"/>
                 <w:noProof/>
                 <w:webHidden/>
               </w:rPr>
@@ -2447,6 +3054,7 @@
             </w:r>
             <w:r>
               <w:rPr>
+                <w:rFonts w:ascii="Times New Roman CE" w:hAnsi="Times New Roman CE" w:cs="Times New Roman"/>
                 <w:noProof/>
                 <w:webHidden/>
               </w:rPr>
@@ -2454,6 +3062,7 @@
             </w:r>
             <w:r>
               <w:rPr>
+                <w:rFonts w:ascii="Times New Roman CE" w:hAnsi="Times New Roman CE" w:cs="Times New Roman"/>
                 <w:noProof/>
                 <w:webHidden/>
               </w:rPr>
@@ -2464,7 +3073,10 @@
         <w:p>
           <w:pPr>
             <w:pStyle w:val="TJ2"/>
+            <w:spacing w:line="360" w:lineRule="auto"/>
+            <w:jc w:val="both"/>
             <w:rPr>
+              <w:rFonts w:ascii="Times New Roman CE" w:hAnsi="Times New Roman CE" w:cs="Times New Roman"/>
               <w:noProof/>
             </w:rPr>
           </w:pPr>
@@ -2472,12 +3084,14 @@
             <w:r>
               <w:rPr>
                 <w:rStyle w:val="Hiperhivatkozs"/>
+                <w:rFonts w:ascii="Times New Roman CE" w:hAnsi="Times New Roman CE" w:cs="Times New Roman"/>
                 <w:noProof/>
               </w:rPr>
               <w:t>5.1</w:t>
             </w:r>
             <w:r>
               <w:rPr>
+                <w:rFonts w:ascii="Times New Roman CE" w:hAnsi="Times New Roman CE" w:cs="Times New Roman"/>
                 <w:noProof/>
               </w:rPr>
               <w:tab/>
@@ -2485,12 +3099,14 @@
             <w:r>
               <w:rPr>
                 <w:rStyle w:val="Hiperhivatkozs"/>
+                <w:rFonts w:ascii="Times New Roman CE" w:hAnsi="Times New Roman CE" w:cs="Times New Roman"/>
                 <w:noProof/>
               </w:rPr>
               <w:t>Kockázatok és kezelésük</w:t>
             </w:r>
             <w:r>
               <w:rPr>
+                <w:rFonts w:ascii="Times New Roman CE" w:hAnsi="Times New Roman CE" w:cs="Times New Roman"/>
                 <w:noProof/>
                 <w:webHidden/>
               </w:rPr>
@@ -2498,6 +3114,7 @@
             </w:r>
             <w:r>
               <w:rPr>
+                <w:rFonts w:ascii="Times New Roman CE" w:hAnsi="Times New Roman CE" w:cs="Times New Roman"/>
                 <w:noProof/>
                 <w:webHidden/>
               </w:rPr>
@@ -2505,6 +3122,7 @@
             </w:r>
             <w:r>
               <w:rPr>
+                <w:rFonts w:ascii="Times New Roman CE" w:hAnsi="Times New Roman CE" w:cs="Times New Roman"/>
                 <w:noProof/>
                 <w:webHidden/>
               </w:rPr>
@@ -2512,12 +3130,14 @@
             </w:r>
             <w:r>
               <w:rPr>
-                <w:noProof/>
-                <w:webHidden/>
-              </w:rPr>
-            </w:r>
-            <w:r>
-              <w:rPr>
+                <w:rFonts w:ascii="Times New Roman CE" w:hAnsi="Times New Roman CE" w:cs="Times New Roman"/>
+                <w:noProof/>
+                <w:webHidden/>
+              </w:rPr>
+            </w:r>
+            <w:r>
+              <w:rPr>
+                <w:rFonts w:ascii="Times New Roman CE" w:hAnsi="Times New Roman CE" w:cs="Times New Roman"/>
                 <w:noProof/>
                 <w:webHidden/>
               </w:rPr>
@@ -2525,6 +3145,7 @@
             </w:r>
             <w:r>
               <w:rPr>
+                <w:rFonts w:ascii="Times New Roman CE" w:hAnsi="Times New Roman CE" w:cs="Times New Roman"/>
                 <w:noProof/>
                 <w:webHidden/>
               </w:rPr>
@@ -2532,6 +3153,7 @@
             </w:r>
             <w:r>
               <w:rPr>
+                <w:rFonts w:ascii="Times New Roman CE" w:hAnsi="Times New Roman CE" w:cs="Times New Roman"/>
                 <w:noProof/>
                 <w:webHidden/>
               </w:rPr>
@@ -2546,7 +3168,10 @@
               <w:tab w:val="left" w:pos="880"/>
               <w:tab w:val="right" w:leader="dot" w:pos="8720"/>
             </w:tabs>
+            <w:spacing w:line="360" w:lineRule="auto"/>
+            <w:jc w:val="both"/>
             <w:rPr>
+              <w:rFonts w:ascii="Times New Roman CE" w:hAnsi="Times New Roman CE" w:cs="Times New Roman"/>
               <w:noProof/>
             </w:rPr>
           </w:pPr>
@@ -2554,12 +3179,14 @@
             <w:r>
               <w:rPr>
                 <w:rStyle w:val="Hiperhivatkozs"/>
+                <w:rFonts w:ascii="Times New Roman CE" w:hAnsi="Times New Roman CE" w:cs="Times New Roman"/>
                 <w:noProof/>
               </w:rPr>
               <w:t>6</w:t>
             </w:r>
             <w:r>
               <w:rPr>
+                <w:rFonts w:ascii="Times New Roman CE" w:hAnsi="Times New Roman CE" w:cs="Times New Roman"/>
                 <w:noProof/>
               </w:rPr>
               <w:tab/>
@@ -2567,12 +3194,14 @@
             <w:r>
               <w:rPr>
                 <w:rStyle w:val="Hiperhivatkozs"/>
+                <w:rFonts w:ascii="Times New Roman CE" w:hAnsi="Times New Roman CE" w:cs="Times New Roman"/>
                 <w:noProof/>
               </w:rPr>
               <w:t>Tesztelési dokumentáció</w:t>
             </w:r>
             <w:r>
               <w:rPr>
+                <w:rFonts w:ascii="Times New Roman CE" w:hAnsi="Times New Roman CE" w:cs="Times New Roman"/>
                 <w:noProof/>
                 <w:webHidden/>
               </w:rPr>
@@ -2580,6 +3209,7 @@
             </w:r>
             <w:r>
               <w:rPr>
+                <w:rFonts w:ascii="Times New Roman CE" w:hAnsi="Times New Roman CE" w:cs="Times New Roman"/>
                 <w:noProof/>
                 <w:webHidden/>
               </w:rPr>
@@ -2587,6 +3217,7 @@
             </w:r>
             <w:r>
               <w:rPr>
+                <w:rFonts w:ascii="Times New Roman CE" w:hAnsi="Times New Roman CE" w:cs="Times New Roman"/>
                 <w:noProof/>
                 <w:webHidden/>
               </w:rPr>
@@ -2594,12 +3225,14 @@
             </w:r>
             <w:r>
               <w:rPr>
-                <w:noProof/>
-                <w:webHidden/>
-              </w:rPr>
-            </w:r>
-            <w:r>
-              <w:rPr>
+                <w:rFonts w:ascii="Times New Roman CE" w:hAnsi="Times New Roman CE" w:cs="Times New Roman"/>
+                <w:noProof/>
+                <w:webHidden/>
+              </w:rPr>
+            </w:r>
+            <w:r>
+              <w:rPr>
+                <w:rFonts w:ascii="Times New Roman CE" w:hAnsi="Times New Roman CE" w:cs="Times New Roman"/>
                 <w:noProof/>
                 <w:webHidden/>
               </w:rPr>
@@ -2607,6 +3240,7 @@
             </w:r>
             <w:r>
               <w:rPr>
+                <w:rFonts w:ascii="Times New Roman CE" w:hAnsi="Times New Roman CE" w:cs="Times New Roman"/>
                 <w:noProof/>
                 <w:webHidden/>
               </w:rPr>
@@ -2614,6 +3248,7 @@
             </w:r>
             <w:r>
               <w:rPr>
+                <w:rFonts w:ascii="Times New Roman CE" w:hAnsi="Times New Roman CE" w:cs="Times New Roman"/>
                 <w:noProof/>
                 <w:webHidden/>
               </w:rPr>
@@ -2624,7 +3259,10 @@
         <w:p>
           <w:pPr>
             <w:pStyle w:val="TJ2"/>
+            <w:spacing w:line="360" w:lineRule="auto"/>
+            <w:jc w:val="both"/>
             <w:rPr>
+              <w:rFonts w:ascii="Times New Roman CE" w:hAnsi="Times New Roman CE" w:cs="Times New Roman"/>
               <w:noProof/>
             </w:rPr>
           </w:pPr>
@@ -2632,12 +3270,14 @@
             <w:r>
               <w:rPr>
                 <w:rStyle w:val="Hiperhivatkozs"/>
+                <w:rFonts w:ascii="Times New Roman CE" w:hAnsi="Times New Roman CE" w:cs="Times New Roman"/>
                 <w:noProof/>
               </w:rPr>
               <w:t>6.1</w:t>
             </w:r>
             <w:r>
               <w:rPr>
+                <w:rFonts w:ascii="Times New Roman CE" w:hAnsi="Times New Roman CE" w:cs="Times New Roman"/>
                 <w:noProof/>
               </w:rPr>
               <w:tab/>
@@ -2645,12 +3285,14 @@
             <w:r>
               <w:rPr>
                 <w:rStyle w:val="Hiperhivatkozs"/>
+                <w:rFonts w:ascii="Times New Roman CE" w:hAnsi="Times New Roman CE" w:cs="Times New Roman"/>
                 <w:noProof/>
               </w:rPr>
               <w:t>Tesztesetek</w:t>
             </w:r>
             <w:r>
               <w:rPr>
+                <w:rFonts w:ascii="Times New Roman CE" w:hAnsi="Times New Roman CE" w:cs="Times New Roman"/>
                 <w:noProof/>
                 <w:webHidden/>
               </w:rPr>
@@ -2658,6 +3300,7 @@
             </w:r>
             <w:r>
               <w:rPr>
+                <w:rFonts w:ascii="Times New Roman CE" w:hAnsi="Times New Roman CE" w:cs="Times New Roman"/>
                 <w:noProof/>
                 <w:webHidden/>
               </w:rPr>
@@ -2665,6 +3308,7 @@
             </w:r>
             <w:r>
               <w:rPr>
+                <w:rFonts w:ascii="Times New Roman CE" w:hAnsi="Times New Roman CE" w:cs="Times New Roman"/>
                 <w:noProof/>
                 <w:webHidden/>
               </w:rPr>
@@ -2672,12 +3316,14 @@
             </w:r>
             <w:r>
               <w:rPr>
-                <w:noProof/>
-                <w:webHidden/>
-              </w:rPr>
-            </w:r>
-            <w:r>
-              <w:rPr>
+                <w:rFonts w:ascii="Times New Roman CE" w:hAnsi="Times New Roman CE" w:cs="Times New Roman"/>
+                <w:noProof/>
+                <w:webHidden/>
+              </w:rPr>
+            </w:r>
+            <w:r>
+              <w:rPr>
+                <w:rFonts w:ascii="Times New Roman CE" w:hAnsi="Times New Roman CE" w:cs="Times New Roman"/>
                 <w:noProof/>
                 <w:webHidden/>
               </w:rPr>
@@ -2685,6 +3331,7 @@
             </w:r>
             <w:r>
               <w:rPr>
+                <w:rFonts w:ascii="Times New Roman CE" w:hAnsi="Times New Roman CE" w:cs="Times New Roman"/>
                 <w:noProof/>
                 <w:webHidden/>
               </w:rPr>
@@ -2692,6 +3339,7 @@
             </w:r>
             <w:r>
               <w:rPr>
+                <w:rFonts w:ascii="Times New Roman CE" w:hAnsi="Times New Roman CE" w:cs="Times New Roman"/>
                 <w:noProof/>
                 <w:webHidden/>
               </w:rPr>
@@ -2706,7 +3354,10 @@
               <w:tab w:val="left" w:pos="1540"/>
               <w:tab w:val="right" w:leader="dot" w:pos="8720"/>
             </w:tabs>
+            <w:spacing w:line="360" w:lineRule="auto"/>
+            <w:jc w:val="both"/>
             <w:rPr>
+              <w:rFonts w:ascii="Times New Roman CE" w:hAnsi="Times New Roman CE" w:cs="Times New Roman"/>
               <w:noProof/>
             </w:rPr>
           </w:pPr>
@@ -2714,12 +3365,14 @@
             <w:r>
               <w:rPr>
                 <w:rStyle w:val="Hiperhivatkozs"/>
+                <w:rFonts w:ascii="Times New Roman CE" w:hAnsi="Times New Roman CE" w:cs="Times New Roman"/>
                 <w:noProof/>
               </w:rPr>
               <w:t>6.1.1</w:t>
             </w:r>
             <w:r>
               <w:rPr>
+                <w:rFonts w:ascii="Times New Roman CE" w:hAnsi="Times New Roman CE" w:cs="Times New Roman"/>
                 <w:noProof/>
               </w:rPr>
               <w:tab/>
@@ -2727,12 +3380,14 @@
             <w:r>
               <w:rPr>
                 <w:rStyle w:val="Hiperhivatkozs"/>
+                <w:rFonts w:ascii="Times New Roman CE" w:hAnsi="Times New Roman CE" w:cs="Times New Roman"/>
                 <w:noProof/>
               </w:rPr>
               <w:t>Normás használat – bejelentkezés</w:t>
             </w:r>
             <w:r>
               <w:rPr>
+                <w:rFonts w:ascii="Times New Roman CE" w:hAnsi="Times New Roman CE" w:cs="Times New Roman"/>
                 <w:noProof/>
                 <w:webHidden/>
               </w:rPr>
@@ -2740,6 +3395,7 @@
             </w:r>
             <w:r>
               <w:rPr>
+                <w:rFonts w:ascii="Times New Roman CE" w:hAnsi="Times New Roman CE" w:cs="Times New Roman"/>
                 <w:noProof/>
                 <w:webHidden/>
               </w:rPr>
@@ -2747,6 +3403,7 @@
             </w:r>
             <w:r>
               <w:rPr>
+                <w:rFonts w:ascii="Times New Roman CE" w:hAnsi="Times New Roman CE" w:cs="Times New Roman"/>
                 <w:noProof/>
                 <w:webHidden/>
               </w:rPr>
@@ -2754,12 +3411,14 @@
             </w:r>
             <w:r>
               <w:rPr>
-                <w:noProof/>
-                <w:webHidden/>
-              </w:rPr>
-            </w:r>
-            <w:r>
-              <w:rPr>
+                <w:rFonts w:ascii="Times New Roman CE" w:hAnsi="Times New Roman CE" w:cs="Times New Roman"/>
+                <w:noProof/>
+                <w:webHidden/>
+              </w:rPr>
+            </w:r>
+            <w:r>
+              <w:rPr>
+                <w:rFonts w:ascii="Times New Roman CE" w:hAnsi="Times New Roman CE" w:cs="Times New Roman"/>
                 <w:noProof/>
                 <w:webHidden/>
               </w:rPr>
@@ -2767,6 +3426,7 @@
             </w:r>
             <w:r>
               <w:rPr>
+                <w:rFonts w:ascii="Times New Roman CE" w:hAnsi="Times New Roman CE" w:cs="Times New Roman"/>
                 <w:noProof/>
                 <w:webHidden/>
               </w:rPr>
@@ -2774,6 +3434,7 @@
             </w:r>
             <w:r>
               <w:rPr>
+                <w:rFonts w:ascii="Times New Roman CE" w:hAnsi="Times New Roman CE" w:cs="Times New Roman"/>
                 <w:noProof/>
                 <w:webHidden/>
               </w:rPr>
@@ -2788,7 +3449,10 @@
               <w:tab w:val="left" w:pos="1540"/>
               <w:tab w:val="right" w:leader="dot" w:pos="8720"/>
             </w:tabs>
+            <w:spacing w:line="360" w:lineRule="auto"/>
+            <w:jc w:val="both"/>
             <w:rPr>
+              <w:rFonts w:ascii="Times New Roman CE" w:hAnsi="Times New Roman CE" w:cs="Times New Roman"/>
               <w:noProof/>
             </w:rPr>
           </w:pPr>
@@ -2796,12 +3460,14 @@
             <w:r>
               <w:rPr>
                 <w:rStyle w:val="Hiperhivatkozs"/>
+                <w:rFonts w:ascii="Times New Roman CE" w:hAnsi="Times New Roman CE" w:cs="Times New Roman"/>
                 <w:noProof/>
               </w:rPr>
               <w:t>6.1.2</w:t>
             </w:r>
             <w:r>
               <w:rPr>
+                <w:rFonts w:ascii="Times New Roman CE" w:hAnsi="Times New Roman CE" w:cs="Times New Roman"/>
                 <w:noProof/>
               </w:rPr>
               <w:tab/>
@@ -2809,12 +3475,14 @@
             <w:r>
               <w:rPr>
                 <w:rStyle w:val="Hiperhivatkozs"/>
+                <w:rFonts w:ascii="Times New Roman CE" w:hAnsi="Times New Roman CE" w:cs="Times New Roman"/>
                 <w:noProof/>
               </w:rPr>
               <w:t>Extrém eset – üres mezők</w:t>
             </w:r>
             <w:r>
               <w:rPr>
+                <w:rFonts w:ascii="Times New Roman CE" w:hAnsi="Times New Roman CE" w:cs="Times New Roman"/>
                 <w:noProof/>
                 <w:webHidden/>
               </w:rPr>
@@ -2822,6 +3490,7 @@
             </w:r>
             <w:r>
               <w:rPr>
+                <w:rFonts w:ascii="Times New Roman CE" w:hAnsi="Times New Roman CE" w:cs="Times New Roman"/>
                 <w:noProof/>
                 <w:webHidden/>
               </w:rPr>
@@ -2829,6 +3498,7 @@
             </w:r>
             <w:r>
               <w:rPr>
+                <w:rFonts w:ascii="Times New Roman CE" w:hAnsi="Times New Roman CE" w:cs="Times New Roman"/>
                 <w:noProof/>
                 <w:webHidden/>
               </w:rPr>
@@ -2836,12 +3506,14 @@
             </w:r>
             <w:r>
               <w:rPr>
-                <w:noProof/>
-                <w:webHidden/>
-              </w:rPr>
-            </w:r>
-            <w:r>
-              <w:rPr>
+                <w:rFonts w:ascii="Times New Roman CE" w:hAnsi="Times New Roman CE" w:cs="Times New Roman"/>
+                <w:noProof/>
+                <w:webHidden/>
+              </w:rPr>
+            </w:r>
+            <w:r>
+              <w:rPr>
+                <w:rFonts w:ascii="Times New Roman CE" w:hAnsi="Times New Roman CE" w:cs="Times New Roman"/>
                 <w:noProof/>
                 <w:webHidden/>
               </w:rPr>
@@ -2849,6 +3521,7 @@
             </w:r>
             <w:r>
               <w:rPr>
+                <w:rFonts w:ascii="Times New Roman CE" w:hAnsi="Times New Roman CE" w:cs="Times New Roman"/>
                 <w:noProof/>
                 <w:webHidden/>
               </w:rPr>
@@ -2856,6 +3529,7 @@
             </w:r>
             <w:r>
               <w:rPr>
+                <w:rFonts w:ascii="Times New Roman CE" w:hAnsi="Times New Roman CE" w:cs="Times New Roman"/>
                 <w:noProof/>
                 <w:webHidden/>
               </w:rPr>
@@ -2870,7 +3544,10 @@
               <w:tab w:val="left" w:pos="1540"/>
               <w:tab w:val="right" w:leader="dot" w:pos="8720"/>
             </w:tabs>
+            <w:spacing w:line="360" w:lineRule="auto"/>
+            <w:jc w:val="both"/>
             <w:rPr>
+              <w:rFonts w:ascii="Times New Roman CE" w:hAnsi="Times New Roman CE" w:cs="Times New Roman"/>
               <w:noProof/>
             </w:rPr>
           </w:pPr>
@@ -2878,12 +3555,14 @@
             <w:r>
               <w:rPr>
                 <w:rStyle w:val="Hiperhivatkozs"/>
+                <w:rFonts w:ascii="Times New Roman CE" w:hAnsi="Times New Roman CE" w:cs="Times New Roman"/>
                 <w:noProof/>
               </w:rPr>
               <w:t>6.1.3</w:t>
             </w:r>
             <w:r>
               <w:rPr>
+                <w:rFonts w:ascii="Times New Roman CE" w:hAnsi="Times New Roman CE" w:cs="Times New Roman"/>
                 <w:noProof/>
               </w:rPr>
               <w:tab/>
@@ -2891,12 +3570,14 @@
             <w:r>
               <w:rPr>
                 <w:rStyle w:val="Hiperhivatkozs"/>
+                <w:rFonts w:ascii="Times New Roman CE" w:hAnsi="Times New Roman CE" w:cs="Times New Roman"/>
                 <w:noProof/>
               </w:rPr>
               <w:t>Helytelen adat – hibás jelszó</w:t>
             </w:r>
             <w:r>
               <w:rPr>
+                <w:rFonts w:ascii="Times New Roman CE" w:hAnsi="Times New Roman CE" w:cs="Times New Roman"/>
                 <w:noProof/>
                 <w:webHidden/>
               </w:rPr>
@@ -2904,6 +3585,7 @@
             </w:r>
             <w:r>
               <w:rPr>
+                <w:rFonts w:ascii="Times New Roman CE" w:hAnsi="Times New Roman CE" w:cs="Times New Roman"/>
                 <w:noProof/>
                 <w:webHidden/>
               </w:rPr>
@@ -2911,6 +3593,7 @@
             </w:r>
             <w:r>
               <w:rPr>
+                <w:rFonts w:ascii="Times New Roman CE" w:hAnsi="Times New Roman CE" w:cs="Times New Roman"/>
                 <w:noProof/>
                 <w:webHidden/>
               </w:rPr>
@@ -2918,12 +3601,14 @@
             </w:r>
             <w:r>
               <w:rPr>
-                <w:noProof/>
-                <w:webHidden/>
-              </w:rPr>
-            </w:r>
-            <w:r>
-              <w:rPr>
+                <w:rFonts w:ascii="Times New Roman CE" w:hAnsi="Times New Roman CE" w:cs="Times New Roman"/>
+                <w:noProof/>
+                <w:webHidden/>
+              </w:rPr>
+            </w:r>
+            <w:r>
+              <w:rPr>
+                <w:rFonts w:ascii="Times New Roman CE" w:hAnsi="Times New Roman CE" w:cs="Times New Roman"/>
                 <w:noProof/>
                 <w:webHidden/>
               </w:rPr>
@@ -2931,6 +3616,7 @@
             </w:r>
             <w:r>
               <w:rPr>
+                <w:rFonts w:ascii="Times New Roman CE" w:hAnsi="Times New Roman CE" w:cs="Times New Roman"/>
                 <w:noProof/>
                 <w:webHidden/>
               </w:rPr>
@@ -2938,6 +3624,7 @@
             </w:r>
             <w:r>
               <w:rPr>
+                <w:rFonts w:ascii="Times New Roman CE" w:hAnsi="Times New Roman CE" w:cs="Times New Roman"/>
                 <w:noProof/>
                 <w:webHidden/>
               </w:rPr>
@@ -2952,7 +3639,10 @@
               <w:tab w:val="left" w:pos="1540"/>
               <w:tab w:val="right" w:leader="dot" w:pos="8720"/>
             </w:tabs>
+            <w:spacing w:line="360" w:lineRule="auto"/>
+            <w:jc w:val="both"/>
             <w:rPr>
+              <w:rFonts w:ascii="Times New Roman CE" w:hAnsi="Times New Roman CE" w:cs="Times New Roman"/>
               <w:noProof/>
             </w:rPr>
           </w:pPr>
@@ -2960,12 +3650,14 @@
             <w:r>
               <w:rPr>
                 <w:rStyle w:val="Hiperhivatkozs"/>
+                <w:rFonts w:ascii="Times New Roman CE" w:hAnsi="Times New Roman CE" w:cs="Times New Roman"/>
                 <w:noProof/>
               </w:rPr>
               <w:t>6.1.4</w:t>
             </w:r>
             <w:r>
               <w:rPr>
+                <w:rFonts w:ascii="Times New Roman CE" w:hAnsi="Times New Roman CE" w:cs="Times New Roman"/>
                 <w:noProof/>
               </w:rPr>
               <w:tab/>
@@ -2973,12 +3665,14 @@
             <w:r>
               <w:rPr>
                 <w:rStyle w:val="Hiperhivatkozs"/>
+                <w:rFonts w:ascii="Times New Roman CE" w:hAnsi="Times New Roman CE" w:cs="Times New Roman"/>
                 <w:noProof/>
               </w:rPr>
               <w:t>Bolondbiztos teszt – hosszú bemenet</w:t>
             </w:r>
             <w:r>
               <w:rPr>
+                <w:rFonts w:ascii="Times New Roman CE" w:hAnsi="Times New Roman CE" w:cs="Times New Roman"/>
                 <w:noProof/>
                 <w:webHidden/>
               </w:rPr>
@@ -2986,6 +3680,7 @@
             </w:r>
             <w:r>
               <w:rPr>
+                <w:rFonts w:ascii="Times New Roman CE" w:hAnsi="Times New Roman CE" w:cs="Times New Roman"/>
                 <w:noProof/>
                 <w:webHidden/>
               </w:rPr>
@@ -2993,6 +3688,7 @@
             </w:r>
             <w:r>
               <w:rPr>
+                <w:rFonts w:ascii="Times New Roman CE" w:hAnsi="Times New Roman CE" w:cs="Times New Roman"/>
                 <w:noProof/>
                 <w:webHidden/>
               </w:rPr>
@@ -3000,12 +3696,14 @@
             </w:r>
             <w:r>
               <w:rPr>
-                <w:noProof/>
-                <w:webHidden/>
-              </w:rPr>
-            </w:r>
-            <w:r>
-              <w:rPr>
+                <w:rFonts w:ascii="Times New Roman CE" w:hAnsi="Times New Roman CE" w:cs="Times New Roman"/>
+                <w:noProof/>
+                <w:webHidden/>
+              </w:rPr>
+            </w:r>
+            <w:r>
+              <w:rPr>
+                <w:rFonts w:ascii="Times New Roman CE" w:hAnsi="Times New Roman CE" w:cs="Times New Roman"/>
                 <w:noProof/>
                 <w:webHidden/>
               </w:rPr>
@@ -3013,6 +3711,7 @@
             </w:r>
             <w:r>
               <w:rPr>
+                <w:rFonts w:ascii="Times New Roman CE" w:hAnsi="Times New Roman CE" w:cs="Times New Roman"/>
                 <w:noProof/>
                 <w:webHidden/>
               </w:rPr>
@@ -3020,6 +3719,7 @@
             </w:r>
             <w:r>
               <w:rPr>
+                <w:rFonts w:ascii="Times New Roman CE" w:hAnsi="Times New Roman CE" w:cs="Times New Roman"/>
                 <w:noProof/>
                 <w:webHidden/>
               </w:rPr>
@@ -3030,7 +3730,10 @@
         <w:p>
           <w:pPr>
             <w:pStyle w:val="TJ2"/>
+            <w:spacing w:line="360" w:lineRule="auto"/>
+            <w:jc w:val="both"/>
             <w:rPr>
+              <w:rFonts w:ascii="Times New Roman CE" w:hAnsi="Times New Roman CE" w:cs="Times New Roman"/>
               <w:noProof/>
             </w:rPr>
           </w:pPr>
@@ -3038,12 +3741,14 @@
             <w:r>
               <w:rPr>
                 <w:rStyle w:val="Hiperhivatkozs"/>
+                <w:rFonts w:ascii="Times New Roman CE" w:hAnsi="Times New Roman CE" w:cs="Times New Roman"/>
                 <w:noProof/>
               </w:rPr>
               <w:t>6.2</w:t>
             </w:r>
             <w:r>
               <w:rPr>
+                <w:rFonts w:ascii="Times New Roman CE" w:hAnsi="Times New Roman CE" w:cs="Times New Roman"/>
                 <w:noProof/>
               </w:rPr>
               <w:tab/>
@@ -3051,12 +3756,14 @@
             <w:r>
               <w:rPr>
                 <w:rStyle w:val="Hiperhivatkozs"/>
+                <w:rFonts w:ascii="Times New Roman CE" w:hAnsi="Times New Roman CE" w:cs="Times New Roman"/>
                 <w:noProof/>
               </w:rPr>
               <w:t>Talált hibák</w:t>
             </w:r>
             <w:r>
               <w:rPr>
+                <w:rFonts w:ascii="Times New Roman CE" w:hAnsi="Times New Roman CE" w:cs="Times New Roman"/>
                 <w:noProof/>
                 <w:webHidden/>
               </w:rPr>
@@ -3064,6 +3771,7 @@
             </w:r>
             <w:r>
               <w:rPr>
+                <w:rFonts w:ascii="Times New Roman CE" w:hAnsi="Times New Roman CE" w:cs="Times New Roman"/>
                 <w:noProof/>
                 <w:webHidden/>
               </w:rPr>
@@ -3071,6 +3779,7 @@
             </w:r>
             <w:r>
               <w:rPr>
+                <w:rFonts w:ascii="Times New Roman CE" w:hAnsi="Times New Roman CE" w:cs="Times New Roman"/>
                 <w:noProof/>
                 <w:webHidden/>
               </w:rPr>
@@ -3078,12 +3787,14 @@
             </w:r>
             <w:r>
               <w:rPr>
-                <w:noProof/>
-                <w:webHidden/>
-              </w:rPr>
-            </w:r>
-            <w:r>
-              <w:rPr>
+                <w:rFonts w:ascii="Times New Roman CE" w:hAnsi="Times New Roman CE" w:cs="Times New Roman"/>
+                <w:noProof/>
+                <w:webHidden/>
+              </w:rPr>
+            </w:r>
+            <w:r>
+              <w:rPr>
+                <w:rFonts w:ascii="Times New Roman CE" w:hAnsi="Times New Roman CE" w:cs="Times New Roman"/>
                 <w:noProof/>
                 <w:webHidden/>
               </w:rPr>
@@ -3091,6 +3802,7 @@
             </w:r>
             <w:r>
               <w:rPr>
+                <w:rFonts w:ascii="Times New Roman CE" w:hAnsi="Times New Roman CE" w:cs="Times New Roman"/>
                 <w:noProof/>
                 <w:webHidden/>
               </w:rPr>
@@ -3098,6 +3810,7 @@
             </w:r>
             <w:r>
               <w:rPr>
+                <w:rFonts w:ascii="Times New Roman CE" w:hAnsi="Times New Roman CE" w:cs="Times New Roman"/>
                 <w:noProof/>
                 <w:webHidden/>
               </w:rPr>
@@ -3108,7 +3821,10 @@
         <w:p>
           <w:pPr>
             <w:pStyle w:val="TJ2"/>
+            <w:spacing w:line="360" w:lineRule="auto"/>
+            <w:jc w:val="both"/>
             <w:rPr>
+              <w:rFonts w:ascii="Times New Roman CE" w:hAnsi="Times New Roman CE" w:cs="Times New Roman"/>
               <w:noProof/>
             </w:rPr>
           </w:pPr>
@@ -3116,12 +3832,14 @@
             <w:r>
               <w:rPr>
                 <w:rStyle w:val="Hiperhivatkozs"/>
+                <w:rFonts w:ascii="Times New Roman CE" w:hAnsi="Times New Roman CE" w:cs="Times New Roman"/>
                 <w:noProof/>
               </w:rPr>
               <w:t>6.3</w:t>
             </w:r>
             <w:r>
               <w:rPr>
+                <w:rFonts w:ascii="Times New Roman CE" w:hAnsi="Times New Roman CE" w:cs="Times New Roman"/>
                 <w:noProof/>
               </w:rPr>
               <w:tab/>
@@ -3129,12 +3847,14 @@
             <w:r>
               <w:rPr>
                 <w:rStyle w:val="Hiperhivatkozs"/>
+                <w:rFonts w:ascii="Times New Roman CE" w:hAnsi="Times New Roman CE" w:cs="Times New Roman"/>
                 <w:noProof/>
               </w:rPr>
               <w:t>Automatizált tesztelés</w:t>
             </w:r>
             <w:r>
               <w:rPr>
+                <w:rFonts w:ascii="Times New Roman CE" w:hAnsi="Times New Roman CE" w:cs="Times New Roman"/>
                 <w:noProof/>
                 <w:webHidden/>
               </w:rPr>
@@ -3142,6 +3862,7 @@
             </w:r>
             <w:r>
               <w:rPr>
+                <w:rFonts w:ascii="Times New Roman CE" w:hAnsi="Times New Roman CE" w:cs="Times New Roman"/>
                 <w:noProof/>
                 <w:webHidden/>
               </w:rPr>
@@ -3149,6 +3870,7 @@
             </w:r>
             <w:r>
               <w:rPr>
+                <w:rFonts w:ascii="Times New Roman CE" w:hAnsi="Times New Roman CE" w:cs="Times New Roman"/>
                 <w:noProof/>
                 <w:webHidden/>
               </w:rPr>
@@ -3156,12 +3878,14 @@
             </w:r>
             <w:r>
               <w:rPr>
-                <w:noProof/>
-                <w:webHidden/>
-              </w:rPr>
-            </w:r>
-            <w:r>
-              <w:rPr>
+                <w:rFonts w:ascii="Times New Roman CE" w:hAnsi="Times New Roman CE" w:cs="Times New Roman"/>
+                <w:noProof/>
+                <w:webHidden/>
+              </w:rPr>
+            </w:r>
+            <w:r>
+              <w:rPr>
+                <w:rFonts w:ascii="Times New Roman CE" w:hAnsi="Times New Roman CE" w:cs="Times New Roman"/>
                 <w:noProof/>
                 <w:webHidden/>
               </w:rPr>
@@ -3169,6 +3893,7 @@
             </w:r>
             <w:r>
               <w:rPr>
+                <w:rFonts w:ascii="Times New Roman CE" w:hAnsi="Times New Roman CE" w:cs="Times New Roman"/>
                 <w:noProof/>
                 <w:webHidden/>
               </w:rPr>
@@ -3176,6 +3901,7 @@
             </w:r>
             <w:r>
               <w:rPr>
+                <w:rFonts w:ascii="Times New Roman CE" w:hAnsi="Times New Roman CE" w:cs="Times New Roman"/>
                 <w:noProof/>
                 <w:webHidden/>
               </w:rPr>
@@ -3190,7 +3916,10 @@
               <w:tab w:val="left" w:pos="1540"/>
               <w:tab w:val="right" w:leader="dot" w:pos="8720"/>
             </w:tabs>
+            <w:spacing w:line="360" w:lineRule="auto"/>
+            <w:jc w:val="both"/>
             <w:rPr>
+              <w:rFonts w:ascii="Times New Roman CE" w:hAnsi="Times New Roman CE" w:cs="Times New Roman"/>
               <w:noProof/>
             </w:rPr>
           </w:pPr>
@@ -3198,12 +3927,14 @@
             <w:r>
               <w:rPr>
                 <w:rStyle w:val="Hiperhivatkozs"/>
+                <w:rFonts w:ascii="Times New Roman CE" w:hAnsi="Times New Roman CE" w:cs="Times New Roman"/>
                 <w:noProof/>
               </w:rPr>
               <w:t>6.3.1</w:t>
             </w:r>
             <w:r>
               <w:rPr>
+                <w:rFonts w:ascii="Times New Roman CE" w:hAnsi="Times New Roman CE" w:cs="Times New Roman"/>
                 <w:noProof/>
               </w:rPr>
               <w:tab/>
@@ -3211,12 +3942,14 @@
             <w:r>
               <w:rPr>
                 <w:rStyle w:val="Hiperhivatkozs"/>
+                <w:rFonts w:ascii="Times New Roman CE" w:hAnsi="Times New Roman CE" w:cs="Times New Roman"/>
                 <w:noProof/>
               </w:rPr>
               <w:t>Egységtesztek</w:t>
             </w:r>
             <w:r>
               <w:rPr>
+                <w:rFonts w:ascii="Times New Roman CE" w:hAnsi="Times New Roman CE" w:cs="Times New Roman"/>
                 <w:noProof/>
                 <w:webHidden/>
               </w:rPr>
@@ -3224,6 +3957,7 @@
             </w:r>
             <w:r>
               <w:rPr>
+                <w:rFonts w:ascii="Times New Roman CE" w:hAnsi="Times New Roman CE" w:cs="Times New Roman"/>
                 <w:noProof/>
                 <w:webHidden/>
               </w:rPr>
@@ -3231,6 +3965,7 @@
             </w:r>
             <w:r>
               <w:rPr>
+                <w:rFonts w:ascii="Times New Roman CE" w:hAnsi="Times New Roman CE" w:cs="Times New Roman"/>
                 <w:noProof/>
                 <w:webHidden/>
               </w:rPr>
@@ -3238,12 +3973,14 @@
             </w:r>
             <w:r>
               <w:rPr>
-                <w:noProof/>
-                <w:webHidden/>
-              </w:rPr>
-            </w:r>
-            <w:r>
-              <w:rPr>
+                <w:rFonts w:ascii="Times New Roman CE" w:hAnsi="Times New Roman CE" w:cs="Times New Roman"/>
+                <w:noProof/>
+                <w:webHidden/>
+              </w:rPr>
+            </w:r>
+            <w:r>
+              <w:rPr>
+                <w:rFonts w:ascii="Times New Roman CE" w:hAnsi="Times New Roman CE" w:cs="Times New Roman"/>
                 <w:noProof/>
                 <w:webHidden/>
               </w:rPr>
@@ -3251,6 +3988,7 @@
             </w:r>
             <w:r>
               <w:rPr>
+                <w:rFonts w:ascii="Times New Roman CE" w:hAnsi="Times New Roman CE" w:cs="Times New Roman"/>
                 <w:noProof/>
                 <w:webHidden/>
               </w:rPr>
@@ -3258,6 +3996,7 @@
             </w:r>
             <w:r>
               <w:rPr>
+                <w:rFonts w:ascii="Times New Roman CE" w:hAnsi="Times New Roman CE" w:cs="Times New Roman"/>
                 <w:noProof/>
                 <w:webHidden/>
               </w:rPr>
@@ -3268,7 +4007,10 @@
         <w:p>
           <w:pPr>
             <w:pStyle w:val="TJ2"/>
+            <w:spacing w:line="360" w:lineRule="auto"/>
+            <w:jc w:val="both"/>
             <w:rPr>
+              <w:rFonts w:ascii="Times New Roman CE" w:hAnsi="Times New Roman CE" w:cs="Times New Roman"/>
               <w:noProof/>
             </w:rPr>
           </w:pPr>
@@ -3276,12 +4018,14 @@
             <w:r>
               <w:rPr>
                 <w:rStyle w:val="Hiperhivatkozs"/>
+                <w:rFonts w:ascii="Times New Roman CE" w:hAnsi="Times New Roman CE" w:cs="Times New Roman"/>
                 <w:noProof/>
               </w:rPr>
               <w:t>6.4</w:t>
             </w:r>
             <w:r>
               <w:rPr>
+                <w:rFonts w:ascii="Times New Roman CE" w:hAnsi="Times New Roman CE" w:cs="Times New Roman"/>
                 <w:noProof/>
               </w:rPr>
               <w:tab/>
@@ -3289,12 +4033,14 @@
             <w:r>
               <w:rPr>
                 <w:rStyle w:val="Hiperhivatkozs"/>
+                <w:rFonts w:ascii="Times New Roman CE" w:hAnsi="Times New Roman CE" w:cs="Times New Roman"/>
                 <w:noProof/>
               </w:rPr>
               <w:t>Tesztelési környezet</w:t>
             </w:r>
             <w:r>
               <w:rPr>
+                <w:rFonts w:ascii="Times New Roman CE" w:hAnsi="Times New Roman CE" w:cs="Times New Roman"/>
                 <w:noProof/>
                 <w:webHidden/>
               </w:rPr>
@@ -3302,6 +4048,7 @@
             </w:r>
             <w:r>
               <w:rPr>
+                <w:rFonts w:ascii="Times New Roman CE" w:hAnsi="Times New Roman CE" w:cs="Times New Roman"/>
                 <w:noProof/>
                 <w:webHidden/>
               </w:rPr>
@@ -3309,6 +4056,7 @@
             </w:r>
             <w:r>
               <w:rPr>
+                <w:rFonts w:ascii="Times New Roman CE" w:hAnsi="Times New Roman CE" w:cs="Times New Roman"/>
                 <w:noProof/>
                 <w:webHidden/>
               </w:rPr>
@@ -3316,12 +4064,14 @@
             </w:r>
             <w:r>
               <w:rPr>
-                <w:noProof/>
-                <w:webHidden/>
-              </w:rPr>
-            </w:r>
-            <w:r>
-              <w:rPr>
+                <w:rFonts w:ascii="Times New Roman CE" w:hAnsi="Times New Roman CE" w:cs="Times New Roman"/>
+                <w:noProof/>
+                <w:webHidden/>
+              </w:rPr>
+            </w:r>
+            <w:r>
+              <w:rPr>
+                <w:rFonts w:ascii="Times New Roman CE" w:hAnsi="Times New Roman CE" w:cs="Times New Roman"/>
                 <w:noProof/>
                 <w:webHidden/>
               </w:rPr>
@@ -3329,6 +4079,7 @@
             </w:r>
             <w:r>
               <w:rPr>
+                <w:rFonts w:ascii="Times New Roman CE" w:hAnsi="Times New Roman CE" w:cs="Times New Roman"/>
                 <w:noProof/>
                 <w:webHidden/>
               </w:rPr>
@@ -3336,6 +4087,7 @@
             </w:r>
             <w:r>
               <w:rPr>
+                <w:rFonts w:ascii="Times New Roman CE" w:hAnsi="Times New Roman CE" w:cs="Times New Roman"/>
                 <w:noProof/>
                 <w:webHidden/>
               </w:rPr>
@@ -3350,7 +4102,10 @@
               <w:tab w:val="left" w:pos="880"/>
               <w:tab w:val="right" w:leader="dot" w:pos="8720"/>
             </w:tabs>
+            <w:spacing w:line="360" w:lineRule="auto"/>
+            <w:jc w:val="both"/>
             <w:rPr>
+              <w:rFonts w:ascii="Times New Roman CE" w:hAnsi="Times New Roman CE" w:cs="Times New Roman"/>
               <w:noProof/>
             </w:rPr>
           </w:pPr>
@@ -3358,12 +4113,14 @@
             <w:r>
               <w:rPr>
                 <w:rStyle w:val="Hiperhivatkozs"/>
+                <w:rFonts w:ascii="Times New Roman CE" w:hAnsi="Times New Roman CE" w:cs="Times New Roman"/>
                 <w:noProof/>
               </w:rPr>
               <w:t>7</w:t>
             </w:r>
             <w:r>
               <w:rPr>
+                <w:rFonts w:ascii="Times New Roman CE" w:hAnsi="Times New Roman CE" w:cs="Times New Roman"/>
                 <w:noProof/>
               </w:rPr>
               <w:tab/>
@@ -3371,12 +4128,14 @@
             <w:r>
               <w:rPr>
                 <w:rStyle w:val="Hiperhivatkozs"/>
+                <w:rFonts w:ascii="Times New Roman CE" w:hAnsi="Times New Roman CE" w:cs="Times New Roman"/>
                 <w:noProof/>
               </w:rPr>
               <w:t>Felhasználói dokumentáció</w:t>
             </w:r>
             <w:r>
               <w:rPr>
+                <w:rFonts w:ascii="Times New Roman CE" w:hAnsi="Times New Roman CE" w:cs="Times New Roman"/>
                 <w:noProof/>
                 <w:webHidden/>
               </w:rPr>
@@ -3384,6 +4143,7 @@
             </w:r>
             <w:r>
               <w:rPr>
+                <w:rFonts w:ascii="Times New Roman CE" w:hAnsi="Times New Roman CE" w:cs="Times New Roman"/>
                 <w:noProof/>
                 <w:webHidden/>
               </w:rPr>
@@ -3391,6 +4151,7 @@
             </w:r>
             <w:r>
               <w:rPr>
+                <w:rFonts w:ascii="Times New Roman CE" w:hAnsi="Times New Roman CE" w:cs="Times New Roman"/>
                 <w:noProof/>
                 <w:webHidden/>
               </w:rPr>
@@ -3398,12 +4159,14 @@
             </w:r>
             <w:r>
               <w:rPr>
-                <w:noProof/>
-                <w:webHidden/>
-              </w:rPr>
-            </w:r>
-            <w:r>
-              <w:rPr>
+                <w:rFonts w:ascii="Times New Roman CE" w:hAnsi="Times New Roman CE" w:cs="Times New Roman"/>
+                <w:noProof/>
+                <w:webHidden/>
+              </w:rPr>
+            </w:r>
+            <w:r>
+              <w:rPr>
+                <w:rFonts w:ascii="Times New Roman CE" w:hAnsi="Times New Roman CE" w:cs="Times New Roman"/>
                 <w:noProof/>
                 <w:webHidden/>
               </w:rPr>
@@ -3411,6 +4174,7 @@
             </w:r>
             <w:r>
               <w:rPr>
+                <w:rFonts w:ascii="Times New Roman CE" w:hAnsi="Times New Roman CE" w:cs="Times New Roman"/>
                 <w:noProof/>
                 <w:webHidden/>
               </w:rPr>
@@ -3418,6 +4182,7 @@
             </w:r>
             <w:r>
               <w:rPr>
+                <w:rFonts w:ascii="Times New Roman CE" w:hAnsi="Times New Roman CE" w:cs="Times New Roman"/>
                 <w:noProof/>
                 <w:webHidden/>
               </w:rPr>
@@ -3428,7 +4193,10 @@
         <w:p>
           <w:pPr>
             <w:pStyle w:val="TJ2"/>
+            <w:spacing w:line="360" w:lineRule="auto"/>
+            <w:jc w:val="both"/>
             <w:rPr>
+              <w:rFonts w:ascii="Times New Roman CE" w:hAnsi="Times New Roman CE" w:cs="Times New Roman"/>
               <w:noProof/>
             </w:rPr>
           </w:pPr>
@@ -3436,12 +4204,14 @@
             <w:r>
               <w:rPr>
                 <w:rStyle w:val="Hiperhivatkozs"/>
+                <w:rFonts w:ascii="Times New Roman CE" w:hAnsi="Times New Roman CE" w:cs="Times New Roman"/>
                 <w:noProof/>
               </w:rPr>
               <w:t>7.1</w:t>
             </w:r>
             <w:r>
               <w:rPr>
+                <w:rFonts w:ascii="Times New Roman CE" w:hAnsi="Times New Roman CE" w:cs="Times New Roman"/>
                 <w:noProof/>
               </w:rPr>
               <w:tab/>
@@ -3449,12 +4219,14 @@
             <w:r>
               <w:rPr>
                 <w:rStyle w:val="Hiperhivatkozs"/>
+                <w:rFonts w:ascii="Times New Roman CE" w:hAnsi="Times New Roman CE" w:cs="Times New Roman"/>
                 <w:noProof/>
               </w:rPr>
               <w:t>A program általános specifikációja</w:t>
             </w:r>
             <w:r>
               <w:rPr>
+                <w:rFonts w:ascii="Times New Roman CE" w:hAnsi="Times New Roman CE" w:cs="Times New Roman"/>
                 <w:noProof/>
                 <w:webHidden/>
               </w:rPr>
@@ -3462,6 +4234,7 @@
             </w:r>
             <w:r>
               <w:rPr>
+                <w:rFonts w:ascii="Times New Roman CE" w:hAnsi="Times New Roman CE" w:cs="Times New Roman"/>
                 <w:noProof/>
                 <w:webHidden/>
               </w:rPr>
@@ -3469,6 +4242,7 @@
             </w:r>
             <w:r>
               <w:rPr>
+                <w:rFonts w:ascii="Times New Roman CE" w:hAnsi="Times New Roman CE" w:cs="Times New Roman"/>
                 <w:noProof/>
                 <w:webHidden/>
               </w:rPr>
@@ -3476,12 +4250,14 @@
             </w:r>
             <w:r>
               <w:rPr>
-                <w:noProof/>
-                <w:webHidden/>
-              </w:rPr>
-            </w:r>
-            <w:r>
-              <w:rPr>
+                <w:rFonts w:ascii="Times New Roman CE" w:hAnsi="Times New Roman CE" w:cs="Times New Roman"/>
+                <w:noProof/>
+                <w:webHidden/>
+              </w:rPr>
+            </w:r>
+            <w:r>
+              <w:rPr>
+                <w:rFonts w:ascii="Times New Roman CE" w:hAnsi="Times New Roman CE" w:cs="Times New Roman"/>
                 <w:noProof/>
                 <w:webHidden/>
               </w:rPr>
@@ -3489,6 +4265,7 @@
             </w:r>
             <w:r>
               <w:rPr>
+                <w:rFonts w:ascii="Times New Roman CE" w:hAnsi="Times New Roman CE" w:cs="Times New Roman"/>
                 <w:noProof/>
                 <w:webHidden/>
               </w:rPr>
@@ -3496,6 +4273,7 @@
             </w:r>
             <w:r>
               <w:rPr>
+                <w:rFonts w:ascii="Times New Roman CE" w:hAnsi="Times New Roman CE" w:cs="Times New Roman"/>
                 <w:noProof/>
                 <w:webHidden/>
               </w:rPr>
@@ -3506,7 +4284,10 @@
         <w:p>
           <w:pPr>
             <w:pStyle w:val="TJ2"/>
+            <w:spacing w:line="360" w:lineRule="auto"/>
+            <w:jc w:val="both"/>
             <w:rPr>
+              <w:rFonts w:ascii="Times New Roman CE" w:hAnsi="Times New Roman CE" w:cs="Times New Roman"/>
               <w:noProof/>
             </w:rPr>
           </w:pPr>
@@ -3514,12 +4295,14 @@
             <w:r>
               <w:rPr>
                 <w:rStyle w:val="Hiperhivatkozs"/>
+                <w:rFonts w:ascii="Times New Roman CE" w:hAnsi="Times New Roman CE" w:cs="Times New Roman"/>
                 <w:noProof/>
               </w:rPr>
               <w:t>7.2</w:t>
             </w:r>
             <w:r>
               <w:rPr>
+                <w:rFonts w:ascii="Times New Roman CE" w:hAnsi="Times New Roman CE" w:cs="Times New Roman"/>
                 <w:noProof/>
               </w:rPr>
               <w:tab/>
@@ -3527,12 +4310,14 @@
             <w:r>
               <w:rPr>
                 <w:rStyle w:val="Hiperhivatkozs"/>
+                <w:rFonts w:ascii="Times New Roman CE" w:hAnsi="Times New Roman CE" w:cs="Times New Roman"/>
                 <w:noProof/>
               </w:rPr>
               <w:t>Rendszerkövetelmények</w:t>
             </w:r>
             <w:r>
               <w:rPr>
+                <w:rFonts w:ascii="Times New Roman CE" w:hAnsi="Times New Roman CE" w:cs="Times New Roman"/>
                 <w:noProof/>
                 <w:webHidden/>
               </w:rPr>
@@ -3540,6 +4325,7 @@
             </w:r>
             <w:r>
               <w:rPr>
+                <w:rFonts w:ascii="Times New Roman CE" w:hAnsi="Times New Roman CE" w:cs="Times New Roman"/>
                 <w:noProof/>
                 <w:webHidden/>
               </w:rPr>
@@ -3547,6 +4333,7 @@
             </w:r>
             <w:r>
               <w:rPr>
+                <w:rFonts w:ascii="Times New Roman CE" w:hAnsi="Times New Roman CE" w:cs="Times New Roman"/>
                 <w:noProof/>
                 <w:webHidden/>
               </w:rPr>
@@ -3554,12 +4341,14 @@
             </w:r>
             <w:r>
               <w:rPr>
-                <w:noProof/>
-                <w:webHidden/>
-              </w:rPr>
-            </w:r>
-            <w:r>
-              <w:rPr>
+                <w:rFonts w:ascii="Times New Roman CE" w:hAnsi="Times New Roman CE" w:cs="Times New Roman"/>
+                <w:noProof/>
+                <w:webHidden/>
+              </w:rPr>
+            </w:r>
+            <w:r>
+              <w:rPr>
+                <w:rFonts w:ascii="Times New Roman CE" w:hAnsi="Times New Roman CE" w:cs="Times New Roman"/>
                 <w:noProof/>
                 <w:webHidden/>
               </w:rPr>
@@ -3567,6 +4356,7 @@
             </w:r>
             <w:r>
               <w:rPr>
+                <w:rFonts w:ascii="Times New Roman CE" w:hAnsi="Times New Roman CE" w:cs="Times New Roman"/>
                 <w:noProof/>
                 <w:webHidden/>
               </w:rPr>
@@ -3574,6 +4364,7 @@
             </w:r>
             <w:r>
               <w:rPr>
+                <w:rFonts w:ascii="Times New Roman CE" w:hAnsi="Times New Roman CE" w:cs="Times New Roman"/>
                 <w:noProof/>
                 <w:webHidden/>
               </w:rPr>
@@ -3588,7 +4379,10 @@
               <w:tab w:val="left" w:pos="1540"/>
               <w:tab w:val="right" w:leader="dot" w:pos="8720"/>
             </w:tabs>
+            <w:spacing w:line="360" w:lineRule="auto"/>
+            <w:jc w:val="both"/>
             <w:rPr>
+              <w:rFonts w:ascii="Times New Roman CE" w:hAnsi="Times New Roman CE" w:cs="Times New Roman"/>
               <w:noProof/>
             </w:rPr>
           </w:pPr>
@@ -3596,12 +4390,14 @@
             <w:r>
               <w:rPr>
                 <w:rStyle w:val="Hiperhivatkozs"/>
+                <w:rFonts w:ascii="Times New Roman CE" w:hAnsi="Times New Roman CE" w:cs="Times New Roman"/>
                 <w:noProof/>
               </w:rPr>
               <w:t>7.2.1</w:t>
             </w:r>
             <w:r>
               <w:rPr>
+                <w:rFonts w:ascii="Times New Roman CE" w:hAnsi="Times New Roman CE" w:cs="Times New Roman"/>
                 <w:noProof/>
               </w:rPr>
               <w:tab/>
@@ -3609,12 +4405,14 @@
             <w:r>
               <w:rPr>
                 <w:rStyle w:val="Hiperhivatkozs"/>
+                <w:rFonts w:ascii="Times New Roman CE" w:hAnsi="Times New Roman CE" w:cs="Times New Roman"/>
                 <w:noProof/>
               </w:rPr>
               <w:t>Hardver követelmények</w:t>
             </w:r>
             <w:r>
               <w:rPr>
+                <w:rFonts w:ascii="Times New Roman CE" w:hAnsi="Times New Roman CE" w:cs="Times New Roman"/>
                 <w:noProof/>
                 <w:webHidden/>
               </w:rPr>
@@ -3622,6 +4420,7 @@
             </w:r>
             <w:r>
               <w:rPr>
+                <w:rFonts w:ascii="Times New Roman CE" w:hAnsi="Times New Roman CE" w:cs="Times New Roman"/>
                 <w:noProof/>
                 <w:webHidden/>
               </w:rPr>
@@ -3629,6 +4428,7 @@
             </w:r>
             <w:r>
               <w:rPr>
+                <w:rFonts w:ascii="Times New Roman CE" w:hAnsi="Times New Roman CE" w:cs="Times New Roman"/>
                 <w:noProof/>
                 <w:webHidden/>
               </w:rPr>
@@ -3636,12 +4436,14 @@
             </w:r>
             <w:r>
               <w:rPr>
-                <w:noProof/>
-                <w:webHidden/>
-              </w:rPr>
-            </w:r>
-            <w:r>
-              <w:rPr>
+                <w:rFonts w:ascii="Times New Roman CE" w:hAnsi="Times New Roman CE" w:cs="Times New Roman"/>
+                <w:noProof/>
+                <w:webHidden/>
+              </w:rPr>
+            </w:r>
+            <w:r>
+              <w:rPr>
+                <w:rFonts w:ascii="Times New Roman CE" w:hAnsi="Times New Roman CE" w:cs="Times New Roman"/>
                 <w:noProof/>
                 <w:webHidden/>
               </w:rPr>
@@ -3649,6 +4451,7 @@
             </w:r>
             <w:r>
               <w:rPr>
+                <w:rFonts w:ascii="Times New Roman CE" w:hAnsi="Times New Roman CE" w:cs="Times New Roman"/>
                 <w:noProof/>
                 <w:webHidden/>
               </w:rPr>
@@ -3656,6 +4459,7 @@
             </w:r>
             <w:r>
               <w:rPr>
+                <w:rFonts w:ascii="Times New Roman CE" w:hAnsi="Times New Roman CE" w:cs="Times New Roman"/>
                 <w:noProof/>
                 <w:webHidden/>
               </w:rPr>
@@ -3670,7 +4474,10 @@
               <w:tab w:val="left" w:pos="1540"/>
               <w:tab w:val="right" w:leader="dot" w:pos="8720"/>
             </w:tabs>
+            <w:spacing w:line="360" w:lineRule="auto"/>
+            <w:jc w:val="both"/>
             <w:rPr>
+              <w:rFonts w:ascii="Times New Roman CE" w:hAnsi="Times New Roman CE" w:cs="Times New Roman"/>
               <w:noProof/>
             </w:rPr>
           </w:pPr>
@@ -3678,12 +4485,14 @@
             <w:r>
               <w:rPr>
                 <w:rStyle w:val="Hiperhivatkozs"/>
+                <w:rFonts w:ascii="Times New Roman CE" w:hAnsi="Times New Roman CE" w:cs="Times New Roman"/>
                 <w:noProof/>
               </w:rPr>
               <w:t>7.2.2</w:t>
             </w:r>
             <w:r>
               <w:rPr>
+                <w:rFonts w:ascii="Times New Roman CE" w:hAnsi="Times New Roman CE" w:cs="Times New Roman"/>
                 <w:noProof/>
               </w:rPr>
               <w:tab/>
@@ -3691,12 +4500,14 @@
             <w:r>
               <w:rPr>
                 <w:rStyle w:val="Hiperhivatkozs"/>
+                <w:rFonts w:ascii="Times New Roman CE" w:hAnsi="Times New Roman CE" w:cs="Times New Roman"/>
                 <w:noProof/>
               </w:rPr>
               <w:t>Szoftver követelmények</w:t>
             </w:r>
             <w:r>
               <w:rPr>
+                <w:rFonts w:ascii="Times New Roman CE" w:hAnsi="Times New Roman CE" w:cs="Times New Roman"/>
                 <w:noProof/>
                 <w:webHidden/>
               </w:rPr>
@@ -3704,6 +4515,7 @@
             </w:r>
             <w:r>
               <w:rPr>
+                <w:rFonts w:ascii="Times New Roman CE" w:hAnsi="Times New Roman CE" w:cs="Times New Roman"/>
                 <w:noProof/>
                 <w:webHidden/>
               </w:rPr>
@@ -3711,6 +4523,7 @@
             </w:r>
             <w:r>
               <w:rPr>
+                <w:rFonts w:ascii="Times New Roman CE" w:hAnsi="Times New Roman CE" w:cs="Times New Roman"/>
                 <w:noProof/>
                 <w:webHidden/>
               </w:rPr>
@@ -3718,12 +4531,14 @@
             </w:r>
             <w:r>
               <w:rPr>
-                <w:noProof/>
-                <w:webHidden/>
-              </w:rPr>
-            </w:r>
-            <w:r>
-              <w:rPr>
+                <w:rFonts w:ascii="Times New Roman CE" w:hAnsi="Times New Roman CE" w:cs="Times New Roman"/>
+                <w:noProof/>
+                <w:webHidden/>
+              </w:rPr>
+            </w:r>
+            <w:r>
+              <w:rPr>
+                <w:rFonts w:ascii="Times New Roman CE" w:hAnsi="Times New Roman CE" w:cs="Times New Roman"/>
                 <w:noProof/>
                 <w:webHidden/>
               </w:rPr>
@@ -3731,6 +4546,7 @@
             </w:r>
             <w:r>
               <w:rPr>
+                <w:rFonts w:ascii="Times New Roman CE" w:hAnsi="Times New Roman CE" w:cs="Times New Roman"/>
                 <w:noProof/>
                 <w:webHidden/>
               </w:rPr>
@@ -3738,6 +4554,7 @@
             </w:r>
             <w:r>
               <w:rPr>
+                <w:rFonts w:ascii="Times New Roman CE" w:hAnsi="Times New Roman CE" w:cs="Times New Roman"/>
                 <w:noProof/>
                 <w:webHidden/>
               </w:rPr>
@@ -3748,7 +4565,10 @@
         <w:p>
           <w:pPr>
             <w:pStyle w:val="TJ2"/>
+            <w:spacing w:line="360" w:lineRule="auto"/>
+            <w:jc w:val="both"/>
             <w:rPr>
+              <w:rFonts w:ascii="Times New Roman CE" w:hAnsi="Times New Roman CE" w:cs="Times New Roman"/>
               <w:noProof/>
             </w:rPr>
           </w:pPr>
@@ -3756,12 +4576,14 @@
             <w:r>
               <w:rPr>
                 <w:rStyle w:val="Hiperhivatkozs"/>
+                <w:rFonts w:ascii="Times New Roman CE" w:hAnsi="Times New Roman CE" w:cs="Times New Roman"/>
                 <w:noProof/>
               </w:rPr>
               <w:t>7.3</w:t>
             </w:r>
             <w:r>
               <w:rPr>
+                <w:rFonts w:ascii="Times New Roman CE" w:hAnsi="Times New Roman CE" w:cs="Times New Roman"/>
                 <w:noProof/>
               </w:rPr>
               <w:tab/>
@@ -3769,12 +4591,14 @@
             <w:r>
               <w:rPr>
                 <w:rStyle w:val="Hiperhivatkozs"/>
+                <w:rFonts w:ascii="Times New Roman CE" w:hAnsi="Times New Roman CE" w:cs="Times New Roman"/>
                 <w:noProof/>
               </w:rPr>
               <w:t>A program használatának részletes leírása</w:t>
             </w:r>
             <w:r>
               <w:rPr>
+                <w:rFonts w:ascii="Times New Roman CE" w:hAnsi="Times New Roman CE" w:cs="Times New Roman"/>
                 <w:noProof/>
                 <w:webHidden/>
               </w:rPr>
@@ -3782,6 +4606,7 @@
             </w:r>
             <w:r>
               <w:rPr>
+                <w:rFonts w:ascii="Times New Roman CE" w:hAnsi="Times New Roman CE" w:cs="Times New Roman"/>
                 <w:noProof/>
                 <w:webHidden/>
               </w:rPr>
@@ -3789,6 +4614,7 @@
             </w:r>
             <w:r>
               <w:rPr>
+                <w:rFonts w:ascii="Times New Roman CE" w:hAnsi="Times New Roman CE" w:cs="Times New Roman"/>
                 <w:noProof/>
                 <w:webHidden/>
               </w:rPr>
@@ -3796,12 +4622,14 @@
             </w:r>
             <w:r>
               <w:rPr>
-                <w:noProof/>
-                <w:webHidden/>
-              </w:rPr>
-            </w:r>
-            <w:r>
-              <w:rPr>
+                <w:rFonts w:ascii="Times New Roman CE" w:hAnsi="Times New Roman CE" w:cs="Times New Roman"/>
+                <w:noProof/>
+                <w:webHidden/>
+              </w:rPr>
+            </w:r>
+            <w:r>
+              <w:rPr>
+                <w:rFonts w:ascii="Times New Roman CE" w:hAnsi="Times New Roman CE" w:cs="Times New Roman"/>
                 <w:noProof/>
                 <w:webHidden/>
               </w:rPr>
@@ -3809,6 +4637,7 @@
             </w:r>
             <w:r>
               <w:rPr>
+                <w:rFonts w:ascii="Times New Roman CE" w:hAnsi="Times New Roman CE" w:cs="Times New Roman"/>
                 <w:noProof/>
                 <w:webHidden/>
               </w:rPr>
@@ -3816,6 +4645,7 @@
             </w:r>
             <w:r>
               <w:rPr>
+                <w:rFonts w:ascii="Times New Roman CE" w:hAnsi="Times New Roman CE" w:cs="Times New Roman"/>
                 <w:noProof/>
                 <w:webHidden/>
               </w:rPr>
@@ -3830,7 +4660,10 @@
               <w:tab w:val="left" w:pos="880"/>
               <w:tab w:val="right" w:leader="dot" w:pos="8720"/>
             </w:tabs>
+            <w:spacing w:line="360" w:lineRule="auto"/>
+            <w:jc w:val="both"/>
             <w:rPr>
+              <w:rFonts w:ascii="Times New Roman CE" w:hAnsi="Times New Roman CE" w:cs="Times New Roman"/>
               <w:noProof/>
             </w:rPr>
           </w:pPr>
@@ -3838,12 +4671,14 @@
             <w:r>
               <w:rPr>
                 <w:rStyle w:val="Hiperhivatkozs"/>
+                <w:rFonts w:ascii="Times New Roman CE" w:hAnsi="Times New Roman CE" w:cs="Times New Roman"/>
                 <w:noProof/>
               </w:rPr>
               <w:t>8</w:t>
             </w:r>
             <w:r>
               <w:rPr>
+                <w:rFonts w:ascii="Times New Roman CE" w:hAnsi="Times New Roman CE" w:cs="Times New Roman"/>
                 <w:noProof/>
               </w:rPr>
               <w:tab/>
@@ -3851,12 +4686,14 @@
             <w:r>
               <w:rPr>
                 <w:rStyle w:val="Hiperhivatkozs"/>
+                <w:rFonts w:ascii="Times New Roman CE" w:hAnsi="Times New Roman CE" w:cs="Times New Roman"/>
                 <w:noProof/>
               </w:rPr>
               <w:t>Önértékelés</w:t>
             </w:r>
             <w:r>
               <w:rPr>
+                <w:rFonts w:ascii="Times New Roman CE" w:hAnsi="Times New Roman CE" w:cs="Times New Roman"/>
                 <w:noProof/>
                 <w:webHidden/>
               </w:rPr>
@@ -3864,6 +4701,7 @@
             </w:r>
             <w:r>
               <w:rPr>
+                <w:rFonts w:ascii="Times New Roman CE" w:hAnsi="Times New Roman CE" w:cs="Times New Roman"/>
                 <w:noProof/>
                 <w:webHidden/>
               </w:rPr>
@@ -3871,6 +4709,7 @@
             </w:r>
             <w:r>
               <w:rPr>
+                <w:rFonts w:ascii="Times New Roman CE" w:hAnsi="Times New Roman CE" w:cs="Times New Roman"/>
                 <w:noProof/>
                 <w:webHidden/>
               </w:rPr>
@@ -3878,12 +4717,14 @@
             </w:r>
             <w:r>
               <w:rPr>
-                <w:noProof/>
-                <w:webHidden/>
-              </w:rPr>
-            </w:r>
-            <w:r>
-              <w:rPr>
+                <w:rFonts w:ascii="Times New Roman CE" w:hAnsi="Times New Roman CE" w:cs="Times New Roman"/>
+                <w:noProof/>
+                <w:webHidden/>
+              </w:rPr>
+            </w:r>
+            <w:r>
+              <w:rPr>
+                <w:rFonts w:ascii="Times New Roman CE" w:hAnsi="Times New Roman CE" w:cs="Times New Roman"/>
                 <w:noProof/>
                 <w:webHidden/>
               </w:rPr>
@@ -3891,6 +4732,7 @@
             </w:r>
             <w:r>
               <w:rPr>
+                <w:rFonts w:ascii="Times New Roman CE" w:hAnsi="Times New Roman CE" w:cs="Times New Roman"/>
                 <w:noProof/>
                 <w:webHidden/>
               </w:rPr>
@@ -3898,6 +4740,7 @@
             </w:r>
             <w:r>
               <w:rPr>
+                <w:rFonts w:ascii="Times New Roman CE" w:hAnsi="Times New Roman CE" w:cs="Times New Roman"/>
                 <w:noProof/>
                 <w:webHidden/>
               </w:rPr>
@@ -3912,7 +4755,10 @@
               <w:tab w:val="left" w:pos="880"/>
               <w:tab w:val="right" w:leader="dot" w:pos="8720"/>
             </w:tabs>
+            <w:spacing w:line="360" w:lineRule="auto"/>
+            <w:jc w:val="both"/>
             <w:rPr>
+              <w:rFonts w:ascii="Times New Roman CE" w:hAnsi="Times New Roman CE" w:cs="Times New Roman"/>
               <w:noProof/>
             </w:rPr>
           </w:pPr>
@@ -3920,12 +4766,14 @@
             <w:r>
               <w:rPr>
                 <w:rStyle w:val="Hiperhivatkozs"/>
+                <w:rFonts w:ascii="Times New Roman CE" w:hAnsi="Times New Roman CE" w:cs="Times New Roman"/>
                 <w:noProof/>
               </w:rPr>
               <w:t>9</w:t>
             </w:r>
             <w:r>
               <w:rPr>
+                <w:rFonts w:ascii="Times New Roman CE" w:hAnsi="Times New Roman CE" w:cs="Times New Roman"/>
                 <w:noProof/>
               </w:rPr>
               <w:tab/>
@@ -3933,12 +4781,14 @@
             <w:r>
               <w:rPr>
                 <w:rStyle w:val="Hiperhivatkozs"/>
+                <w:rFonts w:ascii="Times New Roman CE" w:hAnsi="Times New Roman CE" w:cs="Times New Roman"/>
                 <w:noProof/>
               </w:rPr>
               <w:t>Továbbfejlesztési lehetőségek</w:t>
             </w:r>
             <w:r>
               <w:rPr>
+                <w:rFonts w:ascii="Times New Roman CE" w:hAnsi="Times New Roman CE" w:cs="Times New Roman"/>
                 <w:noProof/>
                 <w:webHidden/>
               </w:rPr>
@@ -3946,6 +4796,7 @@
             </w:r>
             <w:r>
               <w:rPr>
+                <w:rFonts w:ascii="Times New Roman CE" w:hAnsi="Times New Roman CE" w:cs="Times New Roman"/>
                 <w:noProof/>
                 <w:webHidden/>
               </w:rPr>
@@ -3953,6 +4804,7 @@
             </w:r>
             <w:r>
               <w:rPr>
+                <w:rFonts w:ascii="Times New Roman CE" w:hAnsi="Times New Roman CE" w:cs="Times New Roman"/>
                 <w:noProof/>
                 <w:webHidden/>
               </w:rPr>
@@ -3960,12 +4812,14 @@
             </w:r>
             <w:r>
               <w:rPr>
-                <w:noProof/>
-                <w:webHidden/>
-              </w:rPr>
-            </w:r>
-            <w:r>
-              <w:rPr>
+                <w:rFonts w:ascii="Times New Roman CE" w:hAnsi="Times New Roman CE" w:cs="Times New Roman"/>
+                <w:noProof/>
+                <w:webHidden/>
+              </w:rPr>
+            </w:r>
+            <w:r>
+              <w:rPr>
+                <w:rFonts w:ascii="Times New Roman CE" w:hAnsi="Times New Roman CE" w:cs="Times New Roman"/>
                 <w:noProof/>
                 <w:webHidden/>
               </w:rPr>
@@ -3973,6 +4827,7 @@
             </w:r>
             <w:r>
               <w:rPr>
+                <w:rFonts w:ascii="Times New Roman CE" w:hAnsi="Times New Roman CE" w:cs="Times New Roman"/>
                 <w:noProof/>
                 <w:webHidden/>
               </w:rPr>
@@ -3980,6 +4835,7 @@
             </w:r>
             <w:r>
               <w:rPr>
+                <w:rFonts w:ascii="Times New Roman CE" w:hAnsi="Times New Roman CE" w:cs="Times New Roman"/>
                 <w:noProof/>
                 <w:webHidden/>
               </w:rPr>
@@ -3994,7 +4850,10 @@
               <w:tab w:val="left" w:pos="880"/>
               <w:tab w:val="right" w:leader="dot" w:pos="8720"/>
             </w:tabs>
+            <w:spacing w:line="360" w:lineRule="auto"/>
+            <w:jc w:val="both"/>
             <w:rPr>
+              <w:rFonts w:ascii="Times New Roman CE" w:hAnsi="Times New Roman CE" w:cs="Times New Roman"/>
               <w:noProof/>
             </w:rPr>
           </w:pPr>
@@ -4002,12 +4861,14 @@
             <w:r>
               <w:rPr>
                 <w:rStyle w:val="Hiperhivatkozs"/>
+                <w:rFonts w:ascii="Times New Roman CE" w:hAnsi="Times New Roman CE" w:cs="Times New Roman"/>
                 <w:noProof/>
               </w:rPr>
               <w:t>10</w:t>
             </w:r>
             <w:r>
               <w:rPr>
+                <w:rFonts w:ascii="Times New Roman CE" w:hAnsi="Times New Roman CE" w:cs="Times New Roman"/>
                 <w:noProof/>
               </w:rPr>
               <w:tab/>
@@ -4015,12 +4876,14 @@
             <w:r>
               <w:rPr>
                 <w:rStyle w:val="Hiperhivatkozs"/>
+                <w:rFonts w:ascii="Times New Roman CE" w:hAnsi="Times New Roman CE" w:cs="Times New Roman"/>
                 <w:noProof/>
               </w:rPr>
               <w:t>Ábrajegyzék</w:t>
             </w:r>
             <w:r>
               <w:rPr>
+                <w:rFonts w:ascii="Times New Roman CE" w:hAnsi="Times New Roman CE" w:cs="Times New Roman"/>
                 <w:noProof/>
                 <w:webHidden/>
               </w:rPr>
@@ -4028,6 +4891,7 @@
             </w:r>
             <w:r>
               <w:rPr>
+                <w:rFonts w:ascii="Times New Roman CE" w:hAnsi="Times New Roman CE" w:cs="Times New Roman"/>
                 <w:noProof/>
                 <w:webHidden/>
               </w:rPr>
@@ -4035,6 +4899,7 @@
             </w:r>
             <w:r>
               <w:rPr>
+                <w:rFonts w:ascii="Times New Roman CE" w:hAnsi="Times New Roman CE" w:cs="Times New Roman"/>
                 <w:noProof/>
                 <w:webHidden/>
               </w:rPr>
@@ -4042,12 +4907,14 @@
             </w:r>
             <w:r>
               <w:rPr>
-                <w:noProof/>
-                <w:webHidden/>
-              </w:rPr>
-            </w:r>
-            <w:r>
-              <w:rPr>
+                <w:rFonts w:ascii="Times New Roman CE" w:hAnsi="Times New Roman CE" w:cs="Times New Roman"/>
+                <w:noProof/>
+                <w:webHidden/>
+              </w:rPr>
+            </w:r>
+            <w:r>
+              <w:rPr>
+                <w:rFonts w:ascii="Times New Roman CE" w:hAnsi="Times New Roman CE" w:cs="Times New Roman"/>
                 <w:noProof/>
                 <w:webHidden/>
               </w:rPr>
@@ -4055,6 +4922,7 @@
             </w:r>
             <w:r>
               <w:rPr>
+                <w:rFonts w:ascii="Times New Roman CE" w:hAnsi="Times New Roman CE" w:cs="Times New Roman"/>
                 <w:noProof/>
                 <w:webHidden/>
               </w:rPr>
@@ -4062,6 +4930,7 @@
             </w:r>
             <w:r>
               <w:rPr>
+                <w:rFonts w:ascii="Times New Roman CE" w:hAnsi="Times New Roman CE" w:cs="Times New Roman"/>
                 <w:noProof/>
                 <w:webHidden/>
               </w:rPr>
@@ -4070,8 +4939,15 @@
           </w:hyperlink>
         </w:p>
         <w:p>
+          <w:pPr>
+            <w:jc w:val="both"/>
+            <w:rPr>
+              <w:rFonts w:ascii="Times New Roman CE" w:hAnsi="Times New Roman CE" w:cs="Times New Roman"/>
+            </w:rPr>
+          </w:pPr>
           <w:r>
             <w:rPr>
+              <w:rFonts w:ascii="Times New Roman CE" w:hAnsi="Times New Roman CE" w:cs="Times New Roman"/>
               <w:b/>
               <w:bCs/>
             </w:rPr>
@@ -4083,102 +4959,595 @@
     <w:p>
       <w:pPr>
         <w:ind w:firstLine="0"/>
+        <w:jc w:val="both"/>
+        <w:rPr>
+          <w:rFonts w:ascii="Times New Roman CE" w:hAnsi="Times New Roman CE" w:cs="Times New Roman"/>
+        </w:rPr>
       </w:pPr>
     </w:p>
     <w:p>
       <w:pPr>
         <w:pStyle w:val="Cmsor1"/>
+        <w:jc w:val="both"/>
+        <w:rPr>
+          <w:rFonts w:ascii="Times New Roman CE" w:hAnsi="Times New Roman CE" w:cs="Times New Roman"/>
+        </w:rPr>
         <w:sectPr>
-          <w:footerReference w:type="default" r:id="rId11"/>
-          <w:headerReference w:type="first" r:id="rId12"/>
-          <w:footerReference w:type="first" r:id="rId13"/>
+          <w:headerReference w:type="default" r:id="rId13"/>
+          <w:headerReference w:type="first" r:id="rId14"/>
+          <w:footerReference w:type="first" r:id="rId15"/>
           <w:pgSz w:w="11906" w:h="16838"/>
-          <w:pgMar w:top="1418" w:right="1418" w:bottom="1418" w:left="1418" w:header="709" w:footer="709" w:gutter="340"/>
+          <w:pgMar w:top="1418" w:right="1418" w:bottom="1418" w:left="1418" w:header="709" w:footer="709" w:gutter="284"/>
           <w:cols w:space="708"/>
           <w:titlePg/>
           <w:docGrid w:linePitch="360"/>
         </w:sectPr>
       </w:pPr>
-      <w:bookmarkStart w:id="1" w:name="_Toc473730742"/>
+      <w:bookmarkStart w:id="0" w:name="_Toc473730742"/>
     </w:p>
     <w:p>
       <w:pPr>
         <w:pStyle w:val="Cmsor1"/>
-      </w:pPr>
-      <w:bookmarkStart w:id="2" w:name="_Toc225848930"/>
-      <w:r>
+        <w:jc w:val="both"/>
+        <w:rPr>
+          <w:rFonts w:ascii="Times New Roman CE" w:hAnsi="Times New Roman CE" w:cs="Times New Roman"/>
+        </w:rPr>
+      </w:pPr>
+      <w:bookmarkStart w:id="1" w:name="_Toc225848930"/>
+      <w:r>
+        <w:rPr>
+          <w:rFonts w:ascii="Times New Roman CE" w:hAnsi="Times New Roman CE" w:cs="Times New Roman"/>
+        </w:rPr>
         <w:lastRenderedPageBreak/>
         <w:t>Bevezetés</w:t>
       </w:r>
+      <w:bookmarkEnd w:id="0"/>
       <w:bookmarkEnd w:id="1"/>
-      <w:bookmarkEnd w:id="2"/>
     </w:p>
     <w:p>
       <w:pPr>
         <w:pStyle w:val="Cmsor2"/>
-      </w:pPr>
-      <w:bookmarkStart w:id="3" w:name="_Toc473730743"/>
-      <w:bookmarkStart w:id="4" w:name="_Toc225848931"/>
-      <w:r>
+        <w:jc w:val="both"/>
+        <w:rPr>
+          <w:rFonts w:ascii="Times New Roman CE" w:hAnsi="Times New Roman CE" w:cs="Times New Roman"/>
+        </w:rPr>
+      </w:pPr>
+      <w:bookmarkStart w:id="2" w:name="_Toc473730743"/>
+      <w:bookmarkStart w:id="3" w:name="_Toc225848931"/>
+      <w:r>
+        <w:rPr>
+          <w:rFonts w:ascii="Times New Roman CE" w:hAnsi="Times New Roman CE" w:cs="Times New Roman"/>
+        </w:rPr>
         <w:t>Feladat leírás</w:t>
       </w:r>
+      <w:bookmarkEnd w:id="2"/>
       <w:bookmarkEnd w:id="3"/>
-      <w:bookmarkEnd w:id="4"/>
     </w:p>
     <w:p>
       <w:pPr>
-        <w:rPr>
-          <w:color w:val="FF0000"/>
-        </w:rPr>
-      </w:pPr>
-      <w:r>
-        <w:rPr>
-          <w:color w:val="FF0000"/>
-        </w:rPr>
-        <w:t>Írd le röviden, milyen problémára, milyen célra készítetted a programot. Milyen feladatok megoldásában kiknek nyújt segítséget a használata.</w:t>
+        <w:jc w:val="both"/>
+        <w:rPr>
+          <w:rFonts w:ascii="Times New Roman CE" w:hAnsi="Times New Roman CE" w:cs="Times New Roman"/>
+        </w:rPr>
+      </w:pPr>
+      <w:r>
+        <w:rPr>
+          <w:rFonts w:ascii="Times New Roman CE" w:hAnsi="Times New Roman CE" w:cs="Times New Roman"/>
+        </w:rPr>
+        <w:t>Egyik csapattagunk saját eladási céllal keresett egy olyan weboldalt, ami kifejezetten használt hangszerek árusításával foglalkozik. Sajnos</w:t>
+      </w:r>
+      <w:r>
+        <w:rPr>
+          <w:rFonts w:ascii="Times New Roman CE" w:hAnsi="Times New Roman CE" w:cs="Times New Roman"/>
+        </w:rPr>
+        <w:t xml:space="preserve"> pontosan</w:t>
+      </w:r>
+      <w:r>
+        <w:rPr>
+          <w:rFonts w:ascii="Times New Roman CE" w:hAnsi="Times New Roman CE" w:cs="Times New Roman"/>
+        </w:rPr>
+        <w:t xml:space="preserve"> </w:t>
+      </w:r>
+      <w:r>
+        <w:rPr>
+          <w:rFonts w:ascii="Times New Roman CE" w:hAnsi="Times New Roman CE" w:cs="Times New Roman"/>
+        </w:rPr>
+        <w:t>egyező és vagy hasonló</w:t>
+      </w:r>
+      <w:r>
+        <w:rPr>
+          <w:rFonts w:ascii="Times New Roman CE" w:hAnsi="Times New Roman CE" w:cs="Times New Roman"/>
+        </w:rPr>
+        <w:t xml:space="preserve"> oldalt nem talált így innen ered a vizsgaremekünk alapja. A projektünk alapvető célja egy olyan weblap </w:t>
+      </w:r>
+      <w:r>
+        <w:rPr>
+          <w:rFonts w:ascii="Times New Roman CE" w:hAnsi="Times New Roman CE" w:cs="Times New Roman"/>
+        </w:rPr>
+        <w:t>létrehozása,</w:t>
+      </w:r>
+      <w:r>
+        <w:rPr>
+          <w:rFonts w:ascii="Times New Roman CE" w:hAnsi="Times New Roman CE" w:cs="Times New Roman"/>
+        </w:rPr>
+        <w:t xml:space="preserve"> ami </w:t>
+      </w:r>
+      <w:r>
+        <w:rPr>
+          <w:rFonts w:ascii="Times New Roman CE" w:hAnsi="Times New Roman CE" w:cs="Times New Roman"/>
+        </w:rPr>
+        <w:t>csakis használt hangszerek árusításával foglalatoskodik. Ez lett a használthangszerek.hu ami egy olyan felület, ami nem egy webáruház ellenben egy közléstér, ahol az emberek kizárólag magánszemélyektől tudnak vásárolni, így lehetővé téve az átlagos mindennapi felhasználók számára a könnyű és megbízható adás-vételt.</w:t>
       </w:r>
     </w:p>
     <w:p>
       <w:pPr>
         <w:pStyle w:val="Cmsor2"/>
-      </w:pPr>
-      <w:bookmarkStart w:id="5" w:name="_Toc225848932"/>
-      <w:r>
-        <w:t xml:space="preserve">Felhasznált </w:t>
+        <w:jc w:val="both"/>
+        <w:rPr>
+          <w:rFonts w:ascii="Times New Roman CE" w:hAnsi="Times New Roman CE" w:cs="Times New Roman"/>
+        </w:rPr>
+      </w:pPr>
+      <w:bookmarkStart w:id="4" w:name="_Toc225848932"/>
+      <w:r>
+        <w:rPr>
+          <w:rFonts w:ascii="Times New Roman CE" w:hAnsi="Times New Roman CE" w:cs="Times New Roman"/>
+        </w:rPr>
+        <w:t>Felhasznált ismere</w:t>
+      </w:r>
+      <w:bookmarkEnd w:id="4"/>
+      <w:r>
+        <w:rPr>
+          <w:rFonts w:ascii="Times New Roman CE" w:hAnsi="Times New Roman CE" w:cs="Times New Roman"/>
+        </w:rPr>
+        <w:t>tek</w:t>
+      </w:r>
+    </w:p>
+    <w:p>
+      <w:pPr>
+        <w:jc w:val="both"/>
+      </w:pPr>
+      <w:r>
+        <w:t>A projekt elkészítésének érdekében felhasznált ismeretek az allábiak:</w:t>
+      </w:r>
+    </w:p>
+    <w:p>
+      <w:pPr>
+        <w:pStyle w:val="Listaszerbekezds"/>
+        <w:numPr>
+          <w:ilvl w:val="0"/>
+          <w:numId w:val="45"/>
+        </w:numPr>
+        <w:jc w:val="both"/>
+      </w:pPr>
+      <w:r>
+        <w:t xml:space="preserve">XAMP, </w:t>
       </w:r>
       <w:proofErr w:type="spellStart"/>
       <w:r>
-        <w:t>ismereket</w:t>
-      </w:r>
-      <w:bookmarkEnd w:id="5"/>
+        <w:t>phpMyAdmin</w:t>
+      </w:r>
+      <w:proofErr w:type="spellEnd"/>
+      <w:r>
+        <w:t xml:space="preserve">, </w:t>
+      </w:r>
+      <w:proofErr w:type="spellStart"/>
+      <w:r>
+        <w:t>MySQL</w:t>
+      </w:r>
+      <w:proofErr w:type="spellEnd"/>
+      <w:r>
+        <w:t>,</w:t>
+      </w:r>
+      <w:r>
+        <w:tab/>
+      </w:r>
+      <w:proofErr w:type="spellStart"/>
+      <w:r>
+        <w:t>DBeaver</w:t>
+      </w:r>
+      <w:proofErr w:type="spellEnd"/>
+      <w:r>
+        <w:t xml:space="preserve">, </w:t>
+      </w:r>
+      <w:proofErr w:type="spellStart"/>
+      <w:r>
+        <w:t>Aiven</w:t>
+      </w:r>
       <w:proofErr w:type="spellEnd"/>
     </w:p>
     <w:p>
       <w:pPr>
+        <w:pStyle w:val="Listaszerbekezds"/>
+        <w:numPr>
+          <w:ilvl w:val="1"/>
+          <w:numId w:val="45"/>
+        </w:numPr>
+        <w:jc w:val="both"/>
+      </w:pPr>
+      <w:r>
+        <w:t>Az adatbázis létrehozásához</w:t>
+      </w:r>
+      <w:r>
+        <w:t>, kezeléséhez és futtatásához.</w:t>
+      </w:r>
+    </w:p>
+    <w:p>
+      <w:pPr>
+        <w:pStyle w:val="Listaszerbekezds"/>
+        <w:numPr>
+          <w:ilvl w:val="0"/>
+          <w:numId w:val="45"/>
+        </w:numPr>
+        <w:jc w:val="both"/>
+      </w:pPr>
+      <w:r>
+        <w:t>C#,</w:t>
+      </w:r>
+      <w:r>
+        <w:t xml:space="preserve"> </w:t>
+      </w:r>
+      <w:proofErr w:type="spellStart"/>
+      <w:r>
+        <w:t>Entity</w:t>
+      </w:r>
+      <w:proofErr w:type="spellEnd"/>
+      <w:r>
+        <w:t xml:space="preserve"> Framework,</w:t>
+      </w:r>
+      <w:r>
+        <w:t xml:space="preserve"> </w:t>
+      </w:r>
+      <w:proofErr w:type="spellStart"/>
+      <w:r>
+        <w:t>DigitalOcean</w:t>
+      </w:r>
+      <w:proofErr w:type="spellEnd"/>
+    </w:p>
+    <w:p>
+      <w:pPr>
+        <w:pStyle w:val="Listaszerbekezds"/>
+        <w:numPr>
+          <w:ilvl w:val="1"/>
+          <w:numId w:val="45"/>
+        </w:numPr>
+        <w:jc w:val="both"/>
+      </w:pPr>
+      <w:r>
+        <w:t>Az API felépítéséhez, teszteléshez és eléréséhez.</w:t>
+      </w:r>
+    </w:p>
+    <w:p>
+      <w:pPr>
+        <w:pStyle w:val="Listaszerbekezds"/>
+        <w:numPr>
+          <w:ilvl w:val="0"/>
+          <w:numId w:val="45"/>
+        </w:numPr>
+        <w:jc w:val="both"/>
+      </w:pPr>
+      <w:r>
+        <w:t>HTML5, CSS</w:t>
+      </w:r>
+      <w:r>
+        <w:t>3, JavaScript</w:t>
+      </w:r>
+      <w:r>
+        <w:t xml:space="preserve">, </w:t>
+      </w:r>
+      <w:proofErr w:type="spellStart"/>
+      <w:r>
+        <w:t>React</w:t>
+      </w:r>
+      <w:proofErr w:type="spellEnd"/>
+    </w:p>
+    <w:p>
+      <w:pPr>
+        <w:pStyle w:val="Listaszerbekezds"/>
+        <w:numPr>
+          <w:ilvl w:val="1"/>
+          <w:numId w:val="45"/>
+        </w:numPr>
+        <w:jc w:val="both"/>
+      </w:pPr>
+      <w:r>
+        <w:t xml:space="preserve">A weboldal szerkezetének létrehozásához, stílusok beállításához. </w:t>
+      </w:r>
+    </w:p>
+    <w:p>
+      <w:pPr>
         <w:pStyle w:val="Cmsor2"/>
-      </w:pPr>
-      <w:bookmarkStart w:id="6" w:name="_Toc225848933"/>
-      <w:r>
+        <w:jc w:val="both"/>
+        <w:rPr>
+          <w:rFonts w:ascii="Times New Roman CE" w:hAnsi="Times New Roman CE" w:cs="Times New Roman"/>
+        </w:rPr>
+      </w:pPr>
+      <w:bookmarkStart w:id="5" w:name="_Toc225848933"/>
+      <w:r>
+        <w:rPr>
+          <w:rFonts w:ascii="Times New Roman CE" w:hAnsi="Times New Roman CE" w:cs="Times New Roman"/>
+        </w:rPr>
         <w:t>Felhasznált szoftverek</w:t>
+      </w:r>
+      <w:bookmarkEnd w:id="5"/>
+    </w:p>
+    <w:tbl>
+      <w:tblPr>
+        <w:tblStyle w:val="Rcsostblzat"/>
+        <w:tblW w:w="0" w:type="auto"/>
+        <w:tblLook w:val="04A0" w:firstRow="1" w:lastRow="0" w:firstColumn="1" w:lastColumn="0" w:noHBand="0" w:noVBand="1"/>
+      </w:tblPr>
+      <w:tblGrid>
+        <w:gridCol w:w="4388"/>
+        <w:gridCol w:w="4388"/>
+      </w:tblGrid>
+      <w:tr>
+        <w:tc>
+          <w:tcPr>
+            <w:tcW w:w="4388" w:type="dxa"/>
+          </w:tcPr>
+          <w:p>
+            <w:pPr>
+              <w:spacing w:after="0"/>
+              <w:ind w:firstLine="0"/>
+              <w:jc w:val="both"/>
+            </w:pPr>
+            <w:r>
+              <w:t>XAMP</w:t>
+            </w:r>
+            <w:r>
+              <w:t xml:space="preserve">, </w:t>
+            </w:r>
+            <w:proofErr w:type="spellStart"/>
+            <w:r>
+              <w:t>phpMyAdmin</w:t>
+            </w:r>
+            <w:proofErr w:type="spellEnd"/>
+            <w:r>
+              <w:t xml:space="preserve">, </w:t>
+            </w:r>
+            <w:proofErr w:type="spellStart"/>
+            <w:r>
+              <w:t>DBeaver</w:t>
+            </w:r>
+            <w:proofErr w:type="spellEnd"/>
+            <w:r>
+              <w:t xml:space="preserve">, </w:t>
+            </w:r>
+            <w:r>
+              <w:t>Aiven.io</w:t>
+            </w:r>
+          </w:p>
+        </w:tc>
+        <w:tc>
+          <w:tcPr>
+            <w:tcW w:w="4388" w:type="dxa"/>
+          </w:tcPr>
+          <w:p>
+            <w:pPr>
+              <w:ind w:firstLine="0"/>
+              <w:jc w:val="center"/>
+            </w:pPr>
+            <w:r>
+              <w:t>Adatbázis</w:t>
+            </w:r>
+          </w:p>
+        </w:tc>
+      </w:tr>
+      <w:tr>
+        <w:tc>
+          <w:tcPr>
+            <w:tcW w:w="4388" w:type="dxa"/>
+          </w:tcPr>
+          <w:p>
+            <w:pPr>
+              <w:spacing w:after="0"/>
+              <w:ind w:firstLine="0"/>
+              <w:jc w:val="both"/>
+            </w:pPr>
+            <w:r>
+              <w:t xml:space="preserve">Visual </w:t>
+            </w:r>
+            <w:proofErr w:type="spellStart"/>
+            <w:r>
+              <w:t>Studio</w:t>
+            </w:r>
+            <w:proofErr w:type="spellEnd"/>
+            <w:r>
+              <w:t xml:space="preserve">, </w:t>
+            </w:r>
+            <w:proofErr w:type="spellStart"/>
+            <w:r>
+              <w:t>DigitalOcean</w:t>
+            </w:r>
+            <w:proofErr w:type="spellEnd"/>
+            <w:r>
+              <w:t xml:space="preserve">, </w:t>
+            </w:r>
+            <w:proofErr w:type="spellStart"/>
+            <w:r>
+              <w:t>Rider</w:t>
+            </w:r>
+            <w:proofErr w:type="spellEnd"/>
+          </w:p>
+        </w:tc>
+        <w:tc>
+          <w:tcPr>
+            <w:tcW w:w="4388" w:type="dxa"/>
+          </w:tcPr>
+          <w:p>
+            <w:pPr>
+              <w:tabs>
+                <w:tab w:val="left" w:pos="699"/>
+                <w:tab w:val="center" w:pos="2086"/>
+              </w:tabs>
+              <w:ind w:firstLine="0"/>
+              <w:jc w:val="center"/>
+            </w:pPr>
+            <w:r>
+              <w:t>Backend</w:t>
+            </w:r>
+          </w:p>
+        </w:tc>
+      </w:tr>
+      <w:tr>
+        <w:tc>
+          <w:tcPr>
+            <w:tcW w:w="4388" w:type="dxa"/>
+          </w:tcPr>
+          <w:p>
+            <w:pPr>
+              <w:spacing w:after="0"/>
+              <w:ind w:firstLine="0"/>
+              <w:jc w:val="both"/>
+            </w:pPr>
+            <w:r>
+              <w:t xml:space="preserve">Visual </w:t>
+            </w:r>
+            <w:proofErr w:type="spellStart"/>
+            <w:r>
+              <w:t>Studio</w:t>
+            </w:r>
+            <w:proofErr w:type="spellEnd"/>
+            <w:r>
+              <w:t xml:space="preserve"> </w:t>
+            </w:r>
+            <w:proofErr w:type="spellStart"/>
+            <w:r>
+              <w:t>Code</w:t>
+            </w:r>
+            <w:proofErr w:type="spellEnd"/>
+            <w:r>
+              <w:t xml:space="preserve">, </w:t>
+            </w:r>
+            <w:proofErr w:type="spellStart"/>
+            <w:r>
+              <w:t>Rider</w:t>
+            </w:r>
+            <w:proofErr w:type="spellEnd"/>
+          </w:p>
+        </w:tc>
+        <w:tc>
+          <w:tcPr>
+            <w:tcW w:w="4388" w:type="dxa"/>
+          </w:tcPr>
+          <w:p>
+            <w:pPr>
+              <w:ind w:firstLine="0"/>
+              <w:jc w:val="center"/>
+            </w:pPr>
+            <w:r>
+              <w:t>Frontend</w:t>
+            </w:r>
+          </w:p>
+        </w:tc>
+      </w:tr>
+      <w:tr>
+        <w:tc>
+          <w:tcPr>
+            <w:tcW w:w="4388" w:type="dxa"/>
+          </w:tcPr>
+          <w:p>
+            <w:pPr>
+              <w:ind w:firstLine="0"/>
+              <w:jc w:val="both"/>
+            </w:pPr>
+            <w:proofErr w:type="spellStart"/>
+            <w:r>
+              <w:t>Github</w:t>
+            </w:r>
+            <w:proofErr w:type="spellEnd"/>
+            <w:r>
+              <w:t xml:space="preserve">, </w:t>
+            </w:r>
+            <w:proofErr w:type="spellStart"/>
+            <w:r>
+              <w:t>Github</w:t>
+            </w:r>
+            <w:proofErr w:type="spellEnd"/>
+            <w:r>
+              <w:t xml:space="preserve"> </w:t>
+            </w:r>
+            <w:proofErr w:type="spellStart"/>
+            <w:r>
+              <w:t>Desktop</w:t>
+            </w:r>
+            <w:proofErr w:type="spellEnd"/>
+          </w:p>
+        </w:tc>
+        <w:tc>
+          <w:tcPr>
+            <w:tcW w:w="4388" w:type="dxa"/>
+          </w:tcPr>
+          <w:p>
+            <w:pPr>
+              <w:keepNext/>
+              <w:ind w:firstLine="0"/>
+              <w:jc w:val="center"/>
+            </w:pPr>
+            <w:r>
+              <w:t>Verziókövetés</w:t>
+            </w:r>
+          </w:p>
+        </w:tc>
+      </w:tr>
+    </w:tbl>
+    <w:p>
+      <w:pPr>
+        <w:pStyle w:val="Kpalrs"/>
+        <w:jc w:val="center"/>
+      </w:pPr>
+      <w:fldSimple w:instr=" SEQ táblázat \* ARABIC ">
+        <w:bookmarkStart w:id="6" w:name="_Toc226471988"/>
+        <w:r>
+          <w:rPr>
+            <w:noProof/>
+          </w:rPr>
+          <w:t>1</w:t>
+        </w:r>
+      </w:fldSimple>
+      <w:r>
+        <w:t>. táblázat</w:t>
       </w:r>
       <w:bookmarkEnd w:id="6"/>
     </w:p>
     <w:p>
       <w:pPr>
         <w:pStyle w:val="Cmsor2"/>
+        <w:jc w:val="both"/>
+        <w:rPr>
+          <w:rFonts w:ascii="Times New Roman CE" w:hAnsi="Times New Roman CE" w:cs="Times New Roman"/>
+        </w:rPr>
       </w:pPr>
       <w:bookmarkStart w:id="7" w:name="_Toc225848934"/>
       <w:r>
+        <w:rPr>
+          <w:rFonts w:ascii="Times New Roman CE" w:hAnsi="Times New Roman CE" w:cs="Times New Roman"/>
+        </w:rPr>
         <w:t>Rendeltetésszerű használat</w:t>
       </w:r>
       <w:bookmarkEnd w:id="7"/>
     </w:p>
     <w:p>
       <w:pPr>
+        <w:jc w:val="both"/>
+      </w:pPr>
+      <w:r>
+        <w:t>Az oldal használatához szélessávú internetkapcsolat és modern böngésző javasolt, ezek mellet biztosítható a rendeltetésszerű működés. A felhasználó köteles a hozzáférési adatait biztonságosan kezelni, az adatok feltöltésénél a munkamenethez szorosan kapcsolódó, releváns adatok tölthetőek fel.</w:t>
+      </w:r>
+    </w:p>
+    <w:p>
+      <w:pPr>
         <w:pStyle w:val="Cmsor1"/>
+        <w:jc w:val="both"/>
+        <w:rPr>
+          <w:rFonts w:ascii="Times New Roman CE" w:hAnsi="Times New Roman CE" w:cs="Times New Roman"/>
+        </w:rPr>
       </w:pPr>
       <w:bookmarkStart w:id="8" w:name="_Toc225848935"/>
       <w:r>
+        <w:rPr>
+          <w:rFonts w:ascii="Times New Roman CE" w:hAnsi="Times New Roman CE" w:cs="Times New Roman"/>
+        </w:rPr>
         <w:lastRenderedPageBreak/>
         <w:t>A program általános leírása</w:t>
       </w:r>
@@ -4187,69 +5556,118 @@
     <w:p>
       <w:pPr>
         <w:pStyle w:val="Cmsor2"/>
+        <w:jc w:val="both"/>
+        <w:rPr>
+          <w:rFonts w:ascii="Times New Roman CE" w:hAnsi="Times New Roman CE" w:cs="Times New Roman"/>
+        </w:rPr>
       </w:pPr>
       <w:bookmarkStart w:id="9" w:name="_Toc225848936"/>
       <w:r>
+        <w:rPr>
+          <w:rFonts w:ascii="Times New Roman CE" w:hAnsi="Times New Roman CE" w:cs="Times New Roman"/>
+        </w:rPr>
         <w:t>Felhasználói szerepkörök</w:t>
       </w:r>
       <w:bookmarkEnd w:id="9"/>
       <w:r>
+        <w:rPr>
+          <w:rFonts w:ascii="Times New Roman CE" w:hAnsi="Times New Roman CE" w:cs="Times New Roman"/>
+        </w:rPr>
         <w:t xml:space="preserve"> </w:t>
       </w:r>
     </w:p>
     <w:p>
-      <w:r>
-        <w:t xml:space="preserve">(pl. </w:t>
+      <w:pPr>
+        <w:jc w:val="both"/>
+        <w:rPr>
+          <w:rFonts w:ascii="Times New Roman CE" w:hAnsi="Times New Roman CE" w:cs="Times New Roman"/>
+        </w:rPr>
+      </w:pPr>
+      <w:r>
+        <w:rPr>
+          <w:rFonts w:ascii="Times New Roman CE" w:hAnsi="Times New Roman CE" w:cs="Times New Roman"/>
+        </w:rPr>
+        <w:t xml:space="preserve">(pl. admin, </w:t>
       </w:r>
       <w:proofErr w:type="spellStart"/>
       <w:r>
-        <w:t>admin</w:t>
+        <w:rPr>
+          <w:rFonts w:ascii="Times New Roman CE" w:hAnsi="Times New Roman CE" w:cs="Times New Roman"/>
+        </w:rPr>
+        <w:t>user</w:t>
       </w:r>
       <w:proofErr w:type="spellEnd"/>
       <w:r>
-        <w:t xml:space="preserve">, </w:t>
-      </w:r>
-      <w:proofErr w:type="spellStart"/>
-      <w:r>
-        <w:t>user</w:t>
-      </w:r>
-      <w:proofErr w:type="spellEnd"/>
-      <w:r>
+        <w:rPr>
+          <w:rFonts w:ascii="Times New Roman CE" w:hAnsi="Times New Roman CE" w:cs="Times New Roman"/>
+        </w:rPr>
         <w:t>)</w:t>
       </w:r>
     </w:p>
     <w:p>
       <w:pPr>
         <w:pStyle w:val="Cmsor2"/>
+        <w:jc w:val="both"/>
+        <w:rPr>
+          <w:rFonts w:ascii="Times New Roman CE" w:hAnsi="Times New Roman CE" w:cs="Times New Roman"/>
+        </w:rPr>
       </w:pPr>
       <w:bookmarkStart w:id="10" w:name="_Toc225848937"/>
       <w:r>
+        <w:rPr>
+          <w:rFonts w:ascii="Times New Roman CE" w:hAnsi="Times New Roman CE" w:cs="Times New Roman"/>
+        </w:rPr>
         <w:t>Működés</w:t>
       </w:r>
       <w:r>
+        <w:rPr>
+          <w:rFonts w:ascii="Times New Roman CE" w:hAnsi="Times New Roman CE" w:cs="Times New Roman"/>
+        </w:rPr>
         <w:t xml:space="preserve"> műszaki feltételei</w:t>
       </w:r>
       <w:bookmarkEnd w:id="10"/>
     </w:p>
     <w:p>
-      <w:r>
+      <w:pPr>
+        <w:jc w:val="both"/>
+        <w:rPr>
+          <w:rFonts w:ascii="Times New Roman CE" w:hAnsi="Times New Roman CE" w:cs="Times New Roman"/>
+        </w:rPr>
+      </w:pPr>
+      <w:r>
+        <w:rPr>
+          <w:rFonts w:ascii="Times New Roman CE" w:hAnsi="Times New Roman CE" w:cs="Times New Roman"/>
+        </w:rPr>
         <w:t>Bontsd fel apróbb lépésekre a feladatot! (pl. bejelentkezés, időpontfoglalás, email küldés, jegy nyomtatás)</w:t>
       </w:r>
     </w:p>
     <w:p>
       <w:pPr>
         <w:pStyle w:val="Cmsor2"/>
+        <w:jc w:val="both"/>
+        <w:rPr>
+          <w:rFonts w:ascii="Times New Roman CE" w:hAnsi="Times New Roman CE" w:cs="Times New Roman"/>
+        </w:rPr>
       </w:pPr>
       <w:bookmarkStart w:id="11" w:name="_Toc225848938"/>
       <w:r>
+        <w:rPr>
+          <w:rFonts w:ascii="Times New Roman CE" w:hAnsi="Times New Roman CE" w:cs="Times New Roman"/>
+        </w:rPr>
         <w:t>Felhasználói felület vázlatai (</w:t>
       </w:r>
       <w:proofErr w:type="spellStart"/>
       <w:r>
+        <w:rPr>
+          <w:rFonts w:ascii="Times New Roman CE" w:hAnsi="Times New Roman CE" w:cs="Times New Roman"/>
+        </w:rPr>
         <w:t>wireframe</w:t>
       </w:r>
       <w:proofErr w:type="spellEnd"/>
       <w:r>
+        <w:rPr>
+          <w:rFonts w:ascii="Times New Roman CE" w:hAnsi="Times New Roman CE" w:cs="Times New Roman"/>
+        </w:rPr>
         <w:t>)</w:t>
       </w:r>
       <w:bookmarkEnd w:id="11"/>
@@ -4257,9 +5675,16 @@
     <w:p>
       <w:pPr>
         <w:pStyle w:val="Cmsor2"/>
+        <w:jc w:val="both"/>
+        <w:rPr>
+          <w:rFonts w:ascii="Times New Roman CE" w:hAnsi="Times New Roman CE" w:cs="Times New Roman"/>
+        </w:rPr>
       </w:pPr>
       <w:bookmarkStart w:id="12" w:name="_Toc225848939"/>
       <w:r>
+        <w:rPr>
+          <w:rFonts w:ascii="Times New Roman CE" w:hAnsi="Times New Roman CE" w:cs="Times New Roman"/>
+        </w:rPr>
         <w:t>Adatbázisterv</w:t>
       </w:r>
       <w:bookmarkEnd w:id="12"/>
@@ -4267,9 +5692,16 @@
     <w:p>
       <w:pPr>
         <w:pStyle w:val="Cmsor3"/>
+        <w:jc w:val="both"/>
+        <w:rPr>
+          <w:rFonts w:ascii="Times New Roman CE" w:hAnsi="Times New Roman CE" w:cs="Times New Roman"/>
+        </w:rPr>
       </w:pPr>
       <w:bookmarkStart w:id="13" w:name="_Toc225848940"/>
       <w:r>
+        <w:rPr>
+          <w:rFonts w:ascii="Times New Roman CE" w:hAnsi="Times New Roman CE" w:cs="Times New Roman"/>
+        </w:rPr>
         <w:t>Entitások, kapcsolatok</w:t>
       </w:r>
       <w:bookmarkEnd w:id="13"/>
@@ -4277,9 +5709,16 @@
     <w:p>
       <w:pPr>
         <w:pStyle w:val="Cmsor3"/>
+        <w:jc w:val="both"/>
+        <w:rPr>
+          <w:rFonts w:ascii="Times New Roman CE" w:hAnsi="Times New Roman CE" w:cs="Times New Roman"/>
+        </w:rPr>
       </w:pPr>
       <w:bookmarkStart w:id="14" w:name="_Toc225848941"/>
       <w:r>
+        <w:rPr>
+          <w:rFonts w:ascii="Times New Roman CE" w:hAnsi="Times New Roman CE" w:cs="Times New Roman"/>
+        </w:rPr>
         <w:t>Adattípusok, kulcsok, kapcsolat-táblák, validációk</w:t>
       </w:r>
       <w:bookmarkEnd w:id="14"/>
@@ -4287,9 +5726,16 @@
     <w:p>
       <w:pPr>
         <w:pStyle w:val="Cmsor3"/>
+        <w:jc w:val="both"/>
+        <w:rPr>
+          <w:rFonts w:ascii="Times New Roman CE" w:hAnsi="Times New Roman CE" w:cs="Times New Roman"/>
+        </w:rPr>
       </w:pPr>
       <w:bookmarkStart w:id="15" w:name="_Toc225848942"/>
       <w:r>
+        <w:rPr>
+          <w:rFonts w:ascii="Times New Roman CE" w:hAnsi="Times New Roman CE" w:cs="Times New Roman"/>
+        </w:rPr>
         <w:t>ER-diagram</w:t>
       </w:r>
       <w:bookmarkEnd w:id="15"/>
@@ -4297,20 +5743,41 @@
     <w:p>
       <w:pPr>
         <w:pStyle w:val="Cmsor3"/>
+        <w:jc w:val="both"/>
+        <w:rPr>
+          <w:rFonts w:ascii="Times New Roman CE" w:hAnsi="Times New Roman CE" w:cs="Times New Roman"/>
+        </w:rPr>
       </w:pPr>
       <w:bookmarkStart w:id="16" w:name="_Toc225848943"/>
       <w:r>
+        <w:rPr>
+          <w:rFonts w:ascii="Times New Roman CE" w:hAnsi="Times New Roman CE" w:cs="Times New Roman"/>
+        </w:rPr>
         <w:t>Relációs adatmodell</w:t>
       </w:r>
       <w:bookmarkEnd w:id="16"/>
     </w:p>
-    <w:p/>
     <w:p>
       <w:pPr>
+        <w:jc w:val="both"/>
+        <w:rPr>
+          <w:rFonts w:ascii="Times New Roman CE" w:hAnsi="Times New Roman CE" w:cs="Times New Roman"/>
+        </w:rPr>
+      </w:pPr>
+    </w:p>
+    <w:p>
+      <w:pPr>
         <w:pStyle w:val="Cmsor1"/>
+        <w:jc w:val="both"/>
+        <w:rPr>
+          <w:rFonts w:ascii="Times New Roman CE" w:hAnsi="Times New Roman CE" w:cs="Times New Roman"/>
+        </w:rPr>
       </w:pPr>
       <w:bookmarkStart w:id="17" w:name="_Toc225848944"/>
       <w:r>
+        <w:rPr>
+          <w:rFonts w:ascii="Times New Roman CE" w:hAnsi="Times New Roman CE" w:cs="Times New Roman"/>
+        </w:rPr>
         <w:lastRenderedPageBreak/>
         <w:t>A program működése</w:t>
       </w:r>
@@ -4319,19 +5786,38 @@
     <w:p>
       <w:pPr>
         <w:pStyle w:val="Cmsor2"/>
-      </w:pPr>
-      <w:r>
+        <w:jc w:val="both"/>
+        <w:rPr>
+          <w:rFonts w:ascii="Times New Roman CE" w:hAnsi="Times New Roman CE" w:cs="Times New Roman"/>
+        </w:rPr>
+      </w:pPr>
+      <w:r>
+        <w:rPr>
+          <w:rFonts w:ascii="Times New Roman CE" w:hAnsi="Times New Roman CE" w:cs="Times New Roman"/>
+        </w:rPr>
         <w:t xml:space="preserve"> </w:t>
       </w:r>
       <w:bookmarkStart w:id="18" w:name="_Toc225848945"/>
       <w:r>
+        <w:rPr>
+          <w:rFonts w:ascii="Times New Roman CE" w:hAnsi="Times New Roman CE" w:cs="Times New Roman"/>
+        </w:rPr>
         <w:t>Backend fejlesztés (REST API)</w:t>
       </w:r>
       <w:bookmarkEnd w:id="18"/>
     </w:p>
     <w:p>
+      <w:pPr>
+        <w:jc w:val="both"/>
+        <w:rPr>
+          <w:rFonts w:ascii="Times New Roman CE" w:hAnsi="Times New Roman CE" w:cs="Times New Roman"/>
+        </w:rPr>
+      </w:pPr>
       <w:proofErr w:type="spellStart"/>
       <w:r>
+        <w:rPr>
+          <w:rFonts w:ascii="Times New Roman CE" w:hAnsi="Times New Roman CE" w:cs="Times New Roman"/>
+        </w:rPr>
         <w:t>asd</w:t>
       </w:r>
       <w:proofErr w:type="spellEnd"/>
@@ -4339,9 +5825,16 @@
     <w:p>
       <w:pPr>
         <w:pStyle w:val="Cmsor3"/>
+        <w:jc w:val="both"/>
+        <w:rPr>
+          <w:rFonts w:ascii="Times New Roman CE" w:hAnsi="Times New Roman CE" w:cs="Times New Roman"/>
+        </w:rPr>
       </w:pPr>
       <w:bookmarkStart w:id="19" w:name="_Toc225848946"/>
       <w:r>
+        <w:rPr>
+          <w:rFonts w:ascii="Times New Roman CE" w:hAnsi="Times New Roman CE" w:cs="Times New Roman"/>
+        </w:rPr>
         <w:t>REST API végpontok</w:t>
       </w:r>
       <w:bookmarkEnd w:id="19"/>
@@ -4349,8 +5842,15 @@
     <w:p>
       <w:pPr>
         <w:pStyle w:val="Cmsor4"/>
-      </w:pPr>
-      <w:r>
+        <w:jc w:val="both"/>
+        <w:rPr>
+          <w:rFonts w:ascii="Times New Roman CE" w:hAnsi="Times New Roman CE" w:cs="Times New Roman"/>
+        </w:rPr>
+      </w:pPr>
+      <w:r>
+        <w:rPr>
+          <w:rFonts w:ascii="Times New Roman CE" w:hAnsi="Times New Roman CE" w:cs="Times New Roman"/>
+        </w:rPr>
         <w:t>Technológia választás</w:t>
       </w:r>
     </w:p>
@@ -4361,16 +5861,29 @@
           <w:ilvl w:val="0"/>
           <w:numId w:val="42"/>
         </w:numPr>
-      </w:pPr>
-      <w:r>
+        <w:jc w:val="both"/>
+        <w:rPr>
+          <w:rFonts w:ascii="Times New Roman CE" w:hAnsi="Times New Roman CE" w:cs="Times New Roman"/>
+        </w:rPr>
+      </w:pPr>
+      <w:r>
+        <w:rPr>
+          <w:rFonts w:ascii="Times New Roman CE" w:hAnsi="Times New Roman CE" w:cs="Times New Roman"/>
+        </w:rPr>
         <w:t>Node.js (Express/</w:t>
       </w:r>
       <w:proofErr w:type="spellStart"/>
       <w:r>
+        <w:rPr>
+          <w:rFonts w:ascii="Times New Roman CE" w:hAnsi="Times New Roman CE" w:cs="Times New Roman"/>
+        </w:rPr>
         <w:t>NestJS</w:t>
       </w:r>
       <w:proofErr w:type="spellEnd"/>
       <w:r>
+        <w:rPr>
+          <w:rFonts w:ascii="Times New Roman CE" w:hAnsi="Times New Roman CE" w:cs="Times New Roman"/>
+        </w:rPr>
         <w:t>) vagy Spring Boot</w:t>
       </w:r>
     </w:p>
@@ -4381,24 +5894,43 @@
           <w:ilvl w:val="0"/>
           <w:numId w:val="42"/>
         </w:numPr>
-      </w:pPr>
-      <w:r>
+        <w:jc w:val="both"/>
+        <w:rPr>
+          <w:rFonts w:ascii="Times New Roman CE" w:hAnsi="Times New Roman CE" w:cs="Times New Roman"/>
+        </w:rPr>
+      </w:pPr>
+      <w:r>
+        <w:rPr>
+          <w:rFonts w:ascii="Times New Roman CE" w:hAnsi="Times New Roman CE" w:cs="Times New Roman"/>
+        </w:rPr>
         <w:t xml:space="preserve">Adatbázis: </w:t>
       </w:r>
       <w:proofErr w:type="spellStart"/>
       <w:r>
+        <w:rPr>
+          <w:rFonts w:ascii="Times New Roman CE" w:hAnsi="Times New Roman CE" w:cs="Times New Roman"/>
+        </w:rPr>
         <w:t>PostgreSQL</w:t>
       </w:r>
       <w:proofErr w:type="spellEnd"/>
       <w:r>
+        <w:rPr>
+          <w:rFonts w:ascii="Times New Roman CE" w:hAnsi="Times New Roman CE" w:cs="Times New Roman"/>
+        </w:rPr>
         <w:t>/</w:t>
       </w:r>
       <w:proofErr w:type="spellStart"/>
       <w:r>
+        <w:rPr>
+          <w:rFonts w:ascii="Times New Roman CE" w:hAnsi="Times New Roman CE" w:cs="Times New Roman"/>
+        </w:rPr>
         <w:t>MongoDBJSON</w:t>
       </w:r>
       <w:proofErr w:type="spellEnd"/>
       <w:r>
+        <w:rPr>
+          <w:rFonts w:ascii="Times New Roman CE" w:hAnsi="Times New Roman CE" w:cs="Times New Roman"/>
+        </w:rPr>
         <w:t xml:space="preserve"> alapú kommunikáció</w:t>
       </w:r>
     </w:p>
@@ -4409,24 +5941,44 @@
           <w:ilvl w:val="0"/>
           <w:numId w:val="42"/>
         </w:numPr>
-      </w:pPr>
-      <w:r>
+        <w:jc w:val="both"/>
+        <w:rPr>
+          <w:rFonts w:ascii="Times New Roman CE" w:hAnsi="Times New Roman CE" w:cs="Times New Roman"/>
+        </w:rPr>
+      </w:pPr>
+      <w:r>
+        <w:rPr>
+          <w:rFonts w:ascii="Times New Roman CE" w:hAnsi="Times New Roman CE" w:cs="Times New Roman"/>
+        </w:rPr>
         <w:t xml:space="preserve">Jogosultságkezelés (pl. JWT </w:t>
       </w:r>
       <w:proofErr w:type="spellStart"/>
       <w:r>
+        <w:rPr>
+          <w:rFonts w:ascii="Times New Roman CE" w:hAnsi="Times New Roman CE" w:cs="Times New Roman"/>
+        </w:rPr>
         <w:t>tokennel</w:t>
       </w:r>
       <w:proofErr w:type="spellEnd"/>
       <w:r>
+        <w:rPr>
+          <w:rFonts w:ascii="Times New Roman CE" w:hAnsi="Times New Roman CE" w:cs="Times New Roman"/>
+        </w:rPr>
         <w:t>)</w:t>
       </w:r>
     </w:p>
     <w:p>
       <w:pPr>
         <w:pStyle w:val="Cmsor4"/>
-      </w:pPr>
-      <w:r>
+        <w:jc w:val="both"/>
+        <w:rPr>
+          <w:rFonts w:ascii="Times New Roman CE" w:hAnsi="Times New Roman CE" w:cs="Times New Roman"/>
+        </w:rPr>
+      </w:pPr>
+      <w:r>
+        <w:rPr>
+          <w:rFonts w:ascii="Times New Roman CE" w:hAnsi="Times New Roman CE" w:cs="Times New Roman"/>
+        </w:rPr>
         <w:t>Végpontok listája</w:t>
       </w:r>
     </w:p>
@@ -4463,16 +6015,18 @@
             <w:pPr>
               <w:keepNext/>
               <w:keepLines/>
-              <w:spacing w:after="0" w:line="240" w:lineRule="auto"/>
+              <w:spacing w:after="0"/>
               <w:ind w:firstLine="0"/>
-              <w:jc w:val="center"/>
-              <w:rPr>
+              <w:jc w:val="both"/>
+              <w:rPr>
+                <w:rFonts w:ascii="Times New Roman CE" w:hAnsi="Times New Roman CE" w:cs="Times New Roman"/>
                 <w:sz w:val="20"/>
                 <w:szCs w:val="18"/>
               </w:rPr>
             </w:pPr>
             <w:r>
               <w:rPr>
+                <w:rFonts w:ascii="Times New Roman CE" w:hAnsi="Times New Roman CE" w:cs="Times New Roman"/>
                 <w:sz w:val="20"/>
                 <w:szCs w:val="18"/>
               </w:rPr>
@@ -4491,16 +6045,18 @@
             <w:pPr>
               <w:keepNext/>
               <w:keepLines/>
-              <w:spacing w:after="0" w:line="240" w:lineRule="auto"/>
+              <w:spacing w:after="0"/>
               <w:ind w:firstLine="0"/>
-              <w:jc w:val="center"/>
-              <w:rPr>
+              <w:jc w:val="both"/>
+              <w:rPr>
+                <w:rFonts w:ascii="Times New Roman CE" w:hAnsi="Times New Roman CE" w:cs="Times New Roman"/>
                 <w:sz w:val="20"/>
                 <w:szCs w:val="18"/>
               </w:rPr>
             </w:pPr>
             <w:r>
               <w:rPr>
+                <w:rFonts w:ascii="Times New Roman CE" w:hAnsi="Times New Roman CE" w:cs="Times New Roman"/>
                 <w:sz w:val="20"/>
                 <w:szCs w:val="18"/>
               </w:rPr>
@@ -4519,16 +6075,18 @@
             <w:pPr>
               <w:keepNext/>
               <w:keepLines/>
-              <w:spacing w:after="0" w:line="240" w:lineRule="auto"/>
+              <w:spacing w:after="0"/>
               <w:ind w:firstLine="0"/>
-              <w:jc w:val="center"/>
-              <w:rPr>
+              <w:jc w:val="both"/>
+              <w:rPr>
+                <w:rFonts w:ascii="Times New Roman CE" w:hAnsi="Times New Roman CE" w:cs="Times New Roman"/>
                 <w:sz w:val="20"/>
                 <w:szCs w:val="18"/>
               </w:rPr>
             </w:pPr>
             <w:r>
               <w:rPr>
+                <w:rFonts w:ascii="Times New Roman CE" w:hAnsi="Times New Roman CE" w:cs="Times New Roman"/>
                 <w:sz w:val="20"/>
                 <w:szCs w:val="18"/>
               </w:rPr>
@@ -4547,10 +6105,11 @@
             <w:pPr>
               <w:keepNext/>
               <w:keepLines/>
-              <w:spacing w:after="0" w:line="240" w:lineRule="auto"/>
+              <w:spacing w:after="0"/>
               <w:ind w:firstLine="0"/>
-              <w:jc w:val="center"/>
-              <w:rPr>
+              <w:jc w:val="both"/>
+              <w:rPr>
+                <w:rFonts w:ascii="Times New Roman CE" w:hAnsi="Times New Roman CE" w:cs="Times New Roman"/>
                 <w:sz w:val="20"/>
                 <w:szCs w:val="18"/>
               </w:rPr>
@@ -4558,6 +6117,7 @@
             <w:proofErr w:type="spellStart"/>
             <w:r>
               <w:rPr>
+                <w:rFonts w:ascii="Times New Roman CE" w:hAnsi="Times New Roman CE" w:cs="Times New Roman"/>
                 <w:sz w:val="20"/>
                 <w:szCs w:val="18"/>
               </w:rPr>
@@ -4566,6 +6126,7 @@
             <w:proofErr w:type="spellEnd"/>
             <w:r>
               <w:rPr>
+                <w:rFonts w:ascii="Times New Roman CE" w:hAnsi="Times New Roman CE" w:cs="Times New Roman"/>
                 <w:sz w:val="20"/>
                 <w:szCs w:val="18"/>
               </w:rPr>
@@ -4589,10 +6150,17 @@
             <w:pPr>
               <w:keepNext/>
               <w:keepLines/>
-              <w:spacing w:after="0" w:line="240" w:lineRule="auto"/>
+              <w:spacing w:after="0"/>
               <w:ind w:firstLine="0"/>
+              <w:jc w:val="both"/>
+              <w:rPr>
+                <w:rFonts w:ascii="Times New Roman CE" w:hAnsi="Times New Roman CE" w:cs="Times New Roman"/>
+              </w:rPr>
             </w:pPr>
             <w:r>
+              <w:rPr>
+                <w:rFonts w:ascii="Times New Roman CE" w:hAnsi="Times New Roman CE" w:cs="Times New Roman"/>
+              </w:rPr>
               <w:t>POST</w:t>
             </w:r>
           </w:p>
@@ -4607,18 +6175,31 @@
             <w:pPr>
               <w:keepNext/>
               <w:keepLines/>
-              <w:spacing w:after="0" w:line="240" w:lineRule="auto"/>
+              <w:spacing w:after="0"/>
               <w:ind w:firstLine="0"/>
+              <w:jc w:val="both"/>
+              <w:rPr>
+                <w:rFonts w:ascii="Times New Roman CE" w:hAnsi="Times New Roman CE" w:cs="Times New Roman"/>
+              </w:rPr>
             </w:pPr>
             <w:r>
+              <w:rPr>
+                <w:rFonts w:ascii="Times New Roman CE" w:hAnsi="Times New Roman CE" w:cs="Times New Roman"/>
+              </w:rPr>
               <w:t>/</w:t>
             </w:r>
             <w:proofErr w:type="spellStart"/>
             <w:r>
+              <w:rPr>
+                <w:rFonts w:ascii="Times New Roman CE" w:hAnsi="Times New Roman CE" w:cs="Times New Roman"/>
+              </w:rPr>
               <w:t>api</w:t>
             </w:r>
             <w:proofErr w:type="spellEnd"/>
             <w:r>
+              <w:rPr>
+                <w:rFonts w:ascii="Times New Roman CE" w:hAnsi="Times New Roman CE" w:cs="Times New Roman"/>
+              </w:rPr>
               <w:t>/login</w:t>
             </w:r>
           </w:p>
@@ -4633,15 +6214,18 @@
             <w:pPr>
               <w:keepNext/>
               <w:keepLines/>
-              <w:spacing w:after="0" w:line="240" w:lineRule="auto"/>
+              <w:spacing w:after="0"/>
               <w:ind w:firstLine="0"/>
-              <w:rPr>
+              <w:jc w:val="both"/>
+              <w:rPr>
+                <w:rFonts w:ascii="Times New Roman CE" w:hAnsi="Times New Roman CE" w:cs="Times New Roman"/>
                 <w:sz w:val="22"/>
                 <w:szCs w:val="20"/>
               </w:rPr>
             </w:pPr>
             <w:r>
               <w:rPr>
+                <w:rFonts w:ascii="Times New Roman CE" w:hAnsi="Times New Roman CE" w:cs="Times New Roman"/>
                 <w:sz w:val="22"/>
                 <w:szCs w:val="20"/>
               </w:rPr>
@@ -4659,30 +6243,43 @@
             <w:pPr>
               <w:keepNext/>
               <w:keepLines/>
-              <w:spacing w:after="0" w:line="240" w:lineRule="auto"/>
+              <w:spacing w:after="0"/>
               <w:ind w:firstLine="0"/>
+              <w:jc w:val="both"/>
+              <w:rPr>
+                <w:rFonts w:ascii="Times New Roman CE" w:hAnsi="Times New Roman CE" w:cs="Times New Roman"/>
+              </w:rPr>
             </w:pPr>
             <w:proofErr w:type="gramStart"/>
             <w:r>
+              <w:rPr>
+                <w:rFonts w:ascii="Times New Roman CE" w:hAnsi="Times New Roman CE" w:cs="Times New Roman"/>
+              </w:rPr>
               <w:t>{ "</w:t>
             </w:r>
             <w:proofErr w:type="spellStart"/>
             <w:proofErr w:type="gramEnd"/>
             <w:r>
+              <w:rPr>
+                <w:rFonts w:ascii="Times New Roman CE" w:hAnsi="Times New Roman CE" w:cs="Times New Roman"/>
+              </w:rPr>
               <w:t>username</w:t>
             </w:r>
             <w:proofErr w:type="spellEnd"/>
             <w:r>
-              <w:t>": "</w:t>
-            </w:r>
-            <w:proofErr w:type="spellStart"/>
-            <w:r>
-              <w:t>admin</w:t>
-            </w:r>
-            <w:proofErr w:type="spellEnd"/>
-            <w:r>
+              <w:rPr>
+                <w:rFonts w:ascii="Times New Roman CE" w:hAnsi="Times New Roman CE" w:cs="Times New Roman"/>
+              </w:rPr>
+              <w:t>": "admin</w:t>
+            </w:r>
+            <w:proofErr w:type="gramStart"/>
+            <w:r>
+              <w:rPr>
+                <w:rFonts w:ascii="Times New Roman CE" w:hAnsi="Times New Roman CE" w:cs="Times New Roman"/>
+              </w:rPr>
               <w:t>" }</w:t>
             </w:r>
+            <w:proofErr w:type="gramEnd"/>
           </w:p>
         </w:tc>
       </w:tr>
@@ -4701,10 +6298,17 @@
             <w:pPr>
               <w:keepNext/>
               <w:keepLines/>
-              <w:spacing w:after="0" w:line="240" w:lineRule="auto"/>
+              <w:spacing w:after="0"/>
               <w:ind w:firstLine="0"/>
+              <w:jc w:val="both"/>
+              <w:rPr>
+                <w:rFonts w:ascii="Times New Roman CE" w:hAnsi="Times New Roman CE" w:cs="Times New Roman"/>
+              </w:rPr>
             </w:pPr>
             <w:r>
+              <w:rPr>
+                <w:rFonts w:ascii="Times New Roman CE" w:hAnsi="Times New Roman CE" w:cs="Times New Roman"/>
+              </w:rPr>
               <w:t>GET</w:t>
             </w:r>
           </w:p>
@@ -4719,22 +6323,38 @@
             <w:pPr>
               <w:keepNext/>
               <w:keepLines/>
-              <w:spacing w:after="0" w:line="240" w:lineRule="auto"/>
+              <w:spacing w:after="0"/>
               <w:ind w:firstLine="0"/>
+              <w:jc w:val="both"/>
+              <w:rPr>
+                <w:rFonts w:ascii="Times New Roman CE" w:hAnsi="Times New Roman CE" w:cs="Times New Roman"/>
+              </w:rPr>
             </w:pPr>
             <w:r>
+              <w:rPr>
+                <w:rFonts w:ascii="Times New Roman CE" w:hAnsi="Times New Roman CE" w:cs="Times New Roman"/>
+              </w:rPr>
               <w:t>/</w:t>
             </w:r>
             <w:proofErr w:type="spellStart"/>
             <w:r>
+              <w:rPr>
+                <w:rFonts w:ascii="Times New Roman CE" w:hAnsi="Times New Roman CE" w:cs="Times New Roman"/>
+              </w:rPr>
               <w:t>api</w:t>
             </w:r>
             <w:proofErr w:type="spellEnd"/>
             <w:r>
+              <w:rPr>
+                <w:rFonts w:ascii="Times New Roman CE" w:hAnsi="Times New Roman CE" w:cs="Times New Roman"/>
+              </w:rPr>
               <w:t>/</w:t>
             </w:r>
             <w:proofErr w:type="spellStart"/>
             <w:r>
+              <w:rPr>
+                <w:rFonts w:ascii="Times New Roman CE" w:hAnsi="Times New Roman CE" w:cs="Times New Roman"/>
+              </w:rPr>
               <w:t>products</w:t>
             </w:r>
             <w:proofErr w:type="spellEnd"/>
@@ -4750,15 +6370,18 @@
             <w:pPr>
               <w:keepNext/>
               <w:keepLines/>
-              <w:spacing w:after="0" w:line="240" w:lineRule="auto"/>
+              <w:spacing w:after="0"/>
               <w:ind w:firstLine="0"/>
-              <w:rPr>
+              <w:jc w:val="both"/>
+              <w:rPr>
+                <w:rFonts w:ascii="Times New Roman CE" w:hAnsi="Times New Roman CE" w:cs="Times New Roman"/>
                 <w:sz w:val="22"/>
                 <w:szCs w:val="20"/>
               </w:rPr>
             </w:pPr>
             <w:r>
               <w:rPr>
+                <w:rFonts w:ascii="Times New Roman CE" w:hAnsi="Times New Roman CE" w:cs="Times New Roman"/>
                 <w:sz w:val="22"/>
                 <w:szCs w:val="20"/>
               </w:rPr>
@@ -4776,10 +6399,17 @@
             <w:pPr>
               <w:keepNext/>
               <w:keepLines/>
-              <w:spacing w:after="0" w:line="240" w:lineRule="auto"/>
+              <w:spacing w:after="0"/>
               <w:ind w:firstLine="0"/>
+              <w:jc w:val="both"/>
+              <w:rPr>
+                <w:rFonts w:ascii="Times New Roman CE" w:hAnsi="Times New Roman CE" w:cs="Times New Roman"/>
+              </w:rPr>
             </w:pPr>
             <w:r>
+              <w:rPr>
+                <w:rFonts w:ascii="Times New Roman CE" w:hAnsi="Times New Roman CE" w:cs="Times New Roman"/>
+              </w:rPr>
               <w:t>-</w:t>
             </w:r>
           </w:p>
@@ -4789,14 +6419,25 @@
     <w:p>
       <w:pPr>
         <w:ind w:firstLine="0"/>
+        <w:jc w:val="both"/>
+        <w:rPr>
+          <w:rFonts w:ascii="Times New Roman CE" w:hAnsi="Times New Roman CE" w:cs="Times New Roman"/>
+        </w:rPr>
       </w:pPr>
     </w:p>
     <w:p>
       <w:pPr>
         <w:pStyle w:val="Cmsor3"/>
+        <w:jc w:val="both"/>
+        <w:rPr>
+          <w:rFonts w:ascii="Times New Roman CE" w:hAnsi="Times New Roman CE" w:cs="Times New Roman"/>
+        </w:rPr>
       </w:pPr>
       <w:bookmarkStart w:id="20" w:name="_Toc225848947"/>
       <w:r>
+        <w:rPr>
+          <w:rFonts w:ascii="Times New Roman CE" w:hAnsi="Times New Roman CE" w:cs="Times New Roman"/>
+        </w:rPr>
         <w:t>Alkalmazott fejlesztői eszközök</w:t>
       </w:r>
       <w:bookmarkEnd w:id="20"/>
@@ -4804,9 +6445,16 @@
     <w:p>
       <w:pPr>
         <w:pStyle w:val="Cmsor2"/>
+        <w:jc w:val="both"/>
+        <w:rPr>
+          <w:rFonts w:ascii="Times New Roman CE" w:hAnsi="Times New Roman CE" w:cs="Times New Roman"/>
+        </w:rPr>
       </w:pPr>
       <w:bookmarkStart w:id="21" w:name="_Toc225848948"/>
       <w:r>
+        <w:rPr>
+          <w:rFonts w:ascii="Times New Roman CE" w:hAnsi="Times New Roman CE" w:cs="Times New Roman"/>
+        </w:rPr>
         <w:t>Frontend fejlesztés</w:t>
       </w:r>
       <w:bookmarkEnd w:id="21"/>
@@ -4814,9 +6462,16 @@
     <w:p>
       <w:pPr>
         <w:pStyle w:val="Cmsor3"/>
+        <w:jc w:val="both"/>
+        <w:rPr>
+          <w:rFonts w:ascii="Times New Roman CE" w:hAnsi="Times New Roman CE" w:cs="Times New Roman"/>
+        </w:rPr>
       </w:pPr>
       <w:bookmarkStart w:id="22" w:name="_Toc225848949"/>
       <w:r>
+        <w:rPr>
+          <w:rFonts w:ascii="Times New Roman CE" w:hAnsi="Times New Roman CE" w:cs="Times New Roman"/>
+        </w:rPr>
         <w:t>Műszaki feltételek</w:t>
       </w:r>
       <w:bookmarkEnd w:id="22"/>
@@ -4824,9 +6479,16 @@
     <w:p>
       <w:pPr>
         <w:pStyle w:val="Cmsor3"/>
+        <w:jc w:val="both"/>
+        <w:rPr>
+          <w:rFonts w:ascii="Times New Roman CE" w:hAnsi="Times New Roman CE" w:cs="Times New Roman"/>
+        </w:rPr>
       </w:pPr>
       <w:bookmarkStart w:id="23" w:name="_Toc225848950"/>
       <w:r>
+        <w:rPr>
+          <w:rFonts w:ascii="Times New Roman CE" w:hAnsi="Times New Roman CE" w:cs="Times New Roman"/>
+        </w:rPr>
         <w:t>Komponensek technikai leírása</w:t>
       </w:r>
       <w:bookmarkEnd w:id="23"/>
@@ -4834,9 +6496,16 @@
     <w:p>
       <w:pPr>
         <w:pStyle w:val="Cmsor3"/>
+        <w:jc w:val="both"/>
+        <w:rPr>
+          <w:rFonts w:ascii="Times New Roman CE" w:hAnsi="Times New Roman CE" w:cs="Times New Roman"/>
+        </w:rPr>
       </w:pPr>
       <w:bookmarkStart w:id="24" w:name="_Toc225848951"/>
       <w:r>
+        <w:rPr>
+          <w:rFonts w:ascii="Times New Roman CE" w:hAnsi="Times New Roman CE" w:cs="Times New Roman"/>
+        </w:rPr>
         <w:t>Reszponzív kliens</w:t>
       </w:r>
       <w:bookmarkEnd w:id="24"/>
@@ -4844,9 +6513,16 @@
     <w:p>
       <w:pPr>
         <w:pStyle w:val="Cmsor3"/>
+        <w:jc w:val="both"/>
+        <w:rPr>
+          <w:rFonts w:ascii="Times New Roman CE" w:hAnsi="Times New Roman CE" w:cs="Times New Roman"/>
+        </w:rPr>
       </w:pPr>
       <w:bookmarkStart w:id="25" w:name="_Toc225848952"/>
       <w:r>
+        <w:rPr>
+          <w:rFonts w:ascii="Times New Roman CE" w:hAnsi="Times New Roman CE" w:cs="Times New Roman"/>
+        </w:rPr>
         <w:t>Alkalmazott fejlesztői eszközök</w:t>
       </w:r>
       <w:bookmarkEnd w:id="25"/>
@@ -4854,23 +6530,40 @@
     <w:p>
       <w:pPr>
         <w:pStyle w:val="Cmsor1"/>
+        <w:jc w:val="both"/>
+        <w:rPr>
+          <w:rFonts w:ascii="Times New Roman CE" w:hAnsi="Times New Roman CE" w:cs="Times New Roman"/>
+        </w:rPr>
       </w:pPr>
       <w:bookmarkStart w:id="26" w:name="_Toc225848953"/>
       <w:r>
+        <w:rPr>
+          <w:rFonts w:ascii="Times New Roman CE" w:hAnsi="Times New Roman CE" w:cs="Times New Roman"/>
+        </w:rPr>
         <w:lastRenderedPageBreak/>
         <w:t>Projektmenedzsment</w:t>
       </w:r>
       <w:bookmarkEnd w:id="26"/>
       <w:r>
+        <w:rPr>
+          <w:rFonts w:ascii="Times New Roman CE" w:hAnsi="Times New Roman CE" w:cs="Times New Roman"/>
+        </w:rPr>
         <w:t xml:space="preserve"> </w:t>
       </w:r>
     </w:p>
     <w:p>
       <w:pPr>
         <w:pStyle w:val="Cmsor2"/>
+        <w:jc w:val="both"/>
+        <w:rPr>
+          <w:rFonts w:ascii="Times New Roman CE" w:hAnsi="Times New Roman CE" w:cs="Times New Roman"/>
+        </w:rPr>
       </w:pPr>
       <w:bookmarkStart w:id="27" w:name="_Toc225848954"/>
       <w:r>
+        <w:rPr>
+          <w:rFonts w:ascii="Times New Roman CE" w:hAnsi="Times New Roman CE" w:cs="Times New Roman"/>
+        </w:rPr>
         <w:t>Projekttervezés</w:t>
       </w:r>
       <w:bookmarkEnd w:id="27"/>
@@ -4878,27 +6571,46 @@
     <w:p>
       <w:pPr>
         <w:pStyle w:val="Cmsor3"/>
+        <w:jc w:val="both"/>
+        <w:rPr>
+          <w:rFonts w:ascii="Times New Roman CE" w:hAnsi="Times New Roman CE" w:cs="Times New Roman"/>
+        </w:rPr>
       </w:pPr>
       <w:bookmarkStart w:id="28" w:name="_Toc225848955"/>
       <w:r>
+        <w:rPr>
+          <w:rFonts w:ascii="Times New Roman CE" w:hAnsi="Times New Roman CE" w:cs="Times New Roman"/>
+        </w:rPr>
         <w:t>Célkitűzések és határidők</w:t>
       </w:r>
       <w:bookmarkEnd w:id="28"/>
     </w:p>
     <w:p>
-      <w:r>
+      <w:pPr>
+        <w:jc w:val="both"/>
+        <w:rPr>
+          <w:rFonts w:ascii="Times New Roman CE" w:hAnsi="Times New Roman CE" w:cs="Times New Roman"/>
+        </w:rPr>
+      </w:pPr>
+      <w:r>
+        <w:rPr>
+          <w:rFonts w:ascii="Times New Roman CE" w:hAnsi="Times New Roman CE" w:cs="Times New Roman"/>
+        </w:rPr>
         <w:t xml:space="preserve">A projekt főbb mérföldköveit és határidejüket egy </w:t>
       </w:r>
       <w:proofErr w:type="spellStart"/>
       <w:r>
+        <w:rPr>
+          <w:rFonts w:ascii="Times New Roman CE" w:hAnsi="Times New Roman CE" w:cs="Times New Roman"/>
+        </w:rPr>
         <w:t>Gantt</w:t>
       </w:r>
       <w:proofErr w:type="spellEnd"/>
       <w:r>
-        <w:t>-diagram segítségével ábrázoltuk</w:t>
-      </w:r>
-      <w:r>
-        <w:t>.</w:t>
+        <w:rPr>
+          <w:rFonts w:ascii="Times New Roman CE" w:hAnsi="Times New Roman CE" w:cs="Times New Roman"/>
+        </w:rPr>
+        <w:t>-diagram segítségével ábrázoltuk.</w:t>
       </w:r>
     </w:p>
     <w:p>
@@ -4908,9 +6620,14 @@
           <w:ilvl w:val="0"/>
           <w:numId w:val="36"/>
         </w:numPr>
-      </w:pPr>
-      <w:r>
-        <w:rPr>
+        <w:jc w:val="both"/>
+        <w:rPr>
+          <w:rFonts w:ascii="Times New Roman CE" w:hAnsi="Times New Roman CE" w:cs="Times New Roman"/>
+        </w:rPr>
+      </w:pPr>
+      <w:r>
+        <w:rPr>
+          <w:rFonts w:ascii="Times New Roman CE" w:hAnsi="Times New Roman CE" w:cs="Times New Roman"/>
           <w:b/>
           <w:bCs/>
         </w:rPr>
@@ -4924,8 +6641,15 @@
           <w:ilvl w:val="1"/>
           <w:numId w:val="36"/>
         </w:numPr>
-      </w:pPr>
-      <w:r>
+        <w:jc w:val="both"/>
+        <w:rPr>
+          <w:rFonts w:ascii="Times New Roman CE" w:hAnsi="Times New Roman CE" w:cs="Times New Roman"/>
+        </w:rPr>
+      </w:pPr>
+      <w:r>
+        <w:rPr>
+          <w:rFonts w:ascii="Times New Roman CE" w:hAnsi="Times New Roman CE" w:cs="Times New Roman"/>
+        </w:rPr>
         <w:t>Frontend fejlesztés (3 hét)</w:t>
       </w:r>
     </w:p>
@@ -4936,8 +6660,15 @@
           <w:ilvl w:val="1"/>
           <w:numId w:val="36"/>
         </w:numPr>
-      </w:pPr>
-      <w:r>
+        <w:jc w:val="both"/>
+        <w:rPr>
+          <w:rFonts w:ascii="Times New Roman CE" w:hAnsi="Times New Roman CE" w:cs="Times New Roman"/>
+        </w:rPr>
+      </w:pPr>
+      <w:r>
+        <w:rPr>
+          <w:rFonts w:ascii="Times New Roman CE" w:hAnsi="Times New Roman CE" w:cs="Times New Roman"/>
+        </w:rPr>
         <w:t>Backend API kialakítás (2 hét)</w:t>
       </w:r>
     </w:p>
@@ -4948,27 +6679,53 @@
           <w:ilvl w:val="1"/>
           <w:numId w:val="36"/>
         </w:numPr>
-      </w:pPr>
-      <w:r>
+        <w:jc w:val="both"/>
+        <w:rPr>
+          <w:rFonts w:ascii="Times New Roman CE" w:hAnsi="Times New Roman CE" w:cs="Times New Roman"/>
+        </w:rPr>
+      </w:pPr>
+      <w:r>
+        <w:rPr>
+          <w:rFonts w:ascii="Times New Roman CE" w:hAnsi="Times New Roman CE" w:cs="Times New Roman"/>
+        </w:rPr>
         <w:t>Tesztelés és hibajavítás (1 hét)</w:t>
       </w:r>
     </w:p>
     <w:p>
+      <w:pPr>
+        <w:jc w:val="both"/>
+        <w:rPr>
+          <w:rFonts w:ascii="Times New Roman CE" w:hAnsi="Times New Roman CE" w:cs="Times New Roman"/>
+        </w:rPr>
+      </w:pPr>
       <w:proofErr w:type="spellStart"/>
       <w:r>
+        <w:rPr>
+          <w:rFonts w:ascii="Times New Roman CE" w:hAnsi="Times New Roman CE" w:cs="Times New Roman"/>
+        </w:rPr>
         <w:t>Gantt</w:t>
       </w:r>
       <w:proofErr w:type="spellEnd"/>
       <w:r>
+        <w:rPr>
+          <w:rFonts w:ascii="Times New Roman CE" w:hAnsi="Times New Roman CE" w:cs="Times New Roman"/>
+        </w:rPr>
         <w:t xml:space="preserve">-diagram a projekt idővonaláról </w:t>
       </w:r>
     </w:p>
     <w:p>
       <w:pPr>
         <w:pStyle w:val="Cmsor2"/>
+        <w:jc w:val="both"/>
+        <w:rPr>
+          <w:rFonts w:ascii="Times New Roman CE" w:hAnsi="Times New Roman CE" w:cs="Times New Roman"/>
+        </w:rPr>
       </w:pPr>
       <w:bookmarkStart w:id="29" w:name="_Toc225848956"/>
       <w:r>
+        <w:rPr>
+          <w:rFonts w:ascii="Times New Roman CE" w:hAnsi="Times New Roman CE" w:cs="Times New Roman"/>
+        </w:rPr>
         <w:t>Feladatmegosztás</w:t>
       </w:r>
       <w:bookmarkEnd w:id="29"/>
@@ -4979,23 +6736,37 @@
           <w:ilvl w:val="0"/>
           <w:numId w:val="37"/>
         </w:numPr>
-      </w:pPr>
-      <w:r>
-        <w:rPr>
+        <w:jc w:val="both"/>
+        <w:rPr>
+          <w:rFonts w:ascii="Times New Roman CE" w:hAnsi="Times New Roman CE" w:cs="Times New Roman"/>
+        </w:rPr>
+      </w:pPr>
+      <w:r>
+        <w:rPr>
+          <w:rFonts w:ascii="Times New Roman CE" w:hAnsi="Times New Roman CE" w:cs="Times New Roman"/>
           <w:i/>
           <w:iCs/>
         </w:rPr>
         <w:t>név1:</w:t>
       </w:r>
       <w:r>
+        <w:rPr>
+          <w:rFonts w:ascii="Times New Roman CE" w:hAnsi="Times New Roman CE" w:cs="Times New Roman"/>
+        </w:rPr>
         <w:t xml:space="preserve"> Frontend (</w:t>
       </w:r>
       <w:proofErr w:type="spellStart"/>
       <w:r>
+        <w:rPr>
+          <w:rFonts w:ascii="Times New Roman CE" w:hAnsi="Times New Roman CE" w:cs="Times New Roman"/>
+        </w:rPr>
         <w:t>React</w:t>
       </w:r>
       <w:proofErr w:type="spellEnd"/>
       <w:r>
+        <w:rPr>
+          <w:rFonts w:ascii="Times New Roman CE" w:hAnsi="Times New Roman CE" w:cs="Times New Roman"/>
+        </w:rPr>
         <w:t>), UI tervezés</w:t>
       </w:r>
     </w:p>
@@ -5005,15 +6776,23 @@
           <w:ilvl w:val="0"/>
           <w:numId w:val="37"/>
         </w:numPr>
-      </w:pPr>
-      <w:r>
-        <w:rPr>
+        <w:jc w:val="both"/>
+        <w:rPr>
+          <w:rFonts w:ascii="Times New Roman CE" w:hAnsi="Times New Roman CE" w:cs="Times New Roman"/>
+        </w:rPr>
+      </w:pPr>
+      <w:r>
+        <w:rPr>
+          <w:rFonts w:ascii="Times New Roman CE" w:hAnsi="Times New Roman CE" w:cs="Times New Roman"/>
           <w:i/>
           <w:iCs/>
         </w:rPr>
         <w:t>név2:</w:t>
       </w:r>
       <w:r>
+        <w:rPr>
+          <w:rFonts w:ascii="Times New Roman CE" w:hAnsi="Times New Roman CE" w:cs="Times New Roman"/>
+        </w:rPr>
         <w:t xml:space="preserve"> Backend (C#), adatbázis integráció</w:t>
       </w:r>
     </w:p>
@@ -5023,62 +6802,110 @@
           <w:ilvl w:val="0"/>
           <w:numId w:val="37"/>
         </w:numPr>
-      </w:pPr>
-      <w:r>
-        <w:rPr>
+        <w:jc w:val="both"/>
+        <w:rPr>
+          <w:rFonts w:ascii="Times New Roman CE" w:hAnsi="Times New Roman CE" w:cs="Times New Roman"/>
+        </w:rPr>
+      </w:pPr>
+      <w:r>
+        <w:rPr>
+          <w:rFonts w:ascii="Times New Roman CE" w:hAnsi="Times New Roman CE" w:cs="Times New Roman"/>
           <w:i/>
           <w:iCs/>
         </w:rPr>
         <w:t>név3:</w:t>
       </w:r>
       <w:r>
+        <w:rPr>
+          <w:rFonts w:ascii="Times New Roman CE" w:hAnsi="Times New Roman CE" w:cs="Times New Roman"/>
+        </w:rPr>
         <w:t xml:space="preserve"> Tesztelés, dokumentáció</w:t>
       </w:r>
     </w:p>
     <w:p>
       <w:pPr>
         <w:pStyle w:val="Cmsor2"/>
+        <w:jc w:val="both"/>
+        <w:rPr>
+          <w:rFonts w:ascii="Times New Roman CE" w:hAnsi="Times New Roman CE" w:cs="Times New Roman"/>
+        </w:rPr>
       </w:pPr>
       <w:bookmarkStart w:id="30" w:name="_Toc225848957"/>
       <w:r>
+        <w:rPr>
+          <w:rFonts w:ascii="Times New Roman CE" w:hAnsi="Times New Roman CE" w:cs="Times New Roman"/>
+        </w:rPr>
         <w:t>Verziókövetés</w:t>
       </w:r>
       <w:bookmarkEnd w:id="30"/>
     </w:p>
     <w:p>
-      <w:r>
+      <w:pPr>
+        <w:jc w:val="both"/>
+        <w:rPr>
+          <w:rFonts w:ascii="Times New Roman CE" w:hAnsi="Times New Roman CE" w:cs="Times New Roman"/>
+        </w:rPr>
+      </w:pPr>
+      <w:r>
+        <w:rPr>
+          <w:rFonts w:ascii="Times New Roman CE" w:hAnsi="Times New Roman CE" w:cs="Times New Roman"/>
+        </w:rPr>
         <w:t xml:space="preserve">A kódot GitHubon kezeltük, </w:t>
       </w:r>
       <w:proofErr w:type="spellStart"/>
       <w:r>
+        <w:rPr>
+          <w:rFonts w:ascii="Times New Roman CE" w:hAnsi="Times New Roman CE" w:cs="Times New Roman"/>
+        </w:rPr>
         <w:t>feature</w:t>
       </w:r>
       <w:proofErr w:type="spellEnd"/>
       <w:r>
+        <w:rPr>
+          <w:rFonts w:ascii="Times New Roman CE" w:hAnsi="Times New Roman CE" w:cs="Times New Roman"/>
+        </w:rPr>
         <w:t xml:space="preserve"> </w:t>
       </w:r>
       <w:proofErr w:type="spellStart"/>
       <w:r>
+        <w:rPr>
+          <w:rFonts w:ascii="Times New Roman CE" w:hAnsi="Times New Roman CE" w:cs="Times New Roman"/>
+        </w:rPr>
         <w:t>branch-ekkel</w:t>
       </w:r>
       <w:proofErr w:type="spellEnd"/>
       <w:r>
+        <w:rPr>
+          <w:rFonts w:ascii="Times New Roman CE" w:hAnsi="Times New Roman CE" w:cs="Times New Roman"/>
+        </w:rPr>
         <w:t xml:space="preserve"> és </w:t>
       </w:r>
       <w:proofErr w:type="spellStart"/>
       <w:r>
+        <w:rPr>
+          <w:rFonts w:ascii="Times New Roman CE" w:hAnsi="Times New Roman CE" w:cs="Times New Roman"/>
+        </w:rPr>
         <w:t>pull</w:t>
       </w:r>
       <w:proofErr w:type="spellEnd"/>
       <w:r>
+        <w:rPr>
+          <w:rFonts w:ascii="Times New Roman CE" w:hAnsi="Times New Roman CE" w:cs="Times New Roman"/>
+        </w:rPr>
         <w:t xml:space="preserve"> </w:t>
       </w:r>
       <w:proofErr w:type="spellStart"/>
       <w:r>
+        <w:rPr>
+          <w:rFonts w:ascii="Times New Roman CE" w:hAnsi="Times New Roman CE" w:cs="Times New Roman"/>
+        </w:rPr>
         <w:t>request-ekkel</w:t>
       </w:r>
       <w:proofErr w:type="spellEnd"/>
       <w:r>
+        <w:rPr>
+          <w:rFonts w:ascii="Times New Roman CE" w:hAnsi="Times New Roman CE" w:cs="Times New Roman"/>
+        </w:rPr>
         <w:t>.</w:t>
       </w:r>
     </w:p>
@@ -5089,19 +6916,30 @@
           <w:ilvl w:val="0"/>
           <w:numId w:val="38"/>
         </w:numPr>
+        <w:jc w:val="both"/>
+        <w:rPr>
+          <w:rFonts w:ascii="Times New Roman CE" w:hAnsi="Times New Roman CE" w:cs="Times New Roman"/>
+        </w:rPr>
       </w:pPr>
       <w:proofErr w:type="spellStart"/>
       <w:r>
+        <w:rPr>
+          <w:rFonts w:ascii="Times New Roman CE" w:hAnsi="Times New Roman CE" w:cs="Times New Roman"/>
+        </w:rPr>
         <w:t>Repository</w:t>
       </w:r>
       <w:proofErr w:type="spellEnd"/>
       <w:r>
+        <w:rPr>
+          <w:rFonts w:ascii="Times New Roman CE" w:hAnsi="Times New Roman CE" w:cs="Times New Roman"/>
+        </w:rPr>
         <w:t xml:space="preserve">: </w:t>
       </w:r>
-      <w:hyperlink r:id="rId14" w:tgtFrame="_blank" w:history="1">
+      <w:hyperlink r:id="rId16" w:tgtFrame="_blank" w:history="1">
         <w:r>
           <w:rPr>
             <w:rStyle w:val="Hiperhivatkozs"/>
+            <w:rFonts w:ascii="Times New Roman CE" w:hAnsi="Times New Roman CE" w:cs="Times New Roman"/>
           </w:rPr>
           <w:t>github.com/</w:t>
         </w:r>
@@ -5109,6 +6947,7 @@
         <w:r>
           <w:rPr>
             <w:rStyle w:val="Hiperhivatkozs"/>
+            <w:rFonts w:ascii="Times New Roman CE" w:hAnsi="Times New Roman CE" w:cs="Times New Roman"/>
           </w:rPr>
           <w:t>projektnev</w:t>
         </w:r>
@@ -5122,17 +6961,30 @@
           <w:ilvl w:val="0"/>
           <w:numId w:val="38"/>
         </w:numPr>
+        <w:jc w:val="both"/>
+        <w:rPr>
+          <w:rFonts w:ascii="Times New Roman CE" w:hAnsi="Times New Roman CE" w:cs="Times New Roman"/>
+        </w:rPr>
       </w:pPr>
       <w:proofErr w:type="spellStart"/>
       <w:r>
+        <w:rPr>
+          <w:rFonts w:ascii="Times New Roman CE" w:hAnsi="Times New Roman CE" w:cs="Times New Roman"/>
+        </w:rPr>
         <w:t>Branch</w:t>
       </w:r>
       <w:proofErr w:type="spellEnd"/>
       <w:r>
+        <w:rPr>
+          <w:rFonts w:ascii="Times New Roman CE" w:hAnsi="Times New Roman CE" w:cs="Times New Roman"/>
+        </w:rPr>
         <w:t xml:space="preserve"> stratégia: </w:t>
       </w:r>
       <w:proofErr w:type="spellStart"/>
       <w:r>
+        <w:rPr>
+          <w:rFonts w:ascii="Times New Roman CE" w:hAnsi="Times New Roman CE" w:cs="Times New Roman"/>
+        </w:rPr>
         <w:t>GitFlow</w:t>
       </w:r>
       <w:proofErr w:type="spellEnd"/>
@@ -5140,9 +6992,16 @@
     <w:p>
       <w:pPr>
         <w:pStyle w:val="Cmsor1"/>
+        <w:jc w:val="both"/>
+        <w:rPr>
+          <w:rFonts w:ascii="Times New Roman CE" w:hAnsi="Times New Roman CE" w:cs="Times New Roman"/>
+        </w:rPr>
       </w:pPr>
       <w:bookmarkStart w:id="31" w:name="_Toc225848958"/>
       <w:r>
+        <w:rPr>
+          <w:rFonts w:ascii="Times New Roman CE" w:hAnsi="Times New Roman CE" w:cs="Times New Roman"/>
+        </w:rPr>
         <w:lastRenderedPageBreak/>
         <w:t>Kockázatelemzés</w:t>
       </w:r>
@@ -5151,12 +7010,22 @@
     <w:p>
       <w:pPr>
         <w:pStyle w:val="Cmsor2"/>
+        <w:jc w:val="both"/>
+        <w:rPr>
+          <w:rFonts w:ascii="Times New Roman CE" w:hAnsi="Times New Roman CE" w:cs="Times New Roman"/>
+        </w:rPr>
       </w:pPr>
       <w:bookmarkStart w:id="32" w:name="_Toc225848959"/>
       <w:r>
+        <w:rPr>
+          <w:rFonts w:ascii="Times New Roman CE" w:hAnsi="Times New Roman CE" w:cs="Times New Roman"/>
+        </w:rPr>
         <w:t xml:space="preserve">Kockázatok és </w:t>
       </w:r>
       <w:r>
+        <w:rPr>
+          <w:rFonts w:ascii="Times New Roman CE" w:hAnsi="Times New Roman CE" w:cs="Times New Roman"/>
+        </w:rPr>
         <w:t>kezelésük</w:t>
       </w:r>
       <w:bookmarkEnd w:id="32"/>
@@ -5185,16 +7054,18 @@
           </w:tcPr>
           <w:p>
             <w:pPr>
-              <w:spacing w:after="0" w:line="240" w:lineRule="auto"/>
+              <w:spacing w:after="0"/>
               <w:ind w:firstLine="0"/>
-              <w:jc w:val="center"/>
-              <w:rPr>
+              <w:jc w:val="both"/>
+              <w:rPr>
+                <w:rFonts w:ascii="Times New Roman CE" w:hAnsi="Times New Roman CE" w:cs="Times New Roman"/>
                 <w:b/>
                 <w:bCs/>
               </w:rPr>
             </w:pPr>
             <w:r>
               <w:rPr>
+                <w:rFonts w:ascii="Times New Roman CE" w:hAnsi="Times New Roman CE" w:cs="Times New Roman"/>
                 <w:b/>
                 <w:bCs/>
               </w:rPr>
@@ -5210,16 +7081,18 @@
           </w:tcPr>
           <w:p>
             <w:pPr>
-              <w:spacing w:after="0" w:line="240" w:lineRule="auto"/>
+              <w:spacing w:after="0"/>
               <w:ind w:firstLine="0"/>
-              <w:jc w:val="center"/>
-              <w:rPr>
+              <w:jc w:val="both"/>
+              <w:rPr>
+                <w:rFonts w:ascii="Times New Roman CE" w:hAnsi="Times New Roman CE" w:cs="Times New Roman"/>
                 <w:b/>
                 <w:bCs/>
               </w:rPr>
             </w:pPr>
             <w:r>
               <w:rPr>
+                <w:rFonts w:ascii="Times New Roman CE" w:hAnsi="Times New Roman CE" w:cs="Times New Roman"/>
                 <w:b/>
                 <w:bCs/>
               </w:rPr>
@@ -5235,16 +7108,18 @@
           </w:tcPr>
           <w:p>
             <w:pPr>
-              <w:spacing w:after="0" w:line="240" w:lineRule="auto"/>
+              <w:spacing w:after="0"/>
               <w:ind w:firstLine="0"/>
-              <w:jc w:val="center"/>
-              <w:rPr>
+              <w:jc w:val="both"/>
+              <w:rPr>
+                <w:rFonts w:ascii="Times New Roman CE" w:hAnsi="Times New Roman CE" w:cs="Times New Roman"/>
                 <w:b/>
                 <w:bCs/>
               </w:rPr>
             </w:pPr>
             <w:r>
               <w:rPr>
+                <w:rFonts w:ascii="Times New Roman CE" w:hAnsi="Times New Roman CE" w:cs="Times New Roman"/>
                 <w:b/>
                 <w:bCs/>
               </w:rPr>
@@ -5265,10 +7140,17 @@
           </w:tcPr>
           <w:p>
             <w:pPr>
-              <w:spacing w:after="0" w:line="240" w:lineRule="auto"/>
+              <w:spacing w:after="0"/>
               <w:ind w:firstLine="0"/>
+              <w:jc w:val="both"/>
+              <w:rPr>
+                <w:rFonts w:ascii="Times New Roman CE" w:hAnsi="Times New Roman CE" w:cs="Times New Roman"/>
+              </w:rPr>
             </w:pPr>
             <w:r>
+              <w:rPr>
+                <w:rFonts w:ascii="Times New Roman CE" w:hAnsi="Times New Roman CE" w:cs="Times New Roman"/>
+              </w:rPr>
               <w:t>Adatvesztés</w:t>
             </w:r>
           </w:p>
@@ -5281,10 +7163,17 @@
           </w:tcPr>
           <w:p>
             <w:pPr>
-              <w:spacing w:after="0" w:line="240" w:lineRule="auto"/>
+              <w:spacing w:after="0"/>
               <w:ind w:firstLine="0"/>
+              <w:jc w:val="both"/>
+              <w:rPr>
+                <w:rFonts w:ascii="Times New Roman CE" w:hAnsi="Times New Roman CE" w:cs="Times New Roman"/>
+              </w:rPr>
             </w:pPr>
             <w:r>
+              <w:rPr>
+                <w:rFonts w:ascii="Times New Roman CE" w:hAnsi="Times New Roman CE" w:cs="Times New Roman"/>
+              </w:rPr>
               <w:t>Felhasználói adatok törlődnek</w:t>
             </w:r>
           </w:p>
@@ -5297,22 +7186,38 @@
           </w:tcPr>
           <w:p>
             <w:pPr>
-              <w:spacing w:after="0" w:line="240" w:lineRule="auto"/>
+              <w:spacing w:after="0"/>
               <w:ind w:firstLine="0"/>
+              <w:jc w:val="both"/>
+              <w:rPr>
+                <w:rFonts w:ascii="Times New Roman CE" w:hAnsi="Times New Roman CE" w:cs="Times New Roman"/>
+              </w:rPr>
             </w:pPr>
             <w:r>
+              <w:rPr>
+                <w:rFonts w:ascii="Times New Roman CE" w:hAnsi="Times New Roman CE" w:cs="Times New Roman"/>
+              </w:rPr>
               <w:t xml:space="preserve">Napi mentés </w:t>
             </w:r>
             <w:proofErr w:type="spellStart"/>
             <w:r>
+              <w:rPr>
+                <w:rFonts w:ascii="Times New Roman CE" w:hAnsi="Times New Roman CE" w:cs="Times New Roman"/>
+              </w:rPr>
               <w:t>MySQL</w:t>
             </w:r>
             <w:proofErr w:type="spellEnd"/>
             <w:r>
+              <w:rPr>
+                <w:rFonts w:ascii="Times New Roman CE" w:hAnsi="Times New Roman CE" w:cs="Times New Roman"/>
+              </w:rPr>
               <w:t xml:space="preserve"> </w:t>
             </w:r>
             <w:proofErr w:type="spellStart"/>
             <w:r>
+              <w:rPr>
+                <w:rFonts w:ascii="Times New Roman CE" w:hAnsi="Times New Roman CE" w:cs="Times New Roman"/>
+              </w:rPr>
               <w:t>dump-pal</w:t>
             </w:r>
             <w:proofErr w:type="spellEnd"/>
@@ -5331,10 +7236,17 @@
           </w:tcPr>
           <w:p>
             <w:pPr>
-              <w:spacing w:after="0" w:line="240" w:lineRule="auto"/>
+              <w:spacing w:after="0"/>
               <w:ind w:firstLine="0"/>
+              <w:jc w:val="both"/>
+              <w:rPr>
+                <w:rFonts w:ascii="Times New Roman CE" w:hAnsi="Times New Roman CE" w:cs="Times New Roman"/>
+              </w:rPr>
             </w:pPr>
             <w:r>
+              <w:rPr>
+                <w:rFonts w:ascii="Times New Roman CE" w:hAnsi="Times New Roman CE" w:cs="Times New Roman"/>
+              </w:rPr>
               <w:t>API válaszidő túl magas</w:t>
             </w:r>
           </w:p>
@@ -5347,10 +7259,17 @@
           </w:tcPr>
           <w:p>
             <w:pPr>
-              <w:spacing w:after="0" w:line="240" w:lineRule="auto"/>
+              <w:spacing w:after="0"/>
               <w:ind w:firstLine="0"/>
+              <w:jc w:val="both"/>
+              <w:rPr>
+                <w:rFonts w:ascii="Times New Roman CE" w:hAnsi="Times New Roman CE" w:cs="Times New Roman"/>
+              </w:rPr>
             </w:pPr>
             <w:r>
+              <w:rPr>
+                <w:rFonts w:ascii="Times New Roman CE" w:hAnsi="Times New Roman CE" w:cs="Times New Roman"/>
+              </w:rPr>
               <w:t>Felhasználói élmény romlik</w:t>
             </w:r>
           </w:p>
@@ -5363,18 +7282,31 @@
           </w:tcPr>
           <w:p>
             <w:pPr>
-              <w:spacing w:after="0" w:line="240" w:lineRule="auto"/>
+              <w:spacing w:after="0"/>
               <w:ind w:firstLine="0"/>
+              <w:jc w:val="both"/>
+              <w:rPr>
+                <w:rFonts w:ascii="Times New Roman CE" w:hAnsi="Times New Roman CE" w:cs="Times New Roman"/>
+              </w:rPr>
             </w:pPr>
             <w:r>
+              <w:rPr>
+                <w:rFonts w:ascii="Times New Roman CE" w:hAnsi="Times New Roman CE" w:cs="Times New Roman"/>
+              </w:rPr>
               <w:t>Gyorsítótár bevezetése (</w:t>
             </w:r>
             <w:proofErr w:type="spellStart"/>
             <w:r>
+              <w:rPr>
+                <w:rFonts w:ascii="Times New Roman CE" w:hAnsi="Times New Roman CE" w:cs="Times New Roman"/>
+              </w:rPr>
               <w:t>Redis</w:t>
             </w:r>
             <w:proofErr w:type="spellEnd"/>
             <w:r>
+              <w:rPr>
+                <w:rFonts w:ascii="Times New Roman CE" w:hAnsi="Times New Roman CE" w:cs="Times New Roman"/>
+              </w:rPr>
               <w:t>)</w:t>
             </w:r>
           </w:p>
@@ -5384,14 +7316,25 @@
     <w:p>
       <w:pPr>
         <w:ind w:firstLine="0"/>
+        <w:jc w:val="both"/>
+        <w:rPr>
+          <w:rFonts w:ascii="Times New Roman CE" w:hAnsi="Times New Roman CE" w:cs="Times New Roman"/>
+        </w:rPr>
       </w:pPr>
     </w:p>
     <w:p>
       <w:pPr>
         <w:pStyle w:val="Cmsor1"/>
+        <w:jc w:val="both"/>
+        <w:rPr>
+          <w:rFonts w:ascii="Times New Roman CE" w:hAnsi="Times New Roman CE" w:cs="Times New Roman"/>
+        </w:rPr>
       </w:pPr>
       <w:bookmarkStart w:id="33" w:name="_Toc225848960"/>
       <w:r>
+        <w:rPr>
+          <w:rFonts w:ascii="Times New Roman CE" w:hAnsi="Times New Roman CE" w:cs="Times New Roman"/>
+        </w:rPr>
         <w:lastRenderedPageBreak/>
         <w:t>Tesztelési dokumentáció</w:t>
       </w:r>
@@ -5400,9 +7343,16 @@
     <w:p>
       <w:pPr>
         <w:pStyle w:val="Cmsor2"/>
+        <w:jc w:val="both"/>
+        <w:rPr>
+          <w:rFonts w:ascii="Times New Roman CE" w:hAnsi="Times New Roman CE" w:cs="Times New Roman"/>
+        </w:rPr>
       </w:pPr>
       <w:bookmarkStart w:id="34" w:name="_Toc225848961"/>
       <w:r>
+        <w:rPr>
+          <w:rFonts w:ascii="Times New Roman CE" w:hAnsi="Times New Roman CE" w:cs="Times New Roman"/>
+        </w:rPr>
         <w:t>Tesztesetek</w:t>
       </w:r>
       <w:bookmarkEnd w:id="34"/>
@@ -5410,9 +7360,16 @@
     <w:p>
       <w:pPr>
         <w:pStyle w:val="Cmsor3"/>
+        <w:jc w:val="both"/>
+        <w:rPr>
+          <w:rFonts w:ascii="Times New Roman CE" w:hAnsi="Times New Roman CE" w:cs="Times New Roman"/>
+        </w:rPr>
       </w:pPr>
       <w:bookmarkStart w:id="35" w:name="_Toc225848962"/>
       <w:r>
+        <w:rPr>
+          <w:rFonts w:ascii="Times New Roman CE" w:hAnsi="Times New Roman CE" w:cs="Times New Roman"/>
+        </w:rPr>
         <w:t>Normás használat – bejelentkezés</w:t>
       </w:r>
       <w:bookmarkEnd w:id="35"/>
@@ -5420,9 +7377,16 @@
     <w:p>
       <w:pPr>
         <w:pStyle w:val="Cmsor3"/>
+        <w:jc w:val="both"/>
+        <w:rPr>
+          <w:rFonts w:ascii="Times New Roman CE" w:hAnsi="Times New Roman CE" w:cs="Times New Roman"/>
+        </w:rPr>
       </w:pPr>
       <w:bookmarkStart w:id="36" w:name="_Toc225848963"/>
       <w:r>
+        <w:rPr>
+          <w:rFonts w:ascii="Times New Roman CE" w:hAnsi="Times New Roman CE" w:cs="Times New Roman"/>
+        </w:rPr>
         <w:t>Extrém eset – üres mezők</w:t>
       </w:r>
       <w:bookmarkEnd w:id="36"/>
@@ -5430,9 +7394,16 @@
     <w:p>
       <w:pPr>
         <w:pStyle w:val="Cmsor3"/>
+        <w:jc w:val="both"/>
+        <w:rPr>
+          <w:rFonts w:ascii="Times New Roman CE" w:hAnsi="Times New Roman CE" w:cs="Times New Roman"/>
+        </w:rPr>
       </w:pPr>
       <w:bookmarkStart w:id="37" w:name="_Toc225848964"/>
       <w:r>
+        <w:rPr>
+          <w:rFonts w:ascii="Times New Roman CE" w:hAnsi="Times New Roman CE" w:cs="Times New Roman"/>
+        </w:rPr>
         <w:t>Helytelen adat – hibás jelszó</w:t>
       </w:r>
       <w:bookmarkEnd w:id="37"/>
@@ -5440,9 +7411,16 @@
     <w:p>
       <w:pPr>
         <w:pStyle w:val="Cmsor3"/>
+        <w:jc w:val="both"/>
+        <w:rPr>
+          <w:rFonts w:ascii="Times New Roman CE" w:hAnsi="Times New Roman CE" w:cs="Times New Roman"/>
+        </w:rPr>
       </w:pPr>
       <w:bookmarkStart w:id="38" w:name="_Toc225848965"/>
       <w:r>
+        <w:rPr>
+          <w:rFonts w:ascii="Times New Roman CE" w:hAnsi="Times New Roman CE" w:cs="Times New Roman"/>
+        </w:rPr>
         <w:t>Bolondbiztos teszt – hosszú bemenet</w:t>
       </w:r>
       <w:bookmarkEnd w:id="38"/>
@@ -5450,9 +7428,16 @@
     <w:p>
       <w:pPr>
         <w:pStyle w:val="Cmsor2"/>
+        <w:jc w:val="both"/>
+        <w:rPr>
+          <w:rFonts w:ascii="Times New Roman CE" w:hAnsi="Times New Roman CE" w:cs="Times New Roman"/>
+        </w:rPr>
       </w:pPr>
       <w:bookmarkStart w:id="39" w:name="_Toc225848966"/>
       <w:r>
+        <w:rPr>
+          <w:rFonts w:ascii="Times New Roman CE" w:hAnsi="Times New Roman CE" w:cs="Times New Roman"/>
+        </w:rPr>
         <w:t>Talált hibák</w:t>
       </w:r>
       <w:bookmarkEnd w:id="39"/>
@@ -5460,9 +7445,16 @@
     <w:p>
       <w:pPr>
         <w:pStyle w:val="Cmsor2"/>
+        <w:jc w:val="both"/>
+        <w:rPr>
+          <w:rFonts w:ascii="Times New Roman CE" w:hAnsi="Times New Roman CE" w:cs="Times New Roman"/>
+        </w:rPr>
       </w:pPr>
       <w:bookmarkStart w:id="40" w:name="_Toc225848967"/>
       <w:r>
+        <w:rPr>
+          <w:rFonts w:ascii="Times New Roman CE" w:hAnsi="Times New Roman CE" w:cs="Times New Roman"/>
+        </w:rPr>
         <w:t>Automatizált tesztelés</w:t>
       </w:r>
       <w:bookmarkEnd w:id="40"/>
@@ -5470,9 +7462,16 @@
     <w:p>
       <w:pPr>
         <w:pStyle w:val="Cmsor3"/>
+        <w:jc w:val="both"/>
+        <w:rPr>
+          <w:rFonts w:ascii="Times New Roman CE" w:hAnsi="Times New Roman CE" w:cs="Times New Roman"/>
+        </w:rPr>
       </w:pPr>
       <w:bookmarkStart w:id="41" w:name="_Toc225848968"/>
       <w:r>
+        <w:rPr>
+          <w:rFonts w:ascii="Times New Roman CE" w:hAnsi="Times New Roman CE" w:cs="Times New Roman"/>
+        </w:rPr>
         <w:t>Egységtesztek</w:t>
       </w:r>
       <w:bookmarkEnd w:id="41"/>
@@ -5480,9 +7479,16 @@
     <w:p>
       <w:pPr>
         <w:pStyle w:val="Cmsor2"/>
+        <w:jc w:val="both"/>
+        <w:rPr>
+          <w:rFonts w:ascii="Times New Roman CE" w:hAnsi="Times New Roman CE" w:cs="Times New Roman"/>
+        </w:rPr>
       </w:pPr>
       <w:bookmarkStart w:id="42" w:name="_Toc225848969"/>
       <w:r>
+        <w:rPr>
+          <w:rFonts w:ascii="Times New Roman CE" w:hAnsi="Times New Roman CE" w:cs="Times New Roman"/>
+        </w:rPr>
         <w:t>Tesztelési környezet</w:t>
       </w:r>
       <w:bookmarkEnd w:id="42"/>
@@ -5490,9 +7496,16 @@
     <w:p>
       <w:pPr>
         <w:pStyle w:val="Cmsor1"/>
+        <w:jc w:val="both"/>
+        <w:rPr>
+          <w:rFonts w:ascii="Times New Roman CE" w:hAnsi="Times New Roman CE" w:cs="Times New Roman"/>
+        </w:rPr>
       </w:pPr>
       <w:bookmarkStart w:id="43" w:name="_Toc225848970"/>
       <w:r>
+        <w:rPr>
+          <w:rFonts w:ascii="Times New Roman CE" w:hAnsi="Times New Roman CE" w:cs="Times New Roman"/>
+        </w:rPr>
         <w:lastRenderedPageBreak/>
         <w:t>Felhasználói dokumentáció</w:t>
       </w:r>
@@ -5501,9 +7514,16 @@
     <w:p>
       <w:pPr>
         <w:pStyle w:val="Cmsor2"/>
+        <w:jc w:val="both"/>
+        <w:rPr>
+          <w:rFonts w:ascii="Times New Roman CE" w:hAnsi="Times New Roman CE" w:cs="Times New Roman"/>
+        </w:rPr>
       </w:pPr>
       <w:bookmarkStart w:id="44" w:name="_Toc225848971"/>
       <w:r>
+        <w:rPr>
+          <w:rFonts w:ascii="Times New Roman CE" w:hAnsi="Times New Roman CE" w:cs="Times New Roman"/>
+        </w:rPr>
         <w:t>A program általános specifikációja</w:t>
       </w:r>
       <w:bookmarkEnd w:id="44"/>
@@ -5511,9 +7531,16 @@
     <w:p>
       <w:pPr>
         <w:pStyle w:val="Cmsor2"/>
+        <w:jc w:val="both"/>
+        <w:rPr>
+          <w:rFonts w:ascii="Times New Roman CE" w:hAnsi="Times New Roman CE" w:cs="Times New Roman"/>
+        </w:rPr>
       </w:pPr>
       <w:bookmarkStart w:id="45" w:name="_Toc225848972"/>
       <w:r>
+        <w:rPr>
+          <w:rFonts w:ascii="Times New Roman CE" w:hAnsi="Times New Roman CE" w:cs="Times New Roman"/>
+        </w:rPr>
         <w:t>Rendszerkövetelmények</w:t>
       </w:r>
       <w:bookmarkEnd w:id="45"/>
@@ -5521,9 +7548,16 @@
     <w:p>
       <w:pPr>
         <w:pStyle w:val="Cmsor3"/>
+        <w:jc w:val="both"/>
+        <w:rPr>
+          <w:rFonts w:ascii="Times New Roman CE" w:hAnsi="Times New Roman CE" w:cs="Times New Roman"/>
+        </w:rPr>
       </w:pPr>
       <w:bookmarkStart w:id="46" w:name="_Toc225848973"/>
       <w:r>
+        <w:rPr>
+          <w:rFonts w:ascii="Times New Roman CE" w:hAnsi="Times New Roman CE" w:cs="Times New Roman"/>
+        </w:rPr>
         <w:t>Hardver követelmények</w:t>
       </w:r>
       <w:bookmarkEnd w:id="46"/>
@@ -5531,9 +7565,16 @@
     <w:p>
       <w:pPr>
         <w:pStyle w:val="Cmsor3"/>
+        <w:jc w:val="both"/>
+        <w:rPr>
+          <w:rFonts w:ascii="Times New Roman CE" w:hAnsi="Times New Roman CE" w:cs="Times New Roman"/>
+        </w:rPr>
       </w:pPr>
       <w:bookmarkStart w:id="47" w:name="_Toc225848974"/>
       <w:r>
+        <w:rPr>
+          <w:rFonts w:ascii="Times New Roman CE" w:hAnsi="Times New Roman CE" w:cs="Times New Roman"/>
+        </w:rPr>
         <w:t>Szoftver követelmények</w:t>
       </w:r>
       <w:bookmarkEnd w:id="47"/>
@@ -5541,9 +7582,16 @@
     <w:p>
       <w:pPr>
         <w:pStyle w:val="Cmsor2"/>
+        <w:jc w:val="both"/>
+        <w:rPr>
+          <w:rFonts w:ascii="Times New Roman CE" w:hAnsi="Times New Roman CE" w:cs="Times New Roman"/>
+        </w:rPr>
       </w:pPr>
       <w:bookmarkStart w:id="48" w:name="_Toc225848975"/>
       <w:r>
+        <w:rPr>
+          <w:rFonts w:ascii="Times New Roman CE" w:hAnsi="Times New Roman CE" w:cs="Times New Roman"/>
+        </w:rPr>
         <w:t>A program használatának részletes leírása</w:t>
       </w:r>
       <w:bookmarkEnd w:id="48"/>
@@ -5551,9 +7599,16 @@
     <w:p>
       <w:pPr>
         <w:pStyle w:val="Cmsor1"/>
+        <w:jc w:val="both"/>
+        <w:rPr>
+          <w:rFonts w:ascii="Times New Roman CE" w:hAnsi="Times New Roman CE" w:cs="Times New Roman"/>
+        </w:rPr>
       </w:pPr>
       <w:bookmarkStart w:id="49" w:name="_Toc225848976"/>
       <w:r>
+        <w:rPr>
+          <w:rFonts w:ascii="Times New Roman CE" w:hAnsi="Times New Roman CE" w:cs="Times New Roman"/>
+        </w:rPr>
         <w:lastRenderedPageBreak/>
         <w:t>Önértékelés</w:t>
       </w:r>
@@ -5562,9 +7617,16 @@
     <w:p>
       <w:pPr>
         <w:pStyle w:val="Cmsor1"/>
+        <w:jc w:val="both"/>
+        <w:rPr>
+          <w:rFonts w:ascii="Times New Roman CE" w:hAnsi="Times New Roman CE" w:cs="Times New Roman"/>
+        </w:rPr>
       </w:pPr>
       <w:bookmarkStart w:id="50" w:name="_Toc225848977"/>
       <w:r>
+        <w:rPr>
+          <w:rFonts w:ascii="Times New Roman CE" w:hAnsi="Times New Roman CE" w:cs="Times New Roman"/>
+        </w:rPr>
         <w:lastRenderedPageBreak/>
         <w:t>Továbbfejlesztési lehetőségek</w:t>
       </w:r>
@@ -5573,9 +7635,16 @@
     <w:p>
       <w:pPr>
         <w:pStyle w:val="Cmsor1"/>
+        <w:jc w:val="both"/>
+        <w:rPr>
+          <w:rFonts w:ascii="Times New Roman CE" w:hAnsi="Times New Roman CE" w:cs="Times New Roman"/>
+        </w:rPr>
       </w:pPr>
       <w:bookmarkStart w:id="51" w:name="_Toc225848978"/>
       <w:r>
+        <w:rPr>
+          <w:rFonts w:ascii="Times New Roman CE" w:hAnsi="Times New Roman CE" w:cs="Times New Roman"/>
+        </w:rPr>
         <w:lastRenderedPageBreak/>
         <w:t>Ábrajegyzék</w:t>
       </w:r>
@@ -5585,31 +7654,42 @@
       <w:pPr>
         <w:pStyle w:val="brajegyzk"/>
         <w:tabs>
-          <w:tab w:val="right" w:leader="dot" w:pos="8720"/>
+          <w:tab w:val="right" w:leader="dot" w:pos="8776"/>
         </w:tabs>
         <w:rPr>
           <w:rFonts w:asciiTheme="minorHAnsi" w:eastAsiaTheme="minorEastAsia" w:hAnsiTheme="minorHAnsi" w:cstheme="minorBidi"/>
           <w:noProof/>
-          <w:sz w:val="22"/>
+          <w:kern w:val="2"/>
+          <w:szCs w:val="24"/>
           <w:lang w:eastAsia="hu-HU"/>
-        </w:rPr>
-      </w:pPr>
-      <w:r>
+          <w14:ligatures w14:val="standardContextual"/>
+        </w:rPr>
+      </w:pPr>
+      <w:r>
+        <w:rPr>
+          <w:rFonts w:ascii="Times New Roman CE" w:hAnsi="Times New Roman CE" w:cs="Times New Roman"/>
+        </w:rPr>
         <w:fldChar w:fldCharType="begin"/>
       </w:r>
       <w:r>
-        <w:instrText xml:space="preserve"> TOC \h \z \c "kép" </w:instrText>
-      </w:r>
-      <w:r>
+        <w:rPr>
+          <w:rFonts w:ascii="Times New Roman CE" w:hAnsi="Times New Roman CE" w:cs="Times New Roman"/>
+        </w:rPr>
+        <w:instrText xml:space="preserve"> TOC \h \z \c "táblázat" </w:instrText>
+      </w:r>
+      <w:r>
+        <w:rPr>
+          <w:rFonts w:ascii="Times New Roman CE" w:hAnsi="Times New Roman CE" w:cs="Times New Roman"/>
+        </w:rPr>
         <w:fldChar w:fldCharType="separate"/>
       </w:r>
-      <w:hyperlink w:anchor="_Toc63250394" w:history="1">
+      <w:hyperlink w:anchor="_Toc226471988" w:history="1">
         <w:r>
           <w:rPr>
             <w:rStyle w:val="Hiperhivatkozs"/>
             <w:noProof/>
           </w:rPr>
-          <w:t>1. kép Ez a módosító ablak a programban</w:t>
+          <w:t>1. táblázat</w:t>
         </w:r>
         <w:r>
           <w:rPr>
@@ -5630,7 +7710,7 @@
             <w:noProof/>
             <w:webHidden/>
           </w:rPr>
-          <w:instrText xml:space="preserve"> PAGEREF _Toc63250394 \h </w:instrText>
+          <w:instrText xml:space="preserve"> PAGEREF _Toc226471988 \h </w:instrText>
         </w:r>
         <w:r>
           <w:rPr>
@@ -5650,7 +7730,7 @@
             <w:noProof/>
             <w:webHidden/>
           </w:rPr>
-          <w:t>20</w:t>
+          <w:t>1</w:t>
         </w:r>
         <w:r>
           <w:rPr>
@@ -5662,15 +7742,25 @@
       </w:hyperlink>
     </w:p>
     <w:p>
-      <w:r>
+      <w:pPr>
+        <w:jc w:val="both"/>
+        <w:rPr>
+          <w:rFonts w:ascii="Times New Roman CE" w:hAnsi="Times New Roman CE" w:cs="Times New Roman"/>
+        </w:rPr>
+      </w:pPr>
+      <w:r>
+        <w:rPr>
+          <w:rFonts w:ascii="Times New Roman CE" w:hAnsi="Times New Roman CE" w:cs="Times New Roman"/>
+        </w:rPr>
         <w:fldChar w:fldCharType="end"/>
       </w:r>
     </w:p>
     <w:sectPr>
-      <w:headerReference w:type="first" r:id="rId15"/>
-      <w:footerReference w:type="first" r:id="rId16"/>
+      <w:footerReference w:type="default" r:id="rId17"/>
+      <w:headerReference w:type="first" r:id="rId18"/>
+      <w:footerReference w:type="first" r:id="rId19"/>
       <w:pgSz w:w="11906" w:h="16838"/>
-      <w:pgMar w:top="1418" w:right="1418" w:bottom="1418" w:left="1418" w:header="709" w:footer="709" w:gutter="340"/>
+      <w:pgMar w:top="1418" w:right="1418" w:bottom="1418" w:left="1418" w:header="709" w:footer="709" w:gutter="284"/>
       <w:pgNumType w:start="1"/>
       <w:cols w:space="708"/>
       <w:titlePg/>
@@ -5681,7 +7771,7 @@
 </file>
 
 <file path=word/endnotes.xml><?xml version="1.0" encoding="utf-8"?>
-<w:endnotes xmlns:wpc="http://schemas.microsoft.com/office/word/2010/wordprocessingCanvas" xmlns:cx="http://schemas.microsoft.com/office/drawing/2014/chartex" xmlns:cx1="http://schemas.microsoft.com/office/drawing/2015/9/8/chartex" xmlns:cx2="http://schemas.microsoft.com/office/drawing/2015/10/21/chartex" xmlns:cx3="http://schemas.microsoft.com/office/drawing/2016/5/9/chartex" xmlns:cx4="http://schemas.microsoft.com/office/drawing/2016/5/10/chartex" xmlns:cx5="http://schemas.microsoft.com/office/drawing/2016/5/11/chartex" xmlns:cx6="http://schemas.microsoft.com/office/drawing/2016/5/12/chartex" xmlns:cx7="http://schemas.microsoft.com/office/drawing/2016/5/13/chartex" xmlns:cx8="http://schemas.microsoft.com/office/drawing/2016/5/14/chartex" xmlns:mc="http://schemas.openxmlformats.org/markup-compatibility/2006" xmlns:aink="http://schemas.microsoft.com/office/drawing/2016/ink" xmlns:am3d="http://schemas.microsoft.com/office/drawing/2017/model3d" xmlns:o="urn:schemas-microsoft-com:office:office" xmlns:r="http://schemas.openxmlformats.org/officeDocument/2006/relationships" xmlns:m="http://schemas.openxmlformats.org/officeDocument/2006/math" xmlns:v="urn:schemas-microsoft-com:vml" xmlns:wp14="http://schemas.microsoft.com/office/word/2010/wordprocessingDrawing" xmlns:wp="http://schemas.openxmlformats.org/drawingml/2006/wordprocessingDrawing" xmlns:w10="urn:schemas-microsoft-com:office:word" xmlns:w="http://schemas.openxmlformats.org/wordprocessingml/2006/main" xmlns:w14="http://schemas.microsoft.com/office/word/2010/wordml" xmlns:w15="http://schemas.microsoft.com/office/word/2012/wordml" xmlns:w16cid="http://schemas.microsoft.com/office/word/2016/wordml/cid" xmlns:w16se="http://schemas.microsoft.com/office/word/2015/wordml/symex" xmlns:wpg="http://schemas.microsoft.com/office/word/2010/wordprocessingGroup" xmlns:wpi="http://schemas.microsoft.com/office/word/2010/wordprocessingInk" xmlns:wne="http://schemas.microsoft.com/office/word/2006/wordml" xmlns:wps="http://schemas.microsoft.com/office/word/2010/wordprocessingShape" mc:Ignorable="w14 w15 w16se w16cid wp14">
+<w:endnotes xmlns:wpc="http://schemas.microsoft.com/office/word/2010/wordprocessingCanvas" xmlns:cx="http://schemas.microsoft.com/office/drawing/2014/chartex" xmlns:cx1="http://schemas.microsoft.com/office/drawing/2015/9/8/chartex" xmlns:cx2="http://schemas.microsoft.com/office/drawing/2015/10/21/chartex" xmlns:cx3="http://schemas.microsoft.com/office/drawing/2016/5/9/chartex" xmlns:cx4="http://schemas.microsoft.com/office/drawing/2016/5/10/chartex" xmlns:cx5="http://schemas.microsoft.com/office/drawing/2016/5/11/chartex" xmlns:cx6="http://schemas.microsoft.com/office/drawing/2016/5/12/chartex" xmlns:cx7="http://schemas.microsoft.com/office/drawing/2016/5/13/chartex" xmlns:cx8="http://schemas.microsoft.com/office/drawing/2016/5/14/chartex" xmlns:mc="http://schemas.openxmlformats.org/markup-compatibility/2006" xmlns:aink="http://schemas.microsoft.com/office/drawing/2016/ink" xmlns:am3d="http://schemas.microsoft.com/office/drawing/2017/model3d" xmlns:o="urn:schemas-microsoft-com:office:office" xmlns:oel="http://schemas.microsoft.com/office/2019/extlst" xmlns:r="http://schemas.openxmlformats.org/officeDocument/2006/relationships" xmlns:m="http://schemas.openxmlformats.org/officeDocument/2006/math" xmlns:v="urn:schemas-microsoft-com:vml" xmlns:wp14="http://schemas.microsoft.com/office/word/2010/wordprocessingDrawing" xmlns:wp="http://schemas.openxmlformats.org/drawingml/2006/wordprocessingDrawing" xmlns:w10="urn:schemas-microsoft-com:office:word" xmlns:w="http://schemas.openxmlformats.org/wordprocessingml/2006/main" xmlns:w14="http://schemas.microsoft.com/office/word/2010/wordml" xmlns:w15="http://schemas.microsoft.com/office/word/2012/wordml" xmlns:w16cex="http://schemas.microsoft.com/office/word/2018/wordml/cex" xmlns:w16cid="http://schemas.microsoft.com/office/word/2016/wordml/cid" xmlns:w16="http://schemas.microsoft.com/office/word/2018/wordml" xmlns:w16du="http://schemas.microsoft.com/office/word/2023/wordml/word16du" xmlns:w16sdtdh="http://schemas.microsoft.com/office/word/2020/wordml/sdtdatahash" xmlns:w16sdtfl="http://schemas.microsoft.com/office/word/2024/wordml/sdtformatlock" xmlns:w16se="http://schemas.microsoft.com/office/word/2015/wordml/symex" xmlns:wpg="http://schemas.microsoft.com/office/word/2010/wordprocessingGroup" xmlns:wpi="http://schemas.microsoft.com/office/word/2010/wordprocessingInk" xmlns:wne="http://schemas.microsoft.com/office/word/2006/wordml" xmlns:wps="http://schemas.microsoft.com/office/word/2010/wordprocessingShape" mc:Ignorable="w14 w15 w16se w16cid w16 w16cex w16sdtdh w16sdtfl w16du wp14">
   <w:endnote w:type="separator" w:id="-1">
     <w:p>
       <w:pPr>
@@ -5706,61 +7796,84 @@
 </file>
 
 <file path=word/footer1.xml><?xml version="1.0" encoding="utf-8"?>
-<w:ftr xmlns:wpc="http://schemas.microsoft.com/office/word/2010/wordprocessingCanvas" xmlns:cx="http://schemas.microsoft.com/office/drawing/2014/chartex" xmlns:cx1="http://schemas.microsoft.com/office/drawing/2015/9/8/chartex" xmlns:cx2="http://schemas.microsoft.com/office/drawing/2015/10/21/chartex" xmlns:cx3="http://schemas.microsoft.com/office/drawing/2016/5/9/chartex" xmlns:cx4="http://schemas.microsoft.com/office/drawing/2016/5/10/chartex" xmlns:cx5="http://schemas.microsoft.com/office/drawing/2016/5/11/chartex" xmlns:cx6="http://schemas.microsoft.com/office/drawing/2016/5/12/chartex" xmlns:cx7="http://schemas.microsoft.com/office/drawing/2016/5/13/chartex" xmlns:cx8="http://schemas.microsoft.com/office/drawing/2016/5/14/chartex" xmlns:mc="http://schemas.openxmlformats.org/markup-compatibility/2006" xmlns:aink="http://schemas.microsoft.com/office/drawing/2016/ink" xmlns:am3d="http://schemas.microsoft.com/office/drawing/2017/model3d" xmlns:o="urn:schemas-microsoft-com:office:office" xmlns:r="http://schemas.openxmlformats.org/officeDocument/2006/relationships" xmlns:m="http://schemas.openxmlformats.org/officeDocument/2006/math" xmlns:v="urn:schemas-microsoft-com:vml" xmlns:wp14="http://schemas.microsoft.com/office/word/2010/wordprocessingDrawing" xmlns:wp="http://schemas.openxmlformats.org/drawingml/2006/wordprocessingDrawing" xmlns:w10="urn:schemas-microsoft-com:office:word" xmlns:w="http://schemas.openxmlformats.org/wordprocessingml/2006/main" xmlns:w14="http://schemas.microsoft.com/office/word/2010/wordml" xmlns:w15="http://schemas.microsoft.com/office/word/2012/wordml" xmlns:w16cid="http://schemas.microsoft.com/office/word/2016/wordml/cid" xmlns:w16se="http://schemas.microsoft.com/office/word/2015/wordml/symex" xmlns:wpg="http://schemas.microsoft.com/office/word/2010/wordprocessingGroup" xmlns:wpi="http://schemas.microsoft.com/office/word/2010/wordprocessingInk" xmlns:wne="http://schemas.microsoft.com/office/word/2006/wordml" xmlns:wps="http://schemas.microsoft.com/office/word/2010/wordprocessingShape" mc:Ignorable="w14 w15 w16se w16cid wp14">
+<w:ftr xmlns:wpc="http://schemas.microsoft.com/office/word/2010/wordprocessingCanvas" xmlns:cx="http://schemas.microsoft.com/office/drawing/2014/chartex" xmlns:cx1="http://schemas.microsoft.com/office/drawing/2015/9/8/chartex" xmlns:cx2="http://schemas.microsoft.com/office/drawing/2015/10/21/chartex" xmlns:cx3="http://schemas.microsoft.com/office/drawing/2016/5/9/chartex" xmlns:cx4="http://schemas.microsoft.com/office/drawing/2016/5/10/chartex" xmlns:cx5="http://schemas.microsoft.com/office/drawing/2016/5/11/chartex" xmlns:cx6="http://schemas.microsoft.com/office/drawing/2016/5/12/chartex" xmlns:cx7="http://schemas.microsoft.com/office/drawing/2016/5/13/chartex" xmlns:cx8="http://schemas.microsoft.com/office/drawing/2016/5/14/chartex" xmlns:mc="http://schemas.openxmlformats.org/markup-compatibility/2006" xmlns:aink="http://schemas.microsoft.com/office/drawing/2016/ink" xmlns:am3d="http://schemas.microsoft.com/office/drawing/2017/model3d" xmlns:o="urn:schemas-microsoft-com:office:office" xmlns:oel="http://schemas.microsoft.com/office/2019/extlst" xmlns:r="http://schemas.openxmlformats.org/officeDocument/2006/relationships" xmlns:m="http://schemas.openxmlformats.org/officeDocument/2006/math" xmlns:v="urn:schemas-microsoft-com:vml" xmlns:wp14="http://schemas.microsoft.com/office/word/2010/wordprocessingDrawing" xmlns:wp="http://schemas.openxmlformats.org/drawingml/2006/wordprocessingDrawing" xmlns:w10="urn:schemas-microsoft-com:office:word" xmlns:w="http://schemas.openxmlformats.org/wordprocessingml/2006/main" xmlns:w14="http://schemas.microsoft.com/office/word/2010/wordml" xmlns:w15="http://schemas.microsoft.com/office/word/2012/wordml" xmlns:w16cex="http://schemas.microsoft.com/office/word/2018/wordml/cex" xmlns:w16cid="http://schemas.microsoft.com/office/word/2016/wordml/cid" xmlns:w16="http://schemas.microsoft.com/office/word/2018/wordml" xmlns:w16du="http://schemas.microsoft.com/office/word/2023/wordml/word16du" xmlns:w16sdtdh="http://schemas.microsoft.com/office/word/2020/wordml/sdtdatahash" xmlns:w16sdtfl="http://schemas.microsoft.com/office/word/2024/wordml/sdtformatlock" xmlns:w16se="http://schemas.microsoft.com/office/word/2015/wordml/symex" xmlns:wpg="http://schemas.microsoft.com/office/word/2010/wordprocessingGroup" xmlns:wpi="http://schemas.microsoft.com/office/word/2010/wordprocessingInk" xmlns:wne="http://schemas.microsoft.com/office/word/2006/wordml" xmlns:wps="http://schemas.microsoft.com/office/word/2010/wordprocessingShape" mc:Ignorable="w14 w15 w16se w16cid w16 w16cex w16sdtdh w16sdtfl w16du wp14">
   <w:p>
     <w:pPr>
       <w:pStyle w:val="llb"/>
     </w:pPr>
-    <w:fldSimple w:instr=" DATE   \* MERGEFORMAT ">
-      <w:r>
-        <w:rPr>
-          <w:noProof/>
-        </w:rPr>
-        <w:t>2026. 03. 31.</w:t>
-      </w:r>
-    </w:fldSimple>
-    <w:r>
-      <w:tab/>
-    </w:r>
-    <w:r>
-      <w:tab/>
-    </w:r>
-    <w:r>
-      <w:fldChar w:fldCharType="begin"/>
-    </w:r>
-    <w:r>
-      <w:instrText>PAGE   \* MERGEFORMAT</w:instrText>
-    </w:r>
-    <w:r>
-      <w:fldChar w:fldCharType="separate"/>
-    </w:r>
-    <w:r>
-      <w:t>1</w:t>
-    </w:r>
-    <w:r>
-      <w:fldChar w:fldCharType="end"/>
-    </w:r>
   </w:p>
 </w:ftr>
 </file>
 
 <file path=word/footer2.xml><?xml version="1.0" encoding="utf-8"?>
-<w:ftr xmlns:wpc="http://schemas.microsoft.com/office/word/2010/wordprocessingCanvas" xmlns:cx="http://schemas.microsoft.com/office/drawing/2014/chartex" xmlns:cx1="http://schemas.microsoft.com/office/drawing/2015/9/8/chartex" xmlns:cx2="http://schemas.microsoft.com/office/drawing/2015/10/21/chartex" xmlns:cx3="http://schemas.microsoft.com/office/drawing/2016/5/9/chartex" xmlns:cx4="http://schemas.microsoft.com/office/drawing/2016/5/10/chartex" xmlns:cx5="http://schemas.microsoft.com/office/drawing/2016/5/11/chartex" xmlns:cx6="http://schemas.microsoft.com/office/drawing/2016/5/12/chartex" xmlns:cx7="http://schemas.microsoft.com/office/drawing/2016/5/13/chartex" xmlns:cx8="http://schemas.microsoft.com/office/drawing/2016/5/14/chartex" xmlns:mc="http://schemas.openxmlformats.org/markup-compatibility/2006" xmlns:aink="http://schemas.microsoft.com/office/drawing/2016/ink" xmlns:am3d="http://schemas.microsoft.com/office/drawing/2017/model3d" xmlns:o="urn:schemas-microsoft-com:office:office" xmlns:r="http://schemas.openxmlformats.org/officeDocument/2006/relationships" xmlns:m="http://schemas.openxmlformats.org/officeDocument/2006/math" xmlns:v="urn:schemas-microsoft-com:vml" xmlns:wp14="http://schemas.microsoft.com/office/word/2010/wordprocessingDrawing" xmlns:wp="http://schemas.openxmlformats.org/drawingml/2006/wordprocessingDrawing" xmlns:w10="urn:schemas-microsoft-com:office:word" xmlns:w="http://schemas.openxmlformats.org/wordprocessingml/2006/main" xmlns:w14="http://schemas.microsoft.com/office/word/2010/wordml" xmlns:w15="http://schemas.microsoft.com/office/word/2012/wordml" xmlns:w16cid="http://schemas.microsoft.com/office/word/2016/wordml/cid" xmlns:w16se="http://schemas.microsoft.com/office/word/2015/wordml/symex" xmlns:wpg="http://schemas.microsoft.com/office/word/2010/wordprocessingGroup" xmlns:wpi="http://schemas.microsoft.com/office/word/2010/wordprocessingInk" xmlns:wne="http://schemas.microsoft.com/office/word/2006/wordml" xmlns:wps="http://schemas.microsoft.com/office/word/2010/wordprocessingShape" mc:Ignorable="w14 w15 w16se w16cid wp14">
+<w:ftr xmlns:wpc="http://schemas.microsoft.com/office/word/2010/wordprocessingCanvas" xmlns:cx="http://schemas.microsoft.com/office/drawing/2014/chartex" xmlns:cx1="http://schemas.microsoft.com/office/drawing/2015/9/8/chartex" xmlns:cx2="http://schemas.microsoft.com/office/drawing/2015/10/21/chartex" xmlns:cx3="http://schemas.microsoft.com/office/drawing/2016/5/9/chartex" xmlns:cx4="http://schemas.microsoft.com/office/drawing/2016/5/10/chartex" xmlns:cx5="http://schemas.microsoft.com/office/drawing/2016/5/11/chartex" xmlns:cx6="http://schemas.microsoft.com/office/drawing/2016/5/12/chartex" xmlns:cx7="http://schemas.microsoft.com/office/drawing/2016/5/13/chartex" xmlns:cx8="http://schemas.microsoft.com/office/drawing/2016/5/14/chartex" xmlns:mc="http://schemas.openxmlformats.org/markup-compatibility/2006" xmlns:aink="http://schemas.microsoft.com/office/drawing/2016/ink" xmlns:am3d="http://schemas.microsoft.com/office/drawing/2017/model3d" xmlns:o="urn:schemas-microsoft-com:office:office" xmlns:oel="http://schemas.microsoft.com/office/2019/extlst" xmlns:r="http://schemas.openxmlformats.org/officeDocument/2006/relationships" xmlns:m="http://schemas.openxmlformats.org/officeDocument/2006/math" xmlns:v="urn:schemas-microsoft-com:vml" xmlns:wp14="http://schemas.microsoft.com/office/word/2010/wordprocessingDrawing" xmlns:wp="http://schemas.openxmlformats.org/drawingml/2006/wordprocessingDrawing" xmlns:w10="urn:schemas-microsoft-com:office:word" xmlns:w="http://schemas.openxmlformats.org/wordprocessingml/2006/main" xmlns:w14="http://schemas.microsoft.com/office/word/2010/wordml" xmlns:w15="http://schemas.microsoft.com/office/word/2012/wordml" xmlns:w16cex="http://schemas.microsoft.com/office/word/2018/wordml/cex" xmlns:w16cid="http://schemas.microsoft.com/office/word/2016/wordml/cid" xmlns:w16="http://schemas.microsoft.com/office/word/2018/wordml" xmlns:w16du="http://schemas.microsoft.com/office/word/2023/wordml/word16du" xmlns:w16sdtdh="http://schemas.microsoft.com/office/word/2020/wordml/sdtdatahash" xmlns:w16sdtfl="http://schemas.microsoft.com/office/word/2024/wordml/sdtformatlock" xmlns:w16se="http://schemas.microsoft.com/office/word/2015/wordml/symex" xmlns:wpg="http://schemas.microsoft.com/office/word/2010/wordprocessingGroup" xmlns:wpi="http://schemas.microsoft.com/office/word/2010/wordprocessingInk" xmlns:wne="http://schemas.microsoft.com/office/word/2006/wordml" xmlns:wps="http://schemas.microsoft.com/office/word/2010/wordprocessingShape" mc:Ignorable="w14 w15 w16se w16cid w16 w16cex w16sdtdh w16sdtfl w16du wp14">
   <w:sdt>
     <w:sdtPr>
-      <w:id w:val="-929890477"/>
+      <w:id w:val="-1015155080"/>
       <w:docPartObj>
         <w:docPartGallery w:val="Page Numbers (Bottom of Page)"/>
         <w:docPartUnique/>
       </w:docPartObj>
     </w:sdtPr>
-    <w:sdtEndPr/>
     <w:sdtContent>
       <w:p>
         <w:pPr>
           <w:pStyle w:val="llb"/>
-          <w:jc w:val="center"/>
         </w:pPr>
+        <w:r>
+          <w:t>2026. 04. 07.</w:t>
+        </w:r>
+        <w:r>
+          <w:tab/>
+        </w:r>
+        <w:r>
+          <w:tab/>
+        </w:r>
+        <w:r>
+          <w:fldChar w:fldCharType="begin"/>
+        </w:r>
+        <w:r>
+          <w:instrText>PAGE   \* MERGEFORMAT</w:instrText>
+        </w:r>
+        <w:r>
+          <w:fldChar w:fldCharType="separate"/>
+        </w:r>
+        <w:r>
+          <w:t>1</w:t>
+        </w:r>
+        <w:r>
+          <w:fldChar w:fldCharType="end"/>
+        </w:r>
+      </w:p>
+    </w:sdtContent>
+  </w:sdt>
+</w:ftr>
+</file>
+
+<file path=word/footer3.xml><?xml version="1.0" encoding="utf-8"?>
+<w:ftr xmlns:wpc="http://schemas.microsoft.com/office/word/2010/wordprocessingCanvas" xmlns:cx="http://schemas.microsoft.com/office/drawing/2014/chartex" xmlns:cx1="http://schemas.microsoft.com/office/drawing/2015/9/8/chartex" xmlns:cx2="http://schemas.microsoft.com/office/drawing/2015/10/21/chartex" xmlns:cx3="http://schemas.microsoft.com/office/drawing/2016/5/9/chartex" xmlns:cx4="http://schemas.microsoft.com/office/drawing/2016/5/10/chartex" xmlns:cx5="http://schemas.microsoft.com/office/drawing/2016/5/11/chartex" xmlns:cx6="http://schemas.microsoft.com/office/drawing/2016/5/12/chartex" xmlns:cx7="http://schemas.microsoft.com/office/drawing/2016/5/13/chartex" xmlns:cx8="http://schemas.microsoft.com/office/drawing/2016/5/14/chartex" xmlns:mc="http://schemas.openxmlformats.org/markup-compatibility/2006" xmlns:aink="http://schemas.microsoft.com/office/drawing/2016/ink" xmlns:am3d="http://schemas.microsoft.com/office/drawing/2017/model3d" xmlns:o="urn:schemas-microsoft-com:office:office" xmlns:oel="http://schemas.microsoft.com/office/2019/extlst" xmlns:r="http://schemas.openxmlformats.org/officeDocument/2006/relationships" xmlns:m="http://schemas.openxmlformats.org/officeDocument/2006/math" xmlns:v="urn:schemas-microsoft-com:vml" xmlns:wp14="http://schemas.microsoft.com/office/word/2010/wordprocessingDrawing" xmlns:wp="http://schemas.openxmlformats.org/drawingml/2006/wordprocessingDrawing" xmlns:w10="urn:schemas-microsoft-com:office:word" xmlns:w="http://schemas.openxmlformats.org/wordprocessingml/2006/main" xmlns:w14="http://schemas.microsoft.com/office/word/2010/wordml" xmlns:w15="http://schemas.microsoft.com/office/word/2012/wordml" xmlns:w16cex="http://schemas.microsoft.com/office/word/2018/wordml/cex" xmlns:w16cid="http://schemas.microsoft.com/office/word/2016/wordml/cid" xmlns:w16="http://schemas.microsoft.com/office/word/2018/wordml" xmlns:w16du="http://schemas.microsoft.com/office/word/2023/wordml/word16du" xmlns:w16sdtdh="http://schemas.microsoft.com/office/word/2020/wordml/sdtdatahash" xmlns:w16sdtfl="http://schemas.microsoft.com/office/word/2024/wordml/sdtformatlock" xmlns:w16se="http://schemas.microsoft.com/office/word/2015/wordml/symex" xmlns:wpg="http://schemas.microsoft.com/office/word/2010/wordprocessingGroup" xmlns:wpi="http://schemas.microsoft.com/office/word/2010/wordprocessingInk" xmlns:wne="http://schemas.microsoft.com/office/word/2006/wordml" xmlns:wps="http://schemas.microsoft.com/office/word/2010/wordprocessingShape" mc:Ignorable="w14 w15 w16se w16cid w16 w16cex w16sdtdh w16sdtfl w16du wp14">
+  <w:sdt>
+    <w:sdtPr>
+      <w:id w:val="-332761935"/>
+      <w:docPartObj>
+        <w:docPartGallery w:val="Page Numbers (Bottom of Page)"/>
+        <w:docPartUnique/>
+      </w:docPartObj>
+    </w:sdtPr>
+    <w:sdtContent>
+      <w:p>
+        <w:pPr>
+          <w:pStyle w:val="llb"/>
+        </w:pPr>
+        <w:r>
+          <w:t>2026. 04. 07.</w:t>
+        </w:r>
+        <w:r>
+          <w:tab/>
+        </w:r>
+        <w:r>
+          <w:tab/>
+        </w:r>
         <w:r>
           <w:fldChar w:fldCharType="begin"/>
         </w:r>
@@ -5779,59 +7892,11 @@
       </w:p>
     </w:sdtContent>
   </w:sdt>
-  <w:p>
-    <w:pPr>
-      <w:pStyle w:val="llb"/>
-    </w:pPr>
-  </w:p>
-</w:ftr>
-</file>
-
-<file path=word/footer3.xml><?xml version="1.0" encoding="utf-8"?>
-<w:ftr xmlns:wpc="http://schemas.microsoft.com/office/word/2010/wordprocessingCanvas" xmlns:cx="http://schemas.microsoft.com/office/drawing/2014/chartex" xmlns:cx1="http://schemas.microsoft.com/office/drawing/2015/9/8/chartex" xmlns:cx2="http://schemas.microsoft.com/office/drawing/2015/10/21/chartex" xmlns:cx3="http://schemas.microsoft.com/office/drawing/2016/5/9/chartex" xmlns:cx4="http://schemas.microsoft.com/office/drawing/2016/5/10/chartex" xmlns:cx5="http://schemas.microsoft.com/office/drawing/2016/5/11/chartex" xmlns:cx6="http://schemas.microsoft.com/office/drawing/2016/5/12/chartex" xmlns:cx7="http://schemas.microsoft.com/office/drawing/2016/5/13/chartex" xmlns:cx8="http://schemas.microsoft.com/office/drawing/2016/5/14/chartex" xmlns:mc="http://schemas.openxmlformats.org/markup-compatibility/2006" xmlns:aink="http://schemas.microsoft.com/office/drawing/2016/ink" xmlns:am3d="http://schemas.microsoft.com/office/drawing/2017/model3d" xmlns:o="urn:schemas-microsoft-com:office:office" xmlns:r="http://schemas.openxmlformats.org/officeDocument/2006/relationships" xmlns:m="http://schemas.openxmlformats.org/officeDocument/2006/math" xmlns:v="urn:schemas-microsoft-com:vml" xmlns:wp14="http://schemas.microsoft.com/office/word/2010/wordprocessingDrawing" xmlns:wp="http://schemas.openxmlformats.org/drawingml/2006/wordprocessingDrawing" xmlns:w10="urn:schemas-microsoft-com:office:word" xmlns:w="http://schemas.openxmlformats.org/wordprocessingml/2006/main" xmlns:w14="http://schemas.microsoft.com/office/word/2010/wordml" xmlns:w15="http://schemas.microsoft.com/office/word/2012/wordml" xmlns:w16cid="http://schemas.microsoft.com/office/word/2016/wordml/cid" xmlns:w16se="http://schemas.microsoft.com/office/word/2015/wordml/symex" xmlns:wpg="http://schemas.microsoft.com/office/word/2010/wordprocessingGroup" xmlns:wpi="http://schemas.microsoft.com/office/word/2010/wordprocessingInk" xmlns:wne="http://schemas.microsoft.com/office/word/2006/wordml" xmlns:wps="http://schemas.microsoft.com/office/word/2010/wordprocessingShape" mc:Ignorable="w14 w15 w16se w16cid wp14">
-  <w:sdt>
-    <w:sdtPr>
-      <w:id w:val="906421437"/>
-      <w:docPartObj>
-        <w:docPartGallery w:val="Page Numbers (Bottom of Page)"/>
-        <w:docPartUnique/>
-      </w:docPartObj>
-    </w:sdtPr>
-    <w:sdtEndPr/>
-    <w:sdtContent>
-      <w:p>
-        <w:pPr>
-          <w:pStyle w:val="llb"/>
-          <w:jc w:val="center"/>
-        </w:pPr>
-        <w:r>
-          <w:fldChar w:fldCharType="begin"/>
-        </w:r>
-        <w:r>
-          <w:instrText>PAGE   \* MERGEFORMAT</w:instrText>
-        </w:r>
-        <w:r>
-          <w:fldChar w:fldCharType="separate"/>
-        </w:r>
-        <w:r>
-          <w:t>2</w:t>
-        </w:r>
-        <w:r>
-          <w:fldChar w:fldCharType="end"/>
-        </w:r>
-      </w:p>
-    </w:sdtContent>
-  </w:sdt>
-  <w:p>
-    <w:pPr>
-      <w:pStyle w:val="llb"/>
-    </w:pPr>
-  </w:p>
 </w:ftr>
 </file>
 
 <file path=word/footnotes.xml><?xml version="1.0" encoding="utf-8"?>
-<w:footnotes xmlns:wpc="http://schemas.microsoft.com/office/word/2010/wordprocessingCanvas" xmlns:cx="http://schemas.microsoft.com/office/drawing/2014/chartex" xmlns:cx1="http://schemas.microsoft.com/office/drawing/2015/9/8/chartex" xmlns:cx2="http://schemas.microsoft.com/office/drawing/2015/10/21/chartex" xmlns:cx3="http://schemas.microsoft.com/office/drawing/2016/5/9/chartex" xmlns:cx4="http://schemas.microsoft.com/office/drawing/2016/5/10/chartex" xmlns:cx5="http://schemas.microsoft.com/office/drawing/2016/5/11/chartex" xmlns:cx6="http://schemas.microsoft.com/office/drawing/2016/5/12/chartex" xmlns:cx7="http://schemas.microsoft.com/office/drawing/2016/5/13/chartex" xmlns:cx8="http://schemas.microsoft.com/office/drawing/2016/5/14/chartex" xmlns:mc="http://schemas.openxmlformats.org/markup-compatibility/2006" xmlns:aink="http://schemas.microsoft.com/office/drawing/2016/ink" xmlns:am3d="http://schemas.microsoft.com/office/drawing/2017/model3d" xmlns:o="urn:schemas-microsoft-com:office:office" xmlns:r="http://schemas.openxmlformats.org/officeDocument/2006/relationships" xmlns:m="http://schemas.openxmlformats.org/officeDocument/2006/math" xmlns:v="urn:schemas-microsoft-com:vml" xmlns:wp14="http://schemas.microsoft.com/office/word/2010/wordprocessingDrawing" xmlns:wp="http://schemas.openxmlformats.org/drawingml/2006/wordprocessingDrawing" xmlns:w10="urn:schemas-microsoft-com:office:word" xmlns:w="http://schemas.openxmlformats.org/wordprocessingml/2006/main" xmlns:w14="http://schemas.microsoft.com/office/word/2010/wordml" xmlns:w15="http://schemas.microsoft.com/office/word/2012/wordml" xmlns:w16cid="http://schemas.microsoft.com/office/word/2016/wordml/cid" xmlns:w16se="http://schemas.microsoft.com/office/word/2015/wordml/symex" xmlns:wpg="http://schemas.microsoft.com/office/word/2010/wordprocessingGroup" xmlns:wpi="http://schemas.microsoft.com/office/word/2010/wordprocessingInk" xmlns:wne="http://schemas.microsoft.com/office/word/2006/wordml" xmlns:wps="http://schemas.microsoft.com/office/word/2010/wordprocessingShape" mc:Ignorable="w14 w15 w16se w16cid wp14">
+<w:footnotes xmlns:wpc="http://schemas.microsoft.com/office/word/2010/wordprocessingCanvas" xmlns:cx="http://schemas.microsoft.com/office/drawing/2014/chartex" xmlns:cx1="http://schemas.microsoft.com/office/drawing/2015/9/8/chartex" xmlns:cx2="http://schemas.microsoft.com/office/drawing/2015/10/21/chartex" xmlns:cx3="http://schemas.microsoft.com/office/drawing/2016/5/9/chartex" xmlns:cx4="http://schemas.microsoft.com/office/drawing/2016/5/10/chartex" xmlns:cx5="http://schemas.microsoft.com/office/drawing/2016/5/11/chartex" xmlns:cx6="http://schemas.microsoft.com/office/drawing/2016/5/12/chartex" xmlns:cx7="http://schemas.microsoft.com/office/drawing/2016/5/13/chartex" xmlns:cx8="http://schemas.microsoft.com/office/drawing/2016/5/14/chartex" xmlns:mc="http://schemas.openxmlformats.org/markup-compatibility/2006" xmlns:aink="http://schemas.microsoft.com/office/drawing/2016/ink" xmlns:am3d="http://schemas.microsoft.com/office/drawing/2017/model3d" xmlns:o="urn:schemas-microsoft-com:office:office" xmlns:oel="http://schemas.microsoft.com/office/2019/extlst" xmlns:r="http://schemas.openxmlformats.org/officeDocument/2006/relationships" xmlns:m="http://schemas.openxmlformats.org/officeDocument/2006/math" xmlns:v="urn:schemas-microsoft-com:vml" xmlns:wp14="http://schemas.microsoft.com/office/word/2010/wordprocessingDrawing" xmlns:wp="http://schemas.openxmlformats.org/drawingml/2006/wordprocessingDrawing" xmlns:w10="urn:schemas-microsoft-com:office:word" xmlns:w="http://schemas.openxmlformats.org/wordprocessingml/2006/main" xmlns:w14="http://schemas.microsoft.com/office/word/2010/wordml" xmlns:w15="http://schemas.microsoft.com/office/word/2012/wordml" xmlns:w16cex="http://schemas.microsoft.com/office/word/2018/wordml/cex" xmlns:w16cid="http://schemas.microsoft.com/office/word/2016/wordml/cid" xmlns:w16="http://schemas.microsoft.com/office/word/2018/wordml" xmlns:w16du="http://schemas.microsoft.com/office/word/2023/wordml/word16du" xmlns:w16sdtdh="http://schemas.microsoft.com/office/word/2020/wordml/sdtdatahash" xmlns:w16sdtfl="http://schemas.microsoft.com/office/word/2024/wordml/sdtformatlock" xmlns:w16se="http://schemas.microsoft.com/office/word/2015/wordml/symex" xmlns:wpg="http://schemas.microsoft.com/office/word/2010/wordprocessingGroup" xmlns:wpi="http://schemas.microsoft.com/office/word/2010/wordprocessingInk" xmlns:wne="http://schemas.microsoft.com/office/word/2006/wordml" xmlns:wps="http://schemas.microsoft.com/office/word/2010/wordprocessingShape" mc:Ignorable="w14 w15 w16se w16cid w16 w16cex w16sdtdh w16sdtfl w16du wp14">
   <w:footnote w:type="separator" w:id="-1">
     <w:p>
       <w:pPr>
@@ -5856,7 +7921,45 @@
 </file>
 
 <file path=word/header1.xml><?xml version="1.0" encoding="utf-8"?>
-<w:hdr xmlns:wpc="http://schemas.microsoft.com/office/word/2010/wordprocessingCanvas" xmlns:cx="http://schemas.microsoft.com/office/drawing/2014/chartex" xmlns:cx1="http://schemas.microsoft.com/office/drawing/2015/9/8/chartex" xmlns:cx2="http://schemas.microsoft.com/office/drawing/2015/10/21/chartex" xmlns:cx3="http://schemas.microsoft.com/office/drawing/2016/5/9/chartex" xmlns:cx4="http://schemas.microsoft.com/office/drawing/2016/5/10/chartex" xmlns:cx5="http://schemas.microsoft.com/office/drawing/2016/5/11/chartex" xmlns:cx6="http://schemas.microsoft.com/office/drawing/2016/5/12/chartex" xmlns:cx7="http://schemas.microsoft.com/office/drawing/2016/5/13/chartex" xmlns:cx8="http://schemas.microsoft.com/office/drawing/2016/5/14/chartex" xmlns:mc="http://schemas.openxmlformats.org/markup-compatibility/2006" xmlns:aink="http://schemas.microsoft.com/office/drawing/2016/ink" xmlns:am3d="http://schemas.microsoft.com/office/drawing/2017/model3d" xmlns:o="urn:schemas-microsoft-com:office:office" xmlns:r="http://schemas.openxmlformats.org/officeDocument/2006/relationships" xmlns:m="http://schemas.openxmlformats.org/officeDocument/2006/math" xmlns:v="urn:schemas-microsoft-com:vml" xmlns:wp14="http://schemas.microsoft.com/office/word/2010/wordprocessingDrawing" xmlns:wp="http://schemas.openxmlformats.org/drawingml/2006/wordprocessingDrawing" xmlns:w10="urn:schemas-microsoft-com:office:word" xmlns:w="http://schemas.openxmlformats.org/wordprocessingml/2006/main" xmlns:w14="http://schemas.microsoft.com/office/word/2010/wordml" xmlns:w15="http://schemas.microsoft.com/office/word/2012/wordml" xmlns:w16cid="http://schemas.microsoft.com/office/word/2016/wordml/cid" xmlns:w16se="http://schemas.microsoft.com/office/word/2015/wordml/symex" xmlns:wpg="http://schemas.microsoft.com/office/word/2010/wordprocessingGroup" xmlns:wpi="http://schemas.microsoft.com/office/word/2010/wordprocessingInk" xmlns:wne="http://schemas.microsoft.com/office/word/2006/wordml" xmlns:wps="http://schemas.microsoft.com/office/word/2010/wordprocessingShape" mc:Ignorable="w14 w15 w16se w16cid wp14">
+<w:hdr xmlns:wpc="http://schemas.microsoft.com/office/word/2010/wordprocessingCanvas" xmlns:cx="http://schemas.microsoft.com/office/drawing/2014/chartex" xmlns:cx1="http://schemas.microsoft.com/office/drawing/2015/9/8/chartex" xmlns:cx2="http://schemas.microsoft.com/office/drawing/2015/10/21/chartex" xmlns:cx3="http://schemas.microsoft.com/office/drawing/2016/5/9/chartex" xmlns:cx4="http://schemas.microsoft.com/office/drawing/2016/5/10/chartex" xmlns:cx5="http://schemas.microsoft.com/office/drawing/2016/5/11/chartex" xmlns:cx6="http://schemas.microsoft.com/office/drawing/2016/5/12/chartex" xmlns:cx7="http://schemas.microsoft.com/office/drawing/2016/5/13/chartex" xmlns:cx8="http://schemas.microsoft.com/office/drawing/2016/5/14/chartex" xmlns:mc="http://schemas.openxmlformats.org/markup-compatibility/2006" xmlns:aink="http://schemas.microsoft.com/office/drawing/2016/ink" xmlns:am3d="http://schemas.microsoft.com/office/drawing/2017/model3d" xmlns:o="urn:schemas-microsoft-com:office:office" xmlns:oel="http://schemas.microsoft.com/office/2019/extlst" xmlns:r="http://schemas.openxmlformats.org/officeDocument/2006/relationships" xmlns:m="http://schemas.openxmlformats.org/officeDocument/2006/math" xmlns:v="urn:schemas-microsoft-com:vml" xmlns:wp14="http://schemas.microsoft.com/office/word/2010/wordprocessingDrawing" xmlns:wp="http://schemas.openxmlformats.org/drawingml/2006/wordprocessingDrawing" xmlns:w10="urn:schemas-microsoft-com:office:word" xmlns:w="http://schemas.openxmlformats.org/wordprocessingml/2006/main" xmlns:w14="http://schemas.microsoft.com/office/word/2010/wordml" xmlns:w15="http://schemas.microsoft.com/office/word/2012/wordml" xmlns:w16cex="http://schemas.microsoft.com/office/word/2018/wordml/cex" xmlns:w16cid="http://schemas.microsoft.com/office/word/2016/wordml/cid" xmlns:w16="http://schemas.microsoft.com/office/word/2018/wordml" xmlns:w16du="http://schemas.microsoft.com/office/word/2023/wordml/word16du" xmlns:w16sdtdh="http://schemas.microsoft.com/office/word/2020/wordml/sdtdatahash" xmlns:w16sdtfl="http://schemas.microsoft.com/office/word/2024/wordml/sdtformatlock" xmlns:w16se="http://schemas.microsoft.com/office/word/2015/wordml/symex" xmlns:wpg="http://schemas.microsoft.com/office/word/2010/wordprocessingGroup" xmlns:wpi="http://schemas.microsoft.com/office/word/2010/wordprocessingInk" xmlns:wne="http://schemas.microsoft.com/office/word/2006/wordml" xmlns:wps="http://schemas.microsoft.com/office/word/2010/wordprocessingShape" mc:Ignorable="w14 w15 w16se w16cid w16 w16cex w16sdtdh w16sdtfl w16du wp14">
+  <w:p>
+    <w:pPr>
+      <w:pStyle w:val="lfej"/>
+      <w:jc w:val="right"/>
+    </w:pPr>
+  </w:p>
+</w:hdr>
+</file>
+
+<file path=word/header2.xml><?xml version="1.0" encoding="utf-8"?>
+<w:hdr xmlns:wpc="http://schemas.microsoft.com/office/word/2010/wordprocessingCanvas" xmlns:cx="http://schemas.microsoft.com/office/drawing/2014/chartex" xmlns:cx1="http://schemas.microsoft.com/office/drawing/2015/9/8/chartex" xmlns:cx2="http://schemas.microsoft.com/office/drawing/2015/10/21/chartex" xmlns:cx3="http://schemas.microsoft.com/office/drawing/2016/5/9/chartex" xmlns:cx4="http://schemas.microsoft.com/office/drawing/2016/5/10/chartex" xmlns:cx5="http://schemas.microsoft.com/office/drawing/2016/5/11/chartex" xmlns:cx6="http://schemas.microsoft.com/office/drawing/2016/5/12/chartex" xmlns:cx7="http://schemas.microsoft.com/office/drawing/2016/5/13/chartex" xmlns:cx8="http://schemas.microsoft.com/office/drawing/2016/5/14/chartex" xmlns:mc="http://schemas.openxmlformats.org/markup-compatibility/2006" xmlns:aink="http://schemas.microsoft.com/office/drawing/2016/ink" xmlns:am3d="http://schemas.microsoft.com/office/drawing/2017/model3d" xmlns:o="urn:schemas-microsoft-com:office:office" xmlns:oel="http://schemas.microsoft.com/office/2019/extlst" xmlns:r="http://schemas.openxmlformats.org/officeDocument/2006/relationships" xmlns:m="http://schemas.openxmlformats.org/officeDocument/2006/math" xmlns:v="urn:schemas-microsoft-com:vml" xmlns:wp14="http://schemas.microsoft.com/office/word/2010/wordprocessingDrawing" xmlns:wp="http://schemas.openxmlformats.org/drawingml/2006/wordprocessingDrawing" xmlns:w10="urn:schemas-microsoft-com:office:word" xmlns:w="http://schemas.openxmlformats.org/wordprocessingml/2006/main" xmlns:w14="http://schemas.microsoft.com/office/word/2010/wordml" xmlns:w15="http://schemas.microsoft.com/office/word/2012/wordml" xmlns:w16cex="http://schemas.microsoft.com/office/word/2018/wordml/cex" xmlns:w16cid="http://schemas.microsoft.com/office/word/2016/wordml/cid" xmlns:w16="http://schemas.microsoft.com/office/word/2018/wordml" xmlns:w16du="http://schemas.microsoft.com/office/word/2023/wordml/word16du" xmlns:w16sdtdh="http://schemas.microsoft.com/office/word/2020/wordml/sdtdatahash" xmlns:w16sdtfl="http://schemas.microsoft.com/office/word/2024/wordml/sdtformatlock" xmlns:w16se="http://schemas.microsoft.com/office/word/2015/wordml/symex" xmlns:wpg="http://schemas.microsoft.com/office/word/2010/wordprocessingGroup" xmlns:wpi="http://schemas.microsoft.com/office/word/2010/wordprocessingInk" xmlns:wne="http://schemas.microsoft.com/office/word/2006/wordml" xmlns:wps="http://schemas.microsoft.com/office/word/2010/wordprocessingShape" mc:Ignorable="w14 w15 w16se w16cid w16 w16cex w16sdtdh w16sdtfl w16du wp14">
+  <w:p>
+    <w:pPr>
+      <w:pStyle w:val="lfej"/>
+      <w:jc w:val="right"/>
+    </w:pPr>
+  </w:p>
+</w:hdr>
+</file>
+
+<file path=word/header3.xml><?xml version="1.0" encoding="utf-8"?>
+<w:hdr xmlns:wpc="http://schemas.microsoft.com/office/word/2010/wordprocessingCanvas" xmlns:cx="http://schemas.microsoft.com/office/drawing/2014/chartex" xmlns:cx1="http://schemas.microsoft.com/office/drawing/2015/9/8/chartex" xmlns:cx2="http://schemas.microsoft.com/office/drawing/2015/10/21/chartex" xmlns:cx3="http://schemas.microsoft.com/office/drawing/2016/5/9/chartex" xmlns:cx4="http://schemas.microsoft.com/office/drawing/2016/5/10/chartex" xmlns:cx5="http://schemas.microsoft.com/office/drawing/2016/5/11/chartex" xmlns:cx6="http://schemas.microsoft.com/office/drawing/2016/5/12/chartex" xmlns:cx7="http://schemas.microsoft.com/office/drawing/2016/5/13/chartex" xmlns:cx8="http://schemas.microsoft.com/office/drawing/2016/5/14/chartex" xmlns:mc="http://schemas.openxmlformats.org/markup-compatibility/2006" xmlns:aink="http://schemas.microsoft.com/office/drawing/2016/ink" xmlns:am3d="http://schemas.microsoft.com/office/drawing/2017/model3d" xmlns:o="urn:schemas-microsoft-com:office:office" xmlns:oel="http://schemas.microsoft.com/office/2019/extlst" xmlns:r="http://schemas.openxmlformats.org/officeDocument/2006/relationships" xmlns:m="http://schemas.openxmlformats.org/officeDocument/2006/math" xmlns:v="urn:schemas-microsoft-com:vml" xmlns:wp14="http://schemas.microsoft.com/office/word/2010/wordprocessingDrawing" xmlns:wp="http://schemas.openxmlformats.org/drawingml/2006/wordprocessingDrawing" xmlns:w10="urn:schemas-microsoft-com:office:word" xmlns:w="http://schemas.openxmlformats.org/wordprocessingml/2006/main" xmlns:w14="http://schemas.microsoft.com/office/word/2010/wordml" xmlns:w15="http://schemas.microsoft.com/office/word/2012/wordml" xmlns:w16cex="http://schemas.microsoft.com/office/word/2018/wordml/cex" xmlns:w16cid="http://schemas.microsoft.com/office/word/2016/wordml/cid" xmlns:w16="http://schemas.microsoft.com/office/word/2018/wordml" xmlns:w16du="http://schemas.microsoft.com/office/word/2023/wordml/word16du" xmlns:w16sdtdh="http://schemas.microsoft.com/office/word/2020/wordml/sdtdatahash" xmlns:w16sdtfl="http://schemas.microsoft.com/office/word/2024/wordml/sdtformatlock" xmlns:w16se="http://schemas.microsoft.com/office/word/2015/wordml/symex" xmlns:wpg="http://schemas.microsoft.com/office/word/2010/wordprocessingGroup" xmlns:wpi="http://schemas.microsoft.com/office/word/2010/wordprocessingInk" xmlns:wne="http://schemas.microsoft.com/office/word/2006/wordml" xmlns:wps="http://schemas.microsoft.com/office/word/2010/wordprocessingShape" mc:Ignorable="w14 w15 w16se w16cid w16 w16cex w16sdtdh w16sdtfl w16du wp14">
+  <w:p>
+    <w:pPr>
+      <w:pStyle w:val="lfej"/>
+      <w:tabs>
+        <w:tab w:val="clear" w:pos="4536"/>
+        <w:tab w:val="clear" w:pos="9072"/>
+        <w:tab w:val="right" w:pos="8647"/>
+      </w:tabs>
+      <w:jc w:val="right"/>
+    </w:pPr>
+  </w:p>
+</w:hdr>
+</file>
+
+<file path=word/header4.xml><?xml version="1.0" encoding="utf-8"?>
+<w:hdr xmlns:wpc="http://schemas.microsoft.com/office/word/2010/wordprocessingCanvas" xmlns:cx="http://schemas.microsoft.com/office/drawing/2014/chartex" xmlns:cx1="http://schemas.microsoft.com/office/drawing/2015/9/8/chartex" xmlns:cx2="http://schemas.microsoft.com/office/drawing/2015/10/21/chartex" xmlns:cx3="http://schemas.microsoft.com/office/drawing/2016/5/9/chartex" xmlns:cx4="http://schemas.microsoft.com/office/drawing/2016/5/10/chartex" xmlns:cx5="http://schemas.microsoft.com/office/drawing/2016/5/11/chartex" xmlns:cx6="http://schemas.microsoft.com/office/drawing/2016/5/12/chartex" xmlns:cx7="http://schemas.microsoft.com/office/drawing/2016/5/13/chartex" xmlns:cx8="http://schemas.microsoft.com/office/drawing/2016/5/14/chartex" xmlns:mc="http://schemas.openxmlformats.org/markup-compatibility/2006" xmlns:aink="http://schemas.microsoft.com/office/drawing/2016/ink" xmlns:am3d="http://schemas.microsoft.com/office/drawing/2017/model3d" xmlns:o="urn:schemas-microsoft-com:office:office" xmlns:oel="http://schemas.microsoft.com/office/2019/extlst" xmlns:r="http://schemas.openxmlformats.org/officeDocument/2006/relationships" xmlns:m="http://schemas.openxmlformats.org/officeDocument/2006/math" xmlns:v="urn:schemas-microsoft-com:vml" xmlns:wp14="http://schemas.microsoft.com/office/word/2010/wordprocessingDrawing" xmlns:wp="http://schemas.openxmlformats.org/drawingml/2006/wordprocessingDrawing" xmlns:w10="urn:schemas-microsoft-com:office:word" xmlns:w="http://schemas.openxmlformats.org/wordprocessingml/2006/main" xmlns:w14="http://schemas.microsoft.com/office/word/2010/wordml" xmlns:w15="http://schemas.microsoft.com/office/word/2012/wordml" xmlns:w16cex="http://schemas.microsoft.com/office/word/2018/wordml/cex" xmlns:w16cid="http://schemas.microsoft.com/office/word/2016/wordml/cid" xmlns:w16="http://schemas.microsoft.com/office/word/2018/wordml" xmlns:w16du="http://schemas.microsoft.com/office/word/2023/wordml/word16du" xmlns:w16sdtdh="http://schemas.microsoft.com/office/word/2020/wordml/sdtdatahash" xmlns:w16sdtfl="http://schemas.microsoft.com/office/word/2024/wordml/sdtformatlock" xmlns:w16se="http://schemas.microsoft.com/office/word/2015/wordml/symex" xmlns:wpg="http://schemas.microsoft.com/office/word/2010/wordprocessingGroup" xmlns:wpi="http://schemas.microsoft.com/office/word/2010/wordprocessingInk" xmlns:wne="http://schemas.microsoft.com/office/word/2006/wordml" xmlns:wps="http://schemas.microsoft.com/office/word/2010/wordprocessingShape" mc:Ignorable="w14 w15 w16se w16cid w16 w16cex w16sdtdh w16sdtfl w16du wp14">
   <w:p>
     <w:pPr>
       <w:pStyle w:val="lfej"/>
@@ -5868,33 +7971,14 @@
       <w:jc w:val="right"/>
     </w:pPr>
     <w:r>
-      <w:t>Vizsgaremek címe</w:t>
-    </w:r>
-  </w:p>
-</w:hdr>
-</file>
-
-<file path=word/header2.xml><?xml version="1.0" encoding="utf-8"?>
-<w:hdr xmlns:wpc="http://schemas.microsoft.com/office/word/2010/wordprocessingCanvas" xmlns:cx="http://schemas.microsoft.com/office/drawing/2014/chartex" xmlns:cx1="http://schemas.microsoft.com/office/drawing/2015/9/8/chartex" xmlns:cx2="http://schemas.microsoft.com/office/drawing/2015/10/21/chartex" xmlns:cx3="http://schemas.microsoft.com/office/drawing/2016/5/9/chartex" xmlns:cx4="http://schemas.microsoft.com/office/drawing/2016/5/10/chartex" xmlns:cx5="http://schemas.microsoft.com/office/drawing/2016/5/11/chartex" xmlns:cx6="http://schemas.microsoft.com/office/drawing/2016/5/12/chartex" xmlns:cx7="http://schemas.microsoft.com/office/drawing/2016/5/13/chartex" xmlns:cx8="http://schemas.microsoft.com/office/drawing/2016/5/14/chartex" xmlns:mc="http://schemas.openxmlformats.org/markup-compatibility/2006" xmlns:aink="http://schemas.microsoft.com/office/drawing/2016/ink" xmlns:am3d="http://schemas.microsoft.com/office/drawing/2017/model3d" xmlns:o="urn:schemas-microsoft-com:office:office" xmlns:r="http://schemas.openxmlformats.org/officeDocument/2006/relationships" xmlns:m="http://schemas.openxmlformats.org/officeDocument/2006/math" xmlns:v="urn:schemas-microsoft-com:vml" xmlns:wp14="http://schemas.microsoft.com/office/word/2010/wordprocessingDrawing" xmlns:wp="http://schemas.openxmlformats.org/drawingml/2006/wordprocessingDrawing" xmlns:w10="urn:schemas-microsoft-com:office:word" xmlns:w="http://schemas.openxmlformats.org/wordprocessingml/2006/main" xmlns:w14="http://schemas.microsoft.com/office/word/2010/wordml" xmlns:w15="http://schemas.microsoft.com/office/word/2012/wordml" xmlns:w16cid="http://schemas.microsoft.com/office/word/2016/wordml/cid" xmlns:w16se="http://schemas.microsoft.com/office/word/2015/wordml/symex" xmlns:wpg="http://schemas.microsoft.com/office/word/2010/wordprocessingGroup" xmlns:wpi="http://schemas.microsoft.com/office/word/2010/wordprocessingInk" xmlns:wne="http://schemas.microsoft.com/office/word/2006/wordml" xmlns:wps="http://schemas.microsoft.com/office/word/2010/wordprocessingShape" mc:Ignorable="w14 w15 w16se w16cid wp14">
-  <w:p>
-    <w:pPr>
-      <w:pStyle w:val="lfej"/>
-      <w:tabs>
-        <w:tab w:val="clear" w:pos="4536"/>
-        <w:tab w:val="clear" w:pos="9072"/>
-        <w:tab w:val="right" w:pos="8647"/>
-      </w:tabs>
-      <w:jc w:val="right"/>
-    </w:pPr>
-    <w:r>
-      <w:t>Vizsgaremek címe</w:t>
+      <w:t>Használthangszerek.hu</w:t>
     </w:r>
   </w:p>
 </w:hdr>
 </file>
 
 <file path=word/numbering.xml><?xml version="1.0" encoding="utf-8"?>
-<w:numbering xmlns:wpc="http://schemas.microsoft.com/office/word/2010/wordprocessingCanvas" xmlns:cx="http://schemas.microsoft.com/office/drawing/2014/chartex" xmlns:cx1="http://schemas.microsoft.com/office/drawing/2015/9/8/chartex" xmlns:cx2="http://schemas.microsoft.com/office/drawing/2015/10/21/chartex" xmlns:cx3="http://schemas.microsoft.com/office/drawing/2016/5/9/chartex" xmlns:cx4="http://schemas.microsoft.com/office/drawing/2016/5/10/chartex" xmlns:cx5="http://schemas.microsoft.com/office/drawing/2016/5/11/chartex" xmlns:cx6="http://schemas.microsoft.com/office/drawing/2016/5/12/chartex" xmlns:cx7="http://schemas.microsoft.com/office/drawing/2016/5/13/chartex" xmlns:cx8="http://schemas.microsoft.com/office/drawing/2016/5/14/chartex" xmlns:mc="http://schemas.openxmlformats.org/markup-compatibility/2006" xmlns:aink="http://schemas.microsoft.com/office/drawing/2016/ink" xmlns:am3d="http://schemas.microsoft.com/office/drawing/2017/model3d" xmlns:o="urn:schemas-microsoft-com:office:office" xmlns:r="http://schemas.openxmlformats.org/officeDocument/2006/relationships" xmlns:m="http://schemas.openxmlformats.org/officeDocument/2006/math" xmlns:v="urn:schemas-microsoft-com:vml" xmlns:wp14="http://schemas.microsoft.com/office/word/2010/wordprocessingDrawing" xmlns:wp="http://schemas.openxmlformats.org/drawingml/2006/wordprocessingDrawing" xmlns:w10="urn:schemas-microsoft-com:office:word" xmlns:w="http://schemas.openxmlformats.org/wordprocessingml/2006/main" xmlns:w14="http://schemas.microsoft.com/office/word/2010/wordml" xmlns:w15="http://schemas.microsoft.com/office/word/2012/wordml" xmlns:w16cid="http://schemas.microsoft.com/office/word/2016/wordml/cid" xmlns:w16se="http://schemas.microsoft.com/office/word/2015/wordml/symex" xmlns:wpg="http://schemas.microsoft.com/office/word/2010/wordprocessingGroup" xmlns:wpi="http://schemas.microsoft.com/office/word/2010/wordprocessingInk" xmlns:wne="http://schemas.microsoft.com/office/word/2006/wordml" xmlns:wps="http://schemas.microsoft.com/office/word/2010/wordprocessingShape" mc:Ignorable="w14 w15 w16se w16cid wp14">
+<w:numbering xmlns:wpc="http://schemas.microsoft.com/office/word/2010/wordprocessingCanvas" xmlns:cx="http://schemas.microsoft.com/office/drawing/2014/chartex" xmlns:cx1="http://schemas.microsoft.com/office/drawing/2015/9/8/chartex" xmlns:cx2="http://schemas.microsoft.com/office/drawing/2015/10/21/chartex" xmlns:cx3="http://schemas.microsoft.com/office/drawing/2016/5/9/chartex" xmlns:cx4="http://schemas.microsoft.com/office/drawing/2016/5/10/chartex" xmlns:cx5="http://schemas.microsoft.com/office/drawing/2016/5/11/chartex" xmlns:cx6="http://schemas.microsoft.com/office/drawing/2016/5/12/chartex" xmlns:cx7="http://schemas.microsoft.com/office/drawing/2016/5/13/chartex" xmlns:cx8="http://schemas.microsoft.com/office/drawing/2016/5/14/chartex" xmlns:mc="http://schemas.openxmlformats.org/markup-compatibility/2006" xmlns:aink="http://schemas.microsoft.com/office/drawing/2016/ink" xmlns:am3d="http://schemas.microsoft.com/office/drawing/2017/model3d" xmlns:o="urn:schemas-microsoft-com:office:office" xmlns:oel="http://schemas.microsoft.com/office/2019/extlst" xmlns:r="http://schemas.openxmlformats.org/officeDocument/2006/relationships" xmlns:m="http://schemas.openxmlformats.org/officeDocument/2006/math" xmlns:v="urn:schemas-microsoft-com:vml" xmlns:wp14="http://schemas.microsoft.com/office/word/2010/wordprocessingDrawing" xmlns:wp="http://schemas.openxmlformats.org/drawingml/2006/wordprocessingDrawing" xmlns:w10="urn:schemas-microsoft-com:office:word" xmlns:w="http://schemas.openxmlformats.org/wordprocessingml/2006/main" xmlns:w14="http://schemas.microsoft.com/office/word/2010/wordml" xmlns:w15="http://schemas.microsoft.com/office/word/2012/wordml" xmlns:w16cex="http://schemas.microsoft.com/office/word/2018/wordml/cex" xmlns:w16cid="http://schemas.microsoft.com/office/word/2016/wordml/cid" xmlns:w16="http://schemas.microsoft.com/office/word/2018/wordml" xmlns:w16du="http://schemas.microsoft.com/office/word/2023/wordml/word16du" xmlns:w16sdtdh="http://schemas.microsoft.com/office/word/2020/wordml/sdtdatahash" xmlns:w16sdtfl="http://schemas.microsoft.com/office/word/2024/wordml/sdtformatlock" xmlns:w16se="http://schemas.microsoft.com/office/word/2015/wordml/symex" xmlns:wpg="http://schemas.microsoft.com/office/word/2010/wordprocessingGroup" xmlns:wpi="http://schemas.microsoft.com/office/word/2010/wordprocessingInk" xmlns:wne="http://schemas.microsoft.com/office/word/2006/wordml" xmlns:wps="http://schemas.microsoft.com/office/word/2010/wordprocessingShape" mc:Ignorable="w14 w15 w16se w16cid w16 w16cex w16sdtdh w16sdtfl w16du wp14">
   <w:abstractNum w:abstractNumId="0" w15:restartNumberingAfterBreak="0">
     <w:nsid w:val="012529D1"/>
     <w:multiLevelType w:val="hybridMultilevel"/>
@@ -9191,6 +11275,119 @@
     </w:lvl>
   </w:abstractNum>
   <w:abstractNum w:abstractNumId="27" w15:restartNumberingAfterBreak="0">
+    <w:nsid w:val="51963ED9"/>
+    <w:multiLevelType w:val="hybridMultilevel"/>
+    <w:tmpl w:val="B68CCF12"/>
+    <w:lvl w:ilvl="0" w:tplc="040E0001">
+      <w:start w:val="1"/>
+      <w:numFmt w:val="bullet"/>
+      <w:lvlText w:val=""/>
+      <w:lvlJc w:val="left"/>
+      <w:pPr>
+        <w:ind w:left="1060" w:hanging="360"/>
+      </w:pPr>
+      <w:rPr>
+        <w:rFonts w:ascii="Symbol" w:hAnsi="Symbol" w:hint="default"/>
+      </w:rPr>
+    </w:lvl>
+    <w:lvl w:ilvl="1" w:tplc="040E0003">
+      <w:start w:val="1"/>
+      <w:numFmt w:val="bullet"/>
+      <w:lvlText w:val="o"/>
+      <w:lvlJc w:val="left"/>
+      <w:pPr>
+        <w:ind w:left="1780" w:hanging="360"/>
+      </w:pPr>
+      <w:rPr>
+        <w:rFonts w:ascii="Courier New" w:hAnsi="Courier New" w:cs="Courier New" w:hint="default"/>
+      </w:rPr>
+    </w:lvl>
+    <w:lvl w:ilvl="2" w:tplc="040E0005" w:tentative="1">
+      <w:start w:val="1"/>
+      <w:numFmt w:val="bullet"/>
+      <w:lvlText w:val=""/>
+      <w:lvlJc w:val="left"/>
+      <w:pPr>
+        <w:ind w:left="2500" w:hanging="360"/>
+      </w:pPr>
+      <w:rPr>
+        <w:rFonts w:ascii="Wingdings" w:hAnsi="Wingdings" w:hint="default"/>
+      </w:rPr>
+    </w:lvl>
+    <w:lvl w:ilvl="3" w:tplc="040E0001" w:tentative="1">
+      <w:start w:val="1"/>
+      <w:numFmt w:val="bullet"/>
+      <w:lvlText w:val=""/>
+      <w:lvlJc w:val="left"/>
+      <w:pPr>
+        <w:ind w:left="3220" w:hanging="360"/>
+      </w:pPr>
+      <w:rPr>
+        <w:rFonts w:ascii="Symbol" w:hAnsi="Symbol" w:hint="default"/>
+      </w:rPr>
+    </w:lvl>
+    <w:lvl w:ilvl="4" w:tplc="040E0003" w:tentative="1">
+      <w:start w:val="1"/>
+      <w:numFmt w:val="bullet"/>
+      <w:lvlText w:val="o"/>
+      <w:lvlJc w:val="left"/>
+      <w:pPr>
+        <w:ind w:left="3940" w:hanging="360"/>
+      </w:pPr>
+      <w:rPr>
+        <w:rFonts w:ascii="Courier New" w:hAnsi="Courier New" w:cs="Courier New" w:hint="default"/>
+      </w:rPr>
+    </w:lvl>
+    <w:lvl w:ilvl="5" w:tplc="040E0005" w:tentative="1">
+      <w:start w:val="1"/>
+      <w:numFmt w:val="bullet"/>
+      <w:lvlText w:val=""/>
+      <w:lvlJc w:val="left"/>
+      <w:pPr>
+        <w:ind w:left="4660" w:hanging="360"/>
+      </w:pPr>
+      <w:rPr>
+        <w:rFonts w:ascii="Wingdings" w:hAnsi="Wingdings" w:hint="default"/>
+      </w:rPr>
+    </w:lvl>
+    <w:lvl w:ilvl="6" w:tplc="040E0001" w:tentative="1">
+      <w:start w:val="1"/>
+      <w:numFmt w:val="bullet"/>
+      <w:lvlText w:val=""/>
+      <w:lvlJc w:val="left"/>
+      <w:pPr>
+        <w:ind w:left="5380" w:hanging="360"/>
+      </w:pPr>
+      <w:rPr>
+        <w:rFonts w:ascii="Symbol" w:hAnsi="Symbol" w:hint="default"/>
+      </w:rPr>
+    </w:lvl>
+    <w:lvl w:ilvl="7" w:tplc="040E0003" w:tentative="1">
+      <w:start w:val="1"/>
+      <w:numFmt w:val="bullet"/>
+      <w:lvlText w:val="o"/>
+      <w:lvlJc w:val="left"/>
+      <w:pPr>
+        <w:ind w:left="6100" w:hanging="360"/>
+      </w:pPr>
+      <w:rPr>
+        <w:rFonts w:ascii="Courier New" w:hAnsi="Courier New" w:cs="Courier New" w:hint="default"/>
+      </w:rPr>
+    </w:lvl>
+    <w:lvl w:ilvl="8" w:tplc="040E0005" w:tentative="1">
+      <w:start w:val="1"/>
+      <w:numFmt w:val="bullet"/>
+      <w:lvlText w:val=""/>
+      <w:lvlJc w:val="left"/>
+      <w:pPr>
+        <w:ind w:left="6820" w:hanging="360"/>
+      </w:pPr>
+      <w:rPr>
+        <w:rFonts w:ascii="Wingdings" w:hAnsi="Wingdings" w:hint="default"/>
+      </w:rPr>
+    </w:lvl>
+  </w:abstractNum>
+  <w:abstractNum w:abstractNumId="28" w15:restartNumberingAfterBreak="0">
     <w:nsid w:val="532A36A3"/>
     <w:multiLevelType w:val="hybridMultilevel"/>
     <w:tmpl w:val="82A475FE"/>
@@ -9276,7 +11473,7 @@
       </w:pPr>
     </w:lvl>
   </w:abstractNum>
-  <w:abstractNum w:abstractNumId="28" w15:restartNumberingAfterBreak="0">
+  <w:abstractNum w:abstractNumId="29" w15:restartNumberingAfterBreak="0">
     <w:nsid w:val="57F22669"/>
     <w:multiLevelType w:val="multilevel"/>
     <w:tmpl w:val="FA38D242"/>
@@ -9371,7 +11568,7 @@
       </w:pPr>
     </w:lvl>
   </w:abstractNum>
-  <w:abstractNum w:abstractNumId="29" w15:restartNumberingAfterBreak="0">
+  <w:abstractNum w:abstractNumId="30" w15:restartNumberingAfterBreak="0">
     <w:nsid w:val="58C2601B"/>
     <w:multiLevelType w:val="multilevel"/>
     <w:tmpl w:val="57D2699E"/>
@@ -9520,7 +11717,7 @@
       </w:rPr>
     </w:lvl>
   </w:abstractNum>
-  <w:abstractNum w:abstractNumId="30" w15:restartNumberingAfterBreak="0">
+  <w:abstractNum w:abstractNumId="31" w15:restartNumberingAfterBreak="0">
     <w:nsid w:val="5ECF757E"/>
     <w:multiLevelType w:val="hybridMultilevel"/>
     <w:tmpl w:val="7B946CD2"/>
@@ -9633,7 +11830,7 @@
       </w:rPr>
     </w:lvl>
   </w:abstractNum>
-  <w:abstractNum w:abstractNumId="31" w15:restartNumberingAfterBreak="0">
+  <w:abstractNum w:abstractNumId="32" w15:restartNumberingAfterBreak="0">
     <w:nsid w:val="5EF82D8B"/>
     <w:multiLevelType w:val="hybridMultilevel"/>
     <w:tmpl w:val="D80CDE0E"/>
@@ -9746,7 +11943,7 @@
       </w:rPr>
     </w:lvl>
   </w:abstractNum>
-  <w:abstractNum w:abstractNumId="32" w15:restartNumberingAfterBreak="0">
+  <w:abstractNum w:abstractNumId="33" w15:restartNumberingAfterBreak="0">
     <w:nsid w:val="5F2E42AC"/>
     <w:multiLevelType w:val="multilevel"/>
     <w:tmpl w:val="2CA65CB0"/>
@@ -9859,7 +12056,7 @@
       </w:rPr>
     </w:lvl>
   </w:abstractNum>
-  <w:abstractNum w:abstractNumId="33" w15:restartNumberingAfterBreak="0">
+  <w:abstractNum w:abstractNumId="34" w15:restartNumberingAfterBreak="0">
     <w:nsid w:val="61387FBF"/>
     <w:multiLevelType w:val="multilevel"/>
     <w:tmpl w:val="2CC28CAA"/>
@@ -10008,7 +12205,7 @@
       </w:rPr>
     </w:lvl>
   </w:abstractNum>
-  <w:abstractNum w:abstractNumId="34" w15:restartNumberingAfterBreak="0">
+  <w:abstractNum w:abstractNumId="35" w15:restartNumberingAfterBreak="0">
     <w:nsid w:val="628015E3"/>
     <w:multiLevelType w:val="multilevel"/>
     <w:tmpl w:val="9072C8CE"/>
@@ -10157,7 +12354,7 @@
       </w:rPr>
     </w:lvl>
   </w:abstractNum>
-  <w:abstractNum w:abstractNumId="35" w15:restartNumberingAfterBreak="0">
+  <w:abstractNum w:abstractNumId="36" w15:restartNumberingAfterBreak="0">
     <w:nsid w:val="65ED76F4"/>
     <w:multiLevelType w:val="hybridMultilevel"/>
     <w:tmpl w:val="A358DD44"/>
@@ -10270,7 +12467,7 @@
       </w:rPr>
     </w:lvl>
   </w:abstractNum>
-  <w:abstractNum w:abstractNumId="36" w15:restartNumberingAfterBreak="0">
+  <w:abstractNum w:abstractNumId="37" w15:restartNumberingAfterBreak="0">
     <w:nsid w:val="68D04F4F"/>
     <w:multiLevelType w:val="multilevel"/>
     <w:tmpl w:val="9E269C78"/>
@@ -10419,7 +12616,7 @@
       </w:rPr>
     </w:lvl>
   </w:abstractNum>
-  <w:abstractNum w:abstractNumId="37" w15:restartNumberingAfterBreak="0">
+  <w:abstractNum w:abstractNumId="38" w15:restartNumberingAfterBreak="0">
     <w:nsid w:val="6EB90897"/>
     <w:multiLevelType w:val="multilevel"/>
     <w:tmpl w:val="5428F26E"/>
@@ -10568,7 +12765,7 @@
       </w:rPr>
     </w:lvl>
   </w:abstractNum>
-  <w:abstractNum w:abstractNumId="38" w15:restartNumberingAfterBreak="0">
+  <w:abstractNum w:abstractNumId="39" w15:restartNumberingAfterBreak="0">
     <w:nsid w:val="6EF61993"/>
     <w:multiLevelType w:val="multilevel"/>
     <w:tmpl w:val="BE0AF814"/>
@@ -10717,7 +12914,7 @@
       </w:rPr>
     </w:lvl>
   </w:abstractNum>
-  <w:abstractNum w:abstractNumId="39" w15:restartNumberingAfterBreak="0">
+  <w:abstractNum w:abstractNumId="40" w15:restartNumberingAfterBreak="0">
     <w:nsid w:val="732C20E7"/>
     <w:multiLevelType w:val="multilevel"/>
     <w:tmpl w:val="AC9C5B84"/>
@@ -10866,7 +13063,7 @@
       </w:rPr>
     </w:lvl>
   </w:abstractNum>
-  <w:abstractNum w:abstractNumId="40" w15:restartNumberingAfterBreak="0">
+  <w:abstractNum w:abstractNumId="41" w15:restartNumberingAfterBreak="0">
     <w:nsid w:val="77042127"/>
     <w:multiLevelType w:val="hybridMultilevel"/>
     <w:tmpl w:val="3752D1CC"/>
@@ -10979,7 +13176,7 @@
       </w:rPr>
     </w:lvl>
   </w:abstractNum>
-  <w:abstractNum w:abstractNumId="41" w15:restartNumberingAfterBreak="0">
+  <w:abstractNum w:abstractNumId="42" w15:restartNumberingAfterBreak="0">
     <w:nsid w:val="7CE9583D"/>
     <w:multiLevelType w:val="multilevel"/>
     <w:tmpl w:val="BC686CFC"/>
@@ -11128,143 +13325,146 @@
       </w:rPr>
     </w:lvl>
   </w:abstractNum>
-  <w:num w:numId="1">
+  <w:num w:numId="1" w16cid:durableId="168109046">
     <w:abstractNumId w:val="12"/>
   </w:num>
-  <w:num w:numId="2">
+  <w:num w:numId="2" w16cid:durableId="1664235338">
+    <w:abstractNumId w:val="33"/>
+  </w:num>
+  <w:num w:numId="3" w16cid:durableId="405298900">
+    <w:abstractNumId w:val="12"/>
+  </w:num>
+  <w:num w:numId="4" w16cid:durableId="711155975">
+    <w:abstractNumId w:val="29"/>
+  </w:num>
+  <w:num w:numId="5" w16cid:durableId="1204177741">
+    <w:abstractNumId w:val="10"/>
+  </w:num>
+  <w:num w:numId="6" w16cid:durableId="910426451">
+    <w:abstractNumId w:val="3"/>
+  </w:num>
+  <w:num w:numId="7" w16cid:durableId="1413114461">
     <w:abstractNumId w:val="32"/>
   </w:num>
-  <w:num w:numId="3">
-    <w:abstractNumId w:val="12"/>
+  <w:num w:numId="8" w16cid:durableId="721903014">
+    <w:abstractNumId w:val="7"/>
   </w:num>
-  <w:num w:numId="4">
+  <w:num w:numId="9" w16cid:durableId="1922134792">
+    <w:abstractNumId w:val="6"/>
+  </w:num>
+  <w:num w:numId="10" w16cid:durableId="184249607">
     <w:abstractNumId w:val="28"/>
   </w:num>
-  <w:num w:numId="5">
-    <w:abstractNumId w:val="10"/>
+  <w:num w:numId="11" w16cid:durableId="1148591543">
+    <w:abstractNumId w:val="9"/>
   </w:num>
-  <w:num w:numId="6">
-    <w:abstractNumId w:val="3"/>
+  <w:num w:numId="12" w16cid:durableId="48455937">
+    <w:abstractNumId w:val="29"/>
   </w:num>
-  <w:num w:numId="7">
+  <w:num w:numId="13" w16cid:durableId="366377493">
+    <w:abstractNumId w:val="17"/>
+  </w:num>
+  <w:num w:numId="14" w16cid:durableId="1109857984">
+    <w:abstractNumId w:val="22"/>
+  </w:num>
+  <w:num w:numId="15" w16cid:durableId="1960717878">
+    <w:abstractNumId w:val="14"/>
+  </w:num>
+  <w:num w:numId="16" w16cid:durableId="390469333">
+    <w:abstractNumId w:val="34"/>
+  </w:num>
+  <w:num w:numId="17" w16cid:durableId="99305784">
+    <w:abstractNumId w:val="35"/>
+  </w:num>
+  <w:num w:numId="18" w16cid:durableId="1106459903">
+    <w:abstractNumId w:val="24"/>
+  </w:num>
+  <w:num w:numId="19" w16cid:durableId="477455439">
+    <w:abstractNumId w:val="5"/>
+  </w:num>
+  <w:num w:numId="20" w16cid:durableId="1246768279">
     <w:abstractNumId w:val="31"/>
   </w:num>
-  <w:num w:numId="8">
-    <w:abstractNumId w:val="7"/>
+  <w:num w:numId="21" w16cid:durableId="304701302">
+    <w:abstractNumId w:val="15"/>
   </w:num>
-  <w:num w:numId="9">
-    <w:abstractNumId w:val="6"/>
+  <w:num w:numId="22" w16cid:durableId="1505172308">
+    <w:abstractNumId w:val="37"/>
   </w:num>
-  <w:num w:numId="10">
-    <w:abstractNumId w:val="27"/>
-  </w:num>
-  <w:num w:numId="11">
-    <w:abstractNumId w:val="9"/>
-  </w:num>
-  <w:num w:numId="12">
-    <w:abstractNumId w:val="28"/>
-  </w:num>
-  <w:num w:numId="13">
-    <w:abstractNumId w:val="17"/>
-  </w:num>
-  <w:num w:numId="14">
-    <w:abstractNumId w:val="22"/>
-  </w:num>
-  <w:num w:numId="15">
-    <w:abstractNumId w:val="14"/>
-  </w:num>
-  <w:num w:numId="16">
-    <w:abstractNumId w:val="33"/>
-  </w:num>
-  <w:num w:numId="17">
-    <w:abstractNumId w:val="34"/>
-  </w:num>
-  <w:num w:numId="18">
-    <w:abstractNumId w:val="24"/>
-  </w:num>
-  <w:num w:numId="19">
-    <w:abstractNumId w:val="5"/>
-  </w:num>
-  <w:num w:numId="20">
+  <w:num w:numId="23" w16cid:durableId="2101412132">
     <w:abstractNumId w:val="30"/>
   </w:num>
-  <w:num w:numId="21">
-    <w:abstractNumId w:val="15"/>
+  <w:num w:numId="24" w16cid:durableId="1908802944">
+    <w:abstractNumId w:val="39"/>
   </w:num>
-  <w:num w:numId="22">
+  <w:num w:numId="25" w16cid:durableId="1272668634">
+    <w:abstractNumId w:val="4"/>
+  </w:num>
+  <w:num w:numId="26" w16cid:durableId="1397781015">
+    <w:abstractNumId w:val="13"/>
+  </w:num>
+  <w:num w:numId="27" w16cid:durableId="1469862672">
+    <w:abstractNumId w:val="23"/>
+  </w:num>
+  <w:num w:numId="28" w16cid:durableId="1333604115">
+    <w:abstractNumId w:val="0"/>
+  </w:num>
+  <w:num w:numId="29" w16cid:durableId="1625883443">
     <w:abstractNumId w:val="36"/>
   </w:num>
-  <w:num w:numId="23">
-    <w:abstractNumId w:val="29"/>
+  <w:num w:numId="30" w16cid:durableId="1921674840">
+    <w:abstractNumId w:val="16"/>
   </w:num>
-  <w:num w:numId="24">
+  <w:num w:numId="31" w16cid:durableId="2097750459">
+    <w:abstractNumId w:val="42"/>
+  </w:num>
+  <w:num w:numId="32" w16cid:durableId="829784011">
+    <w:abstractNumId w:val="41"/>
+  </w:num>
+  <w:num w:numId="33" w16cid:durableId="212276381">
+    <w:abstractNumId w:val="11"/>
+  </w:num>
+  <w:num w:numId="34" w16cid:durableId="1665695218">
+    <w:abstractNumId w:val="2"/>
+  </w:num>
+  <w:num w:numId="35" w16cid:durableId="17894001">
+    <w:abstractNumId w:val="20"/>
+  </w:num>
+  <w:num w:numId="36" w16cid:durableId="1638604245">
+    <w:abstractNumId w:val="25"/>
+  </w:num>
+  <w:num w:numId="37" w16cid:durableId="565380267">
     <w:abstractNumId w:val="38"/>
   </w:num>
-  <w:num w:numId="25">
-    <w:abstractNumId w:val="4"/>
+  <w:num w:numId="38" w16cid:durableId="1791312893">
+    <w:abstractNumId w:val="21"/>
   </w:num>
-  <w:num w:numId="26">
-    <w:abstractNumId w:val="13"/>
-  </w:num>
-  <w:num w:numId="27">
-    <w:abstractNumId w:val="23"/>
-  </w:num>
-  <w:num w:numId="28">
-    <w:abstractNumId w:val="0"/>
-  </w:num>
-  <w:num w:numId="29">
-    <w:abstractNumId w:val="35"/>
-  </w:num>
-  <w:num w:numId="30">
-    <w:abstractNumId w:val="16"/>
-  </w:num>
-  <w:num w:numId="31">
-    <w:abstractNumId w:val="41"/>
-  </w:num>
-  <w:num w:numId="32">
+  <w:num w:numId="39" w16cid:durableId="1191721059">
     <w:abstractNumId w:val="40"/>
   </w:num>
-  <w:num w:numId="33">
-    <w:abstractNumId w:val="11"/>
-  </w:num>
-  <w:num w:numId="34">
-    <w:abstractNumId w:val="2"/>
-  </w:num>
-  <w:num w:numId="35">
-    <w:abstractNumId w:val="20"/>
-  </w:num>
-  <w:num w:numId="36">
-    <w:abstractNumId w:val="25"/>
-  </w:num>
-  <w:num w:numId="37">
-    <w:abstractNumId w:val="37"/>
-  </w:num>
-  <w:num w:numId="38">
-    <w:abstractNumId w:val="21"/>
-  </w:num>
-  <w:num w:numId="39">
-    <w:abstractNumId w:val="39"/>
-  </w:num>
-  <w:num w:numId="40">
+  <w:num w:numId="40" w16cid:durableId="1420712319">
     <w:abstractNumId w:val="19"/>
   </w:num>
-  <w:num w:numId="41">
+  <w:num w:numId="41" w16cid:durableId="494689529">
     <w:abstractNumId w:val="1"/>
   </w:num>
-  <w:num w:numId="42">
+  <w:num w:numId="42" w16cid:durableId="234320756">
     <w:abstractNumId w:val="8"/>
   </w:num>
-  <w:num w:numId="43">
+  <w:num w:numId="43" w16cid:durableId="1204438098">
     <w:abstractNumId w:val="26"/>
   </w:num>
-  <w:num w:numId="44">
+  <w:num w:numId="44" w16cid:durableId="455178937">
     <w:abstractNumId w:val="18"/>
+  </w:num>
+  <w:num w:numId="45" w16cid:durableId="1059010388">
+    <w:abstractNumId w:val="27"/>
   </w:num>
 </w:numbering>
 </file>
 
 <file path=word/styles.xml><?xml version="1.0" encoding="utf-8"?>
-<w:styles xmlns:mc="http://schemas.openxmlformats.org/markup-compatibility/2006" xmlns:r="http://schemas.openxmlformats.org/officeDocument/2006/relationships" xmlns:w="http://schemas.openxmlformats.org/wordprocessingml/2006/main" xmlns:w14="http://schemas.microsoft.com/office/word/2010/wordml" xmlns:w15="http://schemas.microsoft.com/office/word/2012/wordml" xmlns:w16cid="http://schemas.microsoft.com/office/word/2016/wordml/cid" xmlns:w16se="http://schemas.microsoft.com/office/word/2015/wordml/symex" mc:Ignorable="w14 w15 w16se w16cid">
+<w:styles xmlns:mc="http://schemas.openxmlformats.org/markup-compatibility/2006" xmlns:r="http://schemas.openxmlformats.org/officeDocument/2006/relationships" xmlns:w="http://schemas.openxmlformats.org/wordprocessingml/2006/main" xmlns:w14="http://schemas.microsoft.com/office/word/2010/wordml" xmlns:w15="http://schemas.microsoft.com/office/word/2012/wordml" xmlns:w16cex="http://schemas.microsoft.com/office/word/2018/wordml/cex" xmlns:w16cid="http://schemas.microsoft.com/office/word/2016/wordml/cid" xmlns:w16="http://schemas.microsoft.com/office/word/2018/wordml" xmlns:w16du="http://schemas.microsoft.com/office/word/2023/wordml/word16du" xmlns:w16sdtdh="http://schemas.microsoft.com/office/word/2020/wordml/sdtdatahash" xmlns:w16sdtfl="http://schemas.microsoft.com/office/word/2024/wordml/sdtformatlock" xmlns:w16se="http://schemas.microsoft.com/office/word/2015/wordml/symex" mc:Ignorable="w14 w15 w16se w16cid w16 w16cex w16sdtdh w16sdtfl w16du">
   <w:docDefaults>
     <w:rPrDefault>
       <w:rPr>
@@ -11276,7 +13476,7 @@
     </w:rPrDefault>
     <w:pPrDefault/>
   </w:docDefaults>
-  <w:latentStyles w:defLockedState="0" w:defUIPriority="99" w:defSemiHidden="0" w:defUnhideWhenUsed="0" w:defQFormat="0" w:count="375">
+  <w:latentStyles w:defLockedState="0" w:defUIPriority="99" w:defSemiHidden="0" w:defUnhideWhenUsed="0" w:defQFormat="0" w:count="376">
     <w:lsdException w:name="Normal" w:uiPriority="0" w:qFormat="1"/>
     <w:lsdException w:name="heading 1" w:uiPriority="9" w:qFormat="1"/>
     <w:lsdException w:name="heading 2" w:semiHidden="1" w:uiPriority="9" w:unhideWhenUsed="1" w:qFormat="1"/>
@@ -11652,6 +13852,7 @@
     <w:lsdException w:name="Smart Hyperlink" w:semiHidden="1" w:unhideWhenUsed="1"/>
     <w:lsdException w:name="Hashtag" w:semiHidden="1" w:unhideWhenUsed="1"/>
     <w:lsdException w:name="Unresolved Mention" w:semiHidden="1" w:unhideWhenUsed="1"/>
+    <w:lsdException w:name="Smart Link" w:semiHidden="1" w:unhideWhenUsed="1"/>
   </w:latentStyles>
   <w:style w:type="paragraph" w:default="1" w:styleId="Norml">
     <w:name w:val="Normal"/>
@@ -12453,6 +14654,45 @@
       <w:bCs/>
     </w:rPr>
   </w:style>
+  <w:style w:type="paragraph" w:styleId="Lbjegyzetszveg">
+    <w:name w:val="footnote text"/>
+    <w:basedOn w:val="Norml"/>
+    <w:link w:val="LbjegyzetszvegChar"/>
+    <w:uiPriority w:val="99"/>
+    <w:semiHidden/>
+    <w:unhideWhenUsed/>
+    <w:rsid w:val="0008750E"/>
+    <w:pPr>
+      <w:spacing w:after="0" w:line="240" w:lineRule="auto"/>
+    </w:pPr>
+    <w:rPr>
+      <w:sz w:val="20"/>
+      <w:szCs w:val="20"/>
+    </w:rPr>
+  </w:style>
+  <w:style w:type="character" w:customStyle="1" w:styleId="LbjegyzetszvegChar">
+    <w:name w:val="Lábjegyzetszöveg Char"/>
+    <w:basedOn w:val="Bekezdsalapbettpusa"/>
+    <w:link w:val="Lbjegyzetszveg"/>
+    <w:uiPriority w:val="99"/>
+    <w:semiHidden/>
+    <w:rsid w:val="0008750E"/>
+    <w:rPr>
+      <w:sz w:val="20"/>
+      <w:szCs w:val="20"/>
+    </w:rPr>
+  </w:style>
+  <w:style w:type="character" w:styleId="Lbjegyzet-hivatkozs">
+    <w:name w:val="footnote reference"/>
+    <w:basedOn w:val="Bekezdsalapbettpusa"/>
+    <w:uiPriority w:val="99"/>
+    <w:semiHidden/>
+    <w:unhideWhenUsed/>
+    <w:rsid w:val="0008750E"/>
+    <w:rPr>
+      <w:vertAlign w:val="superscript"/>
+    </w:rPr>
+  </w:style>
 </w:styles>
 </file>
 

--- a/Vizsgaremek_elvaras_minta.docx
+++ b/Vizsgaremek_elvaras_minta.docx
@@ -5192,7 +5192,18 @@
       </w:r>
       <w:proofErr w:type="spellEnd"/>
       <w:r>
-        <w:t xml:space="preserve"> Framework,</w:t>
+        <w:t xml:space="preserve"> Framework</w:t>
+      </w:r>
+      <w:r>
+        <w:t xml:space="preserve"> </w:t>
+      </w:r>
+      <w:proofErr w:type="spellStart"/>
+      <w:r>
+        <w:t>Core</w:t>
+      </w:r>
+      <w:proofErr w:type="spellEnd"/>
+      <w:r>
+        <w:t>,</w:t>
       </w:r>
       <w:r>
         <w:t xml:space="preserve"> </w:t>
@@ -5497,7 +5508,6 @@
         <w:jc w:val="center"/>
       </w:pPr>
       <w:fldSimple w:instr=" SEQ táblázat \* ARABIC ">
-        <w:bookmarkStart w:id="6" w:name="_Toc226471988"/>
         <w:r>
           <w:rPr>
             <w:noProof/>
@@ -5505,6 +5515,7 @@
           <w:t>1</w:t>
         </w:r>
       </w:fldSimple>
+      <w:bookmarkStart w:id="6" w:name="_Toc226471988"/>
       <w:r>
         <w:t>. táblázat</w:t>
       </w:r>
@@ -5813,14 +5824,60 @@
           <w:rFonts w:ascii="Times New Roman CE" w:hAnsi="Times New Roman CE" w:cs="Times New Roman"/>
         </w:rPr>
       </w:pPr>
+      <w:r>
+        <w:rPr>
+          <w:rFonts w:ascii="Times New Roman CE" w:hAnsi="Times New Roman CE" w:cs="Times New Roman"/>
+        </w:rPr>
+        <w:t xml:space="preserve">A backend felépítése egy </w:t>
+      </w:r>
       <w:proofErr w:type="spellStart"/>
       <w:r>
         <w:rPr>
           <w:rFonts w:ascii="Times New Roman CE" w:hAnsi="Times New Roman CE" w:cs="Times New Roman"/>
         </w:rPr>
-        <w:t>asd</w:t>
+        <w:t>MySQL</w:t>
       </w:r>
       <w:proofErr w:type="spellEnd"/>
+      <w:r>
+        <w:rPr>
+          <w:rFonts w:ascii="Times New Roman CE" w:hAnsi="Times New Roman CE" w:cs="Times New Roman"/>
+        </w:rPr>
+        <w:t xml:space="preserve"> szerkezetű adatbázisból és egy REST elveket követő controller alapú API-ból áll.</w:t>
+      </w:r>
+      <w:r>
+        <w:rPr>
+          <w:rFonts w:ascii="Times New Roman CE" w:hAnsi="Times New Roman CE" w:cs="Times New Roman"/>
+        </w:rPr>
+        <w:t xml:space="preserve"> A tanult ismereteinknek köszönhetően adta magát a </w:t>
+      </w:r>
+      <w:proofErr w:type="spellStart"/>
+      <w:r>
+        <w:rPr>
+          <w:rFonts w:ascii="Times New Roman CE" w:hAnsi="Times New Roman CE" w:cs="Times New Roman"/>
+        </w:rPr>
+        <w:t>MySQL</w:t>
+      </w:r>
+      <w:proofErr w:type="spellEnd"/>
+      <w:r>
+        <w:rPr>
+          <w:rFonts w:ascii="Times New Roman CE" w:hAnsi="Times New Roman CE" w:cs="Times New Roman"/>
+        </w:rPr>
+        <w:t xml:space="preserve"> és REST API technológiák használata, a REST kifejezés az API-</w:t>
+      </w:r>
+      <w:proofErr w:type="spellStart"/>
+      <w:r>
+        <w:rPr>
+          <w:rFonts w:ascii="Times New Roman CE" w:hAnsi="Times New Roman CE" w:cs="Times New Roman"/>
+        </w:rPr>
+        <w:t>nál</w:t>
+      </w:r>
+      <w:proofErr w:type="spellEnd"/>
+      <w:r>
+        <w:rPr>
+          <w:rFonts w:ascii="Times New Roman CE" w:hAnsi="Times New Roman CE" w:cs="Times New Roman"/>
+        </w:rPr>
+        <w:t xml:space="preserve"> arra utal, hogy a szerver nem tárolja a kliensek előző kéréseit, hanem minden egyes kérést önálló egységként kezel.</w:t>
+      </w:r>
     </w:p>
     <w:p>
       <w:pPr>
@@ -5870,22 +5927,42 @@
         <w:rPr>
           <w:rFonts w:ascii="Times New Roman CE" w:hAnsi="Times New Roman CE" w:cs="Times New Roman"/>
         </w:rPr>
-        <w:t>Node.js (Express/</w:t>
+        <w:t>Backend: C#</w:t>
+      </w:r>
+      <w:r>
+        <w:rPr>
+          <w:rFonts w:ascii="Times New Roman CE" w:hAnsi="Times New Roman CE" w:cs="Times New Roman"/>
+        </w:rPr>
+        <w:t xml:space="preserve"> </w:t>
+      </w:r>
+      <w:r>
+        <w:rPr>
+          <w:rFonts w:ascii="Times New Roman CE" w:hAnsi="Times New Roman CE" w:cs="Times New Roman"/>
+        </w:rPr>
+        <w:t xml:space="preserve">és </w:t>
       </w:r>
       <w:proofErr w:type="spellStart"/>
       <w:r>
         <w:rPr>
           <w:rFonts w:ascii="Times New Roman CE" w:hAnsi="Times New Roman CE" w:cs="Times New Roman"/>
         </w:rPr>
-        <w:t>NestJS</w:t>
+        <w:t>Entity</w:t>
       </w:r>
       <w:proofErr w:type="spellEnd"/>
       <w:r>
         <w:rPr>
           <w:rFonts w:ascii="Times New Roman CE" w:hAnsi="Times New Roman CE" w:cs="Times New Roman"/>
         </w:rPr>
-        <w:t>) vagy Spring Boot</w:t>
-      </w:r>
+        <w:t xml:space="preserve"> Framework </w:t>
+      </w:r>
+      <w:proofErr w:type="spellStart"/>
+      <w:r>
+        <w:rPr>
+          <w:rFonts w:ascii="Times New Roman CE" w:hAnsi="Times New Roman CE" w:cs="Times New Roman"/>
+        </w:rPr>
+        <w:t>Core</w:t>
+      </w:r>
+      <w:proofErr w:type="spellEnd"/>
     </w:p>
     <w:p>
       <w:pPr>
@@ -5910,28 +5987,20 @@
         <w:rPr>
           <w:rFonts w:ascii="Times New Roman CE" w:hAnsi="Times New Roman CE" w:cs="Times New Roman"/>
         </w:rPr>
-        <w:t>PostgreSQL</w:t>
+        <w:t>MySQL</w:t>
       </w:r>
       <w:proofErr w:type="spellEnd"/>
       <w:r>
         <w:rPr>
           <w:rFonts w:ascii="Times New Roman CE" w:hAnsi="Times New Roman CE" w:cs="Times New Roman"/>
         </w:rPr>
-        <w:t>/</w:t>
-      </w:r>
-      <w:proofErr w:type="spellStart"/>
-      <w:r>
-        <w:rPr>
-          <w:rFonts w:ascii="Times New Roman CE" w:hAnsi="Times New Roman CE" w:cs="Times New Roman"/>
-        </w:rPr>
-        <w:t>MongoDBJSON</w:t>
-      </w:r>
-      <w:proofErr w:type="spellEnd"/>
-      <w:r>
-        <w:rPr>
-          <w:rFonts w:ascii="Times New Roman CE" w:hAnsi="Times New Roman CE" w:cs="Times New Roman"/>
-        </w:rPr>
-        <w:t xml:space="preserve"> alapú kommunikáció</w:t>
+        <w:t xml:space="preserve">, JSON </w:t>
+      </w:r>
+      <w:r>
+        <w:rPr>
+          <w:rFonts w:ascii="Times New Roman CE" w:hAnsi="Times New Roman CE" w:cs="Times New Roman"/>
+        </w:rPr>
+        <w:t>alapú kommunikáció</w:t>
       </w:r>
     </w:p>
     <w:p>
@@ -5950,22 +6019,34 @@
         <w:rPr>
           <w:rFonts w:ascii="Times New Roman CE" w:hAnsi="Times New Roman CE" w:cs="Times New Roman"/>
         </w:rPr>
-        <w:t xml:space="preserve">Jogosultságkezelés (pl. JWT </w:t>
+        <w:t>Jogosultságkezelés</w:t>
+      </w:r>
+      <w:r>
+        <w:rPr>
+          <w:rFonts w:ascii="Times New Roman CE" w:hAnsi="Times New Roman CE" w:cs="Times New Roman"/>
+        </w:rPr>
+        <w:t>:</w:t>
+      </w:r>
+      <w:r>
+        <w:rPr>
+          <w:rFonts w:ascii="Times New Roman CE" w:hAnsi="Times New Roman CE" w:cs="Times New Roman"/>
+        </w:rPr>
+        <w:t xml:space="preserve"> </w:t>
+      </w:r>
+      <w:r>
+        <w:rPr>
+          <w:rFonts w:ascii="Times New Roman CE" w:hAnsi="Times New Roman CE" w:cs="Times New Roman"/>
+        </w:rPr>
+        <w:t xml:space="preserve">JWT </w:t>
       </w:r>
       <w:proofErr w:type="spellStart"/>
       <w:r>
         <w:rPr>
           <w:rFonts w:ascii="Times New Roman CE" w:hAnsi="Times New Roman CE" w:cs="Times New Roman"/>
         </w:rPr>
-        <w:t>tokennel</w:t>
+        <w:t>token</w:t>
       </w:r>
       <w:proofErr w:type="spellEnd"/>
-      <w:r>
-        <w:rPr>
-          <w:rFonts w:ascii="Times New Roman CE" w:hAnsi="Times New Roman CE" w:cs="Times New Roman"/>
-        </w:rPr>
-        <w:t>)</w:t>
-      </w:r>
     </w:p>
     <w:p>
       <w:pPr>
@@ -5979,13 +6060,19 @@
         <w:rPr>
           <w:rFonts w:ascii="Times New Roman CE" w:hAnsi="Times New Roman CE" w:cs="Times New Roman"/>
         </w:rPr>
-        <w:t>Végpontok listája</w:t>
+        <w:t>Jelentős v</w:t>
+      </w:r>
+      <w:r>
+        <w:rPr>
+          <w:rFonts w:ascii="Times New Roman CE" w:hAnsi="Times New Roman CE" w:cs="Times New Roman"/>
+        </w:rPr>
+        <w:t>égpontok listája</w:t>
       </w:r>
     </w:p>
     <w:tbl>
       <w:tblPr>
         <w:tblStyle w:val="Rcsostblzat"/>
-        <w:tblW w:w="0" w:type="auto"/>
+        <w:tblW w:w="10790" w:type="dxa"/>
         <w:jc w:val="center"/>
         <w:tblCellMar>
           <w:top w:w="85" w:type="dxa"/>
@@ -5994,10 +6081,10 @@
         <w:tblLook w:val="04A0" w:firstRow="1" w:lastRow="0" w:firstColumn="1" w:lastColumn="0" w:noHBand="0" w:noVBand="1"/>
       </w:tblPr>
       <w:tblGrid>
-        <w:gridCol w:w="960"/>
-        <w:gridCol w:w="1470"/>
-        <w:gridCol w:w="1760"/>
-        <w:gridCol w:w="3743"/>
+        <w:gridCol w:w="1123"/>
+        <w:gridCol w:w="1683"/>
+        <w:gridCol w:w="5245"/>
+        <w:gridCol w:w="3140"/>
       </w:tblGrid>
       <w:tr>
         <w:trPr>
@@ -6006,7 +6093,7 @@
         </w:trPr>
         <w:tc>
           <w:tcPr>
-            <w:tcW w:w="960" w:type="dxa"/>
+            <w:tcW w:w="1123" w:type="dxa"/>
             <w:noWrap/>
             <w:vAlign w:val="center"/>
             <w:hideMark/>
@@ -6015,7 +6102,7 @@
             <w:pPr>
               <w:keepNext/>
               <w:keepLines/>
-              <w:spacing w:after="0"/>
+              <w:spacing w:after="0" w:line="240" w:lineRule="auto"/>
               <w:ind w:firstLine="0"/>
               <w:jc w:val="both"/>
               <w:rPr>
@@ -6036,7 +6123,7 @@
         </w:tc>
         <w:tc>
           <w:tcPr>
-            <w:tcW w:w="1470" w:type="dxa"/>
+            <w:tcW w:w="1282" w:type="dxa"/>
             <w:noWrap/>
             <w:vAlign w:val="center"/>
             <w:hideMark/>
@@ -6045,7 +6132,7 @@
             <w:pPr>
               <w:keepNext/>
               <w:keepLines/>
-              <w:spacing w:after="0"/>
+              <w:spacing w:after="0" w:line="240" w:lineRule="auto"/>
               <w:ind w:firstLine="0"/>
               <w:jc w:val="both"/>
               <w:rPr>
@@ -6066,7 +6153,7 @@
         </w:tc>
         <w:tc>
           <w:tcPr>
-            <w:tcW w:w="1760" w:type="dxa"/>
+            <w:tcW w:w="5245" w:type="dxa"/>
             <w:noWrap/>
             <w:vAlign w:val="center"/>
             <w:hideMark/>
@@ -6075,7 +6162,7 @@
             <w:pPr>
               <w:keepNext/>
               <w:keepLines/>
-              <w:spacing w:after="0"/>
+              <w:spacing w:after="0" w:line="240" w:lineRule="auto"/>
               <w:ind w:firstLine="0"/>
               <w:jc w:val="both"/>
               <w:rPr>
@@ -6096,7 +6183,7 @@
         </w:tc>
         <w:tc>
           <w:tcPr>
-            <w:tcW w:w="3743" w:type="dxa"/>
+            <w:tcW w:w="3140" w:type="dxa"/>
             <w:noWrap/>
             <w:vAlign w:val="center"/>
             <w:hideMark/>
@@ -6105,7 +6192,7 @@
             <w:pPr>
               <w:keepNext/>
               <w:keepLines/>
-              <w:spacing w:after="0"/>
+              <w:spacing w:after="0" w:line="240" w:lineRule="auto"/>
               <w:ind w:firstLine="0"/>
               <w:jc w:val="both"/>
               <w:rPr>
@@ -6137,12 +6224,12 @@
       </w:tr>
       <w:tr>
         <w:trPr>
-          <w:trHeight w:val="288"/>
+          <w:trHeight w:val="113"/>
           <w:jc w:val="center"/>
         </w:trPr>
         <w:tc>
           <w:tcPr>
-            <w:tcW w:w="960" w:type="dxa"/>
+            <w:tcW w:w="1123" w:type="dxa"/>
             <w:noWrap/>
             <w:hideMark/>
           </w:tcPr>
@@ -6150,7 +6237,7 @@
             <w:pPr>
               <w:keepNext/>
               <w:keepLines/>
-              <w:spacing w:after="0"/>
+              <w:spacing w:after="0" w:line="240" w:lineRule="auto"/>
               <w:ind w:firstLine="0"/>
               <w:jc w:val="both"/>
               <w:rPr>
@@ -6167,7 +6254,7 @@
         </w:tc>
         <w:tc>
           <w:tcPr>
-            <w:tcW w:w="1470" w:type="dxa"/>
+            <w:tcW w:w="1282" w:type="dxa"/>
             <w:noWrap/>
             <w:hideMark/>
           </w:tcPr>
@@ -6175,7 +6262,7 @@
             <w:pPr>
               <w:keepNext/>
               <w:keepLines/>
-              <w:spacing w:after="0"/>
+              <w:spacing w:after="0" w:line="240" w:lineRule="auto"/>
               <w:ind w:firstLine="0"/>
               <w:jc w:val="both"/>
               <w:rPr>
@@ -6206,7 +6293,7 @@
         </w:tc>
         <w:tc>
           <w:tcPr>
-            <w:tcW w:w="1760" w:type="dxa"/>
+            <w:tcW w:w="5245" w:type="dxa"/>
             <w:noWrap/>
             <w:hideMark/>
           </w:tcPr>
@@ -6214,7 +6301,7 @@
             <w:pPr>
               <w:keepNext/>
               <w:keepLines/>
-              <w:spacing w:after="0"/>
+              <w:spacing w:after="0" w:line="240" w:lineRule="auto"/>
               <w:ind w:firstLine="0"/>
               <w:jc w:val="both"/>
               <w:rPr>
@@ -6235,7 +6322,7 @@
         </w:tc>
         <w:tc>
           <w:tcPr>
-            <w:tcW w:w="3743" w:type="dxa"/>
+            <w:tcW w:w="3140" w:type="dxa"/>
             <w:noWrap/>
             <w:hideMark/>
           </w:tcPr>
@@ -6243,54 +6330,48 @@
             <w:pPr>
               <w:keepNext/>
               <w:keepLines/>
-              <w:spacing w:after="0"/>
+              <w:spacing w:after="0" w:line="240" w:lineRule="auto"/>
               <w:ind w:firstLine="0"/>
               <w:jc w:val="both"/>
               <w:rPr>
                 <w:rFonts w:ascii="Times New Roman CE" w:hAnsi="Times New Roman CE" w:cs="Times New Roman"/>
               </w:rPr>
             </w:pPr>
-            <w:proofErr w:type="gramStart"/>
-            <w:r>
-              <w:rPr>
-                <w:rFonts w:ascii="Times New Roman CE" w:hAnsi="Times New Roman CE" w:cs="Times New Roman"/>
-              </w:rPr>
-              <w:t>{ "</w:t>
-            </w:r>
-            <w:proofErr w:type="spellStart"/>
-            <w:proofErr w:type="gramEnd"/>
-            <w:r>
-              <w:rPr>
-                <w:rFonts w:ascii="Times New Roman CE" w:hAnsi="Times New Roman CE" w:cs="Times New Roman"/>
-              </w:rPr>
-              <w:t>username</w:t>
-            </w:r>
-            <w:proofErr w:type="spellEnd"/>
-            <w:r>
-              <w:rPr>
-                <w:rFonts w:ascii="Times New Roman CE" w:hAnsi="Times New Roman CE" w:cs="Times New Roman"/>
-              </w:rPr>
-              <w:t>": "admin</w:t>
-            </w:r>
-            <w:proofErr w:type="gramStart"/>
-            <w:r>
-              <w:rPr>
-                <w:rFonts w:ascii="Times New Roman CE" w:hAnsi="Times New Roman CE" w:cs="Times New Roman"/>
-              </w:rPr>
-              <w:t>" }</w:t>
-            </w:r>
-            <w:proofErr w:type="gramEnd"/>
+            <w:r>
+              <w:rPr>
+                <w:rFonts w:ascii="Times New Roman CE" w:hAnsi="Times New Roman CE" w:cs="Times New Roman"/>
+              </w:rPr>
+              <w:t>{</w:t>
+            </w:r>
+            <w:r>
+              <w:rPr>
+                <w:rFonts w:ascii="Times New Roman CE" w:hAnsi="Times New Roman CE" w:cs="Times New Roman"/>
+              </w:rPr>
+              <w:t>? LoginData objektum?</w:t>
+            </w:r>
+            <w:r>
+              <w:rPr>
+                <w:rFonts w:ascii="Times New Roman CE" w:hAnsi="Times New Roman CE" w:cs="Times New Roman"/>
+              </w:rPr>
+              <w:t xml:space="preserve"> </w:t>
+            </w:r>
+            <w:r>
+              <w:rPr>
+                <w:rFonts w:ascii="Times New Roman CE" w:hAnsi="Times New Roman CE" w:cs="Times New Roman"/>
+              </w:rPr>
+              <w:t>}</w:t>
+            </w:r>
           </w:p>
         </w:tc>
       </w:tr>
       <w:tr>
         <w:trPr>
-          <w:trHeight w:val="288"/>
+          <w:trHeight w:val="113"/>
           <w:jc w:val="center"/>
         </w:trPr>
         <w:tc>
           <w:tcPr>
-            <w:tcW w:w="960" w:type="dxa"/>
+            <w:tcW w:w="1123" w:type="dxa"/>
             <w:noWrap/>
             <w:hideMark/>
           </w:tcPr>
@@ -6298,7 +6379,7 @@
             <w:pPr>
               <w:keepNext/>
               <w:keepLines/>
-              <w:spacing w:after="0"/>
+              <w:spacing w:after="0" w:line="240" w:lineRule="auto"/>
               <w:ind w:firstLine="0"/>
               <w:jc w:val="both"/>
               <w:rPr>
@@ -6309,13 +6390,13 @@
               <w:rPr>
                 <w:rFonts w:ascii="Times New Roman CE" w:hAnsi="Times New Roman CE" w:cs="Times New Roman"/>
               </w:rPr>
-              <w:t>GET</w:t>
+              <w:t>DELETE</w:t>
             </w:r>
           </w:p>
         </w:tc>
         <w:tc>
           <w:tcPr>
-            <w:tcW w:w="1470" w:type="dxa"/>
+            <w:tcW w:w="1282" w:type="dxa"/>
             <w:noWrap/>
             <w:hideMark/>
           </w:tcPr>
@@ -6323,7 +6404,7 @@
             <w:pPr>
               <w:keepNext/>
               <w:keepLines/>
-              <w:spacing w:after="0"/>
+              <w:spacing w:after="0" w:line="240" w:lineRule="auto"/>
               <w:ind w:firstLine="0"/>
               <w:jc w:val="both"/>
               <w:rPr>
@@ -6350,19 +6431,17 @@
               </w:rPr>
               <w:t>/</w:t>
             </w:r>
-            <w:proofErr w:type="spellStart"/>
-            <w:r>
-              <w:rPr>
-                <w:rFonts w:ascii="Times New Roman CE" w:hAnsi="Times New Roman CE" w:cs="Times New Roman"/>
-              </w:rPr>
-              <w:t>products</w:t>
-            </w:r>
-            <w:proofErr w:type="spellEnd"/>
+            <w:r>
+              <w:rPr>
+                <w:rFonts w:ascii="Times New Roman CE" w:hAnsi="Times New Roman CE" w:cs="Times New Roman"/>
+              </w:rPr>
+              <w:t>login</w:t>
+            </w:r>
           </w:p>
         </w:tc>
         <w:tc>
           <w:tcPr>
-            <w:tcW w:w="1760" w:type="dxa"/>
+            <w:tcW w:w="5245" w:type="dxa"/>
             <w:noWrap/>
             <w:hideMark/>
           </w:tcPr>
@@ -6370,7 +6449,7 @@
             <w:pPr>
               <w:keepNext/>
               <w:keepLines/>
-              <w:spacing w:after="0"/>
+              <w:spacing w:after="0" w:line="240" w:lineRule="auto"/>
               <w:ind w:firstLine="0"/>
               <w:jc w:val="both"/>
               <w:rPr>
@@ -6385,13 +6464,13 @@
                 <w:sz w:val="22"/>
                 <w:szCs w:val="20"/>
               </w:rPr>
-              <w:t>Termékek listázása</w:t>
+              <w:t>Kijelentkezés</w:t>
             </w:r>
           </w:p>
         </w:tc>
         <w:tc>
           <w:tcPr>
-            <w:tcW w:w="3743" w:type="dxa"/>
+            <w:tcW w:w="3140" w:type="dxa"/>
             <w:noWrap/>
             <w:hideMark/>
           </w:tcPr>
@@ -6399,7 +6478,7 @@
             <w:pPr>
               <w:keepNext/>
               <w:keepLines/>
-              <w:spacing w:after="0"/>
+              <w:spacing w:after="0" w:line="240" w:lineRule="auto"/>
               <w:ind w:firstLine="0"/>
               <w:jc w:val="both"/>
               <w:rPr>
@@ -6411,6 +6490,568 @@
                 <w:rFonts w:ascii="Times New Roman CE" w:hAnsi="Times New Roman CE" w:cs="Times New Roman"/>
               </w:rPr>
               <w:t>-</w:t>
+            </w:r>
+          </w:p>
+        </w:tc>
+      </w:tr>
+      <w:tr>
+        <w:trPr>
+          <w:trHeight w:val="113"/>
+          <w:jc w:val="center"/>
+        </w:trPr>
+        <w:tc>
+          <w:tcPr>
+            <w:tcW w:w="1123" w:type="dxa"/>
+            <w:noWrap/>
+          </w:tcPr>
+          <w:p>
+            <w:pPr>
+              <w:keepNext/>
+              <w:keepLines/>
+              <w:spacing w:after="0" w:line="240" w:lineRule="auto"/>
+              <w:ind w:firstLine="0"/>
+              <w:jc w:val="both"/>
+              <w:rPr>
+                <w:rFonts w:ascii="Times New Roman CE" w:hAnsi="Times New Roman CE" w:cs="Times New Roman"/>
+              </w:rPr>
+            </w:pPr>
+            <w:r>
+              <w:rPr>
+                <w:rFonts w:ascii="Times New Roman CE" w:hAnsi="Times New Roman CE" w:cs="Times New Roman"/>
+              </w:rPr>
+              <w:t>GET</w:t>
+            </w:r>
+          </w:p>
+        </w:tc>
+        <w:tc>
+          <w:tcPr>
+            <w:tcW w:w="1282" w:type="dxa"/>
+            <w:noWrap/>
+          </w:tcPr>
+          <w:p>
+            <w:pPr>
+              <w:keepNext/>
+              <w:keepLines/>
+              <w:spacing w:after="0" w:line="240" w:lineRule="auto"/>
+              <w:ind w:firstLine="0"/>
+              <w:jc w:val="both"/>
+              <w:rPr>
+                <w:rFonts w:ascii="Times New Roman CE" w:hAnsi="Times New Roman CE" w:cs="Times New Roman"/>
+              </w:rPr>
+            </w:pPr>
+            <w:r>
+              <w:rPr>
+                <w:rFonts w:ascii="Times New Roman CE" w:hAnsi="Times New Roman CE" w:cs="Times New Roman"/>
+              </w:rPr>
+              <w:t>/</w:t>
+            </w:r>
+            <w:proofErr w:type="spellStart"/>
+            <w:r>
+              <w:rPr>
+                <w:rFonts w:ascii="Times New Roman CE" w:hAnsi="Times New Roman CE" w:cs="Times New Roman"/>
+              </w:rPr>
+              <w:t>api</w:t>
+            </w:r>
+            <w:proofErr w:type="spellEnd"/>
+            <w:r>
+              <w:rPr>
+                <w:rFonts w:ascii="Times New Roman CE" w:hAnsi="Times New Roman CE" w:cs="Times New Roman"/>
+              </w:rPr>
+              <w:t>/login</w:t>
+            </w:r>
+          </w:p>
+        </w:tc>
+        <w:tc>
+          <w:tcPr>
+            <w:tcW w:w="5245" w:type="dxa"/>
+            <w:noWrap/>
+          </w:tcPr>
+          <w:p>
+            <w:pPr>
+              <w:keepNext/>
+              <w:keepLines/>
+              <w:spacing w:after="0" w:line="240" w:lineRule="auto"/>
+              <w:ind w:firstLine="0"/>
+              <w:jc w:val="both"/>
+              <w:rPr>
+                <w:rFonts w:ascii="Times New Roman CE" w:hAnsi="Times New Roman CE" w:cs="Times New Roman"/>
+                <w:sz w:val="22"/>
+                <w:szCs w:val="20"/>
+              </w:rPr>
+            </w:pPr>
+            <w:r>
+              <w:rPr>
+                <w:rFonts w:ascii="Times New Roman CE" w:hAnsi="Times New Roman CE" w:cs="Times New Roman"/>
+                <w:sz w:val="22"/>
+                <w:szCs w:val="20"/>
+              </w:rPr>
+              <w:t>Jelenlegi felhasználó lekérés</w:t>
+            </w:r>
+          </w:p>
+        </w:tc>
+        <w:tc>
+          <w:tcPr>
+            <w:tcW w:w="3140" w:type="dxa"/>
+            <w:noWrap/>
+          </w:tcPr>
+          <w:p>
+            <w:pPr>
+              <w:keepNext/>
+              <w:keepLines/>
+              <w:spacing w:after="0" w:line="240" w:lineRule="auto"/>
+              <w:ind w:firstLine="0"/>
+              <w:jc w:val="both"/>
+              <w:rPr>
+                <w:rFonts w:ascii="Times New Roman CE" w:hAnsi="Times New Roman CE" w:cs="Times New Roman"/>
+              </w:rPr>
+            </w:pPr>
+            <w:r>
+              <w:rPr>
+                <w:rFonts w:ascii="Times New Roman CE" w:hAnsi="Times New Roman CE" w:cs="Times New Roman"/>
+              </w:rPr>
+              <w:t>-</w:t>
+            </w:r>
+          </w:p>
+        </w:tc>
+      </w:tr>
+      <w:tr>
+        <w:trPr>
+          <w:trHeight w:val="113"/>
+          <w:jc w:val="center"/>
+        </w:trPr>
+        <w:tc>
+          <w:tcPr>
+            <w:tcW w:w="1123" w:type="dxa"/>
+            <w:noWrap/>
+          </w:tcPr>
+          <w:p>
+            <w:pPr>
+              <w:keepNext/>
+              <w:keepLines/>
+              <w:spacing w:after="0" w:line="240" w:lineRule="auto"/>
+              <w:ind w:firstLine="0"/>
+              <w:jc w:val="both"/>
+              <w:rPr>
+                <w:rFonts w:ascii="Times New Roman CE" w:hAnsi="Times New Roman CE" w:cs="Times New Roman"/>
+              </w:rPr>
+            </w:pPr>
+            <w:r>
+              <w:rPr>
+                <w:rFonts w:ascii="Times New Roman CE" w:hAnsi="Times New Roman CE" w:cs="Times New Roman"/>
+              </w:rPr>
+              <w:t>POST</w:t>
+            </w:r>
+          </w:p>
+        </w:tc>
+        <w:tc>
+          <w:tcPr>
+            <w:tcW w:w="1282" w:type="dxa"/>
+            <w:noWrap/>
+          </w:tcPr>
+          <w:p>
+            <w:pPr>
+              <w:keepNext/>
+              <w:keepLines/>
+              <w:spacing w:after="0" w:line="240" w:lineRule="auto"/>
+              <w:ind w:firstLine="0"/>
+              <w:jc w:val="both"/>
+              <w:rPr>
+                <w:rFonts w:ascii="Times New Roman CE" w:hAnsi="Times New Roman CE" w:cs="Times New Roman"/>
+              </w:rPr>
+            </w:pPr>
+            <w:r>
+              <w:rPr>
+                <w:rFonts w:ascii="Times New Roman CE" w:hAnsi="Times New Roman CE" w:cs="Times New Roman"/>
+              </w:rPr>
+              <w:t>/</w:t>
+            </w:r>
+            <w:proofErr w:type="spellStart"/>
+            <w:r>
+              <w:rPr>
+                <w:rFonts w:ascii="Times New Roman CE" w:hAnsi="Times New Roman CE" w:cs="Times New Roman"/>
+              </w:rPr>
+              <w:t>api</w:t>
+            </w:r>
+            <w:proofErr w:type="spellEnd"/>
+            <w:r>
+              <w:rPr>
+                <w:rFonts w:ascii="Times New Roman CE" w:hAnsi="Times New Roman CE" w:cs="Times New Roman"/>
+              </w:rPr>
+              <w:t>/</w:t>
+            </w:r>
+            <w:proofErr w:type="spellStart"/>
+            <w:r>
+              <w:rPr>
+                <w:rFonts w:ascii="Times New Roman CE" w:hAnsi="Times New Roman CE" w:cs="Times New Roman"/>
+              </w:rPr>
+              <w:t>User</w:t>
+            </w:r>
+            <w:proofErr w:type="spellEnd"/>
+          </w:p>
+        </w:tc>
+        <w:tc>
+          <w:tcPr>
+            <w:tcW w:w="5245" w:type="dxa"/>
+            <w:noWrap/>
+          </w:tcPr>
+          <w:p>
+            <w:pPr>
+              <w:keepNext/>
+              <w:keepLines/>
+              <w:spacing w:after="0" w:line="240" w:lineRule="auto"/>
+              <w:ind w:firstLine="0"/>
+              <w:jc w:val="both"/>
+              <w:rPr>
+                <w:rFonts w:ascii="Times New Roman CE" w:hAnsi="Times New Roman CE" w:cs="Times New Roman"/>
+                <w:sz w:val="22"/>
+                <w:szCs w:val="20"/>
+              </w:rPr>
+            </w:pPr>
+            <w:r>
+              <w:rPr>
+                <w:rFonts w:ascii="Times New Roman CE" w:hAnsi="Times New Roman CE" w:cs="Times New Roman"/>
+                <w:sz w:val="22"/>
+                <w:szCs w:val="20"/>
+              </w:rPr>
+              <w:t>Regisztráció</w:t>
+            </w:r>
+          </w:p>
+        </w:tc>
+        <w:tc>
+          <w:tcPr>
+            <w:tcW w:w="3140" w:type="dxa"/>
+            <w:noWrap/>
+          </w:tcPr>
+          <w:p>
+            <w:pPr>
+              <w:keepNext/>
+              <w:keepLines/>
+              <w:spacing w:after="0" w:line="240" w:lineRule="auto"/>
+              <w:ind w:firstLine="0"/>
+              <w:jc w:val="both"/>
+              <w:rPr>
+                <w:rFonts w:ascii="Times New Roman CE" w:hAnsi="Times New Roman CE" w:cs="Times New Roman"/>
+              </w:rPr>
+            </w:pPr>
+            <w:r>
+              <w:rPr>
+                <w:rFonts w:ascii="Times New Roman CE" w:hAnsi="Times New Roman CE" w:cs="Times New Roman"/>
+              </w:rPr>
+              <w:t xml:space="preserve">{? </w:t>
+            </w:r>
+            <w:proofErr w:type="spellStart"/>
+            <w:r>
+              <w:rPr>
+                <w:rFonts w:ascii="Times New Roman CE" w:hAnsi="Times New Roman CE" w:cs="Times New Roman"/>
+              </w:rPr>
+              <w:t>User</w:t>
+            </w:r>
+            <w:proofErr w:type="spellEnd"/>
+            <w:r>
+              <w:rPr>
+                <w:rFonts w:ascii="Times New Roman CE" w:hAnsi="Times New Roman CE" w:cs="Times New Roman"/>
+              </w:rPr>
+              <w:t xml:space="preserve"> objektum?}</w:t>
+            </w:r>
+          </w:p>
+        </w:tc>
+      </w:tr>
+      <w:tr>
+        <w:trPr>
+          <w:trHeight w:val="113"/>
+          <w:jc w:val="center"/>
+        </w:trPr>
+        <w:tc>
+          <w:tcPr>
+            <w:tcW w:w="1123" w:type="dxa"/>
+            <w:noWrap/>
+          </w:tcPr>
+          <w:p>
+            <w:pPr>
+              <w:keepNext/>
+              <w:keepLines/>
+              <w:spacing w:after="0" w:line="240" w:lineRule="auto"/>
+              <w:ind w:firstLine="0"/>
+              <w:jc w:val="both"/>
+              <w:rPr>
+                <w:rFonts w:ascii="Times New Roman CE" w:hAnsi="Times New Roman CE" w:cs="Times New Roman"/>
+              </w:rPr>
+            </w:pPr>
+            <w:r>
+              <w:rPr>
+                <w:rFonts w:ascii="Times New Roman CE" w:hAnsi="Times New Roman CE" w:cs="Times New Roman"/>
+              </w:rPr>
+              <w:t>GET</w:t>
+            </w:r>
+          </w:p>
+        </w:tc>
+        <w:tc>
+          <w:tcPr>
+            <w:tcW w:w="1282" w:type="dxa"/>
+            <w:noWrap/>
+          </w:tcPr>
+          <w:p>
+            <w:pPr>
+              <w:keepNext/>
+              <w:keepLines/>
+              <w:spacing w:after="0" w:line="240" w:lineRule="auto"/>
+              <w:ind w:firstLine="0"/>
+              <w:jc w:val="both"/>
+              <w:rPr>
+                <w:rFonts w:ascii="Times New Roman CE" w:hAnsi="Times New Roman CE" w:cs="Times New Roman"/>
+              </w:rPr>
+            </w:pPr>
+            <w:r>
+              <w:rPr>
+                <w:rFonts w:ascii="Times New Roman CE" w:hAnsi="Times New Roman CE" w:cs="Times New Roman"/>
+              </w:rPr>
+              <w:t>/</w:t>
+            </w:r>
+            <w:proofErr w:type="spellStart"/>
+            <w:r>
+              <w:rPr>
+                <w:rFonts w:ascii="Times New Roman CE" w:hAnsi="Times New Roman CE" w:cs="Times New Roman"/>
+              </w:rPr>
+              <w:t>api</w:t>
+            </w:r>
+            <w:proofErr w:type="spellEnd"/>
+            <w:r>
+              <w:rPr>
+                <w:rFonts w:ascii="Times New Roman CE" w:hAnsi="Times New Roman CE" w:cs="Times New Roman"/>
+              </w:rPr>
+              <w:t>/*</w:t>
+            </w:r>
+          </w:p>
+        </w:tc>
+        <w:tc>
+          <w:tcPr>
+            <w:tcW w:w="5245" w:type="dxa"/>
+            <w:noWrap/>
+          </w:tcPr>
+          <w:p>
+            <w:pPr>
+              <w:keepNext/>
+              <w:keepLines/>
+              <w:spacing w:after="0" w:line="240" w:lineRule="auto"/>
+              <w:ind w:firstLine="0"/>
+              <w:jc w:val="both"/>
+              <w:rPr>
+                <w:rFonts w:ascii="Times New Roman CE" w:hAnsi="Times New Roman CE" w:cs="Times New Roman"/>
+                <w:sz w:val="22"/>
+                <w:szCs w:val="20"/>
+              </w:rPr>
+            </w:pPr>
+            <w:r>
+              <w:rPr>
+                <w:rFonts w:ascii="Times New Roman CE" w:hAnsi="Times New Roman CE" w:cs="Times New Roman"/>
+                <w:sz w:val="22"/>
+                <w:szCs w:val="20"/>
+              </w:rPr>
+              <w:t>Általános GET metódusok, ezek számos erőforrásnál fellelhetőek a projektünkben általában 2 fajtája van; GET, ami egy objektumot ad vissza es egy GET List, ami egy olyan listát ad vissza, ami a bizonyos erőforrás objektum példányait tartalmazza</w:t>
+            </w:r>
+          </w:p>
+        </w:tc>
+        <w:tc>
+          <w:tcPr>
+            <w:tcW w:w="3140" w:type="dxa"/>
+            <w:noWrap/>
+          </w:tcPr>
+          <w:p>
+            <w:pPr>
+              <w:keepNext/>
+              <w:keepLines/>
+              <w:spacing w:after="0" w:line="240" w:lineRule="auto"/>
+              <w:ind w:firstLine="0"/>
+              <w:jc w:val="both"/>
+              <w:rPr>
+                <w:rFonts w:ascii="Times New Roman CE" w:hAnsi="Times New Roman CE" w:cs="Times New Roman"/>
+              </w:rPr>
+            </w:pPr>
+            <w:r>
+              <w:rPr>
+                <w:rFonts w:ascii="Times New Roman CE" w:hAnsi="Times New Roman CE" w:cs="Times New Roman"/>
+              </w:rPr>
+              <w:t xml:space="preserve">GET List: </w:t>
+            </w:r>
+            <w:r>
+              <w:rPr>
+                <w:rFonts w:ascii="Times New Roman CE" w:hAnsi="Times New Roman CE" w:cs="Times New Roman"/>
+              </w:rPr>
+              <w:t>-,</w:t>
+            </w:r>
+          </w:p>
+          <w:p>
+            <w:pPr>
+              <w:keepNext/>
+              <w:keepLines/>
+              <w:spacing w:after="0" w:line="240" w:lineRule="auto"/>
+              <w:ind w:firstLine="0"/>
+              <w:jc w:val="both"/>
+              <w:rPr>
+                <w:rFonts w:ascii="Times New Roman CE" w:hAnsi="Times New Roman CE" w:cs="Times New Roman"/>
+              </w:rPr>
+            </w:pPr>
+            <w:r>
+              <w:rPr>
+                <w:rFonts w:ascii="Times New Roman CE" w:hAnsi="Times New Roman CE" w:cs="Times New Roman"/>
+              </w:rPr>
+              <w:t>GET: {</w:t>
+            </w:r>
+            <w:proofErr w:type="spellStart"/>
+            <w:r>
+              <w:rPr>
+                <w:rFonts w:ascii="Times New Roman CE" w:hAnsi="Times New Roman CE" w:cs="Times New Roman"/>
+              </w:rPr>
+              <w:t>id</w:t>
+            </w:r>
+            <w:proofErr w:type="spellEnd"/>
+            <w:r>
+              <w:rPr>
+                <w:rFonts w:ascii="Times New Roman CE" w:hAnsi="Times New Roman CE" w:cs="Times New Roman"/>
+              </w:rPr>
+              <w:t>}</w:t>
+            </w:r>
+          </w:p>
+        </w:tc>
+      </w:tr>
+      <w:tr>
+        <w:trPr>
+          <w:trHeight w:val="113"/>
+          <w:jc w:val="center"/>
+        </w:trPr>
+        <w:tc>
+          <w:tcPr>
+            <w:tcW w:w="1123" w:type="dxa"/>
+            <w:noWrap/>
+          </w:tcPr>
+          <w:p>
+            <w:pPr>
+              <w:keepNext/>
+              <w:keepLines/>
+              <w:spacing w:after="0" w:line="240" w:lineRule="auto"/>
+              <w:ind w:firstLine="0"/>
+              <w:jc w:val="both"/>
+              <w:rPr>
+                <w:rFonts w:ascii="Times New Roman CE" w:hAnsi="Times New Roman CE" w:cs="Times New Roman"/>
+              </w:rPr>
+            </w:pPr>
+            <w:r>
+              <w:rPr>
+                <w:rFonts w:ascii="Times New Roman CE" w:hAnsi="Times New Roman CE" w:cs="Times New Roman"/>
+              </w:rPr>
+              <w:t>PUT</w:t>
+            </w:r>
+          </w:p>
+        </w:tc>
+        <w:tc>
+          <w:tcPr>
+            <w:tcW w:w="1282" w:type="dxa"/>
+            <w:noWrap/>
+          </w:tcPr>
+          <w:p>
+            <w:pPr>
+              <w:keepNext/>
+              <w:keepLines/>
+              <w:spacing w:after="0" w:line="240" w:lineRule="auto"/>
+              <w:ind w:firstLine="0"/>
+              <w:jc w:val="both"/>
+              <w:rPr>
+                <w:rFonts w:ascii="Times New Roman CE" w:hAnsi="Times New Roman CE" w:cs="Times New Roman"/>
+              </w:rPr>
+            </w:pPr>
+            <w:r>
+              <w:rPr>
+                <w:rFonts w:ascii="Times New Roman CE" w:hAnsi="Times New Roman CE" w:cs="Times New Roman"/>
+              </w:rPr>
+              <w:t>/</w:t>
+            </w:r>
+            <w:proofErr w:type="spellStart"/>
+            <w:r>
+              <w:rPr>
+                <w:rFonts w:ascii="Times New Roman CE" w:hAnsi="Times New Roman CE" w:cs="Times New Roman"/>
+              </w:rPr>
+              <w:t>api</w:t>
+            </w:r>
+            <w:proofErr w:type="spellEnd"/>
+            <w:r>
+              <w:rPr>
+                <w:rFonts w:ascii="Times New Roman CE" w:hAnsi="Times New Roman CE" w:cs="Times New Roman"/>
+              </w:rPr>
+              <w:t>/</w:t>
+            </w:r>
+            <w:proofErr w:type="spellStart"/>
+            <w:r>
+              <w:rPr>
+                <w:rFonts w:ascii="Times New Roman CE" w:hAnsi="Times New Roman CE" w:cs="Times New Roman"/>
+              </w:rPr>
+              <w:t>Instrument</w:t>
+            </w:r>
+            <w:proofErr w:type="spellEnd"/>
+          </w:p>
+        </w:tc>
+        <w:tc>
+          <w:tcPr>
+            <w:tcW w:w="5245" w:type="dxa"/>
+            <w:noWrap/>
+          </w:tcPr>
+          <w:p>
+            <w:pPr>
+              <w:keepNext/>
+              <w:keepLines/>
+              <w:spacing w:after="0" w:line="240" w:lineRule="auto"/>
+              <w:ind w:firstLine="0"/>
+              <w:jc w:val="both"/>
+              <w:rPr>
+                <w:rFonts w:ascii="Times New Roman CE" w:hAnsi="Times New Roman CE" w:cs="Times New Roman"/>
+                <w:sz w:val="22"/>
+                <w:szCs w:val="20"/>
+              </w:rPr>
+            </w:pPr>
+            <w:r>
+              <w:rPr>
+                <w:rFonts w:ascii="Times New Roman CE" w:hAnsi="Times New Roman CE" w:cs="Times New Roman"/>
+                <w:sz w:val="22"/>
+                <w:szCs w:val="20"/>
+              </w:rPr>
+              <w:t>Hangszer adatainak frissítése</w:t>
+            </w:r>
+          </w:p>
+        </w:tc>
+        <w:tc>
+          <w:tcPr>
+            <w:tcW w:w="3140" w:type="dxa"/>
+            <w:noWrap/>
+          </w:tcPr>
+          <w:p>
+            <w:pPr>
+              <w:keepNext/>
+              <w:keepLines/>
+              <w:spacing w:after="0" w:line="240" w:lineRule="auto"/>
+              <w:ind w:firstLine="0"/>
+              <w:jc w:val="both"/>
+              <w:rPr>
+                <w:rFonts w:ascii="Times New Roman CE" w:hAnsi="Times New Roman CE" w:cs="Times New Roman"/>
+              </w:rPr>
+            </w:pPr>
+            <w:r>
+              <w:rPr>
+                <w:rFonts w:ascii="Times New Roman CE" w:hAnsi="Times New Roman CE" w:cs="Times New Roman"/>
+              </w:rPr>
+              <w:t>{</w:t>
+            </w:r>
+            <w:proofErr w:type="spellStart"/>
+            <w:r>
+              <w:rPr>
+                <w:rFonts w:ascii="Times New Roman CE" w:hAnsi="Times New Roman CE" w:cs="Times New Roman"/>
+              </w:rPr>
+              <w:t>id</w:t>
+            </w:r>
+            <w:proofErr w:type="spellEnd"/>
+            <w:r>
+              <w:rPr>
+                <w:rFonts w:ascii="Times New Roman CE" w:hAnsi="Times New Roman CE" w:cs="Times New Roman"/>
+              </w:rPr>
+              <w:t>}</w:t>
             </w:r>
           </w:p>
         </w:tc>
@@ -6418,12 +7059,46 @@
     </w:tbl>
     <w:p>
       <w:pPr>
-        <w:ind w:firstLine="0"/>
-        <w:jc w:val="both"/>
-        <w:rPr>
-          <w:rFonts w:ascii="Times New Roman CE" w:hAnsi="Times New Roman CE" w:cs="Times New Roman"/>
-        </w:rPr>
-      </w:pPr>
+        <w:pStyle w:val="Kpalrs"/>
+        <w:ind w:left="2836" w:firstLine="709"/>
+        <w:rPr>
+          <w:rFonts w:ascii="Times New Roman CE" w:hAnsi="Times New Roman CE" w:cs="Times New Roman"/>
+        </w:rPr>
+      </w:pPr>
+      <w:r>
+        <w:rPr>
+          <w:rFonts w:ascii="Times New Roman CE" w:hAnsi="Times New Roman CE" w:cs="Times New Roman"/>
+        </w:rPr>
+        <w:fldChar w:fldCharType="begin"/>
+      </w:r>
+      <w:r>
+        <w:rPr>
+          <w:rFonts w:ascii="Times New Roman CE" w:hAnsi="Times New Roman CE" w:cs="Times New Roman"/>
+        </w:rPr>
+        <w:instrText xml:space="preserve"> SEQ táblázat \* ARABIC </w:instrText>
+      </w:r>
+      <w:r>
+        <w:rPr>
+          <w:rFonts w:ascii="Times New Roman CE" w:hAnsi="Times New Roman CE" w:cs="Times New Roman"/>
+        </w:rPr>
+        <w:fldChar w:fldCharType="separate"/>
+      </w:r>
+      <w:r>
+        <w:rPr>
+          <w:rFonts w:ascii="Times New Roman CE" w:hAnsi="Times New Roman CE" w:cs="Times New Roman"/>
+          <w:noProof/>
+        </w:rPr>
+        <w:t>2</w:t>
+      </w:r>
+      <w:r>
+        <w:rPr>
+          <w:rFonts w:ascii="Times New Roman CE" w:hAnsi="Times New Roman CE" w:cs="Times New Roman"/>
+        </w:rPr>
+        <w:fldChar w:fldCharType="end"/>
+      </w:r>
+      <w:r>
+        <w:t>. táblázat</w:t>
+      </w:r>
     </w:p>
     <w:p>
       <w:pPr>
@@ -6442,6 +7117,86 @@
       </w:r>
       <w:bookmarkEnd w:id="20"/>
     </w:p>
+    <w:p>
+      <w:pPr>
+        <w:ind w:left="340" w:firstLine="0"/>
+      </w:pPr>
+      <w:r>
+        <w:t>A backend elkészítéséhez több olyan csomagot és külső könyvtárat használtunk, ami lehetővé teszi az általunk megálmodott helyes működést. Ezek listája:</w:t>
+      </w:r>
+    </w:p>
+    <w:p>
+      <w:pPr>
+        <w:pStyle w:val="Listaszerbekezds"/>
+        <w:numPr>
+          <w:ilvl w:val="0"/>
+          <w:numId w:val="47"/>
+        </w:numPr>
+      </w:pPr>
+      <w:proofErr w:type="spellStart"/>
+      <w:r>
+        <w:t>CloudinaryDotNet</w:t>
+      </w:r>
+      <w:proofErr w:type="spellEnd"/>
+      <w:r>
+        <w:t>: Felhőalapú kép- és videókezelés</w:t>
+      </w:r>
+    </w:p>
+    <w:p>
+      <w:pPr>
+        <w:pStyle w:val="Listaszerbekezds"/>
+        <w:numPr>
+          <w:ilvl w:val="0"/>
+          <w:numId w:val="47"/>
+        </w:numPr>
+      </w:pPr>
+      <w:r>
+        <w:t>Konscious.Security.Cryptography.Argon2: Biztonságos jelszó kódolás</w:t>
+      </w:r>
+    </w:p>
+    <w:p>
+      <w:pPr>
+        <w:pStyle w:val="Listaszerbekezds"/>
+        <w:numPr>
+          <w:ilvl w:val="0"/>
+          <w:numId w:val="47"/>
+        </w:numPr>
+      </w:pPr>
+      <w:proofErr w:type="spellStart"/>
+      <w:r>
+        <w:t>MySql.EntityFrameworkCore</w:t>
+      </w:r>
+      <w:proofErr w:type="spellEnd"/>
+      <w:r>
+        <w:t xml:space="preserve">: </w:t>
+      </w:r>
+      <w:proofErr w:type="spellStart"/>
+      <w:r>
+        <w:t>MySQL</w:t>
+      </w:r>
+      <w:proofErr w:type="spellEnd"/>
+      <w:r>
+        <w:t xml:space="preserve"> adatbázis-kapcsolat EF</w:t>
+      </w:r>
+      <w:r>
+        <w:rPr>
+          <w:rStyle w:val="Lbjegyzet-hivatkozs"/>
+        </w:rPr>
+        <w:footnoteReference w:id="1"/>
+      </w:r>
+      <w:r>
+        <w:t xml:space="preserve">. </w:t>
+      </w:r>
+      <w:proofErr w:type="spellStart"/>
+      <w:r>
+        <w:t>Core</w:t>
+      </w:r>
+      <w:proofErr w:type="spellEnd"/>
+      <w:r>
+        <w:t>-hoz</w:t>
+      </w:r>
+    </w:p>
+    <w:p/>
     <w:p>
       <w:pPr>
         <w:pStyle w:val="Cmsor2"/>
@@ -7759,6 +8514,9 @@
       <w:footerReference w:type="default" r:id="rId17"/>
       <w:headerReference w:type="first" r:id="rId18"/>
       <w:footerReference w:type="first" r:id="rId19"/>
+      <w:footnotePr>
+        <w:numFmt w:val="chicago"/>
+      </w:footnotePr>
       <w:pgSz w:w="11906" w:h="16838"/>
       <w:pgMar w:top="1418" w:right="1418" w:bottom="1418" w:left="1418" w:header="709" w:footer="709" w:gutter="284"/>
       <w:pgNumType w:start="1"/>
@@ -7917,6 +8675,30 @@
       </w:r>
     </w:p>
   </w:footnote>
+  <w:footnote w:id="1">
+    <w:p>
+      <w:pPr>
+        <w:pStyle w:val="Lbjegyzetszveg"/>
+      </w:pPr>
+      <w:r>
+        <w:rPr>
+          <w:rStyle w:val="Lbjegyzet-hivatkozs"/>
+        </w:rPr>
+        <w:footnoteRef/>
+      </w:r>
+      <w:r>
+        <w:t xml:space="preserve"> </w:t>
+      </w:r>
+      <w:proofErr w:type="spellStart"/>
+      <w:r>
+        <w:t>Entity</w:t>
+      </w:r>
+      <w:proofErr w:type="spellEnd"/>
+      <w:r>
+        <w:t xml:space="preserve"> Framework</w:t>
+      </w:r>
+    </w:p>
+  </w:footnote>
 </w:footnotes>
 </file>
 
@@ -9635,6 +10417,119 @@
     </w:lvl>
   </w:abstractNum>
   <w:abstractNum w:abstractNumId="14" w15:restartNumberingAfterBreak="0">
+    <w:nsid w:val="261C3E44"/>
+    <w:multiLevelType w:val="hybridMultilevel"/>
+    <w:tmpl w:val="0BE81508"/>
+    <w:lvl w:ilvl="0" w:tplc="040E0001">
+      <w:start w:val="1"/>
+      <w:numFmt w:val="bullet"/>
+      <w:lvlText w:val=""/>
+      <w:lvlJc w:val="left"/>
+      <w:pPr>
+        <w:ind w:left="1060" w:hanging="360"/>
+      </w:pPr>
+      <w:rPr>
+        <w:rFonts w:ascii="Symbol" w:hAnsi="Symbol" w:hint="default"/>
+      </w:rPr>
+    </w:lvl>
+    <w:lvl w:ilvl="1" w:tplc="040E0003" w:tentative="1">
+      <w:start w:val="1"/>
+      <w:numFmt w:val="bullet"/>
+      <w:lvlText w:val="o"/>
+      <w:lvlJc w:val="left"/>
+      <w:pPr>
+        <w:ind w:left="1780" w:hanging="360"/>
+      </w:pPr>
+      <w:rPr>
+        <w:rFonts w:ascii="Courier New" w:hAnsi="Courier New" w:cs="Courier New" w:hint="default"/>
+      </w:rPr>
+    </w:lvl>
+    <w:lvl w:ilvl="2" w:tplc="040E0005" w:tentative="1">
+      <w:start w:val="1"/>
+      <w:numFmt w:val="bullet"/>
+      <w:lvlText w:val=""/>
+      <w:lvlJc w:val="left"/>
+      <w:pPr>
+        <w:ind w:left="2500" w:hanging="360"/>
+      </w:pPr>
+      <w:rPr>
+        <w:rFonts w:ascii="Wingdings" w:hAnsi="Wingdings" w:hint="default"/>
+      </w:rPr>
+    </w:lvl>
+    <w:lvl w:ilvl="3" w:tplc="040E0001" w:tentative="1">
+      <w:start w:val="1"/>
+      <w:numFmt w:val="bullet"/>
+      <w:lvlText w:val=""/>
+      <w:lvlJc w:val="left"/>
+      <w:pPr>
+        <w:ind w:left="3220" w:hanging="360"/>
+      </w:pPr>
+      <w:rPr>
+        <w:rFonts w:ascii="Symbol" w:hAnsi="Symbol" w:hint="default"/>
+      </w:rPr>
+    </w:lvl>
+    <w:lvl w:ilvl="4" w:tplc="040E0003" w:tentative="1">
+      <w:start w:val="1"/>
+      <w:numFmt w:val="bullet"/>
+      <w:lvlText w:val="o"/>
+      <w:lvlJc w:val="left"/>
+      <w:pPr>
+        <w:ind w:left="3940" w:hanging="360"/>
+      </w:pPr>
+      <w:rPr>
+        <w:rFonts w:ascii="Courier New" w:hAnsi="Courier New" w:cs="Courier New" w:hint="default"/>
+      </w:rPr>
+    </w:lvl>
+    <w:lvl w:ilvl="5" w:tplc="040E0005" w:tentative="1">
+      <w:start w:val="1"/>
+      <w:numFmt w:val="bullet"/>
+      <w:lvlText w:val=""/>
+      <w:lvlJc w:val="left"/>
+      <w:pPr>
+        <w:ind w:left="4660" w:hanging="360"/>
+      </w:pPr>
+      <w:rPr>
+        <w:rFonts w:ascii="Wingdings" w:hAnsi="Wingdings" w:hint="default"/>
+      </w:rPr>
+    </w:lvl>
+    <w:lvl w:ilvl="6" w:tplc="040E0001" w:tentative="1">
+      <w:start w:val="1"/>
+      <w:numFmt w:val="bullet"/>
+      <w:lvlText w:val=""/>
+      <w:lvlJc w:val="left"/>
+      <w:pPr>
+        <w:ind w:left="5380" w:hanging="360"/>
+      </w:pPr>
+      <w:rPr>
+        <w:rFonts w:ascii="Symbol" w:hAnsi="Symbol" w:hint="default"/>
+      </w:rPr>
+    </w:lvl>
+    <w:lvl w:ilvl="7" w:tplc="040E0003" w:tentative="1">
+      <w:start w:val="1"/>
+      <w:numFmt w:val="bullet"/>
+      <w:lvlText w:val="o"/>
+      <w:lvlJc w:val="left"/>
+      <w:pPr>
+        <w:ind w:left="6100" w:hanging="360"/>
+      </w:pPr>
+      <w:rPr>
+        <w:rFonts w:ascii="Courier New" w:hAnsi="Courier New" w:cs="Courier New" w:hint="default"/>
+      </w:rPr>
+    </w:lvl>
+    <w:lvl w:ilvl="8" w:tplc="040E0005" w:tentative="1">
+      <w:start w:val="1"/>
+      <w:numFmt w:val="bullet"/>
+      <w:lvlText w:val=""/>
+      <w:lvlJc w:val="left"/>
+      <w:pPr>
+        <w:ind w:left="6820" w:hanging="360"/>
+      </w:pPr>
+      <w:rPr>
+        <w:rFonts w:ascii="Wingdings" w:hAnsi="Wingdings" w:hint="default"/>
+      </w:rPr>
+    </w:lvl>
+  </w:abstractNum>
+  <w:abstractNum w:abstractNumId="15" w15:restartNumberingAfterBreak="0">
     <w:nsid w:val="27C1507C"/>
     <w:multiLevelType w:val="multilevel"/>
     <w:tmpl w:val="B11E422E"/>
@@ -9783,7 +10678,7 @@
       </w:rPr>
     </w:lvl>
   </w:abstractNum>
-  <w:abstractNum w:abstractNumId="15" w15:restartNumberingAfterBreak="0">
+  <w:abstractNum w:abstractNumId="16" w15:restartNumberingAfterBreak="0">
     <w:nsid w:val="2A3B5F53"/>
     <w:multiLevelType w:val="hybridMultilevel"/>
     <w:tmpl w:val="89FAE778"/>
@@ -9896,7 +10791,7 @@
       </w:rPr>
     </w:lvl>
   </w:abstractNum>
-  <w:abstractNum w:abstractNumId="16" w15:restartNumberingAfterBreak="0">
+  <w:abstractNum w:abstractNumId="17" w15:restartNumberingAfterBreak="0">
     <w:nsid w:val="2EB874B7"/>
     <w:multiLevelType w:val="multilevel"/>
     <w:tmpl w:val="E9367DE6"/>
@@ -10045,7 +10940,7 @@
       </w:rPr>
     </w:lvl>
   </w:abstractNum>
-  <w:abstractNum w:abstractNumId="17" w15:restartNumberingAfterBreak="0">
+  <w:abstractNum w:abstractNumId="18" w15:restartNumberingAfterBreak="0">
     <w:nsid w:val="30AA261C"/>
     <w:multiLevelType w:val="hybridMultilevel"/>
     <w:tmpl w:val="814EF8A6"/>
@@ -10131,7 +11026,7 @@
       </w:pPr>
     </w:lvl>
   </w:abstractNum>
-  <w:abstractNum w:abstractNumId="18" w15:restartNumberingAfterBreak="0">
+  <w:abstractNum w:abstractNumId="19" w15:restartNumberingAfterBreak="0">
     <w:nsid w:val="35511D4C"/>
     <w:multiLevelType w:val="multilevel"/>
     <w:tmpl w:val="040E001F"/>
@@ -10217,7 +11112,7 @@
       </w:pPr>
     </w:lvl>
   </w:abstractNum>
-  <w:abstractNum w:abstractNumId="19" w15:restartNumberingAfterBreak="0">
+  <w:abstractNum w:abstractNumId="20" w15:restartNumberingAfterBreak="0">
     <w:nsid w:val="3A494250"/>
     <w:multiLevelType w:val="multilevel"/>
     <w:tmpl w:val="AC9C5B84"/>
@@ -10366,7 +11261,7 @@
       </w:rPr>
     </w:lvl>
   </w:abstractNum>
-  <w:abstractNum w:abstractNumId="20" w15:restartNumberingAfterBreak="0">
+  <w:abstractNum w:abstractNumId="21" w15:restartNumberingAfterBreak="0">
     <w:nsid w:val="3C990162"/>
     <w:multiLevelType w:val="hybridMultilevel"/>
     <w:tmpl w:val="71AEA9B6"/>
@@ -10452,7 +11347,7 @@
       </w:pPr>
     </w:lvl>
   </w:abstractNum>
-  <w:abstractNum w:abstractNumId="21" w15:restartNumberingAfterBreak="0">
+  <w:abstractNum w:abstractNumId="22" w15:restartNumberingAfterBreak="0">
     <w:nsid w:val="3E132F09"/>
     <w:multiLevelType w:val="multilevel"/>
     <w:tmpl w:val="AC9C5B84"/>
@@ -10601,7 +11496,7 @@
       </w:rPr>
     </w:lvl>
   </w:abstractNum>
-  <w:abstractNum w:abstractNumId="22" w15:restartNumberingAfterBreak="0">
+  <w:abstractNum w:abstractNumId="23" w15:restartNumberingAfterBreak="0">
     <w:nsid w:val="43393022"/>
     <w:multiLevelType w:val="multilevel"/>
     <w:tmpl w:val="ACFE3742"/>
@@ -10750,7 +11645,7 @@
       </w:rPr>
     </w:lvl>
   </w:abstractNum>
-  <w:abstractNum w:abstractNumId="23" w15:restartNumberingAfterBreak="0">
+  <w:abstractNum w:abstractNumId="24" w15:restartNumberingAfterBreak="0">
     <w:nsid w:val="44634563"/>
     <w:multiLevelType w:val="hybridMultilevel"/>
     <w:tmpl w:val="3E780C16"/>
@@ -10863,7 +11758,7 @@
       </w:rPr>
     </w:lvl>
   </w:abstractNum>
-  <w:abstractNum w:abstractNumId="24" w15:restartNumberingAfterBreak="0">
+  <w:abstractNum w:abstractNumId="25" w15:restartNumberingAfterBreak="0">
     <w:nsid w:val="45C30297"/>
     <w:multiLevelType w:val="hybridMultilevel"/>
     <w:tmpl w:val="01D23B5E"/>
@@ -10976,7 +11871,7 @@
       </w:rPr>
     </w:lvl>
   </w:abstractNum>
-  <w:abstractNum w:abstractNumId="25" w15:restartNumberingAfterBreak="0">
+  <w:abstractNum w:abstractNumId="26" w15:restartNumberingAfterBreak="0">
     <w:nsid w:val="46DD4EDE"/>
     <w:multiLevelType w:val="multilevel"/>
     <w:tmpl w:val="AC9C5B84"/>
@@ -11125,7 +12020,7 @@
       </w:rPr>
     </w:lvl>
   </w:abstractNum>
-  <w:abstractNum w:abstractNumId="26" w15:restartNumberingAfterBreak="0">
+  <w:abstractNum w:abstractNumId="27" w15:restartNumberingAfterBreak="0">
     <w:nsid w:val="470306DE"/>
     <w:multiLevelType w:val="multilevel"/>
     <w:tmpl w:val="27CADCCA"/>
@@ -11274,7 +12169,7 @@
       </w:rPr>
     </w:lvl>
   </w:abstractNum>
-  <w:abstractNum w:abstractNumId="27" w15:restartNumberingAfterBreak="0">
+  <w:abstractNum w:abstractNumId="28" w15:restartNumberingAfterBreak="0">
     <w:nsid w:val="51963ED9"/>
     <w:multiLevelType w:val="hybridMultilevel"/>
     <w:tmpl w:val="B68CCF12"/>
@@ -11387,7 +12282,7 @@
       </w:rPr>
     </w:lvl>
   </w:abstractNum>
-  <w:abstractNum w:abstractNumId="28" w15:restartNumberingAfterBreak="0">
+  <w:abstractNum w:abstractNumId="29" w15:restartNumberingAfterBreak="0">
     <w:nsid w:val="532A36A3"/>
     <w:multiLevelType w:val="hybridMultilevel"/>
     <w:tmpl w:val="82A475FE"/>
@@ -11473,7 +12368,7 @@
       </w:pPr>
     </w:lvl>
   </w:abstractNum>
-  <w:abstractNum w:abstractNumId="29" w15:restartNumberingAfterBreak="0">
+  <w:abstractNum w:abstractNumId="30" w15:restartNumberingAfterBreak="0">
     <w:nsid w:val="57F22669"/>
     <w:multiLevelType w:val="multilevel"/>
     <w:tmpl w:val="FA38D242"/>
@@ -11568,7 +12463,7 @@
       </w:pPr>
     </w:lvl>
   </w:abstractNum>
-  <w:abstractNum w:abstractNumId="30" w15:restartNumberingAfterBreak="0">
+  <w:abstractNum w:abstractNumId="31" w15:restartNumberingAfterBreak="0">
     <w:nsid w:val="58C2601B"/>
     <w:multiLevelType w:val="multilevel"/>
     <w:tmpl w:val="57D2699E"/>
@@ -11717,7 +12612,7 @@
       </w:rPr>
     </w:lvl>
   </w:abstractNum>
-  <w:abstractNum w:abstractNumId="31" w15:restartNumberingAfterBreak="0">
+  <w:abstractNum w:abstractNumId="32" w15:restartNumberingAfterBreak="0">
     <w:nsid w:val="5ECF757E"/>
     <w:multiLevelType w:val="hybridMultilevel"/>
     <w:tmpl w:val="7B946CD2"/>
@@ -11830,7 +12725,7 @@
       </w:rPr>
     </w:lvl>
   </w:abstractNum>
-  <w:abstractNum w:abstractNumId="32" w15:restartNumberingAfterBreak="0">
+  <w:abstractNum w:abstractNumId="33" w15:restartNumberingAfterBreak="0">
     <w:nsid w:val="5EF82D8B"/>
     <w:multiLevelType w:val="hybridMultilevel"/>
     <w:tmpl w:val="D80CDE0E"/>
@@ -11943,7 +12838,7 @@
       </w:rPr>
     </w:lvl>
   </w:abstractNum>
-  <w:abstractNum w:abstractNumId="33" w15:restartNumberingAfterBreak="0">
+  <w:abstractNum w:abstractNumId="34" w15:restartNumberingAfterBreak="0">
     <w:nsid w:val="5F2E42AC"/>
     <w:multiLevelType w:val="multilevel"/>
     <w:tmpl w:val="2CA65CB0"/>
@@ -12056,7 +12951,7 @@
       </w:rPr>
     </w:lvl>
   </w:abstractNum>
-  <w:abstractNum w:abstractNumId="34" w15:restartNumberingAfterBreak="0">
+  <w:abstractNum w:abstractNumId="35" w15:restartNumberingAfterBreak="0">
     <w:nsid w:val="61387FBF"/>
     <w:multiLevelType w:val="multilevel"/>
     <w:tmpl w:val="2CC28CAA"/>
@@ -12205,7 +13100,7 @@
       </w:rPr>
     </w:lvl>
   </w:abstractNum>
-  <w:abstractNum w:abstractNumId="35" w15:restartNumberingAfterBreak="0">
+  <w:abstractNum w:abstractNumId="36" w15:restartNumberingAfterBreak="0">
     <w:nsid w:val="628015E3"/>
     <w:multiLevelType w:val="multilevel"/>
     <w:tmpl w:val="9072C8CE"/>
@@ -12354,7 +13249,7 @@
       </w:rPr>
     </w:lvl>
   </w:abstractNum>
-  <w:abstractNum w:abstractNumId="36" w15:restartNumberingAfterBreak="0">
+  <w:abstractNum w:abstractNumId="37" w15:restartNumberingAfterBreak="0">
     <w:nsid w:val="65ED76F4"/>
     <w:multiLevelType w:val="hybridMultilevel"/>
     <w:tmpl w:val="A358DD44"/>
@@ -12467,7 +13362,7 @@
       </w:rPr>
     </w:lvl>
   </w:abstractNum>
-  <w:abstractNum w:abstractNumId="37" w15:restartNumberingAfterBreak="0">
+  <w:abstractNum w:abstractNumId="38" w15:restartNumberingAfterBreak="0">
     <w:nsid w:val="68D04F4F"/>
     <w:multiLevelType w:val="multilevel"/>
     <w:tmpl w:val="9E269C78"/>
@@ -12616,7 +13511,7 @@
       </w:rPr>
     </w:lvl>
   </w:abstractNum>
-  <w:abstractNum w:abstractNumId="38" w15:restartNumberingAfterBreak="0">
+  <w:abstractNum w:abstractNumId="39" w15:restartNumberingAfterBreak="0">
     <w:nsid w:val="6EB90897"/>
     <w:multiLevelType w:val="multilevel"/>
     <w:tmpl w:val="5428F26E"/>
@@ -12765,7 +13660,7 @@
       </w:rPr>
     </w:lvl>
   </w:abstractNum>
-  <w:abstractNum w:abstractNumId="39" w15:restartNumberingAfterBreak="0">
+  <w:abstractNum w:abstractNumId="40" w15:restartNumberingAfterBreak="0">
     <w:nsid w:val="6EF61993"/>
     <w:multiLevelType w:val="multilevel"/>
     <w:tmpl w:val="BE0AF814"/>
@@ -12914,7 +13809,7 @@
       </w:rPr>
     </w:lvl>
   </w:abstractNum>
-  <w:abstractNum w:abstractNumId="40" w15:restartNumberingAfterBreak="0">
+  <w:abstractNum w:abstractNumId="41" w15:restartNumberingAfterBreak="0">
     <w:nsid w:val="732C20E7"/>
     <w:multiLevelType w:val="multilevel"/>
     <w:tmpl w:val="AC9C5B84"/>
@@ -13063,7 +13958,120 @@
       </w:rPr>
     </w:lvl>
   </w:abstractNum>
-  <w:abstractNum w:abstractNumId="41" w15:restartNumberingAfterBreak="0">
+  <w:abstractNum w:abstractNumId="42" w15:restartNumberingAfterBreak="0">
+    <w:nsid w:val="74622D03"/>
+    <w:multiLevelType w:val="hybridMultilevel"/>
+    <w:tmpl w:val="1B1EBB48"/>
+    <w:lvl w:ilvl="0" w:tplc="040E0001">
+      <w:start w:val="1"/>
+      <w:numFmt w:val="bullet"/>
+      <w:lvlText w:val=""/>
+      <w:lvlJc w:val="left"/>
+      <w:pPr>
+        <w:ind w:left="1060" w:hanging="360"/>
+      </w:pPr>
+      <w:rPr>
+        <w:rFonts w:ascii="Symbol" w:hAnsi="Symbol" w:hint="default"/>
+      </w:rPr>
+    </w:lvl>
+    <w:lvl w:ilvl="1" w:tplc="040E0003" w:tentative="1">
+      <w:start w:val="1"/>
+      <w:numFmt w:val="bullet"/>
+      <w:lvlText w:val="o"/>
+      <w:lvlJc w:val="left"/>
+      <w:pPr>
+        <w:ind w:left="1780" w:hanging="360"/>
+      </w:pPr>
+      <w:rPr>
+        <w:rFonts w:ascii="Courier New" w:hAnsi="Courier New" w:cs="Courier New" w:hint="default"/>
+      </w:rPr>
+    </w:lvl>
+    <w:lvl w:ilvl="2" w:tplc="040E0005" w:tentative="1">
+      <w:start w:val="1"/>
+      <w:numFmt w:val="bullet"/>
+      <w:lvlText w:val=""/>
+      <w:lvlJc w:val="left"/>
+      <w:pPr>
+        <w:ind w:left="2500" w:hanging="360"/>
+      </w:pPr>
+      <w:rPr>
+        <w:rFonts w:ascii="Wingdings" w:hAnsi="Wingdings" w:hint="default"/>
+      </w:rPr>
+    </w:lvl>
+    <w:lvl w:ilvl="3" w:tplc="040E0001" w:tentative="1">
+      <w:start w:val="1"/>
+      <w:numFmt w:val="bullet"/>
+      <w:lvlText w:val=""/>
+      <w:lvlJc w:val="left"/>
+      <w:pPr>
+        <w:ind w:left="3220" w:hanging="360"/>
+      </w:pPr>
+      <w:rPr>
+        <w:rFonts w:ascii="Symbol" w:hAnsi="Symbol" w:hint="default"/>
+      </w:rPr>
+    </w:lvl>
+    <w:lvl w:ilvl="4" w:tplc="040E0003" w:tentative="1">
+      <w:start w:val="1"/>
+      <w:numFmt w:val="bullet"/>
+      <w:lvlText w:val="o"/>
+      <w:lvlJc w:val="left"/>
+      <w:pPr>
+        <w:ind w:left="3940" w:hanging="360"/>
+      </w:pPr>
+      <w:rPr>
+        <w:rFonts w:ascii="Courier New" w:hAnsi="Courier New" w:cs="Courier New" w:hint="default"/>
+      </w:rPr>
+    </w:lvl>
+    <w:lvl w:ilvl="5" w:tplc="040E0005" w:tentative="1">
+      <w:start w:val="1"/>
+      <w:numFmt w:val="bullet"/>
+      <w:lvlText w:val=""/>
+      <w:lvlJc w:val="left"/>
+      <w:pPr>
+        <w:ind w:left="4660" w:hanging="360"/>
+      </w:pPr>
+      <w:rPr>
+        <w:rFonts w:ascii="Wingdings" w:hAnsi="Wingdings" w:hint="default"/>
+      </w:rPr>
+    </w:lvl>
+    <w:lvl w:ilvl="6" w:tplc="040E0001" w:tentative="1">
+      <w:start w:val="1"/>
+      <w:numFmt w:val="bullet"/>
+      <w:lvlText w:val=""/>
+      <w:lvlJc w:val="left"/>
+      <w:pPr>
+        <w:ind w:left="5380" w:hanging="360"/>
+      </w:pPr>
+      <w:rPr>
+        <w:rFonts w:ascii="Symbol" w:hAnsi="Symbol" w:hint="default"/>
+      </w:rPr>
+    </w:lvl>
+    <w:lvl w:ilvl="7" w:tplc="040E0003" w:tentative="1">
+      <w:start w:val="1"/>
+      <w:numFmt w:val="bullet"/>
+      <w:lvlText w:val="o"/>
+      <w:lvlJc w:val="left"/>
+      <w:pPr>
+        <w:ind w:left="6100" w:hanging="360"/>
+      </w:pPr>
+      <w:rPr>
+        <w:rFonts w:ascii="Courier New" w:hAnsi="Courier New" w:cs="Courier New" w:hint="default"/>
+      </w:rPr>
+    </w:lvl>
+    <w:lvl w:ilvl="8" w:tplc="040E0005" w:tentative="1">
+      <w:start w:val="1"/>
+      <w:numFmt w:val="bullet"/>
+      <w:lvlText w:val=""/>
+      <w:lvlJc w:val="left"/>
+      <w:pPr>
+        <w:ind w:left="6820" w:hanging="360"/>
+      </w:pPr>
+      <w:rPr>
+        <w:rFonts w:ascii="Wingdings" w:hAnsi="Wingdings" w:hint="default"/>
+      </w:rPr>
+    </w:lvl>
+  </w:abstractNum>
+  <w:abstractNum w:abstractNumId="43" w15:restartNumberingAfterBreak="0">
     <w:nsid w:val="77042127"/>
     <w:multiLevelType w:val="hybridMultilevel"/>
     <w:tmpl w:val="3752D1CC"/>
@@ -13176,7 +14184,7 @@
       </w:rPr>
     </w:lvl>
   </w:abstractNum>
-  <w:abstractNum w:abstractNumId="42" w15:restartNumberingAfterBreak="0">
+  <w:abstractNum w:abstractNumId="44" w15:restartNumberingAfterBreak="0">
     <w:nsid w:val="7CE9583D"/>
     <w:multiLevelType w:val="multilevel"/>
     <w:tmpl w:val="BC686CFC"/>
@@ -13329,13 +14337,13 @@
     <w:abstractNumId w:val="12"/>
   </w:num>
   <w:num w:numId="2" w16cid:durableId="1664235338">
-    <w:abstractNumId w:val="33"/>
+    <w:abstractNumId w:val="34"/>
   </w:num>
   <w:num w:numId="3" w16cid:durableId="405298900">
     <w:abstractNumId w:val="12"/>
   </w:num>
   <w:num w:numId="4" w16cid:durableId="711155975">
-    <w:abstractNumId w:val="29"/>
+    <w:abstractNumId w:val="30"/>
   </w:num>
   <w:num w:numId="5" w16cid:durableId="1204177741">
     <w:abstractNumId w:val="10"/>
@@ -13344,7 +14352,7 @@
     <w:abstractNumId w:val="3"/>
   </w:num>
   <w:num w:numId="7" w16cid:durableId="1413114461">
-    <w:abstractNumId w:val="32"/>
+    <w:abstractNumId w:val="33"/>
   </w:num>
   <w:num w:numId="8" w16cid:durableId="721903014">
     <w:abstractNumId w:val="7"/>
@@ -13353,49 +14361,49 @@
     <w:abstractNumId w:val="6"/>
   </w:num>
   <w:num w:numId="10" w16cid:durableId="184249607">
-    <w:abstractNumId w:val="28"/>
+    <w:abstractNumId w:val="29"/>
   </w:num>
   <w:num w:numId="11" w16cid:durableId="1148591543">
     <w:abstractNumId w:val="9"/>
   </w:num>
   <w:num w:numId="12" w16cid:durableId="48455937">
-    <w:abstractNumId w:val="29"/>
+    <w:abstractNumId w:val="30"/>
   </w:num>
   <w:num w:numId="13" w16cid:durableId="366377493">
-    <w:abstractNumId w:val="17"/>
+    <w:abstractNumId w:val="18"/>
   </w:num>
   <w:num w:numId="14" w16cid:durableId="1109857984">
-    <w:abstractNumId w:val="22"/>
+    <w:abstractNumId w:val="23"/>
   </w:num>
   <w:num w:numId="15" w16cid:durableId="1960717878">
-    <w:abstractNumId w:val="14"/>
+    <w:abstractNumId w:val="15"/>
   </w:num>
   <w:num w:numId="16" w16cid:durableId="390469333">
-    <w:abstractNumId w:val="34"/>
+    <w:abstractNumId w:val="35"/>
   </w:num>
   <w:num w:numId="17" w16cid:durableId="99305784">
-    <w:abstractNumId w:val="35"/>
+    <w:abstractNumId w:val="36"/>
   </w:num>
   <w:num w:numId="18" w16cid:durableId="1106459903">
-    <w:abstractNumId w:val="24"/>
+    <w:abstractNumId w:val="25"/>
   </w:num>
   <w:num w:numId="19" w16cid:durableId="477455439">
     <w:abstractNumId w:val="5"/>
   </w:num>
   <w:num w:numId="20" w16cid:durableId="1246768279">
+    <w:abstractNumId w:val="32"/>
+  </w:num>
+  <w:num w:numId="21" w16cid:durableId="304701302">
+    <w:abstractNumId w:val="16"/>
+  </w:num>
+  <w:num w:numId="22" w16cid:durableId="1505172308">
+    <w:abstractNumId w:val="38"/>
+  </w:num>
+  <w:num w:numId="23" w16cid:durableId="2101412132">
     <w:abstractNumId w:val="31"/>
   </w:num>
-  <w:num w:numId="21" w16cid:durableId="304701302">
-    <w:abstractNumId w:val="15"/>
-  </w:num>
-  <w:num w:numId="22" w16cid:durableId="1505172308">
-    <w:abstractNumId w:val="37"/>
-  </w:num>
-  <w:num w:numId="23" w16cid:durableId="2101412132">
-    <w:abstractNumId w:val="30"/>
-  </w:num>
   <w:num w:numId="24" w16cid:durableId="1908802944">
-    <w:abstractNumId w:val="39"/>
+    <w:abstractNumId w:val="40"/>
   </w:num>
   <w:num w:numId="25" w16cid:durableId="1272668634">
     <w:abstractNumId w:val="4"/>
@@ -13404,22 +14412,22 @@
     <w:abstractNumId w:val="13"/>
   </w:num>
   <w:num w:numId="27" w16cid:durableId="1469862672">
-    <w:abstractNumId w:val="23"/>
+    <w:abstractNumId w:val="24"/>
   </w:num>
   <w:num w:numId="28" w16cid:durableId="1333604115">
     <w:abstractNumId w:val="0"/>
   </w:num>
   <w:num w:numId="29" w16cid:durableId="1625883443">
-    <w:abstractNumId w:val="36"/>
+    <w:abstractNumId w:val="37"/>
   </w:num>
   <w:num w:numId="30" w16cid:durableId="1921674840">
-    <w:abstractNumId w:val="16"/>
+    <w:abstractNumId w:val="17"/>
   </w:num>
   <w:num w:numId="31" w16cid:durableId="2097750459">
-    <w:abstractNumId w:val="42"/>
+    <w:abstractNumId w:val="44"/>
   </w:num>
   <w:num w:numId="32" w16cid:durableId="829784011">
-    <w:abstractNumId w:val="41"/>
+    <w:abstractNumId w:val="43"/>
   </w:num>
   <w:num w:numId="33" w16cid:durableId="212276381">
     <w:abstractNumId w:val="11"/>
@@ -13428,22 +14436,22 @@
     <w:abstractNumId w:val="2"/>
   </w:num>
   <w:num w:numId="35" w16cid:durableId="17894001">
-    <w:abstractNumId w:val="20"/>
+    <w:abstractNumId w:val="21"/>
   </w:num>
   <w:num w:numId="36" w16cid:durableId="1638604245">
-    <w:abstractNumId w:val="25"/>
+    <w:abstractNumId w:val="26"/>
   </w:num>
   <w:num w:numId="37" w16cid:durableId="565380267">
-    <w:abstractNumId w:val="38"/>
+    <w:abstractNumId w:val="39"/>
   </w:num>
   <w:num w:numId="38" w16cid:durableId="1791312893">
-    <w:abstractNumId w:val="21"/>
+    <w:abstractNumId w:val="22"/>
   </w:num>
   <w:num w:numId="39" w16cid:durableId="1191721059">
-    <w:abstractNumId w:val="40"/>
+    <w:abstractNumId w:val="41"/>
   </w:num>
   <w:num w:numId="40" w16cid:durableId="1420712319">
-    <w:abstractNumId w:val="19"/>
+    <w:abstractNumId w:val="20"/>
   </w:num>
   <w:num w:numId="41" w16cid:durableId="494689529">
     <w:abstractNumId w:val="1"/>
@@ -13452,13 +14460,19 @@
     <w:abstractNumId w:val="8"/>
   </w:num>
   <w:num w:numId="43" w16cid:durableId="1204438098">
-    <w:abstractNumId w:val="26"/>
+    <w:abstractNumId w:val="27"/>
   </w:num>
   <w:num w:numId="44" w16cid:durableId="455178937">
-    <w:abstractNumId w:val="18"/>
+    <w:abstractNumId w:val="19"/>
   </w:num>
   <w:num w:numId="45" w16cid:durableId="1059010388">
-    <w:abstractNumId w:val="27"/>
+    <w:abstractNumId w:val="28"/>
+  </w:num>
+  <w:num w:numId="46" w16cid:durableId="983049427">
+    <w:abstractNumId w:val="42"/>
+  </w:num>
+  <w:num w:numId="47" w16cid:durableId="693075566">
+    <w:abstractNumId w:val="14"/>
   </w:num>
 </w:numbering>
 </file>
@@ -14982,6 +15996,15 @@
 </file>
 
 <file path=customXml/item1.xml><?xml version="1.0" encoding="utf-8"?>
+<?mso-contentType ?>
+<FormTemplates xmlns="http://schemas.microsoft.com/sharepoint/v3/contenttype/forms">
+  <Display>DocumentLibraryForm</Display>
+  <Edit>DocumentLibraryForm</Edit>
+  <New>DocumentLibraryForm</New>
+</FormTemplates>
+</file>
+
+<file path=customXml/item2.xml><?xml version="1.0" encoding="utf-8"?>
 <ct:contentTypeSchema xmlns:ct="http://schemas.microsoft.com/office/2006/metadata/contentType" xmlns:ma="http://schemas.microsoft.com/office/2006/metadata/properties/metaAttributes" ct:_="" ma:_="" ma:contentTypeName="Dokumentum" ma:contentTypeID="0x010100D3B91EDF72E14E4CB455A7CDA503C0EE" ma:contentTypeVersion="13" ma:contentTypeDescription="Új dokumentum létrehozása." ma:contentTypeScope="" ma:versionID="b4280526ac685c11215013c77eeea0ab">
   <xsd:schema xmlns:xsd="http://www.w3.org/2001/XMLSchema" xmlns:xs="http://www.w3.org/2001/XMLSchema" xmlns:p="http://schemas.microsoft.com/office/2006/metadata/properties" xmlns:ns2="37c60eec-9cb3-400a-9334-3ebf97be2876" xmlns:ns3="7664362d-1707-476c-9a7a-9cf02496d35a" targetNamespace="http://schemas.microsoft.com/office/2006/metadata/properties" ma:root="true" ma:fieldsID="19d471ee8269f5e0eca01839194d6bbb" ns2:_="" ns3:_="">
     <xsd:import namespace="37c60eec-9cb3-400a-9334-3ebf97be2876"/>
@@ -15188,16 +16211,11 @@
 </ct:contentTypeSchema>
 </file>
 
-<file path=customXml/item2.xml><?xml version="1.0" encoding="utf-8"?>
-<?mso-contentType ?>
-<FormTemplates xmlns="http://schemas.microsoft.com/sharepoint/v3/contenttype/forms">
-  <Display>DocumentLibraryForm</Display>
-  <Edit>DocumentLibraryForm</Edit>
-  <New>DocumentLibraryForm</New>
-</FormTemplates>
+<file path=customXml/item3.xml><?xml version="1.0" encoding="utf-8"?>
+<b:Sources xmlns:b="http://schemas.openxmlformats.org/officeDocument/2006/bibliography" xmlns="http://schemas.openxmlformats.org/officeDocument/2006/bibliography" SelectedStyle="\APA.XSL" StyleName="APA"/>
 </file>
 
-<file path=customXml/item3.xml><?xml version="1.0" encoding="utf-8"?>
+<file path=customXml/item4.xml><?xml version="1.0" encoding="utf-8"?>
 <p:properties xmlns:p="http://schemas.microsoft.com/office/2006/metadata/properties" xmlns:xsi="http://www.w3.org/2001/XMLSchema-instance" xmlns:pc="http://schemas.microsoft.com/office/infopath/2007/PartnerControls">
   <documentManagement>
     <lcf76f155ced4ddcb4097134ff3c332f xmlns="37c60eec-9cb3-400a-9334-3ebf97be2876">
@@ -15208,11 +16226,15 @@
 </p:properties>
 </file>
 
-<file path=customXml/item4.xml><?xml version="1.0" encoding="utf-8"?>
-<b:Sources xmlns:b="http://schemas.openxmlformats.org/officeDocument/2006/bibliography" xmlns="http://schemas.openxmlformats.org/officeDocument/2006/bibliography" SelectedStyle="\APA.XSL" StyleName="APA"/>
+<file path=customXml/itemProps1.xml><?xml version="1.0" encoding="utf-8"?>
+<ds:datastoreItem xmlns:ds="http://schemas.openxmlformats.org/officeDocument/2006/customXml" ds:itemID="{49E9CE2F-4863-430F-A73B-CD3063AB172E}">
+  <ds:schemaRefs>
+    <ds:schemaRef ds:uri="http://schemas.microsoft.com/sharepoint/v3/contenttype/forms"/>
+  </ds:schemaRefs>
+</ds:datastoreItem>
 </file>
 
-<file path=customXml/itemProps1.xml><?xml version="1.0" encoding="utf-8"?>
+<file path=customXml/itemProps2.xml><?xml version="1.0" encoding="utf-8"?>
 <ds:datastoreItem xmlns:ds="http://schemas.openxmlformats.org/officeDocument/2006/customXml" ds:itemID="{0F6A0A84-3C61-4C91-A7A8-65F7DADC2505}">
   <ds:schemaRefs>
     <ds:schemaRef ds:uri="http://schemas.microsoft.com/office/2006/metadata/contentType"/>
@@ -15231,15 +16253,15 @@
 </ds:datastoreItem>
 </file>
 
-<file path=customXml/itemProps2.xml><?xml version="1.0" encoding="utf-8"?>
-<ds:datastoreItem xmlns:ds="http://schemas.openxmlformats.org/officeDocument/2006/customXml" ds:itemID="{49E9CE2F-4863-430F-A73B-CD3063AB172E}">
+<file path=customXml/itemProps3.xml><?xml version="1.0" encoding="utf-8"?>
+<ds:datastoreItem xmlns:ds="http://schemas.openxmlformats.org/officeDocument/2006/customXml" ds:itemID="{5B5DE3F8-EE46-4086-9AE9-D8D7D2F3DF66}">
   <ds:schemaRefs>
-    <ds:schemaRef ds:uri="http://schemas.microsoft.com/sharepoint/v3/contenttype/forms"/>
+    <ds:schemaRef ds:uri="http://schemas.openxmlformats.org/officeDocument/2006/bibliography"/>
   </ds:schemaRefs>
 </ds:datastoreItem>
 </file>
 
-<file path=customXml/itemProps3.xml><?xml version="1.0" encoding="utf-8"?>
+<file path=customXml/itemProps4.xml><?xml version="1.0" encoding="utf-8"?>
 <ds:datastoreItem xmlns:ds="http://schemas.openxmlformats.org/officeDocument/2006/customXml" ds:itemID="{4683CF39-CBC1-469A-88EA-F31417A0D119}">
   <ds:schemaRefs>
     <ds:schemaRef ds:uri="http://schemas.microsoft.com/office/2006/metadata/properties"/>
@@ -15248,12 +16270,4 @@
     <ds:schemaRef ds:uri="7664362d-1707-476c-9a7a-9cf02496d35a"/>
   </ds:schemaRefs>
 </ds:datastoreItem>
-</file>
-
-<file path=customXml/itemProps4.xml><?xml version="1.0" encoding="utf-8"?>
-<ds:datastoreItem xmlns:ds="http://schemas.openxmlformats.org/officeDocument/2006/customXml" ds:itemID="{5B5DE3F8-EE46-4086-9AE9-D8D7D2F3DF66}">
-  <ds:schemaRefs>
-    <ds:schemaRef ds:uri="http://schemas.openxmlformats.org/officeDocument/2006/bibliography"/>
-  </ds:schemaRefs>
-</ds:datastoreItem>
 </file>
--- a/Vizsgaremek_elvaras_minta.docx
+++ b/Vizsgaremek_elvaras_minta.docx
@@ -225,21 +225,12 @@
           <w:szCs w:val="24"/>
         </w:rPr>
       </w:pPr>
-      <w:proofErr w:type="spellStart"/>
       <w:r>
         <w:rPr>
           <w:rFonts w:ascii="Times New Roman CE" w:hAnsi="Times New Roman CE" w:cs="Times New Roman"/>
           <w:szCs w:val="24"/>
         </w:rPr>
-        <w:t>Czibók</w:t>
-      </w:r>
-      <w:proofErr w:type="spellEnd"/>
-      <w:r>
-        <w:rPr>
-          <w:rFonts w:ascii="Times New Roman CE" w:hAnsi="Times New Roman CE" w:cs="Times New Roman"/>
-          <w:szCs w:val="24"/>
-        </w:rPr>
-        <w:t xml:space="preserve"> Bence</w:t>
+        <w:t>Czibók Bence</w:t>
       </w:r>
     </w:p>
     <w:p>
@@ -353,14 +344,15 @@
           <w:pPr>
             <w:pStyle w:val="TJ1"/>
             <w:tabs>
-              <w:tab w:val="left" w:pos="880"/>
-              <w:tab w:val="right" w:leader="dot" w:pos="8720"/>
+              <w:tab w:val="left" w:pos="720"/>
+              <w:tab w:val="right" w:leader="dot" w:pos="8776"/>
             </w:tabs>
-            <w:spacing w:line="360" w:lineRule="auto"/>
-            <w:jc w:val="both"/>
             <w:rPr>
-              <w:rFonts w:ascii="Times New Roman CE" w:hAnsi="Times New Roman CE" w:cs="Times New Roman"/>
               <w:noProof/>
+              <w:kern w:val="2"/>
+              <w:sz w:val="24"/>
+              <w:szCs w:val="24"/>
+              <w14:ligatures w14:val="standardContextual"/>
             </w:rPr>
           </w:pPr>
           <w:r>
@@ -381,7 +373,7 @@
             </w:rPr>
             <w:fldChar w:fldCharType="separate"/>
           </w:r>
-          <w:hyperlink w:anchor="_Toc225848930" w:history="1">
+          <w:hyperlink w:anchor="_Toc226634544" w:history="1">
             <w:r>
               <w:rPr>
                 <w:rStyle w:val="Hiperhivatkozs"/>
@@ -392,8 +384,11 @@
             </w:r>
             <w:r>
               <w:rPr>
-                <w:rFonts w:ascii="Times New Roman CE" w:hAnsi="Times New Roman CE" w:cs="Times New Roman"/>
-                <w:noProof/>
+                <w:noProof/>
+                <w:kern w:val="2"/>
+                <w:sz w:val="24"/>
+                <w:szCs w:val="24"/>
+                <w14:ligatures w14:val="standardContextual"/>
               </w:rPr>
               <w:tab/>
             </w:r>
@@ -407,7 +402,6 @@
             </w:r>
             <w:r>
               <w:rPr>
-                <w:rFonts w:ascii="Times New Roman CE" w:hAnsi="Times New Roman CE" w:cs="Times New Roman"/>
                 <w:noProof/>
                 <w:webHidden/>
               </w:rPr>
@@ -415,7 +409,6 @@
             </w:r>
             <w:r>
               <w:rPr>
-                <w:rFonts w:ascii="Times New Roman CE" w:hAnsi="Times New Roman CE" w:cs="Times New Roman"/>
                 <w:noProof/>
                 <w:webHidden/>
               </w:rPr>
@@ -423,22 +416,19 @@
             </w:r>
             <w:r>
               <w:rPr>
-                <w:rFonts w:ascii="Times New Roman CE" w:hAnsi="Times New Roman CE" w:cs="Times New Roman"/>
-                <w:noProof/>
-                <w:webHidden/>
-              </w:rPr>
-              <w:instrText xml:space="preserve"> PAGEREF _Toc225848930 \h </w:instrText>
-            </w:r>
-            <w:r>
-              <w:rPr>
-                <w:rFonts w:ascii="Times New Roman CE" w:hAnsi="Times New Roman CE" w:cs="Times New Roman"/>
-                <w:noProof/>
-                <w:webHidden/>
-              </w:rPr>
-            </w:r>
-            <w:r>
-              <w:rPr>
-                <w:rFonts w:ascii="Times New Roman CE" w:hAnsi="Times New Roman CE" w:cs="Times New Roman"/>
+                <w:noProof/>
+                <w:webHidden/>
+              </w:rPr>
+              <w:instrText xml:space="preserve"> PAGEREF _Toc226634544 \h </w:instrText>
+            </w:r>
+            <w:r>
+              <w:rPr>
+                <w:noProof/>
+                <w:webHidden/>
+              </w:rPr>
+            </w:r>
+            <w:r>
+              <w:rPr>
                 <w:noProof/>
                 <w:webHidden/>
               </w:rPr>
@@ -446,7 +436,6 @@
             </w:r>
             <w:r>
               <w:rPr>
-                <w:rFonts w:ascii="Times New Roman CE" w:hAnsi="Times New Roman CE" w:cs="Times New Roman"/>
                 <w:noProof/>
                 <w:webHidden/>
               </w:rPr>
@@ -454,7 +443,6 @@
             </w:r>
             <w:r>
               <w:rPr>
-                <w:rFonts w:ascii="Times New Roman CE" w:hAnsi="Times New Roman CE" w:cs="Times New Roman"/>
                 <w:noProof/>
                 <w:webHidden/>
               </w:rPr>
@@ -465,14 +453,15 @@
         <w:p>
           <w:pPr>
             <w:pStyle w:val="TJ2"/>
-            <w:spacing w:line="360" w:lineRule="auto"/>
-            <w:jc w:val="both"/>
             <w:rPr>
-              <w:rFonts w:ascii="Times New Roman CE" w:hAnsi="Times New Roman CE" w:cs="Times New Roman"/>
               <w:noProof/>
+              <w:kern w:val="2"/>
+              <w:sz w:val="24"/>
+              <w:szCs w:val="24"/>
+              <w14:ligatures w14:val="standardContextual"/>
             </w:rPr>
           </w:pPr>
-          <w:hyperlink w:anchor="_Toc225848931" w:history="1">
+          <w:hyperlink w:anchor="_Toc226634545" w:history="1">
             <w:r>
               <w:rPr>
                 <w:rStyle w:val="Hiperhivatkozs"/>
@@ -483,8 +472,11 @@
             </w:r>
             <w:r>
               <w:rPr>
-                <w:rFonts w:ascii="Times New Roman CE" w:hAnsi="Times New Roman CE" w:cs="Times New Roman"/>
-                <w:noProof/>
+                <w:noProof/>
+                <w:kern w:val="2"/>
+                <w:sz w:val="24"/>
+                <w:szCs w:val="24"/>
+                <w14:ligatures w14:val="standardContextual"/>
               </w:rPr>
               <w:tab/>
             </w:r>
@@ -498,7 +490,6 @@
             </w:r>
             <w:r>
               <w:rPr>
-                <w:rFonts w:ascii="Times New Roman CE" w:hAnsi="Times New Roman CE" w:cs="Times New Roman"/>
                 <w:noProof/>
                 <w:webHidden/>
               </w:rPr>
@@ -506,7 +497,6 @@
             </w:r>
             <w:r>
               <w:rPr>
-                <w:rFonts w:ascii="Times New Roman CE" w:hAnsi="Times New Roman CE" w:cs="Times New Roman"/>
                 <w:noProof/>
                 <w:webHidden/>
               </w:rPr>
@@ -514,22 +504,19 @@
             </w:r>
             <w:r>
               <w:rPr>
-                <w:rFonts w:ascii="Times New Roman CE" w:hAnsi="Times New Roman CE" w:cs="Times New Roman"/>
-                <w:noProof/>
-                <w:webHidden/>
-              </w:rPr>
-              <w:instrText xml:space="preserve"> PAGEREF _Toc225848931 \h </w:instrText>
-            </w:r>
-            <w:r>
-              <w:rPr>
-                <w:rFonts w:ascii="Times New Roman CE" w:hAnsi="Times New Roman CE" w:cs="Times New Roman"/>
-                <w:noProof/>
-                <w:webHidden/>
-              </w:rPr>
-            </w:r>
-            <w:r>
-              <w:rPr>
-                <w:rFonts w:ascii="Times New Roman CE" w:hAnsi="Times New Roman CE" w:cs="Times New Roman"/>
+                <w:noProof/>
+                <w:webHidden/>
+              </w:rPr>
+              <w:instrText xml:space="preserve"> PAGEREF _Toc226634545 \h </w:instrText>
+            </w:r>
+            <w:r>
+              <w:rPr>
+                <w:noProof/>
+                <w:webHidden/>
+              </w:rPr>
+            </w:r>
+            <w:r>
+              <w:rPr>
                 <w:noProof/>
                 <w:webHidden/>
               </w:rPr>
@@ -537,7 +524,6 @@
             </w:r>
             <w:r>
               <w:rPr>
-                <w:rFonts w:ascii="Times New Roman CE" w:hAnsi="Times New Roman CE" w:cs="Times New Roman"/>
                 <w:noProof/>
                 <w:webHidden/>
               </w:rPr>
@@ -545,7 +531,6 @@
             </w:r>
             <w:r>
               <w:rPr>
-                <w:rFonts w:ascii="Times New Roman CE" w:hAnsi="Times New Roman CE" w:cs="Times New Roman"/>
                 <w:noProof/>
                 <w:webHidden/>
               </w:rPr>
@@ -556,14 +541,15 @@
         <w:p>
           <w:pPr>
             <w:pStyle w:val="TJ2"/>
-            <w:spacing w:line="360" w:lineRule="auto"/>
-            <w:jc w:val="both"/>
             <w:rPr>
-              <w:rFonts w:ascii="Times New Roman CE" w:hAnsi="Times New Roman CE" w:cs="Times New Roman"/>
               <w:noProof/>
+              <w:kern w:val="2"/>
+              <w:sz w:val="24"/>
+              <w:szCs w:val="24"/>
+              <w14:ligatures w14:val="standardContextual"/>
             </w:rPr>
           </w:pPr>
-          <w:hyperlink w:anchor="_Toc225848932" w:history="1">
+          <w:hyperlink w:anchor="_Toc226634546" w:history="1">
             <w:r>
               <w:rPr>
                 <w:rStyle w:val="Hiperhivatkozs"/>
@@ -574,8 +560,11 @@
             </w:r>
             <w:r>
               <w:rPr>
-                <w:rFonts w:ascii="Times New Roman CE" w:hAnsi="Times New Roman CE" w:cs="Times New Roman"/>
-                <w:noProof/>
+                <w:noProof/>
+                <w:kern w:val="2"/>
+                <w:sz w:val="24"/>
+                <w:szCs w:val="24"/>
+                <w14:ligatures w14:val="standardContextual"/>
               </w:rPr>
               <w:tab/>
             </w:r>
@@ -585,11 +574,10 @@
                 <w:rFonts w:ascii="Times New Roman CE" w:hAnsi="Times New Roman CE" w:cs="Times New Roman"/>
                 <w:noProof/>
               </w:rPr>
-              <w:t>Felhasznált ismereket</w:t>
-            </w:r>
-            <w:r>
-              <w:rPr>
-                <w:rFonts w:ascii="Times New Roman CE" w:hAnsi="Times New Roman CE" w:cs="Times New Roman"/>
+              <w:t>Felhasznált ismeretek</w:t>
+            </w:r>
+            <w:r>
+              <w:rPr>
                 <w:noProof/>
                 <w:webHidden/>
               </w:rPr>
@@ -597,7 +585,6 @@
             </w:r>
             <w:r>
               <w:rPr>
-                <w:rFonts w:ascii="Times New Roman CE" w:hAnsi="Times New Roman CE" w:cs="Times New Roman"/>
                 <w:noProof/>
                 <w:webHidden/>
               </w:rPr>
@@ -605,22 +592,19 @@
             </w:r>
             <w:r>
               <w:rPr>
-                <w:rFonts w:ascii="Times New Roman CE" w:hAnsi="Times New Roman CE" w:cs="Times New Roman"/>
-                <w:noProof/>
-                <w:webHidden/>
-              </w:rPr>
-              <w:instrText xml:space="preserve"> PAGEREF _Toc225848932 \h </w:instrText>
-            </w:r>
-            <w:r>
-              <w:rPr>
-                <w:rFonts w:ascii="Times New Roman CE" w:hAnsi="Times New Roman CE" w:cs="Times New Roman"/>
-                <w:noProof/>
-                <w:webHidden/>
-              </w:rPr>
-            </w:r>
-            <w:r>
-              <w:rPr>
-                <w:rFonts w:ascii="Times New Roman CE" w:hAnsi="Times New Roman CE" w:cs="Times New Roman"/>
+                <w:noProof/>
+                <w:webHidden/>
+              </w:rPr>
+              <w:instrText xml:space="preserve"> PAGEREF _Toc226634546 \h </w:instrText>
+            </w:r>
+            <w:r>
+              <w:rPr>
+                <w:noProof/>
+                <w:webHidden/>
+              </w:rPr>
+            </w:r>
+            <w:r>
+              <w:rPr>
                 <w:noProof/>
                 <w:webHidden/>
               </w:rPr>
@@ -628,7 +612,6 @@
             </w:r>
             <w:r>
               <w:rPr>
-                <w:rFonts w:ascii="Times New Roman CE" w:hAnsi="Times New Roman CE" w:cs="Times New Roman"/>
                 <w:noProof/>
                 <w:webHidden/>
               </w:rPr>
@@ -636,7 +619,6 @@
             </w:r>
             <w:r>
               <w:rPr>
-                <w:rFonts w:ascii="Times New Roman CE" w:hAnsi="Times New Roman CE" w:cs="Times New Roman"/>
                 <w:noProof/>
                 <w:webHidden/>
               </w:rPr>
@@ -647,14 +629,15 @@
         <w:p>
           <w:pPr>
             <w:pStyle w:val="TJ2"/>
-            <w:spacing w:line="360" w:lineRule="auto"/>
-            <w:jc w:val="both"/>
             <w:rPr>
-              <w:rFonts w:ascii="Times New Roman CE" w:hAnsi="Times New Roman CE" w:cs="Times New Roman"/>
               <w:noProof/>
+              <w:kern w:val="2"/>
+              <w:sz w:val="24"/>
+              <w:szCs w:val="24"/>
+              <w14:ligatures w14:val="standardContextual"/>
             </w:rPr>
           </w:pPr>
-          <w:hyperlink w:anchor="_Toc225848933" w:history="1">
+          <w:hyperlink w:anchor="_Toc226634547" w:history="1">
             <w:r>
               <w:rPr>
                 <w:rStyle w:val="Hiperhivatkozs"/>
@@ -665,8 +648,11 @@
             </w:r>
             <w:r>
               <w:rPr>
-                <w:rFonts w:ascii="Times New Roman CE" w:hAnsi="Times New Roman CE" w:cs="Times New Roman"/>
-                <w:noProof/>
+                <w:noProof/>
+                <w:kern w:val="2"/>
+                <w:sz w:val="24"/>
+                <w:szCs w:val="24"/>
+                <w14:ligatures w14:val="standardContextual"/>
               </w:rPr>
               <w:tab/>
             </w:r>
@@ -680,7 +666,6 @@
             </w:r>
             <w:r>
               <w:rPr>
-                <w:rFonts w:ascii="Times New Roman CE" w:hAnsi="Times New Roman CE" w:cs="Times New Roman"/>
                 <w:noProof/>
                 <w:webHidden/>
               </w:rPr>
@@ -688,7 +673,6 @@
             </w:r>
             <w:r>
               <w:rPr>
-                <w:rFonts w:ascii="Times New Roman CE" w:hAnsi="Times New Roman CE" w:cs="Times New Roman"/>
                 <w:noProof/>
                 <w:webHidden/>
               </w:rPr>
@@ -696,22 +680,19 @@
             </w:r>
             <w:r>
               <w:rPr>
-                <w:rFonts w:ascii="Times New Roman CE" w:hAnsi="Times New Roman CE" w:cs="Times New Roman"/>
-                <w:noProof/>
-                <w:webHidden/>
-              </w:rPr>
-              <w:instrText xml:space="preserve"> PAGEREF _Toc225848933 \h </w:instrText>
-            </w:r>
-            <w:r>
-              <w:rPr>
-                <w:rFonts w:ascii="Times New Roman CE" w:hAnsi="Times New Roman CE" w:cs="Times New Roman"/>
-                <w:noProof/>
-                <w:webHidden/>
-              </w:rPr>
-            </w:r>
-            <w:r>
-              <w:rPr>
-                <w:rFonts w:ascii="Times New Roman CE" w:hAnsi="Times New Roman CE" w:cs="Times New Roman"/>
+                <w:noProof/>
+                <w:webHidden/>
+              </w:rPr>
+              <w:instrText xml:space="preserve"> PAGEREF _Toc226634547 \h </w:instrText>
+            </w:r>
+            <w:r>
+              <w:rPr>
+                <w:noProof/>
+                <w:webHidden/>
+              </w:rPr>
+            </w:r>
+            <w:r>
+              <w:rPr>
                 <w:noProof/>
                 <w:webHidden/>
               </w:rPr>
@@ -719,7 +700,6 @@
             </w:r>
             <w:r>
               <w:rPr>
-                <w:rFonts w:ascii="Times New Roman CE" w:hAnsi="Times New Roman CE" w:cs="Times New Roman"/>
                 <w:noProof/>
                 <w:webHidden/>
               </w:rPr>
@@ -727,7 +707,6 @@
             </w:r>
             <w:r>
               <w:rPr>
-                <w:rFonts w:ascii="Times New Roman CE" w:hAnsi="Times New Roman CE" w:cs="Times New Roman"/>
                 <w:noProof/>
                 <w:webHidden/>
               </w:rPr>
@@ -738,14 +717,15 @@
         <w:p>
           <w:pPr>
             <w:pStyle w:val="TJ2"/>
-            <w:spacing w:line="360" w:lineRule="auto"/>
-            <w:jc w:val="both"/>
             <w:rPr>
-              <w:rFonts w:ascii="Times New Roman CE" w:hAnsi="Times New Roman CE" w:cs="Times New Roman"/>
               <w:noProof/>
+              <w:kern w:val="2"/>
+              <w:sz w:val="24"/>
+              <w:szCs w:val="24"/>
+              <w14:ligatures w14:val="standardContextual"/>
             </w:rPr>
           </w:pPr>
-          <w:hyperlink w:anchor="_Toc225848934" w:history="1">
+          <w:hyperlink w:anchor="_Toc226634548" w:history="1">
             <w:r>
               <w:rPr>
                 <w:rStyle w:val="Hiperhivatkozs"/>
@@ -756,8 +736,11 @@
             </w:r>
             <w:r>
               <w:rPr>
-                <w:rFonts w:ascii="Times New Roman CE" w:hAnsi="Times New Roman CE" w:cs="Times New Roman"/>
-                <w:noProof/>
+                <w:noProof/>
+                <w:kern w:val="2"/>
+                <w:sz w:val="24"/>
+                <w:szCs w:val="24"/>
+                <w14:ligatures w14:val="standardContextual"/>
               </w:rPr>
               <w:tab/>
             </w:r>
@@ -771,7 +754,6 @@
             </w:r>
             <w:r>
               <w:rPr>
-                <w:rFonts w:ascii="Times New Roman CE" w:hAnsi="Times New Roman CE" w:cs="Times New Roman"/>
                 <w:noProof/>
                 <w:webHidden/>
               </w:rPr>
@@ -779,7 +761,6 @@
             </w:r>
             <w:r>
               <w:rPr>
-                <w:rFonts w:ascii="Times New Roman CE" w:hAnsi="Times New Roman CE" w:cs="Times New Roman"/>
                 <w:noProof/>
                 <w:webHidden/>
               </w:rPr>
@@ -787,22 +768,19 @@
             </w:r>
             <w:r>
               <w:rPr>
-                <w:rFonts w:ascii="Times New Roman CE" w:hAnsi="Times New Roman CE" w:cs="Times New Roman"/>
-                <w:noProof/>
-                <w:webHidden/>
-              </w:rPr>
-              <w:instrText xml:space="preserve"> PAGEREF _Toc225848934 \h </w:instrText>
-            </w:r>
-            <w:r>
-              <w:rPr>
-                <w:rFonts w:ascii="Times New Roman CE" w:hAnsi="Times New Roman CE" w:cs="Times New Roman"/>
-                <w:noProof/>
-                <w:webHidden/>
-              </w:rPr>
-            </w:r>
-            <w:r>
-              <w:rPr>
-                <w:rFonts w:ascii="Times New Roman CE" w:hAnsi="Times New Roman CE" w:cs="Times New Roman"/>
+                <w:noProof/>
+                <w:webHidden/>
+              </w:rPr>
+              <w:instrText xml:space="preserve"> PAGEREF _Toc226634548 \h </w:instrText>
+            </w:r>
+            <w:r>
+              <w:rPr>
+                <w:noProof/>
+                <w:webHidden/>
+              </w:rPr>
+            </w:r>
+            <w:r>
+              <w:rPr>
                 <w:noProof/>
                 <w:webHidden/>
               </w:rPr>
@@ -810,7 +788,6 @@
             </w:r>
             <w:r>
               <w:rPr>
-                <w:rFonts w:ascii="Times New Roman CE" w:hAnsi="Times New Roman CE" w:cs="Times New Roman"/>
                 <w:noProof/>
                 <w:webHidden/>
               </w:rPr>
@@ -818,7 +795,6 @@
             </w:r>
             <w:r>
               <w:rPr>
-                <w:rFonts w:ascii="Times New Roman CE" w:hAnsi="Times New Roman CE" w:cs="Times New Roman"/>
                 <w:noProof/>
                 <w:webHidden/>
               </w:rPr>
@@ -830,17 +806,18 @@
           <w:pPr>
             <w:pStyle w:val="TJ1"/>
             <w:tabs>
-              <w:tab w:val="left" w:pos="880"/>
-              <w:tab w:val="right" w:leader="dot" w:pos="8720"/>
+              <w:tab w:val="left" w:pos="720"/>
+              <w:tab w:val="right" w:leader="dot" w:pos="8776"/>
             </w:tabs>
-            <w:spacing w:line="360" w:lineRule="auto"/>
-            <w:jc w:val="both"/>
             <w:rPr>
-              <w:rFonts w:ascii="Times New Roman CE" w:hAnsi="Times New Roman CE" w:cs="Times New Roman"/>
               <w:noProof/>
+              <w:kern w:val="2"/>
+              <w:sz w:val="24"/>
+              <w:szCs w:val="24"/>
+              <w14:ligatures w14:val="standardContextual"/>
             </w:rPr>
           </w:pPr>
-          <w:hyperlink w:anchor="_Toc225848935" w:history="1">
+          <w:hyperlink w:anchor="_Toc226634549" w:history="1">
             <w:r>
               <w:rPr>
                 <w:rStyle w:val="Hiperhivatkozs"/>
@@ -851,8 +828,11 @@
             </w:r>
             <w:r>
               <w:rPr>
-                <w:rFonts w:ascii="Times New Roman CE" w:hAnsi="Times New Roman CE" w:cs="Times New Roman"/>
-                <w:noProof/>
+                <w:noProof/>
+                <w:kern w:val="2"/>
+                <w:sz w:val="24"/>
+                <w:szCs w:val="24"/>
+                <w14:ligatures w14:val="standardContextual"/>
               </w:rPr>
               <w:tab/>
             </w:r>
@@ -866,7 +846,6 @@
             </w:r>
             <w:r>
               <w:rPr>
-                <w:rFonts w:ascii="Times New Roman CE" w:hAnsi="Times New Roman CE" w:cs="Times New Roman"/>
                 <w:noProof/>
                 <w:webHidden/>
               </w:rPr>
@@ -874,7 +853,6 @@
             </w:r>
             <w:r>
               <w:rPr>
-                <w:rFonts w:ascii="Times New Roman CE" w:hAnsi="Times New Roman CE" w:cs="Times New Roman"/>
                 <w:noProof/>
                 <w:webHidden/>
               </w:rPr>
@@ -882,22 +860,19 @@
             </w:r>
             <w:r>
               <w:rPr>
-                <w:rFonts w:ascii="Times New Roman CE" w:hAnsi="Times New Roman CE" w:cs="Times New Roman"/>
-                <w:noProof/>
-                <w:webHidden/>
-              </w:rPr>
-              <w:instrText xml:space="preserve"> PAGEREF _Toc225848935 \h </w:instrText>
-            </w:r>
-            <w:r>
-              <w:rPr>
-                <w:rFonts w:ascii="Times New Roman CE" w:hAnsi="Times New Roman CE" w:cs="Times New Roman"/>
-                <w:noProof/>
-                <w:webHidden/>
-              </w:rPr>
-            </w:r>
-            <w:r>
-              <w:rPr>
-                <w:rFonts w:ascii="Times New Roman CE" w:hAnsi="Times New Roman CE" w:cs="Times New Roman"/>
+                <w:noProof/>
+                <w:webHidden/>
+              </w:rPr>
+              <w:instrText xml:space="preserve"> PAGEREF _Toc226634549 \h </w:instrText>
+            </w:r>
+            <w:r>
+              <w:rPr>
+                <w:noProof/>
+                <w:webHidden/>
+              </w:rPr>
+            </w:r>
+            <w:r>
+              <w:rPr>
                 <w:noProof/>
                 <w:webHidden/>
               </w:rPr>
@@ -905,7 +880,6 @@
             </w:r>
             <w:r>
               <w:rPr>
-                <w:rFonts w:ascii="Times New Roman CE" w:hAnsi="Times New Roman CE" w:cs="Times New Roman"/>
                 <w:noProof/>
                 <w:webHidden/>
               </w:rPr>
@@ -913,7 +887,6 @@
             </w:r>
             <w:r>
               <w:rPr>
-                <w:rFonts w:ascii="Times New Roman CE" w:hAnsi="Times New Roman CE" w:cs="Times New Roman"/>
                 <w:noProof/>
                 <w:webHidden/>
               </w:rPr>
@@ -924,14 +897,15 @@
         <w:p>
           <w:pPr>
             <w:pStyle w:val="TJ2"/>
-            <w:spacing w:line="360" w:lineRule="auto"/>
-            <w:jc w:val="both"/>
             <w:rPr>
-              <w:rFonts w:ascii="Times New Roman CE" w:hAnsi="Times New Roman CE" w:cs="Times New Roman"/>
               <w:noProof/>
+              <w:kern w:val="2"/>
+              <w:sz w:val="24"/>
+              <w:szCs w:val="24"/>
+              <w14:ligatures w14:val="standardContextual"/>
             </w:rPr>
           </w:pPr>
-          <w:hyperlink w:anchor="_Toc225848936" w:history="1">
+          <w:hyperlink w:anchor="_Toc226634550" w:history="1">
             <w:r>
               <w:rPr>
                 <w:rStyle w:val="Hiperhivatkozs"/>
@@ -942,8 +916,11 @@
             </w:r>
             <w:r>
               <w:rPr>
-                <w:rFonts w:ascii="Times New Roman CE" w:hAnsi="Times New Roman CE" w:cs="Times New Roman"/>
-                <w:noProof/>
+                <w:noProof/>
+                <w:kern w:val="2"/>
+                <w:sz w:val="24"/>
+                <w:szCs w:val="24"/>
+                <w14:ligatures w14:val="standardContextual"/>
               </w:rPr>
               <w:tab/>
             </w:r>
@@ -957,7 +934,6 @@
             </w:r>
             <w:r>
               <w:rPr>
-                <w:rFonts w:ascii="Times New Roman CE" w:hAnsi="Times New Roman CE" w:cs="Times New Roman"/>
                 <w:noProof/>
                 <w:webHidden/>
               </w:rPr>
@@ -965,7 +941,6 @@
             </w:r>
             <w:r>
               <w:rPr>
-                <w:rFonts w:ascii="Times New Roman CE" w:hAnsi="Times New Roman CE" w:cs="Times New Roman"/>
                 <w:noProof/>
                 <w:webHidden/>
               </w:rPr>
@@ -973,22 +948,19 @@
             </w:r>
             <w:r>
               <w:rPr>
-                <w:rFonts w:ascii="Times New Roman CE" w:hAnsi="Times New Roman CE" w:cs="Times New Roman"/>
-                <w:noProof/>
-                <w:webHidden/>
-              </w:rPr>
-              <w:instrText xml:space="preserve"> PAGEREF _Toc225848936 \h </w:instrText>
-            </w:r>
-            <w:r>
-              <w:rPr>
-                <w:rFonts w:ascii="Times New Roman CE" w:hAnsi="Times New Roman CE" w:cs="Times New Roman"/>
-                <w:noProof/>
-                <w:webHidden/>
-              </w:rPr>
-            </w:r>
-            <w:r>
-              <w:rPr>
-                <w:rFonts w:ascii="Times New Roman CE" w:hAnsi="Times New Roman CE" w:cs="Times New Roman"/>
+                <w:noProof/>
+                <w:webHidden/>
+              </w:rPr>
+              <w:instrText xml:space="preserve"> PAGEREF _Toc226634550 \h </w:instrText>
+            </w:r>
+            <w:r>
+              <w:rPr>
+                <w:noProof/>
+                <w:webHidden/>
+              </w:rPr>
+            </w:r>
+            <w:r>
+              <w:rPr>
                 <w:noProof/>
                 <w:webHidden/>
               </w:rPr>
@@ -996,7 +968,6 @@
             </w:r>
             <w:r>
               <w:rPr>
-                <w:rFonts w:ascii="Times New Roman CE" w:hAnsi="Times New Roman CE" w:cs="Times New Roman"/>
                 <w:noProof/>
                 <w:webHidden/>
               </w:rPr>
@@ -1004,7 +975,6 @@
             </w:r>
             <w:r>
               <w:rPr>
-                <w:rFonts w:ascii="Times New Roman CE" w:hAnsi="Times New Roman CE" w:cs="Times New Roman"/>
                 <w:noProof/>
                 <w:webHidden/>
               </w:rPr>
@@ -1015,14 +985,15 @@
         <w:p>
           <w:pPr>
             <w:pStyle w:val="TJ2"/>
-            <w:spacing w:line="360" w:lineRule="auto"/>
-            <w:jc w:val="both"/>
             <w:rPr>
-              <w:rFonts w:ascii="Times New Roman CE" w:hAnsi="Times New Roman CE" w:cs="Times New Roman"/>
               <w:noProof/>
+              <w:kern w:val="2"/>
+              <w:sz w:val="24"/>
+              <w:szCs w:val="24"/>
+              <w14:ligatures w14:val="standardContextual"/>
             </w:rPr>
           </w:pPr>
-          <w:hyperlink w:anchor="_Toc225848937" w:history="1">
+          <w:hyperlink w:anchor="_Toc226634551" w:history="1">
             <w:r>
               <w:rPr>
                 <w:rStyle w:val="Hiperhivatkozs"/>
@@ -1033,8 +1004,11 @@
             </w:r>
             <w:r>
               <w:rPr>
-                <w:rFonts w:ascii="Times New Roman CE" w:hAnsi="Times New Roman CE" w:cs="Times New Roman"/>
-                <w:noProof/>
+                <w:noProof/>
+                <w:kern w:val="2"/>
+                <w:sz w:val="24"/>
+                <w:szCs w:val="24"/>
+                <w14:ligatures w14:val="standardContextual"/>
               </w:rPr>
               <w:tab/>
             </w:r>
@@ -1048,7 +1022,6 @@
             </w:r>
             <w:r>
               <w:rPr>
-                <w:rFonts w:ascii="Times New Roman CE" w:hAnsi="Times New Roman CE" w:cs="Times New Roman"/>
                 <w:noProof/>
                 <w:webHidden/>
               </w:rPr>
@@ -1056,7 +1029,6 @@
             </w:r>
             <w:r>
               <w:rPr>
-                <w:rFonts w:ascii="Times New Roman CE" w:hAnsi="Times New Roman CE" w:cs="Times New Roman"/>
                 <w:noProof/>
                 <w:webHidden/>
               </w:rPr>
@@ -1064,22 +1036,19 @@
             </w:r>
             <w:r>
               <w:rPr>
-                <w:rFonts w:ascii="Times New Roman CE" w:hAnsi="Times New Roman CE" w:cs="Times New Roman"/>
-                <w:noProof/>
-                <w:webHidden/>
-              </w:rPr>
-              <w:instrText xml:space="preserve"> PAGEREF _Toc225848937 \h </w:instrText>
-            </w:r>
-            <w:r>
-              <w:rPr>
-                <w:rFonts w:ascii="Times New Roman CE" w:hAnsi="Times New Roman CE" w:cs="Times New Roman"/>
-                <w:noProof/>
-                <w:webHidden/>
-              </w:rPr>
-            </w:r>
-            <w:r>
-              <w:rPr>
-                <w:rFonts w:ascii="Times New Roman CE" w:hAnsi="Times New Roman CE" w:cs="Times New Roman"/>
+                <w:noProof/>
+                <w:webHidden/>
+              </w:rPr>
+              <w:instrText xml:space="preserve"> PAGEREF _Toc226634551 \h </w:instrText>
+            </w:r>
+            <w:r>
+              <w:rPr>
+                <w:noProof/>
+                <w:webHidden/>
+              </w:rPr>
+            </w:r>
+            <w:r>
+              <w:rPr>
                 <w:noProof/>
                 <w:webHidden/>
               </w:rPr>
@@ -1087,7 +1056,6 @@
             </w:r>
             <w:r>
               <w:rPr>
-                <w:rFonts w:ascii="Times New Roman CE" w:hAnsi="Times New Roman CE" w:cs="Times New Roman"/>
                 <w:noProof/>
                 <w:webHidden/>
               </w:rPr>
@@ -1095,7 +1063,6 @@
             </w:r>
             <w:r>
               <w:rPr>
-                <w:rFonts w:ascii="Times New Roman CE" w:hAnsi="Times New Roman CE" w:cs="Times New Roman"/>
                 <w:noProof/>
                 <w:webHidden/>
               </w:rPr>
@@ -1106,14 +1073,15 @@
         <w:p>
           <w:pPr>
             <w:pStyle w:val="TJ2"/>
-            <w:spacing w:line="360" w:lineRule="auto"/>
-            <w:jc w:val="both"/>
             <w:rPr>
-              <w:rFonts w:ascii="Times New Roman CE" w:hAnsi="Times New Roman CE" w:cs="Times New Roman"/>
               <w:noProof/>
+              <w:kern w:val="2"/>
+              <w:sz w:val="24"/>
+              <w:szCs w:val="24"/>
+              <w14:ligatures w14:val="standardContextual"/>
             </w:rPr>
           </w:pPr>
-          <w:hyperlink w:anchor="_Toc225848938" w:history="1">
+          <w:hyperlink w:anchor="_Toc226634552" w:history="1">
             <w:r>
               <w:rPr>
                 <w:rStyle w:val="Hiperhivatkozs"/>
@@ -1124,8 +1092,11 @@
             </w:r>
             <w:r>
               <w:rPr>
-                <w:rFonts w:ascii="Times New Roman CE" w:hAnsi="Times New Roman CE" w:cs="Times New Roman"/>
-                <w:noProof/>
+                <w:noProof/>
+                <w:kern w:val="2"/>
+                <w:sz w:val="24"/>
+                <w:szCs w:val="24"/>
+                <w14:ligatures w14:val="standardContextual"/>
               </w:rPr>
               <w:tab/>
             </w:r>
@@ -1139,7 +1110,6 @@
             </w:r>
             <w:r>
               <w:rPr>
-                <w:rFonts w:ascii="Times New Roman CE" w:hAnsi="Times New Roman CE" w:cs="Times New Roman"/>
                 <w:noProof/>
                 <w:webHidden/>
               </w:rPr>
@@ -1147,7 +1117,6 @@
             </w:r>
             <w:r>
               <w:rPr>
-                <w:rFonts w:ascii="Times New Roman CE" w:hAnsi="Times New Roman CE" w:cs="Times New Roman"/>
                 <w:noProof/>
                 <w:webHidden/>
               </w:rPr>
@@ -1155,22 +1124,19 @@
             </w:r>
             <w:r>
               <w:rPr>
-                <w:rFonts w:ascii="Times New Roman CE" w:hAnsi="Times New Roman CE" w:cs="Times New Roman"/>
-                <w:noProof/>
-                <w:webHidden/>
-              </w:rPr>
-              <w:instrText xml:space="preserve"> PAGEREF _Toc225848938 \h </w:instrText>
-            </w:r>
-            <w:r>
-              <w:rPr>
-                <w:rFonts w:ascii="Times New Roman CE" w:hAnsi="Times New Roman CE" w:cs="Times New Roman"/>
-                <w:noProof/>
-                <w:webHidden/>
-              </w:rPr>
-            </w:r>
-            <w:r>
-              <w:rPr>
-                <w:rFonts w:ascii="Times New Roman CE" w:hAnsi="Times New Roman CE" w:cs="Times New Roman"/>
+                <w:noProof/>
+                <w:webHidden/>
+              </w:rPr>
+              <w:instrText xml:space="preserve"> PAGEREF _Toc226634552 \h </w:instrText>
+            </w:r>
+            <w:r>
+              <w:rPr>
+                <w:noProof/>
+                <w:webHidden/>
+              </w:rPr>
+            </w:r>
+            <w:r>
+              <w:rPr>
                 <w:noProof/>
                 <w:webHidden/>
               </w:rPr>
@@ -1178,7 +1144,6 @@
             </w:r>
             <w:r>
               <w:rPr>
-                <w:rFonts w:ascii="Times New Roman CE" w:hAnsi="Times New Roman CE" w:cs="Times New Roman"/>
                 <w:noProof/>
                 <w:webHidden/>
               </w:rPr>
@@ -1186,7 +1151,6 @@
             </w:r>
             <w:r>
               <w:rPr>
-                <w:rFonts w:ascii="Times New Roman CE" w:hAnsi="Times New Roman CE" w:cs="Times New Roman"/>
                 <w:noProof/>
                 <w:webHidden/>
               </w:rPr>
@@ -1197,14 +1161,15 @@
         <w:p>
           <w:pPr>
             <w:pStyle w:val="TJ2"/>
-            <w:spacing w:line="360" w:lineRule="auto"/>
-            <w:jc w:val="both"/>
             <w:rPr>
-              <w:rFonts w:ascii="Times New Roman CE" w:hAnsi="Times New Roman CE" w:cs="Times New Roman"/>
               <w:noProof/>
+              <w:kern w:val="2"/>
+              <w:sz w:val="24"/>
+              <w:szCs w:val="24"/>
+              <w14:ligatures w14:val="standardContextual"/>
             </w:rPr>
           </w:pPr>
-          <w:hyperlink w:anchor="_Toc225848939" w:history="1">
+          <w:hyperlink w:anchor="_Toc226634553" w:history="1">
             <w:r>
               <w:rPr>
                 <w:rStyle w:val="Hiperhivatkozs"/>
@@ -1215,8 +1180,11 @@
             </w:r>
             <w:r>
               <w:rPr>
-                <w:rFonts w:ascii="Times New Roman CE" w:hAnsi="Times New Roman CE" w:cs="Times New Roman"/>
-                <w:noProof/>
+                <w:noProof/>
+                <w:kern w:val="2"/>
+                <w:sz w:val="24"/>
+                <w:szCs w:val="24"/>
+                <w14:ligatures w14:val="standardContextual"/>
               </w:rPr>
               <w:tab/>
             </w:r>
@@ -1230,7 +1198,6 @@
             </w:r>
             <w:r>
               <w:rPr>
-                <w:rFonts w:ascii="Times New Roman CE" w:hAnsi="Times New Roman CE" w:cs="Times New Roman"/>
                 <w:noProof/>
                 <w:webHidden/>
               </w:rPr>
@@ -1238,7 +1205,6 @@
             </w:r>
             <w:r>
               <w:rPr>
-                <w:rFonts w:ascii="Times New Roman CE" w:hAnsi="Times New Roman CE" w:cs="Times New Roman"/>
                 <w:noProof/>
                 <w:webHidden/>
               </w:rPr>
@@ -1246,22 +1212,19 @@
             </w:r>
             <w:r>
               <w:rPr>
-                <w:rFonts w:ascii="Times New Roman CE" w:hAnsi="Times New Roman CE" w:cs="Times New Roman"/>
-                <w:noProof/>
-                <w:webHidden/>
-              </w:rPr>
-              <w:instrText xml:space="preserve"> PAGEREF _Toc225848939 \h </w:instrText>
-            </w:r>
-            <w:r>
-              <w:rPr>
-                <w:rFonts w:ascii="Times New Roman CE" w:hAnsi="Times New Roman CE" w:cs="Times New Roman"/>
-                <w:noProof/>
-                <w:webHidden/>
-              </w:rPr>
-            </w:r>
-            <w:r>
-              <w:rPr>
-                <w:rFonts w:ascii="Times New Roman CE" w:hAnsi="Times New Roman CE" w:cs="Times New Roman"/>
+                <w:noProof/>
+                <w:webHidden/>
+              </w:rPr>
+              <w:instrText xml:space="preserve"> PAGEREF _Toc226634553 \h </w:instrText>
+            </w:r>
+            <w:r>
+              <w:rPr>
+                <w:noProof/>
+                <w:webHidden/>
+              </w:rPr>
+            </w:r>
+            <w:r>
+              <w:rPr>
                 <w:noProof/>
                 <w:webHidden/>
               </w:rPr>
@@ -1269,7 +1232,6 @@
             </w:r>
             <w:r>
               <w:rPr>
-                <w:rFonts w:ascii="Times New Roman CE" w:hAnsi="Times New Roman CE" w:cs="Times New Roman"/>
                 <w:noProof/>
                 <w:webHidden/>
               </w:rPr>
@@ -1277,7 +1239,6 @@
             </w:r>
             <w:r>
               <w:rPr>
-                <w:rFonts w:ascii="Times New Roman CE" w:hAnsi="Times New Roman CE" w:cs="Times New Roman"/>
                 <w:noProof/>
                 <w:webHidden/>
               </w:rPr>
@@ -1289,17 +1250,18 @@
           <w:pPr>
             <w:pStyle w:val="TJ3"/>
             <w:tabs>
-              <w:tab w:val="left" w:pos="1540"/>
-              <w:tab w:val="right" w:leader="dot" w:pos="8720"/>
+              <w:tab w:val="left" w:pos="1680"/>
+              <w:tab w:val="right" w:leader="dot" w:pos="8776"/>
             </w:tabs>
-            <w:spacing w:line="360" w:lineRule="auto"/>
-            <w:jc w:val="both"/>
             <w:rPr>
-              <w:rFonts w:ascii="Times New Roman CE" w:hAnsi="Times New Roman CE" w:cs="Times New Roman"/>
               <w:noProof/>
+              <w:kern w:val="2"/>
+              <w:sz w:val="24"/>
+              <w:szCs w:val="24"/>
+              <w14:ligatures w14:val="standardContextual"/>
             </w:rPr>
           </w:pPr>
-          <w:hyperlink w:anchor="_Toc225848940" w:history="1">
+          <w:hyperlink w:anchor="_Toc226634554" w:history="1">
             <w:r>
               <w:rPr>
                 <w:rStyle w:val="Hiperhivatkozs"/>
@@ -1310,8 +1272,11 @@
             </w:r>
             <w:r>
               <w:rPr>
-                <w:rFonts w:ascii="Times New Roman CE" w:hAnsi="Times New Roman CE" w:cs="Times New Roman"/>
-                <w:noProof/>
+                <w:noProof/>
+                <w:kern w:val="2"/>
+                <w:sz w:val="24"/>
+                <w:szCs w:val="24"/>
+                <w14:ligatures w14:val="standardContextual"/>
               </w:rPr>
               <w:tab/>
             </w:r>
@@ -1325,7 +1290,6 @@
             </w:r>
             <w:r>
               <w:rPr>
-                <w:rFonts w:ascii="Times New Roman CE" w:hAnsi="Times New Roman CE" w:cs="Times New Roman"/>
                 <w:noProof/>
                 <w:webHidden/>
               </w:rPr>
@@ -1333,7 +1297,6 @@
             </w:r>
             <w:r>
               <w:rPr>
-                <w:rFonts w:ascii="Times New Roman CE" w:hAnsi="Times New Roman CE" w:cs="Times New Roman"/>
                 <w:noProof/>
                 <w:webHidden/>
               </w:rPr>
@@ -1341,22 +1304,19 @@
             </w:r>
             <w:r>
               <w:rPr>
-                <w:rFonts w:ascii="Times New Roman CE" w:hAnsi="Times New Roman CE" w:cs="Times New Roman"/>
-                <w:noProof/>
-                <w:webHidden/>
-              </w:rPr>
-              <w:instrText xml:space="preserve"> PAGEREF _Toc225848940 \h </w:instrText>
-            </w:r>
-            <w:r>
-              <w:rPr>
-                <w:rFonts w:ascii="Times New Roman CE" w:hAnsi="Times New Roman CE" w:cs="Times New Roman"/>
-                <w:noProof/>
-                <w:webHidden/>
-              </w:rPr>
-            </w:r>
-            <w:r>
-              <w:rPr>
-                <w:rFonts w:ascii="Times New Roman CE" w:hAnsi="Times New Roman CE" w:cs="Times New Roman"/>
+                <w:noProof/>
+                <w:webHidden/>
+              </w:rPr>
+              <w:instrText xml:space="preserve"> PAGEREF _Toc226634554 \h </w:instrText>
+            </w:r>
+            <w:r>
+              <w:rPr>
+                <w:noProof/>
+                <w:webHidden/>
+              </w:rPr>
+            </w:r>
+            <w:r>
+              <w:rPr>
                 <w:noProof/>
                 <w:webHidden/>
               </w:rPr>
@@ -1364,7 +1324,6 @@
             </w:r>
             <w:r>
               <w:rPr>
-                <w:rFonts w:ascii="Times New Roman CE" w:hAnsi="Times New Roman CE" w:cs="Times New Roman"/>
                 <w:noProof/>
                 <w:webHidden/>
               </w:rPr>
@@ -1372,7 +1331,6 @@
             </w:r>
             <w:r>
               <w:rPr>
-                <w:rFonts w:ascii="Times New Roman CE" w:hAnsi="Times New Roman CE" w:cs="Times New Roman"/>
                 <w:noProof/>
                 <w:webHidden/>
               </w:rPr>
@@ -1384,17 +1342,18 @@
           <w:pPr>
             <w:pStyle w:val="TJ3"/>
             <w:tabs>
-              <w:tab w:val="left" w:pos="1540"/>
-              <w:tab w:val="right" w:leader="dot" w:pos="8720"/>
+              <w:tab w:val="left" w:pos="1680"/>
+              <w:tab w:val="right" w:leader="dot" w:pos="8776"/>
             </w:tabs>
-            <w:spacing w:line="360" w:lineRule="auto"/>
-            <w:jc w:val="both"/>
             <w:rPr>
-              <w:rFonts w:ascii="Times New Roman CE" w:hAnsi="Times New Roman CE" w:cs="Times New Roman"/>
               <w:noProof/>
+              <w:kern w:val="2"/>
+              <w:sz w:val="24"/>
+              <w:szCs w:val="24"/>
+              <w14:ligatures w14:val="standardContextual"/>
             </w:rPr>
           </w:pPr>
-          <w:hyperlink w:anchor="_Toc225848941" w:history="1">
+          <w:hyperlink w:anchor="_Toc226634555" w:history="1">
             <w:r>
               <w:rPr>
                 <w:rStyle w:val="Hiperhivatkozs"/>
@@ -1405,8 +1364,11 @@
             </w:r>
             <w:r>
               <w:rPr>
-                <w:rFonts w:ascii="Times New Roman CE" w:hAnsi="Times New Roman CE" w:cs="Times New Roman"/>
-                <w:noProof/>
+                <w:noProof/>
+                <w:kern w:val="2"/>
+                <w:sz w:val="24"/>
+                <w:szCs w:val="24"/>
+                <w14:ligatures w14:val="standardContextual"/>
               </w:rPr>
               <w:tab/>
             </w:r>
@@ -1420,7 +1382,6 @@
             </w:r>
             <w:r>
               <w:rPr>
-                <w:rFonts w:ascii="Times New Roman CE" w:hAnsi="Times New Roman CE" w:cs="Times New Roman"/>
                 <w:noProof/>
                 <w:webHidden/>
               </w:rPr>
@@ -1428,7 +1389,6 @@
             </w:r>
             <w:r>
               <w:rPr>
-                <w:rFonts w:ascii="Times New Roman CE" w:hAnsi="Times New Roman CE" w:cs="Times New Roman"/>
                 <w:noProof/>
                 <w:webHidden/>
               </w:rPr>
@@ -1436,22 +1396,19 @@
             </w:r>
             <w:r>
               <w:rPr>
-                <w:rFonts w:ascii="Times New Roman CE" w:hAnsi="Times New Roman CE" w:cs="Times New Roman"/>
-                <w:noProof/>
-                <w:webHidden/>
-              </w:rPr>
-              <w:instrText xml:space="preserve"> PAGEREF _Toc225848941 \h </w:instrText>
-            </w:r>
-            <w:r>
-              <w:rPr>
-                <w:rFonts w:ascii="Times New Roman CE" w:hAnsi="Times New Roman CE" w:cs="Times New Roman"/>
-                <w:noProof/>
-                <w:webHidden/>
-              </w:rPr>
-            </w:r>
-            <w:r>
-              <w:rPr>
-                <w:rFonts w:ascii="Times New Roman CE" w:hAnsi="Times New Roman CE" w:cs="Times New Roman"/>
+                <w:noProof/>
+                <w:webHidden/>
+              </w:rPr>
+              <w:instrText xml:space="preserve"> PAGEREF _Toc226634555 \h </w:instrText>
+            </w:r>
+            <w:r>
+              <w:rPr>
+                <w:noProof/>
+                <w:webHidden/>
+              </w:rPr>
+            </w:r>
+            <w:r>
+              <w:rPr>
                 <w:noProof/>
                 <w:webHidden/>
               </w:rPr>
@@ -1459,7 +1416,6 @@
             </w:r>
             <w:r>
               <w:rPr>
-                <w:rFonts w:ascii="Times New Roman CE" w:hAnsi="Times New Roman CE" w:cs="Times New Roman"/>
                 <w:noProof/>
                 <w:webHidden/>
               </w:rPr>
@@ -1467,7 +1423,6 @@
             </w:r>
             <w:r>
               <w:rPr>
-                <w:rFonts w:ascii="Times New Roman CE" w:hAnsi="Times New Roman CE" w:cs="Times New Roman"/>
                 <w:noProof/>
                 <w:webHidden/>
               </w:rPr>
@@ -1479,17 +1434,18 @@
           <w:pPr>
             <w:pStyle w:val="TJ3"/>
             <w:tabs>
-              <w:tab w:val="left" w:pos="1540"/>
-              <w:tab w:val="right" w:leader="dot" w:pos="8720"/>
+              <w:tab w:val="left" w:pos="1680"/>
+              <w:tab w:val="right" w:leader="dot" w:pos="8776"/>
             </w:tabs>
-            <w:spacing w:line="360" w:lineRule="auto"/>
-            <w:jc w:val="both"/>
             <w:rPr>
-              <w:rFonts w:ascii="Times New Roman CE" w:hAnsi="Times New Roman CE" w:cs="Times New Roman"/>
               <w:noProof/>
+              <w:kern w:val="2"/>
+              <w:sz w:val="24"/>
+              <w:szCs w:val="24"/>
+              <w14:ligatures w14:val="standardContextual"/>
             </w:rPr>
           </w:pPr>
-          <w:hyperlink w:anchor="_Toc225848942" w:history="1">
+          <w:hyperlink w:anchor="_Toc226634556" w:history="1">
             <w:r>
               <w:rPr>
                 <w:rStyle w:val="Hiperhivatkozs"/>
@@ -1500,8 +1456,11 @@
             </w:r>
             <w:r>
               <w:rPr>
-                <w:rFonts w:ascii="Times New Roman CE" w:hAnsi="Times New Roman CE" w:cs="Times New Roman"/>
-                <w:noProof/>
+                <w:noProof/>
+                <w:kern w:val="2"/>
+                <w:sz w:val="24"/>
+                <w:szCs w:val="24"/>
+                <w14:ligatures w14:val="standardContextual"/>
               </w:rPr>
               <w:tab/>
             </w:r>
@@ -1515,7 +1474,6 @@
             </w:r>
             <w:r>
               <w:rPr>
-                <w:rFonts w:ascii="Times New Roman CE" w:hAnsi="Times New Roman CE" w:cs="Times New Roman"/>
                 <w:noProof/>
                 <w:webHidden/>
               </w:rPr>
@@ -1523,7 +1481,6 @@
             </w:r>
             <w:r>
               <w:rPr>
-                <w:rFonts w:ascii="Times New Roman CE" w:hAnsi="Times New Roman CE" w:cs="Times New Roman"/>
                 <w:noProof/>
                 <w:webHidden/>
               </w:rPr>
@@ -1531,22 +1488,19 @@
             </w:r>
             <w:r>
               <w:rPr>
-                <w:rFonts w:ascii="Times New Roman CE" w:hAnsi="Times New Roman CE" w:cs="Times New Roman"/>
-                <w:noProof/>
-                <w:webHidden/>
-              </w:rPr>
-              <w:instrText xml:space="preserve"> PAGEREF _Toc225848942 \h </w:instrText>
-            </w:r>
-            <w:r>
-              <w:rPr>
-                <w:rFonts w:ascii="Times New Roman CE" w:hAnsi="Times New Roman CE" w:cs="Times New Roman"/>
-                <w:noProof/>
-                <w:webHidden/>
-              </w:rPr>
-            </w:r>
-            <w:r>
-              <w:rPr>
-                <w:rFonts w:ascii="Times New Roman CE" w:hAnsi="Times New Roman CE" w:cs="Times New Roman"/>
+                <w:noProof/>
+                <w:webHidden/>
+              </w:rPr>
+              <w:instrText xml:space="preserve"> PAGEREF _Toc226634556 \h </w:instrText>
+            </w:r>
+            <w:r>
+              <w:rPr>
+                <w:noProof/>
+                <w:webHidden/>
+              </w:rPr>
+            </w:r>
+            <w:r>
+              <w:rPr>
                 <w:noProof/>
                 <w:webHidden/>
               </w:rPr>
@@ -1554,7 +1508,6 @@
             </w:r>
             <w:r>
               <w:rPr>
-                <w:rFonts w:ascii="Times New Roman CE" w:hAnsi="Times New Roman CE" w:cs="Times New Roman"/>
                 <w:noProof/>
                 <w:webHidden/>
               </w:rPr>
@@ -1562,7 +1515,6 @@
             </w:r>
             <w:r>
               <w:rPr>
-                <w:rFonts w:ascii="Times New Roman CE" w:hAnsi="Times New Roman CE" w:cs="Times New Roman"/>
                 <w:noProof/>
                 <w:webHidden/>
               </w:rPr>
@@ -1574,17 +1526,18 @@
           <w:pPr>
             <w:pStyle w:val="TJ3"/>
             <w:tabs>
-              <w:tab w:val="left" w:pos="1540"/>
-              <w:tab w:val="right" w:leader="dot" w:pos="8720"/>
+              <w:tab w:val="left" w:pos="1680"/>
+              <w:tab w:val="right" w:leader="dot" w:pos="8776"/>
             </w:tabs>
-            <w:spacing w:line="360" w:lineRule="auto"/>
-            <w:jc w:val="both"/>
             <w:rPr>
-              <w:rFonts w:ascii="Times New Roman CE" w:hAnsi="Times New Roman CE" w:cs="Times New Roman"/>
               <w:noProof/>
+              <w:kern w:val="2"/>
+              <w:sz w:val="24"/>
+              <w:szCs w:val="24"/>
+              <w14:ligatures w14:val="standardContextual"/>
             </w:rPr>
           </w:pPr>
-          <w:hyperlink w:anchor="_Toc225848943" w:history="1">
+          <w:hyperlink w:anchor="_Toc226634557" w:history="1">
             <w:r>
               <w:rPr>
                 <w:rStyle w:val="Hiperhivatkozs"/>
@@ -1595,8 +1548,11 @@
             </w:r>
             <w:r>
               <w:rPr>
-                <w:rFonts w:ascii="Times New Roman CE" w:hAnsi="Times New Roman CE" w:cs="Times New Roman"/>
-                <w:noProof/>
+                <w:noProof/>
+                <w:kern w:val="2"/>
+                <w:sz w:val="24"/>
+                <w:szCs w:val="24"/>
+                <w14:ligatures w14:val="standardContextual"/>
               </w:rPr>
               <w:tab/>
             </w:r>
@@ -1610,7 +1566,6 @@
             </w:r>
             <w:r>
               <w:rPr>
-                <w:rFonts w:ascii="Times New Roman CE" w:hAnsi="Times New Roman CE" w:cs="Times New Roman"/>
                 <w:noProof/>
                 <w:webHidden/>
               </w:rPr>
@@ -1618,7 +1573,6 @@
             </w:r>
             <w:r>
               <w:rPr>
-                <w:rFonts w:ascii="Times New Roman CE" w:hAnsi="Times New Roman CE" w:cs="Times New Roman"/>
                 <w:noProof/>
                 <w:webHidden/>
               </w:rPr>
@@ -1626,22 +1580,19 @@
             </w:r>
             <w:r>
               <w:rPr>
-                <w:rFonts w:ascii="Times New Roman CE" w:hAnsi="Times New Roman CE" w:cs="Times New Roman"/>
-                <w:noProof/>
-                <w:webHidden/>
-              </w:rPr>
-              <w:instrText xml:space="preserve"> PAGEREF _Toc225848943 \h </w:instrText>
-            </w:r>
-            <w:r>
-              <w:rPr>
-                <w:rFonts w:ascii="Times New Roman CE" w:hAnsi="Times New Roman CE" w:cs="Times New Roman"/>
-                <w:noProof/>
-                <w:webHidden/>
-              </w:rPr>
-            </w:r>
-            <w:r>
-              <w:rPr>
-                <w:rFonts w:ascii="Times New Roman CE" w:hAnsi="Times New Roman CE" w:cs="Times New Roman"/>
+                <w:noProof/>
+                <w:webHidden/>
+              </w:rPr>
+              <w:instrText xml:space="preserve"> PAGEREF _Toc226634557 \h </w:instrText>
+            </w:r>
+            <w:r>
+              <w:rPr>
+                <w:noProof/>
+                <w:webHidden/>
+              </w:rPr>
+            </w:r>
+            <w:r>
+              <w:rPr>
                 <w:noProof/>
                 <w:webHidden/>
               </w:rPr>
@@ -1649,7 +1600,6 @@
             </w:r>
             <w:r>
               <w:rPr>
-                <w:rFonts w:ascii="Times New Roman CE" w:hAnsi="Times New Roman CE" w:cs="Times New Roman"/>
                 <w:noProof/>
                 <w:webHidden/>
               </w:rPr>
@@ -1657,7 +1607,6 @@
             </w:r>
             <w:r>
               <w:rPr>
-                <w:rFonts w:ascii="Times New Roman CE" w:hAnsi="Times New Roman CE" w:cs="Times New Roman"/>
                 <w:noProof/>
                 <w:webHidden/>
               </w:rPr>
@@ -1669,17 +1618,18 @@
           <w:pPr>
             <w:pStyle w:val="TJ1"/>
             <w:tabs>
-              <w:tab w:val="left" w:pos="880"/>
-              <w:tab w:val="right" w:leader="dot" w:pos="8720"/>
+              <w:tab w:val="left" w:pos="720"/>
+              <w:tab w:val="right" w:leader="dot" w:pos="8776"/>
             </w:tabs>
-            <w:spacing w:line="360" w:lineRule="auto"/>
-            <w:jc w:val="both"/>
             <w:rPr>
-              <w:rFonts w:ascii="Times New Roman CE" w:hAnsi="Times New Roman CE" w:cs="Times New Roman"/>
               <w:noProof/>
+              <w:kern w:val="2"/>
+              <w:sz w:val="24"/>
+              <w:szCs w:val="24"/>
+              <w14:ligatures w14:val="standardContextual"/>
             </w:rPr>
           </w:pPr>
-          <w:hyperlink w:anchor="_Toc225848944" w:history="1">
+          <w:hyperlink w:anchor="_Toc226634558" w:history="1">
             <w:r>
               <w:rPr>
                 <w:rStyle w:val="Hiperhivatkozs"/>
@@ -1690,8 +1640,11 @@
             </w:r>
             <w:r>
               <w:rPr>
-                <w:rFonts w:ascii="Times New Roman CE" w:hAnsi="Times New Roman CE" w:cs="Times New Roman"/>
-                <w:noProof/>
+                <w:noProof/>
+                <w:kern w:val="2"/>
+                <w:sz w:val="24"/>
+                <w:szCs w:val="24"/>
+                <w14:ligatures w14:val="standardContextual"/>
               </w:rPr>
               <w:tab/>
             </w:r>
@@ -1705,7 +1658,6 @@
             </w:r>
             <w:r>
               <w:rPr>
-                <w:rFonts w:ascii="Times New Roman CE" w:hAnsi="Times New Roman CE" w:cs="Times New Roman"/>
                 <w:noProof/>
                 <w:webHidden/>
               </w:rPr>
@@ -1713,7 +1665,6 @@
             </w:r>
             <w:r>
               <w:rPr>
-                <w:rFonts w:ascii="Times New Roman CE" w:hAnsi="Times New Roman CE" w:cs="Times New Roman"/>
                 <w:noProof/>
                 <w:webHidden/>
               </w:rPr>
@@ -1721,22 +1672,19 @@
             </w:r>
             <w:r>
               <w:rPr>
-                <w:rFonts w:ascii="Times New Roman CE" w:hAnsi="Times New Roman CE" w:cs="Times New Roman"/>
-                <w:noProof/>
-                <w:webHidden/>
-              </w:rPr>
-              <w:instrText xml:space="preserve"> PAGEREF _Toc225848944 \h </w:instrText>
-            </w:r>
-            <w:r>
-              <w:rPr>
-                <w:rFonts w:ascii="Times New Roman CE" w:hAnsi="Times New Roman CE" w:cs="Times New Roman"/>
-                <w:noProof/>
-                <w:webHidden/>
-              </w:rPr>
-            </w:r>
-            <w:r>
-              <w:rPr>
-                <w:rFonts w:ascii="Times New Roman CE" w:hAnsi="Times New Roman CE" w:cs="Times New Roman"/>
+                <w:noProof/>
+                <w:webHidden/>
+              </w:rPr>
+              <w:instrText xml:space="preserve"> PAGEREF _Toc226634558 \h </w:instrText>
+            </w:r>
+            <w:r>
+              <w:rPr>
+                <w:noProof/>
+                <w:webHidden/>
+              </w:rPr>
+            </w:r>
+            <w:r>
+              <w:rPr>
                 <w:noProof/>
                 <w:webHidden/>
               </w:rPr>
@@ -1744,7 +1692,6 @@
             </w:r>
             <w:r>
               <w:rPr>
-                <w:rFonts w:ascii="Times New Roman CE" w:hAnsi="Times New Roman CE" w:cs="Times New Roman"/>
                 <w:noProof/>
                 <w:webHidden/>
               </w:rPr>
@@ -1752,7 +1699,6 @@
             </w:r>
             <w:r>
               <w:rPr>
-                <w:rFonts w:ascii="Times New Roman CE" w:hAnsi="Times New Roman CE" w:cs="Times New Roman"/>
                 <w:noProof/>
                 <w:webHidden/>
               </w:rPr>
@@ -1763,14 +1709,15 @@
         <w:p>
           <w:pPr>
             <w:pStyle w:val="TJ2"/>
-            <w:spacing w:line="360" w:lineRule="auto"/>
-            <w:jc w:val="both"/>
             <w:rPr>
-              <w:rFonts w:ascii="Times New Roman CE" w:hAnsi="Times New Roman CE" w:cs="Times New Roman"/>
               <w:noProof/>
+              <w:kern w:val="2"/>
+              <w:sz w:val="24"/>
+              <w:szCs w:val="24"/>
+              <w14:ligatures w14:val="standardContextual"/>
             </w:rPr>
           </w:pPr>
-          <w:hyperlink w:anchor="_Toc225848945" w:history="1">
+          <w:hyperlink w:anchor="_Toc226634559" w:history="1">
             <w:r>
               <w:rPr>
                 <w:rStyle w:val="Hiperhivatkozs"/>
@@ -1781,8 +1728,11 @@
             </w:r>
             <w:r>
               <w:rPr>
-                <w:rFonts w:ascii="Times New Roman CE" w:hAnsi="Times New Roman CE" w:cs="Times New Roman"/>
-                <w:noProof/>
+                <w:noProof/>
+                <w:kern w:val="2"/>
+                <w:sz w:val="24"/>
+                <w:szCs w:val="24"/>
+                <w14:ligatures w14:val="standardContextual"/>
               </w:rPr>
               <w:tab/>
             </w:r>
@@ -1796,7 +1746,6 @@
             </w:r>
             <w:r>
               <w:rPr>
-                <w:rFonts w:ascii="Times New Roman CE" w:hAnsi="Times New Roman CE" w:cs="Times New Roman"/>
                 <w:noProof/>
                 <w:webHidden/>
               </w:rPr>
@@ -1804,7 +1753,6 @@
             </w:r>
             <w:r>
               <w:rPr>
-                <w:rFonts w:ascii="Times New Roman CE" w:hAnsi="Times New Roman CE" w:cs="Times New Roman"/>
                 <w:noProof/>
                 <w:webHidden/>
               </w:rPr>
@@ -1812,22 +1760,19 @@
             </w:r>
             <w:r>
               <w:rPr>
-                <w:rFonts w:ascii="Times New Roman CE" w:hAnsi="Times New Roman CE" w:cs="Times New Roman"/>
-                <w:noProof/>
-                <w:webHidden/>
-              </w:rPr>
-              <w:instrText xml:space="preserve"> PAGEREF _Toc225848945 \h </w:instrText>
-            </w:r>
-            <w:r>
-              <w:rPr>
-                <w:rFonts w:ascii="Times New Roman CE" w:hAnsi="Times New Roman CE" w:cs="Times New Roman"/>
-                <w:noProof/>
-                <w:webHidden/>
-              </w:rPr>
-            </w:r>
-            <w:r>
-              <w:rPr>
-                <w:rFonts w:ascii="Times New Roman CE" w:hAnsi="Times New Roman CE" w:cs="Times New Roman"/>
+                <w:noProof/>
+                <w:webHidden/>
+              </w:rPr>
+              <w:instrText xml:space="preserve"> PAGEREF _Toc226634559 \h </w:instrText>
+            </w:r>
+            <w:r>
+              <w:rPr>
+                <w:noProof/>
+                <w:webHidden/>
+              </w:rPr>
+            </w:r>
+            <w:r>
+              <w:rPr>
                 <w:noProof/>
                 <w:webHidden/>
               </w:rPr>
@@ -1835,7 +1780,6 @@
             </w:r>
             <w:r>
               <w:rPr>
-                <w:rFonts w:ascii="Times New Roman CE" w:hAnsi="Times New Roman CE" w:cs="Times New Roman"/>
                 <w:noProof/>
                 <w:webHidden/>
               </w:rPr>
@@ -1843,7 +1787,6 @@
             </w:r>
             <w:r>
               <w:rPr>
-                <w:rFonts w:ascii="Times New Roman CE" w:hAnsi="Times New Roman CE" w:cs="Times New Roman"/>
                 <w:noProof/>
                 <w:webHidden/>
               </w:rPr>
@@ -1855,17 +1798,18 @@
           <w:pPr>
             <w:pStyle w:val="TJ3"/>
             <w:tabs>
-              <w:tab w:val="left" w:pos="1540"/>
-              <w:tab w:val="right" w:leader="dot" w:pos="8720"/>
+              <w:tab w:val="left" w:pos="1680"/>
+              <w:tab w:val="right" w:leader="dot" w:pos="8776"/>
             </w:tabs>
-            <w:spacing w:line="360" w:lineRule="auto"/>
-            <w:jc w:val="both"/>
             <w:rPr>
-              <w:rFonts w:ascii="Times New Roman CE" w:hAnsi="Times New Roman CE" w:cs="Times New Roman"/>
               <w:noProof/>
+              <w:kern w:val="2"/>
+              <w:sz w:val="24"/>
+              <w:szCs w:val="24"/>
+              <w14:ligatures w14:val="standardContextual"/>
             </w:rPr>
           </w:pPr>
-          <w:hyperlink w:anchor="_Toc225848946" w:history="1">
+          <w:hyperlink w:anchor="_Toc226634560" w:history="1">
             <w:r>
               <w:rPr>
                 <w:rStyle w:val="Hiperhivatkozs"/>
@@ -1876,8 +1820,11 @@
             </w:r>
             <w:r>
               <w:rPr>
-                <w:rFonts w:ascii="Times New Roman CE" w:hAnsi="Times New Roman CE" w:cs="Times New Roman"/>
-                <w:noProof/>
+                <w:noProof/>
+                <w:kern w:val="2"/>
+                <w:sz w:val="24"/>
+                <w:szCs w:val="24"/>
+                <w14:ligatures w14:val="standardContextual"/>
               </w:rPr>
               <w:tab/>
             </w:r>
@@ -1891,7 +1838,6 @@
             </w:r>
             <w:r>
               <w:rPr>
-                <w:rFonts w:ascii="Times New Roman CE" w:hAnsi="Times New Roman CE" w:cs="Times New Roman"/>
                 <w:noProof/>
                 <w:webHidden/>
               </w:rPr>
@@ -1899,7 +1845,6 @@
             </w:r>
             <w:r>
               <w:rPr>
-                <w:rFonts w:ascii="Times New Roman CE" w:hAnsi="Times New Roman CE" w:cs="Times New Roman"/>
                 <w:noProof/>
                 <w:webHidden/>
               </w:rPr>
@@ -1907,22 +1852,19 @@
             </w:r>
             <w:r>
               <w:rPr>
-                <w:rFonts w:ascii="Times New Roman CE" w:hAnsi="Times New Roman CE" w:cs="Times New Roman"/>
-                <w:noProof/>
-                <w:webHidden/>
-              </w:rPr>
-              <w:instrText xml:space="preserve"> PAGEREF _Toc225848946 \h </w:instrText>
-            </w:r>
-            <w:r>
-              <w:rPr>
-                <w:rFonts w:ascii="Times New Roman CE" w:hAnsi="Times New Roman CE" w:cs="Times New Roman"/>
-                <w:noProof/>
-                <w:webHidden/>
-              </w:rPr>
-            </w:r>
-            <w:r>
-              <w:rPr>
-                <w:rFonts w:ascii="Times New Roman CE" w:hAnsi="Times New Roman CE" w:cs="Times New Roman"/>
+                <w:noProof/>
+                <w:webHidden/>
+              </w:rPr>
+              <w:instrText xml:space="preserve"> PAGEREF _Toc226634560 \h </w:instrText>
+            </w:r>
+            <w:r>
+              <w:rPr>
+                <w:noProof/>
+                <w:webHidden/>
+              </w:rPr>
+            </w:r>
+            <w:r>
+              <w:rPr>
                 <w:noProof/>
                 <w:webHidden/>
               </w:rPr>
@@ -1930,7 +1872,6 @@
             </w:r>
             <w:r>
               <w:rPr>
-                <w:rFonts w:ascii="Times New Roman CE" w:hAnsi="Times New Roman CE" w:cs="Times New Roman"/>
                 <w:noProof/>
                 <w:webHidden/>
               </w:rPr>
@@ -1938,7 +1879,6 @@
             </w:r>
             <w:r>
               <w:rPr>
-                <w:rFonts w:ascii="Times New Roman CE" w:hAnsi="Times New Roman CE" w:cs="Times New Roman"/>
                 <w:noProof/>
                 <w:webHidden/>
               </w:rPr>
@@ -1950,17 +1890,18 @@
           <w:pPr>
             <w:pStyle w:val="TJ3"/>
             <w:tabs>
-              <w:tab w:val="left" w:pos="1540"/>
-              <w:tab w:val="right" w:leader="dot" w:pos="8720"/>
+              <w:tab w:val="left" w:pos="1680"/>
+              <w:tab w:val="right" w:leader="dot" w:pos="8776"/>
             </w:tabs>
-            <w:spacing w:line="360" w:lineRule="auto"/>
-            <w:jc w:val="both"/>
             <w:rPr>
-              <w:rFonts w:ascii="Times New Roman CE" w:hAnsi="Times New Roman CE" w:cs="Times New Roman"/>
               <w:noProof/>
+              <w:kern w:val="2"/>
+              <w:sz w:val="24"/>
+              <w:szCs w:val="24"/>
+              <w14:ligatures w14:val="standardContextual"/>
             </w:rPr>
           </w:pPr>
-          <w:hyperlink w:anchor="_Toc225848947" w:history="1">
+          <w:hyperlink w:anchor="_Toc226634561" w:history="1">
             <w:r>
               <w:rPr>
                 <w:rStyle w:val="Hiperhivatkozs"/>
@@ -1971,8 +1912,11 @@
             </w:r>
             <w:r>
               <w:rPr>
-                <w:rFonts w:ascii="Times New Roman CE" w:hAnsi="Times New Roman CE" w:cs="Times New Roman"/>
-                <w:noProof/>
+                <w:noProof/>
+                <w:kern w:val="2"/>
+                <w:sz w:val="24"/>
+                <w:szCs w:val="24"/>
+                <w14:ligatures w14:val="standardContextual"/>
               </w:rPr>
               <w:tab/>
             </w:r>
@@ -1986,7 +1930,6 @@
             </w:r>
             <w:r>
               <w:rPr>
-                <w:rFonts w:ascii="Times New Roman CE" w:hAnsi="Times New Roman CE" w:cs="Times New Roman"/>
                 <w:noProof/>
                 <w:webHidden/>
               </w:rPr>
@@ -1994,7 +1937,6 @@
             </w:r>
             <w:r>
               <w:rPr>
-                <w:rFonts w:ascii="Times New Roman CE" w:hAnsi="Times New Roman CE" w:cs="Times New Roman"/>
                 <w:noProof/>
                 <w:webHidden/>
               </w:rPr>
@@ -2002,22 +1944,19 @@
             </w:r>
             <w:r>
               <w:rPr>
-                <w:rFonts w:ascii="Times New Roman CE" w:hAnsi="Times New Roman CE" w:cs="Times New Roman"/>
-                <w:noProof/>
-                <w:webHidden/>
-              </w:rPr>
-              <w:instrText xml:space="preserve"> PAGEREF _Toc225848947 \h </w:instrText>
-            </w:r>
-            <w:r>
-              <w:rPr>
-                <w:rFonts w:ascii="Times New Roman CE" w:hAnsi="Times New Roman CE" w:cs="Times New Roman"/>
-                <w:noProof/>
-                <w:webHidden/>
-              </w:rPr>
-            </w:r>
-            <w:r>
-              <w:rPr>
-                <w:rFonts w:ascii="Times New Roman CE" w:hAnsi="Times New Roman CE" w:cs="Times New Roman"/>
+                <w:noProof/>
+                <w:webHidden/>
+              </w:rPr>
+              <w:instrText xml:space="preserve"> PAGEREF _Toc226634561 \h </w:instrText>
+            </w:r>
+            <w:r>
+              <w:rPr>
+                <w:noProof/>
+                <w:webHidden/>
+              </w:rPr>
+            </w:r>
+            <w:r>
+              <w:rPr>
                 <w:noProof/>
                 <w:webHidden/>
               </w:rPr>
@@ -2025,15 +1964,13 @@
             </w:r>
             <w:r>
               <w:rPr>
-                <w:rFonts w:ascii="Times New Roman CE" w:hAnsi="Times New Roman CE" w:cs="Times New Roman"/>
-                <w:noProof/>
-                <w:webHidden/>
-              </w:rPr>
-              <w:t>3</w:t>
-            </w:r>
-            <w:r>
-              <w:rPr>
-                <w:rFonts w:ascii="Times New Roman CE" w:hAnsi="Times New Roman CE" w:cs="Times New Roman"/>
+                <w:noProof/>
+                <w:webHidden/>
+              </w:rPr>
+              <w:t>4</w:t>
+            </w:r>
+            <w:r>
+              <w:rPr>
                 <w:noProof/>
                 <w:webHidden/>
               </w:rPr>
@@ -2044,14 +1981,15 @@
         <w:p>
           <w:pPr>
             <w:pStyle w:val="TJ2"/>
-            <w:spacing w:line="360" w:lineRule="auto"/>
-            <w:jc w:val="both"/>
             <w:rPr>
-              <w:rFonts w:ascii="Times New Roman CE" w:hAnsi="Times New Roman CE" w:cs="Times New Roman"/>
               <w:noProof/>
+              <w:kern w:val="2"/>
+              <w:sz w:val="24"/>
+              <w:szCs w:val="24"/>
+              <w14:ligatures w14:val="standardContextual"/>
             </w:rPr>
           </w:pPr>
-          <w:hyperlink w:anchor="_Toc225848948" w:history="1">
+          <w:hyperlink w:anchor="_Toc226634562" w:history="1">
             <w:r>
               <w:rPr>
                 <w:rStyle w:val="Hiperhivatkozs"/>
@@ -2062,8 +2000,11 @@
             </w:r>
             <w:r>
               <w:rPr>
-                <w:rFonts w:ascii="Times New Roman CE" w:hAnsi="Times New Roman CE" w:cs="Times New Roman"/>
-                <w:noProof/>
+                <w:noProof/>
+                <w:kern w:val="2"/>
+                <w:sz w:val="24"/>
+                <w:szCs w:val="24"/>
+                <w14:ligatures w14:val="standardContextual"/>
               </w:rPr>
               <w:tab/>
             </w:r>
@@ -2077,7 +2018,6 @@
             </w:r>
             <w:r>
               <w:rPr>
-                <w:rFonts w:ascii="Times New Roman CE" w:hAnsi="Times New Roman CE" w:cs="Times New Roman"/>
                 <w:noProof/>
                 <w:webHidden/>
               </w:rPr>
@@ -2085,7 +2025,6 @@
             </w:r>
             <w:r>
               <w:rPr>
-                <w:rFonts w:ascii="Times New Roman CE" w:hAnsi="Times New Roman CE" w:cs="Times New Roman"/>
                 <w:noProof/>
                 <w:webHidden/>
               </w:rPr>
@@ -2093,22 +2032,19 @@
             </w:r>
             <w:r>
               <w:rPr>
-                <w:rFonts w:ascii="Times New Roman CE" w:hAnsi="Times New Roman CE" w:cs="Times New Roman"/>
-                <w:noProof/>
-                <w:webHidden/>
-              </w:rPr>
-              <w:instrText xml:space="preserve"> PAGEREF _Toc225848948 \h </w:instrText>
-            </w:r>
-            <w:r>
-              <w:rPr>
-                <w:rFonts w:ascii="Times New Roman CE" w:hAnsi="Times New Roman CE" w:cs="Times New Roman"/>
-                <w:noProof/>
-                <w:webHidden/>
-              </w:rPr>
-            </w:r>
-            <w:r>
-              <w:rPr>
-                <w:rFonts w:ascii="Times New Roman CE" w:hAnsi="Times New Roman CE" w:cs="Times New Roman"/>
+                <w:noProof/>
+                <w:webHidden/>
+              </w:rPr>
+              <w:instrText xml:space="preserve"> PAGEREF _Toc226634562 \h </w:instrText>
+            </w:r>
+            <w:r>
+              <w:rPr>
+                <w:noProof/>
+                <w:webHidden/>
+              </w:rPr>
+            </w:r>
+            <w:r>
+              <w:rPr>
                 <w:noProof/>
                 <w:webHidden/>
               </w:rPr>
@@ -2116,15 +2052,13 @@
             </w:r>
             <w:r>
               <w:rPr>
-                <w:rFonts w:ascii="Times New Roman CE" w:hAnsi="Times New Roman CE" w:cs="Times New Roman"/>
-                <w:noProof/>
-                <w:webHidden/>
-              </w:rPr>
-              <w:t>3</w:t>
-            </w:r>
-            <w:r>
-              <w:rPr>
-                <w:rFonts w:ascii="Times New Roman CE" w:hAnsi="Times New Roman CE" w:cs="Times New Roman"/>
+                <w:noProof/>
+                <w:webHidden/>
+              </w:rPr>
+              <w:t>4</w:t>
+            </w:r>
+            <w:r>
+              <w:rPr>
                 <w:noProof/>
                 <w:webHidden/>
               </w:rPr>
@@ -2136,17 +2070,18 @@
           <w:pPr>
             <w:pStyle w:val="TJ3"/>
             <w:tabs>
-              <w:tab w:val="left" w:pos="1540"/>
-              <w:tab w:val="right" w:leader="dot" w:pos="8720"/>
+              <w:tab w:val="left" w:pos="1680"/>
+              <w:tab w:val="right" w:leader="dot" w:pos="8776"/>
             </w:tabs>
-            <w:spacing w:line="360" w:lineRule="auto"/>
-            <w:jc w:val="both"/>
             <w:rPr>
-              <w:rFonts w:ascii="Times New Roman CE" w:hAnsi="Times New Roman CE" w:cs="Times New Roman"/>
               <w:noProof/>
+              <w:kern w:val="2"/>
+              <w:sz w:val="24"/>
+              <w:szCs w:val="24"/>
+              <w14:ligatures w14:val="standardContextual"/>
             </w:rPr>
           </w:pPr>
-          <w:hyperlink w:anchor="_Toc225848949" w:history="1">
+          <w:hyperlink w:anchor="_Toc226634563" w:history="1">
             <w:r>
               <w:rPr>
                 <w:rStyle w:val="Hiperhivatkozs"/>
@@ -2157,8 +2092,11 @@
             </w:r>
             <w:r>
               <w:rPr>
-                <w:rFonts w:ascii="Times New Roman CE" w:hAnsi="Times New Roman CE" w:cs="Times New Roman"/>
-                <w:noProof/>
+                <w:noProof/>
+                <w:kern w:val="2"/>
+                <w:sz w:val="24"/>
+                <w:szCs w:val="24"/>
+                <w14:ligatures w14:val="standardContextual"/>
               </w:rPr>
               <w:tab/>
             </w:r>
@@ -2172,7 +2110,6 @@
             </w:r>
             <w:r>
               <w:rPr>
-                <w:rFonts w:ascii="Times New Roman CE" w:hAnsi="Times New Roman CE" w:cs="Times New Roman"/>
                 <w:noProof/>
                 <w:webHidden/>
               </w:rPr>
@@ -2180,7 +2117,6 @@
             </w:r>
             <w:r>
               <w:rPr>
-                <w:rFonts w:ascii="Times New Roman CE" w:hAnsi="Times New Roman CE" w:cs="Times New Roman"/>
                 <w:noProof/>
                 <w:webHidden/>
               </w:rPr>
@@ -2188,22 +2124,19 @@
             </w:r>
             <w:r>
               <w:rPr>
-                <w:rFonts w:ascii="Times New Roman CE" w:hAnsi="Times New Roman CE" w:cs="Times New Roman"/>
-                <w:noProof/>
-                <w:webHidden/>
-              </w:rPr>
-              <w:instrText xml:space="preserve"> PAGEREF _Toc225848949 \h </w:instrText>
-            </w:r>
-            <w:r>
-              <w:rPr>
-                <w:rFonts w:ascii="Times New Roman CE" w:hAnsi="Times New Roman CE" w:cs="Times New Roman"/>
-                <w:noProof/>
-                <w:webHidden/>
-              </w:rPr>
-            </w:r>
-            <w:r>
-              <w:rPr>
-                <w:rFonts w:ascii="Times New Roman CE" w:hAnsi="Times New Roman CE" w:cs="Times New Roman"/>
+                <w:noProof/>
+                <w:webHidden/>
+              </w:rPr>
+              <w:instrText xml:space="preserve"> PAGEREF _Toc226634563 \h </w:instrText>
+            </w:r>
+            <w:r>
+              <w:rPr>
+                <w:noProof/>
+                <w:webHidden/>
+              </w:rPr>
+            </w:r>
+            <w:r>
+              <w:rPr>
                 <w:noProof/>
                 <w:webHidden/>
               </w:rPr>
@@ -2211,15 +2144,13 @@
             </w:r>
             <w:r>
               <w:rPr>
-                <w:rFonts w:ascii="Times New Roman CE" w:hAnsi="Times New Roman CE" w:cs="Times New Roman"/>
-                <w:noProof/>
-                <w:webHidden/>
-              </w:rPr>
-              <w:t>3</w:t>
-            </w:r>
-            <w:r>
-              <w:rPr>
-                <w:rFonts w:ascii="Times New Roman CE" w:hAnsi="Times New Roman CE" w:cs="Times New Roman"/>
+                <w:noProof/>
+                <w:webHidden/>
+              </w:rPr>
+              <w:t>4</w:t>
+            </w:r>
+            <w:r>
+              <w:rPr>
                 <w:noProof/>
                 <w:webHidden/>
               </w:rPr>
@@ -2231,17 +2162,18 @@
           <w:pPr>
             <w:pStyle w:val="TJ3"/>
             <w:tabs>
-              <w:tab w:val="left" w:pos="1540"/>
-              <w:tab w:val="right" w:leader="dot" w:pos="8720"/>
+              <w:tab w:val="left" w:pos="1680"/>
+              <w:tab w:val="right" w:leader="dot" w:pos="8776"/>
             </w:tabs>
-            <w:spacing w:line="360" w:lineRule="auto"/>
-            <w:jc w:val="both"/>
             <w:rPr>
-              <w:rFonts w:ascii="Times New Roman CE" w:hAnsi="Times New Roman CE" w:cs="Times New Roman"/>
               <w:noProof/>
+              <w:kern w:val="2"/>
+              <w:sz w:val="24"/>
+              <w:szCs w:val="24"/>
+              <w14:ligatures w14:val="standardContextual"/>
             </w:rPr>
           </w:pPr>
-          <w:hyperlink w:anchor="_Toc225848950" w:history="1">
+          <w:hyperlink w:anchor="_Toc226634564" w:history="1">
             <w:r>
               <w:rPr>
                 <w:rStyle w:val="Hiperhivatkozs"/>
@@ -2252,8 +2184,11 @@
             </w:r>
             <w:r>
               <w:rPr>
-                <w:rFonts w:ascii="Times New Roman CE" w:hAnsi="Times New Roman CE" w:cs="Times New Roman"/>
-                <w:noProof/>
+                <w:noProof/>
+                <w:kern w:val="2"/>
+                <w:sz w:val="24"/>
+                <w:szCs w:val="24"/>
+                <w14:ligatures w14:val="standardContextual"/>
               </w:rPr>
               <w:tab/>
             </w:r>
@@ -2267,7 +2202,6 @@
             </w:r>
             <w:r>
               <w:rPr>
-                <w:rFonts w:ascii="Times New Roman CE" w:hAnsi="Times New Roman CE" w:cs="Times New Roman"/>
                 <w:noProof/>
                 <w:webHidden/>
               </w:rPr>
@@ -2275,7 +2209,6 @@
             </w:r>
             <w:r>
               <w:rPr>
-                <w:rFonts w:ascii="Times New Roman CE" w:hAnsi="Times New Roman CE" w:cs="Times New Roman"/>
                 <w:noProof/>
                 <w:webHidden/>
               </w:rPr>
@@ -2283,22 +2216,19 @@
             </w:r>
             <w:r>
               <w:rPr>
-                <w:rFonts w:ascii="Times New Roman CE" w:hAnsi="Times New Roman CE" w:cs="Times New Roman"/>
-                <w:noProof/>
-                <w:webHidden/>
-              </w:rPr>
-              <w:instrText xml:space="preserve"> PAGEREF _Toc225848950 \h </w:instrText>
-            </w:r>
-            <w:r>
-              <w:rPr>
-                <w:rFonts w:ascii="Times New Roman CE" w:hAnsi="Times New Roman CE" w:cs="Times New Roman"/>
-                <w:noProof/>
-                <w:webHidden/>
-              </w:rPr>
-            </w:r>
-            <w:r>
-              <w:rPr>
-                <w:rFonts w:ascii="Times New Roman CE" w:hAnsi="Times New Roman CE" w:cs="Times New Roman"/>
+                <w:noProof/>
+                <w:webHidden/>
+              </w:rPr>
+              <w:instrText xml:space="preserve"> PAGEREF _Toc226634564 \h </w:instrText>
+            </w:r>
+            <w:r>
+              <w:rPr>
+                <w:noProof/>
+                <w:webHidden/>
+              </w:rPr>
+            </w:r>
+            <w:r>
+              <w:rPr>
                 <w:noProof/>
                 <w:webHidden/>
               </w:rPr>
@@ -2306,15 +2236,13 @@
             </w:r>
             <w:r>
               <w:rPr>
-                <w:rFonts w:ascii="Times New Roman CE" w:hAnsi="Times New Roman CE" w:cs="Times New Roman"/>
-                <w:noProof/>
-                <w:webHidden/>
-              </w:rPr>
-              <w:t>3</w:t>
-            </w:r>
-            <w:r>
-              <w:rPr>
-                <w:rFonts w:ascii="Times New Roman CE" w:hAnsi="Times New Roman CE" w:cs="Times New Roman"/>
+                <w:noProof/>
+                <w:webHidden/>
+              </w:rPr>
+              <w:t>4</w:t>
+            </w:r>
+            <w:r>
+              <w:rPr>
                 <w:noProof/>
                 <w:webHidden/>
               </w:rPr>
@@ -2326,17 +2254,18 @@
           <w:pPr>
             <w:pStyle w:val="TJ3"/>
             <w:tabs>
-              <w:tab w:val="left" w:pos="1540"/>
-              <w:tab w:val="right" w:leader="dot" w:pos="8720"/>
+              <w:tab w:val="left" w:pos="1680"/>
+              <w:tab w:val="right" w:leader="dot" w:pos="8776"/>
             </w:tabs>
-            <w:spacing w:line="360" w:lineRule="auto"/>
-            <w:jc w:val="both"/>
             <w:rPr>
-              <w:rFonts w:ascii="Times New Roman CE" w:hAnsi="Times New Roman CE" w:cs="Times New Roman"/>
               <w:noProof/>
+              <w:kern w:val="2"/>
+              <w:sz w:val="24"/>
+              <w:szCs w:val="24"/>
+              <w14:ligatures w14:val="standardContextual"/>
             </w:rPr>
           </w:pPr>
-          <w:hyperlink w:anchor="_Toc225848951" w:history="1">
+          <w:hyperlink w:anchor="_Toc226634565" w:history="1">
             <w:r>
               <w:rPr>
                 <w:rStyle w:val="Hiperhivatkozs"/>
@@ -2347,8 +2276,11 @@
             </w:r>
             <w:r>
               <w:rPr>
-                <w:rFonts w:ascii="Times New Roman CE" w:hAnsi="Times New Roman CE" w:cs="Times New Roman"/>
-                <w:noProof/>
+                <w:noProof/>
+                <w:kern w:val="2"/>
+                <w:sz w:val="24"/>
+                <w:szCs w:val="24"/>
+                <w14:ligatures w14:val="standardContextual"/>
               </w:rPr>
               <w:tab/>
             </w:r>
@@ -2362,7 +2294,6 @@
             </w:r>
             <w:r>
               <w:rPr>
-                <w:rFonts w:ascii="Times New Roman CE" w:hAnsi="Times New Roman CE" w:cs="Times New Roman"/>
                 <w:noProof/>
                 <w:webHidden/>
               </w:rPr>
@@ -2370,7 +2301,6 @@
             </w:r>
             <w:r>
               <w:rPr>
-                <w:rFonts w:ascii="Times New Roman CE" w:hAnsi="Times New Roman CE" w:cs="Times New Roman"/>
                 <w:noProof/>
                 <w:webHidden/>
               </w:rPr>
@@ -2378,22 +2308,19 @@
             </w:r>
             <w:r>
               <w:rPr>
-                <w:rFonts w:ascii="Times New Roman CE" w:hAnsi="Times New Roman CE" w:cs="Times New Roman"/>
-                <w:noProof/>
-                <w:webHidden/>
-              </w:rPr>
-              <w:instrText xml:space="preserve"> PAGEREF _Toc225848951 \h </w:instrText>
-            </w:r>
-            <w:r>
-              <w:rPr>
-                <w:rFonts w:ascii="Times New Roman CE" w:hAnsi="Times New Roman CE" w:cs="Times New Roman"/>
-                <w:noProof/>
-                <w:webHidden/>
-              </w:rPr>
-            </w:r>
-            <w:r>
-              <w:rPr>
-                <w:rFonts w:ascii="Times New Roman CE" w:hAnsi="Times New Roman CE" w:cs="Times New Roman"/>
+                <w:noProof/>
+                <w:webHidden/>
+              </w:rPr>
+              <w:instrText xml:space="preserve"> PAGEREF _Toc226634565 \h </w:instrText>
+            </w:r>
+            <w:r>
+              <w:rPr>
+                <w:noProof/>
+                <w:webHidden/>
+              </w:rPr>
+            </w:r>
+            <w:r>
+              <w:rPr>
                 <w:noProof/>
                 <w:webHidden/>
               </w:rPr>
@@ -2401,15 +2328,13 @@
             </w:r>
             <w:r>
               <w:rPr>
-                <w:rFonts w:ascii="Times New Roman CE" w:hAnsi="Times New Roman CE" w:cs="Times New Roman"/>
-                <w:noProof/>
-                <w:webHidden/>
-              </w:rPr>
-              <w:t>3</w:t>
-            </w:r>
-            <w:r>
-              <w:rPr>
-                <w:rFonts w:ascii="Times New Roman CE" w:hAnsi="Times New Roman CE" w:cs="Times New Roman"/>
+                <w:noProof/>
+                <w:webHidden/>
+              </w:rPr>
+              <w:t>4</w:t>
+            </w:r>
+            <w:r>
+              <w:rPr>
                 <w:noProof/>
                 <w:webHidden/>
               </w:rPr>
@@ -2421,17 +2346,18 @@
           <w:pPr>
             <w:pStyle w:val="TJ3"/>
             <w:tabs>
-              <w:tab w:val="left" w:pos="1540"/>
-              <w:tab w:val="right" w:leader="dot" w:pos="8720"/>
+              <w:tab w:val="left" w:pos="1680"/>
+              <w:tab w:val="right" w:leader="dot" w:pos="8776"/>
             </w:tabs>
-            <w:spacing w:line="360" w:lineRule="auto"/>
-            <w:jc w:val="both"/>
             <w:rPr>
-              <w:rFonts w:ascii="Times New Roman CE" w:hAnsi="Times New Roman CE" w:cs="Times New Roman"/>
               <w:noProof/>
+              <w:kern w:val="2"/>
+              <w:sz w:val="24"/>
+              <w:szCs w:val="24"/>
+              <w14:ligatures w14:val="standardContextual"/>
             </w:rPr>
           </w:pPr>
-          <w:hyperlink w:anchor="_Toc225848952" w:history="1">
+          <w:hyperlink w:anchor="_Toc226634566" w:history="1">
             <w:r>
               <w:rPr>
                 <w:rStyle w:val="Hiperhivatkozs"/>
@@ -2442,8 +2368,11 @@
             </w:r>
             <w:r>
               <w:rPr>
-                <w:rFonts w:ascii="Times New Roman CE" w:hAnsi="Times New Roman CE" w:cs="Times New Roman"/>
-                <w:noProof/>
+                <w:noProof/>
+                <w:kern w:val="2"/>
+                <w:sz w:val="24"/>
+                <w:szCs w:val="24"/>
+                <w14:ligatures w14:val="standardContextual"/>
               </w:rPr>
               <w:tab/>
             </w:r>
@@ -2457,7 +2386,6 @@
             </w:r>
             <w:r>
               <w:rPr>
-                <w:rFonts w:ascii="Times New Roman CE" w:hAnsi="Times New Roman CE" w:cs="Times New Roman"/>
                 <w:noProof/>
                 <w:webHidden/>
               </w:rPr>
@@ -2465,7 +2393,6 @@
             </w:r>
             <w:r>
               <w:rPr>
-                <w:rFonts w:ascii="Times New Roman CE" w:hAnsi="Times New Roman CE" w:cs="Times New Roman"/>
                 <w:noProof/>
                 <w:webHidden/>
               </w:rPr>
@@ -2473,22 +2400,19 @@
             </w:r>
             <w:r>
               <w:rPr>
-                <w:rFonts w:ascii="Times New Roman CE" w:hAnsi="Times New Roman CE" w:cs="Times New Roman"/>
-                <w:noProof/>
-                <w:webHidden/>
-              </w:rPr>
-              <w:instrText xml:space="preserve"> PAGEREF _Toc225848952 \h </w:instrText>
-            </w:r>
-            <w:r>
-              <w:rPr>
-                <w:rFonts w:ascii="Times New Roman CE" w:hAnsi="Times New Roman CE" w:cs="Times New Roman"/>
-                <w:noProof/>
-                <w:webHidden/>
-              </w:rPr>
-            </w:r>
-            <w:r>
-              <w:rPr>
-                <w:rFonts w:ascii="Times New Roman CE" w:hAnsi="Times New Roman CE" w:cs="Times New Roman"/>
+                <w:noProof/>
+                <w:webHidden/>
+              </w:rPr>
+              <w:instrText xml:space="preserve"> PAGEREF _Toc226634566 \h </w:instrText>
+            </w:r>
+            <w:r>
+              <w:rPr>
+                <w:noProof/>
+                <w:webHidden/>
+              </w:rPr>
+            </w:r>
+            <w:r>
+              <w:rPr>
                 <w:noProof/>
                 <w:webHidden/>
               </w:rPr>
@@ -2496,15 +2420,13 @@
             </w:r>
             <w:r>
               <w:rPr>
-                <w:rFonts w:ascii="Times New Roman CE" w:hAnsi="Times New Roman CE" w:cs="Times New Roman"/>
-                <w:noProof/>
-                <w:webHidden/>
-              </w:rPr>
-              <w:t>3</w:t>
-            </w:r>
-            <w:r>
-              <w:rPr>
-                <w:rFonts w:ascii="Times New Roman CE" w:hAnsi="Times New Roman CE" w:cs="Times New Roman"/>
+                <w:noProof/>
+                <w:webHidden/>
+              </w:rPr>
+              <w:t>4</w:t>
+            </w:r>
+            <w:r>
+              <w:rPr>
                 <w:noProof/>
                 <w:webHidden/>
               </w:rPr>
@@ -2516,17 +2438,18 @@
           <w:pPr>
             <w:pStyle w:val="TJ1"/>
             <w:tabs>
-              <w:tab w:val="left" w:pos="880"/>
-              <w:tab w:val="right" w:leader="dot" w:pos="8720"/>
+              <w:tab w:val="left" w:pos="720"/>
+              <w:tab w:val="right" w:leader="dot" w:pos="8776"/>
             </w:tabs>
-            <w:spacing w:line="360" w:lineRule="auto"/>
-            <w:jc w:val="both"/>
             <w:rPr>
-              <w:rFonts w:ascii="Times New Roman CE" w:hAnsi="Times New Roman CE" w:cs="Times New Roman"/>
               <w:noProof/>
+              <w:kern w:val="2"/>
+              <w:sz w:val="24"/>
+              <w:szCs w:val="24"/>
+              <w14:ligatures w14:val="standardContextual"/>
             </w:rPr>
           </w:pPr>
-          <w:hyperlink w:anchor="_Toc225848953" w:history="1">
+          <w:hyperlink w:anchor="_Toc226634567" w:history="1">
             <w:r>
               <w:rPr>
                 <w:rStyle w:val="Hiperhivatkozs"/>
@@ -2537,8 +2460,11 @@
             </w:r>
             <w:r>
               <w:rPr>
-                <w:rFonts w:ascii="Times New Roman CE" w:hAnsi="Times New Roman CE" w:cs="Times New Roman"/>
-                <w:noProof/>
+                <w:noProof/>
+                <w:kern w:val="2"/>
+                <w:sz w:val="24"/>
+                <w:szCs w:val="24"/>
+                <w14:ligatures w14:val="standardContextual"/>
               </w:rPr>
               <w:tab/>
             </w:r>
@@ -2552,7 +2478,6 @@
             </w:r>
             <w:r>
               <w:rPr>
-                <w:rFonts w:ascii="Times New Roman CE" w:hAnsi="Times New Roman CE" w:cs="Times New Roman"/>
                 <w:noProof/>
                 <w:webHidden/>
               </w:rPr>
@@ -2560,7 +2485,6 @@
             </w:r>
             <w:r>
               <w:rPr>
-                <w:rFonts w:ascii="Times New Roman CE" w:hAnsi="Times New Roman CE" w:cs="Times New Roman"/>
                 <w:noProof/>
                 <w:webHidden/>
               </w:rPr>
@@ -2568,22 +2492,19 @@
             </w:r>
             <w:r>
               <w:rPr>
-                <w:rFonts w:ascii="Times New Roman CE" w:hAnsi="Times New Roman CE" w:cs="Times New Roman"/>
-                <w:noProof/>
-                <w:webHidden/>
-              </w:rPr>
-              <w:instrText xml:space="preserve"> PAGEREF _Toc225848953 \h </w:instrText>
-            </w:r>
-            <w:r>
-              <w:rPr>
-                <w:rFonts w:ascii="Times New Roman CE" w:hAnsi="Times New Roman CE" w:cs="Times New Roman"/>
-                <w:noProof/>
-                <w:webHidden/>
-              </w:rPr>
-            </w:r>
-            <w:r>
-              <w:rPr>
-                <w:rFonts w:ascii="Times New Roman CE" w:hAnsi="Times New Roman CE" w:cs="Times New Roman"/>
+                <w:noProof/>
+                <w:webHidden/>
+              </w:rPr>
+              <w:instrText xml:space="preserve"> PAGEREF _Toc226634567 \h </w:instrText>
+            </w:r>
+            <w:r>
+              <w:rPr>
+                <w:noProof/>
+                <w:webHidden/>
+              </w:rPr>
+            </w:r>
+            <w:r>
+              <w:rPr>
                 <w:noProof/>
                 <w:webHidden/>
               </w:rPr>
@@ -2591,15 +2512,13 @@
             </w:r>
             <w:r>
               <w:rPr>
-                <w:rFonts w:ascii="Times New Roman CE" w:hAnsi="Times New Roman CE" w:cs="Times New Roman"/>
-                <w:noProof/>
-                <w:webHidden/>
-              </w:rPr>
-              <w:t>4</w:t>
-            </w:r>
-            <w:r>
-              <w:rPr>
-                <w:rFonts w:ascii="Times New Roman CE" w:hAnsi="Times New Roman CE" w:cs="Times New Roman"/>
+                <w:noProof/>
+                <w:webHidden/>
+              </w:rPr>
+              <w:t>5</w:t>
+            </w:r>
+            <w:r>
+              <w:rPr>
                 <w:noProof/>
                 <w:webHidden/>
               </w:rPr>
@@ -2610,14 +2529,15 @@
         <w:p>
           <w:pPr>
             <w:pStyle w:val="TJ2"/>
-            <w:spacing w:line="360" w:lineRule="auto"/>
-            <w:jc w:val="both"/>
             <w:rPr>
-              <w:rFonts w:ascii="Times New Roman CE" w:hAnsi="Times New Roman CE" w:cs="Times New Roman"/>
               <w:noProof/>
+              <w:kern w:val="2"/>
+              <w:sz w:val="24"/>
+              <w:szCs w:val="24"/>
+              <w14:ligatures w14:val="standardContextual"/>
             </w:rPr>
           </w:pPr>
-          <w:hyperlink w:anchor="_Toc225848954" w:history="1">
+          <w:hyperlink w:anchor="_Toc226634568" w:history="1">
             <w:r>
               <w:rPr>
                 <w:rStyle w:val="Hiperhivatkozs"/>
@@ -2628,8 +2548,11 @@
             </w:r>
             <w:r>
               <w:rPr>
-                <w:rFonts w:ascii="Times New Roman CE" w:hAnsi="Times New Roman CE" w:cs="Times New Roman"/>
-                <w:noProof/>
+                <w:noProof/>
+                <w:kern w:val="2"/>
+                <w:sz w:val="24"/>
+                <w:szCs w:val="24"/>
+                <w14:ligatures w14:val="standardContextual"/>
               </w:rPr>
               <w:tab/>
             </w:r>
@@ -2643,7 +2566,6 @@
             </w:r>
             <w:r>
               <w:rPr>
-                <w:rFonts w:ascii="Times New Roman CE" w:hAnsi="Times New Roman CE" w:cs="Times New Roman"/>
                 <w:noProof/>
                 <w:webHidden/>
               </w:rPr>
@@ -2651,7 +2573,6 @@
             </w:r>
             <w:r>
               <w:rPr>
-                <w:rFonts w:ascii="Times New Roman CE" w:hAnsi="Times New Roman CE" w:cs="Times New Roman"/>
                 <w:noProof/>
                 <w:webHidden/>
               </w:rPr>
@@ -2659,22 +2580,19 @@
             </w:r>
             <w:r>
               <w:rPr>
-                <w:rFonts w:ascii="Times New Roman CE" w:hAnsi="Times New Roman CE" w:cs="Times New Roman"/>
-                <w:noProof/>
-                <w:webHidden/>
-              </w:rPr>
-              <w:instrText xml:space="preserve"> PAGEREF _Toc225848954 \h </w:instrText>
-            </w:r>
-            <w:r>
-              <w:rPr>
-                <w:rFonts w:ascii="Times New Roman CE" w:hAnsi="Times New Roman CE" w:cs="Times New Roman"/>
-                <w:noProof/>
-                <w:webHidden/>
-              </w:rPr>
-            </w:r>
-            <w:r>
-              <w:rPr>
-                <w:rFonts w:ascii="Times New Roman CE" w:hAnsi="Times New Roman CE" w:cs="Times New Roman"/>
+                <w:noProof/>
+                <w:webHidden/>
+              </w:rPr>
+              <w:instrText xml:space="preserve"> PAGEREF _Toc226634568 \h </w:instrText>
+            </w:r>
+            <w:r>
+              <w:rPr>
+                <w:noProof/>
+                <w:webHidden/>
+              </w:rPr>
+            </w:r>
+            <w:r>
+              <w:rPr>
                 <w:noProof/>
                 <w:webHidden/>
               </w:rPr>
@@ -2682,15 +2600,13 @@
             </w:r>
             <w:r>
               <w:rPr>
-                <w:rFonts w:ascii="Times New Roman CE" w:hAnsi="Times New Roman CE" w:cs="Times New Roman"/>
-                <w:noProof/>
-                <w:webHidden/>
-              </w:rPr>
-              <w:t>4</w:t>
-            </w:r>
-            <w:r>
-              <w:rPr>
-                <w:rFonts w:ascii="Times New Roman CE" w:hAnsi="Times New Roman CE" w:cs="Times New Roman"/>
+                <w:noProof/>
+                <w:webHidden/>
+              </w:rPr>
+              <w:t>5</w:t>
+            </w:r>
+            <w:r>
+              <w:rPr>
                 <w:noProof/>
                 <w:webHidden/>
               </w:rPr>
@@ -2702,17 +2618,18 @@
           <w:pPr>
             <w:pStyle w:val="TJ3"/>
             <w:tabs>
-              <w:tab w:val="left" w:pos="1540"/>
-              <w:tab w:val="right" w:leader="dot" w:pos="8720"/>
+              <w:tab w:val="left" w:pos="1680"/>
+              <w:tab w:val="right" w:leader="dot" w:pos="8776"/>
             </w:tabs>
-            <w:spacing w:line="360" w:lineRule="auto"/>
-            <w:jc w:val="both"/>
             <w:rPr>
-              <w:rFonts w:ascii="Times New Roman CE" w:hAnsi="Times New Roman CE" w:cs="Times New Roman"/>
               <w:noProof/>
+              <w:kern w:val="2"/>
+              <w:sz w:val="24"/>
+              <w:szCs w:val="24"/>
+              <w14:ligatures w14:val="standardContextual"/>
             </w:rPr>
           </w:pPr>
-          <w:hyperlink w:anchor="_Toc225848955" w:history="1">
+          <w:hyperlink w:anchor="_Toc226634569" w:history="1">
             <w:r>
               <w:rPr>
                 <w:rStyle w:val="Hiperhivatkozs"/>
@@ -2723,8 +2640,11 @@
             </w:r>
             <w:r>
               <w:rPr>
-                <w:rFonts w:ascii="Times New Roman CE" w:hAnsi="Times New Roman CE" w:cs="Times New Roman"/>
-                <w:noProof/>
+                <w:noProof/>
+                <w:kern w:val="2"/>
+                <w:sz w:val="24"/>
+                <w:szCs w:val="24"/>
+                <w14:ligatures w14:val="standardContextual"/>
               </w:rPr>
               <w:tab/>
             </w:r>
@@ -2738,7 +2658,6 @@
             </w:r>
             <w:r>
               <w:rPr>
-                <w:rFonts w:ascii="Times New Roman CE" w:hAnsi="Times New Roman CE" w:cs="Times New Roman"/>
                 <w:noProof/>
                 <w:webHidden/>
               </w:rPr>
@@ -2746,7 +2665,6 @@
             </w:r>
             <w:r>
               <w:rPr>
-                <w:rFonts w:ascii="Times New Roman CE" w:hAnsi="Times New Roman CE" w:cs="Times New Roman"/>
                 <w:noProof/>
                 <w:webHidden/>
               </w:rPr>
@@ -2754,22 +2672,19 @@
             </w:r>
             <w:r>
               <w:rPr>
-                <w:rFonts w:ascii="Times New Roman CE" w:hAnsi="Times New Roman CE" w:cs="Times New Roman"/>
-                <w:noProof/>
-                <w:webHidden/>
-              </w:rPr>
-              <w:instrText xml:space="preserve"> PAGEREF _Toc225848955 \h </w:instrText>
-            </w:r>
-            <w:r>
-              <w:rPr>
-                <w:rFonts w:ascii="Times New Roman CE" w:hAnsi="Times New Roman CE" w:cs="Times New Roman"/>
-                <w:noProof/>
-                <w:webHidden/>
-              </w:rPr>
-            </w:r>
-            <w:r>
-              <w:rPr>
-                <w:rFonts w:ascii="Times New Roman CE" w:hAnsi="Times New Roman CE" w:cs="Times New Roman"/>
+                <w:noProof/>
+                <w:webHidden/>
+              </w:rPr>
+              <w:instrText xml:space="preserve"> PAGEREF _Toc226634569 \h </w:instrText>
+            </w:r>
+            <w:r>
+              <w:rPr>
+                <w:noProof/>
+                <w:webHidden/>
+              </w:rPr>
+            </w:r>
+            <w:r>
+              <w:rPr>
                 <w:noProof/>
                 <w:webHidden/>
               </w:rPr>
@@ -2777,15 +2692,13 @@
             </w:r>
             <w:r>
               <w:rPr>
-                <w:rFonts w:ascii="Times New Roman CE" w:hAnsi="Times New Roman CE" w:cs="Times New Roman"/>
-                <w:noProof/>
-                <w:webHidden/>
-              </w:rPr>
-              <w:t>4</w:t>
-            </w:r>
-            <w:r>
-              <w:rPr>
-                <w:rFonts w:ascii="Times New Roman CE" w:hAnsi="Times New Roman CE" w:cs="Times New Roman"/>
+                <w:noProof/>
+                <w:webHidden/>
+              </w:rPr>
+              <w:t>5</w:t>
+            </w:r>
+            <w:r>
+              <w:rPr>
                 <w:noProof/>
                 <w:webHidden/>
               </w:rPr>
@@ -2796,14 +2709,15 @@
         <w:p>
           <w:pPr>
             <w:pStyle w:val="TJ2"/>
-            <w:spacing w:line="360" w:lineRule="auto"/>
-            <w:jc w:val="both"/>
             <w:rPr>
-              <w:rFonts w:ascii="Times New Roman CE" w:hAnsi="Times New Roman CE" w:cs="Times New Roman"/>
               <w:noProof/>
+              <w:kern w:val="2"/>
+              <w:sz w:val="24"/>
+              <w:szCs w:val="24"/>
+              <w14:ligatures w14:val="standardContextual"/>
             </w:rPr>
           </w:pPr>
-          <w:hyperlink w:anchor="_Toc225848956" w:history="1">
+          <w:hyperlink w:anchor="_Toc226634570" w:history="1">
             <w:r>
               <w:rPr>
                 <w:rStyle w:val="Hiperhivatkozs"/>
@@ -2814,8 +2728,11 @@
             </w:r>
             <w:r>
               <w:rPr>
-                <w:rFonts w:ascii="Times New Roman CE" w:hAnsi="Times New Roman CE" w:cs="Times New Roman"/>
-                <w:noProof/>
+                <w:noProof/>
+                <w:kern w:val="2"/>
+                <w:sz w:val="24"/>
+                <w:szCs w:val="24"/>
+                <w14:ligatures w14:val="standardContextual"/>
               </w:rPr>
               <w:tab/>
             </w:r>
@@ -2829,7 +2746,6 @@
             </w:r>
             <w:r>
               <w:rPr>
-                <w:rFonts w:ascii="Times New Roman CE" w:hAnsi="Times New Roman CE" w:cs="Times New Roman"/>
                 <w:noProof/>
                 <w:webHidden/>
               </w:rPr>
@@ -2837,7 +2753,6 @@
             </w:r>
             <w:r>
               <w:rPr>
-                <w:rFonts w:ascii="Times New Roman CE" w:hAnsi="Times New Roman CE" w:cs="Times New Roman"/>
                 <w:noProof/>
                 <w:webHidden/>
               </w:rPr>
@@ -2845,22 +2760,19 @@
             </w:r>
             <w:r>
               <w:rPr>
-                <w:rFonts w:ascii="Times New Roman CE" w:hAnsi="Times New Roman CE" w:cs="Times New Roman"/>
-                <w:noProof/>
-                <w:webHidden/>
-              </w:rPr>
-              <w:instrText xml:space="preserve"> PAGEREF _Toc225848956 \h </w:instrText>
-            </w:r>
-            <w:r>
-              <w:rPr>
-                <w:rFonts w:ascii="Times New Roman CE" w:hAnsi="Times New Roman CE" w:cs="Times New Roman"/>
-                <w:noProof/>
-                <w:webHidden/>
-              </w:rPr>
-            </w:r>
-            <w:r>
-              <w:rPr>
-                <w:rFonts w:ascii="Times New Roman CE" w:hAnsi="Times New Roman CE" w:cs="Times New Roman"/>
+                <w:noProof/>
+                <w:webHidden/>
+              </w:rPr>
+              <w:instrText xml:space="preserve"> PAGEREF _Toc226634570 \h </w:instrText>
+            </w:r>
+            <w:r>
+              <w:rPr>
+                <w:noProof/>
+                <w:webHidden/>
+              </w:rPr>
+            </w:r>
+            <w:r>
+              <w:rPr>
                 <w:noProof/>
                 <w:webHidden/>
               </w:rPr>
@@ -2868,15 +2780,13 @@
             </w:r>
             <w:r>
               <w:rPr>
-                <w:rFonts w:ascii="Times New Roman CE" w:hAnsi="Times New Roman CE" w:cs="Times New Roman"/>
-                <w:noProof/>
-                <w:webHidden/>
-              </w:rPr>
-              <w:t>4</w:t>
-            </w:r>
-            <w:r>
-              <w:rPr>
-                <w:rFonts w:ascii="Times New Roman CE" w:hAnsi="Times New Roman CE" w:cs="Times New Roman"/>
+                <w:noProof/>
+                <w:webHidden/>
+              </w:rPr>
+              <w:t>5</w:t>
+            </w:r>
+            <w:r>
+              <w:rPr>
                 <w:noProof/>
                 <w:webHidden/>
               </w:rPr>
@@ -2887,14 +2797,15 @@
         <w:p>
           <w:pPr>
             <w:pStyle w:val="TJ2"/>
-            <w:spacing w:line="360" w:lineRule="auto"/>
-            <w:jc w:val="both"/>
             <w:rPr>
-              <w:rFonts w:ascii="Times New Roman CE" w:hAnsi="Times New Roman CE" w:cs="Times New Roman"/>
               <w:noProof/>
+              <w:kern w:val="2"/>
+              <w:sz w:val="24"/>
+              <w:szCs w:val="24"/>
+              <w14:ligatures w14:val="standardContextual"/>
             </w:rPr>
           </w:pPr>
-          <w:hyperlink w:anchor="_Toc225848957" w:history="1">
+          <w:hyperlink w:anchor="_Toc226634571" w:history="1">
             <w:r>
               <w:rPr>
                 <w:rStyle w:val="Hiperhivatkozs"/>
@@ -2905,8 +2816,11 @@
             </w:r>
             <w:r>
               <w:rPr>
-                <w:rFonts w:ascii="Times New Roman CE" w:hAnsi="Times New Roman CE" w:cs="Times New Roman"/>
-                <w:noProof/>
+                <w:noProof/>
+                <w:kern w:val="2"/>
+                <w:sz w:val="24"/>
+                <w:szCs w:val="24"/>
+                <w14:ligatures w14:val="standardContextual"/>
               </w:rPr>
               <w:tab/>
             </w:r>
@@ -2920,7 +2834,6 @@
             </w:r>
             <w:r>
               <w:rPr>
-                <w:rFonts w:ascii="Times New Roman CE" w:hAnsi="Times New Roman CE" w:cs="Times New Roman"/>
                 <w:noProof/>
                 <w:webHidden/>
               </w:rPr>
@@ -2928,7 +2841,6 @@
             </w:r>
             <w:r>
               <w:rPr>
-                <w:rFonts w:ascii="Times New Roman CE" w:hAnsi="Times New Roman CE" w:cs="Times New Roman"/>
                 <w:noProof/>
                 <w:webHidden/>
               </w:rPr>
@@ -2936,22 +2848,19 @@
             </w:r>
             <w:r>
               <w:rPr>
-                <w:rFonts w:ascii="Times New Roman CE" w:hAnsi="Times New Roman CE" w:cs="Times New Roman"/>
-                <w:noProof/>
-                <w:webHidden/>
-              </w:rPr>
-              <w:instrText xml:space="preserve"> PAGEREF _Toc225848957 \h </w:instrText>
-            </w:r>
-            <w:r>
-              <w:rPr>
-                <w:rFonts w:ascii="Times New Roman CE" w:hAnsi="Times New Roman CE" w:cs="Times New Roman"/>
-                <w:noProof/>
-                <w:webHidden/>
-              </w:rPr>
-            </w:r>
-            <w:r>
-              <w:rPr>
-                <w:rFonts w:ascii="Times New Roman CE" w:hAnsi="Times New Roman CE" w:cs="Times New Roman"/>
+                <w:noProof/>
+                <w:webHidden/>
+              </w:rPr>
+              <w:instrText xml:space="preserve"> PAGEREF _Toc226634571 \h </w:instrText>
+            </w:r>
+            <w:r>
+              <w:rPr>
+                <w:noProof/>
+                <w:webHidden/>
+              </w:rPr>
+            </w:r>
+            <w:r>
+              <w:rPr>
                 <w:noProof/>
                 <w:webHidden/>
               </w:rPr>
@@ -2959,15 +2868,13 @@
             </w:r>
             <w:r>
               <w:rPr>
-                <w:rFonts w:ascii="Times New Roman CE" w:hAnsi="Times New Roman CE" w:cs="Times New Roman"/>
-                <w:noProof/>
-                <w:webHidden/>
-              </w:rPr>
-              <w:t>4</w:t>
-            </w:r>
-            <w:r>
-              <w:rPr>
-                <w:rFonts w:ascii="Times New Roman CE" w:hAnsi="Times New Roman CE" w:cs="Times New Roman"/>
+                <w:noProof/>
+                <w:webHidden/>
+              </w:rPr>
+              <w:t>5</w:t>
+            </w:r>
+            <w:r>
+              <w:rPr>
                 <w:noProof/>
                 <w:webHidden/>
               </w:rPr>
@@ -2979,17 +2886,18 @@
           <w:pPr>
             <w:pStyle w:val="TJ1"/>
             <w:tabs>
-              <w:tab w:val="left" w:pos="880"/>
-              <w:tab w:val="right" w:leader="dot" w:pos="8720"/>
+              <w:tab w:val="left" w:pos="720"/>
+              <w:tab w:val="right" w:leader="dot" w:pos="8776"/>
             </w:tabs>
-            <w:spacing w:line="360" w:lineRule="auto"/>
-            <w:jc w:val="both"/>
             <w:rPr>
-              <w:rFonts w:ascii="Times New Roman CE" w:hAnsi="Times New Roman CE" w:cs="Times New Roman"/>
               <w:noProof/>
+              <w:kern w:val="2"/>
+              <w:sz w:val="24"/>
+              <w:szCs w:val="24"/>
+              <w14:ligatures w14:val="standardContextual"/>
             </w:rPr>
           </w:pPr>
-          <w:hyperlink w:anchor="_Toc225848958" w:history="1">
+          <w:hyperlink w:anchor="_Toc226634572" w:history="1">
             <w:r>
               <w:rPr>
                 <w:rStyle w:val="Hiperhivatkozs"/>
@@ -3000,8 +2908,11 @@
             </w:r>
             <w:r>
               <w:rPr>
-                <w:rFonts w:ascii="Times New Roman CE" w:hAnsi="Times New Roman CE" w:cs="Times New Roman"/>
-                <w:noProof/>
+                <w:noProof/>
+                <w:kern w:val="2"/>
+                <w:sz w:val="24"/>
+                <w:szCs w:val="24"/>
+                <w14:ligatures w14:val="standardContextual"/>
               </w:rPr>
               <w:tab/>
             </w:r>
@@ -3015,7 +2926,6 @@
             </w:r>
             <w:r>
               <w:rPr>
-                <w:rFonts w:ascii="Times New Roman CE" w:hAnsi="Times New Roman CE" w:cs="Times New Roman"/>
                 <w:noProof/>
                 <w:webHidden/>
               </w:rPr>
@@ -3023,7 +2933,6 @@
             </w:r>
             <w:r>
               <w:rPr>
-                <w:rFonts w:ascii="Times New Roman CE" w:hAnsi="Times New Roman CE" w:cs="Times New Roman"/>
                 <w:noProof/>
                 <w:webHidden/>
               </w:rPr>
@@ -3031,22 +2940,19 @@
             </w:r>
             <w:r>
               <w:rPr>
-                <w:rFonts w:ascii="Times New Roman CE" w:hAnsi="Times New Roman CE" w:cs="Times New Roman"/>
-                <w:noProof/>
-                <w:webHidden/>
-              </w:rPr>
-              <w:instrText xml:space="preserve"> PAGEREF _Toc225848958 \h </w:instrText>
-            </w:r>
-            <w:r>
-              <w:rPr>
-                <w:rFonts w:ascii="Times New Roman CE" w:hAnsi="Times New Roman CE" w:cs="Times New Roman"/>
-                <w:noProof/>
-                <w:webHidden/>
-              </w:rPr>
-            </w:r>
-            <w:r>
-              <w:rPr>
-                <w:rFonts w:ascii="Times New Roman CE" w:hAnsi="Times New Roman CE" w:cs="Times New Roman"/>
+                <w:noProof/>
+                <w:webHidden/>
+              </w:rPr>
+              <w:instrText xml:space="preserve"> PAGEREF _Toc226634572 \h </w:instrText>
+            </w:r>
+            <w:r>
+              <w:rPr>
+                <w:noProof/>
+                <w:webHidden/>
+              </w:rPr>
+            </w:r>
+            <w:r>
+              <w:rPr>
                 <w:noProof/>
                 <w:webHidden/>
               </w:rPr>
@@ -3054,15 +2960,13 @@
             </w:r>
             <w:r>
               <w:rPr>
-                <w:rFonts w:ascii="Times New Roman CE" w:hAnsi="Times New Roman CE" w:cs="Times New Roman"/>
-                <w:noProof/>
-                <w:webHidden/>
-              </w:rPr>
-              <w:t>5</w:t>
-            </w:r>
-            <w:r>
-              <w:rPr>
-                <w:rFonts w:ascii="Times New Roman CE" w:hAnsi="Times New Roman CE" w:cs="Times New Roman"/>
+                <w:noProof/>
+                <w:webHidden/>
+              </w:rPr>
+              <w:t>6</w:t>
+            </w:r>
+            <w:r>
+              <w:rPr>
                 <w:noProof/>
                 <w:webHidden/>
               </w:rPr>
@@ -3073,14 +2977,15 @@
         <w:p>
           <w:pPr>
             <w:pStyle w:val="TJ2"/>
-            <w:spacing w:line="360" w:lineRule="auto"/>
-            <w:jc w:val="both"/>
             <w:rPr>
-              <w:rFonts w:ascii="Times New Roman CE" w:hAnsi="Times New Roman CE" w:cs="Times New Roman"/>
               <w:noProof/>
+              <w:kern w:val="2"/>
+              <w:sz w:val="24"/>
+              <w:szCs w:val="24"/>
+              <w14:ligatures w14:val="standardContextual"/>
             </w:rPr>
           </w:pPr>
-          <w:hyperlink w:anchor="_Toc225848959" w:history="1">
+          <w:hyperlink w:anchor="_Toc226634573" w:history="1">
             <w:r>
               <w:rPr>
                 <w:rStyle w:val="Hiperhivatkozs"/>
@@ -3091,8 +2996,11 @@
             </w:r>
             <w:r>
               <w:rPr>
-                <w:rFonts w:ascii="Times New Roman CE" w:hAnsi="Times New Roman CE" w:cs="Times New Roman"/>
-                <w:noProof/>
+                <w:noProof/>
+                <w:kern w:val="2"/>
+                <w:sz w:val="24"/>
+                <w:szCs w:val="24"/>
+                <w14:ligatures w14:val="standardContextual"/>
               </w:rPr>
               <w:tab/>
             </w:r>
@@ -3106,7 +3014,6 @@
             </w:r>
             <w:r>
               <w:rPr>
-                <w:rFonts w:ascii="Times New Roman CE" w:hAnsi="Times New Roman CE" w:cs="Times New Roman"/>
                 <w:noProof/>
                 <w:webHidden/>
               </w:rPr>
@@ -3114,7 +3021,6 @@
             </w:r>
             <w:r>
               <w:rPr>
-                <w:rFonts w:ascii="Times New Roman CE" w:hAnsi="Times New Roman CE" w:cs="Times New Roman"/>
                 <w:noProof/>
                 <w:webHidden/>
               </w:rPr>
@@ -3122,22 +3028,19 @@
             </w:r>
             <w:r>
               <w:rPr>
-                <w:rFonts w:ascii="Times New Roman CE" w:hAnsi="Times New Roman CE" w:cs="Times New Roman"/>
-                <w:noProof/>
-                <w:webHidden/>
-              </w:rPr>
-              <w:instrText xml:space="preserve"> PAGEREF _Toc225848959 \h </w:instrText>
-            </w:r>
-            <w:r>
-              <w:rPr>
-                <w:rFonts w:ascii="Times New Roman CE" w:hAnsi="Times New Roman CE" w:cs="Times New Roman"/>
-                <w:noProof/>
-                <w:webHidden/>
-              </w:rPr>
-            </w:r>
-            <w:r>
-              <w:rPr>
-                <w:rFonts w:ascii="Times New Roman CE" w:hAnsi="Times New Roman CE" w:cs="Times New Roman"/>
+                <w:noProof/>
+                <w:webHidden/>
+              </w:rPr>
+              <w:instrText xml:space="preserve"> PAGEREF _Toc226634573 \h </w:instrText>
+            </w:r>
+            <w:r>
+              <w:rPr>
+                <w:noProof/>
+                <w:webHidden/>
+              </w:rPr>
+            </w:r>
+            <w:r>
+              <w:rPr>
                 <w:noProof/>
                 <w:webHidden/>
               </w:rPr>
@@ -3145,15 +3048,13 @@
             </w:r>
             <w:r>
               <w:rPr>
-                <w:rFonts w:ascii="Times New Roman CE" w:hAnsi="Times New Roman CE" w:cs="Times New Roman"/>
-                <w:noProof/>
-                <w:webHidden/>
-              </w:rPr>
-              <w:t>5</w:t>
-            </w:r>
-            <w:r>
-              <w:rPr>
-                <w:rFonts w:ascii="Times New Roman CE" w:hAnsi="Times New Roman CE" w:cs="Times New Roman"/>
+                <w:noProof/>
+                <w:webHidden/>
+              </w:rPr>
+              <w:t>6</w:t>
+            </w:r>
+            <w:r>
+              <w:rPr>
                 <w:noProof/>
                 <w:webHidden/>
               </w:rPr>
@@ -3165,17 +3066,18 @@
           <w:pPr>
             <w:pStyle w:val="TJ1"/>
             <w:tabs>
-              <w:tab w:val="left" w:pos="880"/>
-              <w:tab w:val="right" w:leader="dot" w:pos="8720"/>
+              <w:tab w:val="left" w:pos="720"/>
+              <w:tab w:val="right" w:leader="dot" w:pos="8776"/>
             </w:tabs>
-            <w:spacing w:line="360" w:lineRule="auto"/>
-            <w:jc w:val="both"/>
             <w:rPr>
-              <w:rFonts w:ascii="Times New Roman CE" w:hAnsi="Times New Roman CE" w:cs="Times New Roman"/>
               <w:noProof/>
+              <w:kern w:val="2"/>
+              <w:sz w:val="24"/>
+              <w:szCs w:val="24"/>
+              <w14:ligatures w14:val="standardContextual"/>
             </w:rPr>
           </w:pPr>
-          <w:hyperlink w:anchor="_Toc225848960" w:history="1">
+          <w:hyperlink w:anchor="_Toc226634574" w:history="1">
             <w:r>
               <w:rPr>
                 <w:rStyle w:val="Hiperhivatkozs"/>
@@ -3186,8 +3088,11 @@
             </w:r>
             <w:r>
               <w:rPr>
-                <w:rFonts w:ascii="Times New Roman CE" w:hAnsi="Times New Roman CE" w:cs="Times New Roman"/>
-                <w:noProof/>
+                <w:noProof/>
+                <w:kern w:val="2"/>
+                <w:sz w:val="24"/>
+                <w:szCs w:val="24"/>
+                <w14:ligatures w14:val="standardContextual"/>
               </w:rPr>
               <w:tab/>
             </w:r>
@@ -3201,7 +3106,6 @@
             </w:r>
             <w:r>
               <w:rPr>
-                <w:rFonts w:ascii="Times New Roman CE" w:hAnsi="Times New Roman CE" w:cs="Times New Roman"/>
                 <w:noProof/>
                 <w:webHidden/>
               </w:rPr>
@@ -3209,7 +3113,6 @@
             </w:r>
             <w:r>
               <w:rPr>
-                <w:rFonts w:ascii="Times New Roman CE" w:hAnsi="Times New Roman CE" w:cs="Times New Roman"/>
                 <w:noProof/>
                 <w:webHidden/>
               </w:rPr>
@@ -3217,22 +3120,19 @@
             </w:r>
             <w:r>
               <w:rPr>
-                <w:rFonts w:ascii="Times New Roman CE" w:hAnsi="Times New Roman CE" w:cs="Times New Roman"/>
-                <w:noProof/>
-                <w:webHidden/>
-              </w:rPr>
-              <w:instrText xml:space="preserve"> PAGEREF _Toc225848960 \h </w:instrText>
-            </w:r>
-            <w:r>
-              <w:rPr>
-                <w:rFonts w:ascii="Times New Roman CE" w:hAnsi="Times New Roman CE" w:cs="Times New Roman"/>
-                <w:noProof/>
-                <w:webHidden/>
-              </w:rPr>
-            </w:r>
-            <w:r>
-              <w:rPr>
-                <w:rFonts w:ascii="Times New Roman CE" w:hAnsi="Times New Roman CE" w:cs="Times New Roman"/>
+                <w:noProof/>
+                <w:webHidden/>
+              </w:rPr>
+              <w:instrText xml:space="preserve"> PAGEREF _Toc226634574 \h </w:instrText>
+            </w:r>
+            <w:r>
+              <w:rPr>
+                <w:noProof/>
+                <w:webHidden/>
+              </w:rPr>
+            </w:r>
+            <w:r>
+              <w:rPr>
                 <w:noProof/>
                 <w:webHidden/>
               </w:rPr>
@@ -3240,15 +3140,13 @@
             </w:r>
             <w:r>
               <w:rPr>
-                <w:rFonts w:ascii="Times New Roman CE" w:hAnsi="Times New Roman CE" w:cs="Times New Roman"/>
-                <w:noProof/>
-                <w:webHidden/>
-              </w:rPr>
-              <w:t>6</w:t>
-            </w:r>
-            <w:r>
-              <w:rPr>
-                <w:rFonts w:ascii="Times New Roman CE" w:hAnsi="Times New Roman CE" w:cs="Times New Roman"/>
+                <w:noProof/>
+                <w:webHidden/>
+              </w:rPr>
+              <w:t>7</w:t>
+            </w:r>
+            <w:r>
+              <w:rPr>
                 <w:noProof/>
                 <w:webHidden/>
               </w:rPr>
@@ -3259,14 +3157,15 @@
         <w:p>
           <w:pPr>
             <w:pStyle w:val="TJ2"/>
-            <w:spacing w:line="360" w:lineRule="auto"/>
-            <w:jc w:val="both"/>
             <w:rPr>
-              <w:rFonts w:ascii="Times New Roman CE" w:hAnsi="Times New Roman CE" w:cs="Times New Roman"/>
               <w:noProof/>
+              <w:kern w:val="2"/>
+              <w:sz w:val="24"/>
+              <w:szCs w:val="24"/>
+              <w14:ligatures w14:val="standardContextual"/>
             </w:rPr>
           </w:pPr>
-          <w:hyperlink w:anchor="_Toc225848961" w:history="1">
+          <w:hyperlink w:anchor="_Toc226634575" w:history="1">
             <w:r>
               <w:rPr>
                 <w:rStyle w:val="Hiperhivatkozs"/>
@@ -3277,8 +3176,11 @@
             </w:r>
             <w:r>
               <w:rPr>
-                <w:rFonts w:ascii="Times New Roman CE" w:hAnsi="Times New Roman CE" w:cs="Times New Roman"/>
-                <w:noProof/>
+                <w:noProof/>
+                <w:kern w:val="2"/>
+                <w:sz w:val="24"/>
+                <w:szCs w:val="24"/>
+                <w14:ligatures w14:val="standardContextual"/>
               </w:rPr>
               <w:tab/>
             </w:r>
@@ -3292,7 +3194,6 @@
             </w:r>
             <w:r>
               <w:rPr>
-                <w:rFonts w:ascii="Times New Roman CE" w:hAnsi="Times New Roman CE" w:cs="Times New Roman"/>
                 <w:noProof/>
                 <w:webHidden/>
               </w:rPr>
@@ -3300,7 +3201,6 @@
             </w:r>
             <w:r>
               <w:rPr>
-                <w:rFonts w:ascii="Times New Roman CE" w:hAnsi="Times New Roman CE" w:cs="Times New Roman"/>
                 <w:noProof/>
                 <w:webHidden/>
               </w:rPr>
@@ -3308,22 +3208,19 @@
             </w:r>
             <w:r>
               <w:rPr>
-                <w:rFonts w:ascii="Times New Roman CE" w:hAnsi="Times New Roman CE" w:cs="Times New Roman"/>
-                <w:noProof/>
-                <w:webHidden/>
-              </w:rPr>
-              <w:instrText xml:space="preserve"> PAGEREF _Toc225848961 \h </w:instrText>
-            </w:r>
-            <w:r>
-              <w:rPr>
-                <w:rFonts w:ascii="Times New Roman CE" w:hAnsi="Times New Roman CE" w:cs="Times New Roman"/>
-                <w:noProof/>
-                <w:webHidden/>
-              </w:rPr>
-            </w:r>
-            <w:r>
-              <w:rPr>
-                <w:rFonts w:ascii="Times New Roman CE" w:hAnsi="Times New Roman CE" w:cs="Times New Roman"/>
+                <w:noProof/>
+                <w:webHidden/>
+              </w:rPr>
+              <w:instrText xml:space="preserve"> PAGEREF _Toc226634575 \h </w:instrText>
+            </w:r>
+            <w:r>
+              <w:rPr>
+                <w:noProof/>
+                <w:webHidden/>
+              </w:rPr>
+            </w:r>
+            <w:r>
+              <w:rPr>
                 <w:noProof/>
                 <w:webHidden/>
               </w:rPr>
@@ -3331,15 +3228,13 @@
             </w:r>
             <w:r>
               <w:rPr>
-                <w:rFonts w:ascii="Times New Roman CE" w:hAnsi="Times New Roman CE" w:cs="Times New Roman"/>
-                <w:noProof/>
-                <w:webHidden/>
-              </w:rPr>
-              <w:t>6</w:t>
-            </w:r>
-            <w:r>
-              <w:rPr>
-                <w:rFonts w:ascii="Times New Roman CE" w:hAnsi="Times New Roman CE" w:cs="Times New Roman"/>
+                <w:noProof/>
+                <w:webHidden/>
+              </w:rPr>
+              <w:t>7</w:t>
+            </w:r>
+            <w:r>
+              <w:rPr>
                 <w:noProof/>
                 <w:webHidden/>
               </w:rPr>
@@ -3351,17 +3246,18 @@
           <w:pPr>
             <w:pStyle w:val="TJ3"/>
             <w:tabs>
-              <w:tab w:val="left" w:pos="1540"/>
-              <w:tab w:val="right" w:leader="dot" w:pos="8720"/>
+              <w:tab w:val="left" w:pos="1680"/>
+              <w:tab w:val="right" w:leader="dot" w:pos="8776"/>
             </w:tabs>
-            <w:spacing w:line="360" w:lineRule="auto"/>
-            <w:jc w:val="both"/>
             <w:rPr>
-              <w:rFonts w:ascii="Times New Roman CE" w:hAnsi="Times New Roman CE" w:cs="Times New Roman"/>
               <w:noProof/>
+              <w:kern w:val="2"/>
+              <w:sz w:val="24"/>
+              <w:szCs w:val="24"/>
+              <w14:ligatures w14:val="standardContextual"/>
             </w:rPr>
           </w:pPr>
-          <w:hyperlink w:anchor="_Toc225848962" w:history="1">
+          <w:hyperlink w:anchor="_Toc226634576" w:history="1">
             <w:r>
               <w:rPr>
                 <w:rStyle w:val="Hiperhivatkozs"/>
@@ -3372,8 +3268,11 @@
             </w:r>
             <w:r>
               <w:rPr>
-                <w:rFonts w:ascii="Times New Roman CE" w:hAnsi="Times New Roman CE" w:cs="Times New Roman"/>
-                <w:noProof/>
+                <w:noProof/>
+                <w:kern w:val="2"/>
+                <w:sz w:val="24"/>
+                <w:szCs w:val="24"/>
+                <w14:ligatures w14:val="standardContextual"/>
               </w:rPr>
               <w:tab/>
             </w:r>
@@ -3387,7 +3286,6 @@
             </w:r>
             <w:r>
               <w:rPr>
-                <w:rFonts w:ascii="Times New Roman CE" w:hAnsi="Times New Roman CE" w:cs="Times New Roman"/>
                 <w:noProof/>
                 <w:webHidden/>
               </w:rPr>
@@ -3395,7 +3293,6 @@
             </w:r>
             <w:r>
               <w:rPr>
-                <w:rFonts w:ascii="Times New Roman CE" w:hAnsi="Times New Roman CE" w:cs="Times New Roman"/>
                 <w:noProof/>
                 <w:webHidden/>
               </w:rPr>
@@ -3403,22 +3300,19 @@
             </w:r>
             <w:r>
               <w:rPr>
-                <w:rFonts w:ascii="Times New Roman CE" w:hAnsi="Times New Roman CE" w:cs="Times New Roman"/>
-                <w:noProof/>
-                <w:webHidden/>
-              </w:rPr>
-              <w:instrText xml:space="preserve"> PAGEREF _Toc225848962 \h </w:instrText>
-            </w:r>
-            <w:r>
-              <w:rPr>
-                <w:rFonts w:ascii="Times New Roman CE" w:hAnsi="Times New Roman CE" w:cs="Times New Roman"/>
-                <w:noProof/>
-                <w:webHidden/>
-              </w:rPr>
-            </w:r>
-            <w:r>
-              <w:rPr>
-                <w:rFonts w:ascii="Times New Roman CE" w:hAnsi="Times New Roman CE" w:cs="Times New Roman"/>
+                <w:noProof/>
+                <w:webHidden/>
+              </w:rPr>
+              <w:instrText xml:space="preserve"> PAGEREF _Toc226634576 \h </w:instrText>
+            </w:r>
+            <w:r>
+              <w:rPr>
+                <w:noProof/>
+                <w:webHidden/>
+              </w:rPr>
+            </w:r>
+            <w:r>
+              <w:rPr>
                 <w:noProof/>
                 <w:webHidden/>
               </w:rPr>
@@ -3426,15 +3320,13 @@
             </w:r>
             <w:r>
               <w:rPr>
-                <w:rFonts w:ascii="Times New Roman CE" w:hAnsi="Times New Roman CE" w:cs="Times New Roman"/>
-                <w:noProof/>
-                <w:webHidden/>
-              </w:rPr>
-              <w:t>6</w:t>
-            </w:r>
-            <w:r>
-              <w:rPr>
-                <w:rFonts w:ascii="Times New Roman CE" w:hAnsi="Times New Roman CE" w:cs="Times New Roman"/>
+                <w:noProof/>
+                <w:webHidden/>
+              </w:rPr>
+              <w:t>7</w:t>
+            </w:r>
+            <w:r>
+              <w:rPr>
                 <w:noProof/>
                 <w:webHidden/>
               </w:rPr>
@@ -3446,17 +3338,18 @@
           <w:pPr>
             <w:pStyle w:val="TJ3"/>
             <w:tabs>
-              <w:tab w:val="left" w:pos="1540"/>
-              <w:tab w:val="right" w:leader="dot" w:pos="8720"/>
+              <w:tab w:val="left" w:pos="1680"/>
+              <w:tab w:val="right" w:leader="dot" w:pos="8776"/>
             </w:tabs>
-            <w:spacing w:line="360" w:lineRule="auto"/>
-            <w:jc w:val="both"/>
             <w:rPr>
-              <w:rFonts w:ascii="Times New Roman CE" w:hAnsi="Times New Roman CE" w:cs="Times New Roman"/>
               <w:noProof/>
+              <w:kern w:val="2"/>
+              <w:sz w:val="24"/>
+              <w:szCs w:val="24"/>
+              <w14:ligatures w14:val="standardContextual"/>
             </w:rPr>
           </w:pPr>
-          <w:hyperlink w:anchor="_Toc225848963" w:history="1">
+          <w:hyperlink w:anchor="_Toc226634577" w:history="1">
             <w:r>
               <w:rPr>
                 <w:rStyle w:val="Hiperhivatkozs"/>
@@ -3467,8 +3360,11 @@
             </w:r>
             <w:r>
               <w:rPr>
-                <w:rFonts w:ascii="Times New Roman CE" w:hAnsi="Times New Roman CE" w:cs="Times New Roman"/>
-                <w:noProof/>
+                <w:noProof/>
+                <w:kern w:val="2"/>
+                <w:sz w:val="24"/>
+                <w:szCs w:val="24"/>
+                <w14:ligatures w14:val="standardContextual"/>
               </w:rPr>
               <w:tab/>
             </w:r>
@@ -3482,7 +3378,6 @@
             </w:r>
             <w:r>
               <w:rPr>
-                <w:rFonts w:ascii="Times New Roman CE" w:hAnsi="Times New Roman CE" w:cs="Times New Roman"/>
                 <w:noProof/>
                 <w:webHidden/>
               </w:rPr>
@@ -3490,7 +3385,6 @@
             </w:r>
             <w:r>
               <w:rPr>
-                <w:rFonts w:ascii="Times New Roman CE" w:hAnsi="Times New Roman CE" w:cs="Times New Roman"/>
                 <w:noProof/>
                 <w:webHidden/>
               </w:rPr>
@@ -3498,22 +3392,19 @@
             </w:r>
             <w:r>
               <w:rPr>
-                <w:rFonts w:ascii="Times New Roman CE" w:hAnsi="Times New Roman CE" w:cs="Times New Roman"/>
-                <w:noProof/>
-                <w:webHidden/>
-              </w:rPr>
-              <w:instrText xml:space="preserve"> PAGEREF _Toc225848963 \h </w:instrText>
-            </w:r>
-            <w:r>
-              <w:rPr>
-                <w:rFonts w:ascii="Times New Roman CE" w:hAnsi="Times New Roman CE" w:cs="Times New Roman"/>
-                <w:noProof/>
-                <w:webHidden/>
-              </w:rPr>
-            </w:r>
-            <w:r>
-              <w:rPr>
-                <w:rFonts w:ascii="Times New Roman CE" w:hAnsi="Times New Roman CE" w:cs="Times New Roman"/>
+                <w:noProof/>
+                <w:webHidden/>
+              </w:rPr>
+              <w:instrText xml:space="preserve"> PAGEREF _Toc226634577 \h </w:instrText>
+            </w:r>
+            <w:r>
+              <w:rPr>
+                <w:noProof/>
+                <w:webHidden/>
+              </w:rPr>
+            </w:r>
+            <w:r>
+              <w:rPr>
                 <w:noProof/>
                 <w:webHidden/>
               </w:rPr>
@@ -3521,15 +3412,13 @@
             </w:r>
             <w:r>
               <w:rPr>
-                <w:rFonts w:ascii="Times New Roman CE" w:hAnsi="Times New Roman CE" w:cs="Times New Roman"/>
-                <w:noProof/>
-                <w:webHidden/>
-              </w:rPr>
-              <w:t>6</w:t>
-            </w:r>
-            <w:r>
-              <w:rPr>
-                <w:rFonts w:ascii="Times New Roman CE" w:hAnsi="Times New Roman CE" w:cs="Times New Roman"/>
+                <w:noProof/>
+                <w:webHidden/>
+              </w:rPr>
+              <w:t>7</w:t>
+            </w:r>
+            <w:r>
+              <w:rPr>
                 <w:noProof/>
                 <w:webHidden/>
               </w:rPr>
@@ -3541,17 +3430,18 @@
           <w:pPr>
             <w:pStyle w:val="TJ3"/>
             <w:tabs>
-              <w:tab w:val="left" w:pos="1540"/>
-              <w:tab w:val="right" w:leader="dot" w:pos="8720"/>
+              <w:tab w:val="left" w:pos="1680"/>
+              <w:tab w:val="right" w:leader="dot" w:pos="8776"/>
             </w:tabs>
-            <w:spacing w:line="360" w:lineRule="auto"/>
-            <w:jc w:val="both"/>
             <w:rPr>
-              <w:rFonts w:ascii="Times New Roman CE" w:hAnsi="Times New Roman CE" w:cs="Times New Roman"/>
               <w:noProof/>
+              <w:kern w:val="2"/>
+              <w:sz w:val="24"/>
+              <w:szCs w:val="24"/>
+              <w14:ligatures w14:val="standardContextual"/>
             </w:rPr>
           </w:pPr>
-          <w:hyperlink w:anchor="_Toc225848964" w:history="1">
+          <w:hyperlink w:anchor="_Toc226634578" w:history="1">
             <w:r>
               <w:rPr>
                 <w:rStyle w:val="Hiperhivatkozs"/>
@@ -3562,8 +3452,11 @@
             </w:r>
             <w:r>
               <w:rPr>
-                <w:rFonts w:ascii="Times New Roman CE" w:hAnsi="Times New Roman CE" w:cs="Times New Roman"/>
-                <w:noProof/>
+                <w:noProof/>
+                <w:kern w:val="2"/>
+                <w:sz w:val="24"/>
+                <w:szCs w:val="24"/>
+                <w14:ligatures w14:val="standardContextual"/>
               </w:rPr>
               <w:tab/>
             </w:r>
@@ -3577,7 +3470,6 @@
             </w:r>
             <w:r>
               <w:rPr>
-                <w:rFonts w:ascii="Times New Roman CE" w:hAnsi="Times New Roman CE" w:cs="Times New Roman"/>
                 <w:noProof/>
                 <w:webHidden/>
               </w:rPr>
@@ -3585,7 +3477,6 @@
             </w:r>
             <w:r>
               <w:rPr>
-                <w:rFonts w:ascii="Times New Roman CE" w:hAnsi="Times New Roman CE" w:cs="Times New Roman"/>
                 <w:noProof/>
                 <w:webHidden/>
               </w:rPr>
@@ -3593,22 +3484,19 @@
             </w:r>
             <w:r>
               <w:rPr>
-                <w:rFonts w:ascii="Times New Roman CE" w:hAnsi="Times New Roman CE" w:cs="Times New Roman"/>
-                <w:noProof/>
-                <w:webHidden/>
-              </w:rPr>
-              <w:instrText xml:space="preserve"> PAGEREF _Toc225848964 \h </w:instrText>
-            </w:r>
-            <w:r>
-              <w:rPr>
-                <w:rFonts w:ascii="Times New Roman CE" w:hAnsi="Times New Roman CE" w:cs="Times New Roman"/>
-                <w:noProof/>
-                <w:webHidden/>
-              </w:rPr>
-            </w:r>
-            <w:r>
-              <w:rPr>
-                <w:rFonts w:ascii="Times New Roman CE" w:hAnsi="Times New Roman CE" w:cs="Times New Roman"/>
+                <w:noProof/>
+                <w:webHidden/>
+              </w:rPr>
+              <w:instrText xml:space="preserve"> PAGEREF _Toc226634578 \h </w:instrText>
+            </w:r>
+            <w:r>
+              <w:rPr>
+                <w:noProof/>
+                <w:webHidden/>
+              </w:rPr>
+            </w:r>
+            <w:r>
+              <w:rPr>
                 <w:noProof/>
                 <w:webHidden/>
               </w:rPr>
@@ -3616,15 +3504,13 @@
             </w:r>
             <w:r>
               <w:rPr>
-                <w:rFonts w:ascii="Times New Roman CE" w:hAnsi="Times New Roman CE" w:cs="Times New Roman"/>
-                <w:noProof/>
-                <w:webHidden/>
-              </w:rPr>
-              <w:t>6</w:t>
-            </w:r>
-            <w:r>
-              <w:rPr>
-                <w:rFonts w:ascii="Times New Roman CE" w:hAnsi="Times New Roman CE" w:cs="Times New Roman"/>
+                <w:noProof/>
+                <w:webHidden/>
+              </w:rPr>
+              <w:t>7</w:t>
+            </w:r>
+            <w:r>
+              <w:rPr>
                 <w:noProof/>
                 <w:webHidden/>
               </w:rPr>
@@ -3636,17 +3522,18 @@
           <w:pPr>
             <w:pStyle w:val="TJ3"/>
             <w:tabs>
-              <w:tab w:val="left" w:pos="1540"/>
-              <w:tab w:val="right" w:leader="dot" w:pos="8720"/>
+              <w:tab w:val="left" w:pos="1680"/>
+              <w:tab w:val="right" w:leader="dot" w:pos="8776"/>
             </w:tabs>
-            <w:spacing w:line="360" w:lineRule="auto"/>
-            <w:jc w:val="both"/>
             <w:rPr>
-              <w:rFonts w:ascii="Times New Roman CE" w:hAnsi="Times New Roman CE" w:cs="Times New Roman"/>
               <w:noProof/>
+              <w:kern w:val="2"/>
+              <w:sz w:val="24"/>
+              <w:szCs w:val="24"/>
+              <w14:ligatures w14:val="standardContextual"/>
             </w:rPr>
           </w:pPr>
-          <w:hyperlink w:anchor="_Toc225848965" w:history="1">
+          <w:hyperlink w:anchor="_Toc226634579" w:history="1">
             <w:r>
               <w:rPr>
                 <w:rStyle w:val="Hiperhivatkozs"/>
@@ -3657,8 +3544,11 @@
             </w:r>
             <w:r>
               <w:rPr>
-                <w:rFonts w:ascii="Times New Roman CE" w:hAnsi="Times New Roman CE" w:cs="Times New Roman"/>
-                <w:noProof/>
+                <w:noProof/>
+                <w:kern w:val="2"/>
+                <w:sz w:val="24"/>
+                <w:szCs w:val="24"/>
+                <w14:ligatures w14:val="standardContextual"/>
               </w:rPr>
               <w:tab/>
             </w:r>
@@ -3672,7 +3562,6 @@
             </w:r>
             <w:r>
               <w:rPr>
-                <w:rFonts w:ascii="Times New Roman CE" w:hAnsi="Times New Roman CE" w:cs="Times New Roman"/>
                 <w:noProof/>
                 <w:webHidden/>
               </w:rPr>
@@ -3680,7 +3569,6 @@
             </w:r>
             <w:r>
               <w:rPr>
-                <w:rFonts w:ascii="Times New Roman CE" w:hAnsi="Times New Roman CE" w:cs="Times New Roman"/>
                 <w:noProof/>
                 <w:webHidden/>
               </w:rPr>
@@ -3688,22 +3576,19 @@
             </w:r>
             <w:r>
               <w:rPr>
-                <w:rFonts w:ascii="Times New Roman CE" w:hAnsi="Times New Roman CE" w:cs="Times New Roman"/>
-                <w:noProof/>
-                <w:webHidden/>
-              </w:rPr>
-              <w:instrText xml:space="preserve"> PAGEREF _Toc225848965 \h </w:instrText>
-            </w:r>
-            <w:r>
-              <w:rPr>
-                <w:rFonts w:ascii="Times New Roman CE" w:hAnsi="Times New Roman CE" w:cs="Times New Roman"/>
-                <w:noProof/>
-                <w:webHidden/>
-              </w:rPr>
-            </w:r>
-            <w:r>
-              <w:rPr>
-                <w:rFonts w:ascii="Times New Roman CE" w:hAnsi="Times New Roman CE" w:cs="Times New Roman"/>
+                <w:noProof/>
+                <w:webHidden/>
+              </w:rPr>
+              <w:instrText xml:space="preserve"> PAGEREF _Toc226634579 \h </w:instrText>
+            </w:r>
+            <w:r>
+              <w:rPr>
+                <w:noProof/>
+                <w:webHidden/>
+              </w:rPr>
+            </w:r>
+            <w:r>
+              <w:rPr>
                 <w:noProof/>
                 <w:webHidden/>
               </w:rPr>
@@ -3711,15 +3596,13 @@
             </w:r>
             <w:r>
               <w:rPr>
-                <w:rFonts w:ascii="Times New Roman CE" w:hAnsi="Times New Roman CE" w:cs="Times New Roman"/>
-                <w:noProof/>
-                <w:webHidden/>
-              </w:rPr>
-              <w:t>6</w:t>
-            </w:r>
-            <w:r>
-              <w:rPr>
-                <w:rFonts w:ascii="Times New Roman CE" w:hAnsi="Times New Roman CE" w:cs="Times New Roman"/>
+                <w:noProof/>
+                <w:webHidden/>
+              </w:rPr>
+              <w:t>7</w:t>
+            </w:r>
+            <w:r>
+              <w:rPr>
                 <w:noProof/>
                 <w:webHidden/>
               </w:rPr>
@@ -3730,14 +3613,15 @@
         <w:p>
           <w:pPr>
             <w:pStyle w:val="TJ2"/>
-            <w:spacing w:line="360" w:lineRule="auto"/>
-            <w:jc w:val="both"/>
             <w:rPr>
-              <w:rFonts w:ascii="Times New Roman CE" w:hAnsi="Times New Roman CE" w:cs="Times New Roman"/>
               <w:noProof/>
+              <w:kern w:val="2"/>
+              <w:sz w:val="24"/>
+              <w:szCs w:val="24"/>
+              <w14:ligatures w14:val="standardContextual"/>
             </w:rPr>
           </w:pPr>
-          <w:hyperlink w:anchor="_Toc225848966" w:history="1">
+          <w:hyperlink w:anchor="_Toc226634580" w:history="1">
             <w:r>
               <w:rPr>
                 <w:rStyle w:val="Hiperhivatkozs"/>
@@ -3748,8 +3632,11 @@
             </w:r>
             <w:r>
               <w:rPr>
-                <w:rFonts w:ascii="Times New Roman CE" w:hAnsi="Times New Roman CE" w:cs="Times New Roman"/>
-                <w:noProof/>
+                <w:noProof/>
+                <w:kern w:val="2"/>
+                <w:sz w:val="24"/>
+                <w:szCs w:val="24"/>
+                <w14:ligatures w14:val="standardContextual"/>
               </w:rPr>
               <w:tab/>
             </w:r>
@@ -3763,7 +3650,6 @@
             </w:r>
             <w:r>
               <w:rPr>
-                <w:rFonts w:ascii="Times New Roman CE" w:hAnsi="Times New Roman CE" w:cs="Times New Roman"/>
                 <w:noProof/>
                 <w:webHidden/>
               </w:rPr>
@@ -3771,7 +3657,6 @@
             </w:r>
             <w:r>
               <w:rPr>
-                <w:rFonts w:ascii="Times New Roman CE" w:hAnsi="Times New Roman CE" w:cs="Times New Roman"/>
                 <w:noProof/>
                 <w:webHidden/>
               </w:rPr>
@@ -3779,22 +3664,19 @@
             </w:r>
             <w:r>
               <w:rPr>
-                <w:rFonts w:ascii="Times New Roman CE" w:hAnsi="Times New Roman CE" w:cs="Times New Roman"/>
-                <w:noProof/>
-                <w:webHidden/>
-              </w:rPr>
-              <w:instrText xml:space="preserve"> PAGEREF _Toc225848966 \h </w:instrText>
-            </w:r>
-            <w:r>
-              <w:rPr>
-                <w:rFonts w:ascii="Times New Roman CE" w:hAnsi="Times New Roman CE" w:cs="Times New Roman"/>
-                <w:noProof/>
-                <w:webHidden/>
-              </w:rPr>
-            </w:r>
-            <w:r>
-              <w:rPr>
-                <w:rFonts w:ascii="Times New Roman CE" w:hAnsi="Times New Roman CE" w:cs="Times New Roman"/>
+                <w:noProof/>
+                <w:webHidden/>
+              </w:rPr>
+              <w:instrText xml:space="preserve"> PAGEREF _Toc226634580 \h </w:instrText>
+            </w:r>
+            <w:r>
+              <w:rPr>
+                <w:noProof/>
+                <w:webHidden/>
+              </w:rPr>
+            </w:r>
+            <w:r>
+              <w:rPr>
                 <w:noProof/>
                 <w:webHidden/>
               </w:rPr>
@@ -3802,15 +3684,13 @@
             </w:r>
             <w:r>
               <w:rPr>
-                <w:rFonts w:ascii="Times New Roman CE" w:hAnsi="Times New Roman CE" w:cs="Times New Roman"/>
-                <w:noProof/>
-                <w:webHidden/>
-              </w:rPr>
-              <w:t>6</w:t>
-            </w:r>
-            <w:r>
-              <w:rPr>
-                <w:rFonts w:ascii="Times New Roman CE" w:hAnsi="Times New Roman CE" w:cs="Times New Roman"/>
+                <w:noProof/>
+                <w:webHidden/>
+              </w:rPr>
+              <w:t>7</w:t>
+            </w:r>
+            <w:r>
+              <w:rPr>
                 <w:noProof/>
                 <w:webHidden/>
               </w:rPr>
@@ -3821,14 +3701,15 @@
         <w:p>
           <w:pPr>
             <w:pStyle w:val="TJ2"/>
-            <w:spacing w:line="360" w:lineRule="auto"/>
-            <w:jc w:val="both"/>
             <w:rPr>
-              <w:rFonts w:ascii="Times New Roman CE" w:hAnsi="Times New Roman CE" w:cs="Times New Roman"/>
               <w:noProof/>
+              <w:kern w:val="2"/>
+              <w:sz w:val="24"/>
+              <w:szCs w:val="24"/>
+              <w14:ligatures w14:val="standardContextual"/>
             </w:rPr>
           </w:pPr>
-          <w:hyperlink w:anchor="_Toc225848967" w:history="1">
+          <w:hyperlink w:anchor="_Toc226634581" w:history="1">
             <w:r>
               <w:rPr>
                 <w:rStyle w:val="Hiperhivatkozs"/>
@@ -3839,8 +3720,11 @@
             </w:r>
             <w:r>
               <w:rPr>
-                <w:rFonts w:ascii="Times New Roman CE" w:hAnsi="Times New Roman CE" w:cs="Times New Roman"/>
-                <w:noProof/>
+                <w:noProof/>
+                <w:kern w:val="2"/>
+                <w:sz w:val="24"/>
+                <w:szCs w:val="24"/>
+                <w14:ligatures w14:val="standardContextual"/>
               </w:rPr>
               <w:tab/>
             </w:r>
@@ -3854,7 +3738,6 @@
             </w:r>
             <w:r>
               <w:rPr>
-                <w:rFonts w:ascii="Times New Roman CE" w:hAnsi="Times New Roman CE" w:cs="Times New Roman"/>
                 <w:noProof/>
                 <w:webHidden/>
               </w:rPr>
@@ -3862,7 +3745,6 @@
             </w:r>
             <w:r>
               <w:rPr>
-                <w:rFonts w:ascii="Times New Roman CE" w:hAnsi="Times New Roman CE" w:cs="Times New Roman"/>
                 <w:noProof/>
                 <w:webHidden/>
               </w:rPr>
@@ -3870,22 +3752,19 @@
             </w:r>
             <w:r>
               <w:rPr>
-                <w:rFonts w:ascii="Times New Roman CE" w:hAnsi="Times New Roman CE" w:cs="Times New Roman"/>
-                <w:noProof/>
-                <w:webHidden/>
-              </w:rPr>
-              <w:instrText xml:space="preserve"> PAGEREF _Toc225848967 \h </w:instrText>
-            </w:r>
-            <w:r>
-              <w:rPr>
-                <w:rFonts w:ascii="Times New Roman CE" w:hAnsi="Times New Roman CE" w:cs="Times New Roman"/>
-                <w:noProof/>
-                <w:webHidden/>
-              </w:rPr>
-            </w:r>
-            <w:r>
-              <w:rPr>
-                <w:rFonts w:ascii="Times New Roman CE" w:hAnsi="Times New Roman CE" w:cs="Times New Roman"/>
+                <w:noProof/>
+                <w:webHidden/>
+              </w:rPr>
+              <w:instrText xml:space="preserve"> PAGEREF _Toc226634581 \h </w:instrText>
+            </w:r>
+            <w:r>
+              <w:rPr>
+                <w:noProof/>
+                <w:webHidden/>
+              </w:rPr>
+            </w:r>
+            <w:r>
+              <w:rPr>
                 <w:noProof/>
                 <w:webHidden/>
               </w:rPr>
@@ -3893,15 +3772,13 @@
             </w:r>
             <w:r>
               <w:rPr>
-                <w:rFonts w:ascii="Times New Roman CE" w:hAnsi="Times New Roman CE" w:cs="Times New Roman"/>
-                <w:noProof/>
-                <w:webHidden/>
-              </w:rPr>
-              <w:t>6</w:t>
-            </w:r>
-            <w:r>
-              <w:rPr>
-                <w:rFonts w:ascii="Times New Roman CE" w:hAnsi="Times New Roman CE" w:cs="Times New Roman"/>
+                <w:noProof/>
+                <w:webHidden/>
+              </w:rPr>
+              <w:t>7</w:t>
+            </w:r>
+            <w:r>
+              <w:rPr>
                 <w:noProof/>
                 <w:webHidden/>
               </w:rPr>
@@ -3913,17 +3790,18 @@
           <w:pPr>
             <w:pStyle w:val="TJ3"/>
             <w:tabs>
-              <w:tab w:val="left" w:pos="1540"/>
-              <w:tab w:val="right" w:leader="dot" w:pos="8720"/>
+              <w:tab w:val="left" w:pos="1680"/>
+              <w:tab w:val="right" w:leader="dot" w:pos="8776"/>
             </w:tabs>
-            <w:spacing w:line="360" w:lineRule="auto"/>
-            <w:jc w:val="both"/>
             <w:rPr>
-              <w:rFonts w:ascii="Times New Roman CE" w:hAnsi="Times New Roman CE" w:cs="Times New Roman"/>
               <w:noProof/>
+              <w:kern w:val="2"/>
+              <w:sz w:val="24"/>
+              <w:szCs w:val="24"/>
+              <w14:ligatures w14:val="standardContextual"/>
             </w:rPr>
           </w:pPr>
-          <w:hyperlink w:anchor="_Toc225848968" w:history="1">
+          <w:hyperlink w:anchor="_Toc226634582" w:history="1">
             <w:r>
               <w:rPr>
                 <w:rStyle w:val="Hiperhivatkozs"/>
@@ -3934,8 +3812,11 @@
             </w:r>
             <w:r>
               <w:rPr>
-                <w:rFonts w:ascii="Times New Roman CE" w:hAnsi="Times New Roman CE" w:cs="Times New Roman"/>
-                <w:noProof/>
+                <w:noProof/>
+                <w:kern w:val="2"/>
+                <w:sz w:val="24"/>
+                <w:szCs w:val="24"/>
+                <w14:ligatures w14:val="standardContextual"/>
               </w:rPr>
               <w:tab/>
             </w:r>
@@ -3949,7 +3830,6 @@
             </w:r>
             <w:r>
               <w:rPr>
-                <w:rFonts w:ascii="Times New Roman CE" w:hAnsi="Times New Roman CE" w:cs="Times New Roman"/>
                 <w:noProof/>
                 <w:webHidden/>
               </w:rPr>
@@ -3957,7 +3837,6 @@
             </w:r>
             <w:r>
               <w:rPr>
-                <w:rFonts w:ascii="Times New Roman CE" w:hAnsi="Times New Roman CE" w:cs="Times New Roman"/>
                 <w:noProof/>
                 <w:webHidden/>
               </w:rPr>
@@ -3965,22 +3844,19 @@
             </w:r>
             <w:r>
               <w:rPr>
-                <w:rFonts w:ascii="Times New Roman CE" w:hAnsi="Times New Roman CE" w:cs="Times New Roman"/>
-                <w:noProof/>
-                <w:webHidden/>
-              </w:rPr>
-              <w:instrText xml:space="preserve"> PAGEREF _Toc225848968 \h </w:instrText>
-            </w:r>
-            <w:r>
-              <w:rPr>
-                <w:rFonts w:ascii="Times New Roman CE" w:hAnsi="Times New Roman CE" w:cs="Times New Roman"/>
-                <w:noProof/>
-                <w:webHidden/>
-              </w:rPr>
-            </w:r>
-            <w:r>
-              <w:rPr>
-                <w:rFonts w:ascii="Times New Roman CE" w:hAnsi="Times New Roman CE" w:cs="Times New Roman"/>
+                <w:noProof/>
+                <w:webHidden/>
+              </w:rPr>
+              <w:instrText xml:space="preserve"> PAGEREF _Toc226634582 \h </w:instrText>
+            </w:r>
+            <w:r>
+              <w:rPr>
+                <w:noProof/>
+                <w:webHidden/>
+              </w:rPr>
+            </w:r>
+            <w:r>
+              <w:rPr>
                 <w:noProof/>
                 <w:webHidden/>
               </w:rPr>
@@ -3988,15 +3864,13 @@
             </w:r>
             <w:r>
               <w:rPr>
-                <w:rFonts w:ascii="Times New Roman CE" w:hAnsi="Times New Roman CE" w:cs="Times New Roman"/>
-                <w:noProof/>
-                <w:webHidden/>
-              </w:rPr>
-              <w:t>6</w:t>
-            </w:r>
-            <w:r>
-              <w:rPr>
-                <w:rFonts w:ascii="Times New Roman CE" w:hAnsi="Times New Roman CE" w:cs="Times New Roman"/>
+                <w:noProof/>
+                <w:webHidden/>
+              </w:rPr>
+              <w:t>7</w:t>
+            </w:r>
+            <w:r>
+              <w:rPr>
                 <w:noProof/>
                 <w:webHidden/>
               </w:rPr>
@@ -4007,14 +3881,15 @@
         <w:p>
           <w:pPr>
             <w:pStyle w:val="TJ2"/>
-            <w:spacing w:line="360" w:lineRule="auto"/>
-            <w:jc w:val="both"/>
             <w:rPr>
-              <w:rFonts w:ascii="Times New Roman CE" w:hAnsi="Times New Roman CE" w:cs="Times New Roman"/>
               <w:noProof/>
+              <w:kern w:val="2"/>
+              <w:sz w:val="24"/>
+              <w:szCs w:val="24"/>
+              <w14:ligatures w14:val="standardContextual"/>
             </w:rPr>
           </w:pPr>
-          <w:hyperlink w:anchor="_Toc225848969" w:history="1">
+          <w:hyperlink w:anchor="_Toc226634583" w:history="1">
             <w:r>
               <w:rPr>
                 <w:rStyle w:val="Hiperhivatkozs"/>
@@ -4025,8 +3900,11 @@
             </w:r>
             <w:r>
               <w:rPr>
-                <w:rFonts w:ascii="Times New Roman CE" w:hAnsi="Times New Roman CE" w:cs="Times New Roman"/>
-                <w:noProof/>
+                <w:noProof/>
+                <w:kern w:val="2"/>
+                <w:sz w:val="24"/>
+                <w:szCs w:val="24"/>
+                <w14:ligatures w14:val="standardContextual"/>
               </w:rPr>
               <w:tab/>
             </w:r>
@@ -4040,7 +3918,6 @@
             </w:r>
             <w:r>
               <w:rPr>
-                <w:rFonts w:ascii="Times New Roman CE" w:hAnsi="Times New Roman CE" w:cs="Times New Roman"/>
                 <w:noProof/>
                 <w:webHidden/>
               </w:rPr>
@@ -4048,7 +3925,6 @@
             </w:r>
             <w:r>
               <w:rPr>
-                <w:rFonts w:ascii="Times New Roman CE" w:hAnsi="Times New Roman CE" w:cs="Times New Roman"/>
                 <w:noProof/>
                 <w:webHidden/>
               </w:rPr>
@@ -4056,22 +3932,19 @@
             </w:r>
             <w:r>
               <w:rPr>
-                <w:rFonts w:ascii="Times New Roman CE" w:hAnsi="Times New Roman CE" w:cs="Times New Roman"/>
-                <w:noProof/>
-                <w:webHidden/>
-              </w:rPr>
-              <w:instrText xml:space="preserve"> PAGEREF _Toc225848969 \h </w:instrText>
-            </w:r>
-            <w:r>
-              <w:rPr>
-                <w:rFonts w:ascii="Times New Roman CE" w:hAnsi="Times New Roman CE" w:cs="Times New Roman"/>
-                <w:noProof/>
-                <w:webHidden/>
-              </w:rPr>
-            </w:r>
-            <w:r>
-              <w:rPr>
-                <w:rFonts w:ascii="Times New Roman CE" w:hAnsi="Times New Roman CE" w:cs="Times New Roman"/>
+                <w:noProof/>
+                <w:webHidden/>
+              </w:rPr>
+              <w:instrText xml:space="preserve"> PAGEREF _Toc226634583 \h </w:instrText>
+            </w:r>
+            <w:r>
+              <w:rPr>
+                <w:noProof/>
+                <w:webHidden/>
+              </w:rPr>
+            </w:r>
+            <w:r>
+              <w:rPr>
                 <w:noProof/>
                 <w:webHidden/>
               </w:rPr>
@@ -4079,15 +3952,13 @@
             </w:r>
             <w:r>
               <w:rPr>
-                <w:rFonts w:ascii="Times New Roman CE" w:hAnsi="Times New Roman CE" w:cs="Times New Roman"/>
-                <w:noProof/>
-                <w:webHidden/>
-              </w:rPr>
-              <w:t>6</w:t>
-            </w:r>
-            <w:r>
-              <w:rPr>
-                <w:rFonts w:ascii="Times New Roman CE" w:hAnsi="Times New Roman CE" w:cs="Times New Roman"/>
+                <w:noProof/>
+                <w:webHidden/>
+              </w:rPr>
+              <w:t>7</w:t>
+            </w:r>
+            <w:r>
+              <w:rPr>
                 <w:noProof/>
                 <w:webHidden/>
               </w:rPr>
@@ -4099,17 +3970,18 @@
           <w:pPr>
             <w:pStyle w:val="TJ1"/>
             <w:tabs>
-              <w:tab w:val="left" w:pos="880"/>
-              <w:tab w:val="right" w:leader="dot" w:pos="8720"/>
+              <w:tab w:val="left" w:pos="720"/>
+              <w:tab w:val="right" w:leader="dot" w:pos="8776"/>
             </w:tabs>
-            <w:spacing w:line="360" w:lineRule="auto"/>
-            <w:jc w:val="both"/>
             <w:rPr>
-              <w:rFonts w:ascii="Times New Roman CE" w:hAnsi="Times New Roman CE" w:cs="Times New Roman"/>
               <w:noProof/>
+              <w:kern w:val="2"/>
+              <w:sz w:val="24"/>
+              <w:szCs w:val="24"/>
+              <w14:ligatures w14:val="standardContextual"/>
             </w:rPr>
           </w:pPr>
-          <w:hyperlink w:anchor="_Toc225848970" w:history="1">
+          <w:hyperlink w:anchor="_Toc226634584" w:history="1">
             <w:r>
               <w:rPr>
                 <w:rStyle w:val="Hiperhivatkozs"/>
@@ -4120,8 +3992,11 @@
             </w:r>
             <w:r>
               <w:rPr>
-                <w:rFonts w:ascii="Times New Roman CE" w:hAnsi="Times New Roman CE" w:cs="Times New Roman"/>
-                <w:noProof/>
+                <w:noProof/>
+                <w:kern w:val="2"/>
+                <w:sz w:val="24"/>
+                <w:szCs w:val="24"/>
+                <w14:ligatures w14:val="standardContextual"/>
               </w:rPr>
               <w:tab/>
             </w:r>
@@ -4135,7 +4010,6 @@
             </w:r>
             <w:r>
               <w:rPr>
-                <w:rFonts w:ascii="Times New Roman CE" w:hAnsi="Times New Roman CE" w:cs="Times New Roman"/>
                 <w:noProof/>
                 <w:webHidden/>
               </w:rPr>
@@ -4143,7 +4017,6 @@
             </w:r>
             <w:r>
               <w:rPr>
-                <w:rFonts w:ascii="Times New Roman CE" w:hAnsi="Times New Roman CE" w:cs="Times New Roman"/>
                 <w:noProof/>
                 <w:webHidden/>
               </w:rPr>
@@ -4151,22 +4024,19 @@
             </w:r>
             <w:r>
               <w:rPr>
-                <w:rFonts w:ascii="Times New Roman CE" w:hAnsi="Times New Roman CE" w:cs="Times New Roman"/>
-                <w:noProof/>
-                <w:webHidden/>
-              </w:rPr>
-              <w:instrText xml:space="preserve"> PAGEREF _Toc225848970 \h </w:instrText>
-            </w:r>
-            <w:r>
-              <w:rPr>
-                <w:rFonts w:ascii="Times New Roman CE" w:hAnsi="Times New Roman CE" w:cs="Times New Roman"/>
-                <w:noProof/>
-                <w:webHidden/>
-              </w:rPr>
-            </w:r>
-            <w:r>
-              <w:rPr>
-                <w:rFonts w:ascii="Times New Roman CE" w:hAnsi="Times New Roman CE" w:cs="Times New Roman"/>
+                <w:noProof/>
+                <w:webHidden/>
+              </w:rPr>
+              <w:instrText xml:space="preserve"> PAGEREF _Toc226634584 \h </w:instrText>
+            </w:r>
+            <w:r>
+              <w:rPr>
+                <w:noProof/>
+                <w:webHidden/>
+              </w:rPr>
+            </w:r>
+            <w:r>
+              <w:rPr>
                 <w:noProof/>
                 <w:webHidden/>
               </w:rPr>
@@ -4174,15 +4044,13 @@
             </w:r>
             <w:r>
               <w:rPr>
-                <w:rFonts w:ascii="Times New Roman CE" w:hAnsi="Times New Roman CE" w:cs="Times New Roman"/>
-                <w:noProof/>
-                <w:webHidden/>
-              </w:rPr>
-              <w:t>7</w:t>
-            </w:r>
-            <w:r>
-              <w:rPr>
-                <w:rFonts w:ascii="Times New Roman CE" w:hAnsi="Times New Roman CE" w:cs="Times New Roman"/>
+                <w:noProof/>
+                <w:webHidden/>
+              </w:rPr>
+              <w:t>8</w:t>
+            </w:r>
+            <w:r>
+              <w:rPr>
                 <w:noProof/>
                 <w:webHidden/>
               </w:rPr>
@@ -4193,14 +4061,15 @@
         <w:p>
           <w:pPr>
             <w:pStyle w:val="TJ2"/>
-            <w:spacing w:line="360" w:lineRule="auto"/>
-            <w:jc w:val="both"/>
             <w:rPr>
-              <w:rFonts w:ascii="Times New Roman CE" w:hAnsi="Times New Roman CE" w:cs="Times New Roman"/>
               <w:noProof/>
+              <w:kern w:val="2"/>
+              <w:sz w:val="24"/>
+              <w:szCs w:val="24"/>
+              <w14:ligatures w14:val="standardContextual"/>
             </w:rPr>
           </w:pPr>
-          <w:hyperlink w:anchor="_Toc225848971" w:history="1">
+          <w:hyperlink w:anchor="_Toc226634585" w:history="1">
             <w:r>
               <w:rPr>
                 <w:rStyle w:val="Hiperhivatkozs"/>
@@ -4211,8 +4080,11 @@
             </w:r>
             <w:r>
               <w:rPr>
-                <w:rFonts w:ascii="Times New Roman CE" w:hAnsi="Times New Roman CE" w:cs="Times New Roman"/>
-                <w:noProof/>
+                <w:noProof/>
+                <w:kern w:val="2"/>
+                <w:sz w:val="24"/>
+                <w:szCs w:val="24"/>
+                <w14:ligatures w14:val="standardContextual"/>
               </w:rPr>
               <w:tab/>
             </w:r>
@@ -4226,7 +4098,6 @@
             </w:r>
             <w:r>
               <w:rPr>
-                <w:rFonts w:ascii="Times New Roman CE" w:hAnsi="Times New Roman CE" w:cs="Times New Roman"/>
                 <w:noProof/>
                 <w:webHidden/>
               </w:rPr>
@@ -4234,7 +4105,6 @@
             </w:r>
             <w:r>
               <w:rPr>
-                <w:rFonts w:ascii="Times New Roman CE" w:hAnsi="Times New Roman CE" w:cs="Times New Roman"/>
                 <w:noProof/>
                 <w:webHidden/>
               </w:rPr>
@@ -4242,22 +4112,19 @@
             </w:r>
             <w:r>
               <w:rPr>
-                <w:rFonts w:ascii="Times New Roman CE" w:hAnsi="Times New Roman CE" w:cs="Times New Roman"/>
-                <w:noProof/>
-                <w:webHidden/>
-              </w:rPr>
-              <w:instrText xml:space="preserve"> PAGEREF _Toc225848971 \h </w:instrText>
-            </w:r>
-            <w:r>
-              <w:rPr>
-                <w:rFonts w:ascii="Times New Roman CE" w:hAnsi="Times New Roman CE" w:cs="Times New Roman"/>
-                <w:noProof/>
-                <w:webHidden/>
-              </w:rPr>
-            </w:r>
-            <w:r>
-              <w:rPr>
-                <w:rFonts w:ascii="Times New Roman CE" w:hAnsi="Times New Roman CE" w:cs="Times New Roman"/>
+                <w:noProof/>
+                <w:webHidden/>
+              </w:rPr>
+              <w:instrText xml:space="preserve"> PAGEREF _Toc226634585 \h </w:instrText>
+            </w:r>
+            <w:r>
+              <w:rPr>
+                <w:noProof/>
+                <w:webHidden/>
+              </w:rPr>
+            </w:r>
+            <w:r>
+              <w:rPr>
                 <w:noProof/>
                 <w:webHidden/>
               </w:rPr>
@@ -4265,15 +4132,13 @@
             </w:r>
             <w:r>
               <w:rPr>
-                <w:rFonts w:ascii="Times New Roman CE" w:hAnsi="Times New Roman CE" w:cs="Times New Roman"/>
-                <w:noProof/>
-                <w:webHidden/>
-              </w:rPr>
-              <w:t>7</w:t>
-            </w:r>
-            <w:r>
-              <w:rPr>
-                <w:rFonts w:ascii="Times New Roman CE" w:hAnsi="Times New Roman CE" w:cs="Times New Roman"/>
+                <w:noProof/>
+                <w:webHidden/>
+              </w:rPr>
+              <w:t>8</w:t>
+            </w:r>
+            <w:r>
+              <w:rPr>
                 <w:noProof/>
                 <w:webHidden/>
               </w:rPr>
@@ -4284,14 +4149,15 @@
         <w:p>
           <w:pPr>
             <w:pStyle w:val="TJ2"/>
-            <w:spacing w:line="360" w:lineRule="auto"/>
-            <w:jc w:val="both"/>
             <w:rPr>
-              <w:rFonts w:ascii="Times New Roman CE" w:hAnsi="Times New Roman CE" w:cs="Times New Roman"/>
               <w:noProof/>
+              <w:kern w:val="2"/>
+              <w:sz w:val="24"/>
+              <w:szCs w:val="24"/>
+              <w14:ligatures w14:val="standardContextual"/>
             </w:rPr>
           </w:pPr>
-          <w:hyperlink w:anchor="_Toc225848972" w:history="1">
+          <w:hyperlink w:anchor="_Toc226634586" w:history="1">
             <w:r>
               <w:rPr>
                 <w:rStyle w:val="Hiperhivatkozs"/>
@@ -4302,8 +4168,11 @@
             </w:r>
             <w:r>
               <w:rPr>
-                <w:rFonts w:ascii="Times New Roman CE" w:hAnsi="Times New Roman CE" w:cs="Times New Roman"/>
-                <w:noProof/>
+                <w:noProof/>
+                <w:kern w:val="2"/>
+                <w:sz w:val="24"/>
+                <w:szCs w:val="24"/>
+                <w14:ligatures w14:val="standardContextual"/>
               </w:rPr>
               <w:tab/>
             </w:r>
@@ -4317,7 +4186,6 @@
             </w:r>
             <w:r>
               <w:rPr>
-                <w:rFonts w:ascii="Times New Roman CE" w:hAnsi="Times New Roman CE" w:cs="Times New Roman"/>
                 <w:noProof/>
                 <w:webHidden/>
               </w:rPr>
@@ -4325,7 +4193,6 @@
             </w:r>
             <w:r>
               <w:rPr>
-                <w:rFonts w:ascii="Times New Roman CE" w:hAnsi="Times New Roman CE" w:cs="Times New Roman"/>
                 <w:noProof/>
                 <w:webHidden/>
               </w:rPr>
@@ -4333,22 +4200,19 @@
             </w:r>
             <w:r>
               <w:rPr>
-                <w:rFonts w:ascii="Times New Roman CE" w:hAnsi="Times New Roman CE" w:cs="Times New Roman"/>
-                <w:noProof/>
-                <w:webHidden/>
-              </w:rPr>
-              <w:instrText xml:space="preserve"> PAGEREF _Toc225848972 \h </w:instrText>
-            </w:r>
-            <w:r>
-              <w:rPr>
-                <w:rFonts w:ascii="Times New Roman CE" w:hAnsi="Times New Roman CE" w:cs="Times New Roman"/>
-                <w:noProof/>
-                <w:webHidden/>
-              </w:rPr>
-            </w:r>
-            <w:r>
-              <w:rPr>
-                <w:rFonts w:ascii="Times New Roman CE" w:hAnsi="Times New Roman CE" w:cs="Times New Roman"/>
+                <w:noProof/>
+                <w:webHidden/>
+              </w:rPr>
+              <w:instrText xml:space="preserve"> PAGEREF _Toc226634586 \h </w:instrText>
+            </w:r>
+            <w:r>
+              <w:rPr>
+                <w:noProof/>
+                <w:webHidden/>
+              </w:rPr>
+            </w:r>
+            <w:r>
+              <w:rPr>
                 <w:noProof/>
                 <w:webHidden/>
               </w:rPr>
@@ -4356,15 +4220,13 @@
             </w:r>
             <w:r>
               <w:rPr>
-                <w:rFonts w:ascii="Times New Roman CE" w:hAnsi="Times New Roman CE" w:cs="Times New Roman"/>
-                <w:noProof/>
-                <w:webHidden/>
-              </w:rPr>
-              <w:t>7</w:t>
-            </w:r>
-            <w:r>
-              <w:rPr>
-                <w:rFonts w:ascii="Times New Roman CE" w:hAnsi="Times New Roman CE" w:cs="Times New Roman"/>
+                <w:noProof/>
+                <w:webHidden/>
+              </w:rPr>
+              <w:t>8</w:t>
+            </w:r>
+            <w:r>
+              <w:rPr>
                 <w:noProof/>
                 <w:webHidden/>
               </w:rPr>
@@ -4376,17 +4238,18 @@
           <w:pPr>
             <w:pStyle w:val="TJ3"/>
             <w:tabs>
-              <w:tab w:val="left" w:pos="1540"/>
-              <w:tab w:val="right" w:leader="dot" w:pos="8720"/>
+              <w:tab w:val="left" w:pos="1680"/>
+              <w:tab w:val="right" w:leader="dot" w:pos="8776"/>
             </w:tabs>
-            <w:spacing w:line="360" w:lineRule="auto"/>
-            <w:jc w:val="both"/>
             <w:rPr>
-              <w:rFonts w:ascii="Times New Roman CE" w:hAnsi="Times New Roman CE" w:cs="Times New Roman"/>
               <w:noProof/>
+              <w:kern w:val="2"/>
+              <w:sz w:val="24"/>
+              <w:szCs w:val="24"/>
+              <w14:ligatures w14:val="standardContextual"/>
             </w:rPr>
           </w:pPr>
-          <w:hyperlink w:anchor="_Toc225848973" w:history="1">
+          <w:hyperlink w:anchor="_Toc226634587" w:history="1">
             <w:r>
               <w:rPr>
                 <w:rStyle w:val="Hiperhivatkozs"/>
@@ -4397,8 +4260,11 @@
             </w:r>
             <w:r>
               <w:rPr>
-                <w:rFonts w:ascii="Times New Roman CE" w:hAnsi="Times New Roman CE" w:cs="Times New Roman"/>
-                <w:noProof/>
+                <w:noProof/>
+                <w:kern w:val="2"/>
+                <w:sz w:val="24"/>
+                <w:szCs w:val="24"/>
+                <w14:ligatures w14:val="standardContextual"/>
               </w:rPr>
               <w:tab/>
             </w:r>
@@ -4412,7 +4278,6 @@
             </w:r>
             <w:r>
               <w:rPr>
-                <w:rFonts w:ascii="Times New Roman CE" w:hAnsi="Times New Roman CE" w:cs="Times New Roman"/>
                 <w:noProof/>
                 <w:webHidden/>
               </w:rPr>
@@ -4420,7 +4285,6 @@
             </w:r>
             <w:r>
               <w:rPr>
-                <w:rFonts w:ascii="Times New Roman CE" w:hAnsi="Times New Roman CE" w:cs="Times New Roman"/>
                 <w:noProof/>
                 <w:webHidden/>
               </w:rPr>
@@ -4428,22 +4292,19 @@
             </w:r>
             <w:r>
               <w:rPr>
-                <w:rFonts w:ascii="Times New Roman CE" w:hAnsi="Times New Roman CE" w:cs="Times New Roman"/>
-                <w:noProof/>
-                <w:webHidden/>
-              </w:rPr>
-              <w:instrText xml:space="preserve"> PAGEREF _Toc225848973 \h </w:instrText>
-            </w:r>
-            <w:r>
-              <w:rPr>
-                <w:rFonts w:ascii="Times New Roman CE" w:hAnsi="Times New Roman CE" w:cs="Times New Roman"/>
-                <w:noProof/>
-                <w:webHidden/>
-              </w:rPr>
-            </w:r>
-            <w:r>
-              <w:rPr>
-                <w:rFonts w:ascii="Times New Roman CE" w:hAnsi="Times New Roman CE" w:cs="Times New Roman"/>
+                <w:noProof/>
+                <w:webHidden/>
+              </w:rPr>
+              <w:instrText xml:space="preserve"> PAGEREF _Toc226634587 \h </w:instrText>
+            </w:r>
+            <w:r>
+              <w:rPr>
+                <w:noProof/>
+                <w:webHidden/>
+              </w:rPr>
+            </w:r>
+            <w:r>
+              <w:rPr>
                 <w:noProof/>
                 <w:webHidden/>
               </w:rPr>
@@ -4451,15 +4312,13 @@
             </w:r>
             <w:r>
               <w:rPr>
-                <w:rFonts w:ascii="Times New Roman CE" w:hAnsi="Times New Roman CE" w:cs="Times New Roman"/>
-                <w:noProof/>
-                <w:webHidden/>
-              </w:rPr>
-              <w:t>7</w:t>
-            </w:r>
-            <w:r>
-              <w:rPr>
-                <w:rFonts w:ascii="Times New Roman CE" w:hAnsi="Times New Roman CE" w:cs="Times New Roman"/>
+                <w:noProof/>
+                <w:webHidden/>
+              </w:rPr>
+              <w:t>8</w:t>
+            </w:r>
+            <w:r>
+              <w:rPr>
                 <w:noProof/>
                 <w:webHidden/>
               </w:rPr>
@@ -4471,17 +4330,18 @@
           <w:pPr>
             <w:pStyle w:val="TJ3"/>
             <w:tabs>
-              <w:tab w:val="left" w:pos="1540"/>
-              <w:tab w:val="right" w:leader="dot" w:pos="8720"/>
+              <w:tab w:val="left" w:pos="1680"/>
+              <w:tab w:val="right" w:leader="dot" w:pos="8776"/>
             </w:tabs>
-            <w:spacing w:line="360" w:lineRule="auto"/>
-            <w:jc w:val="both"/>
             <w:rPr>
-              <w:rFonts w:ascii="Times New Roman CE" w:hAnsi="Times New Roman CE" w:cs="Times New Roman"/>
               <w:noProof/>
+              <w:kern w:val="2"/>
+              <w:sz w:val="24"/>
+              <w:szCs w:val="24"/>
+              <w14:ligatures w14:val="standardContextual"/>
             </w:rPr>
           </w:pPr>
-          <w:hyperlink w:anchor="_Toc225848974" w:history="1">
+          <w:hyperlink w:anchor="_Toc226634588" w:history="1">
             <w:r>
               <w:rPr>
                 <w:rStyle w:val="Hiperhivatkozs"/>
@@ -4492,8 +4352,11 @@
             </w:r>
             <w:r>
               <w:rPr>
-                <w:rFonts w:ascii="Times New Roman CE" w:hAnsi="Times New Roman CE" w:cs="Times New Roman"/>
-                <w:noProof/>
+                <w:noProof/>
+                <w:kern w:val="2"/>
+                <w:sz w:val="24"/>
+                <w:szCs w:val="24"/>
+                <w14:ligatures w14:val="standardContextual"/>
               </w:rPr>
               <w:tab/>
             </w:r>
@@ -4507,7 +4370,6 @@
             </w:r>
             <w:r>
               <w:rPr>
-                <w:rFonts w:ascii="Times New Roman CE" w:hAnsi="Times New Roman CE" w:cs="Times New Roman"/>
                 <w:noProof/>
                 <w:webHidden/>
               </w:rPr>
@@ -4515,7 +4377,6 @@
             </w:r>
             <w:r>
               <w:rPr>
-                <w:rFonts w:ascii="Times New Roman CE" w:hAnsi="Times New Roman CE" w:cs="Times New Roman"/>
                 <w:noProof/>
                 <w:webHidden/>
               </w:rPr>
@@ -4523,22 +4384,19 @@
             </w:r>
             <w:r>
               <w:rPr>
-                <w:rFonts w:ascii="Times New Roman CE" w:hAnsi="Times New Roman CE" w:cs="Times New Roman"/>
-                <w:noProof/>
-                <w:webHidden/>
-              </w:rPr>
-              <w:instrText xml:space="preserve"> PAGEREF _Toc225848974 \h </w:instrText>
-            </w:r>
-            <w:r>
-              <w:rPr>
-                <w:rFonts w:ascii="Times New Roman CE" w:hAnsi="Times New Roman CE" w:cs="Times New Roman"/>
-                <w:noProof/>
-                <w:webHidden/>
-              </w:rPr>
-            </w:r>
-            <w:r>
-              <w:rPr>
-                <w:rFonts w:ascii="Times New Roman CE" w:hAnsi="Times New Roman CE" w:cs="Times New Roman"/>
+                <w:noProof/>
+                <w:webHidden/>
+              </w:rPr>
+              <w:instrText xml:space="preserve"> PAGEREF _Toc226634588 \h </w:instrText>
+            </w:r>
+            <w:r>
+              <w:rPr>
+                <w:noProof/>
+                <w:webHidden/>
+              </w:rPr>
+            </w:r>
+            <w:r>
+              <w:rPr>
                 <w:noProof/>
                 <w:webHidden/>
               </w:rPr>
@@ -4546,15 +4404,13 @@
             </w:r>
             <w:r>
               <w:rPr>
-                <w:rFonts w:ascii="Times New Roman CE" w:hAnsi="Times New Roman CE" w:cs="Times New Roman"/>
-                <w:noProof/>
-                <w:webHidden/>
-              </w:rPr>
-              <w:t>7</w:t>
-            </w:r>
-            <w:r>
-              <w:rPr>
-                <w:rFonts w:ascii="Times New Roman CE" w:hAnsi="Times New Roman CE" w:cs="Times New Roman"/>
+                <w:noProof/>
+                <w:webHidden/>
+              </w:rPr>
+              <w:t>8</w:t>
+            </w:r>
+            <w:r>
+              <w:rPr>
                 <w:noProof/>
                 <w:webHidden/>
               </w:rPr>
@@ -4565,14 +4421,15 @@
         <w:p>
           <w:pPr>
             <w:pStyle w:val="TJ2"/>
-            <w:spacing w:line="360" w:lineRule="auto"/>
-            <w:jc w:val="both"/>
             <w:rPr>
-              <w:rFonts w:ascii="Times New Roman CE" w:hAnsi="Times New Roman CE" w:cs="Times New Roman"/>
               <w:noProof/>
+              <w:kern w:val="2"/>
+              <w:sz w:val="24"/>
+              <w:szCs w:val="24"/>
+              <w14:ligatures w14:val="standardContextual"/>
             </w:rPr>
           </w:pPr>
-          <w:hyperlink w:anchor="_Toc225848975" w:history="1">
+          <w:hyperlink w:anchor="_Toc226634589" w:history="1">
             <w:r>
               <w:rPr>
                 <w:rStyle w:val="Hiperhivatkozs"/>
@@ -4583,8 +4440,11 @@
             </w:r>
             <w:r>
               <w:rPr>
-                <w:rFonts w:ascii="Times New Roman CE" w:hAnsi="Times New Roman CE" w:cs="Times New Roman"/>
-                <w:noProof/>
+                <w:noProof/>
+                <w:kern w:val="2"/>
+                <w:sz w:val="24"/>
+                <w:szCs w:val="24"/>
+                <w14:ligatures w14:val="standardContextual"/>
               </w:rPr>
               <w:tab/>
             </w:r>
@@ -4598,7 +4458,6 @@
             </w:r>
             <w:r>
               <w:rPr>
-                <w:rFonts w:ascii="Times New Roman CE" w:hAnsi="Times New Roman CE" w:cs="Times New Roman"/>
                 <w:noProof/>
                 <w:webHidden/>
               </w:rPr>
@@ -4606,7 +4465,6 @@
             </w:r>
             <w:r>
               <w:rPr>
-                <w:rFonts w:ascii="Times New Roman CE" w:hAnsi="Times New Roman CE" w:cs="Times New Roman"/>
                 <w:noProof/>
                 <w:webHidden/>
               </w:rPr>
@@ -4614,22 +4472,19 @@
             </w:r>
             <w:r>
               <w:rPr>
-                <w:rFonts w:ascii="Times New Roman CE" w:hAnsi="Times New Roman CE" w:cs="Times New Roman"/>
-                <w:noProof/>
-                <w:webHidden/>
-              </w:rPr>
-              <w:instrText xml:space="preserve"> PAGEREF _Toc225848975 \h </w:instrText>
-            </w:r>
-            <w:r>
-              <w:rPr>
-                <w:rFonts w:ascii="Times New Roman CE" w:hAnsi="Times New Roman CE" w:cs="Times New Roman"/>
-                <w:noProof/>
-                <w:webHidden/>
-              </w:rPr>
-            </w:r>
-            <w:r>
-              <w:rPr>
-                <w:rFonts w:ascii="Times New Roman CE" w:hAnsi="Times New Roman CE" w:cs="Times New Roman"/>
+                <w:noProof/>
+                <w:webHidden/>
+              </w:rPr>
+              <w:instrText xml:space="preserve"> PAGEREF _Toc226634589 \h </w:instrText>
+            </w:r>
+            <w:r>
+              <w:rPr>
+                <w:noProof/>
+                <w:webHidden/>
+              </w:rPr>
+            </w:r>
+            <w:r>
+              <w:rPr>
                 <w:noProof/>
                 <w:webHidden/>
               </w:rPr>
@@ -4637,15 +4492,13 @@
             </w:r>
             <w:r>
               <w:rPr>
-                <w:rFonts w:ascii="Times New Roman CE" w:hAnsi="Times New Roman CE" w:cs="Times New Roman"/>
-                <w:noProof/>
-                <w:webHidden/>
-              </w:rPr>
-              <w:t>7</w:t>
-            </w:r>
-            <w:r>
-              <w:rPr>
-                <w:rFonts w:ascii="Times New Roman CE" w:hAnsi="Times New Roman CE" w:cs="Times New Roman"/>
+                <w:noProof/>
+                <w:webHidden/>
+              </w:rPr>
+              <w:t>8</w:t>
+            </w:r>
+            <w:r>
+              <w:rPr>
                 <w:noProof/>
                 <w:webHidden/>
               </w:rPr>
@@ -4657,17 +4510,18 @@
           <w:pPr>
             <w:pStyle w:val="TJ1"/>
             <w:tabs>
-              <w:tab w:val="left" w:pos="880"/>
-              <w:tab w:val="right" w:leader="dot" w:pos="8720"/>
+              <w:tab w:val="left" w:pos="720"/>
+              <w:tab w:val="right" w:leader="dot" w:pos="8776"/>
             </w:tabs>
-            <w:spacing w:line="360" w:lineRule="auto"/>
-            <w:jc w:val="both"/>
             <w:rPr>
-              <w:rFonts w:ascii="Times New Roman CE" w:hAnsi="Times New Roman CE" w:cs="Times New Roman"/>
               <w:noProof/>
+              <w:kern w:val="2"/>
+              <w:sz w:val="24"/>
+              <w:szCs w:val="24"/>
+              <w14:ligatures w14:val="standardContextual"/>
             </w:rPr>
           </w:pPr>
-          <w:hyperlink w:anchor="_Toc225848976" w:history="1">
+          <w:hyperlink w:anchor="_Toc226634590" w:history="1">
             <w:r>
               <w:rPr>
                 <w:rStyle w:val="Hiperhivatkozs"/>
@@ -4678,8 +4532,11 @@
             </w:r>
             <w:r>
               <w:rPr>
-                <w:rFonts w:ascii="Times New Roman CE" w:hAnsi="Times New Roman CE" w:cs="Times New Roman"/>
-                <w:noProof/>
+                <w:noProof/>
+                <w:kern w:val="2"/>
+                <w:sz w:val="24"/>
+                <w:szCs w:val="24"/>
+                <w14:ligatures w14:val="standardContextual"/>
               </w:rPr>
               <w:tab/>
             </w:r>
@@ -4693,7 +4550,6 @@
             </w:r>
             <w:r>
               <w:rPr>
-                <w:rFonts w:ascii="Times New Roman CE" w:hAnsi="Times New Roman CE" w:cs="Times New Roman"/>
                 <w:noProof/>
                 <w:webHidden/>
               </w:rPr>
@@ -4701,7 +4557,6 @@
             </w:r>
             <w:r>
               <w:rPr>
-                <w:rFonts w:ascii="Times New Roman CE" w:hAnsi="Times New Roman CE" w:cs="Times New Roman"/>
                 <w:noProof/>
                 <w:webHidden/>
               </w:rPr>
@@ -4709,22 +4564,19 @@
             </w:r>
             <w:r>
               <w:rPr>
-                <w:rFonts w:ascii="Times New Roman CE" w:hAnsi="Times New Roman CE" w:cs="Times New Roman"/>
-                <w:noProof/>
-                <w:webHidden/>
-              </w:rPr>
-              <w:instrText xml:space="preserve"> PAGEREF _Toc225848976 \h </w:instrText>
-            </w:r>
-            <w:r>
-              <w:rPr>
-                <w:rFonts w:ascii="Times New Roman CE" w:hAnsi="Times New Roman CE" w:cs="Times New Roman"/>
-                <w:noProof/>
-                <w:webHidden/>
-              </w:rPr>
-            </w:r>
-            <w:r>
-              <w:rPr>
-                <w:rFonts w:ascii="Times New Roman CE" w:hAnsi="Times New Roman CE" w:cs="Times New Roman"/>
+                <w:noProof/>
+                <w:webHidden/>
+              </w:rPr>
+              <w:instrText xml:space="preserve"> PAGEREF _Toc226634590 \h </w:instrText>
+            </w:r>
+            <w:r>
+              <w:rPr>
+                <w:noProof/>
+                <w:webHidden/>
+              </w:rPr>
+            </w:r>
+            <w:r>
+              <w:rPr>
                 <w:noProof/>
                 <w:webHidden/>
               </w:rPr>
@@ -4732,15 +4584,13 @@
             </w:r>
             <w:r>
               <w:rPr>
-                <w:rFonts w:ascii="Times New Roman CE" w:hAnsi="Times New Roman CE" w:cs="Times New Roman"/>
-                <w:noProof/>
-                <w:webHidden/>
-              </w:rPr>
-              <w:t>8</w:t>
-            </w:r>
-            <w:r>
-              <w:rPr>
-                <w:rFonts w:ascii="Times New Roman CE" w:hAnsi="Times New Roman CE" w:cs="Times New Roman"/>
+                <w:noProof/>
+                <w:webHidden/>
+              </w:rPr>
+              <w:t>9</w:t>
+            </w:r>
+            <w:r>
+              <w:rPr>
                 <w:noProof/>
                 <w:webHidden/>
               </w:rPr>
@@ -4752,17 +4602,18 @@
           <w:pPr>
             <w:pStyle w:val="TJ1"/>
             <w:tabs>
-              <w:tab w:val="left" w:pos="880"/>
-              <w:tab w:val="right" w:leader="dot" w:pos="8720"/>
+              <w:tab w:val="left" w:pos="720"/>
+              <w:tab w:val="right" w:leader="dot" w:pos="8776"/>
             </w:tabs>
-            <w:spacing w:line="360" w:lineRule="auto"/>
-            <w:jc w:val="both"/>
             <w:rPr>
-              <w:rFonts w:ascii="Times New Roman CE" w:hAnsi="Times New Roman CE" w:cs="Times New Roman"/>
               <w:noProof/>
+              <w:kern w:val="2"/>
+              <w:sz w:val="24"/>
+              <w:szCs w:val="24"/>
+              <w14:ligatures w14:val="standardContextual"/>
             </w:rPr>
           </w:pPr>
-          <w:hyperlink w:anchor="_Toc225848977" w:history="1">
+          <w:hyperlink w:anchor="_Toc226634591" w:history="1">
             <w:r>
               <w:rPr>
                 <w:rStyle w:val="Hiperhivatkozs"/>
@@ -4773,8 +4624,11 @@
             </w:r>
             <w:r>
               <w:rPr>
-                <w:rFonts w:ascii="Times New Roman CE" w:hAnsi="Times New Roman CE" w:cs="Times New Roman"/>
-                <w:noProof/>
+                <w:noProof/>
+                <w:kern w:val="2"/>
+                <w:sz w:val="24"/>
+                <w:szCs w:val="24"/>
+                <w14:ligatures w14:val="standardContextual"/>
               </w:rPr>
               <w:tab/>
             </w:r>
@@ -4788,7 +4642,6 @@
             </w:r>
             <w:r>
               <w:rPr>
-                <w:rFonts w:ascii="Times New Roman CE" w:hAnsi="Times New Roman CE" w:cs="Times New Roman"/>
                 <w:noProof/>
                 <w:webHidden/>
               </w:rPr>
@@ -4796,7 +4649,6 @@
             </w:r>
             <w:r>
               <w:rPr>
-                <w:rFonts w:ascii="Times New Roman CE" w:hAnsi="Times New Roman CE" w:cs="Times New Roman"/>
                 <w:noProof/>
                 <w:webHidden/>
               </w:rPr>
@@ -4804,22 +4656,19 @@
             </w:r>
             <w:r>
               <w:rPr>
-                <w:rFonts w:ascii="Times New Roman CE" w:hAnsi="Times New Roman CE" w:cs="Times New Roman"/>
-                <w:noProof/>
-                <w:webHidden/>
-              </w:rPr>
-              <w:instrText xml:space="preserve"> PAGEREF _Toc225848977 \h </w:instrText>
-            </w:r>
-            <w:r>
-              <w:rPr>
-                <w:rFonts w:ascii="Times New Roman CE" w:hAnsi="Times New Roman CE" w:cs="Times New Roman"/>
-                <w:noProof/>
-                <w:webHidden/>
-              </w:rPr>
-            </w:r>
-            <w:r>
-              <w:rPr>
-                <w:rFonts w:ascii="Times New Roman CE" w:hAnsi="Times New Roman CE" w:cs="Times New Roman"/>
+                <w:noProof/>
+                <w:webHidden/>
+              </w:rPr>
+              <w:instrText xml:space="preserve"> PAGEREF _Toc226634591 \h </w:instrText>
+            </w:r>
+            <w:r>
+              <w:rPr>
+                <w:noProof/>
+                <w:webHidden/>
+              </w:rPr>
+            </w:r>
+            <w:r>
+              <w:rPr>
                 <w:noProof/>
                 <w:webHidden/>
               </w:rPr>
@@ -4827,15 +4676,13 @@
             </w:r>
             <w:r>
               <w:rPr>
-                <w:rFonts w:ascii="Times New Roman CE" w:hAnsi="Times New Roman CE" w:cs="Times New Roman"/>
-                <w:noProof/>
-                <w:webHidden/>
-              </w:rPr>
-              <w:t>9</w:t>
-            </w:r>
-            <w:r>
-              <w:rPr>
-                <w:rFonts w:ascii="Times New Roman CE" w:hAnsi="Times New Roman CE" w:cs="Times New Roman"/>
+                <w:noProof/>
+                <w:webHidden/>
+              </w:rPr>
+              <w:t>10</w:t>
+            </w:r>
+            <w:r>
+              <w:rPr>
                 <w:noProof/>
                 <w:webHidden/>
               </w:rPr>
@@ -4847,17 +4694,18 @@
           <w:pPr>
             <w:pStyle w:val="TJ1"/>
             <w:tabs>
-              <w:tab w:val="left" w:pos="880"/>
-              <w:tab w:val="right" w:leader="dot" w:pos="8720"/>
+              <w:tab w:val="left" w:pos="960"/>
+              <w:tab w:val="right" w:leader="dot" w:pos="8776"/>
             </w:tabs>
-            <w:spacing w:line="360" w:lineRule="auto"/>
-            <w:jc w:val="both"/>
             <w:rPr>
-              <w:rFonts w:ascii="Times New Roman CE" w:hAnsi="Times New Roman CE" w:cs="Times New Roman"/>
               <w:noProof/>
+              <w:kern w:val="2"/>
+              <w:sz w:val="24"/>
+              <w:szCs w:val="24"/>
+              <w14:ligatures w14:val="standardContextual"/>
             </w:rPr>
           </w:pPr>
-          <w:hyperlink w:anchor="_Toc225848978" w:history="1">
+          <w:hyperlink w:anchor="_Toc226634592" w:history="1">
             <w:r>
               <w:rPr>
                 <w:rStyle w:val="Hiperhivatkozs"/>
@@ -4868,8 +4716,11 @@
             </w:r>
             <w:r>
               <w:rPr>
-                <w:rFonts w:ascii="Times New Roman CE" w:hAnsi="Times New Roman CE" w:cs="Times New Roman"/>
-                <w:noProof/>
+                <w:noProof/>
+                <w:kern w:val="2"/>
+                <w:sz w:val="24"/>
+                <w:szCs w:val="24"/>
+                <w14:ligatures w14:val="standardContextual"/>
               </w:rPr>
               <w:tab/>
             </w:r>
@@ -4883,7 +4734,6 @@
             </w:r>
             <w:r>
               <w:rPr>
-                <w:rFonts w:ascii="Times New Roman CE" w:hAnsi="Times New Roman CE" w:cs="Times New Roman"/>
                 <w:noProof/>
                 <w:webHidden/>
               </w:rPr>
@@ -4891,7 +4741,6 @@
             </w:r>
             <w:r>
               <w:rPr>
-                <w:rFonts w:ascii="Times New Roman CE" w:hAnsi="Times New Roman CE" w:cs="Times New Roman"/>
                 <w:noProof/>
                 <w:webHidden/>
               </w:rPr>
@@ -4899,22 +4748,19 @@
             </w:r>
             <w:r>
               <w:rPr>
-                <w:rFonts w:ascii="Times New Roman CE" w:hAnsi="Times New Roman CE" w:cs="Times New Roman"/>
-                <w:noProof/>
-                <w:webHidden/>
-              </w:rPr>
-              <w:instrText xml:space="preserve"> PAGEREF _Toc225848978 \h </w:instrText>
-            </w:r>
-            <w:r>
-              <w:rPr>
-                <w:rFonts w:ascii="Times New Roman CE" w:hAnsi="Times New Roman CE" w:cs="Times New Roman"/>
-                <w:noProof/>
-                <w:webHidden/>
-              </w:rPr>
-            </w:r>
-            <w:r>
-              <w:rPr>
-                <w:rFonts w:ascii="Times New Roman CE" w:hAnsi="Times New Roman CE" w:cs="Times New Roman"/>
+                <w:noProof/>
+                <w:webHidden/>
+              </w:rPr>
+              <w:instrText xml:space="preserve"> PAGEREF _Toc226634592 \h </w:instrText>
+            </w:r>
+            <w:r>
+              <w:rPr>
+                <w:noProof/>
+                <w:webHidden/>
+              </w:rPr>
+            </w:r>
+            <w:r>
+              <w:rPr>
                 <w:noProof/>
                 <w:webHidden/>
               </w:rPr>
@@ -4922,15 +4768,13 @@
             </w:r>
             <w:r>
               <w:rPr>
-                <w:rFonts w:ascii="Times New Roman CE" w:hAnsi="Times New Roman CE" w:cs="Times New Roman"/>
-                <w:noProof/>
-                <w:webHidden/>
-              </w:rPr>
-              <w:t>10</w:t>
-            </w:r>
-            <w:r>
-              <w:rPr>
-                <w:rFonts w:ascii="Times New Roman CE" w:hAnsi="Times New Roman CE" w:cs="Times New Roman"/>
+                <w:noProof/>
+                <w:webHidden/>
+              </w:rPr>
+              <w:t>11</w:t>
+            </w:r>
+            <w:r>
+              <w:rPr>
                 <w:noProof/>
                 <w:webHidden/>
               </w:rPr>
@@ -4993,7 +4837,7 @@
           <w:rFonts w:ascii="Times New Roman CE" w:hAnsi="Times New Roman CE" w:cs="Times New Roman"/>
         </w:rPr>
       </w:pPr>
-      <w:bookmarkStart w:id="1" w:name="_Toc225848930"/>
+      <w:bookmarkStart w:id="1" w:name="_Toc226634544"/>
       <w:r>
         <w:rPr>
           <w:rFonts w:ascii="Times New Roman CE" w:hAnsi="Times New Roman CE" w:cs="Times New Roman"/>
@@ -5013,7 +4857,7 @@
         </w:rPr>
       </w:pPr>
       <w:bookmarkStart w:id="2" w:name="_Toc473730743"/>
-      <w:bookmarkStart w:id="3" w:name="_Toc225848931"/>
+      <w:bookmarkStart w:id="3" w:name="_Toc226634545"/>
       <w:r>
         <w:rPr>
           <w:rFonts w:ascii="Times New Roman CE" w:hAnsi="Times New Roman CE" w:cs="Times New Roman"/>
@@ -5087,20 +4931,20 @@
           <w:rFonts w:ascii="Times New Roman CE" w:hAnsi="Times New Roman CE" w:cs="Times New Roman"/>
         </w:rPr>
       </w:pPr>
-      <w:bookmarkStart w:id="4" w:name="_Toc225848932"/>
+      <w:bookmarkStart w:id="4" w:name="_Toc226634546"/>
       <w:r>
         <w:rPr>
           <w:rFonts w:ascii="Times New Roman CE" w:hAnsi="Times New Roman CE" w:cs="Times New Roman"/>
         </w:rPr>
         <w:t>Felhasznált ismere</w:t>
       </w:r>
+      <w:r>
+        <w:rPr>
+          <w:rFonts w:ascii="Times New Roman CE" w:hAnsi="Times New Roman CE" w:cs="Times New Roman"/>
+        </w:rPr>
+        <w:t>tek</w:t>
+      </w:r>
       <w:bookmarkEnd w:id="4"/>
-      <w:r>
-        <w:rPr>
-          <w:rFonts w:ascii="Times New Roman CE" w:hAnsi="Times New Roman CE" w:cs="Times New Roman"/>
-        </w:rPr>
-        <w:t>tek</w:t>
-      </w:r>
     </w:p>
     <w:p>
       <w:pPr>
@@ -5120,40 +4964,15 @@
         <w:jc w:val="both"/>
       </w:pPr>
       <w:r>
-        <w:t xml:space="preserve">XAMP, </w:t>
-      </w:r>
-      <w:proofErr w:type="spellStart"/>
-      <w:r>
-        <w:t>phpMyAdmin</w:t>
-      </w:r>
-      <w:proofErr w:type="spellEnd"/>
-      <w:r>
-        <w:t xml:space="preserve">, </w:t>
-      </w:r>
-      <w:proofErr w:type="spellStart"/>
-      <w:r>
-        <w:t>MySQL</w:t>
-      </w:r>
-      <w:proofErr w:type="spellEnd"/>
+        <w:t>XAMP, phpMyAdmin, MySQL</w:t>
+      </w:r>
       <w:r>
         <w:t>,</w:t>
       </w:r>
       <w:r>
         <w:tab/>
-      </w:r>
-      <w:proofErr w:type="spellStart"/>
-      <w:r>
-        <w:t>DBeaver</w:t>
-      </w:r>
-      <w:proofErr w:type="spellEnd"/>
-      <w:r>
-        <w:t xml:space="preserve">, </w:t>
-      </w:r>
-      <w:proofErr w:type="spellStart"/>
-      <w:r>
-        <w:t>Aiven</w:t>
-      </w:r>
-      <w:proofErr w:type="spellEnd"/>
+        <w:t>DBeaver, Aiven</w:t>
+      </w:r>
     </w:p>
     <w:p>
       <w:pPr>
@@ -5186,33 +5005,18 @@
       <w:r>
         <w:t xml:space="preserve"> </w:t>
       </w:r>
-      <w:proofErr w:type="spellStart"/>
-      <w:r>
-        <w:t>Entity</w:t>
-      </w:r>
-      <w:proofErr w:type="spellEnd"/>
-      <w:r>
-        <w:t xml:space="preserve"> Framework</w:t>
-      </w:r>
-      <w:r>
-        <w:t xml:space="preserve"> </w:t>
-      </w:r>
-      <w:proofErr w:type="spellStart"/>
-      <w:r>
-        <w:t>Core</w:t>
-      </w:r>
-      <w:proofErr w:type="spellEnd"/>
+      <w:r>
+        <w:t>Entity Framework</w:t>
+      </w:r>
+      <w:r>
+        <w:t xml:space="preserve"> Core</w:t>
+      </w:r>
       <w:r>
         <w:t>,</w:t>
       </w:r>
       <w:r>
-        <w:t xml:space="preserve"> </w:t>
-      </w:r>
-      <w:proofErr w:type="spellStart"/>
-      <w:r>
-        <w:t>DigitalOcean</w:t>
-      </w:r>
-      <w:proofErr w:type="spellEnd"/>
+        <w:t xml:space="preserve"> DigitalOcean</w:t>
+      </w:r>
     </w:p>
     <w:p>
       <w:pPr>
@@ -5243,13 +5047,8 @@
         <w:t>3, JavaScript</w:t>
       </w:r>
       <w:r>
-        <w:t xml:space="preserve">, </w:t>
-      </w:r>
-      <w:proofErr w:type="spellStart"/>
-      <w:r>
-        <w:t>React</w:t>
-      </w:r>
-      <w:proofErr w:type="spellEnd"/>
+        <w:t>, React</w:t>
+      </w:r>
     </w:p>
     <w:p>
       <w:pPr>
@@ -5272,7 +5071,7 @@
           <w:rFonts w:ascii="Times New Roman CE" w:hAnsi="Times New Roman CE" w:cs="Times New Roman"/>
         </w:rPr>
       </w:pPr>
-      <w:bookmarkStart w:id="5" w:name="_Toc225848933"/>
+      <w:bookmarkStart w:id="5" w:name="_Toc226634547"/>
       <w:r>
         <w:rPr>
           <w:rFonts w:ascii="Times New Roman CE" w:hAnsi="Times New Roman CE" w:cs="Times New Roman"/>
@@ -5308,19 +5107,15 @@
             <w:r>
               <w:t xml:space="preserve">, </w:t>
             </w:r>
-            <w:proofErr w:type="spellStart"/>
             <w:r>
               <w:t>phpMyAdmin</w:t>
             </w:r>
-            <w:proofErr w:type="spellEnd"/>
             <w:r>
               <w:t xml:space="preserve">, </w:t>
             </w:r>
-            <w:proofErr w:type="spellStart"/>
             <w:r>
               <w:t>DBeaver</w:t>
             </w:r>
-            <w:proofErr w:type="spellEnd"/>
             <w:r>
               <w:t xml:space="preserve">, </w:t>
             </w:r>
@@ -5356,29 +5151,8 @@
               <w:jc w:val="both"/>
             </w:pPr>
             <w:r>
-              <w:t xml:space="preserve">Visual </w:t>
-            </w:r>
-            <w:proofErr w:type="spellStart"/>
-            <w:r>
-              <w:t>Studio</w:t>
-            </w:r>
-            <w:proofErr w:type="spellEnd"/>
-            <w:r>
-              <w:t xml:space="preserve">, </w:t>
-            </w:r>
-            <w:proofErr w:type="spellStart"/>
-            <w:r>
-              <w:t>DigitalOcean</w:t>
-            </w:r>
-            <w:proofErr w:type="spellEnd"/>
-            <w:r>
-              <w:t xml:space="preserve">, </w:t>
-            </w:r>
-            <w:proofErr w:type="spellStart"/>
-            <w:r>
-              <w:t>Rider</w:t>
-            </w:r>
-            <w:proofErr w:type="spellEnd"/>
+              <w:t>Visual Studio, DigitalOcean, Rider</w:t>
+            </w:r>
           </w:p>
         </w:tc>
         <w:tc>
@@ -5412,29 +5186,8 @@
               <w:jc w:val="both"/>
             </w:pPr>
             <w:r>
-              <w:t xml:space="preserve">Visual </w:t>
-            </w:r>
-            <w:proofErr w:type="spellStart"/>
-            <w:r>
-              <w:t>Studio</w:t>
-            </w:r>
-            <w:proofErr w:type="spellEnd"/>
-            <w:r>
-              <w:t xml:space="preserve"> </w:t>
-            </w:r>
-            <w:proofErr w:type="spellStart"/>
-            <w:r>
-              <w:t>Code</w:t>
-            </w:r>
-            <w:proofErr w:type="spellEnd"/>
-            <w:r>
-              <w:t xml:space="preserve">, </w:t>
-            </w:r>
-            <w:proofErr w:type="spellStart"/>
-            <w:r>
-              <w:t>Rider</w:t>
-            </w:r>
-            <w:proofErr w:type="spellEnd"/>
+              <w:t>Visual Studio Code, Rider</w:t>
+            </w:r>
           </w:p>
         </w:tc>
         <w:tc>
@@ -5462,27 +5215,9 @@
               <w:ind w:firstLine="0"/>
               <w:jc w:val="both"/>
             </w:pPr>
-            <w:proofErr w:type="spellStart"/>
-            <w:r>
-              <w:t>Github</w:t>
-            </w:r>
-            <w:proofErr w:type="spellEnd"/>
-            <w:r>
-              <w:t xml:space="preserve">, </w:t>
-            </w:r>
-            <w:proofErr w:type="spellStart"/>
-            <w:r>
-              <w:t>Github</w:t>
-            </w:r>
-            <w:proofErr w:type="spellEnd"/>
-            <w:r>
-              <w:t xml:space="preserve"> </w:t>
-            </w:r>
-            <w:proofErr w:type="spellStart"/>
-            <w:r>
-              <w:t>Desktop</w:t>
-            </w:r>
-            <w:proofErr w:type="spellEnd"/>
+            <w:r>
+              <w:t>Github, Github Desktop</w:t>
+            </w:r>
           </w:p>
         </w:tc>
         <w:tc>
@@ -5508,6 +5243,8 @@
         <w:jc w:val="center"/>
       </w:pPr>
       <w:fldSimple w:instr=" SEQ táblázat \* ARABIC ">
+        <w:bookmarkStart w:id="6" w:name="_Toc226634442"/>
+        <w:bookmarkStart w:id="7" w:name="_Toc226634504"/>
         <w:r>
           <w:rPr>
             <w:noProof/>
@@ -5515,53 +5252,12 @@
           <w:t>1</w:t>
         </w:r>
       </w:fldSimple>
-      <w:bookmarkStart w:id="6" w:name="_Toc226471988"/>
+      <w:bookmarkStart w:id="8" w:name="_Toc226471988"/>
       <w:r>
         <w:t>. táblázat</w:t>
       </w:r>
       <w:bookmarkEnd w:id="6"/>
-    </w:p>
-    <w:p>
-      <w:pPr>
-        <w:pStyle w:val="Cmsor2"/>
-        <w:jc w:val="both"/>
-        <w:rPr>
-          <w:rFonts w:ascii="Times New Roman CE" w:hAnsi="Times New Roman CE" w:cs="Times New Roman"/>
-        </w:rPr>
-      </w:pPr>
-      <w:bookmarkStart w:id="7" w:name="_Toc225848934"/>
-      <w:r>
-        <w:rPr>
-          <w:rFonts w:ascii="Times New Roman CE" w:hAnsi="Times New Roman CE" w:cs="Times New Roman"/>
-        </w:rPr>
-        <w:t>Rendeltetésszerű használat</w:t>
-      </w:r>
       <w:bookmarkEnd w:id="7"/>
-    </w:p>
-    <w:p>
-      <w:pPr>
-        <w:jc w:val="both"/>
-      </w:pPr>
-      <w:r>
-        <w:t>Az oldal használatához szélessávú internetkapcsolat és modern böngésző javasolt, ezek mellet biztosítható a rendeltetésszerű működés. A felhasználó köteles a hozzáférési adatait biztonságosan kezelni, az adatok feltöltésénél a munkamenethez szorosan kapcsolódó, releváns adatok tölthetőek fel.</w:t>
-      </w:r>
-    </w:p>
-    <w:p>
-      <w:pPr>
-        <w:pStyle w:val="Cmsor1"/>
-        <w:jc w:val="both"/>
-        <w:rPr>
-          <w:rFonts w:ascii="Times New Roman CE" w:hAnsi="Times New Roman CE" w:cs="Times New Roman"/>
-        </w:rPr>
-      </w:pPr>
-      <w:bookmarkStart w:id="8" w:name="_Toc225848935"/>
-      <w:r>
-        <w:rPr>
-          <w:rFonts w:ascii="Times New Roman CE" w:hAnsi="Times New Roman CE" w:cs="Times New Roman"/>
-        </w:rPr>
-        <w:lastRenderedPageBreak/>
-        <w:t>A program általános leírása</w:t>
-      </w:r>
       <w:bookmarkEnd w:id="8"/>
     </w:p>
     <w:p>
@@ -5572,165 +5268,146 @@
           <w:rFonts w:ascii="Times New Roman CE" w:hAnsi="Times New Roman CE" w:cs="Times New Roman"/>
         </w:rPr>
       </w:pPr>
-      <w:bookmarkStart w:id="9" w:name="_Toc225848936"/>
-      <w:r>
-        <w:rPr>
-          <w:rFonts w:ascii="Times New Roman CE" w:hAnsi="Times New Roman CE" w:cs="Times New Roman"/>
-        </w:rPr>
-        <w:t>Felhasználói szerepkörök</w:t>
+      <w:bookmarkStart w:id="9" w:name="_Toc226634548"/>
+      <w:r>
+        <w:rPr>
+          <w:rFonts w:ascii="Times New Roman CE" w:hAnsi="Times New Roman CE" w:cs="Times New Roman"/>
+        </w:rPr>
+        <w:t>Rendeltetésszerű használat</w:t>
       </w:r>
       <w:bookmarkEnd w:id="9"/>
-      <w:r>
-        <w:rPr>
-          <w:rFonts w:ascii="Times New Roman CE" w:hAnsi="Times New Roman CE" w:cs="Times New Roman"/>
-        </w:rPr>
-        <w:t xml:space="preserve"> </w:t>
-      </w:r>
     </w:p>
     <w:p>
       <w:pPr>
         <w:jc w:val="both"/>
-        <w:rPr>
-          <w:rFonts w:ascii="Times New Roman CE" w:hAnsi="Times New Roman CE" w:cs="Times New Roman"/>
-        </w:rPr>
-      </w:pPr>
-      <w:r>
-        <w:rPr>
-          <w:rFonts w:ascii="Times New Roman CE" w:hAnsi="Times New Roman CE" w:cs="Times New Roman"/>
-        </w:rPr>
-        <w:t xml:space="preserve">(pl. admin, </w:t>
-      </w:r>
-      <w:proofErr w:type="spellStart"/>
-      <w:r>
-        <w:rPr>
-          <w:rFonts w:ascii="Times New Roman CE" w:hAnsi="Times New Roman CE" w:cs="Times New Roman"/>
-        </w:rPr>
-        <w:t>user</w:t>
-      </w:r>
-      <w:proofErr w:type="spellEnd"/>
-      <w:r>
-        <w:rPr>
-          <w:rFonts w:ascii="Times New Roman CE" w:hAnsi="Times New Roman CE" w:cs="Times New Roman"/>
-        </w:rPr>
-        <w:t>)</w:t>
+      </w:pPr>
+      <w:r>
+        <w:t>Az oldal használatához szélessávú internetkapcsolat és modern böngésző javasolt, ezek mellet biztosítható a rendeltetésszerű működés. A felhasználó köteles a hozzáférési adatait biztonságosan kezelni, az adatok feltöltésénél a munkamenethez szorosan kapcsolódó, releváns adatok tölthetőek fel.</w:t>
       </w:r>
     </w:p>
     <w:p>
       <w:pPr>
-        <w:pStyle w:val="Cmsor2"/>
+        <w:pStyle w:val="Cmsor1"/>
         <w:jc w:val="both"/>
         <w:rPr>
           <w:rFonts w:ascii="Times New Roman CE" w:hAnsi="Times New Roman CE" w:cs="Times New Roman"/>
         </w:rPr>
       </w:pPr>
-      <w:bookmarkStart w:id="10" w:name="_Toc225848937"/>
-      <w:r>
-        <w:rPr>
-          <w:rFonts w:ascii="Times New Roman CE" w:hAnsi="Times New Roman CE" w:cs="Times New Roman"/>
-        </w:rPr>
-        <w:t>Működés</w:t>
-      </w:r>
-      <w:r>
-        <w:rPr>
-          <w:rFonts w:ascii="Times New Roman CE" w:hAnsi="Times New Roman CE" w:cs="Times New Roman"/>
-        </w:rPr>
-        <w:t xml:space="preserve"> műszaki feltételei</w:t>
+      <w:bookmarkStart w:id="10" w:name="_Toc226634549"/>
+      <w:r>
+        <w:rPr>
+          <w:rFonts w:ascii="Times New Roman CE" w:hAnsi="Times New Roman CE" w:cs="Times New Roman"/>
+        </w:rPr>
+        <w:lastRenderedPageBreak/>
+        <w:t>A program általános leírása</w:t>
       </w:r>
       <w:bookmarkEnd w:id="10"/>
     </w:p>
     <w:p>
       <w:pPr>
+        <w:pStyle w:val="Cmsor2"/>
         <w:jc w:val="both"/>
         <w:rPr>
           <w:rFonts w:ascii="Times New Roman CE" w:hAnsi="Times New Roman CE" w:cs="Times New Roman"/>
         </w:rPr>
       </w:pPr>
-      <w:r>
-        <w:rPr>
-          <w:rFonts w:ascii="Times New Roman CE" w:hAnsi="Times New Roman CE" w:cs="Times New Roman"/>
-        </w:rPr>
-        <w:t>Bontsd fel apróbb lépésekre a feladatot! (pl. bejelentkezés, időpontfoglalás, email küldés, jegy nyomtatás)</w:t>
+      <w:bookmarkStart w:id="11" w:name="_Toc226634550"/>
+      <w:r>
+        <w:rPr>
+          <w:rFonts w:ascii="Times New Roman CE" w:hAnsi="Times New Roman CE" w:cs="Times New Roman"/>
+        </w:rPr>
+        <w:t>Felhasználói szerepkörök</w:t>
+      </w:r>
+      <w:bookmarkEnd w:id="11"/>
+      <w:r>
+        <w:rPr>
+          <w:rFonts w:ascii="Times New Roman CE" w:hAnsi="Times New Roman CE" w:cs="Times New Roman"/>
+        </w:rPr>
+        <w:t xml:space="preserve"> </w:t>
       </w:r>
     </w:p>
     <w:p>
       <w:pPr>
+        <w:jc w:val="both"/>
+        <w:rPr>
+          <w:rFonts w:ascii="Times New Roman CE" w:hAnsi="Times New Roman CE" w:cs="Times New Roman"/>
+        </w:rPr>
+      </w:pPr>
+      <w:r>
+        <w:rPr>
+          <w:rFonts w:ascii="Times New Roman CE" w:hAnsi="Times New Roman CE" w:cs="Times New Roman"/>
+        </w:rPr>
+        <w:t>(pl. admin, user)</w:t>
+      </w:r>
+    </w:p>
+    <w:p>
+      <w:pPr>
         <w:pStyle w:val="Cmsor2"/>
         <w:jc w:val="both"/>
         <w:rPr>
           <w:rFonts w:ascii="Times New Roman CE" w:hAnsi="Times New Roman CE" w:cs="Times New Roman"/>
         </w:rPr>
       </w:pPr>
-      <w:bookmarkStart w:id="11" w:name="_Toc225848938"/>
-      <w:r>
-        <w:rPr>
-          <w:rFonts w:ascii="Times New Roman CE" w:hAnsi="Times New Roman CE" w:cs="Times New Roman"/>
-        </w:rPr>
-        <w:t>Felhasználói felület vázlatai (</w:t>
-      </w:r>
-      <w:proofErr w:type="spellStart"/>
-      <w:r>
-        <w:rPr>
-          <w:rFonts w:ascii="Times New Roman CE" w:hAnsi="Times New Roman CE" w:cs="Times New Roman"/>
-        </w:rPr>
-        <w:t>wireframe</w:t>
-      </w:r>
-      <w:proofErr w:type="spellEnd"/>
-      <w:r>
-        <w:rPr>
-          <w:rFonts w:ascii="Times New Roman CE" w:hAnsi="Times New Roman CE" w:cs="Times New Roman"/>
-        </w:rPr>
-        <w:t>)</w:t>
-      </w:r>
-      <w:bookmarkEnd w:id="11"/>
-    </w:p>
-    <w:p>
-      <w:pPr>
-        <w:pStyle w:val="Cmsor2"/>
-        <w:jc w:val="both"/>
-        <w:rPr>
-          <w:rFonts w:ascii="Times New Roman CE" w:hAnsi="Times New Roman CE" w:cs="Times New Roman"/>
-        </w:rPr>
-      </w:pPr>
-      <w:bookmarkStart w:id="12" w:name="_Toc225848939"/>
-      <w:r>
-        <w:rPr>
-          <w:rFonts w:ascii="Times New Roman CE" w:hAnsi="Times New Roman CE" w:cs="Times New Roman"/>
-        </w:rPr>
-        <w:t>Adatbázisterv</w:t>
+      <w:bookmarkStart w:id="12" w:name="_Toc226634551"/>
+      <w:r>
+        <w:rPr>
+          <w:rFonts w:ascii="Times New Roman CE" w:hAnsi="Times New Roman CE" w:cs="Times New Roman"/>
+        </w:rPr>
+        <w:t>Működés</w:t>
+      </w:r>
+      <w:r>
+        <w:rPr>
+          <w:rFonts w:ascii="Times New Roman CE" w:hAnsi="Times New Roman CE" w:cs="Times New Roman"/>
+        </w:rPr>
+        <w:t xml:space="preserve"> műszaki feltételei</w:t>
       </w:r>
       <w:bookmarkEnd w:id="12"/>
     </w:p>
     <w:p>
       <w:pPr>
-        <w:pStyle w:val="Cmsor3"/>
         <w:jc w:val="both"/>
         <w:rPr>
           <w:rFonts w:ascii="Times New Roman CE" w:hAnsi="Times New Roman CE" w:cs="Times New Roman"/>
         </w:rPr>
       </w:pPr>
-      <w:bookmarkStart w:id="13" w:name="_Toc225848940"/>
-      <w:r>
-        <w:rPr>
-          <w:rFonts w:ascii="Times New Roman CE" w:hAnsi="Times New Roman CE" w:cs="Times New Roman"/>
-        </w:rPr>
-        <w:t>Entitások, kapcsolatok</w:t>
+      <w:r>
+        <w:rPr>
+          <w:rFonts w:ascii="Times New Roman CE" w:hAnsi="Times New Roman CE" w:cs="Times New Roman"/>
+        </w:rPr>
+        <w:t>Bontsd fel apróbb lépésekre a feladatot! (pl. bejelentkezés, időpontfoglalás, email küldés, jegy nyomtatás)</w:t>
+      </w:r>
+    </w:p>
+    <w:p>
+      <w:pPr>
+        <w:pStyle w:val="Cmsor2"/>
+        <w:jc w:val="both"/>
+        <w:rPr>
+          <w:rFonts w:ascii="Times New Roman CE" w:hAnsi="Times New Roman CE" w:cs="Times New Roman"/>
+        </w:rPr>
+      </w:pPr>
+      <w:bookmarkStart w:id="13" w:name="_Toc226634552"/>
+      <w:r>
+        <w:rPr>
+          <w:rFonts w:ascii="Times New Roman CE" w:hAnsi="Times New Roman CE" w:cs="Times New Roman"/>
+        </w:rPr>
+        <w:t>Felhasználói felület vázlatai (wireframe)</w:t>
       </w:r>
       <w:bookmarkEnd w:id="13"/>
     </w:p>
     <w:p>
       <w:pPr>
-        <w:pStyle w:val="Cmsor3"/>
+        <w:pStyle w:val="Cmsor2"/>
         <w:jc w:val="both"/>
         <w:rPr>
           <w:rFonts w:ascii="Times New Roman CE" w:hAnsi="Times New Roman CE" w:cs="Times New Roman"/>
         </w:rPr>
       </w:pPr>
-      <w:bookmarkStart w:id="14" w:name="_Toc225848941"/>
-      <w:r>
-        <w:rPr>
-          <w:rFonts w:ascii="Times New Roman CE" w:hAnsi="Times New Roman CE" w:cs="Times New Roman"/>
-        </w:rPr>
-        <w:t>Adattípusok, kulcsok, kapcsolat-táblák, validációk</w:t>
+      <w:bookmarkStart w:id="14" w:name="_Toc226634553"/>
+      <w:r>
+        <w:rPr>
+          <w:rFonts w:ascii="Times New Roman CE" w:hAnsi="Times New Roman CE" w:cs="Times New Roman"/>
+        </w:rPr>
+        <w:t>Adatbázisterv</w:t>
       </w:r>
       <w:bookmarkEnd w:id="14"/>
     </w:p>
@@ -5742,12 +5419,12 @@
           <w:rFonts w:ascii="Times New Roman CE" w:hAnsi="Times New Roman CE" w:cs="Times New Roman"/>
         </w:rPr>
       </w:pPr>
-      <w:bookmarkStart w:id="15" w:name="_Toc225848942"/>
-      <w:r>
-        <w:rPr>
-          <w:rFonts w:ascii="Times New Roman CE" w:hAnsi="Times New Roman CE" w:cs="Times New Roman"/>
-        </w:rPr>
-        <w:t>ER-diagram</w:t>
+      <w:bookmarkStart w:id="15" w:name="_Toc226634554"/>
+      <w:r>
+        <w:rPr>
+          <w:rFonts w:ascii="Times New Roman CE" w:hAnsi="Times New Roman CE" w:cs="Times New Roman"/>
+        </w:rPr>
+        <w:t>Entitások, kapcsolatok</w:t>
       </w:r>
       <w:bookmarkEnd w:id="15"/>
     </w:p>
@@ -5759,61 +5436,46 @@
           <w:rFonts w:ascii="Times New Roman CE" w:hAnsi="Times New Roman CE" w:cs="Times New Roman"/>
         </w:rPr>
       </w:pPr>
-      <w:bookmarkStart w:id="16" w:name="_Toc225848943"/>
-      <w:r>
-        <w:rPr>
-          <w:rFonts w:ascii="Times New Roman CE" w:hAnsi="Times New Roman CE" w:cs="Times New Roman"/>
-        </w:rPr>
-        <w:t>Relációs adatmodell</w:t>
+      <w:bookmarkStart w:id="16" w:name="_Toc226634555"/>
+      <w:r>
+        <w:rPr>
+          <w:rFonts w:ascii="Times New Roman CE" w:hAnsi="Times New Roman CE" w:cs="Times New Roman"/>
+        </w:rPr>
+        <w:t>Adattípusok, kulcsok, kapcsolat-táblák, validációk</w:t>
       </w:r>
       <w:bookmarkEnd w:id="16"/>
     </w:p>
     <w:p>
       <w:pPr>
+        <w:pStyle w:val="Cmsor3"/>
         <w:jc w:val="both"/>
         <w:rPr>
           <w:rFonts w:ascii="Times New Roman CE" w:hAnsi="Times New Roman CE" w:cs="Times New Roman"/>
         </w:rPr>
       </w:pPr>
-    </w:p>
-    <w:p>
-      <w:pPr>
-        <w:pStyle w:val="Cmsor1"/>
-        <w:jc w:val="both"/>
-        <w:rPr>
-          <w:rFonts w:ascii="Times New Roman CE" w:hAnsi="Times New Roman CE" w:cs="Times New Roman"/>
-        </w:rPr>
-      </w:pPr>
-      <w:bookmarkStart w:id="17" w:name="_Toc225848944"/>
-      <w:r>
-        <w:rPr>
-          <w:rFonts w:ascii="Times New Roman CE" w:hAnsi="Times New Roman CE" w:cs="Times New Roman"/>
-        </w:rPr>
-        <w:lastRenderedPageBreak/>
-        <w:t>A program működése</w:t>
+      <w:bookmarkStart w:id="17" w:name="_Toc226634556"/>
+      <w:r>
+        <w:rPr>
+          <w:rFonts w:ascii="Times New Roman CE" w:hAnsi="Times New Roman CE" w:cs="Times New Roman"/>
+        </w:rPr>
+        <w:t>ER-diagram</w:t>
       </w:r>
       <w:bookmarkEnd w:id="17"/>
     </w:p>
     <w:p>
       <w:pPr>
-        <w:pStyle w:val="Cmsor2"/>
+        <w:pStyle w:val="Cmsor3"/>
         <w:jc w:val="both"/>
         <w:rPr>
           <w:rFonts w:ascii="Times New Roman CE" w:hAnsi="Times New Roman CE" w:cs="Times New Roman"/>
         </w:rPr>
       </w:pPr>
-      <w:r>
-        <w:rPr>
-          <w:rFonts w:ascii="Times New Roman CE" w:hAnsi="Times New Roman CE" w:cs="Times New Roman"/>
-        </w:rPr>
-        <w:t xml:space="preserve"> </w:t>
-      </w:r>
-      <w:bookmarkStart w:id="18" w:name="_Toc225848945"/>
-      <w:r>
-        <w:rPr>
-          <w:rFonts w:ascii="Times New Roman CE" w:hAnsi="Times New Roman CE" w:cs="Times New Roman"/>
-        </w:rPr>
-        <w:t>Backend fejlesztés (REST API)</w:t>
+      <w:bookmarkStart w:id="18" w:name="_Toc226634557"/>
+      <w:r>
+        <w:rPr>
+          <w:rFonts w:ascii="Times New Roman CE" w:hAnsi="Times New Roman CE" w:cs="Times New Roman"/>
+        </w:rPr>
+        <w:t>Relációs adatmodell</w:t>
       </w:r>
       <w:bookmarkEnd w:id="18"/>
     </w:p>
@@ -5824,77 +5486,84 @@
           <w:rFonts w:ascii="Times New Roman CE" w:hAnsi="Times New Roman CE" w:cs="Times New Roman"/>
         </w:rPr>
       </w:pPr>
-      <w:r>
-        <w:rPr>
-          <w:rFonts w:ascii="Times New Roman CE" w:hAnsi="Times New Roman CE" w:cs="Times New Roman"/>
-        </w:rPr>
-        <w:t xml:space="preserve">A backend felépítése egy </w:t>
-      </w:r>
-      <w:proofErr w:type="spellStart"/>
-      <w:r>
-        <w:rPr>
-          <w:rFonts w:ascii="Times New Roman CE" w:hAnsi="Times New Roman CE" w:cs="Times New Roman"/>
-        </w:rPr>
-        <w:t>MySQL</w:t>
-      </w:r>
-      <w:proofErr w:type="spellEnd"/>
-      <w:r>
-        <w:rPr>
-          <w:rFonts w:ascii="Times New Roman CE" w:hAnsi="Times New Roman CE" w:cs="Times New Roman"/>
-        </w:rPr>
-        <w:t xml:space="preserve"> szerkezetű adatbázisból és egy REST elveket követő controller alapú API-ból áll.</w:t>
-      </w:r>
-      <w:r>
-        <w:rPr>
-          <w:rFonts w:ascii="Times New Roman CE" w:hAnsi="Times New Roman CE" w:cs="Times New Roman"/>
-        </w:rPr>
-        <w:t xml:space="preserve"> A tanult ismereteinknek köszönhetően adta magát a </w:t>
-      </w:r>
-      <w:proofErr w:type="spellStart"/>
-      <w:r>
-        <w:rPr>
-          <w:rFonts w:ascii="Times New Roman CE" w:hAnsi="Times New Roman CE" w:cs="Times New Roman"/>
-        </w:rPr>
-        <w:t>MySQL</w:t>
-      </w:r>
-      <w:proofErr w:type="spellEnd"/>
-      <w:r>
-        <w:rPr>
-          <w:rFonts w:ascii="Times New Roman CE" w:hAnsi="Times New Roman CE" w:cs="Times New Roman"/>
-        </w:rPr>
-        <w:t xml:space="preserve"> és REST API technológiák használata, a REST kifejezés az API-</w:t>
-      </w:r>
-      <w:proofErr w:type="spellStart"/>
-      <w:r>
-        <w:rPr>
-          <w:rFonts w:ascii="Times New Roman CE" w:hAnsi="Times New Roman CE" w:cs="Times New Roman"/>
-        </w:rPr>
-        <w:t>nál</w:t>
-      </w:r>
-      <w:proofErr w:type="spellEnd"/>
-      <w:r>
-        <w:rPr>
-          <w:rFonts w:ascii="Times New Roman CE" w:hAnsi="Times New Roman CE" w:cs="Times New Roman"/>
-        </w:rPr>
-        <w:t xml:space="preserve"> arra utal, hogy a szerver nem tárolja a kliensek előző kéréseit, hanem minden egyes kérést önálló egységként kezel.</w:t>
-      </w:r>
     </w:p>
     <w:p>
       <w:pPr>
+        <w:pStyle w:val="Cmsor1"/>
+        <w:jc w:val="both"/>
+        <w:rPr>
+          <w:rFonts w:ascii="Times New Roman CE" w:hAnsi="Times New Roman CE" w:cs="Times New Roman"/>
+        </w:rPr>
+      </w:pPr>
+      <w:bookmarkStart w:id="19" w:name="_Toc226634558"/>
+      <w:r>
+        <w:rPr>
+          <w:rFonts w:ascii="Times New Roman CE" w:hAnsi="Times New Roman CE" w:cs="Times New Roman"/>
+        </w:rPr>
+        <w:lastRenderedPageBreak/>
+        <w:t>A program működése</w:t>
+      </w:r>
+      <w:bookmarkEnd w:id="19"/>
+    </w:p>
+    <w:p>
+      <w:pPr>
+        <w:pStyle w:val="Cmsor2"/>
+        <w:jc w:val="both"/>
+        <w:rPr>
+          <w:rFonts w:ascii="Times New Roman CE" w:hAnsi="Times New Roman CE" w:cs="Times New Roman"/>
+        </w:rPr>
+      </w:pPr>
+      <w:r>
+        <w:rPr>
+          <w:rFonts w:ascii="Times New Roman CE" w:hAnsi="Times New Roman CE" w:cs="Times New Roman"/>
+        </w:rPr>
+        <w:t xml:space="preserve"> </w:t>
+      </w:r>
+      <w:bookmarkStart w:id="20" w:name="_Toc226634559"/>
+      <w:r>
+        <w:rPr>
+          <w:rFonts w:ascii="Times New Roman CE" w:hAnsi="Times New Roman CE" w:cs="Times New Roman"/>
+        </w:rPr>
+        <w:t>Backend fejlesztés (REST API)</w:t>
+      </w:r>
+      <w:bookmarkEnd w:id="20"/>
+    </w:p>
+    <w:p>
+      <w:pPr>
+        <w:jc w:val="both"/>
+        <w:rPr>
+          <w:rFonts w:ascii="Times New Roman CE" w:hAnsi="Times New Roman CE" w:cs="Times New Roman"/>
+        </w:rPr>
+      </w:pPr>
+      <w:r>
+        <w:rPr>
+          <w:rFonts w:ascii="Times New Roman CE" w:hAnsi="Times New Roman CE" w:cs="Times New Roman"/>
+        </w:rPr>
+        <w:t>A backend felépítése egy MySQL szerkezetű adatbázisból és egy REST elveket követő controller alapú API-ból áll.</w:t>
+      </w:r>
+      <w:r>
+        <w:rPr>
+          <w:rFonts w:ascii="Times New Roman CE" w:hAnsi="Times New Roman CE" w:cs="Times New Roman"/>
+        </w:rPr>
+        <w:t xml:space="preserve"> A tanult ismereteinknek köszönhetően adta magát a MySQL és REST API technológiák használata, a REST kifejezés az API-nál arra utal, hogy a szerver nem tárolja a kliensek előző kéréseit, hanem minden egyes kérést önálló egységként kezel.</w:t>
+      </w:r>
+    </w:p>
+    <w:p>
+      <w:pPr>
         <w:pStyle w:val="Cmsor3"/>
         <w:jc w:val="both"/>
         <w:rPr>
           <w:rFonts w:ascii="Times New Roman CE" w:hAnsi="Times New Roman CE" w:cs="Times New Roman"/>
         </w:rPr>
       </w:pPr>
-      <w:bookmarkStart w:id="19" w:name="_Toc225848946"/>
+      <w:bookmarkStart w:id="21" w:name="_Toc226634560"/>
       <w:r>
         <w:rPr>
           <w:rFonts w:ascii="Times New Roman CE" w:hAnsi="Times New Roman CE" w:cs="Times New Roman"/>
         </w:rPr>
         <w:t>REST API végpontok</w:t>
       </w:r>
-      <w:bookmarkEnd w:id="19"/>
+      <w:bookmarkEnd w:id="21"/>
     </w:p>
     <w:p>
       <w:pPr>
@@ -5939,30 +5608,8 @@
         <w:rPr>
           <w:rFonts w:ascii="Times New Roman CE" w:hAnsi="Times New Roman CE" w:cs="Times New Roman"/>
         </w:rPr>
-        <w:t xml:space="preserve">és </w:t>
-      </w:r>
-      <w:proofErr w:type="spellStart"/>
-      <w:r>
-        <w:rPr>
-          <w:rFonts w:ascii="Times New Roman CE" w:hAnsi="Times New Roman CE" w:cs="Times New Roman"/>
-        </w:rPr>
-        <w:t>Entity</w:t>
-      </w:r>
-      <w:proofErr w:type="spellEnd"/>
-      <w:r>
-        <w:rPr>
-          <w:rFonts w:ascii="Times New Roman CE" w:hAnsi="Times New Roman CE" w:cs="Times New Roman"/>
-        </w:rPr>
-        <w:t xml:space="preserve"> Framework </w:t>
-      </w:r>
-      <w:proofErr w:type="spellStart"/>
-      <w:r>
-        <w:rPr>
-          <w:rFonts w:ascii="Times New Roman CE" w:hAnsi="Times New Roman CE" w:cs="Times New Roman"/>
-        </w:rPr>
-        <w:t>Core</w:t>
-      </w:r>
-      <w:proofErr w:type="spellEnd"/>
+        <w:t>és Entity Framework Core</w:t>
+      </w:r>
     </w:p>
     <w:p>
       <w:pPr>
@@ -5982,19 +5629,11 @@
         </w:rPr>
         <w:t xml:space="preserve">Adatbázis: </w:t>
       </w:r>
-      <w:proofErr w:type="spellStart"/>
-      <w:r>
-        <w:rPr>
-          <w:rFonts w:ascii="Times New Roman CE" w:hAnsi="Times New Roman CE" w:cs="Times New Roman"/>
-        </w:rPr>
-        <w:t>MySQL</w:t>
-      </w:r>
-      <w:proofErr w:type="spellEnd"/>
-      <w:r>
-        <w:rPr>
-          <w:rFonts w:ascii="Times New Roman CE" w:hAnsi="Times New Roman CE" w:cs="Times New Roman"/>
-        </w:rPr>
-        <w:t xml:space="preserve">, JSON </w:t>
+      <w:r>
+        <w:rPr>
+          <w:rFonts w:ascii="Times New Roman CE" w:hAnsi="Times New Roman CE" w:cs="Times New Roman"/>
+        </w:rPr>
+        <w:t xml:space="preserve">MySQL, JSON </w:t>
       </w:r>
       <w:r>
         <w:rPr>
@@ -6037,16 +5676,8 @@
         <w:rPr>
           <w:rFonts w:ascii="Times New Roman CE" w:hAnsi="Times New Roman CE" w:cs="Times New Roman"/>
         </w:rPr>
-        <w:t xml:space="preserve">JWT </w:t>
-      </w:r>
-      <w:proofErr w:type="spellStart"/>
-      <w:r>
-        <w:rPr>
-          <w:rFonts w:ascii="Times New Roman CE" w:hAnsi="Times New Roman CE" w:cs="Times New Roman"/>
-        </w:rPr>
-        <w:t>token</w:t>
-      </w:r>
-      <w:proofErr w:type="spellEnd"/>
+        <w:t>JWT token</w:t>
+      </w:r>
     </w:p>
     <w:p>
       <w:pPr>
@@ -6072,7 +5703,7 @@
     <w:tbl>
       <w:tblPr>
         <w:tblStyle w:val="Rcsostblzat"/>
-        <w:tblW w:w="10790" w:type="dxa"/>
+        <w:tblW w:w="10485" w:type="dxa"/>
         <w:jc w:val="center"/>
         <w:tblCellMar>
           <w:top w:w="85" w:type="dxa"/>
@@ -6082,9 +5713,9 @@
       </w:tblPr>
       <w:tblGrid>
         <w:gridCol w:w="1123"/>
-        <w:gridCol w:w="1683"/>
+        <w:gridCol w:w="1818"/>
         <w:gridCol w:w="5245"/>
-        <w:gridCol w:w="3140"/>
+        <w:gridCol w:w="2434"/>
       </w:tblGrid>
       <w:tr>
         <w:trPr>
@@ -6093,7 +5724,7 @@
         </w:trPr>
         <w:tc>
           <w:tcPr>
-            <w:tcW w:w="1123" w:type="dxa"/>
+            <w:tcW w:w="988" w:type="dxa"/>
             <w:noWrap/>
             <w:vAlign w:val="center"/>
             <w:hideMark/>
@@ -6123,7 +5754,7 @@
         </w:tc>
         <w:tc>
           <w:tcPr>
-            <w:tcW w:w="1282" w:type="dxa"/>
+            <w:tcW w:w="1818" w:type="dxa"/>
             <w:noWrap/>
             <w:vAlign w:val="center"/>
             <w:hideMark/>
@@ -6183,7 +5814,7 @@
         </w:tc>
         <w:tc>
           <w:tcPr>
-            <w:tcW w:w="3140" w:type="dxa"/>
+            <w:tcW w:w="2434" w:type="dxa"/>
             <w:noWrap/>
             <w:vAlign w:val="center"/>
             <w:hideMark/>
@@ -6201,23 +5832,13 @@
                 <w:szCs w:val="18"/>
               </w:rPr>
             </w:pPr>
-            <w:proofErr w:type="spellStart"/>
             <w:r>
               <w:rPr>
                 <w:rFonts w:ascii="Times New Roman CE" w:hAnsi="Times New Roman CE" w:cs="Times New Roman"/>
                 <w:sz w:val="20"/>
                 <w:szCs w:val="18"/>
               </w:rPr>
-              <w:t>Request</w:t>
-            </w:r>
-            <w:proofErr w:type="spellEnd"/>
-            <w:r>
-              <w:rPr>
-                <w:rFonts w:ascii="Times New Roman CE" w:hAnsi="Times New Roman CE" w:cs="Times New Roman"/>
-                <w:sz w:val="20"/>
-                <w:szCs w:val="18"/>
-              </w:rPr>
-              <w:t xml:space="preserve"> példa</w:t>
+              <w:t>Request példa</w:t>
             </w:r>
           </w:p>
         </w:tc>
@@ -6229,7 +5850,7 @@
         </w:trPr>
         <w:tc>
           <w:tcPr>
-            <w:tcW w:w="1123" w:type="dxa"/>
+            <w:tcW w:w="988" w:type="dxa"/>
             <w:noWrap/>
             <w:hideMark/>
           </w:tcPr>
@@ -6254,7 +5875,7 @@
         </w:tc>
         <w:tc>
           <w:tcPr>
-            <w:tcW w:w="1282" w:type="dxa"/>
+            <w:tcW w:w="1818" w:type="dxa"/>
             <w:noWrap/>
             <w:hideMark/>
           </w:tcPr>
@@ -6273,21 +5894,7 @@
               <w:rPr>
                 <w:rFonts w:ascii="Times New Roman CE" w:hAnsi="Times New Roman CE" w:cs="Times New Roman"/>
               </w:rPr>
-              <w:t>/</w:t>
-            </w:r>
-            <w:proofErr w:type="spellStart"/>
-            <w:r>
-              <w:rPr>
-                <w:rFonts w:ascii="Times New Roman CE" w:hAnsi="Times New Roman CE" w:cs="Times New Roman"/>
-              </w:rPr>
-              <w:t>api</w:t>
-            </w:r>
-            <w:proofErr w:type="spellEnd"/>
-            <w:r>
-              <w:rPr>
-                <w:rFonts w:ascii="Times New Roman CE" w:hAnsi="Times New Roman CE" w:cs="Times New Roman"/>
-              </w:rPr>
-              <w:t>/login</w:t>
+              <w:t>/api/login</w:t>
             </w:r>
           </w:p>
         </w:tc>
@@ -6322,7 +5929,7 @@
         </w:tc>
         <w:tc>
           <w:tcPr>
-            <w:tcW w:w="3140" w:type="dxa"/>
+            <w:tcW w:w="2434" w:type="dxa"/>
             <w:noWrap/>
             <w:hideMark/>
           </w:tcPr>
@@ -6347,13 +5954,19 @@
               <w:rPr>
                 <w:rFonts w:ascii="Times New Roman CE" w:hAnsi="Times New Roman CE" w:cs="Times New Roman"/>
               </w:rPr>
-              <w:t>? LoginData objektum?</w:t>
+              <w:t>LoginData</w:t>
             </w:r>
             <w:r>
               <w:rPr>
                 <w:rFonts w:ascii="Times New Roman CE" w:hAnsi="Times New Roman CE" w:cs="Times New Roman"/>
               </w:rPr>
               <w:t xml:space="preserve"> </w:t>
+            </w:r>
+            <w:r>
+              <w:rPr>
+                <w:rFonts w:ascii="Times New Roman CE" w:hAnsi="Times New Roman CE" w:cs="Times New Roman"/>
+              </w:rPr>
+              <w:t>objektum</w:t>
             </w:r>
             <w:r>
               <w:rPr>
@@ -6371,7 +5984,7 @@
         </w:trPr>
         <w:tc>
           <w:tcPr>
-            <w:tcW w:w="1123" w:type="dxa"/>
+            <w:tcW w:w="988" w:type="dxa"/>
             <w:noWrap/>
             <w:hideMark/>
           </w:tcPr>
@@ -6396,7 +6009,7 @@
         </w:tc>
         <w:tc>
           <w:tcPr>
-            <w:tcW w:w="1282" w:type="dxa"/>
+            <w:tcW w:w="1818" w:type="dxa"/>
             <w:noWrap/>
             <w:hideMark/>
           </w:tcPr>
@@ -6415,21 +6028,7 @@
               <w:rPr>
                 <w:rFonts w:ascii="Times New Roman CE" w:hAnsi="Times New Roman CE" w:cs="Times New Roman"/>
               </w:rPr>
-              <w:t>/</w:t>
-            </w:r>
-            <w:proofErr w:type="spellStart"/>
-            <w:r>
-              <w:rPr>
-                <w:rFonts w:ascii="Times New Roman CE" w:hAnsi="Times New Roman CE" w:cs="Times New Roman"/>
-              </w:rPr>
-              <w:t>api</w:t>
-            </w:r>
-            <w:proofErr w:type="spellEnd"/>
-            <w:r>
-              <w:rPr>
-                <w:rFonts w:ascii="Times New Roman CE" w:hAnsi="Times New Roman CE" w:cs="Times New Roman"/>
-              </w:rPr>
-              <w:t>/</w:t>
+              <w:t>/api/</w:t>
             </w:r>
             <w:r>
               <w:rPr>
@@ -6470,7 +6069,7 @@
         </w:tc>
         <w:tc>
           <w:tcPr>
-            <w:tcW w:w="3140" w:type="dxa"/>
+            <w:tcW w:w="2434" w:type="dxa"/>
             <w:noWrap/>
             <w:hideMark/>
           </w:tcPr>
@@ -6501,7 +6100,7 @@
         </w:trPr>
         <w:tc>
           <w:tcPr>
-            <w:tcW w:w="1123" w:type="dxa"/>
+            <w:tcW w:w="988" w:type="dxa"/>
             <w:noWrap/>
           </w:tcPr>
           <w:p>
@@ -6525,7 +6124,7 @@
         </w:tc>
         <w:tc>
           <w:tcPr>
-            <w:tcW w:w="1282" w:type="dxa"/>
+            <w:tcW w:w="1818" w:type="dxa"/>
             <w:noWrap/>
           </w:tcPr>
           <w:p>
@@ -6543,21 +6142,7 @@
               <w:rPr>
                 <w:rFonts w:ascii="Times New Roman CE" w:hAnsi="Times New Roman CE" w:cs="Times New Roman"/>
               </w:rPr>
-              <w:t>/</w:t>
-            </w:r>
-            <w:proofErr w:type="spellStart"/>
-            <w:r>
-              <w:rPr>
-                <w:rFonts w:ascii="Times New Roman CE" w:hAnsi="Times New Roman CE" w:cs="Times New Roman"/>
-              </w:rPr>
-              <w:t>api</w:t>
-            </w:r>
-            <w:proofErr w:type="spellEnd"/>
-            <w:r>
-              <w:rPr>
-                <w:rFonts w:ascii="Times New Roman CE" w:hAnsi="Times New Roman CE" w:cs="Times New Roman"/>
-              </w:rPr>
-              <w:t>/login</w:t>
+              <w:t>/api/login</w:t>
             </w:r>
           </w:p>
         </w:tc>
@@ -6591,7 +6176,7 @@
         </w:tc>
         <w:tc>
           <w:tcPr>
-            <w:tcW w:w="3140" w:type="dxa"/>
+            <w:tcW w:w="2434" w:type="dxa"/>
             <w:noWrap/>
           </w:tcPr>
           <w:p>
@@ -6621,7 +6206,7 @@
         </w:trPr>
         <w:tc>
           <w:tcPr>
-            <w:tcW w:w="1123" w:type="dxa"/>
+            <w:tcW w:w="988" w:type="dxa"/>
             <w:noWrap/>
           </w:tcPr>
           <w:p>
@@ -6645,7 +6230,7 @@
         </w:tc>
         <w:tc>
           <w:tcPr>
-            <w:tcW w:w="1282" w:type="dxa"/>
+            <w:tcW w:w="1818" w:type="dxa"/>
             <w:noWrap/>
           </w:tcPr>
           <w:p>
@@ -6663,30 +6248,8 @@
               <w:rPr>
                 <w:rFonts w:ascii="Times New Roman CE" w:hAnsi="Times New Roman CE" w:cs="Times New Roman"/>
               </w:rPr>
-              <w:t>/</w:t>
-            </w:r>
-            <w:proofErr w:type="spellStart"/>
-            <w:r>
-              <w:rPr>
-                <w:rFonts w:ascii="Times New Roman CE" w:hAnsi="Times New Roman CE" w:cs="Times New Roman"/>
-              </w:rPr>
-              <w:t>api</w:t>
-            </w:r>
-            <w:proofErr w:type="spellEnd"/>
-            <w:r>
-              <w:rPr>
-                <w:rFonts w:ascii="Times New Roman CE" w:hAnsi="Times New Roman CE" w:cs="Times New Roman"/>
-              </w:rPr>
-              <w:t>/</w:t>
-            </w:r>
-            <w:proofErr w:type="spellStart"/>
-            <w:r>
-              <w:rPr>
-                <w:rFonts w:ascii="Times New Roman CE" w:hAnsi="Times New Roman CE" w:cs="Times New Roman"/>
-              </w:rPr>
-              <w:t>User</w:t>
-            </w:r>
-            <w:proofErr w:type="spellEnd"/>
+              <w:t>/api/User</w:t>
+            </w:r>
           </w:p>
         </w:tc>
         <w:tc>
@@ -6719,7 +6282,7 @@
         </w:tc>
         <w:tc>
           <w:tcPr>
-            <w:tcW w:w="3140" w:type="dxa"/>
+            <w:tcW w:w="2434" w:type="dxa"/>
             <w:noWrap/>
           </w:tcPr>
           <w:p>
@@ -6737,21 +6300,7 @@
               <w:rPr>
                 <w:rFonts w:ascii="Times New Roman CE" w:hAnsi="Times New Roman CE" w:cs="Times New Roman"/>
               </w:rPr>
-              <w:t xml:space="preserve">{? </w:t>
-            </w:r>
-            <w:proofErr w:type="spellStart"/>
-            <w:r>
-              <w:rPr>
-                <w:rFonts w:ascii="Times New Roman CE" w:hAnsi="Times New Roman CE" w:cs="Times New Roman"/>
-              </w:rPr>
-              <w:t>User</w:t>
-            </w:r>
-            <w:proofErr w:type="spellEnd"/>
-            <w:r>
-              <w:rPr>
-                <w:rFonts w:ascii="Times New Roman CE" w:hAnsi="Times New Roman CE" w:cs="Times New Roman"/>
-              </w:rPr>
-              <w:t xml:space="preserve"> objektum?}</w:t>
+              <w:t>{User objektum}</w:t>
             </w:r>
           </w:p>
         </w:tc>
@@ -6763,7 +6312,7 @@
         </w:trPr>
         <w:tc>
           <w:tcPr>
-            <w:tcW w:w="1123" w:type="dxa"/>
+            <w:tcW w:w="988" w:type="dxa"/>
             <w:noWrap/>
           </w:tcPr>
           <w:p>
@@ -6787,7 +6336,7 @@
         </w:tc>
         <w:tc>
           <w:tcPr>
-            <w:tcW w:w="1282" w:type="dxa"/>
+            <w:tcW w:w="1818" w:type="dxa"/>
             <w:noWrap/>
           </w:tcPr>
           <w:p>
@@ -6805,21 +6354,7 @@
               <w:rPr>
                 <w:rFonts w:ascii="Times New Roman CE" w:hAnsi="Times New Roman CE" w:cs="Times New Roman"/>
               </w:rPr>
-              <w:t>/</w:t>
-            </w:r>
-            <w:proofErr w:type="spellStart"/>
-            <w:r>
-              <w:rPr>
-                <w:rFonts w:ascii="Times New Roman CE" w:hAnsi="Times New Roman CE" w:cs="Times New Roman"/>
-              </w:rPr>
-              <w:t>api</w:t>
-            </w:r>
-            <w:proofErr w:type="spellEnd"/>
-            <w:r>
-              <w:rPr>
-                <w:rFonts w:ascii="Times New Roman CE" w:hAnsi="Times New Roman CE" w:cs="Times New Roman"/>
-              </w:rPr>
-              <w:t>/*</w:t>
+              <w:t>/api/*</w:t>
             </w:r>
           </w:p>
         </w:tc>
@@ -6853,7 +6388,7 @@
         </w:tc>
         <w:tc>
           <w:tcPr>
-            <w:tcW w:w="3140" w:type="dxa"/>
+            <w:tcW w:w="2434" w:type="dxa"/>
             <w:noWrap/>
           </w:tcPr>
           <w:p>
@@ -6895,21 +6430,7 @@
               <w:rPr>
                 <w:rFonts w:ascii="Times New Roman CE" w:hAnsi="Times New Roman CE" w:cs="Times New Roman"/>
               </w:rPr>
-              <w:t>GET: {</w:t>
-            </w:r>
-            <w:proofErr w:type="spellStart"/>
-            <w:r>
-              <w:rPr>
-                <w:rFonts w:ascii="Times New Roman CE" w:hAnsi="Times New Roman CE" w:cs="Times New Roman"/>
-              </w:rPr>
-              <w:t>id</w:t>
-            </w:r>
-            <w:proofErr w:type="spellEnd"/>
-            <w:r>
-              <w:rPr>
-                <w:rFonts w:ascii="Times New Roman CE" w:hAnsi="Times New Roman CE" w:cs="Times New Roman"/>
-              </w:rPr>
-              <w:t>}</w:t>
+              <w:t>GET: {id}</w:t>
             </w:r>
           </w:p>
         </w:tc>
@@ -6921,7 +6442,7 @@
         </w:trPr>
         <w:tc>
           <w:tcPr>
-            <w:tcW w:w="1123" w:type="dxa"/>
+            <w:tcW w:w="988" w:type="dxa"/>
             <w:noWrap/>
           </w:tcPr>
           <w:p>
@@ -6945,7 +6466,7 @@
         </w:tc>
         <w:tc>
           <w:tcPr>
-            <w:tcW w:w="1282" w:type="dxa"/>
+            <w:tcW w:w="1818" w:type="dxa"/>
             <w:noWrap/>
           </w:tcPr>
           <w:p>
@@ -6963,30 +6484,8 @@
               <w:rPr>
                 <w:rFonts w:ascii="Times New Roman CE" w:hAnsi="Times New Roman CE" w:cs="Times New Roman"/>
               </w:rPr>
-              <w:t>/</w:t>
-            </w:r>
-            <w:proofErr w:type="spellStart"/>
-            <w:r>
-              <w:rPr>
-                <w:rFonts w:ascii="Times New Roman CE" w:hAnsi="Times New Roman CE" w:cs="Times New Roman"/>
-              </w:rPr>
-              <w:t>api</w:t>
-            </w:r>
-            <w:proofErr w:type="spellEnd"/>
-            <w:r>
-              <w:rPr>
-                <w:rFonts w:ascii="Times New Roman CE" w:hAnsi="Times New Roman CE" w:cs="Times New Roman"/>
-              </w:rPr>
-              <w:t>/</w:t>
-            </w:r>
-            <w:proofErr w:type="spellStart"/>
-            <w:r>
-              <w:rPr>
-                <w:rFonts w:ascii="Times New Roman CE" w:hAnsi="Times New Roman CE" w:cs="Times New Roman"/>
-              </w:rPr>
-              <w:t>Instrument</w:t>
-            </w:r>
-            <w:proofErr w:type="spellEnd"/>
+              <w:t>/api/Instrument</w:t>
+            </w:r>
           </w:p>
         </w:tc>
         <w:tc>
@@ -7019,7 +6518,7 @@
         </w:tc>
         <w:tc>
           <w:tcPr>
-            <w:tcW w:w="3140" w:type="dxa"/>
+            <w:tcW w:w="2434" w:type="dxa"/>
             <w:noWrap/>
           </w:tcPr>
           <w:p>
@@ -7037,21 +6536,7 @@
               <w:rPr>
                 <w:rFonts w:ascii="Times New Roman CE" w:hAnsi="Times New Roman CE" w:cs="Times New Roman"/>
               </w:rPr>
-              <w:t>{</w:t>
-            </w:r>
-            <w:proofErr w:type="spellStart"/>
-            <w:r>
-              <w:rPr>
-                <w:rFonts w:ascii="Times New Roman CE" w:hAnsi="Times New Roman CE" w:cs="Times New Roman"/>
-              </w:rPr>
-              <w:t>id</w:t>
-            </w:r>
-            <w:proofErr w:type="spellEnd"/>
-            <w:r>
-              <w:rPr>
-                <w:rFonts w:ascii="Times New Roman CE" w:hAnsi="Times New Roman CE" w:cs="Times New Roman"/>
-              </w:rPr>
-              <w:t>}</w:t>
+              <w:t>{id}</w:t>
             </w:r>
           </w:p>
         </w:tc>
@@ -7061,9 +6546,6 @@
       <w:pPr>
         <w:pStyle w:val="Kpalrs"/>
         <w:ind w:left="2836" w:firstLine="709"/>
-        <w:rPr>
-          <w:rFonts w:ascii="Times New Roman CE" w:hAnsi="Times New Roman CE" w:cs="Times New Roman"/>
-        </w:rPr>
       </w:pPr>
       <w:r>
         <w:rPr>
@@ -7083,6 +6565,8 @@
         </w:rPr>
         <w:fldChar w:fldCharType="separate"/>
       </w:r>
+      <w:bookmarkStart w:id="22" w:name="_Toc226634443"/>
+      <w:bookmarkStart w:id="23" w:name="_Toc226634505"/>
       <w:r>
         <w:rPr>
           <w:rFonts w:ascii="Times New Roman CE" w:hAnsi="Times New Roman CE" w:cs="Times New Roman"/>
@@ -7099,27 +6583,63 @@
       <w:r>
         <w:t>. táblázat</w:t>
       </w:r>
+      <w:bookmarkEnd w:id="22"/>
+      <w:bookmarkEnd w:id="23"/>
     </w:p>
     <w:p>
       <w:pPr>
+        <w:pStyle w:val="Cmsor4"/>
+        <w:jc w:val="both"/>
+        <w:rPr>
+          <w:rFonts w:ascii="Times New Roman CE" w:hAnsi="Times New Roman CE" w:cs="Times New Roman"/>
+        </w:rPr>
+      </w:pPr>
+      <w:r>
+        <w:rPr>
+          <w:rFonts w:ascii="Times New Roman CE" w:hAnsi="Times New Roman CE" w:cs="Times New Roman"/>
+        </w:rPr>
+        <w:t>Adatátviteli</w:t>
+      </w:r>
+      <w:r>
+        <w:rPr>
+          <w:rFonts w:ascii="Times New Roman CE" w:hAnsi="Times New Roman CE" w:cs="Times New Roman"/>
+        </w:rPr>
+        <w:t xml:space="preserve"> objektum (DTO)</w:t>
+      </w:r>
+    </w:p>
+    <w:p>
+      <w:pPr>
+        <w:jc w:val="both"/>
+      </w:pPr>
+      <w:r>
+        <w:t xml:space="preserve">A Data Transfer Object-et vagyis az adatátviteli objektumokat esetünkben arra használjuk, hogy bizonyos kényes adatokat kiszűrjünk a kliens által indított kérésekből. </w:t>
+      </w:r>
+      <w:r>
+        <w:t xml:space="preserve">Ezt úgy érhetjük el, hogy egy adott objektumról olyan „másolatot” készítünk, amiben a kritikus adatok nincsenek jelen, ezzel a konverzióval biztosítjuk az adatok biztonságát. Példának okáért a User objektumban szerepel a token ami azonosításra szolgál vagy akár említhetnénk a jelszót is ezeket egy általános kérésnél nem szeretnénk elküldeni így a User entitásból egy UserDTO-t képzünk, amiben már nem szerepelnek ezek az adatok. </w:t>
+      </w:r>
+    </w:p>
+    <w:p>
+      <w:pPr>
         <w:pStyle w:val="Cmsor3"/>
         <w:jc w:val="both"/>
         <w:rPr>
           <w:rFonts w:ascii="Times New Roman CE" w:hAnsi="Times New Roman CE" w:cs="Times New Roman"/>
         </w:rPr>
       </w:pPr>
-      <w:bookmarkStart w:id="20" w:name="_Toc225848947"/>
-      <w:r>
-        <w:rPr>
-          <w:rFonts w:ascii="Times New Roman CE" w:hAnsi="Times New Roman CE" w:cs="Times New Roman"/>
-        </w:rPr>
+      <w:bookmarkStart w:id="24" w:name="_Toc226634561"/>
+      <w:r>
+        <w:rPr>
+          <w:rFonts w:ascii="Times New Roman CE" w:hAnsi="Times New Roman CE" w:cs="Times New Roman"/>
+        </w:rPr>
+        <w:lastRenderedPageBreak/>
         <w:t>Alkalmazott fejlesztői eszközök</w:t>
       </w:r>
-      <w:bookmarkEnd w:id="20"/>
+      <w:bookmarkEnd w:id="24"/>
     </w:p>
     <w:p>
       <w:pPr>
-        <w:ind w:left="340" w:firstLine="0"/>
+        <w:ind w:firstLine="284"/>
+        <w:jc w:val="both"/>
       </w:pPr>
       <w:r>
         <w:t>A backend elkészítéséhez több olyan csomagot és külső könyvtárat használtunk, ami lehetővé teszi az általunk megálmodott helyes működést. Ezek listája:</w:t>
@@ -7133,13 +6653,8 @@
           <w:numId w:val="47"/>
         </w:numPr>
       </w:pPr>
-      <w:proofErr w:type="spellStart"/>
-      <w:r>
-        <w:t>CloudinaryDotNet</w:t>
-      </w:r>
-      <w:proofErr w:type="spellEnd"/>
-      <w:r>
-        <w:t>: Felhőalapú kép- és videókezelés</w:t>
+      <w:r>
+        <w:t>CloudinaryDotNet: Felhőalapú kép- és videókezelés</w:t>
       </w:r>
     </w:p>
     <w:p>
@@ -7162,21 +6677,8 @@
           <w:numId w:val="47"/>
         </w:numPr>
       </w:pPr>
-      <w:proofErr w:type="spellStart"/>
-      <w:r>
-        <w:t>MySql.EntityFrameworkCore</w:t>
-      </w:r>
-      <w:proofErr w:type="spellEnd"/>
-      <w:r>
-        <w:t xml:space="preserve">: </w:t>
-      </w:r>
-      <w:proofErr w:type="spellStart"/>
-      <w:r>
-        <w:t>MySQL</w:t>
-      </w:r>
-      <w:proofErr w:type="spellEnd"/>
-      <w:r>
-        <w:t xml:space="preserve"> adatbázis-kapcsolat EF</w:t>
+      <w:r>
+        <w:t>MySql.EntityFrameworkCore: MySQL adatbázis-kapcsolat EF</w:t>
       </w:r>
       <w:r>
         <w:rPr>
@@ -7185,18 +6687,9 @@
         <w:footnoteReference w:id="1"/>
       </w:r>
       <w:r>
-        <w:t xml:space="preserve">. </w:t>
-      </w:r>
-      <w:proofErr w:type="spellStart"/>
-      <w:r>
-        <w:t>Core</w:t>
-      </w:r>
-      <w:proofErr w:type="spellEnd"/>
-      <w:r>
-        <w:t>-hoz</w:t>
+        <w:t>. Core-hoz</w:t>
       </w:r>
     </w:p>
-    <w:p/>
     <w:p>
       <w:pPr>
         <w:pStyle w:val="Cmsor2"/>
@@ -7205,121 +6698,86 @@
           <w:rFonts w:ascii="Times New Roman CE" w:hAnsi="Times New Roman CE" w:cs="Times New Roman"/>
         </w:rPr>
       </w:pPr>
-      <w:bookmarkStart w:id="21" w:name="_Toc225848948"/>
+      <w:bookmarkStart w:id="25" w:name="_Toc226634562"/>
       <w:r>
         <w:rPr>
           <w:rFonts w:ascii="Times New Roman CE" w:hAnsi="Times New Roman CE" w:cs="Times New Roman"/>
         </w:rPr>
         <w:t>Frontend fejlesztés</w:t>
-      </w:r>
-      <w:bookmarkEnd w:id="21"/>
-    </w:p>
-    <w:p>
-      <w:pPr>
-        <w:pStyle w:val="Cmsor3"/>
-        <w:jc w:val="both"/>
-        <w:rPr>
-          <w:rFonts w:ascii="Times New Roman CE" w:hAnsi="Times New Roman CE" w:cs="Times New Roman"/>
-        </w:rPr>
-      </w:pPr>
-      <w:bookmarkStart w:id="22" w:name="_Toc225848949"/>
-      <w:r>
-        <w:rPr>
-          <w:rFonts w:ascii="Times New Roman CE" w:hAnsi="Times New Roman CE" w:cs="Times New Roman"/>
-        </w:rPr>
-        <w:t>Műszaki feltételek</w:t>
-      </w:r>
-      <w:bookmarkEnd w:id="22"/>
-    </w:p>
-    <w:p>
-      <w:pPr>
-        <w:pStyle w:val="Cmsor3"/>
-        <w:jc w:val="both"/>
-        <w:rPr>
-          <w:rFonts w:ascii="Times New Roman CE" w:hAnsi="Times New Roman CE" w:cs="Times New Roman"/>
-        </w:rPr>
-      </w:pPr>
-      <w:bookmarkStart w:id="23" w:name="_Toc225848950"/>
-      <w:r>
-        <w:rPr>
-          <w:rFonts w:ascii="Times New Roman CE" w:hAnsi="Times New Roman CE" w:cs="Times New Roman"/>
-        </w:rPr>
-        <w:t>Komponensek technikai leírása</w:t>
-      </w:r>
-      <w:bookmarkEnd w:id="23"/>
-    </w:p>
-    <w:p>
-      <w:pPr>
-        <w:pStyle w:val="Cmsor3"/>
-        <w:jc w:val="both"/>
-        <w:rPr>
-          <w:rFonts w:ascii="Times New Roman CE" w:hAnsi="Times New Roman CE" w:cs="Times New Roman"/>
-        </w:rPr>
-      </w:pPr>
-      <w:bookmarkStart w:id="24" w:name="_Toc225848951"/>
-      <w:r>
-        <w:rPr>
-          <w:rFonts w:ascii="Times New Roman CE" w:hAnsi="Times New Roman CE" w:cs="Times New Roman"/>
-        </w:rPr>
-        <w:t>Reszponzív kliens</w:t>
-      </w:r>
-      <w:bookmarkEnd w:id="24"/>
-    </w:p>
-    <w:p>
-      <w:pPr>
-        <w:pStyle w:val="Cmsor3"/>
-        <w:jc w:val="both"/>
-        <w:rPr>
-          <w:rFonts w:ascii="Times New Roman CE" w:hAnsi="Times New Roman CE" w:cs="Times New Roman"/>
-        </w:rPr>
-      </w:pPr>
-      <w:bookmarkStart w:id="25" w:name="_Toc225848952"/>
-      <w:r>
-        <w:rPr>
-          <w:rFonts w:ascii="Times New Roman CE" w:hAnsi="Times New Roman CE" w:cs="Times New Roman"/>
-        </w:rPr>
-        <w:t>Alkalmazott fejlesztői eszközök</w:t>
       </w:r>
       <w:bookmarkEnd w:id="25"/>
     </w:p>
     <w:p>
       <w:pPr>
-        <w:pStyle w:val="Cmsor1"/>
         <w:jc w:val="both"/>
-        <w:rPr>
-          <w:rFonts w:ascii="Times New Roman CE" w:hAnsi="Times New Roman CE" w:cs="Times New Roman"/>
-        </w:rPr>
-      </w:pPr>
-      <w:bookmarkStart w:id="26" w:name="_Toc225848953"/>
-      <w:r>
-        <w:rPr>
-          <w:rFonts w:ascii="Times New Roman CE" w:hAnsi="Times New Roman CE" w:cs="Times New Roman"/>
-        </w:rPr>
-        <w:lastRenderedPageBreak/>
-        <w:t>Projektmenedzsment</w:t>
-      </w:r>
-      <w:bookmarkEnd w:id="26"/>
-      <w:r>
-        <w:rPr>
-          <w:rFonts w:ascii="Times New Roman CE" w:hAnsi="Times New Roman CE" w:cs="Times New Roman"/>
-        </w:rPr>
-        <w:t xml:space="preserve"> </w:t>
+      </w:pPr>
+      <w:r>
+        <w:t xml:space="preserve">A projektünk </w:t>
+      </w:r>
+      <w:r>
+        <w:t xml:space="preserve">legfontosabb részét a kliens oldalt, vagyis a </w:t>
+      </w:r>
+      <w:r>
+        <w:t>frontend</w:t>
+      </w:r>
+      <w:r>
+        <w:t>et</w:t>
+      </w:r>
+      <w:r>
+        <w:t xml:space="preserve"> a</w:t>
+      </w:r>
+      <w:r>
+        <w:t xml:space="preserve"> React Vite keretrendszerben építettük fel, ami magába foglalja a HTML5, CSS3 és JavaScript aktív használatát</w:t>
+      </w:r>
+      <w:r>
+        <w:t>.</w:t>
+      </w:r>
+      <w:r>
+        <w:t xml:space="preserve"> React-el dolgozva a mi esetünkben meg kellett ismerkedni a „ .jsx” kiterjesztésű komponensekkel, amiknek segítségével hoztuk létre, amit a felhasználó lát és használ. Az oldal kódolása JavaScript, míg az általános felépítése HTML és stílusolása CSS.</w:t>
       </w:r>
     </w:p>
     <w:p>
       <w:pPr>
-        <w:pStyle w:val="Cmsor2"/>
+        <w:pStyle w:val="Cmsor3"/>
         <w:jc w:val="both"/>
         <w:rPr>
           <w:rFonts w:ascii="Times New Roman CE" w:hAnsi="Times New Roman CE" w:cs="Times New Roman"/>
         </w:rPr>
       </w:pPr>
-      <w:bookmarkStart w:id="27" w:name="_Toc225848954"/>
-      <w:r>
-        <w:rPr>
-          <w:rFonts w:ascii="Times New Roman CE" w:hAnsi="Times New Roman CE" w:cs="Times New Roman"/>
-        </w:rPr>
-        <w:t>Projekttervezés</w:t>
+      <w:bookmarkStart w:id="26" w:name="_Toc226634564"/>
+      <w:r>
+        <w:rPr>
+          <w:rFonts w:ascii="Times New Roman CE" w:hAnsi="Times New Roman CE" w:cs="Times New Roman"/>
+        </w:rPr>
+        <w:t>Komponensek technikai leírása</w:t>
+      </w:r>
+      <w:bookmarkEnd w:id="26"/>
+    </w:p>
+    <w:p>
+      <w:pPr>
+        <w:jc w:val="both"/>
+      </w:pPr>
+      <w:r>
+        <w:t xml:space="preserve">A komponensek mind magukba foglalják az előírt legalább egy alapértelmezett exportálni való metódust. Több esetben is szükségünk volt arra, hogy akár több metódust is létre hozzunk egy komponensen belül. Az adatok elérése az úgynevezett </w:t>
+      </w:r>
+      <w:r>
+        <w:t>fetch hívással megy végbe, ami egy kérést intéz az API felé, ezen kérések válasza időbe telik így ezek számát megpróbáltuk a lehető legkevesebbre redukálni azzal, hogy a nagy szülő komponensben végezzük a lehető legtöbb kérést amikor az oldal betölt. Innen adjuk át azokat az adatokat, amiket a többi alkotóelem megkövetel. Ennek ellenére van jó pár olyan komponens ahol a helyben kimenő lekérés elengedhetetlen.</w:t>
+      </w:r>
+    </w:p>
+    <w:p>
+      <w:pPr>
+        <w:pStyle w:val="Cmsor3"/>
+        <w:jc w:val="both"/>
+        <w:rPr>
+          <w:rFonts w:ascii="Times New Roman CE" w:hAnsi="Times New Roman CE" w:cs="Times New Roman"/>
+        </w:rPr>
+      </w:pPr>
+      <w:bookmarkStart w:id="27" w:name="_Toc226634565"/>
+      <w:r>
+        <w:rPr>
+          <w:rFonts w:ascii="Times New Roman CE" w:hAnsi="Times New Roman CE" w:cs="Times New Roman"/>
+        </w:rPr>
+        <w:t>Reszponzív kliens</w:t>
       </w:r>
       <w:bookmarkEnd w:id="27"/>
     </w:p>
@@ -7331,41 +6789,85 @@
           <w:rFonts w:ascii="Times New Roman CE" w:hAnsi="Times New Roman CE" w:cs="Times New Roman"/>
         </w:rPr>
       </w:pPr>
-      <w:bookmarkStart w:id="28" w:name="_Toc225848955"/>
-      <w:r>
-        <w:rPr>
-          <w:rFonts w:ascii="Times New Roman CE" w:hAnsi="Times New Roman CE" w:cs="Times New Roman"/>
-        </w:rPr>
-        <w:t>Célkitűzések és határidők</w:t>
+      <w:bookmarkStart w:id="28" w:name="_Toc226634566"/>
+      <w:r>
+        <w:rPr>
+          <w:rFonts w:ascii="Times New Roman CE" w:hAnsi="Times New Roman CE" w:cs="Times New Roman"/>
+        </w:rPr>
+        <w:t>Alkalmazott fejlesztői eszközök</w:t>
       </w:r>
       <w:bookmarkEnd w:id="28"/>
     </w:p>
     <w:p>
       <w:pPr>
+        <w:pStyle w:val="Cmsor1"/>
         <w:jc w:val="both"/>
         <w:rPr>
           <w:rFonts w:ascii="Times New Roman CE" w:hAnsi="Times New Roman CE" w:cs="Times New Roman"/>
         </w:rPr>
       </w:pPr>
-      <w:r>
-        <w:rPr>
-          <w:rFonts w:ascii="Times New Roman CE" w:hAnsi="Times New Roman CE" w:cs="Times New Roman"/>
-        </w:rPr>
-        <w:t xml:space="preserve">A projekt főbb mérföldköveit és határidejüket egy </w:t>
-      </w:r>
-      <w:proofErr w:type="spellStart"/>
-      <w:r>
-        <w:rPr>
-          <w:rFonts w:ascii="Times New Roman CE" w:hAnsi="Times New Roman CE" w:cs="Times New Roman"/>
-        </w:rPr>
-        <w:t>Gantt</w:t>
-      </w:r>
-      <w:proofErr w:type="spellEnd"/>
-      <w:r>
-        <w:rPr>
-          <w:rFonts w:ascii="Times New Roman CE" w:hAnsi="Times New Roman CE" w:cs="Times New Roman"/>
-        </w:rPr>
-        <w:t>-diagram segítségével ábrázoltuk.</w:t>
+      <w:bookmarkStart w:id="29" w:name="_Toc226634567"/>
+      <w:r>
+        <w:rPr>
+          <w:rFonts w:ascii="Times New Roman CE" w:hAnsi="Times New Roman CE" w:cs="Times New Roman"/>
+        </w:rPr>
+        <w:lastRenderedPageBreak/>
+        <w:t>Projektmenedzsment</w:t>
+      </w:r>
+      <w:bookmarkEnd w:id="29"/>
+      <w:r>
+        <w:rPr>
+          <w:rFonts w:ascii="Times New Roman CE" w:hAnsi="Times New Roman CE" w:cs="Times New Roman"/>
+        </w:rPr>
+        <w:t xml:space="preserve"> </w:t>
+      </w:r>
+    </w:p>
+    <w:p>
+      <w:pPr>
+        <w:pStyle w:val="Cmsor2"/>
+        <w:jc w:val="both"/>
+        <w:rPr>
+          <w:rFonts w:ascii="Times New Roman CE" w:hAnsi="Times New Roman CE" w:cs="Times New Roman"/>
+        </w:rPr>
+      </w:pPr>
+      <w:bookmarkStart w:id="30" w:name="_Toc226634568"/>
+      <w:r>
+        <w:rPr>
+          <w:rFonts w:ascii="Times New Roman CE" w:hAnsi="Times New Roman CE" w:cs="Times New Roman"/>
+        </w:rPr>
+        <w:t>Projekttervezés</w:t>
+      </w:r>
+      <w:bookmarkEnd w:id="30"/>
+    </w:p>
+    <w:p>
+      <w:pPr>
+        <w:pStyle w:val="Cmsor3"/>
+        <w:jc w:val="both"/>
+        <w:rPr>
+          <w:rFonts w:ascii="Times New Roman CE" w:hAnsi="Times New Roman CE" w:cs="Times New Roman"/>
+        </w:rPr>
+      </w:pPr>
+      <w:bookmarkStart w:id="31" w:name="_Toc226634569"/>
+      <w:r>
+        <w:rPr>
+          <w:rFonts w:ascii="Times New Roman CE" w:hAnsi="Times New Roman CE" w:cs="Times New Roman"/>
+        </w:rPr>
+        <w:t>Célkitűzések és határidők</w:t>
+      </w:r>
+      <w:bookmarkEnd w:id="31"/>
+    </w:p>
+    <w:p>
+      <w:pPr>
+        <w:jc w:val="both"/>
+        <w:rPr>
+          <w:rFonts w:ascii="Times New Roman CE" w:hAnsi="Times New Roman CE" w:cs="Times New Roman"/>
+        </w:rPr>
+      </w:pPr>
+      <w:r>
+        <w:rPr>
+          <w:rFonts w:ascii="Times New Roman CE" w:hAnsi="Times New Roman CE" w:cs="Times New Roman"/>
+        </w:rPr>
+        <w:t>A projekt főbb mérföldköveit és határidejüket egy Gantt-diagram segítségével ábrázoltuk.</w:t>
       </w:r>
     </w:p>
     <w:p>
@@ -7453,19 +6955,11 @@
           <w:rFonts w:ascii="Times New Roman CE" w:hAnsi="Times New Roman CE" w:cs="Times New Roman"/>
         </w:rPr>
       </w:pPr>
-      <w:proofErr w:type="spellStart"/>
-      <w:r>
-        <w:rPr>
-          <w:rFonts w:ascii="Times New Roman CE" w:hAnsi="Times New Roman CE" w:cs="Times New Roman"/>
-        </w:rPr>
-        <w:t>Gantt</w:t>
-      </w:r>
-      <w:proofErr w:type="spellEnd"/>
-      <w:r>
-        <w:rPr>
-          <w:rFonts w:ascii="Times New Roman CE" w:hAnsi="Times New Roman CE" w:cs="Times New Roman"/>
-        </w:rPr>
-        <w:t xml:space="preserve">-diagram a projekt idővonaláról </w:t>
+      <w:r>
+        <w:rPr>
+          <w:rFonts w:ascii="Times New Roman CE" w:hAnsi="Times New Roman CE" w:cs="Times New Roman"/>
+        </w:rPr>
+        <w:t xml:space="preserve">Gantt-diagram a projekt idővonaláról </w:t>
       </w:r>
     </w:p>
     <w:p>
@@ -7476,14 +6970,14 @@
           <w:rFonts w:ascii="Times New Roman CE" w:hAnsi="Times New Roman CE" w:cs="Times New Roman"/>
         </w:rPr>
       </w:pPr>
-      <w:bookmarkStart w:id="29" w:name="_Toc225848956"/>
+      <w:bookmarkStart w:id="32" w:name="_Toc226634570"/>
       <w:r>
         <w:rPr>
           <w:rFonts w:ascii="Times New Roman CE" w:hAnsi="Times New Roman CE" w:cs="Times New Roman"/>
         </w:rPr>
         <w:t>Feladatmegosztás</w:t>
       </w:r>
-      <w:bookmarkEnd w:id="29"/>
+      <w:bookmarkEnd w:id="32"/>
     </w:p>
     <w:p>
       <w:pPr>
@@ -7508,21 +7002,7 @@
         <w:rPr>
           <w:rFonts w:ascii="Times New Roman CE" w:hAnsi="Times New Roman CE" w:cs="Times New Roman"/>
         </w:rPr>
-        <w:t xml:space="preserve"> Frontend (</w:t>
-      </w:r>
-      <w:proofErr w:type="spellStart"/>
-      <w:r>
-        <w:rPr>
-          <w:rFonts w:ascii="Times New Roman CE" w:hAnsi="Times New Roman CE" w:cs="Times New Roman"/>
-        </w:rPr>
-        <w:t>React</w:t>
-      </w:r>
-      <w:proofErr w:type="spellEnd"/>
-      <w:r>
-        <w:rPr>
-          <w:rFonts w:ascii="Times New Roman CE" w:hAnsi="Times New Roman CE" w:cs="Times New Roman"/>
-        </w:rPr>
-        <w:t>), UI tervezés</w:t>
+        <w:t xml:space="preserve"> Frontend (React), UI tervezés</w:t>
       </w:r>
     </w:p>
     <w:p>
@@ -7585,14 +7065,14 @@
           <w:rFonts w:ascii="Times New Roman CE" w:hAnsi="Times New Roman CE" w:cs="Times New Roman"/>
         </w:rPr>
       </w:pPr>
-      <w:bookmarkStart w:id="30" w:name="_Toc225848957"/>
+      <w:bookmarkStart w:id="33" w:name="_Toc226634571"/>
       <w:r>
         <w:rPr>
           <w:rFonts w:ascii="Times New Roman CE" w:hAnsi="Times New Roman CE" w:cs="Times New Roman"/>
         </w:rPr>
         <w:t>Verziókövetés</w:t>
       </w:r>
-      <w:bookmarkEnd w:id="30"/>
+      <w:bookmarkEnd w:id="33"/>
     </w:p>
     <w:p>
       <w:pPr>
@@ -7605,63 +7085,7 @@
         <w:rPr>
           <w:rFonts w:ascii="Times New Roman CE" w:hAnsi="Times New Roman CE" w:cs="Times New Roman"/>
         </w:rPr>
-        <w:t xml:space="preserve">A kódot GitHubon kezeltük, </w:t>
-      </w:r>
-      <w:proofErr w:type="spellStart"/>
-      <w:r>
-        <w:rPr>
-          <w:rFonts w:ascii="Times New Roman CE" w:hAnsi="Times New Roman CE" w:cs="Times New Roman"/>
-        </w:rPr>
-        <w:t>feature</w:t>
-      </w:r>
-      <w:proofErr w:type="spellEnd"/>
-      <w:r>
-        <w:rPr>
-          <w:rFonts w:ascii="Times New Roman CE" w:hAnsi="Times New Roman CE" w:cs="Times New Roman"/>
-        </w:rPr>
-        <w:t xml:space="preserve"> </w:t>
-      </w:r>
-      <w:proofErr w:type="spellStart"/>
-      <w:r>
-        <w:rPr>
-          <w:rFonts w:ascii="Times New Roman CE" w:hAnsi="Times New Roman CE" w:cs="Times New Roman"/>
-        </w:rPr>
-        <w:t>branch-ekkel</w:t>
-      </w:r>
-      <w:proofErr w:type="spellEnd"/>
-      <w:r>
-        <w:rPr>
-          <w:rFonts w:ascii="Times New Roman CE" w:hAnsi="Times New Roman CE" w:cs="Times New Roman"/>
-        </w:rPr>
-        <w:t xml:space="preserve"> és </w:t>
-      </w:r>
-      <w:proofErr w:type="spellStart"/>
-      <w:r>
-        <w:rPr>
-          <w:rFonts w:ascii="Times New Roman CE" w:hAnsi="Times New Roman CE" w:cs="Times New Roman"/>
-        </w:rPr>
-        <w:t>pull</w:t>
-      </w:r>
-      <w:proofErr w:type="spellEnd"/>
-      <w:r>
-        <w:rPr>
-          <w:rFonts w:ascii="Times New Roman CE" w:hAnsi="Times New Roman CE" w:cs="Times New Roman"/>
-        </w:rPr>
-        <w:t xml:space="preserve"> </w:t>
-      </w:r>
-      <w:proofErr w:type="spellStart"/>
-      <w:r>
-        <w:rPr>
-          <w:rFonts w:ascii="Times New Roman CE" w:hAnsi="Times New Roman CE" w:cs="Times New Roman"/>
-        </w:rPr>
-        <w:t>request-ekkel</w:t>
-      </w:r>
-      <w:proofErr w:type="spellEnd"/>
-      <w:r>
-        <w:rPr>
-          <w:rFonts w:ascii="Times New Roman CE" w:hAnsi="Times New Roman CE" w:cs="Times New Roman"/>
-        </w:rPr>
-        <w:t>.</w:t>
+        <w:t>A kódot GitHubon kezeltük, feature branch-ekkel és pull request-ekkel.</w:t>
       </w:r>
     </w:p>
     <w:p>
@@ -7676,19 +7100,11 @@
           <w:rFonts w:ascii="Times New Roman CE" w:hAnsi="Times New Roman CE" w:cs="Times New Roman"/>
         </w:rPr>
       </w:pPr>
-      <w:proofErr w:type="spellStart"/>
-      <w:r>
-        <w:rPr>
-          <w:rFonts w:ascii="Times New Roman CE" w:hAnsi="Times New Roman CE" w:cs="Times New Roman"/>
-        </w:rPr>
-        <w:t>Repository</w:t>
-      </w:r>
-      <w:proofErr w:type="spellEnd"/>
-      <w:r>
-        <w:rPr>
-          <w:rFonts w:ascii="Times New Roman CE" w:hAnsi="Times New Roman CE" w:cs="Times New Roman"/>
-        </w:rPr>
-        <w:t xml:space="preserve">: </w:t>
+      <w:r>
+        <w:rPr>
+          <w:rFonts w:ascii="Times New Roman CE" w:hAnsi="Times New Roman CE" w:cs="Times New Roman"/>
+        </w:rPr>
+        <w:t xml:space="preserve">Repository: </w:t>
       </w:r>
       <w:hyperlink r:id="rId16" w:tgtFrame="_blank" w:history="1">
         <w:r>
@@ -7696,17 +7112,8 @@
             <w:rStyle w:val="Hiperhivatkozs"/>
             <w:rFonts w:ascii="Times New Roman CE" w:hAnsi="Times New Roman CE" w:cs="Times New Roman"/>
           </w:rPr>
-          <w:t>github.com/</w:t>
+          <w:t>github.com/projektnev</w:t>
         </w:r>
-        <w:proofErr w:type="spellStart"/>
-        <w:r>
-          <w:rPr>
-            <w:rStyle w:val="Hiperhivatkozs"/>
-            <w:rFonts w:ascii="Times New Roman CE" w:hAnsi="Times New Roman CE" w:cs="Times New Roman"/>
-          </w:rPr>
-          <w:t>projektnev</w:t>
-        </w:r>
-        <w:proofErr w:type="spellEnd"/>
       </w:hyperlink>
     </w:p>
     <w:p>
@@ -7721,28 +7128,12 @@
           <w:rFonts w:ascii="Times New Roman CE" w:hAnsi="Times New Roman CE" w:cs="Times New Roman"/>
         </w:rPr>
       </w:pPr>
-      <w:proofErr w:type="spellStart"/>
-      <w:r>
-        <w:rPr>
-          <w:rFonts w:ascii="Times New Roman CE" w:hAnsi="Times New Roman CE" w:cs="Times New Roman"/>
-        </w:rPr>
-        <w:t>Branch</w:t>
-      </w:r>
-      <w:proofErr w:type="spellEnd"/>
-      <w:r>
-        <w:rPr>
-          <w:rFonts w:ascii="Times New Roman CE" w:hAnsi="Times New Roman CE" w:cs="Times New Roman"/>
-        </w:rPr>
-        <w:t xml:space="preserve"> stratégia: </w:t>
-      </w:r>
-      <w:proofErr w:type="spellStart"/>
-      <w:r>
-        <w:rPr>
-          <w:rFonts w:ascii="Times New Roman CE" w:hAnsi="Times New Roman CE" w:cs="Times New Roman"/>
-        </w:rPr>
-        <w:t>GitFlow</w:t>
-      </w:r>
-      <w:proofErr w:type="spellEnd"/>
+      <w:r>
+        <w:rPr>
+          <w:rFonts w:ascii="Times New Roman CE" w:hAnsi="Times New Roman CE" w:cs="Times New Roman"/>
+        </w:rPr>
+        <w:t>Branch stratégia: GitFlow</w:t>
+      </w:r>
     </w:p>
     <w:p>
       <w:pPr>
@@ -7752,7 +7143,7 @@
           <w:rFonts w:ascii="Times New Roman CE" w:hAnsi="Times New Roman CE" w:cs="Times New Roman"/>
         </w:rPr>
       </w:pPr>
-      <w:bookmarkStart w:id="31" w:name="_Toc225848958"/>
+      <w:bookmarkStart w:id="34" w:name="_Toc226634572"/>
       <w:r>
         <w:rPr>
           <w:rFonts w:ascii="Times New Roman CE" w:hAnsi="Times New Roman CE" w:cs="Times New Roman"/>
@@ -7760,7 +7151,7 @@
         <w:lastRenderedPageBreak/>
         <w:t>Kockázatelemzés</w:t>
       </w:r>
-      <w:bookmarkEnd w:id="31"/>
+      <w:bookmarkEnd w:id="34"/>
     </w:p>
     <w:p>
       <w:pPr>
@@ -7770,7 +7161,7 @@
           <w:rFonts w:ascii="Times New Roman CE" w:hAnsi="Times New Roman CE" w:cs="Times New Roman"/>
         </w:rPr>
       </w:pPr>
-      <w:bookmarkStart w:id="32" w:name="_Toc225848959"/>
+      <w:bookmarkStart w:id="35" w:name="_Toc226634573"/>
       <w:r>
         <w:rPr>
           <w:rFonts w:ascii="Times New Roman CE" w:hAnsi="Times New Roman CE" w:cs="Times New Roman"/>
@@ -7783,7 +7174,7 @@
         </w:rPr>
         <w:t>kezelésük</w:t>
       </w:r>
-      <w:bookmarkEnd w:id="32"/>
+      <w:bookmarkEnd w:id="35"/>
     </w:p>
     <w:tbl>
       <w:tblPr>
@@ -7952,30 +7343,8 @@
               <w:rPr>
                 <w:rFonts w:ascii="Times New Roman CE" w:hAnsi="Times New Roman CE" w:cs="Times New Roman"/>
               </w:rPr>
-              <w:t xml:space="preserve">Napi mentés </w:t>
-            </w:r>
-            <w:proofErr w:type="spellStart"/>
-            <w:r>
-              <w:rPr>
-                <w:rFonts w:ascii="Times New Roman CE" w:hAnsi="Times New Roman CE" w:cs="Times New Roman"/>
-              </w:rPr>
-              <w:t>MySQL</w:t>
-            </w:r>
-            <w:proofErr w:type="spellEnd"/>
-            <w:r>
-              <w:rPr>
-                <w:rFonts w:ascii="Times New Roman CE" w:hAnsi="Times New Roman CE" w:cs="Times New Roman"/>
-              </w:rPr>
-              <w:t xml:space="preserve"> </w:t>
-            </w:r>
-            <w:proofErr w:type="spellStart"/>
-            <w:r>
-              <w:rPr>
-                <w:rFonts w:ascii="Times New Roman CE" w:hAnsi="Times New Roman CE" w:cs="Times New Roman"/>
-              </w:rPr>
-              <w:t>dump-pal</w:t>
-            </w:r>
-            <w:proofErr w:type="spellEnd"/>
+              <w:t>Napi mentés MySQL dump-pal</w:t>
+            </w:r>
           </w:p>
         </w:tc>
       </w:tr>
@@ -8048,21 +7417,7 @@
               <w:rPr>
                 <w:rFonts w:ascii="Times New Roman CE" w:hAnsi="Times New Roman CE" w:cs="Times New Roman"/>
               </w:rPr>
-              <w:t>Gyorsítótár bevezetése (</w:t>
-            </w:r>
-            <w:proofErr w:type="spellStart"/>
-            <w:r>
-              <w:rPr>
-                <w:rFonts w:ascii="Times New Roman CE" w:hAnsi="Times New Roman CE" w:cs="Times New Roman"/>
-              </w:rPr>
-              <w:t>Redis</w:t>
-            </w:r>
-            <w:proofErr w:type="spellEnd"/>
-            <w:r>
-              <w:rPr>
-                <w:rFonts w:ascii="Times New Roman CE" w:hAnsi="Times New Roman CE" w:cs="Times New Roman"/>
-              </w:rPr>
-              <w:t>)</w:t>
+              <w:t>Gyorsítótár bevezetése (Redis)</w:t>
             </w:r>
           </w:p>
         </w:tc>
@@ -8085,81 +7440,30 @@
           <w:rFonts w:ascii="Times New Roman CE" w:hAnsi="Times New Roman CE" w:cs="Times New Roman"/>
         </w:rPr>
       </w:pPr>
-      <w:bookmarkStart w:id="33" w:name="_Toc225848960"/>
+      <w:bookmarkStart w:id="36" w:name="_Toc226634574"/>
       <w:r>
         <w:rPr>
           <w:rFonts w:ascii="Times New Roman CE" w:hAnsi="Times New Roman CE" w:cs="Times New Roman"/>
         </w:rPr>
         <w:lastRenderedPageBreak/>
         <w:t>Tesztelési dokumentáció</w:t>
-      </w:r>
-      <w:bookmarkEnd w:id="33"/>
-    </w:p>
-    <w:p>
-      <w:pPr>
-        <w:pStyle w:val="Cmsor2"/>
-        <w:jc w:val="both"/>
-        <w:rPr>
-          <w:rFonts w:ascii="Times New Roman CE" w:hAnsi="Times New Roman CE" w:cs="Times New Roman"/>
-        </w:rPr>
-      </w:pPr>
-      <w:bookmarkStart w:id="34" w:name="_Toc225848961"/>
-      <w:r>
-        <w:rPr>
-          <w:rFonts w:ascii="Times New Roman CE" w:hAnsi="Times New Roman CE" w:cs="Times New Roman"/>
-        </w:rPr>
-        <w:t>Tesztesetek</w:t>
-      </w:r>
-      <w:bookmarkEnd w:id="34"/>
-    </w:p>
-    <w:p>
-      <w:pPr>
-        <w:pStyle w:val="Cmsor3"/>
-        <w:jc w:val="both"/>
-        <w:rPr>
-          <w:rFonts w:ascii="Times New Roman CE" w:hAnsi="Times New Roman CE" w:cs="Times New Roman"/>
-        </w:rPr>
-      </w:pPr>
-      <w:bookmarkStart w:id="35" w:name="_Toc225848962"/>
-      <w:r>
-        <w:rPr>
-          <w:rFonts w:ascii="Times New Roman CE" w:hAnsi="Times New Roman CE" w:cs="Times New Roman"/>
-        </w:rPr>
-        <w:t>Normás használat – bejelentkezés</w:t>
-      </w:r>
-      <w:bookmarkEnd w:id="35"/>
-    </w:p>
-    <w:p>
-      <w:pPr>
-        <w:pStyle w:val="Cmsor3"/>
-        <w:jc w:val="both"/>
-        <w:rPr>
-          <w:rFonts w:ascii="Times New Roman CE" w:hAnsi="Times New Roman CE" w:cs="Times New Roman"/>
-        </w:rPr>
-      </w:pPr>
-      <w:bookmarkStart w:id="36" w:name="_Toc225848963"/>
-      <w:r>
-        <w:rPr>
-          <w:rFonts w:ascii="Times New Roman CE" w:hAnsi="Times New Roman CE" w:cs="Times New Roman"/>
-        </w:rPr>
-        <w:t>Extrém eset – üres mezők</w:t>
       </w:r>
       <w:bookmarkEnd w:id="36"/>
     </w:p>
     <w:p>
       <w:pPr>
-        <w:pStyle w:val="Cmsor3"/>
+        <w:pStyle w:val="Cmsor2"/>
         <w:jc w:val="both"/>
         <w:rPr>
           <w:rFonts w:ascii="Times New Roman CE" w:hAnsi="Times New Roman CE" w:cs="Times New Roman"/>
         </w:rPr>
       </w:pPr>
-      <w:bookmarkStart w:id="37" w:name="_Toc225848964"/>
-      <w:r>
-        <w:rPr>
-          <w:rFonts w:ascii="Times New Roman CE" w:hAnsi="Times New Roman CE" w:cs="Times New Roman"/>
-        </w:rPr>
-        <w:t>Helytelen adat – hibás jelszó</w:t>
+      <w:bookmarkStart w:id="37" w:name="_Toc226634575"/>
+      <w:r>
+        <w:rPr>
+          <w:rFonts w:ascii="Times New Roman CE" w:hAnsi="Times New Roman CE" w:cs="Times New Roman"/>
+        </w:rPr>
+        <w:t>Tesztesetek</w:t>
       </w:r>
       <w:bookmarkEnd w:id="37"/>
     </w:p>
@@ -8171,46 +7475,46 @@
           <w:rFonts w:ascii="Times New Roman CE" w:hAnsi="Times New Roman CE" w:cs="Times New Roman"/>
         </w:rPr>
       </w:pPr>
-      <w:bookmarkStart w:id="38" w:name="_Toc225848965"/>
-      <w:r>
-        <w:rPr>
-          <w:rFonts w:ascii="Times New Roman CE" w:hAnsi="Times New Roman CE" w:cs="Times New Roman"/>
-        </w:rPr>
-        <w:t>Bolondbiztos teszt – hosszú bemenet</w:t>
+      <w:bookmarkStart w:id="38" w:name="_Toc226634576"/>
+      <w:r>
+        <w:rPr>
+          <w:rFonts w:ascii="Times New Roman CE" w:hAnsi="Times New Roman CE" w:cs="Times New Roman"/>
+        </w:rPr>
+        <w:t>Normás használat – bejelentkezés</w:t>
       </w:r>
       <w:bookmarkEnd w:id="38"/>
     </w:p>
     <w:p>
       <w:pPr>
-        <w:pStyle w:val="Cmsor2"/>
+        <w:pStyle w:val="Cmsor3"/>
         <w:jc w:val="both"/>
         <w:rPr>
           <w:rFonts w:ascii="Times New Roman CE" w:hAnsi="Times New Roman CE" w:cs="Times New Roman"/>
         </w:rPr>
       </w:pPr>
-      <w:bookmarkStart w:id="39" w:name="_Toc225848966"/>
-      <w:r>
-        <w:rPr>
-          <w:rFonts w:ascii="Times New Roman CE" w:hAnsi="Times New Roman CE" w:cs="Times New Roman"/>
-        </w:rPr>
-        <w:t>Talált hibák</w:t>
+      <w:bookmarkStart w:id="39" w:name="_Toc226634577"/>
+      <w:r>
+        <w:rPr>
+          <w:rFonts w:ascii="Times New Roman CE" w:hAnsi="Times New Roman CE" w:cs="Times New Roman"/>
+        </w:rPr>
+        <w:t>Extrém eset – üres mezők</w:t>
       </w:r>
       <w:bookmarkEnd w:id="39"/>
     </w:p>
     <w:p>
       <w:pPr>
-        <w:pStyle w:val="Cmsor2"/>
+        <w:pStyle w:val="Cmsor3"/>
         <w:jc w:val="both"/>
         <w:rPr>
           <w:rFonts w:ascii="Times New Roman CE" w:hAnsi="Times New Roman CE" w:cs="Times New Roman"/>
         </w:rPr>
       </w:pPr>
-      <w:bookmarkStart w:id="40" w:name="_Toc225848967"/>
-      <w:r>
-        <w:rPr>
-          <w:rFonts w:ascii="Times New Roman CE" w:hAnsi="Times New Roman CE" w:cs="Times New Roman"/>
-        </w:rPr>
-        <w:t>Automatizált tesztelés</w:t>
+      <w:bookmarkStart w:id="40" w:name="_Toc226634578"/>
+      <w:r>
+        <w:rPr>
+          <w:rFonts w:ascii="Times New Roman CE" w:hAnsi="Times New Roman CE" w:cs="Times New Roman"/>
+        </w:rPr>
+        <w:t>Helytelen adat – hibás jelszó</w:t>
       </w:r>
       <w:bookmarkEnd w:id="40"/>
     </w:p>
@@ -8222,12 +7526,12 @@
           <w:rFonts w:ascii="Times New Roman CE" w:hAnsi="Times New Roman CE" w:cs="Times New Roman"/>
         </w:rPr>
       </w:pPr>
-      <w:bookmarkStart w:id="41" w:name="_Toc225848968"/>
-      <w:r>
-        <w:rPr>
-          <w:rFonts w:ascii="Times New Roman CE" w:hAnsi="Times New Roman CE" w:cs="Times New Roman"/>
-        </w:rPr>
-        <w:t>Egységtesztek</w:t>
+      <w:bookmarkStart w:id="41" w:name="_Toc226634579"/>
+      <w:r>
+        <w:rPr>
+          <w:rFonts w:ascii="Times New Roman CE" w:hAnsi="Times New Roman CE" w:cs="Times New Roman"/>
+        </w:rPr>
+        <w:t>Bolondbiztos teszt – hosszú bemenet</w:t>
       </w:r>
       <w:bookmarkEnd w:id="41"/>
     </w:p>
@@ -8239,47 +7543,46 @@
           <w:rFonts w:ascii="Times New Roman CE" w:hAnsi="Times New Roman CE" w:cs="Times New Roman"/>
         </w:rPr>
       </w:pPr>
-      <w:bookmarkStart w:id="42" w:name="_Toc225848969"/>
-      <w:r>
-        <w:rPr>
-          <w:rFonts w:ascii="Times New Roman CE" w:hAnsi="Times New Roman CE" w:cs="Times New Roman"/>
-        </w:rPr>
-        <w:t>Tesztelési környezet</w:t>
+      <w:bookmarkStart w:id="42" w:name="_Toc226634580"/>
+      <w:r>
+        <w:rPr>
+          <w:rFonts w:ascii="Times New Roman CE" w:hAnsi="Times New Roman CE" w:cs="Times New Roman"/>
+        </w:rPr>
+        <w:t>Talált hibák</w:t>
       </w:r>
       <w:bookmarkEnd w:id="42"/>
     </w:p>
     <w:p>
       <w:pPr>
-        <w:pStyle w:val="Cmsor1"/>
+        <w:pStyle w:val="Cmsor2"/>
         <w:jc w:val="both"/>
         <w:rPr>
           <w:rFonts w:ascii="Times New Roman CE" w:hAnsi="Times New Roman CE" w:cs="Times New Roman"/>
         </w:rPr>
       </w:pPr>
-      <w:bookmarkStart w:id="43" w:name="_Toc225848970"/>
-      <w:r>
-        <w:rPr>
-          <w:rFonts w:ascii="Times New Roman CE" w:hAnsi="Times New Roman CE" w:cs="Times New Roman"/>
-        </w:rPr>
-        <w:lastRenderedPageBreak/>
-        <w:t>Felhasználói dokumentáció</w:t>
+      <w:bookmarkStart w:id="43" w:name="_Toc226634581"/>
+      <w:r>
+        <w:rPr>
+          <w:rFonts w:ascii="Times New Roman CE" w:hAnsi="Times New Roman CE" w:cs="Times New Roman"/>
+        </w:rPr>
+        <w:t>Automatizált tesztelés</w:t>
       </w:r>
       <w:bookmarkEnd w:id="43"/>
     </w:p>
     <w:p>
       <w:pPr>
-        <w:pStyle w:val="Cmsor2"/>
+        <w:pStyle w:val="Cmsor3"/>
         <w:jc w:val="both"/>
         <w:rPr>
           <w:rFonts w:ascii="Times New Roman CE" w:hAnsi="Times New Roman CE" w:cs="Times New Roman"/>
         </w:rPr>
       </w:pPr>
-      <w:bookmarkStart w:id="44" w:name="_Toc225848971"/>
-      <w:r>
-        <w:rPr>
-          <w:rFonts w:ascii="Times New Roman CE" w:hAnsi="Times New Roman CE" w:cs="Times New Roman"/>
-        </w:rPr>
-        <w:t>A program általános specifikációja</w:t>
+      <w:bookmarkStart w:id="44" w:name="_Toc226634582"/>
+      <w:r>
+        <w:rPr>
+          <w:rFonts w:ascii="Times New Roman CE" w:hAnsi="Times New Roman CE" w:cs="Times New Roman"/>
+        </w:rPr>
+        <w:t>Egységtesztek</w:t>
       </w:r>
       <w:bookmarkEnd w:id="44"/>
     </w:p>
@@ -8291,46 +7594,47 @@
           <w:rFonts w:ascii="Times New Roman CE" w:hAnsi="Times New Roman CE" w:cs="Times New Roman"/>
         </w:rPr>
       </w:pPr>
-      <w:bookmarkStart w:id="45" w:name="_Toc225848972"/>
-      <w:r>
-        <w:rPr>
-          <w:rFonts w:ascii="Times New Roman CE" w:hAnsi="Times New Roman CE" w:cs="Times New Roman"/>
-        </w:rPr>
-        <w:t>Rendszerkövetelmények</w:t>
+      <w:bookmarkStart w:id="45" w:name="_Toc226634583"/>
+      <w:r>
+        <w:rPr>
+          <w:rFonts w:ascii="Times New Roman CE" w:hAnsi="Times New Roman CE" w:cs="Times New Roman"/>
+        </w:rPr>
+        <w:t>Tesztelési környezet</w:t>
       </w:r>
       <w:bookmarkEnd w:id="45"/>
     </w:p>
     <w:p>
       <w:pPr>
-        <w:pStyle w:val="Cmsor3"/>
+        <w:pStyle w:val="Cmsor1"/>
         <w:jc w:val="both"/>
         <w:rPr>
           <w:rFonts w:ascii="Times New Roman CE" w:hAnsi="Times New Roman CE" w:cs="Times New Roman"/>
         </w:rPr>
       </w:pPr>
-      <w:bookmarkStart w:id="46" w:name="_Toc225848973"/>
-      <w:r>
-        <w:rPr>
-          <w:rFonts w:ascii="Times New Roman CE" w:hAnsi="Times New Roman CE" w:cs="Times New Roman"/>
-        </w:rPr>
-        <w:t>Hardver követelmények</w:t>
+      <w:bookmarkStart w:id="46" w:name="_Toc226634584"/>
+      <w:r>
+        <w:rPr>
+          <w:rFonts w:ascii="Times New Roman CE" w:hAnsi="Times New Roman CE" w:cs="Times New Roman"/>
+        </w:rPr>
+        <w:lastRenderedPageBreak/>
+        <w:t>Felhasználói dokumentáció</w:t>
       </w:r>
       <w:bookmarkEnd w:id="46"/>
     </w:p>
     <w:p>
       <w:pPr>
-        <w:pStyle w:val="Cmsor3"/>
+        <w:pStyle w:val="Cmsor2"/>
         <w:jc w:val="both"/>
         <w:rPr>
           <w:rFonts w:ascii="Times New Roman CE" w:hAnsi="Times New Roman CE" w:cs="Times New Roman"/>
         </w:rPr>
       </w:pPr>
-      <w:bookmarkStart w:id="47" w:name="_Toc225848974"/>
-      <w:r>
-        <w:rPr>
-          <w:rFonts w:ascii="Times New Roman CE" w:hAnsi="Times New Roman CE" w:cs="Times New Roman"/>
-        </w:rPr>
-        <w:t>Szoftver követelmények</w:t>
+      <w:bookmarkStart w:id="47" w:name="_Toc226634585"/>
+      <w:r>
+        <w:rPr>
+          <w:rFonts w:ascii="Times New Roman CE" w:hAnsi="Times New Roman CE" w:cs="Times New Roman"/>
+        </w:rPr>
+        <w:t>A program általános specifikációja</w:t>
       </w:r>
       <w:bookmarkEnd w:id="47"/>
     </w:p>
@@ -8342,60 +7646,111 @@
           <w:rFonts w:ascii="Times New Roman CE" w:hAnsi="Times New Roman CE" w:cs="Times New Roman"/>
         </w:rPr>
       </w:pPr>
-      <w:bookmarkStart w:id="48" w:name="_Toc225848975"/>
-      <w:r>
-        <w:rPr>
-          <w:rFonts w:ascii="Times New Roman CE" w:hAnsi="Times New Roman CE" w:cs="Times New Roman"/>
-        </w:rPr>
-        <w:t>A program használatának részletes leírása</w:t>
+      <w:bookmarkStart w:id="48" w:name="_Toc226634586"/>
+      <w:r>
+        <w:rPr>
+          <w:rFonts w:ascii="Times New Roman CE" w:hAnsi="Times New Roman CE" w:cs="Times New Roman"/>
+        </w:rPr>
+        <w:t>Rendszerkövetelmények</w:t>
       </w:r>
       <w:bookmarkEnd w:id="48"/>
     </w:p>
     <w:p>
       <w:pPr>
-        <w:pStyle w:val="Cmsor1"/>
+        <w:pStyle w:val="Cmsor3"/>
         <w:jc w:val="both"/>
         <w:rPr>
           <w:rFonts w:ascii="Times New Roman CE" w:hAnsi="Times New Roman CE" w:cs="Times New Roman"/>
         </w:rPr>
       </w:pPr>
-      <w:bookmarkStart w:id="49" w:name="_Toc225848976"/>
-      <w:r>
-        <w:rPr>
-          <w:rFonts w:ascii="Times New Roman CE" w:hAnsi="Times New Roman CE" w:cs="Times New Roman"/>
-        </w:rPr>
-        <w:lastRenderedPageBreak/>
-        <w:t>Önértékelés</w:t>
+      <w:bookmarkStart w:id="49" w:name="_Toc226634587"/>
+      <w:r>
+        <w:rPr>
+          <w:rFonts w:ascii="Times New Roman CE" w:hAnsi="Times New Roman CE" w:cs="Times New Roman"/>
+        </w:rPr>
+        <w:t>Hardver követelmények</w:t>
       </w:r>
       <w:bookmarkEnd w:id="49"/>
     </w:p>
     <w:p>
       <w:pPr>
-        <w:pStyle w:val="Cmsor1"/>
+        <w:pStyle w:val="Cmsor3"/>
         <w:jc w:val="both"/>
         <w:rPr>
           <w:rFonts w:ascii="Times New Roman CE" w:hAnsi="Times New Roman CE" w:cs="Times New Roman"/>
         </w:rPr>
       </w:pPr>
-      <w:bookmarkStart w:id="50" w:name="_Toc225848977"/>
-      <w:r>
-        <w:rPr>
-          <w:rFonts w:ascii="Times New Roman CE" w:hAnsi="Times New Roman CE" w:cs="Times New Roman"/>
-        </w:rPr>
-        <w:lastRenderedPageBreak/>
-        <w:t>Továbbfejlesztési lehetőségek</w:t>
+      <w:bookmarkStart w:id="50" w:name="_Toc226634588"/>
+      <w:r>
+        <w:rPr>
+          <w:rFonts w:ascii="Times New Roman CE" w:hAnsi="Times New Roman CE" w:cs="Times New Roman"/>
+        </w:rPr>
+        <w:t>Szoftver követelmények</w:t>
       </w:r>
       <w:bookmarkEnd w:id="50"/>
     </w:p>
     <w:p>
       <w:pPr>
+        <w:pStyle w:val="Cmsor2"/>
+        <w:jc w:val="both"/>
+        <w:rPr>
+          <w:rFonts w:ascii="Times New Roman CE" w:hAnsi="Times New Roman CE" w:cs="Times New Roman"/>
+        </w:rPr>
+      </w:pPr>
+      <w:bookmarkStart w:id="51" w:name="_Toc226634589"/>
+      <w:r>
+        <w:rPr>
+          <w:rFonts w:ascii="Times New Roman CE" w:hAnsi="Times New Roman CE" w:cs="Times New Roman"/>
+        </w:rPr>
+        <w:t>A program használatának részletes leírása</w:t>
+      </w:r>
+      <w:bookmarkEnd w:id="51"/>
+    </w:p>
+    <w:p>
+      <w:pPr>
         <w:pStyle w:val="Cmsor1"/>
         <w:jc w:val="both"/>
         <w:rPr>
           <w:rFonts w:ascii="Times New Roman CE" w:hAnsi="Times New Roman CE" w:cs="Times New Roman"/>
         </w:rPr>
       </w:pPr>
-      <w:bookmarkStart w:id="51" w:name="_Toc225848978"/>
+      <w:bookmarkStart w:id="52" w:name="_Toc226634590"/>
+      <w:r>
+        <w:rPr>
+          <w:rFonts w:ascii="Times New Roman CE" w:hAnsi="Times New Roman CE" w:cs="Times New Roman"/>
+        </w:rPr>
+        <w:lastRenderedPageBreak/>
+        <w:t>Önértékelés</w:t>
+      </w:r>
+      <w:bookmarkEnd w:id="52"/>
+    </w:p>
+    <w:p>
+      <w:pPr>
+        <w:pStyle w:val="Cmsor1"/>
+        <w:jc w:val="both"/>
+        <w:rPr>
+          <w:rFonts w:ascii="Times New Roman CE" w:hAnsi="Times New Roman CE" w:cs="Times New Roman"/>
+        </w:rPr>
+      </w:pPr>
+      <w:bookmarkStart w:id="53" w:name="_Toc226634591"/>
+      <w:r>
+        <w:rPr>
+          <w:rFonts w:ascii="Times New Roman CE" w:hAnsi="Times New Roman CE" w:cs="Times New Roman"/>
+        </w:rPr>
+        <w:lastRenderedPageBreak/>
+        <w:t>Továbbfejlesztési lehetőségek</w:t>
+      </w:r>
+      <w:bookmarkEnd w:id="53"/>
+    </w:p>
+    <w:p>
+      <w:pPr>
+        <w:pStyle w:val="Cmsor1"/>
+        <w:jc w:val="both"/>
+        <w:rPr>
+          <w:rFonts w:ascii="Times New Roman CE" w:hAnsi="Times New Roman CE" w:cs="Times New Roman"/>
+        </w:rPr>
+      </w:pPr>
+      <w:bookmarkStart w:id="54" w:name="_Toc226634592"/>
       <w:r>
         <w:rPr>
           <w:rFonts w:ascii="Times New Roman CE" w:hAnsi="Times New Roman CE" w:cs="Times New Roman"/>
@@ -8403,7 +7758,7 @@
         <w:lastRenderedPageBreak/>
         <w:t>Ábrajegyzék</w:t>
       </w:r>
-      <w:bookmarkEnd w:id="51"/>
+      <w:bookmarkEnd w:id="54"/>
     </w:p>
     <w:p>
       <w:pPr>
@@ -8421,24 +7776,15 @@
         </w:rPr>
       </w:pPr>
       <w:r>
-        <w:rPr>
-          <w:rFonts w:ascii="Times New Roman CE" w:hAnsi="Times New Roman CE" w:cs="Times New Roman"/>
-        </w:rPr>
         <w:fldChar w:fldCharType="begin"/>
       </w:r>
       <w:r>
-        <w:rPr>
-          <w:rFonts w:ascii="Times New Roman CE" w:hAnsi="Times New Roman CE" w:cs="Times New Roman"/>
-        </w:rPr>
         <w:instrText xml:space="preserve"> TOC \h \z \c "táblázat" </w:instrText>
       </w:r>
       <w:r>
-        <w:rPr>
-          <w:rFonts w:ascii="Times New Roman CE" w:hAnsi="Times New Roman CE" w:cs="Times New Roman"/>
-        </w:rPr>
         <w:fldChar w:fldCharType="separate"/>
       </w:r>
-      <w:hyperlink w:anchor="_Toc226471988" w:history="1">
+      <w:hyperlink w:anchor="_Toc226634504" w:history="1">
         <w:r>
           <w:rPr>
             <w:rStyle w:val="Hiperhivatkozs"/>
@@ -8465,7 +7811,7 @@
             <w:noProof/>
             <w:webHidden/>
           </w:rPr>
-          <w:instrText xml:space="preserve"> PAGEREF _Toc226471988 \h </w:instrText>
+          <w:instrText xml:space="preserve"> PAGEREF _Toc226634504 \h </w:instrText>
         </w:r>
         <w:r>
           <w:rPr>
@@ -8498,17 +7844,94 @@
     </w:p>
     <w:p>
       <w:pPr>
-        <w:jc w:val="both"/>
-        <w:rPr>
-          <w:rFonts w:ascii="Times New Roman CE" w:hAnsi="Times New Roman CE" w:cs="Times New Roman"/>
-        </w:rPr>
-      </w:pPr>
-      <w:r>
-        <w:rPr>
-          <w:rFonts w:ascii="Times New Roman CE" w:hAnsi="Times New Roman CE" w:cs="Times New Roman"/>
-        </w:rPr>
+        <w:pStyle w:val="brajegyzk"/>
+        <w:tabs>
+          <w:tab w:val="right" w:leader="dot" w:pos="8776"/>
+        </w:tabs>
+        <w:rPr>
+          <w:rFonts w:asciiTheme="minorHAnsi" w:eastAsiaTheme="minorEastAsia" w:hAnsiTheme="minorHAnsi" w:cstheme="minorBidi"/>
+          <w:noProof/>
+          <w:kern w:val="2"/>
+          <w:szCs w:val="24"/>
+          <w:lang w:eastAsia="hu-HU"/>
+          <w14:ligatures w14:val="standardContextual"/>
+        </w:rPr>
+      </w:pPr>
+      <w:hyperlink w:anchor="_Toc226634505" w:history="1">
+        <w:r>
+          <w:rPr>
+            <w:rStyle w:val="Hiperhivatkozs"/>
+            <w:rFonts w:ascii="Times New Roman CE" w:hAnsi="Times New Roman CE" w:cs="Times New Roman"/>
+            <w:noProof/>
+          </w:rPr>
+          <w:t>2</w:t>
+        </w:r>
+        <w:r>
+          <w:rPr>
+            <w:rStyle w:val="Hiperhivatkozs"/>
+            <w:noProof/>
+          </w:rPr>
+          <w:t>. táblázat</w:t>
+        </w:r>
+        <w:r>
+          <w:rPr>
+            <w:noProof/>
+            <w:webHidden/>
+          </w:rPr>
+          <w:tab/>
+        </w:r>
+        <w:r>
+          <w:rPr>
+            <w:noProof/>
+            <w:webHidden/>
+          </w:rPr>
+          <w:fldChar w:fldCharType="begin"/>
+        </w:r>
+        <w:r>
+          <w:rPr>
+            <w:noProof/>
+            <w:webHidden/>
+          </w:rPr>
+          <w:instrText xml:space="preserve"> PAGEREF _Toc226634505 \h </w:instrText>
+        </w:r>
+        <w:r>
+          <w:rPr>
+            <w:noProof/>
+            <w:webHidden/>
+          </w:rPr>
+        </w:r>
+        <w:r>
+          <w:rPr>
+            <w:noProof/>
+            <w:webHidden/>
+          </w:rPr>
+          <w:fldChar w:fldCharType="separate"/>
+        </w:r>
+        <w:r>
+          <w:rPr>
+            <w:noProof/>
+            <w:webHidden/>
+          </w:rPr>
+          <w:t>3</w:t>
+        </w:r>
+        <w:r>
+          <w:rPr>
+            <w:noProof/>
+            <w:webHidden/>
+          </w:rPr>
+          <w:fldChar w:fldCharType="end"/>
+        </w:r>
+      </w:hyperlink>
+    </w:p>
+    <w:p>
+      <w:r>
         <w:fldChar w:fldCharType="end"/>
       </w:r>
+    </w:p>
+    <w:p>
+      <w:pPr>
+        <w:ind w:firstLine="0"/>
+      </w:pPr>
     </w:p>
     <w:sectPr>
       <w:footerReference w:type="default" r:id="rId17"/>
@@ -8687,15 +8110,7 @@
         <w:footnoteRef/>
       </w:r>
       <w:r>
-        <w:t xml:space="preserve"> </w:t>
-      </w:r>
-      <w:proofErr w:type="spellStart"/>
-      <w:r>
-        <w:t>Entity</w:t>
-      </w:r>
-      <w:proofErr w:type="spellEnd"/>
-      <w:r>
-        <w:t xml:space="preserve"> Framework</w:t>
+        <w:t xml:space="preserve"> Entity Framework</w:t>
       </w:r>
     </w:p>
   </w:footnote>
@@ -14473,6 +13888,9 @@
   </w:num>
   <w:num w:numId="47" w16cid:durableId="693075566">
     <w:abstractNumId w:val="14"/>
+  </w:num>
+  <w:num w:numId="48" w16cid:durableId="1008411122">
+    <w:abstractNumId w:val="30"/>
   </w:num>
 </w:numbering>
 </file>
@@ -15996,15 +15414,6 @@
 </file>
 
 <file path=customXml/item1.xml><?xml version="1.0" encoding="utf-8"?>
-<?mso-contentType ?>
-<FormTemplates xmlns="http://schemas.microsoft.com/sharepoint/v3/contenttype/forms">
-  <Display>DocumentLibraryForm</Display>
-  <Edit>DocumentLibraryForm</Edit>
-  <New>DocumentLibraryForm</New>
-</FormTemplates>
-</file>
-
-<file path=customXml/item2.xml><?xml version="1.0" encoding="utf-8"?>
 <ct:contentTypeSchema xmlns:ct="http://schemas.microsoft.com/office/2006/metadata/contentType" xmlns:ma="http://schemas.microsoft.com/office/2006/metadata/properties/metaAttributes" ct:_="" ma:_="" ma:contentTypeName="Dokumentum" ma:contentTypeID="0x010100D3B91EDF72E14E4CB455A7CDA503C0EE" ma:contentTypeVersion="13" ma:contentTypeDescription="Új dokumentum létrehozása." ma:contentTypeScope="" ma:versionID="b4280526ac685c11215013c77eeea0ab">
   <xsd:schema xmlns:xsd="http://www.w3.org/2001/XMLSchema" xmlns:xs="http://www.w3.org/2001/XMLSchema" xmlns:p="http://schemas.microsoft.com/office/2006/metadata/properties" xmlns:ns2="37c60eec-9cb3-400a-9334-3ebf97be2876" xmlns:ns3="7664362d-1707-476c-9a7a-9cf02496d35a" targetNamespace="http://schemas.microsoft.com/office/2006/metadata/properties" ma:root="true" ma:fieldsID="19d471ee8269f5e0eca01839194d6bbb" ns2:_="" ns3:_="">
     <xsd:import namespace="37c60eec-9cb3-400a-9334-3ebf97be2876"/>
@@ -16211,11 +15620,16 @@
 </ct:contentTypeSchema>
 </file>
 
-<file path=customXml/item3.xml><?xml version="1.0" encoding="utf-8"?>
-<b:Sources xmlns:b="http://schemas.openxmlformats.org/officeDocument/2006/bibliography" xmlns="http://schemas.openxmlformats.org/officeDocument/2006/bibliography" SelectedStyle="\APA.XSL" StyleName="APA"/>
+<file path=customXml/item2.xml><?xml version="1.0" encoding="utf-8"?>
+<?mso-contentType ?>
+<FormTemplates xmlns="http://schemas.microsoft.com/sharepoint/v3/contenttype/forms">
+  <Display>DocumentLibraryForm</Display>
+  <Edit>DocumentLibraryForm</Edit>
+  <New>DocumentLibraryForm</New>
+</FormTemplates>
 </file>
 
-<file path=customXml/item4.xml><?xml version="1.0" encoding="utf-8"?>
+<file path=customXml/item3.xml><?xml version="1.0" encoding="utf-8"?>
 <p:properties xmlns:p="http://schemas.microsoft.com/office/2006/metadata/properties" xmlns:xsi="http://www.w3.org/2001/XMLSchema-instance" xmlns:pc="http://schemas.microsoft.com/office/infopath/2007/PartnerControls">
   <documentManagement>
     <lcf76f155ced4ddcb4097134ff3c332f xmlns="37c60eec-9cb3-400a-9334-3ebf97be2876">
@@ -16226,15 +15640,11 @@
 </p:properties>
 </file>
 
-<file path=customXml/itemProps1.xml><?xml version="1.0" encoding="utf-8"?>
-<ds:datastoreItem xmlns:ds="http://schemas.openxmlformats.org/officeDocument/2006/customXml" ds:itemID="{49E9CE2F-4863-430F-A73B-CD3063AB172E}">
-  <ds:schemaRefs>
-    <ds:schemaRef ds:uri="http://schemas.microsoft.com/sharepoint/v3/contenttype/forms"/>
-  </ds:schemaRefs>
-</ds:datastoreItem>
+<file path=customXml/item4.xml><?xml version="1.0" encoding="utf-8"?>
+<b:Sources xmlns:b="http://schemas.openxmlformats.org/officeDocument/2006/bibliography" xmlns="http://schemas.openxmlformats.org/officeDocument/2006/bibliography" SelectedStyle="\APA.XSL" StyleName="APA"/>
 </file>
 
-<file path=customXml/itemProps2.xml><?xml version="1.0" encoding="utf-8"?>
+<file path=customXml/itemProps1.xml><?xml version="1.0" encoding="utf-8"?>
 <ds:datastoreItem xmlns:ds="http://schemas.openxmlformats.org/officeDocument/2006/customXml" ds:itemID="{0F6A0A84-3C61-4C91-A7A8-65F7DADC2505}">
   <ds:schemaRefs>
     <ds:schemaRef ds:uri="http://schemas.microsoft.com/office/2006/metadata/contentType"/>
@@ -16253,15 +15663,15 @@
 </ds:datastoreItem>
 </file>
 
-<file path=customXml/itemProps3.xml><?xml version="1.0" encoding="utf-8"?>
-<ds:datastoreItem xmlns:ds="http://schemas.openxmlformats.org/officeDocument/2006/customXml" ds:itemID="{5B5DE3F8-EE46-4086-9AE9-D8D7D2F3DF66}">
+<file path=customXml/itemProps2.xml><?xml version="1.0" encoding="utf-8"?>
+<ds:datastoreItem xmlns:ds="http://schemas.openxmlformats.org/officeDocument/2006/customXml" ds:itemID="{49E9CE2F-4863-430F-A73B-CD3063AB172E}">
   <ds:schemaRefs>
-    <ds:schemaRef ds:uri="http://schemas.openxmlformats.org/officeDocument/2006/bibliography"/>
+    <ds:schemaRef ds:uri="http://schemas.microsoft.com/sharepoint/v3/contenttype/forms"/>
   </ds:schemaRefs>
 </ds:datastoreItem>
 </file>
 
-<file path=customXml/itemProps4.xml><?xml version="1.0" encoding="utf-8"?>
+<file path=customXml/itemProps3.xml><?xml version="1.0" encoding="utf-8"?>
 <ds:datastoreItem xmlns:ds="http://schemas.openxmlformats.org/officeDocument/2006/customXml" ds:itemID="{4683CF39-CBC1-469A-88EA-F31417A0D119}">
   <ds:schemaRefs>
     <ds:schemaRef ds:uri="http://schemas.microsoft.com/office/2006/metadata/properties"/>
@@ -16270,4 +15680,12 @@
     <ds:schemaRef ds:uri="7664362d-1707-476c-9a7a-9cf02496d35a"/>
   </ds:schemaRefs>
 </ds:datastoreItem>
+</file>
+
+<file path=customXml/itemProps4.xml><?xml version="1.0" encoding="utf-8"?>
+<ds:datastoreItem xmlns:ds="http://schemas.openxmlformats.org/officeDocument/2006/customXml" ds:itemID="{5B5DE3F8-EE46-4086-9AE9-D8D7D2F3DF66}">
+  <ds:schemaRefs>
+    <ds:schemaRef ds:uri="http://schemas.openxmlformats.org/officeDocument/2006/bibliography"/>
+  </ds:schemaRefs>
+</ds:datastoreItem>
 </file>